--- a/docs/Devayan_Mandal.docx
+++ b/docs/Devayan_Mandal.docx
@@ -79,7 +79,7 @@
           <w:sz w:val="22"/>
           <w:szCs w:val="21"/>
         </w:rPr>
-        <w:t>Full Stack AI Native / Forward Deployed AI Engineer with 10 years of remote, self-directed production work. Built 30+ production-grade systems across autonomous multi-agent platforms, MCP integrations, deterministic RL evaluation, real-time observability, and high-throughput web applications. Merged 10 upstream pull requests across TypeScript, JavaScript, Python, and Rust in Recharts, pnpm, node-postgres, SQLMesh, Biome, Better Auth, thirdweb, and Anza Kit. Specializes in explicit state machines, bounded autonomy, verifiable AI systems, hybrid RAG and memory architectures, streaming infrastructure, and production-grade developer tooling, with end-to-end ownership from architecture through deployment, observability, testing, and upstream delivery.</w:t>
+        <w:t>Full Stack AI Native / Forward Deployed AI Engineer with 10 years of remote, self-directed production work. Built 30+ production-grade systems across autonomous multi-agent platforms, MCP integrations, deterministic RL evaluation, real-time observability, and high-throughput web applications. Merged 19 upstream pull requests across TypeScript, JavaScript, Python, and Rust in Recharts, pnpm, node-postgres, SQLMesh, Biome, Better Auth, thirdweb, Anza Kit, and Rspress. Specializes in explicit state machines, bounded autonomy, verifiable AI systems, hybrid RAG and memory architectures, streaming infrastructure, and production-grade developer tooling, with end-to-end ownership from architecture through deployment, observability, testing, and upstream delivery.</w:t>
       </w:r>
     </w:p>
     <w:p>
@@ -723,6 +723,168 @@
         <w:rPr>
           <w:sz w:val="18"/>
         </w:rPr>
+        <w:t>• stellar/stellar-docs #2859 (MDX) - added the --enable-core-manual-close flag to the Local section of the Network Modes page, so the parameter list no longer omits a flag the quickstart container ships, with a cross-link to the Manual close mode section noting that only the local configuration sets NODE_IS_VALIDATOR. Merged Sep 2026.</w:t>
+      </w:r>
+    </w:p>
+    <w:p>
+      <w:pPr>
+        <w:pBdr>
+          <w:bottom w:val="single" w:sz="6" w:space="1" w:color="666666"/>
+        </w:pBdr>
+        <w:spacing w:before="0" w:after="20" w:line="240" w:lineRule="auto"/>
+        <w:rPr>
+          <w:sz w:val="21"/>
+          <w:szCs w:val="21"/>
+        </w:rPr>
+      </w:pPr>
+      <w:r>
+        <w:rPr>
+          <w:sz w:val="18"/>
+        </w:rPr>
+        <w:t>• stellar/stellar-docs #2850 (MDX) - documented Quickstart's undocumented `--enable-core-manual-close` flag in the advanced usage docs, covering the `MANUAL_CLOSE` setting it writes into the generated core config, the `manualclose` endpoint that advances one ledger per call, and loopback-bound startup examples for macOS, Linux, and Windows. Merged Sep 2026.</w:t>
+      </w:r>
+    </w:p>
+    <w:p>
+      <w:pPr>
+        <w:pBdr>
+          <w:bottom w:val="single" w:sz="6" w:space="1" w:color="666666"/>
+        </w:pBdr>
+        <w:spacing w:before="0" w:after="20" w:line="240" w:lineRule="auto"/>
+        <w:rPr>
+          <w:sz w:val="21"/>
+          <w:szCs w:val="21"/>
+        </w:rPr>
+      </w:pPr>
+      <w:r>
+        <w:rPr>
+          <w:sz w:val="18"/>
+        </w:rPr>
+        <w:t>• ssf0409/tracelens #140 (Python) - markdown table cells in the report generator are now escaped with html.escape in addition to pipe and newline handling. Task ids or gate values containing pipes, line breaks, or HTML metacharacters no longer break the per-task and baseline-gate tables piped into $GITHUB_STEP_SUMMARY, and no cell can open a raw HTML element. Merged Sep 2026.</w:t>
+      </w:r>
+    </w:p>
+    <w:p>
+      <w:pPr>
+        <w:pBdr>
+          <w:bottom w:val="single" w:sz="6" w:space="1" w:color="666666"/>
+        </w:pBdr>
+        <w:spacing w:before="0" w:after="20" w:line="240" w:lineRule="auto"/>
+        <w:rPr>
+          <w:sz w:val="21"/>
+          <w:szCs w:val="21"/>
+        </w:rPr>
+      </w:pPr>
+      <w:r>
+        <w:rPr>
+          <w:sz w:val="18"/>
+        </w:rPr>
+        <w:t>• stellar/stellar-docs #2849 (MDX) - reworked the address conversion example to propagate the fallible `Result&lt;Address, ConversionError&gt;` instead of unwrapping malformed XDR, and documented that untrusted XDR must be handled rather than panicking. Merged Sep 2026.</w:t>
+      </w:r>
+    </w:p>
+    <w:p>
+      <w:pPr>
+        <w:pBdr>
+          <w:bottom w:val="single" w:sz="6" w:space="1" w:color="666666"/>
+        </w:pBdr>
+        <w:spacing w:before="0" w:after="20" w:line="240" w:lineRule="auto"/>
+        <w:rPr>
+          <w:sz w:val="21"/>
+          <w:szCs w:val="21"/>
+        </w:rPr>
+      </w:pPr>
+      <w:r>
+        <w:rPr>
+          <w:sz w:val="18"/>
+        </w:rPr>
+        <w:t>• stellar/stellar-docs #2853 (MDX) - reconciled memo framing in the pooled accounts guide so memos read as the legacy mechanism still in active use and muxed accounts as preferred going forward. Merged Sep 2026.</w:t>
+      </w:r>
+    </w:p>
+    <w:p>
+      <w:pPr>
+        <w:pBdr>
+          <w:bottom w:val="single" w:sz="6" w:space="1" w:color="666666"/>
+        </w:pBdr>
+        <w:spacing w:before="0" w:after="20" w:line="240" w:lineRule="auto"/>
+        <w:rPr>
+          <w:sz w:val="21"/>
+          <w:szCs w:val="21"/>
+        </w:rPr>
+      </w:pPr>
+      <w:r>
+        <w:rPr>
+          <w:sz w:val="18"/>
+        </w:rPr>
+        <w:t>• stellar/stellar-docs #2851 (MDX) - qualified the Freighter HTTPS requirement, noting that `http://localhost` is already a Potentially Trustworthy origin under W3C Secure Contexts so loopback needs no TLS. Merged Sep 2026.</w:t>
+      </w:r>
+    </w:p>
+    <w:p>
+      <w:pPr>
+        <w:pBdr>
+          <w:bottom w:val="single" w:sz="6" w:space="1" w:color="666666"/>
+        </w:pBdr>
+        <w:spacing w:before="0" w:after="20" w:line="240" w:lineRule="auto"/>
+        <w:rPr>
+          <w:sz w:val="21"/>
+          <w:szCs w:val="21"/>
+        </w:rPr>
+      </w:pPr>
+      <w:r>
+        <w:rPr>
+          <w:sz w:val="18"/>
+        </w:rPr>
+        <w:t>• pytest-dev/pytest-env #262 (Python) - documented that pytest.toml and .pytest.toml accept the native [pytest] env table, not only the plugin-specific [pytest_env] section. Merged Sep 2026.</w:t>
+      </w:r>
+    </w:p>
+    <w:p>
+      <w:pPr>
+        <w:pBdr>
+          <w:bottom w:val="single" w:sz="6" w:space="1" w:color="666666"/>
+        </w:pBdr>
+        <w:spacing w:before="0" w:after="20" w:line="240" w:lineRule="auto"/>
+        <w:rPr>
+          <w:sz w:val="21"/>
+          <w:szCs w:val="21"/>
+        </w:rPr>
+      </w:pPr>
+      <w:r>
+        <w:rPr>
+          <w:sz w:val="18"/>
+        </w:rPr>
+        <w:t>• pnpm/pnpm #14863 (Rust/TypeScript) - fixed startup crashes on FreeBSD and other non-Windows Unix-like platforms by making default_store_dir use the Unix fallback path; added platform-specific regression coverage. Merged Sep 2026.</w:t>
+      </w:r>
+    </w:p>
+    <w:p>
+      <w:pPr>
+        <w:pBdr>
+          <w:bottom w:val="single" w:sz="6" w:space="1" w:color="666666"/>
+        </w:pBdr>
+        <w:spacing w:before="0" w:after="20" w:line="240" w:lineRule="auto"/>
+        <w:rPr>
+          <w:sz w:val="21"/>
+          <w:szCs w:val="21"/>
+        </w:rPr>
+      </w:pPr>
+      <w:r>
+        <w:rPr>
+          <w:sz w:val="18"/>
+        </w:rPr>
+        <w:t>• web-infra-dev/rspress #3678 (TypeScript) - fixed a Search initialization race by awaiting FlexSearch addAsync indexing before LocalProvider.init() resolves, preventing early searches from incorrectly returning no results on larger sites; focused regression-oriented fix. Merged Sep 2026.</w:t>
+      </w:r>
+    </w:p>
+    <w:p>
+      <w:pPr>
+        <w:pBdr>
+          <w:bottom w:val="single" w:sz="6" w:space="1" w:color="666666"/>
+        </w:pBdr>
+        <w:spacing w:before="0" w:after="20" w:line="240" w:lineRule="auto"/>
+        <w:rPr>
+          <w:sz w:val="21"/>
+          <w:szCs w:val="21"/>
+        </w:rPr>
+      </w:pPr>
+      <w:r>
+        <w:rPr>
+          <w:sz w:val="18"/>
+        </w:rPr>
         <w:t>• recharts/recharts #7805 (TypeScript) - removed tabIndex={-1} from z-index portal SVG &lt;g&gt; layers so empty groups are not pointer-focusable and WebKit does not draw geometry-traced focus rings; added regression coverage asserting no layer carries a tabindex attribute. Merged Sep 2026.</w:t>
       </w:r>
     </w:p>
@@ -741,6 +903,60 @@
         <w:rPr>
           <w:sz w:val="18"/>
         </w:rPr>
+        <w:t>• brianc/node-postgres #3772 (JavaScript) - stopped Connection.sync() from incorrectly setting the internal _ending flag, preventing false suppression of subsequent socket errors; added unit coverage for Sync vs disconnect semantics. Merged Sep 2026.</w:t>
+      </w:r>
+    </w:p>
+    <w:p>
+      <w:pPr>
+        <w:pBdr>
+          <w:bottom w:val="single" w:sz="6" w:space="1" w:color="666666"/>
+        </w:pBdr>
+        <w:spacing w:before="0" w:after="20" w:line="240" w:lineRule="auto"/>
+        <w:rPr>
+          <w:sz w:val="21"/>
+          <w:szCs w:val="21"/>
+        </w:rPr>
+      </w:pPr>
+      <w:r>
+        <w:rPr>
+          <w:sz w:val="18"/>
+        </w:rPr>
+        <w:t>• pnpm/pnpm #14756 (Rust/TypeScript) - preserved existing dependency range operators and npm:/jsr: protocol prefixes during pnpm update, including prerelease and exact-version handling. Merged Sep 2026.</w:t>
+      </w:r>
+    </w:p>
+    <w:p>
+      <w:pPr>
+        <w:pBdr>
+          <w:bottom w:val="single" w:sz="6" w:space="1" w:color="666666"/>
+        </w:pBdr>
+        <w:spacing w:before="0" w:after="20" w:line="240" w:lineRule="auto"/>
+        <w:rPr>
+          <w:sz w:val="21"/>
+          <w:szCs w:val="21"/>
+        </w:rPr>
+      </w:pPr>
+      <w:r>
+        <w:rPr>
+          <w:sz w:val="18"/>
+        </w:rPr>
+        <w:t>• pnpm/pnpm #14754 (Rust) - fixed non-recursive pattern runs with --no-bail so matching scripts continue executing and failures are aggregated correctly; added concurrent and sequential regression tests. Merged Sep 2026.</w:t>
+      </w:r>
+    </w:p>
+    <w:p>
+      <w:pPr>
+        <w:pBdr>
+          <w:bottom w:val="single" w:sz="6" w:space="1" w:color="666666"/>
+        </w:pBdr>
+        <w:spacing w:before="0" w:after="20" w:line="240" w:lineRule="auto"/>
+        <w:rPr>
+          <w:sz w:val="21"/>
+          <w:szCs w:val="21"/>
+        </w:rPr>
+      </w:pPr>
+      <w:r>
+        <w:rPr>
+          <w:sz w:val="18"/>
+        </w:rPr>
         <w:t>• pnpm/pnpm #14753 (Rust/TypeScript) - fixed lockfile:false being ignored when automatic package-manager switching downloaded the configured engine; added unit and filesystem-backed regression coverage across Rust and TypeScript paths. Merged Sep 2026.</w:t>
       </w:r>
     </w:p>
@@ -759,7 +975,7 @@
         <w:rPr>
           <w:sz w:val="18"/>
         </w:rPr>
-        <w:t>• pnpm/pnpm #14754 (Rust) - fixed non-recursive pattern runs with --no-bail so matching scripts continue executing and failures are aggregated correctly; added concurrent and sequential regression tests. Merged Sep 2026.</w:t>
+        <w:t>• SQLMesh/sqlmesh #6040 (Python) - moved ModelTest.create_test() off concurrent worker threads to eliminate a time_machine/ttl_cache race in sqlmesh test; verified the focused race regression repeatedly. Merged Sep 2026.</w:t>
       </w:r>
     </w:p>
     <w:p>
@@ -777,7 +993,7 @@
         <w:rPr>
           <w:sz w:val="18"/>
         </w:rPr>
-        <w:t>• pnpm/pnpm #14756 (Rust/TypeScript) - preserved existing dependency range operators and npm:/jsr: protocol prefixes during pnpm update, including prerelease and exact-version handling. Merged Sep 2026.</w:t>
+        <w:t>• anza-xyz/kit #2032 (TypeScript) - restored number predicates in the getPatternMatchCodec advanced guide to match current codec typing. Merged Sep 2026.</w:t>
       </w:r>
     </w:p>
     <w:p>
@@ -795,7 +1011,7 @@
         <w:rPr>
           <w:sz w:val="18"/>
         </w:rPr>
-        <w:t>• brianc/node-postgres #3772 (JavaScript) - stopped Connection.sync() from incorrectly setting the internal _ending flag, preventing false suppression of subsequent socket errors; added unit coverage for Sync vs disconnect semantics. Merged Sep 2026.</w:t>
+        <w:t>• better-auth/better-auth #11208 (TypeScript) - added regression coverage locking the /phone-number/verify OpenAPI requestBody after a Zod .and(z.record()) intersection; tests only, no production generator changes. Merged Sep 2026.</w:t>
       </w:r>
     </w:p>
     <w:p>
@@ -813,7 +1029,7 @@
         <w:rPr>
           <w:sz w:val="18"/>
         </w:rPr>
-        <w:t>• SQLMesh/sqlmesh #6040 (Python) - moved ModelTest.create_test() off concurrent worker threads to eliminate a time_machine/ttl_cache race in sqlmesh test; verified the focused race regression repeatedly. Merged Sep 2026.</w:t>
+        <w:t>• biomejs/biome #11667 (Rust) - ported the unicorn better-dom-traversing rule into Biome's nursery linter; +1,972 lines across 17 files and 7 commits, released to 13 packages via changeset. Merged Sep 2026.</w:t>
       </w:r>
     </w:p>
     <w:p>
@@ -831,7 +1047,7 @@
         <w:rPr>
           <w:sz w:val="18"/>
         </w:rPr>
-        <w:t>• biomejs/biome #11667 (Rust) - ported the unicorn better-dom-traversing rule into Biome's nursery linter; +1,972 lines across 17 files and 7 commits, released to 13 packages via changeset. Merged Sep 2026.</w:t>
+        <w:t>• thirdweb-dev/js #8938 (TypeScript) - fixed useTokenQuery error handling so 401/429/timeout failures rethrow instead of rendering a false "Token Not Supported" state in CheckoutWidget; added tests and a patch changeset. Merged Sep 2026.</w:t>
       </w:r>
     </w:p>
     <w:p>
@@ -849,60 +1065,7 @@
         <w:rPr>
           <w:sz w:val="18"/>
         </w:rPr>
-        <w:t>• better-auth/better-auth #11208 (TypeScript) - added regression coverage locking the /phone-number/verify OpenAPI requestBody after a Zod .and(z.record()) intersection; tests only, no production generator changes. Merged Sep 2026.</w:t>
-      </w:r>
-    </w:p>
-    <w:p>
-      <w:pPr>
-        <w:pBdr>
-          <w:bottom w:val="single" w:sz="6" w:space="1" w:color="666666"/>
-        </w:pBdr>
-        <w:spacing w:before="0" w:after="20" w:line="240" w:lineRule="auto"/>
-        <w:rPr>
-          <w:sz w:val="21"/>
-          <w:szCs w:val="21"/>
-        </w:rPr>
-      </w:pPr>
-      <w:r>
-        <w:rPr>
-          <w:sz w:val="18"/>
-        </w:rPr>
-        <w:t>• thirdweb-dev/js #8938 (TypeScript) - fixed useTokenQuery error handling so 401/429/timeout failures rethrow instead of rendering a false "Token Not Supported" state in CheckoutWidget; added tests and a patch changeset. Merged Sep 2026.</w:t>
-      </w:r>
-    </w:p>
-    <w:p>
-      <w:pPr>
-        <w:pBdr>
-          <w:bottom w:val="single" w:sz="6" w:space="1" w:color="666666"/>
-        </w:pBdr>
-        <w:spacing w:before="0" w:after="20" w:line="240" w:lineRule="auto"/>
-        <w:rPr>
-          <w:sz w:val="21"/>
-          <w:szCs w:val="21"/>
-        </w:rPr>
-      </w:pPr>
-      <w:r>
-        <w:rPr>
-          <w:sz w:val="18"/>
-        </w:rPr>
-        <w:t>• anza-xyz/kit #2032 (TypeScript) - restored number predicates in the getPatternMatchCodec advanced guide to match current codec typing. Merged Sep 2026.</w:t>
-      </w:r>
-    </w:p>
-    <w:p>
-      <w:pPr>
-        <w:pBdr>
-          <w:bottom w:val="single" w:sz="6" w:space="1" w:color="666666"/>
-        </w:pBdr>
-        <w:spacing w:before="0" w:after="20" w:line="240" w:lineRule="auto"/>
-        <w:rPr>
-          <w:sz w:val="21"/>
-          <w:szCs w:val="21"/>
-        </w:rPr>
-      </w:pPr>
-      <w:r>
-        <w:rPr>
-          <w:sz w:val="18"/>
-        </w:rPr>
+        <w:t xml:space="preserve"/>
       </w:r>
     </w:p>
     <w:p>

--- a/docs/Devayan_Mandal.docx
+++ b/docs/Devayan_Mandal.docx
@@ -168,7 +168,7 @@
           <w:sz w:val="20"/>
           <w:szCs w:val="20"/>
         </w:rPr>
-        <w:t xml:space="preserve">Backend &amp; Data: FastAPI, Node.js, Drizzle ORM, Prisma, SQLAlchemy, PostgreSQL (pgvector), Neon, Supabase, SQLite, Pydantic, Zod, Stripe</w:t>
+        <w:t xml:space="preserve">Backend &amp; Data: FastAPI, Node.js, Drizzle ORM, Prisma, SQLAlchemy, PostgreSQL (pgvector), Neon, Supabase, SQLite, Pydantic, Zod, Stripe; SSE, WebSockets, Socket.io, replayable traces, OpenTelemetry-shaped tracing, LangSmith evaluation pipelines</w:t>
       </w:r>
     </w:p>
     <w:p>
@@ -184,7 +184,7 @@
           <w:sz w:val="20"/>
           <w:szCs w:val="20"/>
         </w:rPr>
-        <w:t xml:space="preserve">Realtime &amp; Observability: SSE, WebSockets, Socket.io, replayable traces, OpenTelemetry-shaped tracing, LangSmith evaluation pipelines</w:t>
+        <w:t xml:space="preserve">Cloud &amp; DevOps: Vercel, AWS, Microsoft Azure, GitHub Actions CI/CD, serverless, scheduled pipelines, Vitest, pytest, Playwright, Biome; Six Sigma DMAIC, bounded autonomy, retrieval-bounded generation, AST-sandboxed grading, cost-aware routing, threat-model documentation, Git, Changesets</w:t>
       </w:r>
     </w:p>
     <w:p>
@@ -200,39 +200,7 @@
           <w:sz w:val="20"/>
           <w:szCs w:val="20"/>
         </w:rPr>
-        <w:t xml:space="preserve">Cloud &amp; DevOps: Vercel, AWS, Microsoft Azure, GitHub Actions CI/CD, serverless, scheduled pipelines, Vitest, pytest, Playwright, Biome</w:t>
-      </w:r>
-    </w:p>
-    <w:p>
-      <w:pPr>
-        <w:spacing w:before="0" w:after="40" w:line="240" w:lineRule="auto"/>
-        <w:rPr>
-          <w:sz w:val="20"/>
-          <w:szCs w:val="20"/>
-        </w:rPr>
-      </w:pPr>
-      <w:r>
-        <w:rPr>
-          <w:sz w:val="20"/>
-          <w:szCs w:val="20"/>
-        </w:rPr>
         <w:t xml:space="preserve">Web3 &amp; Blockchain: Solidity, OpenZeppelin, Foundry, viem, wagmi, ethers.js, Safe Protocol Kit, RainbowKit, Reown AppKit, Base L2, blockchain and wallet infrastructure</w:t>
-      </w:r>
-    </w:p>
-    <w:p>
-      <w:pPr>
-        <w:spacing w:before="0" w:after="40" w:line="240" w:lineRule="auto"/>
-        <w:rPr>
-          <w:sz w:val="20"/>
-          <w:szCs w:val="20"/>
-        </w:rPr>
-      </w:pPr>
-      <w:r>
-        <w:rPr>
-          <w:sz w:val="20"/>
-          <w:szCs w:val="20"/>
-        </w:rPr>
-        <w:t xml:space="preserve">Practices: Six Sigma DMAIC, bounded autonomy, retrieval-bounded generation, AST-sandboxed grading, cost-aware routing, threat-model documentation, Git, Changesets</w:t>
       </w:r>
     </w:p>
     <w:p>
@@ -644,143 +612,7 @@
           <w:sz w:val="20"/>
           <w:szCs w:val="20"/>
         </w:rPr>
-        <w:t xml:space="preserve">• Model Context Protocol: Advanced Topics - Anthropic, 2026</w:t>
-      </w:r>
-    </w:p>
-    <w:p>
-      <w:pPr>
-        <w:spacing w:before="0" w:after="20" w:line="240" w:lineRule="auto"/>
-        <w:ind w:left="180" w:hanging="180"/>
-        <w:rPr>
-          <w:sz w:val="20"/>
-          <w:szCs w:val="20"/>
-        </w:rPr>
-      </w:pPr>
-      <w:r>
-        <w:rPr>
-          <w:sz w:val="20"/>
-          <w:szCs w:val="20"/>
-        </w:rPr>
-        <w:t xml:space="preserve">• AI Fluency for Builders - Anthropic (with CodePath), 2026</w:t>
-      </w:r>
-    </w:p>
-    <w:p>
-      <w:pPr>
-        <w:spacing w:before="0" w:after="20" w:line="240" w:lineRule="auto"/>
-        <w:ind w:left="180" w:hanging="180"/>
-        <w:rPr>
-          <w:sz w:val="20"/>
-          <w:szCs w:val="20"/>
-        </w:rPr>
-      </w:pPr>
-      <w:r>
-        <w:rPr>
-          <w:sz w:val="20"/>
-          <w:szCs w:val="20"/>
-        </w:rPr>
-        <w:t xml:space="preserve">• Agents and Workflows - OpenAI Academy, 2026</w:t>
-      </w:r>
-    </w:p>
-    <w:p>
-      <w:pPr>
-        <w:spacing w:before="0" w:after="20" w:line="240" w:lineRule="auto"/>
-        <w:ind w:left="180" w:hanging="180"/>
-        <w:rPr>
-          <w:sz w:val="20"/>
-          <w:szCs w:val="20"/>
-        </w:rPr>
-      </w:pPr>
-      <w:r>
-        <w:rPr>
-          <w:sz w:val="20"/>
-          <w:szCs w:val="20"/>
-        </w:rPr>
-        <w:t xml:space="preserve">• Deep Agents with LangGraph - LangChain Academy, 2026</w:t>
-      </w:r>
-    </w:p>
-    <w:p>
-      <w:pPr>
-        <w:spacing w:before="0" w:after="20" w:line="240" w:lineRule="auto"/>
-        <w:ind w:left="180" w:hanging="180"/>
-        <w:rPr>
-          <w:sz w:val="20"/>
-          <w:szCs w:val="20"/>
-        </w:rPr>
-      </w:pPr>
-      <w:r>
-        <w:rPr>
-          <w:sz w:val="20"/>
-          <w:szCs w:val="20"/>
-        </w:rPr>
-        <w:t xml:space="preserve">• Ambient Agents with LangGraph - LangChain Academy, 2026</w:t>
-      </w:r>
-    </w:p>
-    <w:p>
-      <w:pPr>
-        <w:spacing w:before="0" w:after="20" w:line="240" w:lineRule="auto"/>
-        <w:ind w:left="180" w:hanging="180"/>
-        <w:rPr>
-          <w:sz w:val="20"/>
-          <w:szCs w:val="20"/>
-        </w:rPr>
-      </w:pPr>
-      <w:r>
-        <w:rPr>
-          <w:sz w:val="20"/>
-          <w:szCs w:val="20"/>
-        </w:rPr>
-        <w:t xml:space="preserve">• Microsoft Certified: Azure Fundamentals (AZ-900) - Microsoft, 2020</w:t>
-      </w:r>
-    </w:p>
-    <w:p>
-      <w:pPr>
-        <w:spacing w:before="0" w:after="20" w:line="240" w:lineRule="auto"/>
-        <w:ind w:left="180" w:hanging="180"/>
-        <w:rPr>
-          <w:sz w:val="20"/>
-          <w:szCs w:val="20"/>
-        </w:rPr>
-      </w:pPr>
-      <w:r>
-        <w:rPr>
-          <w:sz w:val="20"/>
-          <w:szCs w:val="20"/>
-        </w:rPr>
-        <w:t xml:space="preserve">• AWS Fundamentals Specialization - Amazon Web Services (Coursera), 2020</w:t>
-      </w:r>
-    </w:p>
-    <w:p>
-      <w:pPr>
-        <w:spacing w:before="0" w:after="20" w:line="240" w:lineRule="auto"/>
-        <w:ind w:left="180" w:hanging="180"/>
-        <w:rPr>
-          <w:sz w:val="20"/>
-          <w:szCs w:val="20"/>
-        </w:rPr>
-      </w:pPr>
-      <w:r>
-        <w:rPr>
-          <w:sz w:val="20"/>
-          <w:szCs w:val="20"/>
-        </w:rPr>
-        <w:t xml:space="preserve">• Data Science Specialization - Johns Hopkins University (Coursera), 2020</w:t>
-      </w:r>
-    </w:p>
-    <w:p>
-      <w:pPr>
-        <w:spacing w:before="0" w:after="20" w:line="240" w:lineRule="auto"/>
-        <w:ind w:left="180" w:hanging="180"/>
-        <w:rPr>
-          <w:sz w:val="20"/>
-          <w:szCs w:val="20"/>
-        </w:rPr>
-      </w:pPr>
-      <w:r>
-        <w:rPr>
-          <w:sz w:val="20"/>
-          <w:szCs w:val="20"/>
-        </w:rPr>
-        <w:t xml:space="preserve">• Six Sigma Green Belt - Kennesaw State University (Coursera), 2020</w:t>
+        <w:t xml:space="preserve">• Model Context Protocol: Advanced Topics - Anthropic, 2026; AI Fluency for Builders - Anthropic (with CodePath), 2026; Agents and Workflows - OpenAI Academy, 2026; Deep Agents with LangGraph - LangChain Academy, 2026; Ambient Agents with LangGraph - LangChain Academy, 2026; Microsoft Certified: Azure Fundamentals (AZ-900) - Microsoft, 2020; AWS Fundamentals Specialization - Amazon Web Services (Coursera), 2020; Data Science Specialization - Johns Hopkins University (Coursera), 2020; Six Sigma Green Belt - Kennesaw State University (Coursera), 2020</w:t>
       </w:r>
     </w:p>
     <w:p>
@@ -953,58 +785,7 @@
           <w:sz w:val="20"/>
           <w:szCs w:val="20"/>
         </w:rPr>
-        <w:t xml:space="preserve">• pnpm/pnpm #14863 (Rust/TypeScript) - fixed startup crashes on FreeBSD and other non-Windows Unix-like platforms by making default_store_dir.</w:t>
-      </w:r>
-    </w:p>
-    <w:p>
-      <w:pPr>
-        <w:spacing w:before="0" w:after="20" w:line="240" w:lineRule="auto"/>
-        <w:ind w:left="180" w:hanging="180"/>
-        <w:rPr>
-          <w:sz w:val="20"/>
-          <w:szCs w:val="20"/>
-        </w:rPr>
-      </w:pPr>
-      <w:r>
-        <w:rPr>
-          <w:sz w:val="20"/>
-          <w:szCs w:val="20"/>
-        </w:rPr>
-        <w:t xml:space="preserve">• web-infra-dev/rspress #3678 (TypeScript) - fixed a Search initialization race by awaiting FlexSearch addAsync indexing.</w:t>
-      </w:r>
-    </w:p>
-    <w:p>
-      <w:pPr>
-        <w:spacing w:before="0" w:after="20" w:line="240" w:lineRule="auto"/>
-        <w:ind w:left="180" w:hanging="180"/>
-        <w:rPr>
-          <w:sz w:val="20"/>
-          <w:szCs w:val="20"/>
-        </w:rPr>
-      </w:pPr>
-      <w:r>
-        <w:rPr>
-          <w:sz w:val="20"/>
-          <w:szCs w:val="20"/>
-        </w:rPr>
-        <w:t xml:space="preserve">• recharts/recharts #7805 (TypeScript) - removed tabIndex={-1} from z-index portal SVG &lt;g&gt; layers so empty groups are not pointer-focusable.</w:t>
-      </w:r>
-    </w:p>
-    <w:p>
-      <w:pPr>
-        <w:spacing w:before="0" w:after="20" w:line="240" w:lineRule="auto"/>
-        <w:ind w:left="180" w:hanging="180"/>
-        <w:rPr>
-          <w:sz w:val="20"/>
-          <w:szCs w:val="20"/>
-        </w:rPr>
-      </w:pPr>
-      <w:r>
-        <w:rPr>
-          <w:sz w:val="20"/>
-          <w:szCs w:val="20"/>
-        </w:rPr>
-        <w:t xml:space="preserve">• +13 more merged upstream PRs across stellar/stellar-docs, brianc/node-postgres and 6 other repositories.</w:t>
+        <w:t xml:space="preserve">• +16 more merged upstream PRs across stellar/stellar-docs, pnpm/pnpm and 8 other repositories.</w:t>
       </w:r>
     </w:p>
     <w:p>

--- a/docs/Devayan_Mandal.docx
+++ b/docs/Devayan_Mandal.docx
@@ -168,23 +168,39 @@
           <w:sz w:val="20"/>
           <w:szCs w:val="20"/>
         </w:rPr>
-        <w:t xml:space="preserve">Backend &amp; Data: FastAPI, Node.js, Drizzle ORM, Prisma, SQLAlchemy, PostgreSQL (pgvector), Neon, Supabase, SQLite, Pydantic, Zod, Stripe; SSE, WebSockets, Socket.io, replayable traces, OpenTelemetry-shaped tracing, LangSmith evaluation pipelines</w:t>
-      </w:r>
-    </w:p>
-    <w:p>
-      <w:pPr>
-        <w:spacing w:before="0" w:after="40" w:line="240" w:lineRule="auto"/>
-        <w:rPr>
-          <w:sz w:val="20"/>
-          <w:szCs w:val="20"/>
-        </w:rPr>
-      </w:pPr>
-      <w:r>
-        <w:rPr>
-          <w:sz w:val="20"/>
-          <w:szCs w:val="20"/>
-        </w:rPr>
-        <w:t xml:space="preserve">Cloud &amp; DevOps: Vercel, AWS, Microsoft Azure, GitHub Actions CI/CD, serverless, scheduled pipelines, Vitest, pytest, Playwright, Biome; Six Sigma DMAIC, bounded autonomy, retrieval-bounded generation, AST-sandboxed grading, cost-aware routing, threat-model documentation, Git, Changesets</w:t>
+        <w:t xml:space="preserve">Backend &amp; Data: FastAPI, Node.js, Drizzle ORM, Prisma, SQLAlchemy, PostgreSQL (pgvector), Neon, Supabase, SQLite, Pydantic, Zod, Stripe</w:t>
+      </w:r>
+    </w:p>
+    <w:p>
+      <w:pPr>
+        <w:spacing w:before="0" w:after="40" w:line="240" w:lineRule="auto"/>
+        <w:rPr>
+          <w:sz w:val="20"/>
+          <w:szCs w:val="20"/>
+        </w:rPr>
+      </w:pPr>
+      <w:r>
+        <w:rPr>
+          <w:sz w:val="20"/>
+          <w:szCs w:val="20"/>
+        </w:rPr>
+        <w:t xml:space="preserve">Realtime &amp; Observability: SSE, WebSockets, Socket.io, replayable traces, OpenTelemetry-shaped tracing, LangSmith evaluation pipelines</w:t>
+      </w:r>
+    </w:p>
+    <w:p>
+      <w:pPr>
+        <w:spacing w:before="0" w:after="40" w:line="240" w:lineRule="auto"/>
+        <w:rPr>
+          <w:sz w:val="20"/>
+          <w:szCs w:val="20"/>
+        </w:rPr>
+      </w:pPr>
+      <w:r>
+        <w:rPr>
+          <w:sz w:val="20"/>
+          <w:szCs w:val="20"/>
+        </w:rPr>
+        <w:t xml:space="preserve">Cloud &amp; DevOps: Vercel, AWS, Microsoft Azure, GitHub Actions CI/CD, serverless, scheduled pipelines, Vitest, pytest, Playwright, Biome</w:t>
       </w:r>
     </w:p>
     <w:p>
@@ -201,6 +217,22 @@
           <w:szCs w:val="20"/>
         </w:rPr>
         <w:t xml:space="preserve">Web3 &amp; Blockchain: Solidity, OpenZeppelin, Foundry, viem, wagmi, ethers.js, Safe Protocol Kit, RainbowKit, Reown AppKit, Base L2, blockchain and wallet infrastructure</w:t>
+      </w:r>
+    </w:p>
+    <w:p>
+      <w:pPr>
+        <w:spacing w:before="0" w:after="40" w:line="240" w:lineRule="auto"/>
+        <w:rPr>
+          <w:sz w:val="20"/>
+          <w:szCs w:val="20"/>
+        </w:rPr>
+      </w:pPr>
+      <w:r>
+        <w:rPr>
+          <w:sz w:val="20"/>
+          <w:szCs w:val="20"/>
+        </w:rPr>
+        <w:t xml:space="preserve">Practices: Six Sigma DMAIC, bounded autonomy, retrieval-bounded generation, AST-sandboxed grading, cost-aware routing, threat-model documentation, Git, Changesets</w:t>
       </w:r>
     </w:p>
     <w:p>
@@ -785,7 +817,41 @@
           <w:sz w:val="20"/>
           <w:szCs w:val="20"/>
         </w:rPr>
-        <w:t xml:space="preserve">• +16 more merged upstream PRs across stellar/stellar-docs, pnpm/pnpm and 8 other repositories.</w:t>
+        <w:t xml:space="preserve">• pnpm/pnpm #14863 (Rust/TypeScript) - fixed startup crashes on FreeBSD and other non-Windows Unix-like platforms by making default_store_dir.</w:t>
+      </w:r>
+    </w:p>
+    <w:p>
+      <w:pPr>
+        <w:spacing w:before="0" w:after="20" w:line="240" w:lineRule="auto"/>
+        <w:ind w:left="180" w:hanging="180"/>
+        <w:rPr>
+          <w:sz w:val="20"/>
+          <w:szCs w:val="20"/>
+        </w:rPr>
+      </w:pPr>
+      <w:r>
+        <w:rPr>
+          <w:sz w:val="20"/>
+          <w:szCs w:val="20"/>
+        </w:rPr>
+        <w:t xml:space="preserve">• web-infra-dev/rspress #3678 (TypeScript) - fixed a Search initialization race by awaiting FlexSearch addAsync indexing before LocalProvider.init().</w:t>
+      </w:r>
+    </w:p>
+    <w:p>
+      <w:pPr>
+        <w:spacing w:before="0" w:after="20" w:line="240" w:lineRule="auto"/>
+        <w:ind w:left="180" w:hanging="180"/>
+        <w:rPr>
+          <w:sz w:val="20"/>
+          <w:szCs w:val="20"/>
+        </w:rPr>
+      </w:pPr>
+      <w:r>
+        <w:rPr>
+          <w:sz w:val="20"/>
+          <w:szCs w:val="20"/>
+        </w:rPr>
+        <w:t xml:space="preserve">• +14 more merged upstream PRs across stellar/stellar-docs, recharts/recharts and 7 other repositories.</w:t>
       </w:r>
     </w:p>
     <w:p>

--- a/docs/Devayan_Mandal.docx
+++ b/docs/Devayan_Mandal.docx
@@ -84,7 +84,7 @@
           <w:sz w:val="20"/>
           <w:szCs w:val="20"/>
         </w:rPr>
-        <w:t xml:space="preserve">Full Stack AI Native / Forward Deployed AI Engineer with 10 years of remote, self-directed production work. Built 30+ production-grade systems across autonomous multi-agent platforms, MCP integrations, deterministic RL evaluation, real-time observability, and high-throughput web applications. Merged 19 upstream pull requests across TypeScript, JavaScript, Python, and Rust in Recharts, pnpm, node-postgres, SQLMesh, Biome, Better Auth, thirdweb, Anza Kit, and Rspress. Specializes in explicit state machines, bounded autonomy, verifiable AI systems, hybrid RAG and memory architectures, streaming infrastructure, and production-grade developer tooling, with end-to-end ownership from architecture through deployment, observability, testing, and upstream delivery.</w:t>
+        <w:t xml:space="preserve">Full Stack AI Native / Forward Deployed AI Engineer with 10 years of remote, self-directed production work. Built 30+ production-grade systems across autonomous multi-agent platforms, MCP integrations, deterministic RL evaluation, real-time observability, and high-throughput web applications. Merged 20 upstream pull requests across TypeScript, JavaScript, Python, and Rust in Recharts, pnpm, node-postgres, SQLMesh, Biome, Better Auth, thirdweb, Anza Kit, and Rspress. Specializes in explicit state machines, bounded autonomy, verifiable AI systems, hybrid RAG and memory architectures, streaming infrastructure, and production-grade developer tooling, with end-to-end ownership from architecture through deployment, observability, testing, and upstream delivery.</w:t>
       </w:r>
     </w:p>
     <w:p>
@@ -766,6 +766,23 @@
           <w:sz w:val="20"/>
           <w:szCs w:val="20"/>
         </w:rPr>
+        <w:t xml:space="preserve">• PyO3/maturin #3302 (TypeScript) - find_all_windows() now lossy-decodes py --list-paths and conda info -e output instead of unwrapping str::from_utf8.</w:t>
+      </w:r>
+    </w:p>
+    <w:p>
+      <w:pPr>
+        <w:spacing w:before="0" w:after="20" w:line="240" w:lineRule="auto"/>
+        <w:ind w:left="180" w:hanging="180"/>
+        <w:rPr>
+          <w:sz w:val="20"/>
+          <w:szCs w:val="20"/>
+        </w:rPr>
+      </w:pPr>
+      <w:r>
+        <w:rPr>
+          <w:sz w:val="20"/>
+          <w:szCs w:val="20"/>
+        </w:rPr>
         <w:t xml:space="preserve">• stellar/stellar-docs #2859 (MDX) - added the --enable-core-manual-close flag to the Local section of the Network Modes page.</w:t>
       </w:r>
     </w:p>
@@ -834,24 +851,7 @@
           <w:sz w:val="20"/>
           <w:szCs w:val="20"/>
         </w:rPr>
-        <w:t xml:space="preserve">• web-infra-dev/rspress #3678 (TypeScript) - fixed a Search initialization race by awaiting FlexSearch addAsync indexing before LocalProvider.init().</w:t>
-      </w:r>
-    </w:p>
-    <w:p>
-      <w:pPr>
-        <w:spacing w:before="0" w:after="20" w:line="240" w:lineRule="auto"/>
-        <w:ind w:left="180" w:hanging="180"/>
-        <w:rPr>
-          <w:sz w:val="20"/>
-          <w:szCs w:val="20"/>
-        </w:rPr>
-      </w:pPr>
-      <w:r>
-        <w:rPr>
-          <w:sz w:val="20"/>
-          <w:szCs w:val="20"/>
-        </w:rPr>
-        <w:t xml:space="preserve">• +14 more merged upstream PRs across stellar/stellar-docs, recharts/recharts and 7 other repositories.</w:t>
+        <w:t xml:space="preserve">• +15 more merged upstream PRs across stellar/stellar-docs, web-infra-dev/rspress and 8 other repositories.</w:t>
       </w:r>
     </w:p>
     <w:p>

--- a/docs/Devayan_Mandal.docx
+++ b/docs/Devayan_Mandal.docx
@@ -766,7 +766,7 @@
           <w:sz w:val="20"/>
           <w:szCs w:val="20"/>
         </w:rPr>
-        <w:t xml:space="preserve">• PyO3/maturin #3302 (TypeScript) - find_all_windows() now lossy-decodes py --list-paths and conda info -e output instead of unwrapping str::from_utf8.</w:t>
+        <w:t xml:space="preserve">• PyO3/maturin #3302 (Rust) - Windows interpreter discovery no longer panics on non-UTF-8 command output</w:t>
       </w:r>
     </w:p>
     <w:p>

--- a/docs/Devayan_Mandal.docx
+++ b/docs/Devayan_Mandal.docx
@@ -84,7 +84,7 @@
           <w:sz w:val="20"/>
           <w:szCs w:val="20"/>
         </w:rPr>
-        <w:t xml:space="preserve">Full Stack AI Native / Forward Deployed AI Engineer with 10 years of remote, self-directed production work. Built 30+ production-grade systems across autonomous multi-agent platforms, MCP integrations, deterministic RL evaluation, real-time observability, and high-throughput web applications. Merged 20 upstream pull requests across TypeScript, JavaScript, Python, and Rust in Recharts, pnpm, node-postgres, SQLMesh, Biome, Better Auth, thirdweb, Anza Kit, and Rspress. Specializes in explicit state machines, bounded autonomy, verifiable AI systems, hybrid RAG and memory architectures, streaming infrastructure, and production-grade developer tooling, with end-to-end ownership from architecture through deployment, observability, testing, and upstream delivery.</w:t>
+        <w:t xml:space="preserve">Full Stack AI Native / Forward Deployed AI Engineer with 10 years of remote, self-directed production work. Built 30+ production-grade systems across autonomous multi-agent platforms, MCP integrations, deterministic RL evaluation, real-time observability, and high-throughput web applications. Merged 21 upstream pull requests across TypeScript, JavaScript, Python, and Rust in Recharts, pnpm, node-postgres, SQLMesh, Biome, Better Auth, thirdweb, Anza Kit, and Rspress. Specializes in explicit state machines, bounded autonomy, verifiable AI systems, hybrid RAG and memory architectures, streaming infrastructure, and production-grade developer tooling, with end-to-end ownership from architecture through deployment, observability, testing, and upstream delivery.</w:t>
       </w:r>
     </w:p>
     <w:p>
@@ -766,6 +766,23 @@
           <w:sz w:val="20"/>
           <w:szCs w:val="20"/>
         </w:rPr>
+        <w:t xml:space="preserve">• leo-aa88/reviewgate #144 (TypeScript) - adds a configurable excessive code-comment verbosity check to the core review engine.</w:t>
+      </w:r>
+    </w:p>
+    <w:p>
+      <w:pPr>
+        <w:spacing w:before="0" w:after="20" w:line="240" w:lineRule="auto"/>
+        <w:ind w:left="180" w:hanging="180"/>
+        <w:rPr>
+          <w:sz w:val="20"/>
+          <w:szCs w:val="20"/>
+        </w:rPr>
+      </w:pPr>
+      <w:r>
+        <w:rPr>
+          <w:sz w:val="20"/>
+          <w:szCs w:val="20"/>
+        </w:rPr>
         <w:t xml:space="preserve">• PyO3/maturin #3302 (Rust) - Windows interpreter discovery no longer panics on non-UTF-8 command output</w:t>
       </w:r>
     </w:p>
@@ -834,24 +851,7 @@
           <w:sz w:val="20"/>
           <w:szCs w:val="20"/>
         </w:rPr>
-        <w:t xml:space="preserve">• pnpm/pnpm #14863 (Rust/TypeScript) - fixed startup crashes on FreeBSD and other non-Windows Unix-like platforms by making default_store_dir.</w:t>
-      </w:r>
-    </w:p>
-    <w:p>
-      <w:pPr>
-        <w:spacing w:before="0" w:after="20" w:line="240" w:lineRule="auto"/>
-        <w:ind w:left="180" w:hanging="180"/>
-        <w:rPr>
-          <w:sz w:val="20"/>
-          <w:szCs w:val="20"/>
-        </w:rPr>
-      </w:pPr>
-      <w:r>
-        <w:rPr>
-          <w:sz w:val="20"/>
-          <w:szCs w:val="20"/>
-        </w:rPr>
-        <w:t xml:space="preserve">• +15 more merged upstream PRs across stellar/stellar-docs, web-infra-dev/rspress and 8 other repositories.</w:t>
+        <w:t xml:space="preserve">• +16 more merged upstream PRs across stellar/stellar-docs, pnpm/pnpm and 8 other repositories.</w:t>
       </w:r>
     </w:p>
     <w:p>

--- a/docs/Devayan_Mandal.docx
+++ b/docs/Devayan_Mandal.docx
@@ -766,7 +766,7 @@
           <w:sz w:val="20"/>
           <w:szCs w:val="20"/>
         </w:rPr>
-        <w:t xml:space="preserve">• leo-aa88/reviewgate #144 (TypeScript) - adds a configurable excessive code-comment verbosity check to the core review engine.</w:t>
+        <w:t xml:space="preserve">• leo-aa88/reviewgate #144 (Python) - adds a configurable excessive code-comment verbosity check to the core review engine: three signals computed.</w:t>
       </w:r>
     </w:p>
     <w:p>

--- a/docs/Devayan_Mandal.docx
+++ b/docs/Devayan_Mandal.docx
@@ -94,7 +94,7 @@
           <w:sz w:val="20"/>
           <w:szCs w:val="20"/>
         </w:rPr>
-        <w:t xml:space="preserve">Forward Deployed AI Engineer with 10 years of self-directed production work and 30+ shipped systems across multi-agent platforms, MCP integrations, deterministic RL evaluation, and real-time infrastructure. Merged 21 upstream pull requests across TypeScript, Python, and Rust in widely used projects including Biome, pnpm, and node-postgres, owning each change from root cause through tests, review, and release.</w:t>
+        <w:t xml:space="preserve">Forward Deployed AI Engineer with 10 years of self-directed production work and 30+ shipped systems across multi-agent platforms, MCP integrations, deterministic RL evaluation, and real-time infrastructure. Merged 22 upstream pull requests across TypeScript, Python, and Rust in widely used projects including Biome, pnpm, and node-postgres, owning each change from root cause through tests, review, and release.</w:t>
       </w:r>
     </w:p>
     <w:p>
@@ -547,7 +547,7 @@
           <w:sz w:val="20"/>
           <w:szCs w:val="20"/>
         </w:rPr>
-        <w:t xml:space="preserve">• +9 more merged upstream PRs across pytest-dev/pytest-env, stellar/stellar-docs and 3 other repositories.</w:t>
+        <w:t xml:space="preserve">• +10 more merged upstream PRs across pytest-dev/pytest-env, stellar/stellar-docs and 4 other repositories.</w:t>
       </w:r>
     </w:p>
     <w:p>

--- a/docs/Devayan_Mandal.docx
+++ b/docs/Devayan_Mandal.docx
@@ -94,7 +94,7 @@
           <w:sz w:val="20"/>
           <w:szCs w:val="20"/>
         </w:rPr>
-        <w:t xml:space="preserve">Forward Deployed AI Engineer with 10 years of self-directed production work and 30+ shipped systems across multi-agent platforms, MCP integrations, deterministic RL evaluation, and real-time infrastructure. Merged 22 upstream pull requests across TypeScript, Python, and Rust in widely used projects including Biome, pnpm, and node-postgres, owning each change from root cause through tests, review, and release.</w:t>
+        <w:t xml:space="preserve">Forward Deployed AI Engineer with 10 years of self-directed production work and 30+ shipped systems across multi-agent platforms, MCP integrations, deterministic RL evaluation, and real-time infrastructure. Merged 24 upstream pull requests across TypeScript, Python, and Rust in widely used projects including Biome, pnpm, and node-postgres, owning each change from root cause through tests, review, and release.</w:t>
       </w:r>
     </w:p>
     <w:p>
@@ -547,7 +547,7 @@
           <w:sz w:val="20"/>
           <w:szCs w:val="20"/>
         </w:rPr>
-        <w:t xml:space="preserve">• +10 more merged upstream PRs across pytest-dev/pytest-env, stellar/stellar-docs and 4 other repositories.</w:t>
+        <w:t xml:space="preserve">• +12 more merged upstream PRs across pytest-dev/pytest-env, stellar/stellar-docs and 5 other repositories.</w:t>
       </w:r>
     </w:p>
     <w:p>

--- a/docs/Devayan_Mandal.docx
+++ b/docs/Devayan_Mandal.docx
@@ -94,7 +94,7 @@
           <w:sz w:val="20"/>
           <w:szCs w:val="20"/>
         </w:rPr>
-        <w:t xml:space="preserve">Forward Deployed AI Engineer with 10 years of self-directed production work and 30+ shipped systems across multi-agent platforms, MCP integrations, deterministic RL evaluation, and real-time infrastructure. Merged 24 upstream pull requests across TypeScript, Python, and Rust in widely used projects including Biome, pnpm, and node-postgres, owning each change from root cause through tests, review, and release.</w:t>
+        <w:t xml:space="preserve">Forward Deployed AI Engineer with 10 years of self-directed production work and 30+ shipped systems across multi-agent platforms, MCP integrations, deterministic RL evaluation, and real-time infrastructure. Merged 25 upstream pull requests across TypeScript, Python, and Rust in widely used projects including Biome, pnpm, and node-postgres, owning each change from root cause through tests, review, and release.</w:t>
       </w:r>
     </w:p>
     <w:p>
@@ -547,7 +547,7 @@
           <w:sz w:val="20"/>
           <w:szCs w:val="20"/>
         </w:rPr>
-        <w:t xml:space="preserve">• +12 more merged upstream PRs across pytest-dev/pytest-env, stellar/stellar-docs and 5 other repositories.</w:t>
+        <w:t xml:space="preserve">• +13 more merged upstream PRs across pytest-dev/pytest-env, stellar/stellar-docs and 6 other repositories.</w:t>
       </w:r>
     </w:p>
     <w:p>

--- a/docs/Devayan_Mandal.docx
+++ b/docs/Devayan_Mandal.docx
@@ -94,7 +94,7 @@
           <w:sz w:val="20"/>
           <w:szCs w:val="20"/>
         </w:rPr>
-        <w:t xml:space="preserve">Forward Deployed AI Engineer with 10 years of self-directed production work and 30+ shipped systems across multi-agent platforms, MCP integrations, deterministic RL evaluation, and real-time infrastructure. Merged 25 upstream pull requests across TypeScript, Python, and Rust in widely used projects including Biome, pnpm, and node-postgres, owning each change from root cause through tests, review, and release.</w:t>
+        <w:t xml:space="preserve">AI-native Full Stack Engineer (Jun 2026 to now) with 30+ shipped systems across multi-agent platforms, MCP integrations, deterministic RL evaluation, and real-time infrastructure. Merged 25 upstream pull requests across TypeScript, Python, and Rust in widely used projects including Biome, pnpm, and node-postgres, owning each change from root cause through tests, review, and release.</w:t>
       </w:r>
     </w:p>
     <w:p>
@@ -376,7 +376,7 @@
           <w:sz w:val="20"/>
           <w:szCs w:val="20"/>
         </w:rPr>
-        <w:t xml:space="preserve">• recharts/recharts #7805 (TypeScript) - removed tabIndex={-1} from z-index portal SVG &lt;g&gt; layers.</w:t>
+        <w:t xml:space="preserve">• recharts/recharts #7805 (TypeScript) - removed tabIndex={-1} from z-index portal SVG &lt;g&gt; layers so empty groups are not pointer-focusable and WebKit does not draw geometry-traced focus rings.</w:t>
       </w:r>
     </w:p>
     <w:p>
@@ -624,7 +624,7 @@
           <w:sz w:val="20"/>
           <w:szCs w:val="20"/>
         </w:rPr>
-        <w:t xml:space="preserve">Full Stack AI Native / Forward Deployed AI Engineer | January 2016 - Present | Remote</w:t>
+        <w:t xml:space="preserve">Full Stack AI Native / Forward Deployed AI Engineer | June 2026 - Present | Remote</w:t>
       </w:r>
     </w:p>
     <w:p>

--- a/docs/Devayan_Mandal.docx
+++ b/docs/Devayan_Mandal.docx
@@ -94,25 +94,25 @@
           <w:sz w:val="20"/>
           <w:szCs w:val="20"/>
         </w:rPr>
-        <w:t xml:space="preserve">-AI-native Full Stack Engineer (Jun 2026 to now) with 30+ shipped systems across multi-agent platforms, MCP integrations, deterministic RL evaluation, and real-time infrastructure.</w:t>
-      </w:r>
-    </w:p>
-    <w:p>
-      <w:pPr>
-        <w:spacing w:before="0" w:after="60" w:line="240" w:lineRule="auto"/>
-        <w:rPr>
-          <w:rFonts w:ascii="Calibri" w:hAnsi="Calibri" w:cs="Calibri"/>
-          <w:sz w:val="20"/>
-          <w:szCs w:val="20"/>
-        </w:rPr>
-      </w:pPr>
-      <w:r>
-        <w:rPr>
-          <w:rFonts w:ascii="Calibri" w:hAnsi="Calibri" w:cs="Calibri"/>
-          <w:sz w:val="20"/>
-          <w:szCs w:val="20"/>
-        </w:rPr>
-        <w:t xml:space="preserve">-Merged 26 upstream pull requests across TypeScript, Python, and Rust in widely used projects including Biome, pnpm, and node-postgres, owning each change from root cause through tests, review, and release.</w:t>
+        <w:t xml:space="preserve">-AI-native Full Stack Engineer (Jun 2026-now), shipped 30+ systems: agents, MCP, RL eval, realtime infra.</w:t>
+      </w:r>
+    </w:p>
+    <w:p>
+      <w:pPr>
+        <w:spacing w:before="0" w:after="60" w:line="240" w:lineRule="auto"/>
+        <w:rPr>
+          <w:rFonts w:ascii="Calibri" w:hAnsi="Calibri" w:cs="Calibri"/>
+          <w:sz w:val="20"/>
+          <w:szCs w:val="20"/>
+        </w:rPr>
+      </w:pPr>
+      <w:r>
+        <w:rPr>
+          <w:rFonts w:ascii="Calibri" w:hAnsi="Calibri" w:cs="Calibri"/>
+          <w:sz w:val="20"/>
+          <w:szCs w:val="20"/>
+        </w:rPr>
+        <w:t xml:space="preserve">-Merged 26 upstream pull requests (TypeScript/Python/Rust) in Biome, pnpm, node-postgres; owned root cause to release.</w:t>
       </w:r>
     </w:p>
     <w:p>
@@ -152,133 +152,133 @@
           <w:sz w:val="20"/>
           <w:szCs w:val="20"/>
         </w:rPr>
-        <w:t xml:space="preserve">-Languages: Python, TypeScript, JavaScript, Rust, SQL, R, Bash</w:t>
-      </w:r>
-    </w:p>
-    <w:p>
-      <w:pPr>
-        <w:spacing w:before="0" w:after="60" w:line="240" w:lineRule="auto"/>
-        <w:rPr>
-          <w:rFonts w:ascii="Calibri" w:hAnsi="Calibri" w:cs="Calibri"/>
-          <w:sz w:val="20"/>
-          <w:szCs w:val="20"/>
-        </w:rPr>
-      </w:pPr>
-      <w:r>
-        <w:rPr>
-          <w:rFonts w:ascii="Calibri" w:hAnsi="Calibri" w:cs="Calibri"/>
-          <w:sz w:val="20"/>
-          <w:szCs w:val="20"/>
-        </w:rPr>
-        <w:t xml:space="preserve">AI &amp; Agents: LangGraph, LangChain, LangServe, LangSmith, Model Context Protocol (MCP), multi-agent orchestration, supervisor routing, Reflexion loops, human-in-the-loop gates, hybrid RAG, RLVR environments, deterministic evaluation, prompt engineering, Ollama, Gemini, OpenAI-compatible providers</w:t>
-      </w:r>
-    </w:p>
-    <w:p>
-      <w:pPr>
-        <w:spacing w:before="0" w:after="60" w:line="240" w:lineRule="auto"/>
-        <w:rPr>
-          <w:rFonts w:ascii="Calibri" w:hAnsi="Calibri" w:cs="Calibri"/>
-          <w:sz w:val="20"/>
-          <w:szCs w:val="20"/>
-        </w:rPr>
-      </w:pPr>
-      <w:r>
-        <w:rPr>
-          <w:rFonts w:ascii="Calibri" w:hAnsi="Calibri" w:cs="Calibri"/>
-          <w:sz w:val="20"/>
-          <w:szCs w:val="20"/>
-        </w:rPr>
-        <w:t xml:space="preserve">-Frontend: React 19, Next.js 16, TanStack Start/Router/Query, Tailwind v4, Vite, Framer Motion, Expo, Three.js, React Three Fiber, HTML5 Canvas, SVG</w:t>
-      </w:r>
-    </w:p>
-    <w:p>
-      <w:pPr>
-        <w:spacing w:before="0" w:after="60" w:line="240" w:lineRule="auto"/>
-        <w:rPr>
-          <w:rFonts w:ascii="Calibri" w:hAnsi="Calibri" w:cs="Calibri"/>
-          <w:sz w:val="20"/>
-          <w:szCs w:val="20"/>
-        </w:rPr>
-      </w:pPr>
-      <w:r>
-        <w:rPr>
-          <w:rFonts w:ascii="Calibri" w:hAnsi="Calibri" w:cs="Calibri"/>
-          <w:sz w:val="20"/>
-          <w:szCs w:val="20"/>
-        </w:rPr>
-        <w:t xml:space="preserve">-Backend &amp; Data: FastAPI, Node.js, Drizzle ORM, Prisma, SQLAlchemy, PostgreSQL (pgvector), Neon, Supabase, SQLite, Pydantic, Zod, Stripe</w:t>
-      </w:r>
-    </w:p>
-    <w:p>
-      <w:pPr>
-        <w:spacing w:before="0" w:after="60" w:line="240" w:lineRule="auto"/>
-        <w:rPr>
-          <w:rFonts w:ascii="Calibri" w:hAnsi="Calibri" w:cs="Calibri"/>
-          <w:sz w:val="20"/>
-          <w:szCs w:val="20"/>
-        </w:rPr>
-      </w:pPr>
-      <w:r>
-        <w:rPr>
-          <w:rFonts w:ascii="Calibri" w:hAnsi="Calibri" w:cs="Calibri"/>
-          <w:sz w:val="20"/>
-          <w:szCs w:val="20"/>
-        </w:rPr>
-        <w:t xml:space="preserve">Realtime &amp; Observability: SSE, WebSockets, Socket.io, replayable traces, OpenTelemetry-shaped tracing, LangSmith evaluation pipelines</w:t>
-      </w:r>
-    </w:p>
-    <w:p>
-      <w:pPr>
-        <w:spacing w:before="0" w:after="60" w:line="240" w:lineRule="auto"/>
-        <w:rPr>
-          <w:rFonts w:ascii="Calibri" w:hAnsi="Calibri" w:cs="Calibri"/>
-          <w:sz w:val="20"/>
-          <w:szCs w:val="20"/>
-        </w:rPr>
-      </w:pPr>
-      <w:r>
-        <w:rPr>
-          <w:rFonts w:ascii="Calibri" w:hAnsi="Calibri" w:cs="Calibri"/>
-          <w:sz w:val="20"/>
-          <w:szCs w:val="20"/>
-        </w:rPr>
-        <w:t xml:space="preserve">-Cloud &amp; DevOps: Vercel, AWS, Microsoft Azure, GitHub Actions CI/CD, serverless, scheduled pipelines, Vitest, pytest, Playwright, Biome</w:t>
-      </w:r>
-    </w:p>
-    <w:p>
-      <w:pPr>
-        <w:spacing w:before="0" w:after="60" w:line="240" w:lineRule="auto"/>
-        <w:rPr>
-          <w:rFonts w:ascii="Calibri" w:hAnsi="Calibri" w:cs="Calibri"/>
-          <w:sz w:val="20"/>
-          <w:szCs w:val="20"/>
-        </w:rPr>
-      </w:pPr>
-      <w:r>
-        <w:rPr>
-          <w:rFonts w:ascii="Calibri" w:hAnsi="Calibri" w:cs="Calibri"/>
-          <w:sz w:val="20"/>
-          <w:szCs w:val="20"/>
-        </w:rPr>
-        <w:t xml:space="preserve">-Web3 &amp; Blockchain: Solidity, OpenZeppelin, Foundry, viem, wagmi, ethers.js, Safe Protocol Kit, RainbowKit, Reown AppKit, Base L2, blockchain and wallet infrastructure</w:t>
-      </w:r>
-    </w:p>
-    <w:p>
-      <w:pPr>
-        <w:spacing w:before="0" w:after="60" w:line="240" w:lineRule="auto"/>
-        <w:rPr>
-          <w:rFonts w:ascii="Calibri" w:hAnsi="Calibri" w:cs="Calibri"/>
-          <w:sz w:val="20"/>
-          <w:szCs w:val="20"/>
-        </w:rPr>
-      </w:pPr>
-      <w:r>
-        <w:rPr>
-          <w:rFonts w:ascii="Calibri" w:hAnsi="Calibri" w:cs="Calibri"/>
-          <w:sz w:val="20"/>
-          <w:szCs w:val="20"/>
-        </w:rPr>
-        <w:t xml:space="preserve">-Practices: Six Sigma DMAIC, bounded autonomy, retrieval-bounded generation, AST-sandboxed grading, cost-aware routing, threat-model documentation, Git, Changesets</w:t>
+        <w:t xml:space="preserve">-Languages: Python, TypeScript, JavaScript, Rust, SQL, Bash</w:t>
+      </w:r>
+    </w:p>
+    <w:p>
+      <w:pPr>
+        <w:spacing w:before="0" w:after="60" w:line="240" w:lineRule="auto"/>
+        <w:rPr>
+          <w:rFonts w:ascii="Calibri" w:hAnsi="Calibri" w:cs="Calibri"/>
+          <w:sz w:val="20"/>
+          <w:szCs w:val="20"/>
+        </w:rPr>
+      </w:pPr>
+      <w:r>
+        <w:rPr>
+          <w:rFonts w:ascii="Calibri" w:hAnsi="Calibri" w:cs="Calibri"/>
+          <w:sz w:val="20"/>
+          <w:szCs w:val="20"/>
+        </w:rPr>
+        <w:t xml:space="preserve">AI &amp; Agents: LangGraph, LangChain, MCP, multi-agent orchestration, RAG, RLVR, evals, Ollama, Gemini, OpenAI</w:t>
+      </w:r>
+    </w:p>
+    <w:p>
+      <w:pPr>
+        <w:spacing w:before="0" w:after="60" w:line="240" w:lineRule="auto"/>
+        <w:rPr>
+          <w:rFonts w:ascii="Calibri" w:hAnsi="Calibri" w:cs="Calibri"/>
+          <w:sz w:val="20"/>
+          <w:szCs w:val="20"/>
+        </w:rPr>
+      </w:pPr>
+      <w:r>
+        <w:rPr>
+          <w:rFonts w:ascii="Calibri" w:hAnsi="Calibri" w:cs="Calibri"/>
+          <w:sz w:val="20"/>
+          <w:szCs w:val="20"/>
+        </w:rPr>
+        <w:t xml:space="preserve">-Frontend: React 19, Next.js 16, TanStack, Tailwind v4, Vite, Expo, Three.js</w:t>
+      </w:r>
+    </w:p>
+    <w:p>
+      <w:pPr>
+        <w:spacing w:before="0" w:after="60" w:line="240" w:lineRule="auto"/>
+        <w:rPr>
+          <w:rFonts w:ascii="Calibri" w:hAnsi="Calibri" w:cs="Calibri"/>
+          <w:sz w:val="20"/>
+          <w:szCs w:val="20"/>
+        </w:rPr>
+      </w:pPr>
+      <w:r>
+        <w:rPr>
+          <w:rFonts w:ascii="Calibri" w:hAnsi="Calibri" w:cs="Calibri"/>
+          <w:sz w:val="20"/>
+          <w:szCs w:val="20"/>
+        </w:rPr>
+        <w:t xml:space="preserve">-Backend &amp; Data: FastAPI, Node.js, Postgres (pgvector), Prisma, Supabase</w:t>
+      </w:r>
+    </w:p>
+    <w:p>
+      <w:pPr>
+        <w:spacing w:before="0" w:after="60" w:line="240" w:lineRule="auto"/>
+        <w:rPr>
+          <w:rFonts w:ascii="Calibri" w:hAnsi="Calibri" w:cs="Calibri"/>
+          <w:sz w:val="20"/>
+          <w:szCs w:val="20"/>
+        </w:rPr>
+      </w:pPr>
+      <w:r>
+        <w:rPr>
+          <w:rFonts w:ascii="Calibri" w:hAnsi="Calibri" w:cs="Calibri"/>
+          <w:sz w:val="20"/>
+          <w:szCs w:val="20"/>
+        </w:rPr>
+        <w:t xml:space="preserve">Realtime &amp; Observability: SSE, WebSockets, OpenTelemetry, LangSmith</w:t>
+      </w:r>
+    </w:p>
+    <w:p>
+      <w:pPr>
+        <w:spacing w:before="0" w:after="60" w:line="240" w:lineRule="auto"/>
+        <w:rPr>
+          <w:rFonts w:ascii="Calibri" w:hAnsi="Calibri" w:cs="Calibri"/>
+          <w:sz w:val="20"/>
+          <w:szCs w:val="20"/>
+        </w:rPr>
+      </w:pPr>
+      <w:r>
+        <w:rPr>
+          <w:rFonts w:ascii="Calibri" w:hAnsi="Calibri" w:cs="Calibri"/>
+          <w:sz w:val="20"/>
+          <w:szCs w:val="20"/>
+        </w:rPr>
+        <w:t xml:space="preserve">-Cloud &amp; DevOps: Vercel, AWS, Azure, Actions, serverless, pytest, Playwright</w:t>
+      </w:r>
+    </w:p>
+    <w:p>
+      <w:pPr>
+        <w:spacing w:before="0" w:after="60" w:line="240" w:lineRule="auto"/>
+        <w:rPr>
+          <w:rFonts w:ascii="Calibri" w:hAnsi="Calibri" w:cs="Calibri"/>
+          <w:sz w:val="20"/>
+          <w:szCs w:val="20"/>
+        </w:rPr>
+      </w:pPr>
+      <w:r>
+        <w:rPr>
+          <w:rFonts w:ascii="Calibri" w:hAnsi="Calibri" w:cs="Calibri"/>
+          <w:sz w:val="20"/>
+          <w:szCs w:val="20"/>
+        </w:rPr>
+        <w:t xml:space="preserve">-Web3 &amp; Blockchain: Solidity, Foundry, viem, wagmi, Safe, Base L2</w:t>
+      </w:r>
+    </w:p>
+    <w:p>
+      <w:pPr>
+        <w:spacing w:before="0" w:after="60" w:line="240" w:lineRule="auto"/>
+        <w:rPr>
+          <w:rFonts w:ascii="Calibri" w:hAnsi="Calibri" w:cs="Calibri"/>
+          <w:sz w:val="20"/>
+          <w:szCs w:val="20"/>
+        </w:rPr>
+      </w:pPr>
+      <w:r>
+        <w:rPr>
+          <w:rFonts w:ascii="Calibri" w:hAnsi="Calibri" w:cs="Calibri"/>
+          <w:sz w:val="20"/>
+          <w:szCs w:val="20"/>
+        </w:rPr>
+        <w:t xml:space="preserve">-Practices: Six Sigma, bounded autonomy, cost-aware routing, Git, Changesets</w:t>
       </w:r>
     </w:p>
     <w:p>
@@ -337,235 +337,482 @@
           <w:sz w:val="20"/>
           <w:szCs w:val="20"/>
         </w:rPr>
-        <w:t xml:space="preserve">• biomejs/biome #11667 (Rust) - ported the unicorn better-dom-traversing rule into Biome's nursery linter; +1,972 lines across 17 files and 7 commits, released to 13 packages via changeset.</w:t>
-      </w:r>
-    </w:p>
-    <w:p>
-      <w:pPr>
-        <w:spacing w:before="0" w:after="50" w:line="240" w:lineRule="auto"/>
-        <w:ind w:left="180" w:hanging="180"/>
-        <w:rPr>
-          <w:rFonts w:ascii="Calibri" w:hAnsi="Calibri" w:cs="Calibri"/>
-          <w:sz w:val="20"/>
-          <w:szCs w:val="20"/>
-        </w:rPr>
-      </w:pPr>
-      <w:r>
-        <w:rPr>
-          <w:rFonts w:ascii="Calibri" w:hAnsi="Calibri" w:cs="Calibri"/>
-          <w:sz w:val="20"/>
-          <w:szCs w:val="20"/>
-        </w:rPr>
-        <w:t xml:space="preserve">• pnpm/pnpm #14863 (Rust/TypeScript) - fixed startup crashes on FreeBSD and other non-Windows Unix-like platforms by making default_store_dir use the Unix fallback path; added platform-specific regression coverage.</w:t>
-      </w:r>
-    </w:p>
-    <w:p>
-      <w:pPr>
-        <w:spacing w:before="0" w:after="50" w:line="240" w:lineRule="auto"/>
-        <w:ind w:left="180" w:hanging="180"/>
-        <w:rPr>
-          <w:rFonts w:ascii="Calibri" w:hAnsi="Calibri" w:cs="Calibri"/>
-          <w:sz w:val="20"/>
-          <w:szCs w:val="20"/>
-        </w:rPr>
-      </w:pPr>
-      <w:r>
-        <w:rPr>
-          <w:rFonts w:ascii="Calibri" w:hAnsi="Calibri" w:cs="Calibri"/>
-          <w:sz w:val="20"/>
-          <w:szCs w:val="20"/>
-        </w:rPr>
-        <w:t xml:space="preserve">• brianc/node-postgres #3772 (JavaScript) - stopped Connection.sync() from incorrectly setting the internal _ending flag, preventing false suppression of subsequent socket errors; added unit coverage for Sync vs disconnect semantics.</w:t>
-      </w:r>
-    </w:p>
-    <w:p>
-      <w:pPr>
-        <w:spacing w:before="0" w:after="50" w:line="240" w:lineRule="auto"/>
-        <w:ind w:left="180" w:hanging="180"/>
-        <w:rPr>
-          <w:rFonts w:ascii="Calibri" w:hAnsi="Calibri" w:cs="Calibri"/>
-          <w:sz w:val="20"/>
-          <w:szCs w:val="20"/>
-        </w:rPr>
-      </w:pPr>
-      <w:r>
-        <w:rPr>
-          <w:rFonts w:ascii="Calibri" w:hAnsi="Calibri" w:cs="Calibri"/>
-          <w:sz w:val="20"/>
-          <w:szCs w:val="20"/>
-        </w:rPr>
-        <w:t xml:space="preserve">• recharts/recharts #7805 (TypeScript) - removed tabIndex={-1} from z-index portal SVG &lt;g&gt; layers so empty groups are not pointer-focusable and WebKit does not draw geometry-traced focus rings.</w:t>
-      </w:r>
-    </w:p>
-    <w:p>
-      <w:pPr>
-        <w:spacing w:before="0" w:after="50" w:line="240" w:lineRule="auto"/>
-        <w:ind w:left="180" w:hanging="180"/>
-        <w:rPr>
-          <w:rFonts w:ascii="Calibri" w:hAnsi="Calibri" w:cs="Calibri"/>
-          <w:sz w:val="20"/>
-          <w:szCs w:val="20"/>
-        </w:rPr>
-      </w:pPr>
-      <w:r>
-        <w:rPr>
-          <w:rFonts w:ascii="Calibri" w:hAnsi="Calibri" w:cs="Calibri"/>
-          <w:sz w:val="20"/>
-          <w:szCs w:val="20"/>
-        </w:rPr>
-        <w:t xml:space="preserve">• PyO3/maturin #3302 (Rust) - Windows interpreter discovery no longer panics on non-UTF-8 command output.</w:t>
-      </w:r>
-    </w:p>
-    <w:p>
-      <w:pPr>
-        <w:spacing w:before="0" w:after="50" w:line="240" w:lineRule="auto"/>
-        <w:ind w:left="180" w:hanging="180"/>
-        <w:rPr>
-          <w:rFonts w:ascii="Calibri" w:hAnsi="Calibri" w:cs="Calibri"/>
-          <w:sz w:val="20"/>
-          <w:szCs w:val="20"/>
-        </w:rPr>
-      </w:pPr>
-      <w:r>
-        <w:rPr>
-          <w:rFonts w:ascii="Calibri" w:hAnsi="Calibri" w:cs="Calibri"/>
-          <w:sz w:val="20"/>
-          <w:szCs w:val="20"/>
-        </w:rPr>
-        <w:t xml:space="preserve">• SQLMesh/sqlmesh #6040 (Python) - moved ModelTest.create_test() off concurrent worker threads.</w:t>
-      </w:r>
-    </w:p>
-    <w:p>
-      <w:pPr>
-        <w:spacing w:before="0" w:after="50" w:line="240" w:lineRule="auto"/>
-        <w:ind w:left="180" w:hanging="180"/>
-        <w:rPr>
-          <w:rFonts w:ascii="Calibri" w:hAnsi="Calibri" w:cs="Calibri"/>
-          <w:sz w:val="20"/>
-          <w:szCs w:val="20"/>
-        </w:rPr>
-      </w:pPr>
-      <w:r>
-        <w:rPr>
-          <w:rFonts w:ascii="Calibri" w:hAnsi="Calibri" w:cs="Calibri"/>
-          <w:sz w:val="20"/>
-          <w:szCs w:val="20"/>
-        </w:rPr>
-        <w:t xml:space="preserve">• pnpm/pnpm #14753 (Rust/TypeScript) - fixed lockfile:false being ignored.</w:t>
-      </w:r>
-    </w:p>
-    <w:p>
-      <w:pPr>
-        <w:spacing w:before="0" w:after="50" w:line="240" w:lineRule="auto"/>
-        <w:ind w:left="180" w:hanging="180"/>
-        <w:rPr>
-          <w:rFonts w:ascii="Calibri" w:hAnsi="Calibri" w:cs="Calibri"/>
-          <w:sz w:val="20"/>
-          <w:szCs w:val="20"/>
-        </w:rPr>
-      </w:pPr>
-      <w:r>
-        <w:rPr>
-          <w:rFonts w:ascii="Calibri" w:hAnsi="Calibri" w:cs="Calibri"/>
-          <w:sz w:val="20"/>
-          <w:szCs w:val="20"/>
-        </w:rPr>
-        <w:t xml:space="preserve">• better-auth/better-auth #11208 (TypeScript) - added regression coverage locking the /phone-number/verify OpenAPI.</w:t>
-      </w:r>
-    </w:p>
-    <w:p>
-      <w:pPr>
-        <w:spacing w:before="0" w:after="50" w:line="240" w:lineRule="auto"/>
-        <w:ind w:left="180" w:hanging="180"/>
-        <w:rPr>
-          <w:rFonts w:ascii="Calibri" w:hAnsi="Calibri" w:cs="Calibri"/>
-          <w:sz w:val="20"/>
-          <w:szCs w:val="20"/>
-        </w:rPr>
-      </w:pPr>
-      <w:r>
-        <w:rPr>
-          <w:rFonts w:ascii="Calibri" w:hAnsi="Calibri" w:cs="Calibri"/>
-          <w:sz w:val="20"/>
-          <w:szCs w:val="20"/>
-        </w:rPr>
-        <w:t xml:space="preserve">• thirdweb-dev/js #8938 (TypeScript) - fixed useTokenQuery error handling so 401/429/timeout failures rethrow.</w:t>
-      </w:r>
-    </w:p>
-    <w:p>
-      <w:pPr>
-        <w:spacing w:before="0" w:after="50" w:line="240" w:lineRule="auto"/>
-        <w:ind w:left="180" w:hanging="180"/>
-        <w:rPr>
-          <w:rFonts w:ascii="Calibri" w:hAnsi="Calibri" w:cs="Calibri"/>
-          <w:sz w:val="20"/>
-          <w:szCs w:val="20"/>
-        </w:rPr>
-      </w:pPr>
-      <w:r>
-        <w:rPr>
-          <w:rFonts w:ascii="Calibri" w:hAnsi="Calibri" w:cs="Calibri"/>
-          <w:sz w:val="20"/>
-          <w:szCs w:val="20"/>
-        </w:rPr>
-        <w:t xml:space="preserve">• anza-xyz/kit #2032 (TypeScript) - restored number predicates in the getPatternMatchCodec advanced guide.</w:t>
-      </w:r>
-    </w:p>
-    <w:p>
-      <w:pPr>
-        <w:spacing w:before="0" w:after="50" w:line="240" w:lineRule="auto"/>
-        <w:ind w:left="180" w:hanging="180"/>
-        <w:rPr>
-          <w:rFonts w:ascii="Calibri" w:hAnsi="Calibri" w:cs="Calibri"/>
-          <w:sz w:val="20"/>
-          <w:szCs w:val="20"/>
-        </w:rPr>
-      </w:pPr>
-      <w:r>
-        <w:rPr>
-          <w:rFonts w:ascii="Calibri" w:hAnsi="Calibri" w:cs="Calibri"/>
-          <w:sz w:val="20"/>
-          <w:szCs w:val="20"/>
-        </w:rPr>
-        <w:t xml:space="preserve">• web-infra-dev/rspress #3678 (TypeScript) - fixed a Search initialization race by awaiting FlexSearch addAsync indexing.</w:t>
-      </w:r>
-    </w:p>
-    <w:p>
-      <w:pPr>
-        <w:spacing w:before="0" w:after="50" w:line="240" w:lineRule="auto"/>
-        <w:ind w:left="180" w:hanging="180"/>
-        <w:rPr>
-          <w:rFonts w:ascii="Calibri" w:hAnsi="Calibri" w:cs="Calibri"/>
-          <w:sz w:val="20"/>
-          <w:szCs w:val="20"/>
-        </w:rPr>
-      </w:pPr>
-      <w:r>
-        <w:rPr>
-          <w:rFonts w:ascii="Calibri" w:hAnsi="Calibri" w:cs="Calibri"/>
-          <w:sz w:val="20"/>
-          <w:szCs w:val="20"/>
-        </w:rPr>
-        <w:t xml:space="preserve">• pnpm/pnpm #14756 (Rust/TypeScript) - preserved existing dependency range operators and npm:/jsr: protocol prefixes.</w:t>
-      </w:r>
-    </w:p>
-    <w:p>
-      <w:pPr>
-        <w:spacing w:before="0" w:after="50" w:line="240" w:lineRule="auto"/>
-        <w:ind w:left="180" w:hanging="180"/>
-        <w:rPr>
-          <w:rFonts w:ascii="Calibri" w:hAnsi="Calibri" w:cs="Calibri"/>
-          <w:sz w:val="20"/>
-          <w:szCs w:val="20"/>
-        </w:rPr>
-      </w:pPr>
-      <w:r>
-        <w:rPr>
-          <w:rFonts w:ascii="Calibri" w:hAnsi="Calibri" w:cs="Calibri"/>
-          <w:sz w:val="20"/>
-          <w:szCs w:val="20"/>
-        </w:rPr>
-        <w:t xml:space="preserve">• +14 more merged upstream PRs across pytest-dev/pytest-env, stellar/stellar-docs and 6 other repositories.</w:t>
+        <w:t xml:space="preserve">• biomejs/biome #11667 (Rust) - ported unicorn dom-traversing rule to nursery; 1,972 lines, 13 packages. Merged Sep 2026.</w:t>
+      </w:r>
+    </w:p>
+    <w:p>
+      <w:pPr>
+        <w:spacing w:before="0" w:after="50" w:line="240" w:lineRule="auto"/>
+        <w:ind w:left="180" w:hanging="180"/>
+        <w:rPr>
+          <w:rFonts w:ascii="Calibri" w:hAnsi="Calibri" w:cs="Calibri"/>
+          <w:sz w:val="20"/>
+          <w:szCs w:val="20"/>
+        </w:rPr>
+      </w:pPr>
+      <w:r>
+        <w:rPr>
+          <w:rFonts w:ascii="Calibri" w:hAnsi="Calibri" w:cs="Calibri"/>
+          <w:sz w:val="20"/>
+          <w:szCs w:val="20"/>
+        </w:rPr>
+        <w:t xml:space="preserve">• pnpm/pnpm #14863 (Rust/TypeScript) - fixed FreeBSD/Unix startup crash via Unix fallback store path. Merged Sep 2026.</w:t>
+      </w:r>
+    </w:p>
+    <w:p>
+      <w:pPr>
+        <w:spacing w:before="0" w:after="50" w:line="240" w:lineRule="auto"/>
+        <w:ind w:left="180" w:hanging="180"/>
+        <w:rPr>
+          <w:rFonts w:ascii="Calibri" w:hAnsi="Calibri" w:cs="Calibri"/>
+          <w:sz w:val="20"/>
+          <w:szCs w:val="20"/>
+        </w:rPr>
+      </w:pPr>
+      <w:r>
+        <w:rPr>
+          <w:rFonts w:ascii="Calibri" w:hAnsi="Calibri" w:cs="Calibri"/>
+          <w:sz w:val="20"/>
+          <w:szCs w:val="20"/>
+        </w:rPr>
+        <w:t xml:space="preserve">• brianc/node-postgres #3772 (JavaScript) - fixed Connection.sync() setting _ending flag and hiding socket errors. Merged Sep 2026.</w:t>
+      </w:r>
+    </w:p>
+    <w:p>
+      <w:pPr>
+        <w:spacing w:before="0" w:after="50" w:line="240" w:lineRule="auto"/>
+        <w:ind w:left="180" w:hanging="180"/>
+        <w:rPr>
+          <w:rFonts w:ascii="Calibri" w:hAnsi="Calibri" w:cs="Calibri"/>
+          <w:sz w:val="20"/>
+          <w:szCs w:val="20"/>
+        </w:rPr>
+      </w:pPr>
+      <w:r>
+        <w:rPr>
+          <w:rFonts w:ascii="Calibri" w:hAnsi="Calibri" w:cs="Calibri"/>
+          <w:sz w:val="20"/>
+          <w:szCs w:val="20"/>
+        </w:rPr>
+        <w:t xml:space="preserve">• recharts/recharts #7805 (TypeScript) - removed tabIndex from portal SVG groups to stop false focus rings; added test. Merged Sep 2026.</w:t>
+      </w:r>
+    </w:p>
+    <w:p>
+      <w:pPr>
+        <w:spacing w:before="0" w:after="50" w:line="240" w:lineRule="auto"/>
+        <w:ind w:left="180" w:hanging="180"/>
+        <w:rPr>
+          <w:rFonts w:ascii="Calibri" w:hAnsi="Calibri" w:cs="Calibri"/>
+          <w:sz w:val="20"/>
+          <w:szCs w:val="20"/>
+        </w:rPr>
+      </w:pPr>
+      <w:r>
+        <w:rPr>
+          <w:rFonts w:ascii="Calibri" w:hAnsi="Calibri" w:cs="Calibri"/>
+          <w:sz w:val="20"/>
+          <w:szCs w:val="20"/>
+        </w:rPr>
+        <w:t xml:space="preserve">• PyO3/maturin #3302 (Rust) - fixed Windows interpreter crash on non-UTF-8 output via from_utf8_lossy; added decode test. Merged Sep 2026.</w:t>
+      </w:r>
+    </w:p>
+    <w:p>
+      <w:pPr>
+        <w:spacing w:before="0" w:after="50" w:line="240" w:lineRule="auto"/>
+        <w:ind w:left="180" w:hanging="180"/>
+        <w:rPr>
+          <w:rFonts w:ascii="Calibri" w:hAnsi="Calibri" w:cs="Calibri"/>
+          <w:sz w:val="20"/>
+          <w:szCs w:val="20"/>
+        </w:rPr>
+      </w:pPr>
+      <w:r>
+        <w:rPr>
+          <w:rFonts w:ascii="Calibri" w:hAnsi="Calibri" w:cs="Calibri"/>
+          <w:sz w:val="20"/>
+          <w:szCs w:val="20"/>
+        </w:rPr>
+        <w:t xml:space="preserve">• SQLMesh/sqlmesh #6040 (Python) - moved ModelTest off worker threads to fix time_machine race. Merged Sep 2026.</w:t>
+      </w:r>
+    </w:p>
+    <w:p>
+      <w:pPr>
+        <w:spacing w:before="0" w:after="50" w:line="240" w:lineRule="auto"/>
+        <w:ind w:left="180" w:hanging="180"/>
+        <w:rPr>
+          <w:rFonts w:ascii="Calibri" w:hAnsi="Calibri" w:cs="Calibri"/>
+          <w:sz w:val="20"/>
+          <w:szCs w:val="20"/>
+        </w:rPr>
+      </w:pPr>
+      <w:r>
+        <w:rPr>
+          <w:rFonts w:ascii="Calibri" w:hAnsi="Calibri" w:cs="Calibri"/>
+          <w:sz w:val="20"/>
+          <w:szCs w:val="20"/>
+        </w:rPr>
+        <w:t xml:space="preserve">• pnpm/pnpm #14753 (Rust/TypeScript) - respected lockfile:false during auto package-manager switch. Merged Sep 2026.</w:t>
+      </w:r>
+    </w:p>
+    <w:p>
+      <w:pPr>
+        <w:spacing w:before="0" w:after="50" w:line="240" w:lineRule="auto"/>
+        <w:ind w:left="180" w:hanging="180"/>
+        <w:rPr>
+          <w:rFonts w:ascii="Calibri" w:hAnsi="Calibri" w:cs="Calibri"/>
+          <w:sz w:val="20"/>
+          <w:szCs w:val="20"/>
+        </w:rPr>
+      </w:pPr>
+      <w:r>
+        <w:rPr>
+          <w:rFonts w:ascii="Calibri" w:hAnsi="Calibri" w:cs="Calibri"/>
+          <w:sz w:val="20"/>
+          <w:szCs w:val="20"/>
+        </w:rPr>
+        <w:t xml:space="preserve">• better-auth/better-auth #11208 (TypeScript) - added OpenAPI regression test for phone verify body; tests only. Merged Sep 2026.</w:t>
+      </w:r>
+    </w:p>
+    <w:p>
+      <w:pPr>
+        <w:spacing w:before="0" w:after="50" w:line="240" w:lineRule="auto"/>
+        <w:ind w:left="180" w:hanging="180"/>
+        <w:rPr>
+          <w:rFonts w:ascii="Calibri" w:hAnsi="Calibri" w:cs="Calibri"/>
+          <w:sz w:val="20"/>
+          <w:szCs w:val="20"/>
+        </w:rPr>
+      </w:pPr>
+      <w:r>
+        <w:rPr>
+          <w:rFonts w:ascii="Calibri" w:hAnsi="Calibri" w:cs="Calibri"/>
+          <w:sz w:val="20"/>
+          <w:szCs w:val="20"/>
+        </w:rPr>
+        <w:t xml:space="preserve">• thirdweb-dev/js #8938 (TypeScript) - fixed useTokenQuery to rethrow 401/429/timeout instead of false unsupported. Merged Sep 2026.</w:t>
+      </w:r>
+    </w:p>
+    <w:p>
+      <w:pPr>
+        <w:spacing w:before="0" w:after="50" w:line="240" w:lineRule="auto"/>
+        <w:ind w:left="180" w:hanging="180"/>
+        <w:rPr>
+          <w:rFonts w:ascii="Calibri" w:hAnsi="Calibri" w:cs="Calibri"/>
+          <w:sz w:val="20"/>
+          <w:szCs w:val="20"/>
+        </w:rPr>
+      </w:pPr>
+      <w:r>
+        <w:rPr>
+          <w:rFonts w:ascii="Calibri" w:hAnsi="Calibri" w:cs="Calibri"/>
+          <w:sz w:val="20"/>
+          <w:szCs w:val="20"/>
+        </w:rPr>
+        <w:t xml:space="preserve">• anza-xyz/kit #2032 (TypeScript) - restored number predicates in getPatternMatchCodec guide. Merged Sep 2026.</w:t>
+      </w:r>
+    </w:p>
+    <w:p>
+      <w:pPr>
+        <w:spacing w:before="0" w:after="50" w:line="240" w:lineRule="auto"/>
+        <w:ind w:left="180" w:hanging="180"/>
+        <w:rPr>
+          <w:rFonts w:ascii="Calibri" w:hAnsi="Calibri" w:cs="Calibri"/>
+          <w:sz w:val="20"/>
+          <w:szCs w:val="20"/>
+        </w:rPr>
+      </w:pPr>
+      <w:r>
+        <w:rPr>
+          <w:rFonts w:ascii="Calibri" w:hAnsi="Calibri" w:cs="Calibri"/>
+          <w:sz w:val="20"/>
+          <w:szCs w:val="20"/>
+        </w:rPr>
+        <w:t xml:space="preserve">• web-infra-dev/rspress #3678 (TypeScript) - fixed Search race by awaiting FlexSearch indexing before init. Merged Sep 2026.</w:t>
+      </w:r>
+    </w:p>
+    <w:p>
+      <w:pPr>
+        <w:spacing w:before="0" w:after="50" w:line="240" w:lineRule="auto"/>
+        <w:ind w:left="180" w:hanging="180"/>
+        <w:rPr>
+          <w:rFonts w:ascii="Calibri" w:hAnsi="Calibri" w:cs="Calibri"/>
+          <w:sz w:val="20"/>
+          <w:szCs w:val="20"/>
+        </w:rPr>
+      </w:pPr>
+      <w:r>
+        <w:rPr>
+          <w:rFonts w:ascii="Calibri" w:hAnsi="Calibri" w:cs="Calibri"/>
+          <w:sz w:val="20"/>
+          <w:szCs w:val="20"/>
+        </w:rPr>
+        <w:t xml:space="preserve">• pnpm/pnpm #14756 (Rust/TypeScript) - kept range operators and npm:/jsr: prefixes during update. Merged Sep 2026.</w:t>
+      </w:r>
+    </w:p>
+    <w:p>
+      <w:pPr>
+        <w:spacing w:before="0" w:after="50" w:line="240" w:lineRule="auto"/>
+        <w:ind w:left="180" w:hanging="180"/>
+        <w:rPr>
+          <w:rFonts w:ascii="Calibri" w:hAnsi="Calibri" w:cs="Calibri"/>
+          <w:sz w:val="20"/>
+          <w:szCs w:val="20"/>
+        </w:rPr>
+      </w:pPr>
+      <w:r>
+        <w:rPr>
+          <w:rFonts w:ascii="Calibri" w:hAnsi="Calibri" w:cs="Calibri"/>
+          <w:sz w:val="20"/>
+          <w:szCs w:val="20"/>
+        </w:rPr>
+        <w:t xml:space="preserve">• pytest-dev/pytest-env #262 (Python) - documented pytest.toml accepts native [pytest] env table. Merged Sep 2026.</w:t>
+      </w:r>
+    </w:p>
+    <w:p>
+      <w:pPr>
+        <w:spacing w:before="0" w:after="50" w:line="240" w:lineRule="auto"/>
+        <w:ind w:left="180" w:hanging="180"/>
+        <w:rPr>
+          <w:rFonts w:ascii="Calibri" w:hAnsi="Calibri" w:cs="Calibri"/>
+          <w:sz w:val="20"/>
+          <w:szCs w:val="20"/>
+        </w:rPr>
+      </w:pPr>
+      <w:r>
+        <w:rPr>
+          <w:rFonts w:ascii="Calibri" w:hAnsi="Calibri" w:cs="Calibri"/>
+          <w:sz w:val="20"/>
+          <w:szCs w:val="20"/>
+        </w:rPr>
+        <w:t xml:space="preserve">• stellar/stellar-docs #2850 (MDX) - documented --enable-core-manual-close flag: MANUAL_CLOSE config, manualclose endpoint, loopback examples. Merged Sep 2026.</w:t>
+      </w:r>
+    </w:p>
+    <w:p>
+      <w:pPr>
+        <w:spacing w:before="0" w:after="50" w:line="240" w:lineRule="auto"/>
+        <w:ind w:left="180" w:hanging="180"/>
+        <w:rPr>
+          <w:rFonts w:ascii="Calibri" w:hAnsi="Calibri" w:cs="Calibri"/>
+          <w:sz w:val="20"/>
+          <w:szCs w:val="20"/>
+        </w:rPr>
+      </w:pPr>
+      <w:r>
+        <w:rPr>
+          <w:rFonts w:ascii="Calibri" w:hAnsi="Calibri" w:cs="Calibri"/>
+          <w:sz w:val="20"/>
+          <w:szCs w:val="20"/>
+        </w:rPr>
+        <w:t xml:space="preserve">• leo-aa88/reviewgate #144 (Python) - added configurable comment-verbosity check on added lines only, with lexer that ignores strings/heredocs. Merged Sep 2026.</w:t>
+      </w:r>
+    </w:p>
+    <w:p>
+      <w:pPr>
+        <w:spacing w:before="0" w:after="50" w:line="240" w:lineRule="auto"/>
+        <w:ind w:left="180" w:hanging="180"/>
+        <w:rPr>
+          <w:rFonts w:ascii="Calibri" w:hAnsi="Calibri" w:cs="Calibri"/>
+          <w:sz w:val="20"/>
+          <w:szCs w:val="20"/>
+        </w:rPr>
+      </w:pPr>
+      <w:r>
+        <w:rPr>
+          <w:rFonts w:ascii="Calibri" w:hAnsi="Calibri" w:cs="Calibri"/>
+          <w:sz w:val="20"/>
+          <w:szCs w:val="20"/>
+        </w:rPr>
+        <w:t xml:space="preserve">• stellar/stellar-docs #2849 (MDX) - fixed address example to propagate Result instead of unwrapping bad XDR. Merged Sep 2026.</w:t>
+      </w:r>
+    </w:p>
+    <w:p>
+      <w:pPr>
+        <w:spacing w:before="0" w:after="50" w:line="240" w:lineRule="auto"/>
+        <w:ind w:left="180" w:hanging="180"/>
+        <w:rPr>
+          <w:rFonts w:ascii="Calibri" w:hAnsi="Calibri" w:cs="Calibri"/>
+          <w:sz w:val="20"/>
+          <w:szCs w:val="20"/>
+        </w:rPr>
+      </w:pPr>
+      <w:r>
+        <w:rPr>
+          <w:rFonts w:ascii="Calibri" w:hAnsi="Calibri" w:cs="Calibri"/>
+          <w:sz w:val="20"/>
+          <w:szCs w:val="20"/>
+        </w:rPr>
+        <w:t xml:space="preserve">• leo-aa88/reviewgate #172 (Python) - aligned DESIGN.md 10.14 Hunk entry with PR 144 code-token rule: context lines scan clean with code token, blanks neutral. Merged Sep 2026.</w:t>
+      </w:r>
+    </w:p>
+    <w:p>
+      <w:pPr>
+        <w:spacing w:before="0" w:after="50" w:line="240" w:lineRule="auto"/>
+        <w:ind w:left="180" w:hanging="180"/>
+        <w:rPr>
+          <w:rFonts w:ascii="Calibri" w:hAnsi="Calibri" w:cs="Calibri"/>
+          <w:sz w:val="20"/>
+          <w:szCs w:val="20"/>
+        </w:rPr>
+      </w:pPr>
+      <w:r>
+        <w:rPr>
+          <w:rFonts w:ascii="Calibri" w:hAnsi="Calibri" w:cs="Calibri"/>
+          <w:sz w:val="20"/>
+          <w:szCs w:val="20"/>
+        </w:rPr>
+        <w:t xml:space="preserve">• stellar/js-stellar-sdk #1725 (TypeScript) - extended docs pipeline to migration pages: Starlight sidebar, llms.txt bundles with link validation. Merged Sep 2026.</w:t>
+      </w:r>
+    </w:p>
+    <w:p>
+      <w:pPr>
+        <w:spacing w:before="0" w:after="50" w:line="240" w:lineRule="auto"/>
+        <w:ind w:left="180" w:hanging="180"/>
+        <w:rPr>
+          <w:rFonts w:ascii="Calibri" w:hAnsi="Calibri" w:cs="Calibri"/>
+          <w:sz w:val="20"/>
+          <w:szCs w:val="20"/>
+        </w:rPr>
+      </w:pPr>
+      <w:r>
+        <w:rPr>
+          <w:rFonts w:ascii="Calibri" w:hAnsi="Calibri" w:cs="Calibri"/>
+          <w:sz w:val="20"/>
+          <w:szCs w:val="20"/>
+        </w:rPr>
+        <w:t xml:space="preserve">• EmbarkStudios/cargo-about #319 (Rust) - closed license quote in synthesize_manifest at EOF so output stays valid TOML; added first resolution.rs tests. Merged Sep 2026.</w:t>
+      </w:r>
+    </w:p>
+    <w:p>
+      <w:pPr>
+        <w:spacing w:before="0" w:after="50" w:line="240" w:lineRule="auto"/>
+        <w:ind w:left="180" w:hanging="180"/>
+        <w:rPr>
+          <w:rFonts w:ascii="Calibri" w:hAnsi="Calibri" w:cs="Calibri"/>
+          <w:sz w:val="20"/>
+          <w:szCs w:val="20"/>
+        </w:rPr>
+      </w:pPr>
+      <w:r>
+        <w:rPr>
+          <w:rFonts w:ascii="Calibri" w:hAnsi="Calibri" w:cs="Calibri"/>
+          <w:sz w:val="20"/>
+          <w:szCs w:val="20"/>
+        </w:rPr>
+        <w:t xml:space="preserve">• EmbarkStudios/cargo-about #320 (Rust) - fixed insert offset to full-manifest coordinates, fixing corrupt output and multibyte CRLF panic; added offset tests. Merged Sep 2026.</w:t>
+      </w:r>
+    </w:p>
+    <w:p>
+      <w:pPr>
+        <w:spacing w:before="0" w:after="50" w:line="240" w:lineRule="auto"/>
+        <w:ind w:left="180" w:hanging="180"/>
+        <w:rPr>
+          <w:rFonts w:ascii="Calibri" w:hAnsi="Calibri" w:cs="Calibri"/>
+          <w:sz w:val="20"/>
+          <w:szCs w:val="20"/>
+        </w:rPr>
+      </w:pPr>
+      <w:r>
+        <w:rPr>
+          <w:rFonts w:ascii="Calibri" w:hAnsi="Calibri" w:cs="Calibri"/>
+          <w:sz w:val="20"/>
+          <w:szCs w:val="20"/>
+        </w:rPr>
+        <w:t xml:space="preserve">• astral-sh/ruff #28542 (Rust) - clarified PYI002 message to name stub-file context for sys.platform/version_info checks. Merged Sep 2026.</w:t>
+      </w:r>
+    </w:p>
+    <w:p>
+      <w:pPr>
+        <w:spacing w:before="0" w:after="50" w:line="240" w:lineRule="auto"/>
+        <w:ind w:left="180" w:hanging="180"/>
+        <w:rPr>
+          <w:rFonts w:ascii="Calibri" w:hAnsi="Calibri" w:cs="Calibri"/>
+          <w:sz w:val="20"/>
+          <w:szCs w:val="20"/>
+        </w:rPr>
+      </w:pPr>
+      <w:r>
+        <w:rPr>
+          <w:rFonts w:ascii="Calibri" w:hAnsi="Calibri" w:cs="Calibri"/>
+          <w:sz w:val="20"/>
+          <w:szCs w:val="20"/>
+        </w:rPr>
+        <w:t xml:space="preserve">• pnpm/pnpm #14754 (Rust) - fixed --no-bail pattern runs to continue and aggregate failures. Merged Sep 2026.</w:t>
+      </w:r>
+    </w:p>
+    <w:p>
+      <w:pPr>
+        <w:spacing w:before="0" w:after="50" w:line="240" w:lineRule="auto"/>
+        <w:ind w:left="180" w:hanging="180"/>
+        <w:rPr>
+          <w:rFonts w:ascii="Calibri" w:hAnsi="Calibri" w:cs="Calibri"/>
+          <w:sz w:val="20"/>
+          <w:szCs w:val="20"/>
+        </w:rPr>
+      </w:pPr>
+      <w:r>
+        <w:rPr>
+          <w:rFonts w:ascii="Calibri" w:hAnsi="Calibri" w:cs="Calibri"/>
+          <w:sz w:val="20"/>
+          <w:szCs w:val="20"/>
+        </w:rPr>
+        <w:t xml:space="preserve">• stellar/stellar-docs #2859 (MDX) - added missing --enable-core-manual-close flag to Network Modes Local section. Merged Sep 2026.</w:t>
+      </w:r>
+    </w:p>
+    <w:p>
+      <w:pPr>
+        <w:spacing w:before="0" w:after="50" w:line="240" w:lineRule="auto"/>
+        <w:ind w:left="180" w:hanging="180"/>
+        <w:rPr>
+          <w:rFonts w:ascii="Calibri" w:hAnsi="Calibri" w:cs="Calibri"/>
+          <w:sz w:val="20"/>
+          <w:szCs w:val="20"/>
+        </w:rPr>
+      </w:pPr>
+      <w:r>
+        <w:rPr>
+          <w:rFonts w:ascii="Calibri" w:hAnsi="Calibri" w:cs="Calibri"/>
+          <w:sz w:val="20"/>
+          <w:szCs w:val="20"/>
+        </w:rPr>
+        <w:t xml:space="preserve">• ssf0409/tracelens #140 (Python) - escaped report table cells with html.escape so pipes/HTML cannot break summary tables. Merged Sep 2026.</w:t>
+      </w:r>
+    </w:p>
+    <w:p>
+      <w:pPr>
+        <w:spacing w:before="0" w:after="50" w:line="240" w:lineRule="auto"/>
+        <w:ind w:left="180" w:hanging="180"/>
+        <w:rPr>
+          <w:rFonts w:ascii="Calibri" w:hAnsi="Calibri" w:cs="Calibri"/>
+          <w:sz w:val="20"/>
+          <w:szCs w:val="20"/>
+        </w:rPr>
+      </w:pPr>
+      <w:r>
+        <w:rPr>
+          <w:rFonts w:ascii="Calibri" w:hAnsi="Calibri" w:cs="Calibri"/>
+          <w:sz w:val="20"/>
+          <w:szCs w:val="20"/>
+        </w:rPr>
+        <w:t xml:space="preserve">• stellar/stellar-docs #2853 (MDX) - clarified pooled accounts guide: memos legacy in use, muxed preferred. Merged Sep 2026.</w:t>
+      </w:r>
+    </w:p>
+    <w:p>
+      <w:pPr>
+        <w:spacing w:before="0" w:after="50" w:line="240" w:lineRule="auto"/>
+        <w:ind w:left="180" w:hanging="180"/>
+        <w:rPr>
+          <w:rFonts w:ascii="Calibri" w:hAnsi="Calibri" w:cs="Calibri"/>
+          <w:sz w:val="20"/>
+          <w:szCs w:val="20"/>
+        </w:rPr>
+      </w:pPr>
+      <w:r>
+        <w:rPr>
+          <w:rFonts w:ascii="Calibri" w:hAnsi="Calibri" w:cs="Calibri"/>
+          <w:sz w:val="20"/>
+          <w:szCs w:val="20"/>
+        </w:rPr>
+        <w:t xml:space="preserve">• stellar/stellar-docs #2851 (MDX) - noted localhost is already trustworthy, no TLS needed for Freighter. Merged Sep 2026.</w:t>
       </w:r>
     </w:p>
     <w:p>

--- a/docs/Devayan_Mandal.docx
+++ b/docs/Devayan_Mandal.docx
@@ -1050,6 +1050,120 @@
     </w:p>
     <w:p>
       <w:pPr>
+        <w:spacing w:before="0" w:after="50" w:line="240" w:lineRule="auto"/>
+        <w:ind w:left="180" w:hanging="180"/>
+        <w:rPr>
+          <w:rFonts w:ascii="Calibri" w:hAnsi="Calibri" w:cs="Calibri"/>
+          <w:sz w:val="20"/>
+          <w:szCs w:val="20"/>
+        </w:rPr>
+      </w:pPr>
+      <w:r>
+        <w:rPr>
+          <w:rFonts w:ascii="Calibri" w:hAnsi="Calibri" w:cs="Calibri"/>
+          <w:sz w:val="20"/>
+          <w:szCs w:val="20"/>
+        </w:rPr>
+        <w:t xml:space="preserve">• DeepLearning.AI TensorFlow Developer Professional Certificate - DeepLearning.AI, 2020</w:t>
+      </w:r>
+    </w:p>
+    <w:p>
+      <w:pPr>
+        <w:spacing w:before="0" w:after="50" w:line="240" w:lineRule="auto"/>
+        <w:ind w:left="180" w:hanging="180"/>
+        <w:rPr>
+          <w:rFonts w:ascii="Calibri" w:hAnsi="Calibri" w:cs="Calibri"/>
+          <w:sz w:val="20"/>
+          <w:szCs w:val="20"/>
+        </w:rPr>
+      </w:pPr>
+      <w:r>
+        <w:rPr>
+          <w:rFonts w:ascii="Calibri" w:hAnsi="Calibri" w:cs="Calibri"/>
+          <w:sz w:val="20"/>
+          <w:szCs w:val="20"/>
+        </w:rPr>
+        <w:t xml:space="preserve">• Deep Learning Specialization - DeepLearning.AI, 2020</w:t>
+      </w:r>
+    </w:p>
+    <w:p>
+      <w:pPr>
+        <w:spacing w:before="0" w:after="50" w:line="240" w:lineRule="auto"/>
+        <w:ind w:left="180" w:hanging="180"/>
+        <w:rPr>
+          <w:rFonts w:ascii="Calibri" w:hAnsi="Calibri" w:cs="Calibri"/>
+          <w:sz w:val="20"/>
+          <w:szCs w:val="20"/>
+        </w:rPr>
+      </w:pPr>
+      <w:r>
+        <w:rPr>
+          <w:rFonts w:ascii="Calibri" w:hAnsi="Calibri" w:cs="Calibri"/>
+          <w:sz w:val="20"/>
+          <w:szCs w:val="20"/>
+        </w:rPr>
+        <w:t xml:space="preserve">• IBM Data Science Professional Certificate - IBM, 2020</w:t>
+      </w:r>
+    </w:p>
+    <w:p>
+      <w:pPr>
+        <w:spacing w:before="0" w:after="50" w:line="240" w:lineRule="auto"/>
+        <w:ind w:left="180" w:hanging="180"/>
+        <w:rPr>
+          <w:rFonts w:ascii="Calibri" w:hAnsi="Calibri" w:cs="Calibri"/>
+          <w:sz w:val="20"/>
+          <w:szCs w:val="20"/>
+        </w:rPr>
+      </w:pPr>
+      <w:r>
+        <w:rPr>
+          <w:rFonts w:ascii="Calibri" w:hAnsi="Calibri" w:cs="Calibri"/>
+          <w:sz w:val="20"/>
+          <w:szCs w:val="20"/>
+        </w:rPr>
+        <w:t xml:space="preserve">• Google IT Automation with Python Professional Certificate - Google, 2020</w:t>
+      </w:r>
+    </w:p>
+    <w:p>
+      <w:pPr>
+        <w:spacing w:before="0" w:after="50" w:line="240" w:lineRule="auto"/>
+        <w:ind w:left="180" w:hanging="180"/>
+        <w:rPr>
+          <w:rFonts w:ascii="Calibri" w:hAnsi="Calibri" w:cs="Calibri"/>
+          <w:sz w:val="20"/>
+          <w:szCs w:val="20"/>
+        </w:rPr>
+      </w:pPr>
+      <w:r>
+        <w:rPr>
+          <w:rFonts w:ascii="Calibri" w:hAnsi="Calibri" w:cs="Calibri"/>
+          <w:sz w:val="20"/>
+          <w:szCs w:val="20"/>
+        </w:rPr>
+        <w:t xml:space="preserve">• Blockchain Specialization - University of California, Irvine (Coursera), 2020</w:t>
+      </w:r>
+    </w:p>
+    <w:p>
+      <w:pPr>
+        <w:spacing w:before="0" w:after="50" w:line="240" w:lineRule="auto"/>
+        <w:ind w:left="180" w:hanging="180"/>
+        <w:rPr>
+          <w:rFonts w:ascii="Calibri" w:hAnsi="Calibri" w:cs="Calibri"/>
+          <w:sz w:val="20"/>
+          <w:szCs w:val="20"/>
+        </w:rPr>
+      </w:pPr>
+      <w:r>
+        <w:rPr>
+          <w:rFonts w:ascii="Calibri" w:hAnsi="Calibri" w:cs="Calibri"/>
+          <w:sz w:val="20"/>
+          <w:szCs w:val="20"/>
+        </w:rPr>
+        <w:t xml:space="preserve">• Google IT Support Professional Certificate - Google, 2020</w:t>
+      </w:r>
+    </w:p>
+    <w:p>
+      <w:pPr>
         <w:spacing w:before="200" w:after="70" w:line="240" w:lineRule="auto"/>
         <w:pBdr>
           <w:bottom w:val="single" w:sz="6" w:space="1" w:color="666666"/>
@@ -1104,7 +1218,7 @@
           <w:sz w:val="20"/>
           <w:szCs w:val="20"/>
         </w:rPr>
-        <w:t xml:space="preserve">Bachelor of Engineering (B.E.), Chemical Engineering (First Class) | [Graduation Year]</w:t>
+        <w:t xml:space="preserve">Bachelor of Engineering (B.E.), Chemical Engineering (First Class)</w:t>
       </w:r>
     </w:p>
     <w:p>

--- a/docs/Devayan_Mandal.docx
+++ b/docs/Devayan_Mandal.docx
@@ -345,482 +345,235 @@
           <w:sz w:val="20"/>
           <w:szCs w:val="20"/>
         </w:rPr>
-        <w:t xml:space="preserve">• biomejs/biome #11667 (Rust) - ported unicorn dom-traversing rule to nursery; 1,972 lines, 13 packages. Merged Sep 2026.</w:t>
-      </w:r>
-    </w:p>
-    <w:p>
-      <w:pPr>
-        <w:spacing w:before="0" w:after="50" w:line="240" w:lineRule="auto"/>
-        <w:ind w:left="180" w:hanging="180"/>
-        <w:rPr>
-          <w:rFonts w:ascii="Calibri" w:hAnsi="Calibri" w:cs="Calibri"/>
-          <w:sz w:val="20"/>
-          <w:szCs w:val="20"/>
-        </w:rPr>
-      </w:pPr>
-      <w:r>
-        <w:rPr>
-          <w:rFonts w:ascii="Calibri" w:hAnsi="Calibri" w:cs="Calibri"/>
-          <w:sz w:val="20"/>
-          <w:szCs w:val="20"/>
-        </w:rPr>
-        <w:t xml:space="preserve">• pnpm/pnpm #14863 (Rust/TypeScript) - fixed FreeBSD/Unix startup crash via Unix fallback store path. Merged Sep 2026.</w:t>
-      </w:r>
-    </w:p>
-    <w:p>
-      <w:pPr>
-        <w:spacing w:before="0" w:after="50" w:line="240" w:lineRule="auto"/>
-        <w:ind w:left="180" w:hanging="180"/>
-        <w:rPr>
-          <w:rFonts w:ascii="Calibri" w:hAnsi="Calibri" w:cs="Calibri"/>
-          <w:sz w:val="20"/>
-          <w:szCs w:val="20"/>
-        </w:rPr>
-      </w:pPr>
-      <w:r>
-        <w:rPr>
-          <w:rFonts w:ascii="Calibri" w:hAnsi="Calibri" w:cs="Calibri"/>
-          <w:sz w:val="20"/>
-          <w:szCs w:val="20"/>
-        </w:rPr>
-        <w:t xml:space="preserve">• brianc/node-postgres #3772 (JavaScript) - fixed Connection.sync() setting _ending flag and hiding socket errors. Merged Sep 2026.</w:t>
-      </w:r>
-    </w:p>
-    <w:p>
-      <w:pPr>
-        <w:spacing w:before="0" w:after="50" w:line="240" w:lineRule="auto"/>
-        <w:ind w:left="180" w:hanging="180"/>
-        <w:rPr>
-          <w:rFonts w:ascii="Calibri" w:hAnsi="Calibri" w:cs="Calibri"/>
-          <w:sz w:val="20"/>
-          <w:szCs w:val="20"/>
-        </w:rPr>
-      </w:pPr>
-      <w:r>
-        <w:rPr>
-          <w:rFonts w:ascii="Calibri" w:hAnsi="Calibri" w:cs="Calibri"/>
-          <w:sz w:val="20"/>
-          <w:szCs w:val="20"/>
-        </w:rPr>
-        <w:t xml:space="preserve">• recharts/recharts #7805 (TypeScript) - removed tabIndex from portal SVG groups to stop false focus rings; added test. Merged Sep 2026.</w:t>
-      </w:r>
-    </w:p>
-    <w:p>
-      <w:pPr>
-        <w:spacing w:before="0" w:after="50" w:line="240" w:lineRule="auto"/>
-        <w:ind w:left="180" w:hanging="180"/>
-        <w:rPr>
-          <w:rFonts w:ascii="Calibri" w:hAnsi="Calibri" w:cs="Calibri"/>
-          <w:sz w:val="20"/>
-          <w:szCs w:val="20"/>
-        </w:rPr>
-      </w:pPr>
-      <w:r>
-        <w:rPr>
-          <w:rFonts w:ascii="Calibri" w:hAnsi="Calibri" w:cs="Calibri"/>
-          <w:sz w:val="20"/>
-          <w:szCs w:val="20"/>
-        </w:rPr>
-        <w:t xml:space="preserve">• PyO3/maturin #3302 (Rust) - fixed Windows interpreter crash on non-UTF-8 output via from_utf8_lossy; added decode test. Merged Sep 2026.</w:t>
-      </w:r>
-    </w:p>
-    <w:p>
-      <w:pPr>
-        <w:spacing w:before="0" w:after="50" w:line="240" w:lineRule="auto"/>
-        <w:ind w:left="180" w:hanging="180"/>
-        <w:rPr>
-          <w:rFonts w:ascii="Calibri" w:hAnsi="Calibri" w:cs="Calibri"/>
-          <w:sz w:val="20"/>
-          <w:szCs w:val="20"/>
-        </w:rPr>
-      </w:pPr>
-      <w:r>
-        <w:rPr>
-          <w:rFonts w:ascii="Calibri" w:hAnsi="Calibri" w:cs="Calibri"/>
-          <w:sz w:val="20"/>
-          <w:szCs w:val="20"/>
-        </w:rPr>
-        <w:t xml:space="preserve">• SQLMesh/sqlmesh #6040 (Python) - moved ModelTest off worker threads to fix time_machine race. Merged Sep 2026.</w:t>
-      </w:r>
-    </w:p>
-    <w:p>
-      <w:pPr>
-        <w:spacing w:before="0" w:after="50" w:line="240" w:lineRule="auto"/>
-        <w:ind w:left="180" w:hanging="180"/>
-        <w:rPr>
-          <w:rFonts w:ascii="Calibri" w:hAnsi="Calibri" w:cs="Calibri"/>
-          <w:sz w:val="20"/>
-          <w:szCs w:val="20"/>
-        </w:rPr>
-      </w:pPr>
-      <w:r>
-        <w:rPr>
-          <w:rFonts w:ascii="Calibri" w:hAnsi="Calibri" w:cs="Calibri"/>
-          <w:sz w:val="20"/>
-          <w:szCs w:val="20"/>
-        </w:rPr>
-        <w:t xml:space="preserve">• pnpm/pnpm #14753 (Rust/TypeScript) - respected lockfile:false during auto package-manager switch. Merged Sep 2026.</w:t>
-      </w:r>
-    </w:p>
-    <w:p>
-      <w:pPr>
-        <w:spacing w:before="0" w:after="50" w:line="240" w:lineRule="auto"/>
-        <w:ind w:left="180" w:hanging="180"/>
-        <w:rPr>
-          <w:rFonts w:ascii="Calibri" w:hAnsi="Calibri" w:cs="Calibri"/>
-          <w:sz w:val="20"/>
-          <w:szCs w:val="20"/>
-        </w:rPr>
-      </w:pPr>
-      <w:r>
-        <w:rPr>
-          <w:rFonts w:ascii="Calibri" w:hAnsi="Calibri" w:cs="Calibri"/>
-          <w:sz w:val="20"/>
-          <w:szCs w:val="20"/>
-        </w:rPr>
-        <w:t xml:space="preserve">• better-auth/better-auth #11208 (TypeScript) - added OpenAPI regression test for phone verify body; tests only. Merged Sep 2026.</w:t>
-      </w:r>
-    </w:p>
-    <w:p>
-      <w:pPr>
-        <w:spacing w:before="0" w:after="50" w:line="240" w:lineRule="auto"/>
-        <w:ind w:left="180" w:hanging="180"/>
-        <w:rPr>
-          <w:rFonts w:ascii="Calibri" w:hAnsi="Calibri" w:cs="Calibri"/>
-          <w:sz w:val="20"/>
-          <w:szCs w:val="20"/>
-        </w:rPr>
-      </w:pPr>
-      <w:r>
-        <w:rPr>
-          <w:rFonts w:ascii="Calibri" w:hAnsi="Calibri" w:cs="Calibri"/>
-          <w:sz w:val="20"/>
-          <w:szCs w:val="20"/>
-        </w:rPr>
-        <w:t xml:space="preserve">• thirdweb-dev/js #8938 (TypeScript) - fixed useTokenQuery to rethrow 401/429/timeout instead of false unsupported. Merged Sep 2026.</w:t>
-      </w:r>
-    </w:p>
-    <w:p>
-      <w:pPr>
-        <w:spacing w:before="0" w:after="50" w:line="240" w:lineRule="auto"/>
-        <w:ind w:left="180" w:hanging="180"/>
-        <w:rPr>
-          <w:rFonts w:ascii="Calibri" w:hAnsi="Calibri" w:cs="Calibri"/>
-          <w:sz w:val="20"/>
-          <w:szCs w:val="20"/>
-        </w:rPr>
-      </w:pPr>
-      <w:r>
-        <w:rPr>
-          <w:rFonts w:ascii="Calibri" w:hAnsi="Calibri" w:cs="Calibri"/>
-          <w:sz w:val="20"/>
-          <w:szCs w:val="20"/>
-        </w:rPr>
-        <w:t xml:space="preserve">• anza-xyz/kit #2032 (TypeScript) - restored number predicates in getPatternMatchCodec guide. Merged Sep 2026.</w:t>
-      </w:r>
-    </w:p>
-    <w:p>
-      <w:pPr>
-        <w:spacing w:before="0" w:after="50" w:line="240" w:lineRule="auto"/>
-        <w:ind w:left="180" w:hanging="180"/>
-        <w:rPr>
-          <w:rFonts w:ascii="Calibri" w:hAnsi="Calibri" w:cs="Calibri"/>
-          <w:sz w:val="20"/>
-          <w:szCs w:val="20"/>
-        </w:rPr>
-      </w:pPr>
-      <w:r>
-        <w:rPr>
-          <w:rFonts w:ascii="Calibri" w:hAnsi="Calibri" w:cs="Calibri"/>
-          <w:sz w:val="20"/>
-          <w:szCs w:val="20"/>
-        </w:rPr>
-        <w:t xml:space="preserve">• web-infra-dev/rspress #3678 (TypeScript) - fixed Search race by awaiting FlexSearch indexing before init. Merged Sep 2026.</w:t>
-      </w:r>
-    </w:p>
-    <w:p>
-      <w:pPr>
-        <w:spacing w:before="0" w:after="50" w:line="240" w:lineRule="auto"/>
-        <w:ind w:left="180" w:hanging="180"/>
-        <w:rPr>
-          <w:rFonts w:ascii="Calibri" w:hAnsi="Calibri" w:cs="Calibri"/>
-          <w:sz w:val="20"/>
-          <w:szCs w:val="20"/>
-        </w:rPr>
-      </w:pPr>
-      <w:r>
-        <w:rPr>
-          <w:rFonts w:ascii="Calibri" w:hAnsi="Calibri" w:cs="Calibri"/>
-          <w:sz w:val="20"/>
-          <w:szCs w:val="20"/>
-        </w:rPr>
-        <w:t xml:space="preserve">• pnpm/pnpm #14756 (Rust/TypeScript) - kept range operators and npm:/jsr: prefixes during update. Merged Sep 2026.</w:t>
-      </w:r>
-    </w:p>
-    <w:p>
-      <w:pPr>
-        <w:spacing w:before="0" w:after="50" w:line="240" w:lineRule="auto"/>
-        <w:ind w:left="180" w:hanging="180"/>
-        <w:rPr>
-          <w:rFonts w:ascii="Calibri" w:hAnsi="Calibri" w:cs="Calibri"/>
-          <w:sz w:val="20"/>
-          <w:szCs w:val="20"/>
-        </w:rPr>
-      </w:pPr>
-      <w:r>
-        <w:rPr>
-          <w:rFonts w:ascii="Calibri" w:hAnsi="Calibri" w:cs="Calibri"/>
-          <w:sz w:val="20"/>
-          <w:szCs w:val="20"/>
-        </w:rPr>
-        <w:t xml:space="preserve">• pytest-dev/pytest-env #262 (Python) - documented pytest.toml accepts native [pytest] env table. Merged Sep 2026.</w:t>
-      </w:r>
-    </w:p>
-    <w:p>
-      <w:pPr>
-        <w:spacing w:before="0" w:after="50" w:line="240" w:lineRule="auto"/>
-        <w:ind w:left="180" w:hanging="180"/>
-        <w:rPr>
-          <w:rFonts w:ascii="Calibri" w:hAnsi="Calibri" w:cs="Calibri"/>
-          <w:sz w:val="20"/>
-          <w:szCs w:val="20"/>
-        </w:rPr>
-      </w:pPr>
-      <w:r>
-        <w:rPr>
-          <w:rFonts w:ascii="Calibri" w:hAnsi="Calibri" w:cs="Calibri"/>
-          <w:sz w:val="20"/>
-          <w:szCs w:val="20"/>
-        </w:rPr>
-        <w:t xml:space="preserve">• stellar/stellar-docs #2850 (MDX) - documented --enable-core-manual-close flag: MANUAL_CLOSE config, manualclose endpoint, loopback examples. Merged Sep 2026.</w:t>
-      </w:r>
-    </w:p>
-    <w:p>
-      <w:pPr>
-        <w:spacing w:before="0" w:after="50" w:line="240" w:lineRule="auto"/>
-        <w:ind w:left="180" w:hanging="180"/>
-        <w:rPr>
-          <w:rFonts w:ascii="Calibri" w:hAnsi="Calibri" w:cs="Calibri"/>
-          <w:sz w:val="20"/>
-          <w:szCs w:val="20"/>
-        </w:rPr>
-      </w:pPr>
-      <w:r>
-        <w:rPr>
-          <w:rFonts w:ascii="Calibri" w:hAnsi="Calibri" w:cs="Calibri"/>
-          <w:sz w:val="20"/>
-          <w:szCs w:val="20"/>
-        </w:rPr>
-        <w:t xml:space="preserve">• leo-aa88/reviewgate #144 (Python) - added configurable comment-verbosity check on added lines only, with lexer that ignores strings/heredocs. Merged Sep 2026.</w:t>
-      </w:r>
-    </w:p>
-    <w:p>
-      <w:pPr>
-        <w:spacing w:before="0" w:after="50" w:line="240" w:lineRule="auto"/>
-        <w:ind w:left="180" w:hanging="180"/>
-        <w:rPr>
-          <w:rFonts w:ascii="Calibri" w:hAnsi="Calibri" w:cs="Calibri"/>
-          <w:sz w:val="20"/>
-          <w:szCs w:val="20"/>
-        </w:rPr>
-      </w:pPr>
-      <w:r>
-        <w:rPr>
-          <w:rFonts w:ascii="Calibri" w:hAnsi="Calibri" w:cs="Calibri"/>
-          <w:sz w:val="20"/>
-          <w:szCs w:val="20"/>
-        </w:rPr>
-        <w:t xml:space="preserve">• stellar/stellar-docs #2849 (MDX) - fixed address example to propagate Result instead of unwrapping bad XDR. Merged Sep 2026.</w:t>
-      </w:r>
-    </w:p>
-    <w:p>
-      <w:pPr>
-        <w:spacing w:before="0" w:after="50" w:line="240" w:lineRule="auto"/>
-        <w:ind w:left="180" w:hanging="180"/>
-        <w:rPr>
-          <w:rFonts w:ascii="Calibri" w:hAnsi="Calibri" w:cs="Calibri"/>
-          <w:sz w:val="20"/>
-          <w:szCs w:val="20"/>
-        </w:rPr>
-      </w:pPr>
-      <w:r>
-        <w:rPr>
-          <w:rFonts w:ascii="Calibri" w:hAnsi="Calibri" w:cs="Calibri"/>
-          <w:sz w:val="20"/>
-          <w:szCs w:val="20"/>
-        </w:rPr>
-        <w:t xml:space="preserve">• leo-aa88/reviewgate #172 (Python) - aligned DESIGN.md 10.14 Hunk entry with PR 144 code-token rule: context lines scan clean with code token, blanks neutral. Merged Sep 2026.</w:t>
-      </w:r>
-    </w:p>
-    <w:p>
-      <w:pPr>
-        <w:spacing w:before="0" w:after="50" w:line="240" w:lineRule="auto"/>
-        <w:ind w:left="180" w:hanging="180"/>
-        <w:rPr>
-          <w:rFonts w:ascii="Calibri" w:hAnsi="Calibri" w:cs="Calibri"/>
-          <w:sz w:val="20"/>
-          <w:szCs w:val="20"/>
-        </w:rPr>
-      </w:pPr>
-      <w:r>
-        <w:rPr>
-          <w:rFonts w:ascii="Calibri" w:hAnsi="Calibri" w:cs="Calibri"/>
-          <w:sz w:val="20"/>
-          <w:szCs w:val="20"/>
-        </w:rPr>
-        <w:t xml:space="preserve">• stellar/js-stellar-sdk #1725 (TypeScript) - extended docs pipeline to migration pages: Starlight sidebar, llms.txt bundles with link validation. Merged Sep 2026.</w:t>
-      </w:r>
-    </w:p>
-    <w:p>
-      <w:pPr>
-        <w:spacing w:before="0" w:after="50" w:line="240" w:lineRule="auto"/>
-        <w:ind w:left="180" w:hanging="180"/>
-        <w:rPr>
-          <w:rFonts w:ascii="Calibri" w:hAnsi="Calibri" w:cs="Calibri"/>
-          <w:sz w:val="20"/>
-          <w:szCs w:val="20"/>
-        </w:rPr>
-      </w:pPr>
-      <w:r>
-        <w:rPr>
-          <w:rFonts w:ascii="Calibri" w:hAnsi="Calibri" w:cs="Calibri"/>
-          <w:sz w:val="20"/>
-          <w:szCs w:val="20"/>
-        </w:rPr>
-        <w:t xml:space="preserve">• EmbarkStudios/cargo-about #319 (Rust) - closed license quote in synthesize_manifest at EOF so output stays valid TOML; added first resolution.rs tests. Merged Sep 2026.</w:t>
-      </w:r>
-    </w:p>
-    <w:p>
-      <w:pPr>
-        <w:spacing w:before="0" w:after="50" w:line="240" w:lineRule="auto"/>
-        <w:ind w:left="180" w:hanging="180"/>
-        <w:rPr>
-          <w:rFonts w:ascii="Calibri" w:hAnsi="Calibri" w:cs="Calibri"/>
-          <w:sz w:val="20"/>
-          <w:szCs w:val="20"/>
-        </w:rPr>
-      </w:pPr>
-      <w:r>
-        <w:rPr>
-          <w:rFonts w:ascii="Calibri" w:hAnsi="Calibri" w:cs="Calibri"/>
-          <w:sz w:val="20"/>
-          <w:szCs w:val="20"/>
-        </w:rPr>
-        <w:t xml:space="preserve">• EmbarkStudios/cargo-about #320 (Rust) - fixed insert offset to full-manifest coordinates, fixing corrupt output and multibyte CRLF panic; added offset tests. Merged Sep 2026.</w:t>
-      </w:r>
-    </w:p>
-    <w:p>
-      <w:pPr>
-        <w:spacing w:before="0" w:after="50" w:line="240" w:lineRule="auto"/>
-        <w:ind w:left="180" w:hanging="180"/>
-        <w:rPr>
-          <w:rFonts w:ascii="Calibri" w:hAnsi="Calibri" w:cs="Calibri"/>
-          <w:sz w:val="20"/>
-          <w:szCs w:val="20"/>
-        </w:rPr>
-      </w:pPr>
-      <w:r>
-        <w:rPr>
-          <w:rFonts w:ascii="Calibri" w:hAnsi="Calibri" w:cs="Calibri"/>
-          <w:sz w:val="20"/>
-          <w:szCs w:val="20"/>
-        </w:rPr>
-        <w:t xml:space="preserve">• astral-sh/ruff #28542 (Rust) - clarified PYI002 message to name stub-file context for sys.platform/version_info checks. Merged Sep 2026.</w:t>
-      </w:r>
-    </w:p>
-    <w:p>
-      <w:pPr>
-        <w:spacing w:before="0" w:after="50" w:line="240" w:lineRule="auto"/>
-        <w:ind w:left="180" w:hanging="180"/>
-        <w:rPr>
-          <w:rFonts w:ascii="Calibri" w:hAnsi="Calibri" w:cs="Calibri"/>
-          <w:sz w:val="20"/>
-          <w:szCs w:val="20"/>
-        </w:rPr>
-      </w:pPr>
-      <w:r>
-        <w:rPr>
-          <w:rFonts w:ascii="Calibri" w:hAnsi="Calibri" w:cs="Calibri"/>
-          <w:sz w:val="20"/>
-          <w:szCs w:val="20"/>
-        </w:rPr>
-        <w:t xml:space="preserve">• pnpm/pnpm #14754 (Rust) - fixed --no-bail pattern runs to continue and aggregate failures. Merged Sep 2026.</w:t>
-      </w:r>
-    </w:p>
-    <w:p>
-      <w:pPr>
-        <w:spacing w:before="0" w:after="50" w:line="240" w:lineRule="auto"/>
-        <w:ind w:left="180" w:hanging="180"/>
-        <w:rPr>
-          <w:rFonts w:ascii="Calibri" w:hAnsi="Calibri" w:cs="Calibri"/>
-          <w:sz w:val="20"/>
-          <w:szCs w:val="20"/>
-        </w:rPr>
-      </w:pPr>
-      <w:r>
-        <w:rPr>
-          <w:rFonts w:ascii="Calibri" w:hAnsi="Calibri" w:cs="Calibri"/>
-          <w:sz w:val="20"/>
-          <w:szCs w:val="20"/>
-        </w:rPr>
-        <w:t xml:space="preserve">• stellar/stellar-docs #2859 (MDX) - added missing --enable-core-manual-close flag to Network Modes Local section. Merged Sep 2026.</w:t>
-      </w:r>
-    </w:p>
-    <w:p>
-      <w:pPr>
-        <w:spacing w:before="0" w:after="50" w:line="240" w:lineRule="auto"/>
-        <w:ind w:left="180" w:hanging="180"/>
-        <w:rPr>
-          <w:rFonts w:ascii="Calibri" w:hAnsi="Calibri" w:cs="Calibri"/>
-          <w:sz w:val="20"/>
-          <w:szCs w:val="20"/>
-        </w:rPr>
-      </w:pPr>
-      <w:r>
-        <w:rPr>
-          <w:rFonts w:ascii="Calibri" w:hAnsi="Calibri" w:cs="Calibri"/>
-          <w:sz w:val="20"/>
-          <w:szCs w:val="20"/>
-        </w:rPr>
-        <w:t xml:space="preserve">• ssf0409/tracelens #140 (Python) - escaped report table cells with html.escape so pipes/HTML cannot break summary tables. Merged Sep 2026.</w:t>
-      </w:r>
-    </w:p>
-    <w:p>
-      <w:pPr>
-        <w:spacing w:before="0" w:after="50" w:line="240" w:lineRule="auto"/>
-        <w:ind w:left="180" w:hanging="180"/>
-        <w:rPr>
-          <w:rFonts w:ascii="Calibri" w:hAnsi="Calibri" w:cs="Calibri"/>
-          <w:sz w:val="20"/>
-          <w:szCs w:val="20"/>
-        </w:rPr>
-      </w:pPr>
-      <w:r>
-        <w:rPr>
-          <w:rFonts w:ascii="Calibri" w:hAnsi="Calibri" w:cs="Calibri"/>
-          <w:sz w:val="20"/>
-          <w:szCs w:val="20"/>
-        </w:rPr>
-        <w:t xml:space="preserve">• stellar/stellar-docs #2853 (MDX) - clarified pooled accounts guide: memos legacy in use, muxed preferred. Merged Sep 2026.</w:t>
-      </w:r>
-    </w:p>
-    <w:p>
-      <w:pPr>
-        <w:spacing w:before="0" w:after="50" w:line="240" w:lineRule="auto"/>
-        <w:ind w:left="180" w:hanging="180"/>
-        <w:rPr>
-          <w:rFonts w:ascii="Calibri" w:hAnsi="Calibri" w:cs="Calibri"/>
-          <w:sz w:val="20"/>
-          <w:szCs w:val="20"/>
-        </w:rPr>
-      </w:pPr>
-      <w:r>
-        <w:rPr>
-          <w:rFonts w:ascii="Calibri" w:hAnsi="Calibri" w:cs="Calibri"/>
-          <w:sz w:val="20"/>
-          <w:szCs w:val="20"/>
-        </w:rPr>
-        <w:t xml:space="preserve">• stellar/stellar-docs #2851 (MDX) - noted localhost is already trustworthy, no TLS needed for Freighter. Merged Sep 2026.</w:t>
+        <w:t xml:space="preserve">• biomejs/biome #11667 (Rust) - ported unicorn dom-traversing rule to nursery; 1,972 lines, 13 packages.</w:t>
+      </w:r>
+    </w:p>
+    <w:p>
+      <w:pPr>
+        <w:spacing w:before="0" w:after="50" w:line="240" w:lineRule="auto"/>
+        <w:ind w:left="180" w:hanging="180"/>
+        <w:rPr>
+          <w:rFonts w:ascii="Calibri" w:hAnsi="Calibri" w:cs="Calibri"/>
+          <w:sz w:val="20"/>
+          <w:szCs w:val="20"/>
+        </w:rPr>
+      </w:pPr>
+      <w:r>
+        <w:rPr>
+          <w:rFonts w:ascii="Calibri" w:hAnsi="Calibri" w:cs="Calibri"/>
+          <w:sz w:val="20"/>
+          <w:szCs w:val="20"/>
+        </w:rPr>
+        <w:t xml:space="preserve">• pnpm/pnpm #14863 (Rust/TypeScript) - fixed FreeBSD/Unix startup crash via Unix fallback store path.</w:t>
+      </w:r>
+    </w:p>
+    <w:p>
+      <w:pPr>
+        <w:spacing w:before="0" w:after="50" w:line="240" w:lineRule="auto"/>
+        <w:ind w:left="180" w:hanging="180"/>
+        <w:rPr>
+          <w:rFonts w:ascii="Calibri" w:hAnsi="Calibri" w:cs="Calibri"/>
+          <w:sz w:val="20"/>
+          <w:szCs w:val="20"/>
+        </w:rPr>
+      </w:pPr>
+      <w:r>
+        <w:rPr>
+          <w:rFonts w:ascii="Calibri" w:hAnsi="Calibri" w:cs="Calibri"/>
+          <w:sz w:val="20"/>
+          <w:szCs w:val="20"/>
+        </w:rPr>
+        <w:t xml:space="preserve">• brianc/node-postgres #3772 (JavaScript) - fixed Connection.sync() setting _ending flag and hiding socket errors.</w:t>
+      </w:r>
+    </w:p>
+    <w:p>
+      <w:pPr>
+        <w:spacing w:before="0" w:after="50" w:line="240" w:lineRule="auto"/>
+        <w:ind w:left="180" w:hanging="180"/>
+        <w:rPr>
+          <w:rFonts w:ascii="Calibri" w:hAnsi="Calibri" w:cs="Calibri"/>
+          <w:sz w:val="20"/>
+          <w:szCs w:val="20"/>
+        </w:rPr>
+      </w:pPr>
+      <w:r>
+        <w:rPr>
+          <w:rFonts w:ascii="Calibri" w:hAnsi="Calibri" w:cs="Calibri"/>
+          <w:sz w:val="20"/>
+          <w:szCs w:val="20"/>
+        </w:rPr>
+        <w:t xml:space="preserve">• recharts/recharts #7805 (TypeScript) - removed tabIndex from portal SVG groups to stop false focus rings; added test.</w:t>
+      </w:r>
+    </w:p>
+    <w:p>
+      <w:pPr>
+        <w:spacing w:before="0" w:after="50" w:line="240" w:lineRule="auto"/>
+        <w:ind w:left="180" w:hanging="180"/>
+        <w:rPr>
+          <w:rFonts w:ascii="Calibri" w:hAnsi="Calibri" w:cs="Calibri"/>
+          <w:sz w:val="20"/>
+          <w:szCs w:val="20"/>
+        </w:rPr>
+      </w:pPr>
+      <w:r>
+        <w:rPr>
+          <w:rFonts w:ascii="Calibri" w:hAnsi="Calibri" w:cs="Calibri"/>
+          <w:sz w:val="20"/>
+          <w:szCs w:val="20"/>
+        </w:rPr>
+        <w:t xml:space="preserve">• PyO3/maturin #3302 (Rust) - fixed Windows interpreter crash on non-UTF-8 output via from_utf8_lossy; added decode test.</w:t>
+      </w:r>
+    </w:p>
+    <w:p>
+      <w:pPr>
+        <w:spacing w:before="0" w:after="50" w:line="240" w:lineRule="auto"/>
+        <w:ind w:left="180" w:hanging="180"/>
+        <w:rPr>
+          <w:rFonts w:ascii="Calibri" w:hAnsi="Calibri" w:cs="Calibri"/>
+          <w:sz w:val="20"/>
+          <w:szCs w:val="20"/>
+        </w:rPr>
+      </w:pPr>
+      <w:r>
+        <w:rPr>
+          <w:rFonts w:ascii="Calibri" w:hAnsi="Calibri" w:cs="Calibri"/>
+          <w:sz w:val="20"/>
+          <w:szCs w:val="20"/>
+        </w:rPr>
+        <w:t xml:space="preserve">• SQLMesh/sqlmesh #6040 (Python) - moved ModelTest off worker threads to fix time_machine race.</w:t>
+      </w:r>
+    </w:p>
+    <w:p>
+      <w:pPr>
+        <w:spacing w:before="0" w:after="50" w:line="240" w:lineRule="auto"/>
+        <w:ind w:left="180" w:hanging="180"/>
+        <w:rPr>
+          <w:rFonts w:ascii="Calibri" w:hAnsi="Calibri" w:cs="Calibri"/>
+          <w:sz w:val="20"/>
+          <w:szCs w:val="20"/>
+        </w:rPr>
+      </w:pPr>
+      <w:r>
+        <w:rPr>
+          <w:rFonts w:ascii="Calibri" w:hAnsi="Calibri" w:cs="Calibri"/>
+          <w:sz w:val="20"/>
+          <w:szCs w:val="20"/>
+        </w:rPr>
+        <w:t xml:space="preserve">• pnpm/pnpm #14753 (Rust/TypeScript) - respected lockfile:false during auto package-manager switch.</w:t>
+      </w:r>
+    </w:p>
+    <w:p>
+      <w:pPr>
+        <w:spacing w:before="0" w:after="50" w:line="240" w:lineRule="auto"/>
+        <w:ind w:left="180" w:hanging="180"/>
+        <w:rPr>
+          <w:rFonts w:ascii="Calibri" w:hAnsi="Calibri" w:cs="Calibri"/>
+          <w:sz w:val="20"/>
+          <w:szCs w:val="20"/>
+        </w:rPr>
+      </w:pPr>
+      <w:r>
+        <w:rPr>
+          <w:rFonts w:ascii="Calibri" w:hAnsi="Calibri" w:cs="Calibri"/>
+          <w:sz w:val="20"/>
+          <w:szCs w:val="20"/>
+        </w:rPr>
+        <w:t xml:space="preserve">• better-auth/better-auth #11208 (TypeScript) - added OpenAPI regression test for phone verify body; tests only.</w:t>
+      </w:r>
+    </w:p>
+    <w:p>
+      <w:pPr>
+        <w:spacing w:before="0" w:after="50" w:line="240" w:lineRule="auto"/>
+        <w:ind w:left="180" w:hanging="180"/>
+        <w:rPr>
+          <w:rFonts w:ascii="Calibri" w:hAnsi="Calibri" w:cs="Calibri"/>
+          <w:sz w:val="20"/>
+          <w:szCs w:val="20"/>
+        </w:rPr>
+      </w:pPr>
+      <w:r>
+        <w:rPr>
+          <w:rFonts w:ascii="Calibri" w:hAnsi="Calibri" w:cs="Calibri"/>
+          <w:sz w:val="20"/>
+          <w:szCs w:val="20"/>
+        </w:rPr>
+        <w:t xml:space="preserve">• thirdweb-dev/js #8938 (TypeScript) - fixed useTokenQuery to rethrow 401/429/timeout instead of false unsupported.</w:t>
+      </w:r>
+    </w:p>
+    <w:p>
+      <w:pPr>
+        <w:spacing w:before="0" w:after="50" w:line="240" w:lineRule="auto"/>
+        <w:ind w:left="180" w:hanging="180"/>
+        <w:rPr>
+          <w:rFonts w:ascii="Calibri" w:hAnsi="Calibri" w:cs="Calibri"/>
+          <w:sz w:val="20"/>
+          <w:szCs w:val="20"/>
+        </w:rPr>
+      </w:pPr>
+      <w:r>
+        <w:rPr>
+          <w:rFonts w:ascii="Calibri" w:hAnsi="Calibri" w:cs="Calibri"/>
+          <w:sz w:val="20"/>
+          <w:szCs w:val="20"/>
+        </w:rPr>
+        <w:t xml:space="preserve">• anza-xyz/kit #2032 (TypeScript) - restored number predicates in getPatternMatchCodec guide.</w:t>
+      </w:r>
+    </w:p>
+    <w:p>
+      <w:pPr>
+        <w:spacing w:before="0" w:after="50" w:line="240" w:lineRule="auto"/>
+        <w:ind w:left="180" w:hanging="180"/>
+        <w:rPr>
+          <w:rFonts w:ascii="Calibri" w:hAnsi="Calibri" w:cs="Calibri"/>
+          <w:sz w:val="20"/>
+          <w:szCs w:val="20"/>
+        </w:rPr>
+      </w:pPr>
+      <w:r>
+        <w:rPr>
+          <w:rFonts w:ascii="Calibri" w:hAnsi="Calibri" w:cs="Calibri"/>
+          <w:sz w:val="20"/>
+          <w:szCs w:val="20"/>
+        </w:rPr>
+        <w:t xml:space="preserve">• web-infra-dev/rspress #3678 (TypeScript) - fixed Search race by awaiting FlexSearch indexing before init.</w:t>
+      </w:r>
+    </w:p>
+    <w:p>
+      <w:pPr>
+        <w:spacing w:before="0" w:after="50" w:line="240" w:lineRule="auto"/>
+        <w:ind w:left="180" w:hanging="180"/>
+        <w:rPr>
+          <w:rFonts w:ascii="Calibri" w:hAnsi="Calibri" w:cs="Calibri"/>
+          <w:sz w:val="20"/>
+          <w:szCs w:val="20"/>
+        </w:rPr>
+      </w:pPr>
+      <w:r>
+        <w:rPr>
+          <w:rFonts w:ascii="Calibri" w:hAnsi="Calibri" w:cs="Calibri"/>
+          <w:sz w:val="20"/>
+          <w:szCs w:val="20"/>
+        </w:rPr>
+        <w:t xml:space="preserve">• pnpm/pnpm #14756 (Rust/TypeScript) - kept range operators and npm:/jsr: prefixes during update.</w:t>
+      </w:r>
+    </w:p>
+    <w:p>
+      <w:pPr>
+        <w:spacing w:before="0" w:after="50" w:line="240" w:lineRule="auto"/>
+        <w:ind w:left="180" w:hanging="180"/>
+        <w:rPr>
+          <w:rFonts w:ascii="Calibri" w:hAnsi="Calibri" w:cs="Calibri"/>
+          <w:sz w:val="20"/>
+          <w:szCs w:val="20"/>
+        </w:rPr>
+      </w:pPr>
+      <w:r>
+        <w:rPr>
+          <w:rFonts w:ascii="Calibri" w:hAnsi="Calibri" w:cs="Calibri"/>
+          <w:sz w:val="20"/>
+          <w:szCs w:val="20"/>
+        </w:rPr>
+        <w:t xml:space="preserve">• +14 more merged upstream PRs across pytest-dev/pytest-env, stellar/stellar-docs and 6 other repositories.</w:t>
       </w:r>
     </w:p>
     <w:p>
@@ -861,6 +614,308 @@
           <w:szCs w:val="21"/>
         </w:rPr>
         <w:t xml:space="preserve">PROFESSIONAL EXPERIENCE</w:t>
+      </w:r>
+    </w:p>
+    <w:p>
+      <w:pPr>
+        <w:spacing w:before="120" w:after="10" w:line="240" w:lineRule="auto"/>
+        <w:rPr>
+          <w:rFonts w:ascii="Calibri" w:hAnsi="Calibri" w:cs="Calibri"/>
+          <w:sz w:val="20"/>
+          <w:szCs w:val="20"/>
+        </w:rPr>
+      </w:pPr>
+      <w:r>
+        <w:rPr>
+          <w:rFonts w:ascii="Calibri" w:hAnsi="Calibri" w:cs="Calibri"/>
+          <w:b/>
+          <w:sz w:val="20"/>
+          <w:szCs w:val="20"/>
+        </w:rPr>
+        <w:t xml:space="preserve">LATTICE AI LABS</w:t>
+      </w:r>
+    </w:p>
+    <w:p>
+      <w:pPr>
+        <w:spacing w:before="0" w:after="60" w:line="240" w:lineRule="auto"/>
+        <w:rPr>
+          <w:rFonts w:ascii="Calibri" w:hAnsi="Calibri" w:cs="Calibri"/>
+          <w:sz w:val="20"/>
+          <w:szCs w:val="20"/>
+        </w:rPr>
+      </w:pPr>
+      <w:r>
+        <w:rPr>
+          <w:rFonts w:ascii="Calibri" w:hAnsi="Calibri" w:cs="Calibri"/>
+          <w:sz w:val="20"/>
+          <w:szCs w:val="20"/>
+        </w:rPr>
+        <w:t xml:space="preserve">Full Stack AI Native / Forward Deployed AI Engineer | June 2026 - Present | Remote</w:t>
+      </w:r>
+    </w:p>
+    <w:p>
+      <w:pPr>
+        <w:spacing w:before="0" w:after="50" w:line="240" w:lineRule="auto"/>
+        <w:ind w:left="180" w:hanging="180"/>
+        <w:rPr>
+          <w:rFonts w:ascii="Calibri" w:hAnsi="Calibri" w:cs="Calibri"/>
+          <w:sz w:val="20"/>
+          <w:szCs w:val="20"/>
+        </w:rPr>
+      </w:pPr>
+      <w:r>
+        <w:rPr>
+          <w:rFonts w:ascii="Calibri" w:hAnsi="Calibri" w:cs="Calibri"/>
+          <w:sz w:val="20"/>
+          <w:szCs w:val="20"/>
+        </w:rPr>
+        <w:t xml:space="preserve">• Shipped 30+ production systems across agents, RL eval, realtime observability, and web apps.</w:t>
+      </w:r>
+    </w:p>
+    <w:p>
+      <w:pPr>
+        <w:spacing w:before="0" w:after="50" w:line="240" w:lineRule="auto"/>
+        <w:ind w:left="180" w:hanging="180"/>
+        <w:rPr>
+          <w:rFonts w:ascii="Calibri" w:hAnsi="Calibri" w:cs="Calibri"/>
+          <w:sz w:val="20"/>
+          <w:szCs w:val="20"/>
+        </w:rPr>
+      </w:pPr>
+      <w:r>
+        <w:rPr>
+          <w:rFonts w:ascii="Calibri" w:hAnsi="Calibri" w:cs="Calibri"/>
+          <w:sz w:val="20"/>
+          <w:szCs w:val="20"/>
+        </w:rPr>
+        <w:t xml:space="preserve">• Built AEGIS, an AI ops cortex: LangGraph supervisor, 6 agents, 7 loops, RAG, HITL gates, LangSmith evals, SSE dashboard. Live: aegis-agent-api.vercel.app/ui</w:t>
+      </w:r>
+    </w:p>
+    <w:p>
+      <w:pPr>
+        <w:spacing w:before="0" w:after="50" w:line="240" w:lineRule="auto"/>
+        <w:ind w:left="180" w:hanging="180"/>
+        <w:rPr>
+          <w:rFonts w:ascii="Calibri" w:hAnsi="Calibri" w:cs="Calibri"/>
+          <w:sz w:val="20"/>
+          <w:szCs w:val="20"/>
+        </w:rPr>
+      </w:pPr>
+      <w:r>
+        <w:rPr>
+          <w:rFonts w:ascii="Calibri" w:hAnsi="Calibri" w:cs="Calibri"/>
+          <w:sz w:val="20"/>
+          <w:szCs w:val="20"/>
+        </w:rPr>
+        <w:t xml:space="preserve">• Built Synthesis (Reflexion research, HITL gates) and AAROP (6-phase reasoning, cost-aware routing, replayable traces). Live: synthesis-gold.vercel.app | aarop.vercel.app</w:t>
+      </w:r>
+    </w:p>
+    <w:p>
+      <w:pPr>
+        <w:spacing w:before="0" w:after="50" w:line="240" w:lineRule="auto"/>
+        <w:ind w:left="180" w:hanging="180"/>
+        <w:rPr>
+          <w:rFonts w:ascii="Calibri" w:hAnsi="Calibri" w:cs="Calibri"/>
+          <w:sz w:val="20"/>
+          <w:szCs w:val="20"/>
+        </w:rPr>
+      </w:pPr>
+      <w:r>
+        <w:rPr>
+          <w:rFonts w:ascii="Calibri" w:hAnsi="Calibri" w:cs="Calibri"/>
+          <w:sz w:val="20"/>
+          <w:szCs w:val="20"/>
+        </w:rPr>
+        <w:t xml:space="preserve">• 3 Prime Intellect RLVR envs (calendar-math, meeting-slot, unit-fix): sweep-line solvers, sandboxed graders, no LLM judge.</w:t>
+      </w:r>
+    </w:p>
+    <w:p>
+      <w:pPr>
+        <w:spacing w:before="0" w:after="50" w:line="240" w:lineRule="auto"/>
+        <w:ind w:left="180" w:hanging="180"/>
+        <w:rPr>
+          <w:rFonts w:ascii="Calibri" w:hAnsi="Calibri" w:cs="Calibri"/>
+          <w:sz w:val="20"/>
+          <w:szCs w:val="20"/>
+        </w:rPr>
+      </w:pPr>
+      <w:r>
+        <w:rPr>
+          <w:rFonts w:ascii="Calibri" w:hAnsi="Calibri" w:cs="Calibri"/>
+          <w:sz w:val="20"/>
+          <w:szCs w:val="20"/>
+        </w:rPr>
+        <w:t xml:space="preserve">• MCP servers/clients over Stdio and StreamableHTTP/SSE with sampling, roots security; shipped HoldSlot (OpenAI WebMCP Challenge 2026).</w:t>
+      </w:r>
+    </w:p>
+    <w:p>
+      <w:pPr>
+        <w:spacing w:before="0" w:after="50" w:line="240" w:lineRule="auto"/>
+        <w:ind w:left="180" w:hanging="180"/>
+        <w:rPr>
+          <w:rFonts w:ascii="Calibri" w:hAnsi="Calibri" w:cs="Calibri"/>
+          <w:sz w:val="20"/>
+          <w:szCs w:val="20"/>
+        </w:rPr>
+      </w:pPr>
+      <w:r>
+        <w:rPr>
+          <w:rFonts w:ascii="Calibri" w:hAnsi="Calibri" w:cs="Calibri"/>
+          <w:sz w:val="20"/>
+          <w:szCs w:val="20"/>
+        </w:rPr>
+        <w:t xml:space="preserve">• Jobrow: 5,000+ open roles across Greenhouse/Ashby/Lever; TanStack Start, React 19, Neon Postgres, Expo, 4x-daily crawls. Live: jobrow.vercel.app</w:t>
+      </w:r>
+    </w:p>
+    <w:p>
+      <w:pPr>
+        <w:spacing w:before="0" w:after="50" w:line="240" w:lineRule="auto"/>
+        <w:ind w:left="180" w:hanging="180"/>
+        <w:rPr>
+          <w:rFonts w:ascii="Calibri" w:hAnsi="Calibri" w:cs="Calibri"/>
+          <w:sz w:val="20"/>
+          <w:szCs w:val="20"/>
+        </w:rPr>
+      </w:pPr>
+      <w:r>
+        <w:rPr>
+          <w:rFonts w:ascii="Calibri" w:hAnsi="Calibri" w:cs="Calibri"/>
+          <w:sz w:val="20"/>
+          <w:szCs w:val="20"/>
+        </w:rPr>
+        <w:t xml:space="preserve">• Also: Veritas (research agent), Cadence (healthcare, 5-layer memory), chaos platform (self-healing, WebSocket telemetry), Pulsar (Base L2 GPU market), daily AI news agent.</w:t>
+      </w:r>
+    </w:p>
+    <w:p>
+      <w:pPr>
+        <w:spacing w:before="0" w:after="50" w:line="240" w:lineRule="auto"/>
+        <w:ind w:left="180" w:hanging="180"/>
+        <w:rPr>
+          <w:rFonts w:ascii="Calibri" w:hAnsi="Calibri" w:cs="Calibri"/>
+          <w:sz w:val="20"/>
+          <w:szCs w:val="20"/>
+        </w:rPr>
+      </w:pPr>
+      <w:r>
+        <w:rPr>
+          <w:rFonts w:ascii="Calibri" w:hAnsi="Calibri" w:cs="Calibri"/>
+          <w:sz w:val="20"/>
+          <w:szCs w:val="20"/>
+        </w:rPr>
+        <w:t xml:space="preserve">• AI-native full stack with frontier models: fast iteration, test-driven validation, repo norms, reproducible upstream delivery.</w:t>
+      </w:r>
+    </w:p>
+    <w:p>
+      <w:pPr>
+        <w:spacing w:before="120" w:after="10" w:line="240" w:lineRule="auto"/>
+        <w:rPr>
+          <w:rFonts w:ascii="Calibri" w:hAnsi="Calibri" w:cs="Calibri"/>
+          <w:sz w:val="20"/>
+          <w:szCs w:val="20"/>
+        </w:rPr>
+      </w:pPr>
+      <w:r>
+        <w:rPr>
+          <w:rFonts w:ascii="Calibri" w:hAnsi="Calibri" w:cs="Calibri"/>
+          <w:b/>
+          <w:sz w:val="20"/>
+          <w:szCs w:val="20"/>
+        </w:rPr>
+        <w:t xml:space="preserve">SPECTRAL QUANTITATIVE TRADING</w:t>
+      </w:r>
+    </w:p>
+    <w:p>
+      <w:pPr>
+        <w:spacing w:before="0" w:after="60" w:line="240" w:lineRule="auto"/>
+        <w:rPr>
+          <w:rFonts w:ascii="Calibri" w:hAnsi="Calibri" w:cs="Calibri"/>
+          <w:sz w:val="20"/>
+          <w:szCs w:val="20"/>
+        </w:rPr>
+      </w:pPr>
+      <w:r>
+        <w:rPr>
+          <w:rFonts w:ascii="Calibri" w:hAnsi="Calibri" w:cs="Calibri"/>
+          <w:sz w:val="20"/>
+          <w:szCs w:val="20"/>
+        </w:rPr>
+        <w:t xml:space="preserve">Quantitative Crypto Trader &amp; Derivatives Strategist | September 2016 - Present | Remote</w:t>
+      </w:r>
+    </w:p>
+    <w:p>
+      <w:pPr>
+        <w:spacing w:before="0" w:after="50" w:line="240" w:lineRule="auto"/>
+        <w:ind w:left="180" w:hanging="180"/>
+        <w:rPr>
+          <w:rFonts w:ascii="Calibri" w:hAnsi="Calibri" w:cs="Calibri"/>
+          <w:sz w:val="20"/>
+          <w:szCs w:val="20"/>
+        </w:rPr>
+      </w:pPr>
+      <w:r>
+        <w:rPr>
+          <w:rFonts w:ascii="Calibri" w:hAnsi="Calibri" w:cs="Calibri"/>
+          <w:sz w:val="20"/>
+          <w:szCs w:val="20"/>
+        </w:rPr>
+        <w:t xml:space="preserve">• Manage diversified proprietary capital across tier-1 exchanges including Binance, Coinbase, Bitget, and MEXC, and on-chain protocols including Hyperliquid, Uniswap v3, Aave, and GMX.</w:t>
+      </w:r>
+    </w:p>
+    <w:p>
+      <w:pPr>
+        <w:spacing w:before="0" w:after="50" w:line="240" w:lineRule="auto"/>
+        <w:ind w:left="180" w:hanging="180"/>
+        <w:rPr>
+          <w:rFonts w:ascii="Calibri" w:hAnsi="Calibri" w:cs="Calibri"/>
+          <w:sz w:val="20"/>
+          <w:szCs w:val="20"/>
+        </w:rPr>
+      </w:pPr>
+      <w:r>
+        <w:rPr>
+          <w:rFonts w:ascii="Calibri" w:hAnsi="Calibri" w:cs="Calibri"/>
+          <w:sz w:val="20"/>
+          <w:szCs w:val="20"/>
+        </w:rPr>
+        <w:t xml:space="preserve">• Built and ran automated grid, DCA, and Martingale bots on Pionex and Binance to capture spread and volatility in ranging markets.</w:t>
+      </w:r>
+    </w:p>
+    <w:p>
+      <w:pPr>
+        <w:spacing w:before="0" w:after="50" w:line="240" w:lineRule="auto"/>
+        <w:ind w:left="180" w:hanging="180"/>
+        <w:rPr>
+          <w:rFonts w:ascii="Calibri" w:hAnsi="Calibri" w:cs="Calibri"/>
+          <w:sz w:val="20"/>
+          <w:szCs w:val="20"/>
+        </w:rPr>
+      </w:pPr>
+      <w:r>
+        <w:rPr>
+          <w:rFonts w:ascii="Calibri" w:hAnsi="Calibri" w:cs="Calibri"/>
+          <w:sz w:val="20"/>
+          <w:szCs w:val="20"/>
+        </w:rPr>
+        <w:t xml:space="preserve">• Executed delta-neutral basis and funding-rate arbitrage between spot and perpetuals, plus concentrated-liquidity and lending-loop strategies on-chain.</w:t>
+      </w:r>
+    </w:p>
+    <w:p>
+      <w:pPr>
+        <w:spacing w:before="0" w:after="50" w:line="240" w:lineRule="auto"/>
+        <w:ind w:left="180" w:hanging="180"/>
+        <w:rPr>
+          <w:rFonts w:ascii="Calibri" w:hAnsi="Calibri" w:cs="Calibri"/>
+          <w:sz w:val="20"/>
+          <w:szCs w:val="20"/>
+        </w:rPr>
+      </w:pPr>
+      <w:r>
+        <w:rPr>
+          <w:rFonts w:ascii="Calibri" w:hAnsi="Calibri" w:cs="Calibri"/>
+          <w:sz w:val="20"/>
+          <w:szCs w:val="20"/>
+        </w:rPr>
+        <w:t xml:space="preserve">• Applied TWAP/VWAP execution on illiquid pairs, with VaR limits, drawdown caps, and Sharpe-ratio optimization governing position sizing and portfolio risk.</w:t>
       </w:r>
     </w:p>
     <w:p>

--- a/docs/Devayan_Mandal.docx
+++ b/docs/Devayan_Mandal.docx
@@ -36,7 +36,7 @@
           <w:sz w:val="20"/>
           <w:szCs w:val="20"/>
         </w:rPr>
-        <w:t xml:space="preserve">Full Stack AI Native / Forward Deployed AI Engineer &amp; Open Source Contributor - Open to Remote Work</w:t>
+        <w:t xml:space="preserve">Full Stack AI Native / Forward Deployed AI Engineer &amp; Open-Source Contributor - Open to Remote Work</w:t>
       </w:r>
     </w:p>
     <w:p>
@@ -94,7 +94,7 @@
           <w:sz w:val="20"/>
           <w:szCs w:val="20"/>
         </w:rPr>
-        <w:t xml:space="preserve">-AI-native Full Stack Engineer (Jun 2026-now), shipped 30+ systems: agents, MCP, RL eval, realtime infra.</w:t>
+        <w:t xml:space="preserve">AI-native Full Stack Engineer (Jun 2026-now), shipped 30+ systems: agents, MCP, RL eval, realtime infra.</w:t>
       </w:r>
     </w:p>
     <w:p>
@@ -112,7 +112,7 @@
           <w:sz w:val="20"/>
           <w:szCs w:val="20"/>
         </w:rPr>
-        <w:t xml:space="preserve">-Merged 26 upstream pull requests (TypeScript/Python/Rust) in Biome, pnpm, node-postgres; owned root cause to release.</w:t>
+        <w:t xml:space="preserve">Merged 26 upstream pull requests (TypeScript/Python/Rust) in Biome, pnpm, node-postgres and others; owned root cause to release.</w:t>
       </w:r>
     </w:p>
     <w:p>
@@ -308,7 +308,7 @@
           <w:sz w:val="21"/>
           <w:szCs w:val="21"/>
         </w:rPr>
-        <w:t xml:space="preserve">OPEN SOURCE CONTRIBUTIONS</w:t>
+        <w:t xml:space="preserve">OPEN-SOURCE CONTRIBUTIONS</w:t>
       </w:r>
     </w:p>
     <w:p>

--- a/docs/Devayan_Mandal.docx
+++ b/docs/Devayan_Mandal.docx
@@ -573,7 +573,159 @@
           <w:sz w:val="20"/>
           <w:szCs w:val="20"/>
         </w:rPr>
-        <w:t xml:space="preserve">• +14 more merged upstream PRs across pytest-dev/pytest-env, stellar/stellar-docs and 6 other repositories.</w:t>
+        <w:t xml:space="preserve">• pytest-dev/pytest-env #262 (Python) - documented pytest.toml accepts native [pytest] env table.</w:t>
+      </w:r>
+    </w:p>
+    <w:p>
+      <w:pPr>
+        <w:spacing w:before="0" w:after="50" w:line="240" w:lineRule="auto"/>
+        <w:ind w:left="180" w:hanging="180"/>
+        <w:rPr>
+          <w:rFonts w:ascii="Calibri" w:hAnsi="Calibri" w:cs="Calibri"/>
+          <w:sz w:val="20"/>
+          <w:szCs w:val="20"/>
+        </w:rPr>
+      </w:pPr>
+      <w:r>
+        <w:rPr>
+          <w:rFonts w:ascii="Calibri" w:hAnsi="Calibri" w:cs="Calibri"/>
+          <w:sz w:val="20"/>
+          <w:szCs w:val="20"/>
+        </w:rPr>
+        <w:t xml:space="preserve">• stellar/stellar-docs #2850 (MDX) - documented --enable-core-manual-close flag: MANUAL_CLOSE config, manualclose endpoint.</w:t>
+      </w:r>
+    </w:p>
+    <w:p>
+      <w:pPr>
+        <w:spacing w:before="0" w:after="50" w:line="240" w:lineRule="auto"/>
+        <w:ind w:left="180" w:hanging="180"/>
+        <w:rPr>
+          <w:rFonts w:ascii="Calibri" w:hAnsi="Calibri" w:cs="Calibri"/>
+          <w:sz w:val="20"/>
+          <w:szCs w:val="20"/>
+        </w:rPr>
+      </w:pPr>
+      <w:r>
+        <w:rPr>
+          <w:rFonts w:ascii="Calibri" w:hAnsi="Calibri" w:cs="Calibri"/>
+          <w:sz w:val="20"/>
+          <w:szCs w:val="20"/>
+        </w:rPr>
+        <w:t xml:space="preserve">• leo-aa88/reviewgate #144 (Python) - added configurable comment-verbosity check on added lines only.</w:t>
+      </w:r>
+    </w:p>
+    <w:p>
+      <w:pPr>
+        <w:spacing w:before="0" w:after="50" w:line="240" w:lineRule="auto"/>
+        <w:ind w:left="180" w:hanging="180"/>
+        <w:rPr>
+          <w:rFonts w:ascii="Calibri" w:hAnsi="Calibri" w:cs="Calibri"/>
+          <w:sz w:val="20"/>
+          <w:szCs w:val="20"/>
+        </w:rPr>
+      </w:pPr>
+      <w:r>
+        <w:rPr>
+          <w:rFonts w:ascii="Calibri" w:hAnsi="Calibri" w:cs="Calibri"/>
+          <w:sz w:val="20"/>
+          <w:szCs w:val="20"/>
+        </w:rPr>
+        <w:t xml:space="preserve">• stellar/stellar-docs #2849 (MDX) - fixed address example to propagate Result instead of unwrapping bad XDR.</w:t>
+      </w:r>
+    </w:p>
+    <w:p>
+      <w:pPr>
+        <w:spacing w:before="0" w:after="50" w:line="240" w:lineRule="auto"/>
+        <w:ind w:left="180" w:hanging="180"/>
+        <w:rPr>
+          <w:rFonts w:ascii="Calibri" w:hAnsi="Calibri" w:cs="Calibri"/>
+          <w:sz w:val="20"/>
+          <w:szCs w:val="20"/>
+        </w:rPr>
+      </w:pPr>
+      <w:r>
+        <w:rPr>
+          <w:rFonts w:ascii="Calibri" w:hAnsi="Calibri" w:cs="Calibri"/>
+          <w:sz w:val="20"/>
+          <w:szCs w:val="20"/>
+        </w:rPr>
+        <w:t xml:space="preserve">• leo-aa88/reviewgate #172 (Python) - aligned DESIGN.md 10.14 Hunk entry.</w:t>
+      </w:r>
+    </w:p>
+    <w:p>
+      <w:pPr>
+        <w:spacing w:before="0" w:after="50" w:line="240" w:lineRule="auto"/>
+        <w:ind w:left="180" w:hanging="180"/>
+        <w:rPr>
+          <w:rFonts w:ascii="Calibri" w:hAnsi="Calibri" w:cs="Calibri"/>
+          <w:sz w:val="20"/>
+          <w:szCs w:val="20"/>
+        </w:rPr>
+      </w:pPr>
+      <w:r>
+        <w:rPr>
+          <w:rFonts w:ascii="Calibri" w:hAnsi="Calibri" w:cs="Calibri"/>
+          <w:sz w:val="20"/>
+          <w:szCs w:val="20"/>
+        </w:rPr>
+        <w:t xml:space="preserve">• stellar/js-stellar-sdk #1725 (TypeScript) - extended docs pipeline to migration pages: Starlight sidebar.</w:t>
+      </w:r>
+    </w:p>
+    <w:p>
+      <w:pPr>
+        <w:spacing w:before="0" w:after="50" w:line="240" w:lineRule="auto"/>
+        <w:ind w:left="180" w:hanging="180"/>
+        <w:rPr>
+          <w:rFonts w:ascii="Calibri" w:hAnsi="Calibri" w:cs="Calibri"/>
+          <w:sz w:val="20"/>
+          <w:szCs w:val="20"/>
+        </w:rPr>
+      </w:pPr>
+      <w:r>
+        <w:rPr>
+          <w:rFonts w:ascii="Calibri" w:hAnsi="Calibri" w:cs="Calibri"/>
+          <w:sz w:val="20"/>
+          <w:szCs w:val="20"/>
+        </w:rPr>
+        <w:t xml:space="preserve">• EmbarkStudios/cargo-about #319 (Rust) - closed license quote in synthesize_manifest at EOF so output stays valid TOML.</w:t>
+      </w:r>
+    </w:p>
+    <w:p>
+      <w:pPr>
+        <w:spacing w:before="0" w:after="50" w:line="240" w:lineRule="auto"/>
+        <w:ind w:left="180" w:hanging="180"/>
+        <w:rPr>
+          <w:rFonts w:ascii="Calibri" w:hAnsi="Calibri" w:cs="Calibri"/>
+          <w:sz w:val="20"/>
+          <w:szCs w:val="20"/>
+        </w:rPr>
+      </w:pPr>
+      <w:r>
+        <w:rPr>
+          <w:rFonts w:ascii="Calibri" w:hAnsi="Calibri" w:cs="Calibri"/>
+          <w:sz w:val="20"/>
+          <w:szCs w:val="20"/>
+        </w:rPr>
+        <w:t xml:space="preserve">• EmbarkStudios/cargo-about #320 (Rust) - fixed insert offset to full-manifest coordinates.</w:t>
+      </w:r>
+    </w:p>
+    <w:p>
+      <w:pPr>
+        <w:spacing w:before="0" w:after="50" w:line="240" w:lineRule="auto"/>
+        <w:ind w:left="180" w:hanging="180"/>
+        <w:rPr>
+          <w:rFonts w:ascii="Calibri" w:hAnsi="Calibri" w:cs="Calibri"/>
+          <w:sz w:val="20"/>
+          <w:szCs w:val="20"/>
+        </w:rPr>
+      </w:pPr>
+      <w:r>
+        <w:rPr>
+          <w:rFonts w:ascii="Calibri" w:hAnsi="Calibri" w:cs="Calibri"/>
+          <w:sz w:val="20"/>
+          <w:szCs w:val="20"/>
+        </w:rPr>
+        <w:t xml:space="preserve">• +6 more merged upstream PRs across astral-sh/ruff, pnpm/pnpm and 2 other repositories.</w:t>
       </w:r>
     </w:p>
     <w:p>

--- a/docs/Devayan_Mandal.docx
+++ b/docs/Devayan_Mandal.docx
@@ -1,6 +1,6 @@
 
 <file path=word/document.xml><?xml version="1.0" encoding="utf-8"?>
-<w:document xmlns:w="http://schemas.openxmlformats.org/wordprocessingml/2006/main">
+<w:document xmlns:w="http://schemas.openxmlformats.org/wordprocessingml/2006/main" xmlns:r="http://schemas.openxmlformats.org/officeDocument/2006/relationships">
   <w:body>
     <w:p>
       <w:pPr>
@@ -345,387 +345,1002 @@
           <w:sz w:val="20"/>
           <w:szCs w:val="20"/>
         </w:rPr>
-        <w:t xml:space="preserve">• biomejs/biome #11667 (Rust) - ported unicorn dom-traversing rule to nursery; 1,972 lines, 13 packages.</w:t>
-      </w:r>
-    </w:p>
-    <w:p>
-      <w:pPr>
-        <w:spacing w:before="0" w:after="50" w:line="240" w:lineRule="auto"/>
-        <w:ind w:left="180" w:hanging="180"/>
-        <w:rPr>
-          <w:rFonts w:ascii="Calibri" w:hAnsi="Calibri" w:cs="Calibri"/>
-          <w:sz w:val="20"/>
-          <w:szCs w:val="20"/>
-        </w:rPr>
-      </w:pPr>
-      <w:r>
-        <w:rPr>
-          <w:rFonts w:ascii="Calibri" w:hAnsi="Calibri" w:cs="Calibri"/>
-          <w:sz w:val="20"/>
-          <w:szCs w:val="20"/>
-        </w:rPr>
-        <w:t xml:space="preserve">• pnpm/pnpm #14863 (Rust/TypeScript) - fixed FreeBSD/Unix startup crash via Unix fallback store path.</w:t>
-      </w:r>
-    </w:p>
-    <w:p>
-      <w:pPr>
-        <w:spacing w:before="0" w:after="50" w:line="240" w:lineRule="auto"/>
-        <w:ind w:left="180" w:hanging="180"/>
-        <w:rPr>
-          <w:rFonts w:ascii="Calibri" w:hAnsi="Calibri" w:cs="Calibri"/>
-          <w:sz w:val="20"/>
-          <w:szCs w:val="20"/>
-        </w:rPr>
-      </w:pPr>
-      <w:r>
-        <w:rPr>
-          <w:rFonts w:ascii="Calibri" w:hAnsi="Calibri" w:cs="Calibri"/>
-          <w:sz w:val="20"/>
-          <w:szCs w:val="20"/>
-        </w:rPr>
-        <w:t xml:space="preserve">• brianc/node-postgres #3772 (JavaScript) - fixed Connection.sync() setting _ending flag and hiding socket errors.</w:t>
-      </w:r>
-    </w:p>
-    <w:p>
-      <w:pPr>
-        <w:spacing w:before="0" w:after="50" w:line="240" w:lineRule="auto"/>
-        <w:ind w:left="180" w:hanging="180"/>
-        <w:rPr>
-          <w:rFonts w:ascii="Calibri" w:hAnsi="Calibri" w:cs="Calibri"/>
-          <w:sz w:val="20"/>
-          <w:szCs w:val="20"/>
-        </w:rPr>
-      </w:pPr>
-      <w:r>
-        <w:rPr>
-          <w:rFonts w:ascii="Calibri" w:hAnsi="Calibri" w:cs="Calibri"/>
-          <w:sz w:val="20"/>
-          <w:szCs w:val="20"/>
-        </w:rPr>
-        <w:t xml:space="preserve">• recharts/recharts #7805 (TypeScript) - removed tabIndex from portal SVG groups to stop false focus rings; added test.</w:t>
-      </w:r>
-    </w:p>
-    <w:p>
-      <w:pPr>
-        <w:spacing w:before="0" w:after="50" w:line="240" w:lineRule="auto"/>
-        <w:ind w:left="180" w:hanging="180"/>
-        <w:rPr>
-          <w:rFonts w:ascii="Calibri" w:hAnsi="Calibri" w:cs="Calibri"/>
-          <w:sz w:val="20"/>
-          <w:szCs w:val="20"/>
-        </w:rPr>
-      </w:pPr>
-      <w:r>
-        <w:rPr>
-          <w:rFonts w:ascii="Calibri" w:hAnsi="Calibri" w:cs="Calibri"/>
-          <w:sz w:val="20"/>
-          <w:szCs w:val="20"/>
-        </w:rPr>
-        <w:t xml:space="preserve">• PyO3/maturin #3302 (Rust) - fixed Windows interpreter crash on non-UTF-8 output via from_utf8_lossy; added decode test.</w:t>
-      </w:r>
-    </w:p>
-    <w:p>
-      <w:pPr>
-        <w:spacing w:before="0" w:after="50" w:line="240" w:lineRule="auto"/>
-        <w:ind w:left="180" w:hanging="180"/>
-        <w:rPr>
-          <w:rFonts w:ascii="Calibri" w:hAnsi="Calibri" w:cs="Calibri"/>
-          <w:sz w:val="20"/>
-          <w:szCs w:val="20"/>
-        </w:rPr>
-      </w:pPr>
-      <w:r>
-        <w:rPr>
-          <w:rFonts w:ascii="Calibri" w:hAnsi="Calibri" w:cs="Calibri"/>
-          <w:sz w:val="20"/>
-          <w:szCs w:val="20"/>
-        </w:rPr>
-        <w:t xml:space="preserve">• SQLMesh/sqlmesh #6040 (Python) - moved ModelTest off worker threads to fix time_machine race.</w:t>
-      </w:r>
-    </w:p>
-    <w:p>
-      <w:pPr>
-        <w:spacing w:before="0" w:after="50" w:line="240" w:lineRule="auto"/>
-        <w:ind w:left="180" w:hanging="180"/>
-        <w:rPr>
-          <w:rFonts w:ascii="Calibri" w:hAnsi="Calibri" w:cs="Calibri"/>
-          <w:sz w:val="20"/>
-          <w:szCs w:val="20"/>
-        </w:rPr>
-      </w:pPr>
-      <w:r>
-        <w:rPr>
-          <w:rFonts w:ascii="Calibri" w:hAnsi="Calibri" w:cs="Calibri"/>
-          <w:sz w:val="20"/>
-          <w:szCs w:val="20"/>
-        </w:rPr>
-        <w:t xml:space="preserve">• pnpm/pnpm #14753 (Rust/TypeScript) - respected lockfile:false during auto package-manager switch.</w:t>
-      </w:r>
-    </w:p>
-    <w:p>
-      <w:pPr>
-        <w:spacing w:before="0" w:after="50" w:line="240" w:lineRule="auto"/>
-        <w:ind w:left="180" w:hanging="180"/>
-        <w:rPr>
-          <w:rFonts w:ascii="Calibri" w:hAnsi="Calibri" w:cs="Calibri"/>
-          <w:sz w:val="20"/>
-          <w:szCs w:val="20"/>
-        </w:rPr>
-      </w:pPr>
-      <w:r>
-        <w:rPr>
-          <w:rFonts w:ascii="Calibri" w:hAnsi="Calibri" w:cs="Calibri"/>
-          <w:sz w:val="20"/>
-          <w:szCs w:val="20"/>
-        </w:rPr>
-        <w:t xml:space="preserve">• better-auth/better-auth #11208 (TypeScript) - added OpenAPI regression test for phone verify body; tests only.</w:t>
-      </w:r>
-    </w:p>
-    <w:p>
-      <w:pPr>
-        <w:spacing w:before="0" w:after="50" w:line="240" w:lineRule="auto"/>
-        <w:ind w:left="180" w:hanging="180"/>
-        <w:rPr>
-          <w:rFonts w:ascii="Calibri" w:hAnsi="Calibri" w:cs="Calibri"/>
-          <w:sz w:val="20"/>
-          <w:szCs w:val="20"/>
-        </w:rPr>
-      </w:pPr>
-      <w:r>
-        <w:rPr>
-          <w:rFonts w:ascii="Calibri" w:hAnsi="Calibri" w:cs="Calibri"/>
-          <w:sz w:val="20"/>
-          <w:szCs w:val="20"/>
-        </w:rPr>
-        <w:t xml:space="preserve">• thirdweb-dev/js #8938 (TypeScript) - fixed useTokenQuery to rethrow 401/429/timeout instead of false unsupported.</w:t>
-      </w:r>
-    </w:p>
-    <w:p>
-      <w:pPr>
-        <w:spacing w:before="0" w:after="50" w:line="240" w:lineRule="auto"/>
-        <w:ind w:left="180" w:hanging="180"/>
-        <w:rPr>
-          <w:rFonts w:ascii="Calibri" w:hAnsi="Calibri" w:cs="Calibri"/>
-          <w:sz w:val="20"/>
-          <w:szCs w:val="20"/>
-        </w:rPr>
-      </w:pPr>
-      <w:r>
-        <w:rPr>
-          <w:rFonts w:ascii="Calibri" w:hAnsi="Calibri" w:cs="Calibri"/>
-          <w:sz w:val="20"/>
-          <w:szCs w:val="20"/>
-        </w:rPr>
-        <w:t xml:space="preserve">• anza-xyz/kit #2032 (TypeScript) - restored number predicates in getPatternMatchCodec guide.</w:t>
-      </w:r>
-    </w:p>
-    <w:p>
-      <w:pPr>
-        <w:spacing w:before="0" w:after="50" w:line="240" w:lineRule="auto"/>
-        <w:ind w:left="180" w:hanging="180"/>
-        <w:rPr>
-          <w:rFonts w:ascii="Calibri" w:hAnsi="Calibri" w:cs="Calibri"/>
-          <w:sz w:val="20"/>
-          <w:szCs w:val="20"/>
-        </w:rPr>
-      </w:pPr>
-      <w:r>
-        <w:rPr>
-          <w:rFonts w:ascii="Calibri" w:hAnsi="Calibri" w:cs="Calibri"/>
-          <w:sz w:val="20"/>
-          <w:szCs w:val="20"/>
-        </w:rPr>
-        <w:t xml:space="preserve">• web-infra-dev/rspress #3678 (TypeScript) - fixed Search race by awaiting FlexSearch indexing before init.</w:t>
-      </w:r>
-    </w:p>
-    <w:p>
-      <w:pPr>
-        <w:spacing w:before="0" w:after="50" w:line="240" w:lineRule="auto"/>
-        <w:ind w:left="180" w:hanging="180"/>
-        <w:rPr>
-          <w:rFonts w:ascii="Calibri" w:hAnsi="Calibri" w:cs="Calibri"/>
-          <w:sz w:val="20"/>
-          <w:szCs w:val="20"/>
-        </w:rPr>
-      </w:pPr>
-      <w:r>
-        <w:rPr>
-          <w:rFonts w:ascii="Calibri" w:hAnsi="Calibri" w:cs="Calibri"/>
-          <w:sz w:val="20"/>
-          <w:szCs w:val="20"/>
-        </w:rPr>
-        <w:t xml:space="preserve">• pnpm/pnpm #14756 (Rust/TypeScript) - kept range operators and npm:/jsr: prefixes during update.</w:t>
-      </w:r>
-    </w:p>
-    <w:p>
-      <w:pPr>
-        <w:spacing w:before="0" w:after="50" w:line="240" w:lineRule="auto"/>
-        <w:ind w:left="180" w:hanging="180"/>
-        <w:rPr>
-          <w:rFonts w:ascii="Calibri" w:hAnsi="Calibri" w:cs="Calibri"/>
-          <w:sz w:val="20"/>
-          <w:szCs w:val="20"/>
-        </w:rPr>
-      </w:pPr>
-      <w:r>
-        <w:rPr>
-          <w:rFonts w:ascii="Calibri" w:hAnsi="Calibri" w:cs="Calibri"/>
-          <w:sz w:val="20"/>
-          <w:szCs w:val="20"/>
-        </w:rPr>
-        <w:t xml:space="preserve">• pytest-dev/pytest-env #262 (Python) - documented pytest.toml accepts native [pytest] env table.</w:t>
-      </w:r>
-    </w:p>
-    <w:p>
-      <w:pPr>
-        <w:spacing w:before="0" w:after="50" w:line="240" w:lineRule="auto"/>
-        <w:ind w:left="180" w:hanging="180"/>
-        <w:rPr>
-          <w:rFonts w:ascii="Calibri" w:hAnsi="Calibri" w:cs="Calibri"/>
-          <w:sz w:val="20"/>
-          <w:szCs w:val="20"/>
-        </w:rPr>
-      </w:pPr>
-      <w:r>
-        <w:rPr>
-          <w:rFonts w:ascii="Calibri" w:hAnsi="Calibri" w:cs="Calibri"/>
-          <w:sz w:val="20"/>
-          <w:szCs w:val="20"/>
-        </w:rPr>
-        <w:t xml:space="preserve">• stellar/stellar-docs #2850 (MDX) - documented --enable-core-manual-close flag: MANUAL_CLOSE config, manualclose endpoint.</w:t>
-      </w:r>
-    </w:p>
-    <w:p>
-      <w:pPr>
-        <w:spacing w:before="0" w:after="50" w:line="240" w:lineRule="auto"/>
-        <w:ind w:left="180" w:hanging="180"/>
-        <w:rPr>
-          <w:rFonts w:ascii="Calibri" w:hAnsi="Calibri" w:cs="Calibri"/>
-          <w:sz w:val="20"/>
-          <w:szCs w:val="20"/>
-        </w:rPr>
-      </w:pPr>
-      <w:r>
-        <w:rPr>
-          <w:rFonts w:ascii="Calibri" w:hAnsi="Calibri" w:cs="Calibri"/>
-          <w:sz w:val="20"/>
-          <w:szCs w:val="20"/>
-        </w:rPr>
-        <w:t xml:space="preserve">• leo-aa88/reviewgate #144 (Python) - added configurable comment-verbosity check on added lines only.</w:t>
-      </w:r>
-    </w:p>
-    <w:p>
-      <w:pPr>
-        <w:spacing w:before="0" w:after="50" w:line="240" w:lineRule="auto"/>
-        <w:ind w:left="180" w:hanging="180"/>
-        <w:rPr>
-          <w:rFonts w:ascii="Calibri" w:hAnsi="Calibri" w:cs="Calibri"/>
-          <w:sz w:val="20"/>
-          <w:szCs w:val="20"/>
-        </w:rPr>
-      </w:pPr>
-      <w:r>
-        <w:rPr>
-          <w:rFonts w:ascii="Calibri" w:hAnsi="Calibri" w:cs="Calibri"/>
-          <w:sz w:val="20"/>
-          <w:szCs w:val="20"/>
-        </w:rPr>
-        <w:t xml:space="preserve">• stellar/stellar-docs #2849 (MDX) - fixed address example to propagate Result instead of unwrapping bad XDR.</w:t>
-      </w:r>
-    </w:p>
-    <w:p>
-      <w:pPr>
-        <w:spacing w:before="0" w:after="50" w:line="240" w:lineRule="auto"/>
-        <w:ind w:left="180" w:hanging="180"/>
-        <w:rPr>
-          <w:rFonts w:ascii="Calibri" w:hAnsi="Calibri" w:cs="Calibri"/>
-          <w:sz w:val="20"/>
-          <w:szCs w:val="20"/>
-        </w:rPr>
-      </w:pPr>
-      <w:r>
-        <w:rPr>
-          <w:rFonts w:ascii="Calibri" w:hAnsi="Calibri" w:cs="Calibri"/>
-          <w:sz w:val="20"/>
-          <w:szCs w:val="20"/>
-        </w:rPr>
-        <w:t xml:space="preserve">• leo-aa88/reviewgate #172 (Python) - aligned DESIGN.md 10.14 Hunk entry.</w:t>
-      </w:r>
-    </w:p>
-    <w:p>
-      <w:pPr>
-        <w:spacing w:before="0" w:after="50" w:line="240" w:lineRule="auto"/>
-        <w:ind w:left="180" w:hanging="180"/>
-        <w:rPr>
-          <w:rFonts w:ascii="Calibri" w:hAnsi="Calibri" w:cs="Calibri"/>
-          <w:sz w:val="20"/>
-          <w:szCs w:val="20"/>
-        </w:rPr>
-      </w:pPr>
-      <w:r>
-        <w:rPr>
-          <w:rFonts w:ascii="Calibri" w:hAnsi="Calibri" w:cs="Calibri"/>
-          <w:sz w:val="20"/>
-          <w:szCs w:val="20"/>
-        </w:rPr>
-        <w:t xml:space="preserve">• stellar/js-stellar-sdk #1725 (TypeScript) - extended docs pipeline to migration pages: Starlight sidebar.</w:t>
-      </w:r>
-    </w:p>
-    <w:p>
-      <w:pPr>
-        <w:spacing w:before="0" w:after="50" w:line="240" w:lineRule="auto"/>
-        <w:ind w:left="180" w:hanging="180"/>
-        <w:rPr>
-          <w:rFonts w:ascii="Calibri" w:hAnsi="Calibri" w:cs="Calibri"/>
-          <w:sz w:val="20"/>
-          <w:szCs w:val="20"/>
-        </w:rPr>
-      </w:pPr>
-      <w:r>
-        <w:rPr>
-          <w:rFonts w:ascii="Calibri" w:hAnsi="Calibri" w:cs="Calibri"/>
-          <w:sz w:val="20"/>
-          <w:szCs w:val="20"/>
-        </w:rPr>
-        <w:t xml:space="preserve">• EmbarkStudios/cargo-about #319 (Rust) - closed license quote in synthesize_manifest at EOF so output stays valid TOML.</w:t>
-      </w:r>
-    </w:p>
-    <w:p>
-      <w:pPr>
-        <w:spacing w:before="0" w:after="50" w:line="240" w:lineRule="auto"/>
-        <w:ind w:left="180" w:hanging="180"/>
-        <w:rPr>
-          <w:rFonts w:ascii="Calibri" w:hAnsi="Calibri" w:cs="Calibri"/>
-          <w:sz w:val="20"/>
-          <w:szCs w:val="20"/>
-        </w:rPr>
-      </w:pPr>
-      <w:r>
-        <w:rPr>
-          <w:rFonts w:ascii="Calibri" w:hAnsi="Calibri" w:cs="Calibri"/>
-          <w:sz w:val="20"/>
-          <w:szCs w:val="20"/>
-        </w:rPr>
-        <w:t xml:space="preserve">• EmbarkStudios/cargo-about #320 (Rust) - fixed insert offset to full-manifest coordinates.</w:t>
-      </w:r>
-    </w:p>
-    <w:p>
-      <w:pPr>
-        <w:spacing w:before="0" w:after="50" w:line="240" w:lineRule="auto"/>
-        <w:ind w:left="180" w:hanging="180"/>
-        <w:rPr>
-          <w:rFonts w:ascii="Calibri" w:hAnsi="Calibri" w:cs="Calibri"/>
-          <w:sz w:val="20"/>
-          <w:szCs w:val="20"/>
-        </w:rPr>
-      </w:pPr>
-      <w:r>
-        <w:rPr>
-          <w:rFonts w:ascii="Calibri" w:hAnsi="Calibri" w:cs="Calibri"/>
-          <w:sz w:val="20"/>
-          <w:szCs w:val="20"/>
-        </w:rPr>
-        <w:t xml:space="preserve">• +6 more merged upstream PRs across astral-sh/ruff, pnpm/pnpm and 2 other repositories.</w:t>
+        <w:t xml:space="preserve">• </w:t>
+      </w:r>
+      <w:hyperlink r:id="rId1" w:history="1">
+        <w:r>
+          <w:rPr>
+            <w:rFonts w:ascii="Calibri" w:hAnsi="Calibri" w:cs="Calibri"/>
+            <w:sz w:val="20"/>
+            <w:szCs w:val="20"/>
+            <w:color w:val="0563C1"/>
+            <w:u w:val="single"/>
+          </w:rPr>
+          <w:t xml:space="preserve">biomejs/biome #11667</w:t>
+        </w:r>
+      </w:hyperlink>
+      <w:r>
+        <w:rPr>
+          <w:rFonts w:ascii="Calibri" w:hAnsi="Calibri" w:cs="Calibri"/>
+          <w:sz w:val="20"/>
+          <w:szCs w:val="20"/>
+        </w:rPr>
+        <w:t xml:space="preserve"> (Rust) - ported unicorn dom-traversing rule to nursery; 1,972 lines, 13 packages.</w:t>
+      </w:r>
+    </w:p>
+    <w:p>
+      <w:pPr>
+        <w:spacing w:before="0" w:after="50" w:line="240" w:lineRule="auto"/>
+        <w:ind w:left="180" w:hanging="180"/>
+        <w:rPr>
+          <w:rFonts w:ascii="Calibri" w:hAnsi="Calibri" w:cs="Calibri"/>
+          <w:sz w:val="20"/>
+          <w:szCs w:val="20"/>
+        </w:rPr>
+      </w:pPr>
+      <w:r>
+        <w:rPr>
+          <w:rFonts w:ascii="Calibri" w:hAnsi="Calibri" w:cs="Calibri"/>
+          <w:sz w:val="20"/>
+          <w:szCs w:val="20"/>
+        </w:rPr>
+        <w:t xml:space="preserve">• </w:t>
+      </w:r>
+      <w:hyperlink r:id="rId2" w:history="1">
+        <w:r>
+          <w:rPr>
+            <w:rFonts w:ascii="Calibri" w:hAnsi="Calibri" w:cs="Calibri"/>
+            <w:sz w:val="20"/>
+            <w:szCs w:val="20"/>
+            <w:color w:val="0563C1"/>
+            <w:u w:val="single"/>
+          </w:rPr>
+          <w:t xml:space="preserve">pnpm/pnpm #14863</w:t>
+        </w:r>
+      </w:hyperlink>
+      <w:r>
+        <w:rPr>
+          <w:rFonts w:ascii="Calibri" w:hAnsi="Calibri" w:cs="Calibri"/>
+          <w:sz w:val="20"/>
+          <w:szCs w:val="20"/>
+        </w:rPr>
+        <w:t xml:space="preserve"> (Rust/TypeScript) - fixed FreeBSD/Unix startup crash via Unix fallback store path.</w:t>
+      </w:r>
+    </w:p>
+    <w:p>
+      <w:pPr>
+        <w:spacing w:before="0" w:after="50" w:line="240" w:lineRule="auto"/>
+        <w:ind w:left="180" w:hanging="180"/>
+        <w:rPr>
+          <w:rFonts w:ascii="Calibri" w:hAnsi="Calibri" w:cs="Calibri"/>
+          <w:sz w:val="20"/>
+          <w:szCs w:val="20"/>
+        </w:rPr>
+      </w:pPr>
+      <w:r>
+        <w:rPr>
+          <w:rFonts w:ascii="Calibri" w:hAnsi="Calibri" w:cs="Calibri"/>
+          <w:sz w:val="20"/>
+          <w:szCs w:val="20"/>
+        </w:rPr>
+        <w:t xml:space="preserve">• </w:t>
+      </w:r>
+      <w:hyperlink r:id="rId3" w:history="1">
+        <w:r>
+          <w:rPr>
+            <w:rFonts w:ascii="Calibri" w:hAnsi="Calibri" w:cs="Calibri"/>
+            <w:sz w:val="20"/>
+            <w:szCs w:val="20"/>
+            <w:color w:val="0563C1"/>
+            <w:u w:val="single"/>
+          </w:rPr>
+          <w:t xml:space="preserve">brianc/node-postgres #3772</w:t>
+        </w:r>
+      </w:hyperlink>
+      <w:r>
+        <w:rPr>
+          <w:rFonts w:ascii="Calibri" w:hAnsi="Calibri" w:cs="Calibri"/>
+          <w:sz w:val="20"/>
+          <w:szCs w:val="20"/>
+        </w:rPr>
+        <w:t xml:space="preserve"> (JavaScript) - fixed Connection.sync() setting _ending flag and hiding socket errors.</w:t>
+      </w:r>
+    </w:p>
+    <w:p>
+      <w:pPr>
+        <w:spacing w:before="0" w:after="50" w:line="240" w:lineRule="auto"/>
+        <w:ind w:left="180" w:hanging="180"/>
+        <w:rPr>
+          <w:rFonts w:ascii="Calibri" w:hAnsi="Calibri" w:cs="Calibri"/>
+          <w:sz w:val="20"/>
+          <w:szCs w:val="20"/>
+        </w:rPr>
+      </w:pPr>
+      <w:r>
+        <w:rPr>
+          <w:rFonts w:ascii="Calibri" w:hAnsi="Calibri" w:cs="Calibri"/>
+          <w:sz w:val="20"/>
+          <w:szCs w:val="20"/>
+        </w:rPr>
+        <w:t xml:space="preserve">• </w:t>
+      </w:r>
+      <w:hyperlink r:id="rId4" w:history="1">
+        <w:r>
+          <w:rPr>
+            <w:rFonts w:ascii="Calibri" w:hAnsi="Calibri" w:cs="Calibri"/>
+            <w:sz w:val="20"/>
+            <w:szCs w:val="20"/>
+            <w:color w:val="0563C1"/>
+            <w:u w:val="single"/>
+          </w:rPr>
+          <w:t xml:space="preserve">recharts/recharts #7805</w:t>
+        </w:r>
+      </w:hyperlink>
+      <w:r>
+        <w:rPr>
+          <w:rFonts w:ascii="Calibri" w:hAnsi="Calibri" w:cs="Calibri"/>
+          <w:sz w:val="20"/>
+          <w:szCs w:val="20"/>
+        </w:rPr>
+        <w:t xml:space="preserve"> (TypeScript) - removed tabIndex from portal SVG groups to stop false focus rings; added test.</w:t>
+      </w:r>
+    </w:p>
+    <w:p>
+      <w:pPr>
+        <w:spacing w:before="0" w:after="50" w:line="240" w:lineRule="auto"/>
+        <w:ind w:left="180" w:hanging="180"/>
+        <w:rPr>
+          <w:rFonts w:ascii="Calibri" w:hAnsi="Calibri" w:cs="Calibri"/>
+          <w:sz w:val="20"/>
+          <w:szCs w:val="20"/>
+        </w:rPr>
+      </w:pPr>
+      <w:r>
+        <w:rPr>
+          <w:rFonts w:ascii="Calibri" w:hAnsi="Calibri" w:cs="Calibri"/>
+          <w:sz w:val="20"/>
+          <w:szCs w:val="20"/>
+        </w:rPr>
+        <w:t xml:space="preserve">• </w:t>
+      </w:r>
+      <w:hyperlink r:id="rId5" w:history="1">
+        <w:r>
+          <w:rPr>
+            <w:rFonts w:ascii="Calibri" w:hAnsi="Calibri" w:cs="Calibri"/>
+            <w:sz w:val="20"/>
+            <w:szCs w:val="20"/>
+            <w:color w:val="0563C1"/>
+            <w:u w:val="single"/>
+          </w:rPr>
+          <w:t xml:space="preserve">PyO3/maturin #3302</w:t>
+        </w:r>
+      </w:hyperlink>
+      <w:r>
+        <w:rPr>
+          <w:rFonts w:ascii="Calibri" w:hAnsi="Calibri" w:cs="Calibri"/>
+          <w:sz w:val="20"/>
+          <w:szCs w:val="20"/>
+        </w:rPr>
+        <w:t xml:space="preserve"> (Rust) - fixed Windows interpreter crash on non-UTF-8 output via from_utf8_lossy; added decode test.</w:t>
+      </w:r>
+    </w:p>
+    <w:p>
+      <w:pPr>
+        <w:spacing w:before="0" w:after="50" w:line="240" w:lineRule="auto"/>
+        <w:ind w:left="180" w:hanging="180"/>
+        <w:rPr>
+          <w:rFonts w:ascii="Calibri" w:hAnsi="Calibri" w:cs="Calibri"/>
+          <w:sz w:val="20"/>
+          <w:szCs w:val="20"/>
+        </w:rPr>
+      </w:pPr>
+      <w:r>
+        <w:rPr>
+          <w:rFonts w:ascii="Calibri" w:hAnsi="Calibri" w:cs="Calibri"/>
+          <w:sz w:val="20"/>
+          <w:szCs w:val="20"/>
+        </w:rPr>
+        <w:t xml:space="preserve">• </w:t>
+      </w:r>
+      <w:hyperlink r:id="rId6" w:history="1">
+        <w:r>
+          <w:rPr>
+            <w:rFonts w:ascii="Calibri" w:hAnsi="Calibri" w:cs="Calibri"/>
+            <w:sz w:val="20"/>
+            <w:szCs w:val="20"/>
+            <w:color w:val="0563C1"/>
+            <w:u w:val="single"/>
+          </w:rPr>
+          <w:t xml:space="preserve">SQLMesh/sqlmesh #6040</w:t>
+        </w:r>
+      </w:hyperlink>
+      <w:r>
+        <w:rPr>
+          <w:rFonts w:ascii="Calibri" w:hAnsi="Calibri" w:cs="Calibri"/>
+          <w:sz w:val="20"/>
+          <w:szCs w:val="20"/>
+        </w:rPr>
+        <w:t xml:space="preserve"> (Python) - moved ModelTest off worker threads to fix time_machine race.</w:t>
+      </w:r>
+    </w:p>
+    <w:p>
+      <w:pPr>
+        <w:spacing w:before="0" w:after="50" w:line="240" w:lineRule="auto"/>
+        <w:ind w:left="180" w:hanging="180"/>
+        <w:rPr>
+          <w:rFonts w:ascii="Calibri" w:hAnsi="Calibri" w:cs="Calibri"/>
+          <w:sz w:val="20"/>
+          <w:szCs w:val="20"/>
+        </w:rPr>
+      </w:pPr>
+      <w:r>
+        <w:rPr>
+          <w:rFonts w:ascii="Calibri" w:hAnsi="Calibri" w:cs="Calibri"/>
+          <w:sz w:val="20"/>
+          <w:szCs w:val="20"/>
+        </w:rPr>
+        <w:t xml:space="preserve">• </w:t>
+      </w:r>
+      <w:hyperlink r:id="rId7" w:history="1">
+        <w:r>
+          <w:rPr>
+            <w:rFonts w:ascii="Calibri" w:hAnsi="Calibri" w:cs="Calibri"/>
+            <w:sz w:val="20"/>
+            <w:szCs w:val="20"/>
+            <w:color w:val="0563C1"/>
+            <w:u w:val="single"/>
+          </w:rPr>
+          <w:t xml:space="preserve">pnpm/pnpm #14753</w:t>
+        </w:r>
+      </w:hyperlink>
+      <w:r>
+        <w:rPr>
+          <w:rFonts w:ascii="Calibri" w:hAnsi="Calibri" w:cs="Calibri"/>
+          <w:sz w:val="20"/>
+          <w:szCs w:val="20"/>
+        </w:rPr>
+        <w:t xml:space="preserve"> (Rust/TypeScript) - respected lockfile:false during auto package-manager switch.</w:t>
+      </w:r>
+    </w:p>
+    <w:p>
+      <w:pPr>
+        <w:spacing w:before="0" w:after="50" w:line="240" w:lineRule="auto"/>
+        <w:ind w:left="180" w:hanging="180"/>
+        <w:rPr>
+          <w:rFonts w:ascii="Calibri" w:hAnsi="Calibri" w:cs="Calibri"/>
+          <w:sz w:val="20"/>
+          <w:szCs w:val="20"/>
+        </w:rPr>
+      </w:pPr>
+      <w:r>
+        <w:rPr>
+          <w:rFonts w:ascii="Calibri" w:hAnsi="Calibri" w:cs="Calibri"/>
+          <w:sz w:val="20"/>
+          <w:szCs w:val="20"/>
+        </w:rPr>
+        <w:t xml:space="preserve">• </w:t>
+      </w:r>
+      <w:hyperlink r:id="rId8" w:history="1">
+        <w:r>
+          <w:rPr>
+            <w:rFonts w:ascii="Calibri" w:hAnsi="Calibri" w:cs="Calibri"/>
+            <w:sz w:val="20"/>
+            <w:szCs w:val="20"/>
+            <w:color w:val="0563C1"/>
+            <w:u w:val="single"/>
+          </w:rPr>
+          <w:t xml:space="preserve">better-auth/better-auth #11208</w:t>
+        </w:r>
+      </w:hyperlink>
+      <w:r>
+        <w:rPr>
+          <w:rFonts w:ascii="Calibri" w:hAnsi="Calibri" w:cs="Calibri"/>
+          <w:sz w:val="20"/>
+          <w:szCs w:val="20"/>
+        </w:rPr>
+        <w:t xml:space="preserve"> (TypeScript) - added OpenAPI regression test for phone verify body; tests only.</w:t>
+      </w:r>
+    </w:p>
+    <w:p>
+      <w:pPr>
+        <w:spacing w:before="0" w:after="50" w:line="240" w:lineRule="auto"/>
+        <w:ind w:left="180" w:hanging="180"/>
+        <w:rPr>
+          <w:rFonts w:ascii="Calibri" w:hAnsi="Calibri" w:cs="Calibri"/>
+          <w:sz w:val="20"/>
+          <w:szCs w:val="20"/>
+        </w:rPr>
+      </w:pPr>
+      <w:r>
+        <w:rPr>
+          <w:rFonts w:ascii="Calibri" w:hAnsi="Calibri" w:cs="Calibri"/>
+          <w:sz w:val="20"/>
+          <w:szCs w:val="20"/>
+        </w:rPr>
+        <w:t xml:space="preserve">• </w:t>
+      </w:r>
+      <w:hyperlink r:id="rId9" w:history="1">
+        <w:r>
+          <w:rPr>
+            <w:rFonts w:ascii="Calibri" w:hAnsi="Calibri" w:cs="Calibri"/>
+            <w:sz w:val="20"/>
+            <w:szCs w:val="20"/>
+            <w:color w:val="0563C1"/>
+            <w:u w:val="single"/>
+          </w:rPr>
+          <w:t xml:space="preserve">thirdweb-dev/js #8938</w:t>
+        </w:r>
+      </w:hyperlink>
+      <w:r>
+        <w:rPr>
+          <w:rFonts w:ascii="Calibri" w:hAnsi="Calibri" w:cs="Calibri"/>
+          <w:sz w:val="20"/>
+          <w:szCs w:val="20"/>
+        </w:rPr>
+        <w:t xml:space="preserve"> (TypeScript) - fixed useTokenQuery to rethrow 401/429/timeout instead of false unsupported.</w:t>
+      </w:r>
+    </w:p>
+    <w:p>
+      <w:pPr>
+        <w:spacing w:before="0" w:after="50" w:line="240" w:lineRule="auto"/>
+        <w:ind w:left="180" w:hanging="180"/>
+        <w:rPr>
+          <w:rFonts w:ascii="Calibri" w:hAnsi="Calibri" w:cs="Calibri"/>
+          <w:sz w:val="20"/>
+          <w:szCs w:val="20"/>
+        </w:rPr>
+      </w:pPr>
+      <w:r>
+        <w:rPr>
+          <w:rFonts w:ascii="Calibri" w:hAnsi="Calibri" w:cs="Calibri"/>
+          <w:sz w:val="20"/>
+          <w:szCs w:val="20"/>
+        </w:rPr>
+        <w:t xml:space="preserve">• </w:t>
+      </w:r>
+      <w:hyperlink r:id="rId10" w:history="1">
+        <w:r>
+          <w:rPr>
+            <w:rFonts w:ascii="Calibri" w:hAnsi="Calibri" w:cs="Calibri"/>
+            <w:sz w:val="20"/>
+            <w:szCs w:val="20"/>
+            <w:color w:val="0563C1"/>
+            <w:u w:val="single"/>
+          </w:rPr>
+          <w:t xml:space="preserve">anza-xyz/kit #2032</w:t>
+        </w:r>
+      </w:hyperlink>
+      <w:r>
+        <w:rPr>
+          <w:rFonts w:ascii="Calibri" w:hAnsi="Calibri" w:cs="Calibri"/>
+          <w:sz w:val="20"/>
+          <w:szCs w:val="20"/>
+        </w:rPr>
+        <w:t xml:space="preserve"> (TypeScript) - restored number predicates in getPatternMatchCodec guide.</w:t>
+      </w:r>
+    </w:p>
+    <w:p>
+      <w:pPr>
+        <w:spacing w:before="0" w:after="50" w:line="240" w:lineRule="auto"/>
+        <w:ind w:left="180" w:hanging="180"/>
+        <w:rPr>
+          <w:rFonts w:ascii="Calibri" w:hAnsi="Calibri" w:cs="Calibri"/>
+          <w:sz w:val="20"/>
+          <w:szCs w:val="20"/>
+        </w:rPr>
+      </w:pPr>
+      <w:r>
+        <w:rPr>
+          <w:rFonts w:ascii="Calibri" w:hAnsi="Calibri" w:cs="Calibri"/>
+          <w:sz w:val="20"/>
+          <w:szCs w:val="20"/>
+        </w:rPr>
+        <w:t xml:space="preserve">• </w:t>
+      </w:r>
+      <w:hyperlink r:id="rId11" w:history="1">
+        <w:r>
+          <w:rPr>
+            <w:rFonts w:ascii="Calibri" w:hAnsi="Calibri" w:cs="Calibri"/>
+            <w:sz w:val="20"/>
+            <w:szCs w:val="20"/>
+            <w:color w:val="0563C1"/>
+            <w:u w:val="single"/>
+          </w:rPr>
+          <w:t xml:space="preserve">web-infra-dev/rspress #3678</w:t>
+        </w:r>
+      </w:hyperlink>
+      <w:r>
+        <w:rPr>
+          <w:rFonts w:ascii="Calibri" w:hAnsi="Calibri" w:cs="Calibri"/>
+          <w:sz w:val="20"/>
+          <w:szCs w:val="20"/>
+        </w:rPr>
+        <w:t xml:space="preserve"> (TypeScript) - fixed Search race by awaiting FlexSearch indexing before init.</w:t>
+      </w:r>
+    </w:p>
+    <w:p>
+      <w:pPr>
+        <w:spacing w:before="0" w:after="50" w:line="240" w:lineRule="auto"/>
+        <w:ind w:left="180" w:hanging="180"/>
+        <w:rPr>
+          <w:rFonts w:ascii="Calibri" w:hAnsi="Calibri" w:cs="Calibri"/>
+          <w:sz w:val="20"/>
+          <w:szCs w:val="20"/>
+        </w:rPr>
+      </w:pPr>
+      <w:r>
+        <w:rPr>
+          <w:rFonts w:ascii="Calibri" w:hAnsi="Calibri" w:cs="Calibri"/>
+          <w:sz w:val="20"/>
+          <w:szCs w:val="20"/>
+        </w:rPr>
+        <w:t xml:space="preserve">• </w:t>
+      </w:r>
+      <w:hyperlink r:id="rId12" w:history="1">
+        <w:r>
+          <w:rPr>
+            <w:rFonts w:ascii="Calibri" w:hAnsi="Calibri" w:cs="Calibri"/>
+            <w:sz w:val="20"/>
+            <w:szCs w:val="20"/>
+            <w:color w:val="0563C1"/>
+            <w:u w:val="single"/>
+          </w:rPr>
+          <w:t xml:space="preserve">pnpm/pnpm #14756</w:t>
+        </w:r>
+      </w:hyperlink>
+      <w:r>
+        <w:rPr>
+          <w:rFonts w:ascii="Calibri" w:hAnsi="Calibri" w:cs="Calibri"/>
+          <w:sz w:val="20"/>
+          <w:szCs w:val="20"/>
+        </w:rPr>
+        <w:t xml:space="preserve"> (Rust/TypeScript) - kept range operators and npm:/jsr: prefixes during update.</w:t>
+      </w:r>
+    </w:p>
+    <w:p>
+      <w:pPr>
+        <w:spacing w:before="0" w:after="50" w:line="240" w:lineRule="auto"/>
+        <w:ind w:left="180" w:hanging="180"/>
+        <w:rPr>
+          <w:rFonts w:ascii="Calibri" w:hAnsi="Calibri" w:cs="Calibri"/>
+          <w:sz w:val="20"/>
+          <w:szCs w:val="20"/>
+        </w:rPr>
+      </w:pPr>
+      <w:r>
+        <w:rPr>
+          <w:rFonts w:ascii="Calibri" w:hAnsi="Calibri" w:cs="Calibri"/>
+          <w:sz w:val="20"/>
+          <w:szCs w:val="20"/>
+        </w:rPr>
+        <w:t xml:space="preserve">• </w:t>
+      </w:r>
+      <w:hyperlink r:id="rId13" w:history="1">
+        <w:r>
+          <w:rPr>
+            <w:rFonts w:ascii="Calibri" w:hAnsi="Calibri" w:cs="Calibri"/>
+            <w:sz w:val="20"/>
+            <w:szCs w:val="20"/>
+            <w:color w:val="0563C1"/>
+            <w:u w:val="single"/>
+          </w:rPr>
+          <w:t xml:space="preserve">pytest-dev/pytest-env #262</w:t>
+        </w:r>
+      </w:hyperlink>
+      <w:r>
+        <w:rPr>
+          <w:rFonts w:ascii="Calibri" w:hAnsi="Calibri" w:cs="Calibri"/>
+          <w:sz w:val="20"/>
+          <w:szCs w:val="20"/>
+        </w:rPr>
+        <w:t xml:space="preserve"> (Python) - documented pytest.toml accepts native [pytest] env table.</w:t>
+      </w:r>
+    </w:p>
+    <w:p>
+      <w:pPr>
+        <w:spacing w:before="0" w:after="50" w:line="240" w:lineRule="auto"/>
+        <w:ind w:left="180" w:hanging="180"/>
+        <w:rPr>
+          <w:rFonts w:ascii="Calibri" w:hAnsi="Calibri" w:cs="Calibri"/>
+          <w:sz w:val="20"/>
+          <w:szCs w:val="20"/>
+        </w:rPr>
+      </w:pPr>
+      <w:r>
+        <w:rPr>
+          <w:rFonts w:ascii="Calibri" w:hAnsi="Calibri" w:cs="Calibri"/>
+          <w:sz w:val="20"/>
+          <w:szCs w:val="20"/>
+        </w:rPr>
+        <w:t xml:space="preserve">• </w:t>
+      </w:r>
+      <w:hyperlink r:id="rId14" w:history="1">
+        <w:r>
+          <w:rPr>
+            <w:rFonts w:ascii="Calibri" w:hAnsi="Calibri" w:cs="Calibri"/>
+            <w:sz w:val="20"/>
+            <w:szCs w:val="20"/>
+            <w:color w:val="0563C1"/>
+            <w:u w:val="single"/>
+          </w:rPr>
+          <w:t xml:space="preserve">stellar/stellar-docs #2850</w:t>
+        </w:r>
+      </w:hyperlink>
+      <w:r>
+        <w:rPr>
+          <w:rFonts w:ascii="Calibri" w:hAnsi="Calibri" w:cs="Calibri"/>
+          <w:sz w:val="20"/>
+          <w:szCs w:val="20"/>
+        </w:rPr>
+        <w:t xml:space="preserve"> (MDX) - documented --enable-core-manual-close flag: MANUAL_CLOSE config, manualclose endpoint.</w:t>
+      </w:r>
+    </w:p>
+    <w:p>
+      <w:pPr>
+        <w:spacing w:before="0" w:after="50" w:line="240" w:lineRule="auto"/>
+        <w:ind w:left="180" w:hanging="180"/>
+        <w:rPr>
+          <w:rFonts w:ascii="Calibri" w:hAnsi="Calibri" w:cs="Calibri"/>
+          <w:sz w:val="20"/>
+          <w:szCs w:val="20"/>
+        </w:rPr>
+      </w:pPr>
+      <w:r>
+        <w:rPr>
+          <w:rFonts w:ascii="Calibri" w:hAnsi="Calibri" w:cs="Calibri"/>
+          <w:sz w:val="20"/>
+          <w:szCs w:val="20"/>
+        </w:rPr>
+        <w:t xml:space="preserve">• </w:t>
+      </w:r>
+      <w:hyperlink r:id="rId15" w:history="1">
+        <w:r>
+          <w:rPr>
+            <w:rFonts w:ascii="Calibri" w:hAnsi="Calibri" w:cs="Calibri"/>
+            <w:sz w:val="20"/>
+            <w:szCs w:val="20"/>
+            <w:color w:val="0563C1"/>
+            <w:u w:val="single"/>
+          </w:rPr>
+          <w:t xml:space="preserve">leo-aa88/reviewgate #144</w:t>
+        </w:r>
+      </w:hyperlink>
+      <w:r>
+        <w:rPr>
+          <w:rFonts w:ascii="Calibri" w:hAnsi="Calibri" w:cs="Calibri"/>
+          <w:sz w:val="20"/>
+          <w:szCs w:val="20"/>
+        </w:rPr>
+        <w:t xml:space="preserve"> (Python) - added configurable comment-verbosity check on added lines only.</w:t>
+      </w:r>
+    </w:p>
+    <w:p>
+      <w:pPr>
+        <w:spacing w:before="0" w:after="50" w:line="240" w:lineRule="auto"/>
+        <w:ind w:left="180" w:hanging="180"/>
+        <w:rPr>
+          <w:rFonts w:ascii="Calibri" w:hAnsi="Calibri" w:cs="Calibri"/>
+          <w:sz w:val="20"/>
+          <w:szCs w:val="20"/>
+        </w:rPr>
+      </w:pPr>
+      <w:r>
+        <w:rPr>
+          <w:rFonts w:ascii="Calibri" w:hAnsi="Calibri" w:cs="Calibri"/>
+          <w:sz w:val="20"/>
+          <w:szCs w:val="20"/>
+        </w:rPr>
+        <w:t xml:space="preserve">• </w:t>
+      </w:r>
+      <w:hyperlink r:id="rId16" w:history="1">
+        <w:r>
+          <w:rPr>
+            <w:rFonts w:ascii="Calibri" w:hAnsi="Calibri" w:cs="Calibri"/>
+            <w:sz w:val="20"/>
+            <w:szCs w:val="20"/>
+            <w:color w:val="0563C1"/>
+            <w:u w:val="single"/>
+          </w:rPr>
+          <w:t xml:space="preserve">stellar/stellar-docs #2849</w:t>
+        </w:r>
+      </w:hyperlink>
+      <w:r>
+        <w:rPr>
+          <w:rFonts w:ascii="Calibri" w:hAnsi="Calibri" w:cs="Calibri"/>
+          <w:sz w:val="20"/>
+          <w:szCs w:val="20"/>
+        </w:rPr>
+        <w:t xml:space="preserve"> (MDX) - fixed address example to propagate Result instead of unwrapping bad XDR.</w:t>
+      </w:r>
+    </w:p>
+    <w:p>
+      <w:pPr>
+        <w:spacing w:before="0" w:after="50" w:line="240" w:lineRule="auto"/>
+        <w:ind w:left="180" w:hanging="180"/>
+        <w:rPr>
+          <w:rFonts w:ascii="Calibri" w:hAnsi="Calibri" w:cs="Calibri"/>
+          <w:sz w:val="20"/>
+          <w:szCs w:val="20"/>
+        </w:rPr>
+      </w:pPr>
+      <w:r>
+        <w:rPr>
+          <w:rFonts w:ascii="Calibri" w:hAnsi="Calibri" w:cs="Calibri"/>
+          <w:sz w:val="20"/>
+          <w:szCs w:val="20"/>
+        </w:rPr>
+        <w:t xml:space="preserve">• </w:t>
+      </w:r>
+      <w:hyperlink r:id="rId17" w:history="1">
+        <w:r>
+          <w:rPr>
+            <w:rFonts w:ascii="Calibri" w:hAnsi="Calibri" w:cs="Calibri"/>
+            <w:sz w:val="20"/>
+            <w:szCs w:val="20"/>
+            <w:color w:val="0563C1"/>
+            <w:u w:val="single"/>
+          </w:rPr>
+          <w:t xml:space="preserve">leo-aa88/reviewgate #172</w:t>
+        </w:r>
+      </w:hyperlink>
+      <w:r>
+        <w:rPr>
+          <w:rFonts w:ascii="Calibri" w:hAnsi="Calibri" w:cs="Calibri"/>
+          <w:sz w:val="20"/>
+          <w:szCs w:val="20"/>
+        </w:rPr>
+        <w:t xml:space="preserve"> (Python) - aligned DESIGN.md 10.14 Hunk entry.</w:t>
+      </w:r>
+    </w:p>
+    <w:p>
+      <w:pPr>
+        <w:spacing w:before="0" w:after="50" w:line="240" w:lineRule="auto"/>
+        <w:ind w:left="180" w:hanging="180"/>
+        <w:rPr>
+          <w:rFonts w:ascii="Calibri" w:hAnsi="Calibri" w:cs="Calibri"/>
+          <w:sz w:val="20"/>
+          <w:szCs w:val="20"/>
+        </w:rPr>
+      </w:pPr>
+      <w:r>
+        <w:rPr>
+          <w:rFonts w:ascii="Calibri" w:hAnsi="Calibri" w:cs="Calibri"/>
+          <w:sz w:val="20"/>
+          <w:szCs w:val="20"/>
+        </w:rPr>
+        <w:t xml:space="preserve">• </w:t>
+      </w:r>
+      <w:hyperlink r:id="rId18" w:history="1">
+        <w:r>
+          <w:rPr>
+            <w:rFonts w:ascii="Calibri" w:hAnsi="Calibri" w:cs="Calibri"/>
+            <w:sz w:val="20"/>
+            <w:szCs w:val="20"/>
+            <w:color w:val="0563C1"/>
+            <w:u w:val="single"/>
+          </w:rPr>
+          <w:t xml:space="preserve">stellar/js-stellar-sdk #1725</w:t>
+        </w:r>
+      </w:hyperlink>
+      <w:r>
+        <w:rPr>
+          <w:rFonts w:ascii="Calibri" w:hAnsi="Calibri" w:cs="Calibri"/>
+          <w:sz w:val="20"/>
+          <w:szCs w:val="20"/>
+        </w:rPr>
+        <w:t xml:space="preserve"> (TypeScript) - extended docs pipeline to migration pages: Starlight sidebar.</w:t>
+      </w:r>
+    </w:p>
+    <w:p>
+      <w:pPr>
+        <w:spacing w:before="0" w:after="50" w:line="240" w:lineRule="auto"/>
+        <w:ind w:left="180" w:hanging="180"/>
+        <w:rPr>
+          <w:rFonts w:ascii="Calibri" w:hAnsi="Calibri" w:cs="Calibri"/>
+          <w:sz w:val="20"/>
+          <w:szCs w:val="20"/>
+        </w:rPr>
+      </w:pPr>
+      <w:r>
+        <w:rPr>
+          <w:rFonts w:ascii="Calibri" w:hAnsi="Calibri" w:cs="Calibri"/>
+          <w:sz w:val="20"/>
+          <w:szCs w:val="20"/>
+        </w:rPr>
+        <w:t xml:space="preserve">• </w:t>
+      </w:r>
+      <w:hyperlink r:id="rId19" w:history="1">
+        <w:r>
+          <w:rPr>
+            <w:rFonts w:ascii="Calibri" w:hAnsi="Calibri" w:cs="Calibri"/>
+            <w:sz w:val="20"/>
+            <w:szCs w:val="20"/>
+            <w:color w:val="0563C1"/>
+            <w:u w:val="single"/>
+          </w:rPr>
+          <w:t xml:space="preserve">EmbarkStudios/cargo-about #319</w:t>
+        </w:r>
+      </w:hyperlink>
+      <w:r>
+        <w:rPr>
+          <w:rFonts w:ascii="Calibri" w:hAnsi="Calibri" w:cs="Calibri"/>
+          <w:sz w:val="20"/>
+          <w:szCs w:val="20"/>
+        </w:rPr>
+        <w:t xml:space="preserve"> (Rust) - closed license quote in synthesize_manifest at EOF so output stays valid TOML.</w:t>
+      </w:r>
+    </w:p>
+    <w:p>
+      <w:pPr>
+        <w:spacing w:before="0" w:after="50" w:line="240" w:lineRule="auto"/>
+        <w:ind w:left="180" w:hanging="180"/>
+        <w:rPr>
+          <w:rFonts w:ascii="Calibri" w:hAnsi="Calibri" w:cs="Calibri"/>
+          <w:sz w:val="20"/>
+          <w:szCs w:val="20"/>
+        </w:rPr>
+      </w:pPr>
+      <w:r>
+        <w:rPr>
+          <w:rFonts w:ascii="Calibri" w:hAnsi="Calibri" w:cs="Calibri"/>
+          <w:sz w:val="20"/>
+          <w:szCs w:val="20"/>
+        </w:rPr>
+        <w:t xml:space="preserve">• </w:t>
+      </w:r>
+      <w:hyperlink r:id="rId20" w:history="1">
+        <w:r>
+          <w:rPr>
+            <w:rFonts w:ascii="Calibri" w:hAnsi="Calibri" w:cs="Calibri"/>
+            <w:sz w:val="20"/>
+            <w:szCs w:val="20"/>
+            <w:color w:val="0563C1"/>
+            <w:u w:val="single"/>
+          </w:rPr>
+          <w:t xml:space="preserve">EmbarkStudios/cargo-about #320</w:t>
+        </w:r>
+      </w:hyperlink>
+      <w:r>
+        <w:rPr>
+          <w:rFonts w:ascii="Calibri" w:hAnsi="Calibri" w:cs="Calibri"/>
+          <w:sz w:val="20"/>
+          <w:szCs w:val="20"/>
+        </w:rPr>
+        <w:t xml:space="preserve"> (Rust) - fixed insert offset to full-manifest coordinates.</w:t>
+      </w:r>
+    </w:p>
+    <w:p>
+      <w:pPr>
+        <w:spacing w:before="0" w:after="50" w:line="240" w:lineRule="auto"/>
+        <w:ind w:left="180" w:hanging="180"/>
+        <w:rPr>
+          <w:rFonts w:ascii="Calibri" w:hAnsi="Calibri" w:cs="Calibri"/>
+          <w:sz w:val="20"/>
+          <w:szCs w:val="20"/>
+        </w:rPr>
+      </w:pPr>
+      <w:r>
+        <w:rPr>
+          <w:rFonts w:ascii="Calibri" w:hAnsi="Calibri" w:cs="Calibri"/>
+          <w:sz w:val="20"/>
+          <w:szCs w:val="20"/>
+        </w:rPr>
+        <w:t xml:space="preserve">• </w:t>
+      </w:r>
+      <w:hyperlink r:id="rId21" w:history="1">
+        <w:r>
+          <w:rPr>
+            <w:rFonts w:ascii="Calibri" w:hAnsi="Calibri" w:cs="Calibri"/>
+            <w:sz w:val="20"/>
+            <w:szCs w:val="20"/>
+            <w:color w:val="0563C1"/>
+            <w:u w:val="single"/>
+          </w:rPr>
+          <w:t xml:space="preserve">astral-sh/ruff #28542</w:t>
+        </w:r>
+      </w:hyperlink>
+      <w:r>
+        <w:rPr>
+          <w:rFonts w:ascii="Calibri" w:hAnsi="Calibri" w:cs="Calibri"/>
+          <w:sz w:val="20"/>
+          <w:szCs w:val="20"/>
+        </w:rPr>
+        <w:t xml:space="preserve"> (Rust) - clarified PYI002 message to name stub-file context for sys.platform/version_info checks.</w:t>
+      </w:r>
+    </w:p>
+    <w:p>
+      <w:pPr>
+        <w:spacing w:before="0" w:after="50" w:line="240" w:lineRule="auto"/>
+        <w:ind w:left="180" w:hanging="180"/>
+        <w:rPr>
+          <w:rFonts w:ascii="Calibri" w:hAnsi="Calibri" w:cs="Calibri"/>
+          <w:sz w:val="20"/>
+          <w:szCs w:val="20"/>
+        </w:rPr>
+      </w:pPr>
+      <w:r>
+        <w:rPr>
+          <w:rFonts w:ascii="Calibri" w:hAnsi="Calibri" w:cs="Calibri"/>
+          <w:sz w:val="20"/>
+          <w:szCs w:val="20"/>
+        </w:rPr>
+        <w:t xml:space="preserve">• </w:t>
+      </w:r>
+      <w:hyperlink r:id="rId22" w:history="1">
+        <w:r>
+          <w:rPr>
+            <w:rFonts w:ascii="Calibri" w:hAnsi="Calibri" w:cs="Calibri"/>
+            <w:sz w:val="20"/>
+            <w:szCs w:val="20"/>
+            <w:color w:val="0563C1"/>
+            <w:u w:val="single"/>
+          </w:rPr>
+          <w:t xml:space="preserve">pnpm/pnpm #14754</w:t>
+        </w:r>
+      </w:hyperlink>
+      <w:r>
+        <w:rPr>
+          <w:rFonts w:ascii="Calibri" w:hAnsi="Calibri" w:cs="Calibri"/>
+          <w:sz w:val="20"/>
+          <w:szCs w:val="20"/>
+        </w:rPr>
+        <w:t xml:space="preserve"> (Rust) - fixed --no-bail pattern runs to continue and aggregate failures.</w:t>
+      </w:r>
+    </w:p>
+    <w:p>
+      <w:pPr>
+        <w:spacing w:before="0" w:after="50" w:line="240" w:lineRule="auto"/>
+        <w:ind w:left="180" w:hanging="180"/>
+        <w:rPr>
+          <w:rFonts w:ascii="Calibri" w:hAnsi="Calibri" w:cs="Calibri"/>
+          <w:sz w:val="20"/>
+          <w:szCs w:val="20"/>
+        </w:rPr>
+      </w:pPr>
+      <w:r>
+        <w:rPr>
+          <w:rFonts w:ascii="Calibri" w:hAnsi="Calibri" w:cs="Calibri"/>
+          <w:sz w:val="20"/>
+          <w:szCs w:val="20"/>
+        </w:rPr>
+        <w:t xml:space="preserve">• </w:t>
+      </w:r>
+      <w:hyperlink r:id="rId23" w:history="1">
+        <w:r>
+          <w:rPr>
+            <w:rFonts w:ascii="Calibri" w:hAnsi="Calibri" w:cs="Calibri"/>
+            <w:sz w:val="20"/>
+            <w:szCs w:val="20"/>
+            <w:color w:val="0563C1"/>
+            <w:u w:val="single"/>
+          </w:rPr>
+          <w:t xml:space="preserve">stellar/stellar-docs #2859</w:t>
+        </w:r>
+      </w:hyperlink>
+      <w:r>
+        <w:rPr>
+          <w:rFonts w:ascii="Calibri" w:hAnsi="Calibri" w:cs="Calibri"/>
+          <w:sz w:val="20"/>
+          <w:szCs w:val="20"/>
+        </w:rPr>
+        <w:t xml:space="preserve"> (MDX) - added missing --enable-core-manual-close flag to Network Modes Local section.</w:t>
+      </w:r>
+    </w:p>
+    <w:p>
+      <w:pPr>
+        <w:spacing w:before="0" w:after="50" w:line="240" w:lineRule="auto"/>
+        <w:ind w:left="180" w:hanging="180"/>
+        <w:rPr>
+          <w:rFonts w:ascii="Calibri" w:hAnsi="Calibri" w:cs="Calibri"/>
+          <w:sz w:val="20"/>
+          <w:szCs w:val="20"/>
+        </w:rPr>
+      </w:pPr>
+      <w:r>
+        <w:rPr>
+          <w:rFonts w:ascii="Calibri" w:hAnsi="Calibri" w:cs="Calibri"/>
+          <w:sz w:val="20"/>
+          <w:szCs w:val="20"/>
+        </w:rPr>
+        <w:t xml:space="preserve">• </w:t>
+      </w:r>
+      <w:hyperlink r:id="rId24" w:history="1">
+        <w:r>
+          <w:rPr>
+            <w:rFonts w:ascii="Calibri" w:hAnsi="Calibri" w:cs="Calibri"/>
+            <w:sz w:val="20"/>
+            <w:szCs w:val="20"/>
+            <w:color w:val="0563C1"/>
+            <w:u w:val="single"/>
+          </w:rPr>
+          <w:t xml:space="preserve">ssf0409/tracelens #140</w:t>
+        </w:r>
+      </w:hyperlink>
+      <w:r>
+        <w:rPr>
+          <w:rFonts w:ascii="Calibri" w:hAnsi="Calibri" w:cs="Calibri"/>
+          <w:sz w:val="20"/>
+          <w:szCs w:val="20"/>
+        </w:rPr>
+        <w:t xml:space="preserve"> (Python) - escaped report table cells with html.escape so pipes/HTML cannot break summary tables.</w:t>
+      </w:r>
+    </w:p>
+    <w:p>
+      <w:pPr>
+        <w:spacing w:before="0" w:after="50" w:line="240" w:lineRule="auto"/>
+        <w:ind w:left="180" w:hanging="180"/>
+        <w:rPr>
+          <w:rFonts w:ascii="Calibri" w:hAnsi="Calibri" w:cs="Calibri"/>
+          <w:sz w:val="20"/>
+          <w:szCs w:val="20"/>
+        </w:rPr>
+      </w:pPr>
+      <w:r>
+        <w:rPr>
+          <w:rFonts w:ascii="Calibri" w:hAnsi="Calibri" w:cs="Calibri"/>
+          <w:sz w:val="20"/>
+          <w:szCs w:val="20"/>
+        </w:rPr>
+        <w:t xml:space="preserve">• </w:t>
+      </w:r>
+      <w:hyperlink r:id="rId25" w:history="1">
+        <w:r>
+          <w:rPr>
+            <w:rFonts w:ascii="Calibri" w:hAnsi="Calibri" w:cs="Calibri"/>
+            <w:sz w:val="20"/>
+            <w:szCs w:val="20"/>
+            <w:color w:val="0563C1"/>
+            <w:u w:val="single"/>
+          </w:rPr>
+          <w:t xml:space="preserve">stellar/stellar-docs #2853</w:t>
+        </w:r>
+      </w:hyperlink>
+      <w:r>
+        <w:rPr>
+          <w:rFonts w:ascii="Calibri" w:hAnsi="Calibri" w:cs="Calibri"/>
+          <w:sz w:val="20"/>
+          <w:szCs w:val="20"/>
+        </w:rPr>
+        <w:t xml:space="preserve"> (MDX) - clarified pooled accounts guide: memos legacy in use, muxed preferred.</w:t>
+      </w:r>
+    </w:p>
+    <w:p>
+      <w:pPr>
+        <w:spacing w:before="0" w:after="50" w:line="240" w:lineRule="auto"/>
+        <w:ind w:left="180" w:hanging="180"/>
+        <w:rPr>
+          <w:rFonts w:ascii="Calibri" w:hAnsi="Calibri" w:cs="Calibri"/>
+          <w:sz w:val="20"/>
+          <w:szCs w:val="20"/>
+        </w:rPr>
+      </w:pPr>
+      <w:r>
+        <w:rPr>
+          <w:rFonts w:ascii="Calibri" w:hAnsi="Calibri" w:cs="Calibri"/>
+          <w:sz w:val="20"/>
+          <w:szCs w:val="20"/>
+        </w:rPr>
+        <w:t xml:space="preserve">• </w:t>
+      </w:r>
+      <w:hyperlink r:id="rId26" w:history="1">
+        <w:r>
+          <w:rPr>
+            <w:rFonts w:ascii="Calibri" w:hAnsi="Calibri" w:cs="Calibri"/>
+            <w:sz w:val="20"/>
+            <w:szCs w:val="20"/>
+            <w:color w:val="0563C1"/>
+            <w:u w:val="single"/>
+          </w:rPr>
+          <w:t xml:space="preserve">stellar/stellar-docs #2851</w:t>
+        </w:r>
+      </w:hyperlink>
+      <w:r>
+        <w:rPr>
+          <w:rFonts w:ascii="Calibri" w:hAnsi="Calibri" w:cs="Calibri"/>
+          <w:sz w:val="20"/>
+          <w:szCs w:val="20"/>
+        </w:rPr>
+        <w:t xml:space="preserve"> (MDX) - noted localhost is already trustworthy, no TLS needed for Freighter.</w:t>
       </w:r>
     </w:p>
     <w:p>
@@ -1108,273 +1723,7 @@
           <w:sz w:val="20"/>
           <w:szCs w:val="20"/>
         </w:rPr>
-        <w:t xml:space="preserve">• Model Context Protocol: Advanced Topics - Anthropic, 2026</w:t>
-      </w:r>
-    </w:p>
-    <w:p>
-      <w:pPr>
-        <w:spacing w:before="0" w:after="50" w:line="240" w:lineRule="auto"/>
-        <w:ind w:left="180" w:hanging="180"/>
-        <w:rPr>
-          <w:rFonts w:ascii="Calibri" w:hAnsi="Calibri" w:cs="Calibri"/>
-          <w:sz w:val="20"/>
-          <w:szCs w:val="20"/>
-        </w:rPr>
-      </w:pPr>
-      <w:r>
-        <w:rPr>
-          <w:rFonts w:ascii="Calibri" w:hAnsi="Calibri" w:cs="Calibri"/>
-          <w:sz w:val="20"/>
-          <w:szCs w:val="20"/>
-        </w:rPr>
-        <w:t xml:space="preserve">• AI Fluency for Builders - Anthropic (with CodePath), 2026</w:t>
-      </w:r>
-    </w:p>
-    <w:p>
-      <w:pPr>
-        <w:spacing w:before="0" w:after="50" w:line="240" w:lineRule="auto"/>
-        <w:ind w:left="180" w:hanging="180"/>
-        <w:rPr>
-          <w:rFonts w:ascii="Calibri" w:hAnsi="Calibri" w:cs="Calibri"/>
-          <w:sz w:val="20"/>
-          <w:szCs w:val="20"/>
-        </w:rPr>
-      </w:pPr>
-      <w:r>
-        <w:rPr>
-          <w:rFonts w:ascii="Calibri" w:hAnsi="Calibri" w:cs="Calibri"/>
-          <w:sz w:val="20"/>
-          <w:szCs w:val="20"/>
-        </w:rPr>
-        <w:t xml:space="preserve">• Agents and Workflows - OpenAI Academy, 2026</w:t>
-      </w:r>
-    </w:p>
-    <w:p>
-      <w:pPr>
-        <w:spacing w:before="0" w:after="50" w:line="240" w:lineRule="auto"/>
-        <w:ind w:left="180" w:hanging="180"/>
-        <w:rPr>
-          <w:rFonts w:ascii="Calibri" w:hAnsi="Calibri" w:cs="Calibri"/>
-          <w:sz w:val="20"/>
-          <w:szCs w:val="20"/>
-        </w:rPr>
-      </w:pPr>
-      <w:r>
-        <w:rPr>
-          <w:rFonts w:ascii="Calibri" w:hAnsi="Calibri" w:cs="Calibri"/>
-          <w:sz w:val="20"/>
-          <w:szCs w:val="20"/>
-        </w:rPr>
-        <w:t xml:space="preserve">• Deep Agents with LangGraph - LangChain Academy, 2026</w:t>
-      </w:r>
-    </w:p>
-    <w:p>
-      <w:pPr>
-        <w:spacing w:before="0" w:after="50" w:line="240" w:lineRule="auto"/>
-        <w:ind w:left="180" w:hanging="180"/>
-        <w:rPr>
-          <w:rFonts w:ascii="Calibri" w:hAnsi="Calibri" w:cs="Calibri"/>
-          <w:sz w:val="20"/>
-          <w:szCs w:val="20"/>
-        </w:rPr>
-      </w:pPr>
-      <w:r>
-        <w:rPr>
-          <w:rFonts w:ascii="Calibri" w:hAnsi="Calibri" w:cs="Calibri"/>
-          <w:sz w:val="20"/>
-          <w:szCs w:val="20"/>
-        </w:rPr>
-        <w:t xml:space="preserve">• Ambient Agents with LangGraph - LangChain Academy, 2026</w:t>
-      </w:r>
-    </w:p>
-    <w:p>
-      <w:pPr>
-        <w:spacing w:before="0" w:after="50" w:line="240" w:lineRule="auto"/>
-        <w:ind w:left="180" w:hanging="180"/>
-        <w:rPr>
-          <w:rFonts w:ascii="Calibri" w:hAnsi="Calibri" w:cs="Calibri"/>
-          <w:sz w:val="20"/>
-          <w:szCs w:val="20"/>
-        </w:rPr>
-      </w:pPr>
-      <w:r>
-        <w:rPr>
-          <w:rFonts w:ascii="Calibri" w:hAnsi="Calibri" w:cs="Calibri"/>
-          <w:sz w:val="20"/>
-          <w:szCs w:val="20"/>
-        </w:rPr>
-        <w:t xml:space="preserve">• Microsoft Certified: Azure Fundamentals (AZ-900) - Microsoft, 2020</w:t>
-      </w:r>
-    </w:p>
-    <w:p>
-      <w:pPr>
-        <w:spacing w:before="0" w:after="50" w:line="240" w:lineRule="auto"/>
-        <w:ind w:left="180" w:hanging="180"/>
-        <w:rPr>
-          <w:rFonts w:ascii="Calibri" w:hAnsi="Calibri" w:cs="Calibri"/>
-          <w:sz w:val="20"/>
-          <w:szCs w:val="20"/>
-        </w:rPr>
-      </w:pPr>
-      <w:r>
-        <w:rPr>
-          <w:rFonts w:ascii="Calibri" w:hAnsi="Calibri" w:cs="Calibri"/>
-          <w:sz w:val="20"/>
-          <w:szCs w:val="20"/>
-        </w:rPr>
-        <w:t xml:space="preserve">• AWS Fundamentals Specialization - Amazon Web Services (Coursera), 2020</w:t>
-      </w:r>
-    </w:p>
-    <w:p>
-      <w:pPr>
-        <w:spacing w:before="0" w:after="50" w:line="240" w:lineRule="auto"/>
-        <w:ind w:left="180" w:hanging="180"/>
-        <w:rPr>
-          <w:rFonts w:ascii="Calibri" w:hAnsi="Calibri" w:cs="Calibri"/>
-          <w:sz w:val="20"/>
-          <w:szCs w:val="20"/>
-        </w:rPr>
-      </w:pPr>
-      <w:r>
-        <w:rPr>
-          <w:rFonts w:ascii="Calibri" w:hAnsi="Calibri" w:cs="Calibri"/>
-          <w:sz w:val="20"/>
-          <w:szCs w:val="20"/>
-        </w:rPr>
-        <w:t xml:space="preserve">• Data Science Specialization - Johns Hopkins University (Coursera), 2020</w:t>
-      </w:r>
-    </w:p>
-    <w:p>
-      <w:pPr>
-        <w:spacing w:before="0" w:after="50" w:line="240" w:lineRule="auto"/>
-        <w:ind w:left="180" w:hanging="180"/>
-        <w:rPr>
-          <w:rFonts w:ascii="Calibri" w:hAnsi="Calibri" w:cs="Calibri"/>
-          <w:sz w:val="20"/>
-          <w:szCs w:val="20"/>
-        </w:rPr>
-      </w:pPr>
-      <w:r>
-        <w:rPr>
-          <w:rFonts w:ascii="Calibri" w:hAnsi="Calibri" w:cs="Calibri"/>
-          <w:sz w:val="20"/>
-          <w:szCs w:val="20"/>
-        </w:rPr>
-        <w:t xml:space="preserve">• Six Sigma Green Belt - Kennesaw State University (Coursera), 2020</w:t>
-      </w:r>
-    </w:p>
-    <w:p>
-      <w:pPr>
-        <w:spacing w:before="0" w:after="50" w:line="240" w:lineRule="auto"/>
-        <w:ind w:left="180" w:hanging="180"/>
-        <w:rPr>
-          <w:rFonts w:ascii="Calibri" w:hAnsi="Calibri" w:cs="Calibri"/>
-          <w:sz w:val="20"/>
-          <w:szCs w:val="20"/>
-        </w:rPr>
-      </w:pPr>
-      <w:r>
-        <w:rPr>
-          <w:rFonts w:ascii="Calibri" w:hAnsi="Calibri" w:cs="Calibri"/>
-          <w:sz w:val="20"/>
-          <w:szCs w:val="20"/>
-        </w:rPr>
-        <w:t xml:space="preserve">• DeepLearning.AI TensorFlow Developer Professional Certificate - DeepLearning.AI, 2020</w:t>
-      </w:r>
-    </w:p>
-    <w:p>
-      <w:pPr>
-        <w:spacing w:before="0" w:after="50" w:line="240" w:lineRule="auto"/>
-        <w:ind w:left="180" w:hanging="180"/>
-        <w:rPr>
-          <w:rFonts w:ascii="Calibri" w:hAnsi="Calibri" w:cs="Calibri"/>
-          <w:sz w:val="20"/>
-          <w:szCs w:val="20"/>
-        </w:rPr>
-      </w:pPr>
-      <w:r>
-        <w:rPr>
-          <w:rFonts w:ascii="Calibri" w:hAnsi="Calibri" w:cs="Calibri"/>
-          <w:sz w:val="20"/>
-          <w:szCs w:val="20"/>
-        </w:rPr>
-        <w:t xml:space="preserve">• Deep Learning Specialization - DeepLearning.AI, 2020</w:t>
-      </w:r>
-    </w:p>
-    <w:p>
-      <w:pPr>
-        <w:spacing w:before="0" w:after="50" w:line="240" w:lineRule="auto"/>
-        <w:ind w:left="180" w:hanging="180"/>
-        <w:rPr>
-          <w:rFonts w:ascii="Calibri" w:hAnsi="Calibri" w:cs="Calibri"/>
-          <w:sz w:val="20"/>
-          <w:szCs w:val="20"/>
-        </w:rPr>
-      </w:pPr>
-      <w:r>
-        <w:rPr>
-          <w:rFonts w:ascii="Calibri" w:hAnsi="Calibri" w:cs="Calibri"/>
-          <w:sz w:val="20"/>
-          <w:szCs w:val="20"/>
-        </w:rPr>
-        <w:t xml:space="preserve">• IBM Data Science Professional Certificate - IBM, 2020</w:t>
-      </w:r>
-    </w:p>
-    <w:p>
-      <w:pPr>
-        <w:spacing w:before="0" w:after="50" w:line="240" w:lineRule="auto"/>
-        <w:ind w:left="180" w:hanging="180"/>
-        <w:rPr>
-          <w:rFonts w:ascii="Calibri" w:hAnsi="Calibri" w:cs="Calibri"/>
-          <w:sz w:val="20"/>
-          <w:szCs w:val="20"/>
-        </w:rPr>
-      </w:pPr>
-      <w:r>
-        <w:rPr>
-          <w:rFonts w:ascii="Calibri" w:hAnsi="Calibri" w:cs="Calibri"/>
-          <w:sz w:val="20"/>
-          <w:szCs w:val="20"/>
-        </w:rPr>
-        <w:t xml:space="preserve">• Google IT Automation with Python Professional Certificate - Google, 2020</w:t>
-      </w:r>
-    </w:p>
-    <w:p>
-      <w:pPr>
-        <w:spacing w:before="0" w:after="50" w:line="240" w:lineRule="auto"/>
-        <w:ind w:left="180" w:hanging="180"/>
-        <w:rPr>
-          <w:rFonts w:ascii="Calibri" w:hAnsi="Calibri" w:cs="Calibri"/>
-          <w:sz w:val="20"/>
-          <w:szCs w:val="20"/>
-        </w:rPr>
-      </w:pPr>
-      <w:r>
-        <w:rPr>
-          <w:rFonts w:ascii="Calibri" w:hAnsi="Calibri" w:cs="Calibri"/>
-          <w:sz w:val="20"/>
-          <w:szCs w:val="20"/>
-        </w:rPr>
-        <w:t xml:space="preserve">• Blockchain Specialization - University of California, Irvine (Coursera), 2020</w:t>
-      </w:r>
-    </w:p>
-    <w:p>
-      <w:pPr>
-        <w:spacing w:before="0" w:after="50" w:line="240" w:lineRule="auto"/>
-        <w:ind w:left="180" w:hanging="180"/>
-        <w:rPr>
-          <w:rFonts w:ascii="Calibri" w:hAnsi="Calibri" w:cs="Calibri"/>
-          <w:sz w:val="20"/>
-          <w:szCs w:val="20"/>
-        </w:rPr>
-      </w:pPr>
-      <w:r>
-        <w:rPr>
-          <w:rFonts w:ascii="Calibri" w:hAnsi="Calibri" w:cs="Calibri"/>
-          <w:sz w:val="20"/>
-          <w:szCs w:val="20"/>
-        </w:rPr>
-        <w:t xml:space="preserve">• Google IT Support Professional Certificate - Google, 2020</w:t>
+        <w:t xml:space="preserve">• Model Context Protocol: Advanced Topics - Anthropic, 2026; AI Fluency for Builders - Anthropic (with CodePath), 2026; Agents and Workflows - OpenAI Academy, 2026; Deep Agents with LangGraph - LangChain Academy, 2026; Ambient Agents with LangGraph - LangChain Academy, 2026; Microsoft Certified: Azure Fundamentals (AZ-900) - Microsoft, 2020; AWS Fundamentals Specialization - Amazon Web Services (Coursera), 2020; Data Science Specialization - Johns Hopkins University (Coursera), 2020; Six Sigma Green Belt - Kennesaw State University (Coursera), 2020; DeepLearning.AI TensorFlow Developer Professional Certificate - DeepLearning.AI, 2020; Deep Learning Specialization - DeepLearning.AI, 2020; IBM Data Science Professional Certificate - IBM, 2020; Google IT Automation with Python Professional Certificate - Google, 2020; Blockchain Specialization - University of California, Irvine (Coursera), 2020; Google IT Support Professional Certificate - Google, 2020</w:t>
       </w:r>
     </w:p>
     <w:p>

--- a/docs/Devayan_Mandal.docx
+++ b/docs/Devayan_Mandal.docx
@@ -5,6 +5,7 @@
     <w:p>
       <w:pPr>
         <w:spacing w:before="0" w:after="40" w:line="240" w:lineRule="auto"/>
+        <w:jc w:val="center"/>
         <w:rPr>
           <w:rFonts w:ascii="Calibri" w:hAnsi="Calibri" w:cs="Calibri"/>
           <w:sz w:val="32"/>
@@ -24,6 +25,7 @@
     <w:p>
       <w:pPr>
         <w:spacing w:before="0" w:after="40" w:line="240" w:lineRule="auto"/>
+        <w:jc w:val="center"/>
         <w:rPr>
           <w:rFonts w:ascii="Calibri" w:hAnsi="Calibri" w:cs="Calibri"/>
           <w:sz w:val="20"/>
@@ -42,20 +44,65 @@
     <w:p>
       <w:pPr>
         <w:spacing w:before="0" w:after="200" w:line="240" w:lineRule="auto"/>
-        <w:rPr>
-          <w:rFonts w:ascii="Calibri" w:hAnsi="Calibri" w:cs="Calibri"/>
-          <w:sz w:val="20"/>
-          <w:szCs w:val="20"/>
-        </w:rPr>
-      </w:pPr>
-      <w:r>
-        <w:rPr>
-          <w:rFonts w:ascii="Calibri" w:hAnsi="Calibri" w:cs="Calibri"/>
-          <w:sz w:val="20"/>
-          <w:szCs w:val="20"/>
-        </w:rPr>
-        <w:t xml:space="preserve">devayanmandal@gmail.com | linkedin.com/in/dev-ma | github.com/devtechedge</w:t>
-      </w:r>
+        <w:jc w:val="center"/>
+        <w:rPr>
+          <w:rFonts w:ascii="Calibri" w:hAnsi="Calibri" w:cs="Calibri"/>
+          <w:sz w:val="20"/>
+          <w:szCs w:val="20"/>
+        </w:rPr>
+      </w:pPr>
+      <w:hyperlink r:id="rId1" w:history="1">
+        <w:r>
+          <w:rPr>
+            <w:rFonts w:ascii="Calibri" w:hAnsi="Calibri" w:cs="Calibri"/>
+            <w:sz w:val="20"/>
+            <w:szCs w:val="20"/>
+            <w:color w:val="0563C1"/>
+            <w:u w:val="single"/>
+          </w:rPr>
+          <w:t xml:space="preserve">devayanmandal@gmail.com</w:t>
+        </w:r>
+      </w:hyperlink>
+      <w:r>
+        <w:rPr>
+          <w:rFonts w:ascii="Calibri" w:hAnsi="Calibri" w:cs="Calibri"/>
+          <w:sz w:val="20"/>
+          <w:szCs w:val="20"/>
+        </w:rPr>
+        <w:t xml:space="preserve"> | </w:t>
+      </w:r>
+      <w:hyperlink r:id="rId2" w:history="1">
+        <w:r>
+          <w:rPr>
+            <w:rFonts w:ascii="Calibri" w:hAnsi="Calibri" w:cs="Calibri"/>
+            <w:sz w:val="20"/>
+            <w:szCs w:val="20"/>
+            <w:color w:val="0563C1"/>
+            <w:u w:val="single"/>
+          </w:rPr>
+          <w:t xml:space="preserve">linkedin.com/in/dev-ma</w:t>
+        </w:r>
+      </w:hyperlink>
+      <w:r>
+        <w:rPr>
+          <w:rFonts w:ascii="Calibri" w:hAnsi="Calibri" w:cs="Calibri"/>
+          <w:sz w:val="20"/>
+          <w:szCs w:val="20"/>
+        </w:rPr>
+        <w:t xml:space="preserve"> | </w:t>
+      </w:r>
+      <w:hyperlink r:id="rId3" w:history="1">
+        <w:r>
+          <w:rPr>
+            <w:rFonts w:ascii="Calibri" w:hAnsi="Calibri" w:cs="Calibri"/>
+            <w:sz w:val="20"/>
+            <w:szCs w:val="20"/>
+            <w:color w:val="0563C1"/>
+            <w:u w:val="single"/>
+          </w:rPr>
+          <w:t xml:space="preserve">github.com/devtechedge</w:t>
+        </w:r>
+      </w:hyperlink>
     </w:p>
     <w:p>
       <w:pPr>
@@ -347,7 +394,7 @@
         </w:rPr>
         <w:t xml:space="preserve">• </w:t>
       </w:r>
-      <w:hyperlink r:id="rId1" w:history="1">
+      <w:hyperlink r:id="rId4" w:history="1">
         <w:r>
           <w:rPr>
             <w:rFonts w:ascii="Calibri" w:hAnsi="Calibri" w:cs="Calibri"/>
@@ -386,7 +433,7 @@
         </w:rPr>
         <w:t xml:space="preserve">• </w:t>
       </w:r>
-      <w:hyperlink r:id="rId2" w:history="1">
+      <w:hyperlink r:id="rId5" w:history="1">
         <w:r>
           <w:rPr>
             <w:rFonts w:ascii="Calibri" w:hAnsi="Calibri" w:cs="Calibri"/>
@@ -425,7 +472,7 @@
         </w:rPr>
         <w:t xml:space="preserve">• </w:t>
       </w:r>
-      <w:hyperlink r:id="rId3" w:history="1">
+      <w:hyperlink r:id="rId6" w:history="1">
         <w:r>
           <w:rPr>
             <w:rFonts w:ascii="Calibri" w:hAnsi="Calibri" w:cs="Calibri"/>
@@ -464,7 +511,7 @@
         </w:rPr>
         <w:t xml:space="preserve">• </w:t>
       </w:r>
-      <w:hyperlink r:id="rId4" w:history="1">
+      <w:hyperlink r:id="rId7" w:history="1">
         <w:r>
           <w:rPr>
             <w:rFonts w:ascii="Calibri" w:hAnsi="Calibri" w:cs="Calibri"/>
@@ -503,7 +550,7 @@
         </w:rPr>
         <w:t xml:space="preserve">• </w:t>
       </w:r>
-      <w:hyperlink r:id="rId5" w:history="1">
+      <w:hyperlink r:id="rId8" w:history="1">
         <w:r>
           <w:rPr>
             <w:rFonts w:ascii="Calibri" w:hAnsi="Calibri" w:cs="Calibri"/>
@@ -542,7 +589,7 @@
         </w:rPr>
         <w:t xml:space="preserve">• </w:t>
       </w:r>
-      <w:hyperlink r:id="rId6" w:history="1">
+      <w:hyperlink r:id="rId9" w:history="1">
         <w:r>
           <w:rPr>
             <w:rFonts w:ascii="Calibri" w:hAnsi="Calibri" w:cs="Calibri"/>
@@ -581,7 +628,7 @@
         </w:rPr>
         <w:t xml:space="preserve">• </w:t>
       </w:r>
-      <w:hyperlink r:id="rId7" w:history="1">
+      <w:hyperlink r:id="rId10" w:history="1">
         <w:r>
           <w:rPr>
             <w:rFonts w:ascii="Calibri" w:hAnsi="Calibri" w:cs="Calibri"/>
@@ -620,7 +667,7 @@
         </w:rPr>
         <w:t xml:space="preserve">• </w:t>
       </w:r>
-      <w:hyperlink r:id="rId8" w:history="1">
+      <w:hyperlink r:id="rId11" w:history="1">
         <w:r>
           <w:rPr>
             <w:rFonts w:ascii="Calibri" w:hAnsi="Calibri" w:cs="Calibri"/>
@@ -659,7 +706,7 @@
         </w:rPr>
         <w:t xml:space="preserve">• </w:t>
       </w:r>
-      <w:hyperlink r:id="rId9" w:history="1">
+      <w:hyperlink r:id="rId12" w:history="1">
         <w:r>
           <w:rPr>
             <w:rFonts w:ascii="Calibri" w:hAnsi="Calibri" w:cs="Calibri"/>
@@ -698,7 +745,7 @@
         </w:rPr>
         <w:t xml:space="preserve">• </w:t>
       </w:r>
-      <w:hyperlink r:id="rId10" w:history="1">
+      <w:hyperlink r:id="rId13" w:history="1">
         <w:r>
           <w:rPr>
             <w:rFonts w:ascii="Calibri" w:hAnsi="Calibri" w:cs="Calibri"/>
@@ -737,7 +784,7 @@
         </w:rPr>
         <w:t xml:space="preserve">• </w:t>
       </w:r>
-      <w:hyperlink r:id="rId11" w:history="1">
+      <w:hyperlink r:id="rId14" w:history="1">
         <w:r>
           <w:rPr>
             <w:rFonts w:ascii="Calibri" w:hAnsi="Calibri" w:cs="Calibri"/>
@@ -776,7 +823,7 @@
         </w:rPr>
         <w:t xml:space="preserve">• </w:t>
       </w:r>
-      <w:hyperlink r:id="rId12" w:history="1">
+      <w:hyperlink r:id="rId15" w:history="1">
         <w:r>
           <w:rPr>
             <w:rFonts w:ascii="Calibri" w:hAnsi="Calibri" w:cs="Calibri"/>
@@ -815,7 +862,7 @@
         </w:rPr>
         <w:t xml:space="preserve">• </w:t>
       </w:r>
-      <w:hyperlink r:id="rId13" w:history="1">
+      <w:hyperlink r:id="rId16" w:history="1">
         <w:r>
           <w:rPr>
             <w:rFonts w:ascii="Calibri" w:hAnsi="Calibri" w:cs="Calibri"/>
@@ -854,7 +901,7 @@
         </w:rPr>
         <w:t xml:space="preserve">• </w:t>
       </w:r>
-      <w:hyperlink r:id="rId14" w:history="1">
+      <w:hyperlink r:id="rId17" w:history="1">
         <w:r>
           <w:rPr>
             <w:rFonts w:ascii="Calibri" w:hAnsi="Calibri" w:cs="Calibri"/>
@@ -893,7 +940,7 @@
         </w:rPr>
         <w:t xml:space="preserve">• </w:t>
       </w:r>
-      <w:hyperlink r:id="rId15" w:history="1">
+      <w:hyperlink r:id="rId18" w:history="1">
         <w:r>
           <w:rPr>
             <w:rFonts w:ascii="Calibri" w:hAnsi="Calibri" w:cs="Calibri"/>
@@ -932,7 +979,7 @@
         </w:rPr>
         <w:t xml:space="preserve">• </w:t>
       </w:r>
-      <w:hyperlink r:id="rId16" w:history="1">
+      <w:hyperlink r:id="rId19" w:history="1">
         <w:r>
           <w:rPr>
             <w:rFonts w:ascii="Calibri" w:hAnsi="Calibri" w:cs="Calibri"/>
@@ -971,7 +1018,7 @@
         </w:rPr>
         <w:t xml:space="preserve">• </w:t>
       </w:r>
-      <w:hyperlink r:id="rId17" w:history="1">
+      <w:hyperlink r:id="rId20" w:history="1">
         <w:r>
           <w:rPr>
             <w:rFonts w:ascii="Calibri" w:hAnsi="Calibri" w:cs="Calibri"/>
@@ -1010,7 +1057,7 @@
         </w:rPr>
         <w:t xml:space="preserve">• </w:t>
       </w:r>
-      <w:hyperlink r:id="rId18" w:history="1">
+      <w:hyperlink r:id="rId21" w:history="1">
         <w:r>
           <w:rPr>
             <w:rFonts w:ascii="Calibri" w:hAnsi="Calibri" w:cs="Calibri"/>
@@ -1049,7 +1096,7 @@
         </w:rPr>
         <w:t xml:space="preserve">• </w:t>
       </w:r>
-      <w:hyperlink r:id="rId19" w:history="1">
+      <w:hyperlink r:id="rId22" w:history="1">
         <w:r>
           <w:rPr>
             <w:rFonts w:ascii="Calibri" w:hAnsi="Calibri" w:cs="Calibri"/>
@@ -1088,7 +1135,7 @@
         </w:rPr>
         <w:t xml:space="preserve">• </w:t>
       </w:r>
-      <w:hyperlink r:id="rId20" w:history="1">
+      <w:hyperlink r:id="rId23" w:history="1">
         <w:r>
           <w:rPr>
             <w:rFonts w:ascii="Calibri" w:hAnsi="Calibri" w:cs="Calibri"/>
@@ -1127,7 +1174,7 @@
         </w:rPr>
         <w:t xml:space="preserve">• </w:t>
       </w:r>
-      <w:hyperlink r:id="rId21" w:history="1">
+      <w:hyperlink r:id="rId24" w:history="1">
         <w:r>
           <w:rPr>
             <w:rFonts w:ascii="Calibri" w:hAnsi="Calibri" w:cs="Calibri"/>
@@ -1166,7 +1213,7 @@
         </w:rPr>
         <w:t xml:space="preserve">• </w:t>
       </w:r>
-      <w:hyperlink r:id="rId22" w:history="1">
+      <w:hyperlink r:id="rId25" w:history="1">
         <w:r>
           <w:rPr>
             <w:rFonts w:ascii="Calibri" w:hAnsi="Calibri" w:cs="Calibri"/>
@@ -1205,7 +1252,7 @@
         </w:rPr>
         <w:t xml:space="preserve">• </w:t>
       </w:r>
-      <w:hyperlink r:id="rId23" w:history="1">
+      <w:hyperlink r:id="rId26" w:history="1">
         <w:r>
           <w:rPr>
             <w:rFonts w:ascii="Calibri" w:hAnsi="Calibri" w:cs="Calibri"/>
@@ -1244,7 +1291,7 @@
         </w:rPr>
         <w:t xml:space="preserve">• </w:t>
       </w:r>
-      <w:hyperlink r:id="rId24" w:history="1">
+      <w:hyperlink r:id="rId27" w:history="1">
         <w:r>
           <w:rPr>
             <w:rFonts w:ascii="Calibri" w:hAnsi="Calibri" w:cs="Calibri"/>
@@ -1283,7 +1330,7 @@
         </w:rPr>
         <w:t xml:space="preserve">• </w:t>
       </w:r>
-      <w:hyperlink r:id="rId25" w:history="1">
+      <w:hyperlink r:id="rId28" w:history="1">
         <w:r>
           <w:rPr>
             <w:rFonts w:ascii="Calibri" w:hAnsi="Calibri" w:cs="Calibri"/>
@@ -1322,7 +1369,7 @@
         </w:rPr>
         <w:t xml:space="preserve">• </w:t>
       </w:r>
-      <w:hyperlink r:id="rId26" w:history="1">
+      <w:hyperlink r:id="rId29" w:history="1">
         <w:r>
           <w:rPr>
             <w:rFonts w:ascii="Calibri" w:hAnsi="Calibri" w:cs="Calibri"/>
@@ -1455,26 +1502,26 @@
           <w:sz w:val="20"/>
           <w:szCs w:val="20"/>
         </w:rPr>
-        <w:t xml:space="preserve">• Built AEGIS, an AI ops cortex: LangGraph supervisor, 6 agents, 7 loops, RAG, HITL gates, LangSmith evals, SSE dashboard. Live: aegis-agent-api.vercel.app/ui</w:t>
-      </w:r>
-    </w:p>
-    <w:p>
-      <w:pPr>
-        <w:spacing w:before="0" w:after="50" w:line="240" w:lineRule="auto"/>
-        <w:ind w:left="180" w:hanging="180"/>
-        <w:rPr>
-          <w:rFonts w:ascii="Calibri" w:hAnsi="Calibri" w:cs="Calibri"/>
-          <w:sz w:val="20"/>
-          <w:szCs w:val="20"/>
-        </w:rPr>
-      </w:pPr>
-      <w:r>
-        <w:rPr>
-          <w:rFonts w:ascii="Calibri" w:hAnsi="Calibri" w:cs="Calibri"/>
-          <w:sz w:val="20"/>
-          <w:szCs w:val="20"/>
-        </w:rPr>
-        <w:t xml:space="preserve">• Built Synthesis (Reflexion research, HITL gates) and AAROP (6-phase reasoning, cost-aware routing, replayable traces). Live: synthesis-gold.vercel.app | aarop.vercel.app</w:t>
+        <w:t xml:space="preserve">• Built AEGIS, an AI ops cortex: LangGraph supervisor, 6 agents, 7 loops, RAG, HITL gates, LangSmith evals, SSE dashboard.</w:t>
+      </w:r>
+    </w:p>
+    <w:p>
+      <w:pPr>
+        <w:spacing w:before="0" w:after="50" w:line="240" w:lineRule="auto"/>
+        <w:ind w:left="180" w:hanging="180"/>
+        <w:rPr>
+          <w:rFonts w:ascii="Calibri" w:hAnsi="Calibri" w:cs="Calibri"/>
+          <w:sz w:val="20"/>
+          <w:szCs w:val="20"/>
+        </w:rPr>
+      </w:pPr>
+      <w:r>
+        <w:rPr>
+          <w:rFonts w:ascii="Calibri" w:hAnsi="Calibri" w:cs="Calibri"/>
+          <w:sz w:val="20"/>
+          <w:szCs w:val="20"/>
+        </w:rPr>
+        <w:t xml:space="preserve">• Built Synthesis (Reflexion research, HITL gates) and AAROP (6-phase reasoning, cost-aware routing, replayable traces).</w:t>
       </w:r>
     </w:p>
     <w:p>
@@ -1512,45 +1559,45 @@
           <w:sz w:val="20"/>
           <w:szCs w:val="20"/>
         </w:rPr>
-        <w:t xml:space="preserve">• MCP servers/clients over Stdio and StreamableHTTP/SSE with sampling, roots security; shipped HoldSlot (OpenAI WebMCP Challenge 2026).</w:t>
-      </w:r>
-    </w:p>
-    <w:p>
-      <w:pPr>
-        <w:spacing w:before="0" w:after="50" w:line="240" w:lineRule="auto"/>
-        <w:ind w:left="180" w:hanging="180"/>
-        <w:rPr>
-          <w:rFonts w:ascii="Calibri" w:hAnsi="Calibri" w:cs="Calibri"/>
-          <w:sz w:val="20"/>
-          <w:szCs w:val="20"/>
-        </w:rPr>
-      </w:pPr>
-      <w:r>
-        <w:rPr>
-          <w:rFonts w:ascii="Calibri" w:hAnsi="Calibri" w:cs="Calibri"/>
-          <w:sz w:val="20"/>
-          <w:szCs w:val="20"/>
-        </w:rPr>
-        <w:t xml:space="preserve">• Jobrow: 5,000+ open roles across Greenhouse/Ashby/Lever; TanStack Start, React 19, Neon Postgres, Expo, 4x-daily crawls. Live: jobrow.vercel.app</w:t>
-      </w:r>
-    </w:p>
-    <w:p>
-      <w:pPr>
-        <w:spacing w:before="0" w:after="50" w:line="240" w:lineRule="auto"/>
-        <w:ind w:left="180" w:hanging="180"/>
-        <w:rPr>
-          <w:rFonts w:ascii="Calibri" w:hAnsi="Calibri" w:cs="Calibri"/>
-          <w:sz w:val="20"/>
-          <w:szCs w:val="20"/>
-        </w:rPr>
-      </w:pPr>
-      <w:r>
-        <w:rPr>
-          <w:rFonts w:ascii="Calibri" w:hAnsi="Calibri" w:cs="Calibri"/>
-          <w:sz w:val="20"/>
-          <w:szCs w:val="20"/>
-        </w:rPr>
-        <w:t xml:space="preserve">• Also: Veritas (research agent), Cadence (healthcare, 5-layer memory), chaos platform (self-healing, WebSocket telemetry), Pulsar (Base L2 GPU market), daily AI news agent.</w:t>
+        <w:t xml:space="preserve">• MCP servers/clients over Stdio and StreamableHTTP/SSE with sampling, roots security.</w:t>
+      </w:r>
+    </w:p>
+    <w:p>
+      <w:pPr>
+        <w:spacing w:before="0" w:after="50" w:line="240" w:lineRule="auto"/>
+        <w:ind w:left="180" w:hanging="180"/>
+        <w:rPr>
+          <w:rFonts w:ascii="Calibri" w:hAnsi="Calibri" w:cs="Calibri"/>
+          <w:sz w:val="20"/>
+          <w:szCs w:val="20"/>
+        </w:rPr>
+      </w:pPr>
+      <w:r>
+        <w:rPr>
+          <w:rFonts w:ascii="Calibri" w:hAnsi="Calibri" w:cs="Calibri"/>
+          <w:sz w:val="20"/>
+          <w:szCs w:val="20"/>
+        </w:rPr>
+        <w:t xml:space="preserve">• Jobrow: 5,000+ open roles across Greenhouse/Ashby/Lever; TanStack Start, React 19, Neon Postgres, Expo, 4x-daily crawls.</w:t>
+      </w:r>
+    </w:p>
+    <w:p>
+      <w:pPr>
+        <w:spacing w:before="0" w:after="50" w:line="240" w:lineRule="auto"/>
+        <w:ind w:left="180" w:hanging="180"/>
+        <w:rPr>
+          <w:rFonts w:ascii="Calibri" w:hAnsi="Calibri" w:cs="Calibri"/>
+          <w:sz w:val="20"/>
+          <w:szCs w:val="20"/>
+        </w:rPr>
+      </w:pPr>
+      <w:r>
+        <w:rPr>
+          <w:rFonts w:ascii="Calibri" w:hAnsi="Calibri" w:cs="Calibri"/>
+          <w:sz w:val="20"/>
+          <w:szCs w:val="20"/>
+        </w:rPr>
+        <w:t xml:space="preserve">• Also: Veritas (research agent), Cadence (healthcare, 5-layer memory), chaos platform (self-healing, WebSocket telemetry).</w:t>
       </w:r>
     </w:p>
     <w:p>
@@ -1625,7 +1672,7 @@
           <w:sz w:val="20"/>
           <w:szCs w:val="20"/>
         </w:rPr>
-        <w:t xml:space="preserve">• Manage diversified proprietary capital across tier-1 exchanges including Binance, Coinbase, Bitget, and MEXC, and on-chain protocols including Hyperliquid, Uniswap v3, Aave, and GMX.</w:t>
+        <w:t xml:space="preserve">• Manage diversified proprietary capital across tier-1 exchanges including Binance, Coinbase, Bitget.</w:t>
       </w:r>
     </w:p>
     <w:p>
@@ -1663,26 +1710,26 @@
           <w:sz w:val="20"/>
           <w:szCs w:val="20"/>
         </w:rPr>
-        <w:t xml:space="preserve">• Executed delta-neutral basis and funding-rate arbitrage between spot and perpetuals, plus concentrated-liquidity and lending-loop strategies on-chain.</w:t>
-      </w:r>
-    </w:p>
-    <w:p>
-      <w:pPr>
-        <w:spacing w:before="0" w:after="50" w:line="240" w:lineRule="auto"/>
-        <w:ind w:left="180" w:hanging="180"/>
-        <w:rPr>
-          <w:rFonts w:ascii="Calibri" w:hAnsi="Calibri" w:cs="Calibri"/>
-          <w:sz w:val="20"/>
-          <w:szCs w:val="20"/>
-        </w:rPr>
-      </w:pPr>
-      <w:r>
-        <w:rPr>
-          <w:rFonts w:ascii="Calibri" w:hAnsi="Calibri" w:cs="Calibri"/>
-          <w:sz w:val="20"/>
-          <w:szCs w:val="20"/>
-        </w:rPr>
-        <w:t xml:space="preserve">• Applied TWAP/VWAP execution on illiquid pairs, with VaR limits, drawdown caps, and Sharpe-ratio optimization governing position sizing and portfolio risk.</w:t>
+        <w:t xml:space="preserve">• Executed delta-neutral basis and funding-rate arbitrage between spot and perpetuals.</w:t>
+      </w:r>
+    </w:p>
+    <w:p>
+      <w:pPr>
+        <w:spacing w:before="0" w:after="50" w:line="240" w:lineRule="auto"/>
+        <w:ind w:left="180" w:hanging="180"/>
+        <w:rPr>
+          <w:rFonts w:ascii="Calibri" w:hAnsi="Calibri" w:cs="Calibri"/>
+          <w:sz w:val="20"/>
+          <w:szCs w:val="20"/>
+        </w:rPr>
+      </w:pPr>
+      <w:r>
+        <w:rPr>
+          <w:rFonts w:ascii="Calibri" w:hAnsi="Calibri" w:cs="Calibri"/>
+          <w:sz w:val="20"/>
+          <w:szCs w:val="20"/>
+        </w:rPr>
+        <w:t xml:space="preserve">• Applied TWAP/VWAP execution on illiquid pairs, with VaR limits, drawdown caps.</w:t>
       </w:r>
     </w:p>
     <w:p>
@@ -1723,7 +1770,273 @@
           <w:sz w:val="20"/>
           <w:szCs w:val="20"/>
         </w:rPr>
-        <w:t xml:space="preserve">• Model Context Protocol: Advanced Topics - Anthropic, 2026; AI Fluency for Builders - Anthropic (with CodePath), 2026; Agents and Workflows - OpenAI Academy, 2026; Deep Agents with LangGraph - LangChain Academy, 2026; Ambient Agents with LangGraph - LangChain Academy, 2026; Microsoft Certified: Azure Fundamentals (AZ-900) - Microsoft, 2020; AWS Fundamentals Specialization - Amazon Web Services (Coursera), 2020; Data Science Specialization - Johns Hopkins University (Coursera), 2020; Six Sigma Green Belt - Kennesaw State University (Coursera), 2020; DeepLearning.AI TensorFlow Developer Professional Certificate - DeepLearning.AI, 2020; Deep Learning Specialization - DeepLearning.AI, 2020; IBM Data Science Professional Certificate - IBM, 2020; Google IT Automation with Python Professional Certificate - Google, 2020; Blockchain Specialization - University of California, Irvine (Coursera), 2020; Google IT Support Professional Certificate - Google, 2020</w:t>
+        <w:t xml:space="preserve">• Model Context Protocol: Advanced Topics - Anthropic, 2026</w:t>
+      </w:r>
+    </w:p>
+    <w:p>
+      <w:pPr>
+        <w:spacing w:before="0" w:after="50" w:line="240" w:lineRule="auto"/>
+        <w:ind w:left="180" w:hanging="180"/>
+        <w:rPr>
+          <w:rFonts w:ascii="Calibri" w:hAnsi="Calibri" w:cs="Calibri"/>
+          <w:sz w:val="20"/>
+          <w:szCs w:val="20"/>
+        </w:rPr>
+      </w:pPr>
+      <w:r>
+        <w:rPr>
+          <w:rFonts w:ascii="Calibri" w:hAnsi="Calibri" w:cs="Calibri"/>
+          <w:sz w:val="20"/>
+          <w:szCs w:val="20"/>
+        </w:rPr>
+        <w:t xml:space="preserve">• AI Fluency for Builders - Anthropic (with CodePath), 2026</w:t>
+      </w:r>
+    </w:p>
+    <w:p>
+      <w:pPr>
+        <w:spacing w:before="0" w:after="50" w:line="240" w:lineRule="auto"/>
+        <w:ind w:left="180" w:hanging="180"/>
+        <w:rPr>
+          <w:rFonts w:ascii="Calibri" w:hAnsi="Calibri" w:cs="Calibri"/>
+          <w:sz w:val="20"/>
+          <w:szCs w:val="20"/>
+        </w:rPr>
+      </w:pPr>
+      <w:r>
+        <w:rPr>
+          <w:rFonts w:ascii="Calibri" w:hAnsi="Calibri" w:cs="Calibri"/>
+          <w:sz w:val="20"/>
+          <w:szCs w:val="20"/>
+        </w:rPr>
+        <w:t xml:space="preserve">• Agents and Workflows - OpenAI Academy, 2026</w:t>
+      </w:r>
+    </w:p>
+    <w:p>
+      <w:pPr>
+        <w:spacing w:before="0" w:after="50" w:line="240" w:lineRule="auto"/>
+        <w:ind w:left="180" w:hanging="180"/>
+        <w:rPr>
+          <w:rFonts w:ascii="Calibri" w:hAnsi="Calibri" w:cs="Calibri"/>
+          <w:sz w:val="20"/>
+          <w:szCs w:val="20"/>
+        </w:rPr>
+      </w:pPr>
+      <w:r>
+        <w:rPr>
+          <w:rFonts w:ascii="Calibri" w:hAnsi="Calibri" w:cs="Calibri"/>
+          <w:sz w:val="20"/>
+          <w:szCs w:val="20"/>
+        </w:rPr>
+        <w:t xml:space="preserve">• Deep Agents with LangGraph - LangChain Academy, 2026</w:t>
+      </w:r>
+    </w:p>
+    <w:p>
+      <w:pPr>
+        <w:spacing w:before="0" w:after="50" w:line="240" w:lineRule="auto"/>
+        <w:ind w:left="180" w:hanging="180"/>
+        <w:rPr>
+          <w:rFonts w:ascii="Calibri" w:hAnsi="Calibri" w:cs="Calibri"/>
+          <w:sz w:val="20"/>
+          <w:szCs w:val="20"/>
+        </w:rPr>
+      </w:pPr>
+      <w:r>
+        <w:rPr>
+          <w:rFonts w:ascii="Calibri" w:hAnsi="Calibri" w:cs="Calibri"/>
+          <w:sz w:val="20"/>
+          <w:szCs w:val="20"/>
+        </w:rPr>
+        <w:t xml:space="preserve">• Ambient Agents with LangGraph - LangChain Academy, 2026</w:t>
+      </w:r>
+    </w:p>
+    <w:p>
+      <w:pPr>
+        <w:spacing w:before="0" w:after="50" w:line="240" w:lineRule="auto"/>
+        <w:ind w:left="180" w:hanging="180"/>
+        <w:rPr>
+          <w:rFonts w:ascii="Calibri" w:hAnsi="Calibri" w:cs="Calibri"/>
+          <w:sz w:val="20"/>
+          <w:szCs w:val="20"/>
+        </w:rPr>
+      </w:pPr>
+      <w:r>
+        <w:rPr>
+          <w:rFonts w:ascii="Calibri" w:hAnsi="Calibri" w:cs="Calibri"/>
+          <w:sz w:val="20"/>
+          <w:szCs w:val="20"/>
+        </w:rPr>
+        <w:t xml:space="preserve">• Microsoft Certified: Azure Fundamentals (AZ-900) - Microsoft, 2020</w:t>
+      </w:r>
+    </w:p>
+    <w:p>
+      <w:pPr>
+        <w:spacing w:before="0" w:after="50" w:line="240" w:lineRule="auto"/>
+        <w:ind w:left="180" w:hanging="180"/>
+        <w:rPr>
+          <w:rFonts w:ascii="Calibri" w:hAnsi="Calibri" w:cs="Calibri"/>
+          <w:sz w:val="20"/>
+          <w:szCs w:val="20"/>
+        </w:rPr>
+      </w:pPr>
+      <w:r>
+        <w:rPr>
+          <w:rFonts w:ascii="Calibri" w:hAnsi="Calibri" w:cs="Calibri"/>
+          <w:sz w:val="20"/>
+          <w:szCs w:val="20"/>
+        </w:rPr>
+        <w:t xml:space="preserve">• AWS Fundamentals Specialization - Amazon Web Services (Coursera), 2020</w:t>
+      </w:r>
+    </w:p>
+    <w:p>
+      <w:pPr>
+        <w:spacing w:before="0" w:after="50" w:line="240" w:lineRule="auto"/>
+        <w:ind w:left="180" w:hanging="180"/>
+        <w:rPr>
+          <w:rFonts w:ascii="Calibri" w:hAnsi="Calibri" w:cs="Calibri"/>
+          <w:sz w:val="20"/>
+          <w:szCs w:val="20"/>
+        </w:rPr>
+      </w:pPr>
+      <w:r>
+        <w:rPr>
+          <w:rFonts w:ascii="Calibri" w:hAnsi="Calibri" w:cs="Calibri"/>
+          <w:sz w:val="20"/>
+          <w:szCs w:val="20"/>
+        </w:rPr>
+        <w:t xml:space="preserve">• Data Science Specialization - Johns Hopkins University (Coursera), 2020</w:t>
+      </w:r>
+    </w:p>
+    <w:p>
+      <w:pPr>
+        <w:spacing w:before="0" w:after="50" w:line="240" w:lineRule="auto"/>
+        <w:ind w:left="180" w:hanging="180"/>
+        <w:rPr>
+          <w:rFonts w:ascii="Calibri" w:hAnsi="Calibri" w:cs="Calibri"/>
+          <w:sz w:val="20"/>
+          <w:szCs w:val="20"/>
+        </w:rPr>
+      </w:pPr>
+      <w:r>
+        <w:rPr>
+          <w:rFonts w:ascii="Calibri" w:hAnsi="Calibri" w:cs="Calibri"/>
+          <w:sz w:val="20"/>
+          <w:szCs w:val="20"/>
+        </w:rPr>
+        <w:t xml:space="preserve">• Six Sigma Green Belt - Kennesaw State University (Coursera), 2020</w:t>
+      </w:r>
+    </w:p>
+    <w:p>
+      <w:pPr>
+        <w:spacing w:before="0" w:after="50" w:line="240" w:lineRule="auto"/>
+        <w:ind w:left="180" w:hanging="180"/>
+        <w:rPr>
+          <w:rFonts w:ascii="Calibri" w:hAnsi="Calibri" w:cs="Calibri"/>
+          <w:sz w:val="20"/>
+          <w:szCs w:val="20"/>
+        </w:rPr>
+      </w:pPr>
+      <w:r>
+        <w:rPr>
+          <w:rFonts w:ascii="Calibri" w:hAnsi="Calibri" w:cs="Calibri"/>
+          <w:sz w:val="20"/>
+          <w:szCs w:val="20"/>
+        </w:rPr>
+        <w:t xml:space="preserve">• DeepLearning.AI TensorFlow Developer Professional Certificate - DeepLearning.AI, 2020</w:t>
+      </w:r>
+    </w:p>
+    <w:p>
+      <w:pPr>
+        <w:spacing w:before="0" w:after="50" w:line="240" w:lineRule="auto"/>
+        <w:ind w:left="180" w:hanging="180"/>
+        <w:rPr>
+          <w:rFonts w:ascii="Calibri" w:hAnsi="Calibri" w:cs="Calibri"/>
+          <w:sz w:val="20"/>
+          <w:szCs w:val="20"/>
+        </w:rPr>
+      </w:pPr>
+      <w:r>
+        <w:rPr>
+          <w:rFonts w:ascii="Calibri" w:hAnsi="Calibri" w:cs="Calibri"/>
+          <w:sz w:val="20"/>
+          <w:szCs w:val="20"/>
+        </w:rPr>
+        <w:t xml:space="preserve">• Deep Learning Specialization - DeepLearning.AI, 2020</w:t>
+      </w:r>
+    </w:p>
+    <w:p>
+      <w:pPr>
+        <w:spacing w:before="0" w:after="50" w:line="240" w:lineRule="auto"/>
+        <w:ind w:left="180" w:hanging="180"/>
+        <w:rPr>
+          <w:rFonts w:ascii="Calibri" w:hAnsi="Calibri" w:cs="Calibri"/>
+          <w:sz w:val="20"/>
+          <w:szCs w:val="20"/>
+        </w:rPr>
+      </w:pPr>
+      <w:r>
+        <w:rPr>
+          <w:rFonts w:ascii="Calibri" w:hAnsi="Calibri" w:cs="Calibri"/>
+          <w:sz w:val="20"/>
+          <w:szCs w:val="20"/>
+        </w:rPr>
+        <w:t xml:space="preserve">• IBM Data Science Professional Certificate - IBM, 2020</w:t>
+      </w:r>
+    </w:p>
+    <w:p>
+      <w:pPr>
+        <w:spacing w:before="0" w:after="50" w:line="240" w:lineRule="auto"/>
+        <w:ind w:left="180" w:hanging="180"/>
+        <w:rPr>
+          <w:rFonts w:ascii="Calibri" w:hAnsi="Calibri" w:cs="Calibri"/>
+          <w:sz w:val="20"/>
+          <w:szCs w:val="20"/>
+        </w:rPr>
+      </w:pPr>
+      <w:r>
+        <w:rPr>
+          <w:rFonts w:ascii="Calibri" w:hAnsi="Calibri" w:cs="Calibri"/>
+          <w:sz w:val="20"/>
+          <w:szCs w:val="20"/>
+        </w:rPr>
+        <w:t xml:space="preserve">• Google IT Automation with Python Professional Certificate - Google, 2020</w:t>
+      </w:r>
+    </w:p>
+    <w:p>
+      <w:pPr>
+        <w:spacing w:before="0" w:after="50" w:line="240" w:lineRule="auto"/>
+        <w:ind w:left="180" w:hanging="180"/>
+        <w:rPr>
+          <w:rFonts w:ascii="Calibri" w:hAnsi="Calibri" w:cs="Calibri"/>
+          <w:sz w:val="20"/>
+          <w:szCs w:val="20"/>
+        </w:rPr>
+      </w:pPr>
+      <w:r>
+        <w:rPr>
+          <w:rFonts w:ascii="Calibri" w:hAnsi="Calibri" w:cs="Calibri"/>
+          <w:sz w:val="20"/>
+          <w:szCs w:val="20"/>
+        </w:rPr>
+        <w:t xml:space="preserve">• Blockchain Specialization - University of California, Irvine (Coursera), 2020</w:t>
+      </w:r>
+    </w:p>
+    <w:p>
+      <w:pPr>
+        <w:spacing w:before="0" w:after="50" w:line="240" w:lineRule="auto"/>
+        <w:ind w:left="180" w:hanging="180"/>
+        <w:rPr>
+          <w:rFonts w:ascii="Calibri" w:hAnsi="Calibri" w:cs="Calibri"/>
+          <w:sz w:val="20"/>
+          <w:szCs w:val="20"/>
+        </w:rPr>
+      </w:pPr>
+      <w:r>
+        <w:rPr>
+          <w:rFonts w:ascii="Calibri" w:hAnsi="Calibri" w:cs="Calibri"/>
+          <w:sz w:val="20"/>
+          <w:szCs w:val="20"/>
+        </w:rPr>
+        <w:t xml:space="preserve">• Google IT Support Professional Certificate - Google, 2020</w:t>
       </w:r>
     </w:p>
     <w:p>

--- a/docs/Devayan_Mandal.docx
+++ b/docs/Devayan_Mandal.docx
@@ -7,19 +7,46 @@
         <w:spacing w:after="40" w:line="240" w:lineRule="auto"/>
         <w:jc w:val="center"/>
         <w:rPr>
-          <w:rFonts w:ascii="Calibri" w:hAnsi="Calibri" w:cs="Calibri"/>
+          <w:rFonts w:ascii="Arial" w:hAnsi="Arial" w:cs="Arial"/>
           <w:sz w:val="32"/>
           <w:szCs w:val="32"/>
         </w:rPr>
       </w:pPr>
       <w:r>
         <w:rPr>
-          <w:rFonts w:ascii="Calibri" w:hAnsi="Calibri" w:cs="Calibri"/>
+          <w:rFonts w:ascii="Arial" w:hAnsi="Arial" w:cs="Arial"/>
           <w:b/>
           <w:sz w:val="32"/>
           <w:szCs w:val="32"/>
         </w:rPr>
-        <w:t>DEVAYAN MANDAL</w:t>
+        <w:t>D</w:t>
+      </w:r>
+      <w:r>
+        <w:rPr>
+          <w:rFonts w:ascii="Arial" w:hAnsi="Arial" w:cs="Arial"/>
+          <w:b/>
+          <w:sz w:val="32"/>
+          <w:szCs w:val="32"/>
+        </w:rPr>
+        <w:t>evayan</w:t>
+      </w:r>
+      <w:r>
+        <w:rPr>
+          <w:rFonts w:ascii="Arial" w:hAnsi="Arial" w:cs="Arial"/>
+          <w:b/>
+          <w:sz w:val="32"/>
+          <w:szCs w:val="32"/>
+        </w:rPr>
+        <w:t xml:space="preserve"> M</w:t>
+      </w:r>
+      <w:r>
+        <w:rPr>
+          <w:rFonts w:ascii="Arial" w:hAnsi="Arial" w:cs="Arial"/>
+          <w:b/>
+          <w:sz w:val="32"/>
+          <w:szCs w:val="32"/>
+        </w:rPr>
+        <w:t>andal</w:t>
       </w:r>
     </w:p>
     <w:p>
@@ -27,16 +54,12 @@
         <w:spacing w:after="40" w:line="240" w:lineRule="auto"/>
         <w:jc w:val="center"/>
         <w:rPr>
-          <w:rFonts w:ascii="Calibri" w:hAnsi="Calibri" w:cs="Calibri"/>
-          <w:sz w:val="22"/>
-          <w:szCs w:val="22"/>
-        </w:rPr>
-      </w:pPr>
-      <w:r>
-        <w:rPr>
-          <w:rFonts w:ascii="Calibri" w:hAnsi="Calibri" w:cs="Calibri"/>
-          <w:sz w:val="22"/>
-          <w:szCs w:val="22"/>
+          <w:rFonts w:ascii="Arial" w:hAnsi="Arial" w:cs="Arial"/>
+        </w:rPr>
+      </w:pPr>
+      <w:r>
+        <w:rPr>
+          <w:rFonts w:ascii="Arial" w:hAnsi="Arial" w:cs="Arial"/>
         </w:rPr>
         <w:t>Full Stack AI Native / Forward Deployed AI Engineer &amp; Open-Source Contributor - Open to Remote Work</w:t>
       </w:r>
@@ -46,18 +69,14 @@
         <w:spacing w:after="200" w:line="240" w:lineRule="auto"/>
         <w:jc w:val="center"/>
         <w:rPr>
-          <w:rFonts w:ascii="Calibri" w:hAnsi="Calibri" w:cs="Calibri"/>
-          <w:sz w:val="22"/>
-          <w:szCs w:val="22"/>
+          <w:rFonts w:ascii="Arial" w:hAnsi="Arial" w:cs="Arial"/>
         </w:rPr>
       </w:pPr>
       <w:hyperlink r:id="rId4" w:history="1">
         <w:r>
           <w:rPr>
-            <w:rFonts w:ascii="Calibri" w:hAnsi="Calibri" w:cs="Calibri"/>
-            <w:color w:val="0563C1"/>
-            <w:sz w:val="22"/>
-            <w:szCs w:val="22"/>
+            <w:rFonts w:ascii="Arial" w:hAnsi="Arial" w:cs="Arial"/>
+            <w:color w:val="0563C1"/>
             <w:u w:val="single"/>
           </w:rPr>
           <w:t>devayanmandal@gmail.com</w:t>
@@ -65,19 +84,15 @@
       </w:hyperlink>
       <w:r>
         <w:rPr>
-          <w:rFonts w:ascii="Calibri" w:hAnsi="Calibri" w:cs="Calibri"/>
-          <w:sz w:val="22"/>
-          <w:szCs w:val="22"/>
+          <w:rFonts w:ascii="Arial" w:hAnsi="Arial" w:cs="Arial"/>
         </w:rPr>
         <w:t xml:space="preserve"> | </w:t>
       </w:r>
       <w:hyperlink r:id="rId5" w:history="1">
         <w:r>
           <w:rPr>
-            <w:rFonts w:ascii="Calibri" w:hAnsi="Calibri" w:cs="Calibri"/>
-            <w:color w:val="0563C1"/>
-            <w:sz w:val="22"/>
-            <w:szCs w:val="22"/>
+            <w:rFonts w:ascii="Arial" w:hAnsi="Arial" w:cs="Arial"/>
+            <w:color w:val="0563C1"/>
             <w:u w:val="single"/>
           </w:rPr>
           <w:t>linkedin.com/in/dev-ma</w:t>
@@ -85,19 +100,15 @@
       </w:hyperlink>
       <w:r>
         <w:rPr>
-          <w:rFonts w:ascii="Calibri" w:hAnsi="Calibri" w:cs="Calibri"/>
-          <w:sz w:val="22"/>
-          <w:szCs w:val="22"/>
+          <w:rFonts w:ascii="Arial" w:hAnsi="Arial" w:cs="Arial"/>
         </w:rPr>
         <w:t xml:space="preserve"> | </w:t>
       </w:r>
       <w:hyperlink r:id="rId6" w:history="1">
         <w:r>
           <w:rPr>
-            <w:rFonts w:ascii="Calibri" w:hAnsi="Calibri" w:cs="Calibri"/>
-            <w:color w:val="0563C1"/>
-            <w:sz w:val="22"/>
-            <w:szCs w:val="22"/>
+            <w:rFonts w:ascii="Arial" w:hAnsi="Arial" w:cs="Arial"/>
+            <w:color w:val="0563C1"/>
             <w:u w:val="single"/>
           </w:rPr>
           <w:t>github.com/</w:t>
@@ -105,10 +116,8 @@
         <w:proofErr w:type="spellStart"/>
         <w:r>
           <w:rPr>
-            <w:rFonts w:ascii="Calibri" w:hAnsi="Calibri" w:cs="Calibri"/>
-            <w:color w:val="0563C1"/>
-            <w:sz w:val="22"/>
-            <w:szCs w:val="22"/>
+            <w:rFonts w:ascii="Arial" w:hAnsi="Arial" w:cs="Arial"/>
+            <w:color w:val="0563C1"/>
             <w:u w:val="single"/>
           </w:rPr>
           <w:t>devtechedge</w:t>
@@ -123,33 +132,50 @@
         </w:pBdr>
         <w:spacing w:before="200" w:after="70" w:line="240" w:lineRule="auto"/>
         <w:rPr>
-          <w:rFonts w:ascii="Calibri" w:hAnsi="Calibri" w:cs="Calibri"/>
-          <w:sz w:val="22"/>
-          <w:szCs w:val="22"/>
-        </w:rPr>
-      </w:pPr>
-      <w:r>
-        <w:rPr>
-          <w:rFonts w:ascii="Calibri" w:hAnsi="Calibri" w:cs="Calibri"/>
+          <w:rFonts w:ascii="Arial" w:hAnsi="Arial" w:cs="Arial"/>
+        </w:rPr>
+      </w:pPr>
+      <w:r>
+        <w:rPr>
+          <w:rFonts w:ascii="Arial" w:hAnsi="Arial" w:cs="Arial"/>
           <w:b/>
-          <w:sz w:val="22"/>
-          <w:szCs w:val="22"/>
-        </w:rPr>
-        <w:t>PROFESSIONAL SUMMARY</w:t>
+        </w:rPr>
+        <w:t>P</w:t>
+      </w:r>
+      <w:r>
+        <w:rPr>
+          <w:rFonts w:ascii="Arial" w:hAnsi="Arial" w:cs="Arial"/>
+          <w:b/>
+        </w:rPr>
+        <w:t>rofessional</w:t>
+      </w:r>
+      <w:r>
+        <w:rPr>
+          <w:rFonts w:ascii="Arial" w:hAnsi="Arial" w:cs="Arial"/>
+          <w:b/>
+        </w:rPr>
+        <w:t xml:space="preserve"> S</w:t>
+      </w:r>
+      <w:r>
+        <w:rPr>
+          <w:rFonts w:ascii="Arial" w:hAnsi="Arial" w:cs="Arial"/>
+          <w:b/>
+        </w:rPr>
+        <w:t>ummary</w:t>
       </w:r>
     </w:p>
     <w:p>
       <w:pPr>
         <w:spacing w:after="60" w:line="240" w:lineRule="auto"/>
         <w:rPr>
-          <w:rFonts w:ascii="Calibri" w:hAnsi="Calibri" w:cs="Calibri"/>
-          <w:sz w:val="22"/>
-          <w:szCs w:val="22"/>
-        </w:rPr>
-      </w:pPr>
-      <w:r>
-        <w:rPr>
-          <w:rFonts w:ascii="Calibri" w:hAnsi="Calibri" w:cs="Calibri"/>
+          <w:rFonts w:ascii="Arial" w:hAnsi="Arial" w:cs="Arial"/>
+          <w:sz w:val="22"/>
+          <w:szCs w:val="22"/>
+        </w:rPr>
+      </w:pPr>
+      <w:r>
+        <w:rPr>
+          <w:rFonts w:ascii="Arial" w:hAnsi="Arial" w:cs="Arial"/>
           <w:sz w:val="22"/>
           <w:szCs w:val="22"/>
         </w:rPr>
@@ -158,7 +184,7 @@
       <w:proofErr w:type="spellStart"/>
       <w:r>
         <w:rPr>
-          <w:rFonts w:ascii="Calibri" w:hAnsi="Calibri" w:cs="Calibri"/>
+          <w:rFonts w:ascii="Arial" w:hAnsi="Arial" w:cs="Arial"/>
           <w:sz w:val="22"/>
           <w:szCs w:val="22"/>
         </w:rPr>
@@ -167,7 +193,7 @@
       <w:proofErr w:type="spellEnd"/>
       <w:r>
         <w:rPr>
-          <w:rFonts w:ascii="Calibri" w:hAnsi="Calibri" w:cs="Calibri"/>
+          <w:rFonts w:ascii="Arial" w:hAnsi="Arial" w:cs="Arial"/>
           <w:sz w:val="22"/>
           <w:szCs w:val="22"/>
         </w:rPr>
@@ -178,14 +204,14 @@
       <w:pPr>
         <w:spacing w:after="60" w:line="240" w:lineRule="auto"/>
         <w:rPr>
-          <w:rFonts w:ascii="Calibri" w:hAnsi="Calibri" w:cs="Calibri"/>
-          <w:sz w:val="22"/>
-          <w:szCs w:val="22"/>
-        </w:rPr>
-      </w:pPr>
-      <w:r>
-        <w:rPr>
-          <w:rFonts w:ascii="Calibri" w:hAnsi="Calibri" w:cs="Calibri"/>
+          <w:rFonts w:ascii="Arial" w:hAnsi="Arial" w:cs="Arial"/>
+          <w:sz w:val="22"/>
+          <w:szCs w:val="22"/>
+        </w:rPr>
+      </w:pPr>
+      <w:r>
+        <w:rPr>
+          <w:rFonts w:ascii="Arial" w:hAnsi="Arial" w:cs="Arial"/>
           <w:sz w:val="22"/>
           <w:szCs w:val="22"/>
         </w:rPr>
@@ -194,7 +220,7 @@
       <w:proofErr w:type="spellStart"/>
       <w:r>
         <w:rPr>
-          <w:rFonts w:ascii="Calibri" w:hAnsi="Calibri" w:cs="Calibri"/>
+          <w:rFonts w:ascii="Arial" w:hAnsi="Arial" w:cs="Arial"/>
           <w:sz w:val="22"/>
           <w:szCs w:val="22"/>
         </w:rPr>
@@ -203,7 +229,7 @@
       <w:proofErr w:type="spellEnd"/>
       <w:r>
         <w:rPr>
-          <w:rFonts w:ascii="Calibri" w:hAnsi="Calibri" w:cs="Calibri"/>
+          <w:rFonts w:ascii="Arial" w:hAnsi="Arial" w:cs="Arial"/>
           <w:sz w:val="22"/>
           <w:szCs w:val="22"/>
         </w:rPr>
@@ -212,7 +238,7 @@
       <w:proofErr w:type="spellStart"/>
       <w:r>
         <w:rPr>
-          <w:rFonts w:ascii="Calibri" w:hAnsi="Calibri" w:cs="Calibri"/>
+          <w:rFonts w:ascii="Arial" w:hAnsi="Arial" w:cs="Arial"/>
           <w:sz w:val="22"/>
           <w:szCs w:val="22"/>
         </w:rPr>
@@ -221,7 +247,7 @@
       <w:proofErr w:type="spellEnd"/>
       <w:r>
         <w:rPr>
-          <w:rFonts w:ascii="Calibri" w:hAnsi="Calibri" w:cs="Calibri"/>
+          <w:rFonts w:ascii="Arial" w:hAnsi="Arial" w:cs="Arial"/>
           <w:sz w:val="22"/>
           <w:szCs w:val="22"/>
         </w:rPr>
@@ -235,34 +261,51 @@
         </w:pBdr>
         <w:spacing w:before="200" w:after="70" w:line="240" w:lineRule="auto"/>
         <w:rPr>
-          <w:rFonts w:ascii="Calibri" w:hAnsi="Calibri" w:cs="Calibri"/>
-          <w:sz w:val="22"/>
-          <w:szCs w:val="22"/>
-        </w:rPr>
-      </w:pPr>
-      <w:r>
-        <w:rPr>
-          <w:rFonts w:ascii="Calibri" w:hAnsi="Calibri" w:cs="Calibri"/>
+          <w:rFonts w:ascii="Arial" w:hAnsi="Arial" w:cs="Arial"/>
+        </w:rPr>
+      </w:pPr>
+      <w:r>
+        <w:rPr>
+          <w:rFonts w:ascii="Arial" w:hAnsi="Arial" w:cs="Arial"/>
           <w:b/>
-          <w:sz w:val="22"/>
-          <w:szCs w:val="22"/>
-        </w:rPr>
-        <w:t>TECHNICAL SKILLS</w:t>
-      </w:r>
-    </w:p>
-    <w:p>
-      <w:pPr>
-        <w:spacing w:after="50" w:line="240" w:lineRule="auto"/>
-        <w:ind w:left="180" w:hanging="180"/>
-        <w:rPr>
-          <w:rFonts w:ascii="Calibri" w:hAnsi="Calibri" w:cs="Calibri"/>
-          <w:sz w:val="22"/>
-          <w:szCs w:val="22"/>
-        </w:rPr>
-      </w:pPr>
-      <w:r>
-        <w:rPr>
-          <w:rFonts w:ascii="Calibri" w:hAnsi="Calibri" w:cs="Calibri"/>
+        </w:rPr>
+        <w:t>T</w:t>
+      </w:r>
+      <w:r>
+        <w:rPr>
+          <w:rFonts w:ascii="Arial" w:hAnsi="Arial" w:cs="Arial"/>
+          <w:b/>
+        </w:rPr>
+        <w:t>echnical</w:t>
+      </w:r>
+      <w:r>
+        <w:rPr>
+          <w:rFonts w:ascii="Arial" w:hAnsi="Arial" w:cs="Arial"/>
+          <w:b/>
+        </w:rPr>
+        <w:t xml:space="preserve"> S</w:t>
+      </w:r>
+      <w:r>
+        <w:rPr>
+          <w:rFonts w:ascii="Arial" w:hAnsi="Arial" w:cs="Arial"/>
+          <w:b/>
+        </w:rPr>
+        <w:t>kills</w:t>
+      </w:r>
+    </w:p>
+    <w:p>
+      <w:pPr>
+        <w:spacing w:after="50" w:line="240" w:lineRule="auto"/>
+        <w:ind w:left="180" w:hanging="180"/>
+        <w:rPr>
+          <w:rFonts w:ascii="Arial" w:hAnsi="Arial" w:cs="Arial"/>
+          <w:sz w:val="22"/>
+          <w:szCs w:val="22"/>
+        </w:rPr>
+      </w:pPr>
+      <w:r>
+        <w:rPr>
+          <w:rFonts w:ascii="Arial" w:hAnsi="Arial" w:cs="Arial"/>
           <w:sz w:val="22"/>
           <w:szCs w:val="22"/>
         </w:rPr>
@@ -274,14 +317,14 @@
         <w:spacing w:after="50" w:line="240" w:lineRule="auto"/>
         <w:ind w:left="180" w:hanging="180"/>
         <w:rPr>
-          <w:rFonts w:ascii="Calibri" w:hAnsi="Calibri" w:cs="Calibri"/>
-          <w:sz w:val="22"/>
-          <w:szCs w:val="22"/>
-        </w:rPr>
-      </w:pPr>
-      <w:r>
-        <w:rPr>
-          <w:rFonts w:ascii="Calibri" w:hAnsi="Calibri" w:cs="Calibri"/>
+          <w:rFonts w:ascii="Arial" w:hAnsi="Arial" w:cs="Arial"/>
+          <w:sz w:val="22"/>
+          <w:szCs w:val="22"/>
+        </w:rPr>
+      </w:pPr>
+      <w:r>
+        <w:rPr>
+          <w:rFonts w:ascii="Arial" w:hAnsi="Arial" w:cs="Arial"/>
           <w:sz w:val="22"/>
           <w:szCs w:val="22"/>
         </w:rPr>
@@ -290,7 +333,7 @@
       <w:proofErr w:type="spellStart"/>
       <w:r>
         <w:rPr>
-          <w:rFonts w:ascii="Calibri" w:hAnsi="Calibri" w:cs="Calibri"/>
+          <w:rFonts w:ascii="Arial" w:hAnsi="Arial" w:cs="Arial"/>
           <w:sz w:val="22"/>
           <w:szCs w:val="22"/>
         </w:rPr>
@@ -299,7 +342,7 @@
       <w:proofErr w:type="spellEnd"/>
       <w:r>
         <w:rPr>
-          <w:rFonts w:ascii="Calibri" w:hAnsi="Calibri" w:cs="Calibri"/>
+          <w:rFonts w:ascii="Arial" w:hAnsi="Arial" w:cs="Arial"/>
           <w:sz w:val="22"/>
           <w:szCs w:val="22"/>
         </w:rPr>
@@ -311,134 +354,218 @@
         <w:spacing w:after="50" w:line="240" w:lineRule="auto"/>
         <w:ind w:left="180" w:hanging="180"/>
         <w:rPr>
-          <w:rFonts w:ascii="Calibri" w:hAnsi="Calibri" w:cs="Calibri"/>
-          <w:sz w:val="22"/>
-          <w:szCs w:val="22"/>
-        </w:rPr>
-      </w:pPr>
-      <w:r>
-        <w:rPr>
-          <w:rFonts w:ascii="Calibri" w:hAnsi="Calibri" w:cs="Calibri"/>
-          <w:sz w:val="22"/>
-          <w:szCs w:val="22"/>
-        </w:rPr>
-        <w:t xml:space="preserve">• Frontend: React 19, Next.js 16, </w:t>
+          <w:rFonts w:ascii="Arial" w:hAnsi="Arial" w:cs="Arial"/>
+          <w:sz w:val="22"/>
+          <w:szCs w:val="22"/>
+        </w:rPr>
+      </w:pPr>
+      <w:r>
+        <w:rPr>
+          <w:rFonts w:ascii="Arial" w:hAnsi="Arial" w:cs="Arial"/>
+          <w:sz w:val="22"/>
+          <w:szCs w:val="22"/>
+        </w:rPr>
+        <w:t>• Frontend: React 19, Next.js 16, TanStack, Tailwind v4, Vite, Expo, Three.js</w:t>
+      </w:r>
+    </w:p>
+    <w:p>
+      <w:pPr>
+        <w:spacing w:after="50" w:line="240" w:lineRule="auto"/>
+        <w:ind w:left="180" w:hanging="180"/>
+        <w:rPr>
+          <w:rFonts w:ascii="Arial" w:hAnsi="Arial" w:cs="Arial"/>
+          <w:sz w:val="22"/>
+          <w:szCs w:val="22"/>
+        </w:rPr>
+      </w:pPr>
+      <w:r>
+        <w:rPr>
+          <w:rFonts w:ascii="Arial" w:hAnsi="Arial" w:cs="Arial"/>
+          <w:sz w:val="22"/>
+          <w:szCs w:val="22"/>
+        </w:rPr>
+        <w:t>• Backend &amp; Data: FastAPI, Node.js, Postgres (</w:t>
       </w:r>
       <w:proofErr w:type="spellStart"/>
       <w:r>
         <w:rPr>
-          <w:rFonts w:ascii="Calibri" w:hAnsi="Calibri" w:cs="Calibri"/>
-          <w:sz w:val="22"/>
-          <w:szCs w:val="22"/>
-        </w:rPr>
-        <w:t>TanStack</w:t>
+          <w:rFonts w:ascii="Arial" w:hAnsi="Arial" w:cs="Arial"/>
+          <w:sz w:val="22"/>
+          <w:szCs w:val="22"/>
+        </w:rPr>
+        <w:t>pgvector</w:t>
       </w:r>
       <w:proofErr w:type="spellEnd"/>
       <w:r>
         <w:rPr>
-          <w:rFonts w:ascii="Calibri" w:hAnsi="Calibri" w:cs="Calibri"/>
-          <w:sz w:val="22"/>
-          <w:szCs w:val="22"/>
-        </w:rPr>
-        <w:t>, Tailwind v4, Vite, Expo, Three.js</w:t>
-      </w:r>
-    </w:p>
-    <w:p>
-      <w:pPr>
-        <w:spacing w:after="50" w:line="240" w:lineRule="auto"/>
-        <w:ind w:left="180" w:hanging="180"/>
-        <w:rPr>
-          <w:rFonts w:ascii="Calibri" w:hAnsi="Calibri" w:cs="Calibri"/>
-          <w:sz w:val="22"/>
-          <w:szCs w:val="22"/>
-        </w:rPr>
-      </w:pPr>
-      <w:r>
-        <w:rPr>
-          <w:rFonts w:ascii="Calibri" w:hAnsi="Calibri" w:cs="Calibri"/>
-          <w:sz w:val="22"/>
-          <w:szCs w:val="22"/>
-        </w:rPr>
-        <w:t xml:space="preserve">• Backend &amp; Data: </w:t>
+          <w:rFonts w:ascii="Arial" w:hAnsi="Arial" w:cs="Arial"/>
+          <w:sz w:val="22"/>
+          <w:szCs w:val="22"/>
+        </w:rPr>
+        <w:t xml:space="preserve">), Prisma, </w:t>
       </w:r>
       <w:proofErr w:type="spellStart"/>
       <w:r>
         <w:rPr>
-          <w:rFonts w:ascii="Calibri" w:hAnsi="Calibri" w:cs="Calibri"/>
-          <w:sz w:val="22"/>
-          <w:szCs w:val="22"/>
-        </w:rPr>
-        <w:t>FastAPI</w:t>
+          <w:rFonts w:ascii="Arial" w:hAnsi="Arial" w:cs="Arial"/>
+          <w:sz w:val="22"/>
+          <w:szCs w:val="22"/>
+        </w:rPr>
+        <w:t>Supabase</w:t>
       </w:r>
       <w:proofErr w:type="spellEnd"/>
-      <w:r>
-        <w:rPr>
-          <w:rFonts w:ascii="Calibri" w:hAnsi="Calibri" w:cs="Calibri"/>
-          <w:sz w:val="22"/>
-          <w:szCs w:val="22"/>
-        </w:rPr>
-        <w:t>, Node.js, Postgres (</w:t>
+    </w:p>
+    <w:p>
+      <w:pPr>
+        <w:spacing w:after="50" w:line="240" w:lineRule="auto"/>
+        <w:ind w:left="180" w:hanging="180"/>
+        <w:rPr>
+          <w:rFonts w:ascii="Arial" w:hAnsi="Arial" w:cs="Arial"/>
+          <w:sz w:val="22"/>
+          <w:szCs w:val="22"/>
+        </w:rPr>
+      </w:pPr>
+      <w:r>
+        <w:rPr>
+          <w:rFonts w:ascii="Arial" w:hAnsi="Arial" w:cs="Arial"/>
+          <w:sz w:val="22"/>
+          <w:szCs w:val="22"/>
+        </w:rPr>
+        <w:t xml:space="preserve">• Realtime &amp; Observability: SSE, </w:t>
       </w:r>
       <w:proofErr w:type="spellStart"/>
       <w:r>
         <w:rPr>
-          <w:rFonts w:ascii="Calibri" w:hAnsi="Calibri" w:cs="Calibri"/>
-          <w:sz w:val="22"/>
-          <w:szCs w:val="22"/>
-        </w:rPr>
-        <w:t>pgvector</w:t>
+          <w:rFonts w:ascii="Arial" w:hAnsi="Arial" w:cs="Arial"/>
+          <w:sz w:val="22"/>
+          <w:szCs w:val="22"/>
+        </w:rPr>
+        <w:t>WebSockets</w:t>
       </w:r>
       <w:proofErr w:type="spellEnd"/>
       <w:r>
         <w:rPr>
-          <w:rFonts w:ascii="Calibri" w:hAnsi="Calibri" w:cs="Calibri"/>
-          <w:sz w:val="22"/>
-          <w:szCs w:val="22"/>
-        </w:rPr>
-        <w:t xml:space="preserve">), Prisma, </w:t>
+          <w:rFonts w:ascii="Arial" w:hAnsi="Arial" w:cs="Arial"/>
+          <w:sz w:val="22"/>
+          <w:szCs w:val="22"/>
+        </w:rPr>
+        <w:t xml:space="preserve">, </w:t>
       </w:r>
       <w:proofErr w:type="spellStart"/>
       <w:r>
         <w:rPr>
-          <w:rFonts w:ascii="Calibri" w:hAnsi="Calibri" w:cs="Calibri"/>
-          <w:sz w:val="22"/>
-          <w:szCs w:val="22"/>
-        </w:rPr>
-        <w:t>Supabase</w:t>
+          <w:rFonts w:ascii="Arial" w:hAnsi="Arial" w:cs="Arial"/>
+          <w:sz w:val="22"/>
+          <w:szCs w:val="22"/>
+        </w:rPr>
+        <w:t>OpenTelemetry</w:t>
       </w:r>
       <w:proofErr w:type="spellEnd"/>
-    </w:p>
-    <w:p>
-      <w:pPr>
-        <w:spacing w:after="50" w:line="240" w:lineRule="auto"/>
-        <w:ind w:left="180" w:hanging="180"/>
-        <w:rPr>
-          <w:rFonts w:ascii="Calibri" w:hAnsi="Calibri" w:cs="Calibri"/>
-          <w:sz w:val="22"/>
-          <w:szCs w:val="22"/>
-        </w:rPr>
-      </w:pPr>
-      <w:r>
-        <w:rPr>
-          <w:rFonts w:ascii="Calibri" w:hAnsi="Calibri" w:cs="Calibri"/>
-          <w:sz w:val="22"/>
-          <w:szCs w:val="22"/>
-        </w:rPr>
-        <w:t xml:space="preserve">• Realtime &amp; Observability: SSE, </w:t>
+      <w:r>
+        <w:rPr>
+          <w:rFonts w:ascii="Arial" w:hAnsi="Arial" w:cs="Arial"/>
+          <w:sz w:val="22"/>
+          <w:szCs w:val="22"/>
+        </w:rPr>
+        <w:t xml:space="preserve">, </w:t>
       </w:r>
       <w:proofErr w:type="spellStart"/>
       <w:r>
         <w:rPr>
-          <w:rFonts w:ascii="Calibri" w:hAnsi="Calibri" w:cs="Calibri"/>
-          <w:sz w:val="22"/>
-          <w:szCs w:val="22"/>
-        </w:rPr>
-        <w:t>WebSockets</w:t>
+          <w:rFonts w:ascii="Arial" w:hAnsi="Arial" w:cs="Arial"/>
+          <w:sz w:val="22"/>
+          <w:szCs w:val="22"/>
+        </w:rPr>
+        <w:t>LangSmith</w:t>
       </w:r>
       <w:proofErr w:type="spellEnd"/>
-      <w:r>
-        <w:rPr>
-          <w:rFonts w:ascii="Calibri" w:hAnsi="Calibri" w:cs="Calibri"/>
+    </w:p>
+    <w:p>
+      <w:pPr>
+        <w:spacing w:after="50" w:line="240" w:lineRule="auto"/>
+        <w:ind w:left="180" w:hanging="180"/>
+        <w:rPr>
+          <w:rFonts w:ascii="Arial" w:hAnsi="Arial" w:cs="Arial"/>
+          <w:sz w:val="22"/>
+          <w:szCs w:val="22"/>
+        </w:rPr>
+      </w:pPr>
+      <w:r>
+        <w:rPr>
+          <w:rFonts w:ascii="Arial" w:hAnsi="Arial" w:cs="Arial"/>
+          <w:sz w:val="22"/>
+          <w:szCs w:val="22"/>
+        </w:rPr>
+        <w:t xml:space="preserve">• Cloud &amp; DevOps: </w:t>
+      </w:r>
+      <w:proofErr w:type="spellStart"/>
+      <w:r>
+        <w:rPr>
+          <w:rFonts w:ascii="Arial" w:hAnsi="Arial" w:cs="Arial"/>
+          <w:sz w:val="22"/>
+          <w:szCs w:val="22"/>
+        </w:rPr>
+        <w:t>Vercel</w:t>
+      </w:r>
+      <w:proofErr w:type="spellEnd"/>
+      <w:r>
+        <w:rPr>
+          <w:rFonts w:ascii="Arial" w:hAnsi="Arial" w:cs="Arial"/>
+          <w:sz w:val="22"/>
+          <w:szCs w:val="22"/>
+        </w:rPr>
+        <w:t xml:space="preserve">, AWS, Azure, Actions, serverless, </w:t>
+      </w:r>
+      <w:proofErr w:type="spellStart"/>
+      <w:r>
+        <w:rPr>
+          <w:rFonts w:ascii="Arial" w:hAnsi="Arial" w:cs="Arial"/>
+          <w:sz w:val="22"/>
+          <w:szCs w:val="22"/>
+        </w:rPr>
+        <w:t>pytest</w:t>
+      </w:r>
+      <w:proofErr w:type="spellEnd"/>
+      <w:r>
+        <w:rPr>
+          <w:rFonts w:ascii="Arial" w:hAnsi="Arial" w:cs="Arial"/>
+          <w:sz w:val="22"/>
+          <w:szCs w:val="22"/>
+        </w:rPr>
+        <w:t>, Playwright</w:t>
+      </w:r>
+    </w:p>
+    <w:p>
+      <w:pPr>
+        <w:spacing w:after="50" w:line="240" w:lineRule="auto"/>
+        <w:ind w:left="180" w:hanging="180"/>
+        <w:rPr>
+          <w:rFonts w:ascii="Arial" w:hAnsi="Arial" w:cs="Arial"/>
+          <w:sz w:val="22"/>
+          <w:szCs w:val="22"/>
+        </w:rPr>
+      </w:pPr>
+      <w:r>
+        <w:rPr>
+          <w:rFonts w:ascii="Arial" w:hAnsi="Arial" w:cs="Arial"/>
+          <w:sz w:val="22"/>
+          <w:szCs w:val="22"/>
+        </w:rPr>
+        <w:t xml:space="preserve">• Web3 &amp; Blockchain: Solidity, Foundry, </w:t>
+      </w:r>
+      <w:proofErr w:type="spellStart"/>
+      <w:r>
+        <w:rPr>
+          <w:rFonts w:ascii="Arial" w:hAnsi="Arial" w:cs="Arial"/>
+          <w:sz w:val="22"/>
+          <w:szCs w:val="22"/>
+        </w:rPr>
+        <w:t>viem</w:t>
+      </w:r>
+      <w:proofErr w:type="spellEnd"/>
+      <w:r>
+        <w:rPr>
+          <w:rFonts w:ascii="Arial" w:hAnsi="Arial" w:cs="Arial"/>
           <w:sz w:val="22"/>
           <w:szCs w:val="22"/>
         </w:rPr>
@@ -447,136 +574,16 @@
       <w:proofErr w:type="spellStart"/>
       <w:r>
         <w:rPr>
-          <w:rFonts w:ascii="Calibri" w:hAnsi="Calibri" w:cs="Calibri"/>
-          <w:sz w:val="22"/>
-          <w:szCs w:val="22"/>
-        </w:rPr>
-        <w:t>OpenTelemetry</w:t>
+          <w:rFonts w:ascii="Arial" w:hAnsi="Arial" w:cs="Arial"/>
+          <w:sz w:val="22"/>
+          <w:szCs w:val="22"/>
+        </w:rPr>
+        <w:t>wagmi</w:t>
       </w:r>
       <w:proofErr w:type="spellEnd"/>
       <w:r>
         <w:rPr>
-          <w:rFonts w:ascii="Calibri" w:hAnsi="Calibri" w:cs="Calibri"/>
-          <w:sz w:val="22"/>
-          <w:szCs w:val="22"/>
-        </w:rPr>
-        <w:t xml:space="preserve">, </w:t>
-      </w:r>
-      <w:proofErr w:type="spellStart"/>
-      <w:r>
-        <w:rPr>
-          <w:rFonts w:ascii="Calibri" w:hAnsi="Calibri" w:cs="Calibri"/>
-          <w:sz w:val="22"/>
-          <w:szCs w:val="22"/>
-        </w:rPr>
-        <w:t>LangSmith</w:t>
-      </w:r>
-      <w:proofErr w:type="spellEnd"/>
-    </w:p>
-    <w:p>
-      <w:pPr>
-        <w:spacing w:after="50" w:line="240" w:lineRule="auto"/>
-        <w:ind w:left="180" w:hanging="180"/>
-        <w:rPr>
-          <w:rFonts w:ascii="Calibri" w:hAnsi="Calibri" w:cs="Calibri"/>
-          <w:sz w:val="22"/>
-          <w:szCs w:val="22"/>
-        </w:rPr>
-      </w:pPr>
-      <w:r>
-        <w:rPr>
-          <w:rFonts w:ascii="Calibri" w:hAnsi="Calibri" w:cs="Calibri"/>
-          <w:sz w:val="22"/>
-          <w:szCs w:val="22"/>
-        </w:rPr>
-        <w:t xml:space="preserve">• Cloud &amp; DevOps: </w:t>
-      </w:r>
-      <w:proofErr w:type="spellStart"/>
-      <w:r>
-        <w:rPr>
-          <w:rFonts w:ascii="Calibri" w:hAnsi="Calibri" w:cs="Calibri"/>
-          <w:sz w:val="22"/>
-          <w:szCs w:val="22"/>
-        </w:rPr>
-        <w:t>Vercel</w:t>
-      </w:r>
-      <w:proofErr w:type="spellEnd"/>
-      <w:r>
-        <w:rPr>
-          <w:rFonts w:ascii="Calibri" w:hAnsi="Calibri" w:cs="Calibri"/>
-          <w:sz w:val="22"/>
-          <w:szCs w:val="22"/>
-        </w:rPr>
-        <w:t xml:space="preserve">, AWS, Azure, Actions, serverless, </w:t>
-      </w:r>
-      <w:proofErr w:type="spellStart"/>
-      <w:r>
-        <w:rPr>
-          <w:rFonts w:ascii="Calibri" w:hAnsi="Calibri" w:cs="Calibri"/>
-          <w:sz w:val="22"/>
-          <w:szCs w:val="22"/>
-        </w:rPr>
-        <w:t>pytest</w:t>
-      </w:r>
-      <w:proofErr w:type="spellEnd"/>
-      <w:r>
-        <w:rPr>
-          <w:rFonts w:ascii="Calibri" w:hAnsi="Calibri" w:cs="Calibri"/>
-          <w:sz w:val="22"/>
-          <w:szCs w:val="22"/>
-        </w:rPr>
-        <w:t>, Playwright</w:t>
-      </w:r>
-    </w:p>
-    <w:p>
-      <w:pPr>
-        <w:spacing w:after="50" w:line="240" w:lineRule="auto"/>
-        <w:ind w:left="180" w:hanging="180"/>
-        <w:rPr>
-          <w:rFonts w:ascii="Calibri" w:hAnsi="Calibri" w:cs="Calibri"/>
-          <w:sz w:val="22"/>
-          <w:szCs w:val="22"/>
-        </w:rPr>
-      </w:pPr>
-      <w:r>
-        <w:rPr>
-          <w:rFonts w:ascii="Calibri" w:hAnsi="Calibri" w:cs="Calibri"/>
-          <w:sz w:val="22"/>
-          <w:szCs w:val="22"/>
-        </w:rPr>
-        <w:t xml:space="preserve">• Web3 &amp; Blockchain: Solidity, Foundry, </w:t>
-      </w:r>
-      <w:proofErr w:type="spellStart"/>
-      <w:r>
-        <w:rPr>
-          <w:rFonts w:ascii="Calibri" w:hAnsi="Calibri" w:cs="Calibri"/>
-          <w:sz w:val="22"/>
-          <w:szCs w:val="22"/>
-        </w:rPr>
-        <w:t>viem</w:t>
-      </w:r>
-      <w:proofErr w:type="spellEnd"/>
-      <w:r>
-        <w:rPr>
-          <w:rFonts w:ascii="Calibri" w:hAnsi="Calibri" w:cs="Calibri"/>
-          <w:sz w:val="22"/>
-          <w:szCs w:val="22"/>
-        </w:rPr>
-        <w:t xml:space="preserve">, </w:t>
-      </w:r>
-      <w:proofErr w:type="spellStart"/>
-      <w:r>
-        <w:rPr>
-          <w:rFonts w:ascii="Calibri" w:hAnsi="Calibri" w:cs="Calibri"/>
-          <w:sz w:val="22"/>
-          <w:szCs w:val="22"/>
-        </w:rPr>
-        <w:t>wagmi</w:t>
-      </w:r>
-      <w:proofErr w:type="spellEnd"/>
-      <w:r>
-        <w:rPr>
-          <w:rFonts w:ascii="Calibri" w:hAnsi="Calibri" w:cs="Calibri"/>
+          <w:rFonts w:ascii="Arial" w:hAnsi="Arial" w:cs="Arial"/>
           <w:sz w:val="22"/>
           <w:szCs w:val="22"/>
         </w:rPr>
@@ -588,14 +595,14 @@
         <w:spacing w:after="50" w:line="240" w:lineRule="auto"/>
         <w:ind w:left="180" w:hanging="180"/>
         <w:rPr>
-          <w:rFonts w:ascii="Calibri" w:hAnsi="Calibri" w:cs="Calibri"/>
-          <w:sz w:val="22"/>
-          <w:szCs w:val="22"/>
-        </w:rPr>
-      </w:pPr>
-      <w:r>
-        <w:rPr>
-          <w:rFonts w:ascii="Calibri" w:hAnsi="Calibri" w:cs="Calibri"/>
+          <w:rFonts w:ascii="Arial" w:hAnsi="Arial" w:cs="Arial"/>
+          <w:sz w:val="22"/>
+          <w:szCs w:val="22"/>
+        </w:rPr>
+      </w:pPr>
+      <w:r>
+        <w:rPr>
+          <w:rFonts w:ascii="Arial" w:hAnsi="Arial" w:cs="Arial"/>
           <w:sz w:val="22"/>
           <w:szCs w:val="22"/>
         </w:rPr>
@@ -609,19 +616,36 @@
         </w:pBdr>
         <w:spacing w:before="200" w:after="70" w:line="240" w:lineRule="auto"/>
         <w:rPr>
-          <w:rFonts w:ascii="Calibri" w:hAnsi="Calibri" w:cs="Calibri"/>
-          <w:sz w:val="22"/>
-          <w:szCs w:val="22"/>
-        </w:rPr>
-      </w:pPr>
-      <w:r>
-        <w:rPr>
-          <w:rFonts w:ascii="Calibri" w:hAnsi="Calibri" w:cs="Calibri"/>
+          <w:rFonts w:ascii="Arial" w:hAnsi="Arial" w:cs="Arial"/>
+        </w:rPr>
+      </w:pPr>
+      <w:r>
+        <w:rPr>
+          <w:rFonts w:ascii="Arial" w:hAnsi="Arial" w:cs="Arial"/>
           <w:b/>
-          <w:sz w:val="22"/>
-          <w:szCs w:val="22"/>
-        </w:rPr>
-        <w:t>PROFESSIONAL EXPERIENCE</w:t>
+        </w:rPr>
+        <w:t>P</w:t>
+      </w:r>
+      <w:r>
+        <w:rPr>
+          <w:rFonts w:ascii="Arial" w:hAnsi="Arial" w:cs="Arial"/>
+          <w:b/>
+        </w:rPr>
+        <w:t>rofessional</w:t>
+      </w:r>
+      <w:r>
+        <w:rPr>
+          <w:rFonts w:ascii="Arial" w:hAnsi="Arial" w:cs="Arial"/>
+          <w:b/>
+        </w:rPr>
+        <w:t xml:space="preserve"> E</w:t>
+      </w:r>
+      <w:r>
+        <w:rPr>
+          <w:rFonts w:ascii="Arial" w:hAnsi="Arial" w:cs="Arial"/>
+          <w:b/>
+        </w:rPr>
+        <w:t>xperience</w:t>
       </w:r>
     </w:p>
     <w:p>
@@ -629,14 +653,12 @@
         <w:spacing w:before="120" w:after="10" w:line="240" w:lineRule="auto"/>
         <w:rPr>
           <w:rStyle w:val="Hyperlink"/>
-          <w:rFonts w:ascii="Calibri" w:hAnsi="Calibri" w:cs="Calibri"/>
-          <w:sz w:val="22"/>
-          <w:szCs w:val="22"/>
-        </w:rPr>
-      </w:pPr>
-      <w:r>
-        <w:rPr>
-          <w:rFonts w:ascii="Calibri" w:hAnsi="Calibri" w:cs="Calibri"/>
+          <w:rFonts w:ascii="Arial" w:hAnsi="Arial" w:cs="Arial"/>
+        </w:rPr>
+      </w:pPr>
+      <w:r>
+        <w:rPr>
+          <w:rFonts w:ascii="Arial" w:hAnsi="Arial" w:cs="Arial"/>
           <w:b/>
           <w:sz w:val="22"/>
           <w:szCs w:val="22"/>
@@ -645,7 +667,7 @@
       </w:r>
       <w:r>
         <w:rPr>
-          <w:rFonts w:ascii="Calibri" w:hAnsi="Calibri" w:cs="Calibri"/>
+          <w:rFonts w:ascii="Arial" w:hAnsi="Arial" w:cs="Arial"/>
           <w:b/>
           <w:sz w:val="22"/>
           <w:szCs w:val="22"/>
@@ -654,7 +676,7 @@
       </w:r>
       <w:r>
         <w:rPr>
-          <w:rFonts w:ascii="Calibri" w:hAnsi="Calibri" w:cs="Calibri"/>
+          <w:rFonts w:ascii="Arial" w:hAnsi="Arial" w:cs="Arial"/>
           <w:b/>
           <w:sz w:val="22"/>
           <w:szCs w:val="22"/>
@@ -662,7 +684,7 @@
       </w:r>
       <w:r>
         <w:rPr>
-          <w:rFonts w:ascii="Calibri" w:hAnsi="Calibri" w:cs="Calibri"/>
+          <w:rFonts w:ascii="Arial" w:hAnsi="Arial" w:cs="Arial"/>
           <w:b/>
           <w:sz w:val="22"/>
           <w:szCs w:val="22"/>
@@ -672,10 +694,8 @@
       <w:r>
         <w:rPr>
           <w:rStyle w:val="Hyperlink"/>
-          <w:rFonts w:ascii="Calibri" w:hAnsi="Calibri" w:cs="Calibri"/>
+          <w:rFonts w:ascii="Arial" w:hAnsi="Arial" w:cs="Arial"/>
           <w:b/>
-          <w:sz w:val="22"/>
-          <w:szCs w:val="22"/>
         </w:rPr>
         <w:t>Merged Open-Source Contributions</w:t>
       </w:r>
@@ -685,14 +705,14 @@
         <w:spacing w:after="50" w:line="240" w:lineRule="auto"/>
         <w:ind w:left="180" w:hanging="180"/>
         <w:rPr>
-          <w:rFonts w:ascii="Calibri" w:hAnsi="Calibri" w:cs="Calibri"/>
-          <w:sz w:val="22"/>
-          <w:szCs w:val="22"/>
-        </w:rPr>
-      </w:pPr>
-      <w:r>
-        <w:rPr>
-          <w:rFonts w:ascii="Calibri" w:hAnsi="Calibri" w:cs="Calibri"/>
+          <w:rFonts w:ascii="Arial" w:hAnsi="Arial" w:cs="Arial"/>
+          <w:sz w:val="22"/>
+          <w:szCs w:val="22"/>
+        </w:rPr>
+      </w:pPr>
+      <w:r>
+        <w:rPr>
+          <w:rFonts w:ascii="Arial" w:hAnsi="Arial" w:cs="Arial"/>
           <w:b/>
           <w:sz w:val="22"/>
           <w:szCs w:val="22"/>
@@ -701,7 +721,7 @@
       </w:r>
       <w:r>
         <w:rPr>
-          <w:rFonts w:ascii="Calibri" w:hAnsi="Calibri" w:cs="Calibri"/>
+          <w:rFonts w:ascii="Arial" w:hAnsi="Arial" w:cs="Arial"/>
           <w:sz w:val="22"/>
           <w:szCs w:val="22"/>
         </w:rPr>
@@ -711,7 +731,7 @@
         <w:proofErr w:type="spellStart"/>
         <w:r>
           <w:rPr>
-            <w:rFonts w:ascii="Calibri" w:hAnsi="Calibri" w:cs="Calibri"/>
+            <w:rFonts w:ascii="Arial" w:hAnsi="Arial" w:cs="Arial"/>
             <w:color w:val="0563C1"/>
             <w:sz w:val="22"/>
             <w:szCs w:val="22"/>
@@ -722,7 +742,7 @@
         <w:proofErr w:type="spellEnd"/>
         <w:r>
           <w:rPr>
-            <w:rFonts w:ascii="Calibri" w:hAnsi="Calibri" w:cs="Calibri"/>
+            <w:rFonts w:ascii="Arial" w:hAnsi="Arial" w:cs="Arial"/>
             <w:color w:val="0563C1"/>
             <w:sz w:val="22"/>
             <w:szCs w:val="22"/>
@@ -733,7 +753,7 @@
       </w:hyperlink>
       <w:r>
         <w:rPr>
-          <w:rFonts w:ascii="Calibri" w:hAnsi="Calibri" w:cs="Calibri"/>
+          <w:rFonts w:ascii="Arial" w:hAnsi="Arial" w:cs="Arial"/>
           <w:sz w:val="22"/>
           <w:szCs w:val="22"/>
         </w:rPr>
@@ -742,7 +762,7 @@
       <w:proofErr w:type="spellStart"/>
       <w:r>
         <w:rPr>
-          <w:rFonts w:ascii="Calibri" w:hAnsi="Calibri" w:cs="Calibri"/>
+          <w:rFonts w:ascii="Arial" w:hAnsi="Arial" w:cs="Arial"/>
           <w:sz w:val="22"/>
           <w:szCs w:val="22"/>
         </w:rPr>
@@ -751,7 +771,7 @@
       <w:proofErr w:type="spellEnd"/>
       <w:r>
         <w:rPr>
-          <w:rFonts w:ascii="Calibri" w:hAnsi="Calibri" w:cs="Calibri"/>
+          <w:rFonts w:ascii="Arial" w:hAnsi="Arial" w:cs="Arial"/>
           <w:sz w:val="22"/>
           <w:szCs w:val="22"/>
         </w:rPr>
@@ -763,14 +783,14 @@
         <w:spacing w:after="50" w:line="240" w:lineRule="auto"/>
         <w:ind w:left="180" w:hanging="180"/>
         <w:rPr>
-          <w:rFonts w:ascii="Calibri" w:hAnsi="Calibri" w:cs="Calibri"/>
-          <w:sz w:val="22"/>
-          <w:szCs w:val="22"/>
-        </w:rPr>
-      </w:pPr>
-      <w:r>
-        <w:rPr>
-          <w:rFonts w:ascii="Calibri" w:hAnsi="Calibri" w:cs="Calibri"/>
+          <w:rFonts w:ascii="Arial" w:hAnsi="Arial" w:cs="Arial"/>
+          <w:sz w:val="22"/>
+          <w:szCs w:val="22"/>
+        </w:rPr>
+      </w:pPr>
+      <w:r>
+        <w:rPr>
+          <w:rFonts w:ascii="Arial" w:hAnsi="Arial" w:cs="Arial"/>
           <w:sz w:val="22"/>
           <w:szCs w:val="22"/>
         </w:rPr>
@@ -780,7 +800,7 @@
         <w:proofErr w:type="spellStart"/>
         <w:r>
           <w:rPr>
-            <w:rFonts w:ascii="Calibri" w:hAnsi="Calibri" w:cs="Calibri"/>
+            <w:rFonts w:ascii="Arial" w:hAnsi="Arial" w:cs="Arial"/>
             <w:color w:val="0563C1"/>
             <w:sz w:val="22"/>
             <w:szCs w:val="22"/>
@@ -791,7 +811,7 @@
         <w:proofErr w:type="spellEnd"/>
         <w:r>
           <w:rPr>
-            <w:rFonts w:ascii="Calibri" w:hAnsi="Calibri" w:cs="Calibri"/>
+            <w:rFonts w:ascii="Arial" w:hAnsi="Arial" w:cs="Arial"/>
             <w:color w:val="0563C1"/>
             <w:sz w:val="22"/>
             <w:szCs w:val="22"/>
@@ -802,7 +822,7 @@
         <w:proofErr w:type="spellStart"/>
         <w:r>
           <w:rPr>
-            <w:rFonts w:ascii="Calibri" w:hAnsi="Calibri" w:cs="Calibri"/>
+            <w:rFonts w:ascii="Arial" w:hAnsi="Arial" w:cs="Arial"/>
             <w:color w:val="0563C1"/>
             <w:sz w:val="22"/>
             <w:szCs w:val="22"/>
@@ -813,7 +833,7 @@
         <w:proofErr w:type="spellEnd"/>
         <w:r>
           <w:rPr>
-            <w:rFonts w:ascii="Calibri" w:hAnsi="Calibri" w:cs="Calibri"/>
+            <w:rFonts w:ascii="Arial" w:hAnsi="Arial" w:cs="Arial"/>
             <w:color w:val="0563C1"/>
             <w:sz w:val="22"/>
             <w:szCs w:val="22"/>
@@ -824,7 +844,7 @@
       </w:hyperlink>
       <w:r>
         <w:rPr>
-          <w:rFonts w:ascii="Calibri" w:hAnsi="Calibri" w:cs="Calibri"/>
+          <w:rFonts w:ascii="Arial" w:hAnsi="Arial" w:cs="Arial"/>
           <w:sz w:val="22"/>
           <w:szCs w:val="22"/>
         </w:rPr>
@@ -836,14 +856,14 @@
         <w:spacing w:after="50" w:line="240" w:lineRule="auto"/>
         <w:ind w:left="180" w:hanging="180"/>
         <w:rPr>
-          <w:rFonts w:ascii="Calibri" w:hAnsi="Calibri" w:cs="Calibri"/>
-          <w:sz w:val="22"/>
-          <w:szCs w:val="22"/>
-        </w:rPr>
-      </w:pPr>
-      <w:r>
-        <w:rPr>
-          <w:rFonts w:ascii="Calibri" w:hAnsi="Calibri" w:cs="Calibri"/>
+          <w:rFonts w:ascii="Arial" w:hAnsi="Arial" w:cs="Arial"/>
+          <w:sz w:val="22"/>
+          <w:szCs w:val="22"/>
+        </w:rPr>
+      </w:pPr>
+      <w:r>
+        <w:rPr>
+          <w:rFonts w:ascii="Arial" w:hAnsi="Arial" w:cs="Arial"/>
           <w:sz w:val="22"/>
           <w:szCs w:val="22"/>
         </w:rPr>
@@ -853,7 +873,7 @@
         <w:proofErr w:type="spellStart"/>
         <w:r>
           <w:rPr>
-            <w:rFonts w:ascii="Calibri" w:hAnsi="Calibri" w:cs="Calibri"/>
+            <w:rFonts w:ascii="Arial" w:hAnsi="Arial" w:cs="Arial"/>
             <w:color w:val="0563C1"/>
             <w:sz w:val="22"/>
             <w:szCs w:val="22"/>
@@ -864,7 +884,7 @@
         <w:proofErr w:type="spellEnd"/>
         <w:r>
           <w:rPr>
-            <w:rFonts w:ascii="Calibri" w:hAnsi="Calibri" w:cs="Calibri"/>
+            <w:rFonts w:ascii="Arial" w:hAnsi="Arial" w:cs="Arial"/>
             <w:color w:val="0563C1"/>
             <w:sz w:val="22"/>
             <w:szCs w:val="22"/>
@@ -875,7 +895,7 @@
         <w:proofErr w:type="spellStart"/>
         <w:r>
           <w:rPr>
-            <w:rFonts w:ascii="Calibri" w:hAnsi="Calibri" w:cs="Calibri"/>
+            <w:rFonts w:ascii="Arial" w:hAnsi="Arial" w:cs="Arial"/>
             <w:color w:val="0563C1"/>
             <w:sz w:val="22"/>
             <w:szCs w:val="22"/>
@@ -886,7 +906,7 @@
         <w:proofErr w:type="spellEnd"/>
         <w:r>
           <w:rPr>
-            <w:rFonts w:ascii="Calibri" w:hAnsi="Calibri" w:cs="Calibri"/>
+            <w:rFonts w:ascii="Arial" w:hAnsi="Arial" w:cs="Arial"/>
             <w:color w:val="0563C1"/>
             <w:sz w:val="22"/>
             <w:szCs w:val="22"/>
@@ -897,7 +917,7 @@
       </w:hyperlink>
       <w:r>
         <w:rPr>
-          <w:rFonts w:ascii="Calibri" w:hAnsi="Calibri" w:cs="Calibri"/>
+          <w:rFonts w:ascii="Arial" w:hAnsi="Arial" w:cs="Arial"/>
           <w:sz w:val="22"/>
           <w:szCs w:val="22"/>
         </w:rPr>
@@ -906,7 +926,7 @@
       <w:proofErr w:type="spellStart"/>
       <w:r>
         <w:rPr>
-          <w:rFonts w:ascii="Calibri" w:hAnsi="Calibri" w:cs="Calibri"/>
+          <w:rFonts w:ascii="Arial" w:hAnsi="Arial" w:cs="Arial"/>
           <w:sz w:val="22"/>
           <w:szCs w:val="22"/>
         </w:rPr>
@@ -915,7 +935,7 @@
       <w:proofErr w:type="spellEnd"/>
       <w:r>
         <w:rPr>
-          <w:rFonts w:ascii="Calibri" w:hAnsi="Calibri" w:cs="Calibri"/>
+          <w:rFonts w:ascii="Arial" w:hAnsi="Arial" w:cs="Arial"/>
           <w:sz w:val="22"/>
           <w:szCs w:val="22"/>
         </w:rPr>
@@ -927,14 +947,14 @@
         <w:spacing w:after="50" w:line="240" w:lineRule="auto"/>
         <w:ind w:left="180" w:hanging="180"/>
         <w:rPr>
-          <w:rFonts w:ascii="Calibri" w:hAnsi="Calibri" w:cs="Calibri"/>
-          <w:sz w:val="22"/>
-          <w:szCs w:val="22"/>
-        </w:rPr>
-      </w:pPr>
-      <w:r>
-        <w:rPr>
-          <w:rFonts w:ascii="Calibri" w:hAnsi="Calibri" w:cs="Calibri"/>
+          <w:rFonts w:ascii="Arial" w:hAnsi="Arial" w:cs="Arial"/>
+          <w:sz w:val="22"/>
+          <w:szCs w:val="22"/>
+        </w:rPr>
+      </w:pPr>
+      <w:r>
+        <w:rPr>
+          <w:rFonts w:ascii="Arial" w:hAnsi="Arial" w:cs="Arial"/>
           <w:sz w:val="22"/>
           <w:szCs w:val="22"/>
         </w:rPr>
@@ -943,7 +963,7 @@
       <w:hyperlink r:id="rId10" w:history="1">
         <w:r>
           <w:rPr>
-            <w:rFonts w:ascii="Calibri" w:hAnsi="Calibri" w:cs="Calibri"/>
+            <w:rFonts w:ascii="Arial" w:hAnsi="Arial" w:cs="Arial"/>
             <w:color w:val="0563C1"/>
             <w:sz w:val="22"/>
             <w:szCs w:val="22"/>
@@ -954,7 +974,7 @@
       </w:hyperlink>
       <w:r>
         <w:rPr>
-          <w:rFonts w:ascii="Calibri" w:hAnsi="Calibri" w:cs="Calibri"/>
+          <w:rFonts w:ascii="Arial" w:hAnsi="Arial" w:cs="Arial"/>
           <w:sz w:val="22"/>
           <w:szCs w:val="22"/>
         </w:rPr>
@@ -963,7 +983,7 @@
       <w:proofErr w:type="spellStart"/>
       <w:r>
         <w:rPr>
-          <w:rFonts w:ascii="Calibri" w:hAnsi="Calibri" w:cs="Calibri"/>
+          <w:rFonts w:ascii="Arial" w:hAnsi="Arial" w:cs="Arial"/>
           <w:sz w:val="22"/>
           <w:szCs w:val="22"/>
         </w:rPr>
@@ -972,7 +992,7 @@
       <w:proofErr w:type="spellEnd"/>
       <w:r>
         <w:rPr>
-          <w:rFonts w:ascii="Calibri" w:hAnsi="Calibri" w:cs="Calibri"/>
+          <w:rFonts w:ascii="Arial" w:hAnsi="Arial" w:cs="Arial"/>
           <w:sz w:val="22"/>
           <w:szCs w:val="22"/>
         </w:rPr>
@@ -984,14 +1004,14 @@
         <w:spacing w:after="50" w:line="240" w:lineRule="auto"/>
         <w:ind w:left="180" w:hanging="180"/>
         <w:rPr>
-          <w:rFonts w:ascii="Calibri" w:hAnsi="Calibri" w:cs="Calibri"/>
-          <w:sz w:val="22"/>
-          <w:szCs w:val="22"/>
-        </w:rPr>
-      </w:pPr>
-      <w:r>
-        <w:rPr>
-          <w:rFonts w:ascii="Calibri" w:hAnsi="Calibri" w:cs="Calibri"/>
+          <w:rFonts w:ascii="Arial" w:hAnsi="Arial" w:cs="Arial"/>
+          <w:sz w:val="22"/>
+          <w:szCs w:val="22"/>
+        </w:rPr>
+      </w:pPr>
+      <w:r>
+        <w:rPr>
+          <w:rFonts w:ascii="Arial" w:hAnsi="Arial" w:cs="Arial"/>
           <w:sz w:val="22"/>
           <w:szCs w:val="22"/>
         </w:rPr>
@@ -1000,7 +1020,7 @@
       <w:hyperlink r:id="rId11" w:history="1">
         <w:r>
           <w:rPr>
-            <w:rFonts w:ascii="Calibri" w:hAnsi="Calibri" w:cs="Calibri"/>
+            <w:rFonts w:ascii="Arial" w:hAnsi="Arial" w:cs="Arial"/>
             <w:color w:val="0563C1"/>
             <w:sz w:val="22"/>
             <w:szCs w:val="22"/>
@@ -1011,7 +1031,7 @@
         <w:proofErr w:type="spellStart"/>
         <w:r>
           <w:rPr>
-            <w:rFonts w:ascii="Calibri" w:hAnsi="Calibri" w:cs="Calibri"/>
+            <w:rFonts w:ascii="Arial" w:hAnsi="Arial" w:cs="Arial"/>
             <w:color w:val="0563C1"/>
             <w:sz w:val="22"/>
             <w:szCs w:val="22"/>
@@ -1022,7 +1042,7 @@
         <w:proofErr w:type="spellEnd"/>
         <w:r>
           <w:rPr>
-            <w:rFonts w:ascii="Calibri" w:hAnsi="Calibri" w:cs="Calibri"/>
+            <w:rFonts w:ascii="Arial" w:hAnsi="Arial" w:cs="Arial"/>
             <w:color w:val="0563C1"/>
             <w:sz w:val="22"/>
             <w:szCs w:val="22"/>
@@ -1033,7 +1053,7 @@
       </w:hyperlink>
       <w:r>
         <w:rPr>
-          <w:rFonts w:ascii="Calibri" w:hAnsi="Calibri" w:cs="Calibri"/>
+          <w:rFonts w:ascii="Arial" w:hAnsi="Arial" w:cs="Arial"/>
           <w:sz w:val="22"/>
           <w:szCs w:val="22"/>
         </w:rPr>
@@ -1045,14 +1065,14 @@
         <w:spacing w:after="50" w:line="240" w:lineRule="auto"/>
         <w:ind w:left="180" w:hanging="180"/>
         <w:rPr>
-          <w:rFonts w:ascii="Calibri" w:hAnsi="Calibri" w:cs="Calibri"/>
-          <w:sz w:val="22"/>
-          <w:szCs w:val="22"/>
-        </w:rPr>
-      </w:pPr>
-      <w:r>
-        <w:rPr>
-          <w:rFonts w:ascii="Calibri" w:hAnsi="Calibri" w:cs="Calibri"/>
+          <w:rFonts w:ascii="Arial" w:hAnsi="Arial" w:cs="Arial"/>
+          <w:sz w:val="22"/>
+          <w:szCs w:val="22"/>
+        </w:rPr>
+      </w:pPr>
+      <w:r>
+        <w:rPr>
+          <w:rFonts w:ascii="Arial" w:hAnsi="Arial" w:cs="Arial"/>
           <w:sz w:val="22"/>
           <w:szCs w:val="22"/>
         </w:rPr>
@@ -1062,7 +1082,7 @@
         <w:proofErr w:type="spellStart"/>
         <w:r>
           <w:rPr>
-            <w:rFonts w:ascii="Calibri" w:hAnsi="Calibri" w:cs="Calibri"/>
+            <w:rFonts w:ascii="Arial" w:hAnsi="Arial" w:cs="Arial"/>
             <w:color w:val="0563C1"/>
             <w:sz w:val="22"/>
             <w:szCs w:val="22"/>
@@ -1073,7 +1093,7 @@
         <w:proofErr w:type="spellEnd"/>
         <w:r>
           <w:rPr>
-            <w:rFonts w:ascii="Calibri" w:hAnsi="Calibri" w:cs="Calibri"/>
+            <w:rFonts w:ascii="Arial" w:hAnsi="Arial" w:cs="Arial"/>
             <w:color w:val="0563C1"/>
             <w:sz w:val="22"/>
             <w:szCs w:val="22"/>
@@ -1084,7 +1104,7 @@
         <w:proofErr w:type="spellStart"/>
         <w:r>
           <w:rPr>
-            <w:rFonts w:ascii="Calibri" w:hAnsi="Calibri" w:cs="Calibri"/>
+            <w:rFonts w:ascii="Arial" w:hAnsi="Arial" w:cs="Arial"/>
             <w:color w:val="0563C1"/>
             <w:sz w:val="22"/>
             <w:szCs w:val="22"/>
@@ -1095,7 +1115,7 @@
         <w:proofErr w:type="spellEnd"/>
         <w:r>
           <w:rPr>
-            <w:rFonts w:ascii="Calibri" w:hAnsi="Calibri" w:cs="Calibri"/>
+            <w:rFonts w:ascii="Arial" w:hAnsi="Arial" w:cs="Arial"/>
             <w:color w:val="0563C1"/>
             <w:sz w:val="22"/>
             <w:szCs w:val="22"/>
@@ -1106,7 +1126,7 @@
       </w:hyperlink>
       <w:r>
         <w:rPr>
-          <w:rFonts w:ascii="Calibri" w:hAnsi="Calibri" w:cs="Calibri"/>
+          <w:rFonts w:ascii="Arial" w:hAnsi="Arial" w:cs="Arial"/>
           <w:sz w:val="22"/>
           <w:szCs w:val="22"/>
         </w:rPr>
@@ -1115,7 +1135,7 @@
       <w:proofErr w:type="spellStart"/>
       <w:r>
         <w:rPr>
-          <w:rFonts w:ascii="Calibri" w:hAnsi="Calibri" w:cs="Calibri"/>
+          <w:rFonts w:ascii="Arial" w:hAnsi="Arial" w:cs="Arial"/>
           <w:sz w:val="22"/>
           <w:szCs w:val="22"/>
         </w:rPr>
@@ -1124,7 +1144,7 @@
       <w:proofErr w:type="spellEnd"/>
       <w:r>
         <w:rPr>
-          <w:rFonts w:ascii="Calibri" w:hAnsi="Calibri" w:cs="Calibri"/>
+          <w:rFonts w:ascii="Arial" w:hAnsi="Arial" w:cs="Arial"/>
           <w:sz w:val="22"/>
           <w:szCs w:val="22"/>
         </w:rPr>
@@ -1133,7 +1153,7 @@
       <w:proofErr w:type="spellStart"/>
       <w:r>
         <w:rPr>
-          <w:rFonts w:ascii="Calibri" w:hAnsi="Calibri" w:cs="Calibri"/>
+          <w:rFonts w:ascii="Arial" w:hAnsi="Arial" w:cs="Arial"/>
           <w:sz w:val="22"/>
           <w:szCs w:val="22"/>
         </w:rPr>
@@ -1142,7 +1162,7 @@
       <w:proofErr w:type="spellEnd"/>
       <w:r>
         <w:rPr>
-          <w:rFonts w:ascii="Calibri" w:hAnsi="Calibri" w:cs="Calibri"/>
+          <w:rFonts w:ascii="Arial" w:hAnsi="Arial" w:cs="Arial"/>
           <w:sz w:val="22"/>
           <w:szCs w:val="22"/>
         </w:rPr>
@@ -1154,14 +1174,14 @@
         <w:spacing w:after="50" w:line="240" w:lineRule="auto"/>
         <w:ind w:left="180" w:hanging="180"/>
         <w:rPr>
-          <w:rFonts w:ascii="Calibri" w:hAnsi="Calibri" w:cs="Calibri"/>
-          <w:sz w:val="22"/>
-          <w:szCs w:val="22"/>
-        </w:rPr>
-      </w:pPr>
-      <w:r>
-        <w:rPr>
-          <w:rFonts w:ascii="Calibri" w:hAnsi="Calibri" w:cs="Calibri"/>
+          <w:rFonts w:ascii="Arial" w:hAnsi="Arial" w:cs="Arial"/>
+          <w:sz w:val="22"/>
+          <w:szCs w:val="22"/>
+        </w:rPr>
+      </w:pPr>
+      <w:r>
+        <w:rPr>
+          <w:rFonts w:ascii="Arial" w:hAnsi="Arial" w:cs="Arial"/>
           <w:sz w:val="22"/>
           <w:szCs w:val="22"/>
         </w:rPr>
@@ -1171,7 +1191,7 @@
         <w:proofErr w:type="spellStart"/>
         <w:r>
           <w:rPr>
-            <w:rFonts w:ascii="Calibri" w:hAnsi="Calibri" w:cs="Calibri"/>
+            <w:rFonts w:ascii="Arial" w:hAnsi="Arial" w:cs="Arial"/>
             <w:color w:val="0563C1"/>
             <w:sz w:val="22"/>
             <w:szCs w:val="22"/>
@@ -1182,7 +1202,7 @@
         <w:proofErr w:type="spellEnd"/>
         <w:r>
           <w:rPr>
-            <w:rFonts w:ascii="Calibri" w:hAnsi="Calibri" w:cs="Calibri"/>
+            <w:rFonts w:ascii="Arial" w:hAnsi="Arial" w:cs="Arial"/>
             <w:color w:val="0563C1"/>
             <w:sz w:val="22"/>
             <w:szCs w:val="22"/>
@@ -1193,7 +1213,7 @@
         <w:proofErr w:type="spellStart"/>
         <w:r>
           <w:rPr>
-            <w:rFonts w:ascii="Calibri" w:hAnsi="Calibri" w:cs="Calibri"/>
+            <w:rFonts w:ascii="Arial" w:hAnsi="Arial" w:cs="Arial"/>
             <w:color w:val="0563C1"/>
             <w:sz w:val="22"/>
             <w:szCs w:val="22"/>
@@ -1204,7 +1224,7 @@
         <w:proofErr w:type="spellEnd"/>
         <w:r>
           <w:rPr>
-            <w:rFonts w:ascii="Calibri" w:hAnsi="Calibri" w:cs="Calibri"/>
+            <w:rFonts w:ascii="Arial" w:hAnsi="Arial" w:cs="Arial"/>
             <w:color w:val="0563C1"/>
             <w:sz w:val="22"/>
             <w:szCs w:val="22"/>
@@ -1215,27 +1235,25 @@
       </w:hyperlink>
       <w:r>
         <w:rPr>
-          <w:rFonts w:ascii="Calibri" w:hAnsi="Calibri" w:cs="Calibri"/>
+          <w:rFonts w:ascii="Arial" w:hAnsi="Arial" w:cs="Arial"/>
           <w:sz w:val="22"/>
           <w:szCs w:val="22"/>
         </w:rPr>
         <w:t xml:space="preserve"> (Rust/TypeScript) - respected </w:t>
       </w:r>
       <w:proofErr w:type="spellStart"/>
-      <w:proofErr w:type="gramStart"/>
-      <w:r>
-        <w:rPr>
-          <w:rFonts w:ascii="Calibri" w:hAnsi="Calibri" w:cs="Calibri"/>
+      <w:r>
+        <w:rPr>
+          <w:rFonts w:ascii="Arial" w:hAnsi="Arial" w:cs="Arial"/>
           <w:sz w:val="22"/>
           <w:szCs w:val="22"/>
         </w:rPr>
         <w:t>lockfile:false</w:t>
       </w:r>
       <w:proofErr w:type="spellEnd"/>
-      <w:proofErr w:type="gramEnd"/>
-      <w:r>
-        <w:rPr>
-          <w:rFonts w:ascii="Calibri" w:hAnsi="Calibri" w:cs="Calibri"/>
+      <w:r>
+        <w:rPr>
+          <w:rFonts w:ascii="Arial" w:hAnsi="Arial" w:cs="Arial"/>
           <w:sz w:val="22"/>
           <w:szCs w:val="22"/>
         </w:rPr>
@@ -1247,14 +1265,14 @@
         <w:spacing w:after="50" w:line="240" w:lineRule="auto"/>
         <w:ind w:left="180" w:hanging="180"/>
         <w:rPr>
-          <w:rFonts w:ascii="Calibri" w:hAnsi="Calibri" w:cs="Calibri"/>
-          <w:sz w:val="22"/>
-          <w:szCs w:val="22"/>
-        </w:rPr>
-      </w:pPr>
-      <w:r>
-        <w:rPr>
-          <w:rFonts w:ascii="Calibri" w:hAnsi="Calibri" w:cs="Calibri"/>
+          <w:rFonts w:ascii="Arial" w:hAnsi="Arial" w:cs="Arial"/>
+          <w:sz w:val="22"/>
+          <w:szCs w:val="22"/>
+        </w:rPr>
+      </w:pPr>
+      <w:r>
+        <w:rPr>
+          <w:rFonts w:ascii="Arial" w:hAnsi="Arial" w:cs="Arial"/>
           <w:sz w:val="22"/>
           <w:szCs w:val="22"/>
         </w:rPr>
@@ -1263,7 +1281,7 @@
       <w:hyperlink r:id="rId14" w:history="1">
         <w:r>
           <w:rPr>
-            <w:rFonts w:ascii="Calibri" w:hAnsi="Calibri" w:cs="Calibri"/>
+            <w:rFonts w:ascii="Arial" w:hAnsi="Arial" w:cs="Arial"/>
             <w:color w:val="0563C1"/>
             <w:sz w:val="22"/>
             <w:szCs w:val="22"/>
@@ -1274,7 +1292,7 @@
       </w:hyperlink>
       <w:r>
         <w:rPr>
-          <w:rFonts w:ascii="Calibri" w:hAnsi="Calibri" w:cs="Calibri"/>
+          <w:rFonts w:ascii="Arial" w:hAnsi="Arial" w:cs="Arial"/>
           <w:sz w:val="22"/>
           <w:szCs w:val="22"/>
         </w:rPr>
@@ -1283,7 +1301,7 @@
       <w:proofErr w:type="spellStart"/>
       <w:r>
         <w:rPr>
-          <w:rFonts w:ascii="Calibri" w:hAnsi="Calibri" w:cs="Calibri"/>
+          <w:rFonts w:ascii="Arial" w:hAnsi="Arial" w:cs="Arial"/>
           <w:sz w:val="22"/>
           <w:szCs w:val="22"/>
         </w:rPr>
@@ -1292,7 +1310,7 @@
       <w:proofErr w:type="spellEnd"/>
       <w:r>
         <w:rPr>
-          <w:rFonts w:ascii="Calibri" w:hAnsi="Calibri" w:cs="Calibri"/>
+          <w:rFonts w:ascii="Arial" w:hAnsi="Arial" w:cs="Arial"/>
           <w:sz w:val="22"/>
           <w:szCs w:val="22"/>
         </w:rPr>
@@ -1304,14 +1322,14 @@
         <w:spacing w:after="50" w:line="240" w:lineRule="auto"/>
         <w:ind w:left="180" w:hanging="180"/>
         <w:rPr>
-          <w:rFonts w:ascii="Calibri" w:hAnsi="Calibri" w:cs="Calibri"/>
-          <w:sz w:val="22"/>
-          <w:szCs w:val="22"/>
-        </w:rPr>
-      </w:pPr>
-      <w:r>
-        <w:rPr>
-          <w:rFonts w:ascii="Calibri" w:hAnsi="Calibri" w:cs="Calibri"/>
+          <w:rFonts w:ascii="Arial" w:hAnsi="Arial" w:cs="Arial"/>
+          <w:sz w:val="22"/>
+          <w:szCs w:val="22"/>
+        </w:rPr>
+      </w:pPr>
+      <w:r>
+        <w:rPr>
+          <w:rFonts w:ascii="Arial" w:hAnsi="Arial" w:cs="Arial"/>
           <w:sz w:val="22"/>
           <w:szCs w:val="22"/>
         </w:rPr>
@@ -1321,7 +1339,7 @@
         <w:proofErr w:type="spellStart"/>
         <w:r>
           <w:rPr>
-            <w:rFonts w:ascii="Calibri" w:hAnsi="Calibri" w:cs="Calibri"/>
+            <w:rFonts w:ascii="Arial" w:hAnsi="Arial" w:cs="Arial"/>
             <w:color w:val="0563C1"/>
             <w:sz w:val="22"/>
             <w:szCs w:val="22"/>
@@ -1332,7 +1350,7 @@
         <w:proofErr w:type="spellEnd"/>
         <w:r>
           <w:rPr>
-            <w:rFonts w:ascii="Calibri" w:hAnsi="Calibri" w:cs="Calibri"/>
+            <w:rFonts w:ascii="Arial" w:hAnsi="Arial" w:cs="Arial"/>
             <w:color w:val="0563C1"/>
             <w:sz w:val="22"/>
             <w:szCs w:val="22"/>
@@ -1343,7 +1361,7 @@
         <w:proofErr w:type="spellStart"/>
         <w:r>
           <w:rPr>
-            <w:rFonts w:ascii="Calibri" w:hAnsi="Calibri" w:cs="Calibri"/>
+            <w:rFonts w:ascii="Arial" w:hAnsi="Arial" w:cs="Arial"/>
             <w:color w:val="0563C1"/>
             <w:sz w:val="22"/>
             <w:szCs w:val="22"/>
@@ -1354,7 +1372,7 @@
         <w:proofErr w:type="spellEnd"/>
         <w:r>
           <w:rPr>
-            <w:rFonts w:ascii="Calibri" w:hAnsi="Calibri" w:cs="Calibri"/>
+            <w:rFonts w:ascii="Arial" w:hAnsi="Arial" w:cs="Arial"/>
             <w:color w:val="0563C1"/>
             <w:sz w:val="22"/>
             <w:szCs w:val="22"/>
@@ -1365,7 +1383,7 @@
       </w:hyperlink>
       <w:r>
         <w:rPr>
-          <w:rFonts w:ascii="Calibri" w:hAnsi="Calibri" w:cs="Calibri"/>
+          <w:rFonts w:ascii="Arial" w:hAnsi="Arial" w:cs="Arial"/>
           <w:sz w:val="22"/>
           <w:szCs w:val="22"/>
         </w:rPr>
@@ -1374,7 +1392,7 @@
       <w:proofErr w:type="spellStart"/>
       <w:r>
         <w:rPr>
-          <w:rFonts w:ascii="Calibri" w:hAnsi="Calibri" w:cs="Calibri"/>
+          <w:rFonts w:ascii="Arial" w:hAnsi="Arial" w:cs="Arial"/>
           <w:sz w:val="22"/>
           <w:szCs w:val="22"/>
         </w:rPr>
@@ -1383,7 +1401,7 @@
       <w:proofErr w:type="spellEnd"/>
       <w:r>
         <w:rPr>
-          <w:rFonts w:ascii="Calibri" w:hAnsi="Calibri" w:cs="Calibri"/>
+          <w:rFonts w:ascii="Arial" w:hAnsi="Arial" w:cs="Arial"/>
           <w:sz w:val="22"/>
           <w:szCs w:val="22"/>
         </w:rPr>
@@ -1395,14 +1413,14 @@
         <w:spacing w:after="50" w:line="240" w:lineRule="auto"/>
         <w:ind w:left="180" w:hanging="180"/>
         <w:rPr>
-          <w:rFonts w:ascii="Calibri" w:hAnsi="Calibri" w:cs="Calibri"/>
-          <w:sz w:val="22"/>
-          <w:szCs w:val="22"/>
-        </w:rPr>
-      </w:pPr>
-      <w:r>
-        <w:rPr>
-          <w:rFonts w:ascii="Calibri" w:hAnsi="Calibri" w:cs="Calibri"/>
+          <w:rFonts w:ascii="Arial" w:hAnsi="Arial" w:cs="Arial"/>
+          <w:sz w:val="22"/>
+          <w:szCs w:val="22"/>
+        </w:rPr>
+      </w:pPr>
+      <w:r>
+        <w:rPr>
+          <w:rFonts w:ascii="Arial" w:hAnsi="Arial" w:cs="Arial"/>
           <w:sz w:val="22"/>
           <w:szCs w:val="22"/>
         </w:rPr>
@@ -1412,7 +1430,7 @@
         <w:proofErr w:type="spellStart"/>
         <w:r>
           <w:rPr>
-            <w:rFonts w:ascii="Calibri" w:hAnsi="Calibri" w:cs="Calibri"/>
+            <w:rFonts w:ascii="Arial" w:hAnsi="Arial" w:cs="Arial"/>
             <w:color w:val="0563C1"/>
             <w:sz w:val="22"/>
             <w:szCs w:val="22"/>
@@ -1423,7 +1441,7 @@
         <w:proofErr w:type="spellEnd"/>
         <w:r>
           <w:rPr>
-            <w:rFonts w:ascii="Calibri" w:hAnsi="Calibri" w:cs="Calibri"/>
+            <w:rFonts w:ascii="Arial" w:hAnsi="Arial" w:cs="Arial"/>
             <w:color w:val="0563C1"/>
             <w:sz w:val="22"/>
             <w:szCs w:val="22"/>
@@ -1434,7 +1452,7 @@
       </w:hyperlink>
       <w:r>
         <w:rPr>
-          <w:rFonts w:ascii="Calibri" w:hAnsi="Calibri" w:cs="Calibri"/>
+          <w:rFonts w:ascii="Arial" w:hAnsi="Arial" w:cs="Arial"/>
           <w:sz w:val="22"/>
           <w:szCs w:val="22"/>
         </w:rPr>
@@ -1443,7 +1461,7 @@
       <w:proofErr w:type="spellStart"/>
       <w:r>
         <w:rPr>
-          <w:rFonts w:ascii="Calibri" w:hAnsi="Calibri" w:cs="Calibri"/>
+          <w:rFonts w:ascii="Arial" w:hAnsi="Arial" w:cs="Arial"/>
           <w:sz w:val="22"/>
           <w:szCs w:val="22"/>
         </w:rPr>
@@ -1452,7 +1470,7 @@
       <w:proofErr w:type="spellEnd"/>
       <w:r>
         <w:rPr>
-          <w:rFonts w:ascii="Calibri" w:hAnsi="Calibri" w:cs="Calibri"/>
+          <w:rFonts w:ascii="Arial" w:hAnsi="Arial" w:cs="Arial"/>
           <w:sz w:val="22"/>
           <w:szCs w:val="22"/>
         </w:rPr>
@@ -1464,14 +1482,14 @@
         <w:spacing w:after="50" w:line="240" w:lineRule="auto"/>
         <w:ind w:left="180" w:hanging="180"/>
         <w:rPr>
-          <w:rFonts w:ascii="Calibri" w:hAnsi="Calibri" w:cs="Calibri"/>
-          <w:sz w:val="22"/>
-          <w:szCs w:val="22"/>
-        </w:rPr>
-      </w:pPr>
-      <w:r>
-        <w:rPr>
-          <w:rFonts w:ascii="Calibri" w:hAnsi="Calibri" w:cs="Calibri"/>
+          <w:rFonts w:ascii="Arial" w:hAnsi="Arial" w:cs="Arial"/>
+          <w:sz w:val="22"/>
+          <w:szCs w:val="22"/>
+        </w:rPr>
+      </w:pPr>
+      <w:r>
+        <w:rPr>
+          <w:rFonts w:ascii="Arial" w:hAnsi="Arial" w:cs="Arial"/>
           <w:sz w:val="22"/>
           <w:szCs w:val="22"/>
         </w:rPr>
@@ -1480,7 +1498,7 @@
       <w:hyperlink r:id="rId17" w:history="1">
         <w:r>
           <w:rPr>
-            <w:rFonts w:ascii="Calibri" w:hAnsi="Calibri" w:cs="Calibri"/>
+            <w:rFonts w:ascii="Arial" w:hAnsi="Arial" w:cs="Arial"/>
             <w:color w:val="0563C1"/>
             <w:sz w:val="22"/>
             <w:szCs w:val="22"/>
@@ -1491,7 +1509,7 @@
         <w:proofErr w:type="spellStart"/>
         <w:r>
           <w:rPr>
-            <w:rFonts w:ascii="Calibri" w:hAnsi="Calibri" w:cs="Calibri"/>
+            <w:rFonts w:ascii="Arial" w:hAnsi="Arial" w:cs="Arial"/>
             <w:color w:val="0563C1"/>
             <w:sz w:val="22"/>
             <w:szCs w:val="22"/>
@@ -1502,7 +1520,7 @@
         <w:proofErr w:type="spellEnd"/>
         <w:r>
           <w:rPr>
-            <w:rFonts w:ascii="Calibri" w:hAnsi="Calibri" w:cs="Calibri"/>
+            <w:rFonts w:ascii="Arial" w:hAnsi="Arial" w:cs="Arial"/>
             <w:color w:val="0563C1"/>
             <w:sz w:val="22"/>
             <w:szCs w:val="22"/>
@@ -1513,7 +1531,7 @@
       </w:hyperlink>
       <w:r>
         <w:rPr>
-          <w:rFonts w:ascii="Calibri" w:hAnsi="Calibri" w:cs="Calibri"/>
+          <w:rFonts w:ascii="Arial" w:hAnsi="Arial" w:cs="Arial"/>
           <w:sz w:val="22"/>
           <w:szCs w:val="22"/>
         </w:rPr>
@@ -1522,7 +1540,7 @@
       <w:proofErr w:type="spellStart"/>
       <w:r>
         <w:rPr>
-          <w:rFonts w:ascii="Calibri" w:hAnsi="Calibri" w:cs="Calibri"/>
+          <w:rFonts w:ascii="Arial" w:hAnsi="Arial" w:cs="Arial"/>
           <w:sz w:val="22"/>
           <w:szCs w:val="22"/>
         </w:rPr>
@@ -1531,7 +1549,7 @@
       <w:proofErr w:type="spellEnd"/>
       <w:r>
         <w:rPr>
-          <w:rFonts w:ascii="Calibri" w:hAnsi="Calibri" w:cs="Calibri"/>
+          <w:rFonts w:ascii="Arial" w:hAnsi="Arial" w:cs="Arial"/>
           <w:sz w:val="22"/>
           <w:szCs w:val="22"/>
         </w:rPr>
@@ -1543,14 +1561,14 @@
         <w:spacing w:after="50" w:line="240" w:lineRule="auto"/>
         <w:ind w:left="180" w:hanging="180"/>
         <w:rPr>
-          <w:rFonts w:ascii="Calibri" w:hAnsi="Calibri" w:cs="Calibri"/>
-          <w:sz w:val="22"/>
-          <w:szCs w:val="22"/>
-        </w:rPr>
-      </w:pPr>
-      <w:r>
-        <w:rPr>
-          <w:rFonts w:ascii="Calibri" w:hAnsi="Calibri" w:cs="Calibri"/>
+          <w:rFonts w:ascii="Arial" w:hAnsi="Arial" w:cs="Arial"/>
+          <w:sz w:val="22"/>
+          <w:szCs w:val="22"/>
+        </w:rPr>
+      </w:pPr>
+      <w:r>
+        <w:rPr>
+          <w:rFonts w:ascii="Arial" w:hAnsi="Arial" w:cs="Arial"/>
           <w:sz w:val="22"/>
           <w:szCs w:val="22"/>
         </w:rPr>
@@ -1560,7 +1578,7 @@
         <w:proofErr w:type="spellStart"/>
         <w:r>
           <w:rPr>
-            <w:rFonts w:ascii="Calibri" w:hAnsi="Calibri" w:cs="Calibri"/>
+            <w:rFonts w:ascii="Arial" w:hAnsi="Arial" w:cs="Arial"/>
             <w:color w:val="0563C1"/>
             <w:sz w:val="22"/>
             <w:szCs w:val="22"/>
@@ -1571,7 +1589,7 @@
         <w:proofErr w:type="spellEnd"/>
         <w:r>
           <w:rPr>
-            <w:rFonts w:ascii="Calibri" w:hAnsi="Calibri" w:cs="Calibri"/>
+            <w:rFonts w:ascii="Arial" w:hAnsi="Arial" w:cs="Arial"/>
             <w:color w:val="0563C1"/>
             <w:sz w:val="22"/>
             <w:szCs w:val="22"/>
@@ -1582,7 +1600,7 @@
         <w:proofErr w:type="spellStart"/>
         <w:r>
           <w:rPr>
-            <w:rFonts w:ascii="Calibri" w:hAnsi="Calibri" w:cs="Calibri"/>
+            <w:rFonts w:ascii="Arial" w:hAnsi="Arial" w:cs="Arial"/>
             <w:color w:val="0563C1"/>
             <w:sz w:val="22"/>
             <w:szCs w:val="22"/>
@@ -1593,7 +1611,7 @@
         <w:proofErr w:type="spellEnd"/>
         <w:r>
           <w:rPr>
-            <w:rFonts w:ascii="Calibri" w:hAnsi="Calibri" w:cs="Calibri"/>
+            <w:rFonts w:ascii="Arial" w:hAnsi="Arial" w:cs="Arial"/>
             <w:color w:val="0563C1"/>
             <w:sz w:val="22"/>
             <w:szCs w:val="22"/>
@@ -1604,7 +1622,7 @@
       </w:hyperlink>
       <w:r>
         <w:rPr>
-          <w:rFonts w:ascii="Calibri" w:hAnsi="Calibri" w:cs="Calibri"/>
+          <w:rFonts w:ascii="Arial" w:hAnsi="Arial" w:cs="Arial"/>
           <w:sz w:val="22"/>
           <w:szCs w:val="22"/>
         </w:rPr>
@@ -1613,7 +1631,7 @@
       <w:proofErr w:type="spellStart"/>
       <w:r>
         <w:rPr>
-          <w:rFonts w:ascii="Calibri" w:hAnsi="Calibri" w:cs="Calibri"/>
+          <w:rFonts w:ascii="Arial" w:hAnsi="Arial" w:cs="Arial"/>
           <w:sz w:val="22"/>
           <w:szCs w:val="22"/>
         </w:rPr>
@@ -1622,7 +1640,7 @@
       <w:proofErr w:type="spellEnd"/>
       <w:r>
         <w:rPr>
-          <w:rFonts w:ascii="Calibri" w:hAnsi="Calibri" w:cs="Calibri"/>
+          <w:rFonts w:ascii="Arial" w:hAnsi="Arial" w:cs="Arial"/>
           <w:sz w:val="22"/>
           <w:szCs w:val="22"/>
         </w:rPr>
@@ -1631,7 +1649,7 @@
       <w:proofErr w:type="spellStart"/>
       <w:r>
         <w:rPr>
-          <w:rFonts w:ascii="Calibri" w:hAnsi="Calibri" w:cs="Calibri"/>
+          <w:rFonts w:ascii="Arial" w:hAnsi="Arial" w:cs="Arial"/>
           <w:sz w:val="22"/>
           <w:szCs w:val="22"/>
         </w:rPr>
@@ -1640,7 +1658,7 @@
       <w:proofErr w:type="spellEnd"/>
       <w:r>
         <w:rPr>
-          <w:rFonts w:ascii="Calibri" w:hAnsi="Calibri" w:cs="Calibri"/>
+          <w:rFonts w:ascii="Arial" w:hAnsi="Arial" w:cs="Arial"/>
           <w:sz w:val="22"/>
           <w:szCs w:val="22"/>
         </w:rPr>
@@ -1652,14 +1670,14 @@
         <w:spacing w:after="50" w:line="240" w:lineRule="auto"/>
         <w:ind w:left="180" w:hanging="180"/>
         <w:rPr>
-          <w:rFonts w:ascii="Calibri" w:hAnsi="Calibri" w:cs="Calibri"/>
-          <w:sz w:val="22"/>
-          <w:szCs w:val="22"/>
-        </w:rPr>
-      </w:pPr>
-      <w:r>
-        <w:rPr>
-          <w:rFonts w:ascii="Calibri" w:hAnsi="Calibri" w:cs="Calibri"/>
+          <w:rFonts w:ascii="Arial" w:hAnsi="Arial" w:cs="Arial"/>
+          <w:sz w:val="22"/>
+          <w:szCs w:val="22"/>
+        </w:rPr>
+      </w:pPr>
+      <w:r>
+        <w:rPr>
+          <w:rFonts w:ascii="Arial" w:hAnsi="Arial" w:cs="Arial"/>
           <w:sz w:val="22"/>
           <w:szCs w:val="22"/>
         </w:rPr>
@@ -1669,7 +1687,7 @@
         <w:proofErr w:type="spellStart"/>
         <w:r>
           <w:rPr>
-            <w:rFonts w:ascii="Calibri" w:hAnsi="Calibri" w:cs="Calibri"/>
+            <w:rFonts w:ascii="Arial" w:hAnsi="Arial" w:cs="Arial"/>
             <w:color w:val="0563C1"/>
             <w:sz w:val="22"/>
             <w:szCs w:val="22"/>
@@ -1680,7 +1698,7 @@
         <w:proofErr w:type="spellEnd"/>
         <w:r>
           <w:rPr>
-            <w:rFonts w:ascii="Calibri" w:hAnsi="Calibri" w:cs="Calibri"/>
+            <w:rFonts w:ascii="Arial" w:hAnsi="Arial" w:cs="Arial"/>
             <w:color w:val="0563C1"/>
             <w:sz w:val="22"/>
             <w:szCs w:val="22"/>
@@ -1691,7 +1709,7 @@
         <w:proofErr w:type="spellStart"/>
         <w:r>
           <w:rPr>
-            <w:rFonts w:ascii="Calibri" w:hAnsi="Calibri" w:cs="Calibri"/>
+            <w:rFonts w:ascii="Arial" w:hAnsi="Arial" w:cs="Arial"/>
             <w:color w:val="0563C1"/>
             <w:sz w:val="22"/>
             <w:szCs w:val="22"/>
@@ -1702,7 +1720,7 @@
         <w:proofErr w:type="spellEnd"/>
         <w:r>
           <w:rPr>
-            <w:rFonts w:ascii="Calibri" w:hAnsi="Calibri" w:cs="Calibri"/>
+            <w:rFonts w:ascii="Arial" w:hAnsi="Arial" w:cs="Arial"/>
             <w:color w:val="0563C1"/>
             <w:sz w:val="22"/>
             <w:szCs w:val="22"/>
@@ -1713,27 +1731,25 @@
       </w:hyperlink>
       <w:r>
         <w:rPr>
-          <w:rFonts w:ascii="Calibri" w:hAnsi="Calibri" w:cs="Calibri"/>
+          <w:rFonts w:ascii="Arial" w:hAnsi="Arial" w:cs="Arial"/>
           <w:sz w:val="22"/>
           <w:szCs w:val="22"/>
         </w:rPr>
         <w:t xml:space="preserve"> (Python) - documented </w:t>
       </w:r>
       <w:proofErr w:type="spellStart"/>
-      <w:proofErr w:type="gramStart"/>
-      <w:r>
-        <w:rPr>
-          <w:rFonts w:ascii="Calibri" w:hAnsi="Calibri" w:cs="Calibri"/>
+      <w:r>
+        <w:rPr>
+          <w:rFonts w:ascii="Arial" w:hAnsi="Arial" w:cs="Arial"/>
           <w:sz w:val="22"/>
           <w:szCs w:val="22"/>
         </w:rPr>
         <w:t>pytest.toml</w:t>
       </w:r>
       <w:proofErr w:type="spellEnd"/>
-      <w:proofErr w:type="gramEnd"/>
-      <w:r>
-        <w:rPr>
-          <w:rFonts w:ascii="Calibri" w:hAnsi="Calibri" w:cs="Calibri"/>
+      <w:r>
+        <w:rPr>
+          <w:rFonts w:ascii="Arial" w:hAnsi="Arial" w:cs="Arial"/>
           <w:sz w:val="22"/>
           <w:szCs w:val="22"/>
         </w:rPr>
@@ -1742,7 +1758,7 @@
       <w:proofErr w:type="spellStart"/>
       <w:r>
         <w:rPr>
-          <w:rFonts w:ascii="Calibri" w:hAnsi="Calibri" w:cs="Calibri"/>
+          <w:rFonts w:ascii="Arial" w:hAnsi="Arial" w:cs="Arial"/>
           <w:sz w:val="22"/>
           <w:szCs w:val="22"/>
         </w:rPr>
@@ -1751,7 +1767,7 @@
       <w:proofErr w:type="spellEnd"/>
       <w:r>
         <w:rPr>
-          <w:rFonts w:ascii="Calibri" w:hAnsi="Calibri" w:cs="Calibri"/>
+          <w:rFonts w:ascii="Arial" w:hAnsi="Arial" w:cs="Arial"/>
           <w:sz w:val="22"/>
           <w:szCs w:val="22"/>
         </w:rPr>
@@ -1763,14 +1779,14 @@
         <w:spacing w:after="50" w:line="240" w:lineRule="auto"/>
         <w:ind w:left="180" w:hanging="180"/>
         <w:rPr>
-          <w:rFonts w:ascii="Calibri" w:hAnsi="Calibri" w:cs="Calibri"/>
-          <w:sz w:val="22"/>
-          <w:szCs w:val="22"/>
-        </w:rPr>
-      </w:pPr>
-      <w:r>
-        <w:rPr>
-          <w:rFonts w:ascii="Calibri" w:hAnsi="Calibri" w:cs="Calibri"/>
+          <w:rFonts w:ascii="Arial" w:hAnsi="Arial" w:cs="Arial"/>
+          <w:sz w:val="22"/>
+          <w:szCs w:val="22"/>
+        </w:rPr>
+      </w:pPr>
+      <w:r>
+        <w:rPr>
+          <w:rFonts w:ascii="Arial" w:hAnsi="Arial" w:cs="Arial"/>
           <w:sz w:val="22"/>
           <w:szCs w:val="22"/>
         </w:rPr>
@@ -1779,7 +1795,7 @@
       <w:hyperlink r:id="rId20" w:history="1">
         <w:r>
           <w:rPr>
-            <w:rFonts w:ascii="Calibri" w:hAnsi="Calibri" w:cs="Calibri"/>
+            <w:rFonts w:ascii="Arial" w:hAnsi="Arial" w:cs="Arial"/>
             <w:color w:val="0563C1"/>
             <w:sz w:val="22"/>
             <w:szCs w:val="22"/>
@@ -1790,7 +1806,7 @@
       </w:hyperlink>
       <w:r>
         <w:rPr>
-          <w:rFonts w:ascii="Calibri" w:hAnsi="Calibri" w:cs="Calibri"/>
+          <w:rFonts w:ascii="Arial" w:hAnsi="Arial" w:cs="Arial"/>
           <w:sz w:val="22"/>
           <w:szCs w:val="22"/>
         </w:rPr>
@@ -1799,7 +1815,7 @@
       <w:proofErr w:type="spellStart"/>
       <w:r>
         <w:rPr>
-          <w:rFonts w:ascii="Calibri" w:hAnsi="Calibri" w:cs="Calibri"/>
+          <w:rFonts w:ascii="Arial" w:hAnsi="Arial" w:cs="Arial"/>
           <w:sz w:val="22"/>
           <w:szCs w:val="22"/>
         </w:rPr>
@@ -1808,7 +1824,7 @@
       <w:proofErr w:type="spellEnd"/>
       <w:r>
         <w:rPr>
-          <w:rFonts w:ascii="Calibri" w:hAnsi="Calibri" w:cs="Calibri"/>
+          <w:rFonts w:ascii="Arial" w:hAnsi="Arial" w:cs="Arial"/>
           <w:sz w:val="22"/>
           <w:szCs w:val="22"/>
         </w:rPr>
@@ -1820,14 +1836,14 @@
         <w:spacing w:after="50" w:line="240" w:lineRule="auto"/>
         <w:ind w:left="180" w:hanging="180"/>
         <w:rPr>
-          <w:rFonts w:ascii="Calibri" w:hAnsi="Calibri" w:cs="Calibri"/>
-          <w:sz w:val="22"/>
-          <w:szCs w:val="22"/>
-        </w:rPr>
-      </w:pPr>
-      <w:r>
-        <w:rPr>
-          <w:rFonts w:ascii="Calibri" w:hAnsi="Calibri" w:cs="Calibri"/>
+          <w:rFonts w:ascii="Arial" w:hAnsi="Arial" w:cs="Arial"/>
+          <w:sz w:val="22"/>
+          <w:szCs w:val="22"/>
+        </w:rPr>
+      </w:pPr>
+      <w:r>
+        <w:rPr>
+          <w:rFonts w:ascii="Arial" w:hAnsi="Arial" w:cs="Arial"/>
           <w:sz w:val="22"/>
           <w:szCs w:val="22"/>
         </w:rPr>
@@ -1836,7 +1852,7 @@
       <w:hyperlink r:id="rId21" w:history="1">
         <w:r>
           <w:rPr>
-            <w:rFonts w:ascii="Calibri" w:hAnsi="Calibri" w:cs="Calibri"/>
+            <w:rFonts w:ascii="Arial" w:hAnsi="Arial" w:cs="Arial"/>
             <w:color w:val="0563C1"/>
             <w:sz w:val="22"/>
             <w:szCs w:val="22"/>
@@ -1847,7 +1863,7 @@
         <w:proofErr w:type="spellStart"/>
         <w:r>
           <w:rPr>
-            <w:rFonts w:ascii="Calibri" w:hAnsi="Calibri" w:cs="Calibri"/>
+            <w:rFonts w:ascii="Arial" w:hAnsi="Arial" w:cs="Arial"/>
             <w:color w:val="0563C1"/>
             <w:sz w:val="22"/>
             <w:szCs w:val="22"/>
@@ -1858,7 +1874,7 @@
         <w:proofErr w:type="spellEnd"/>
         <w:r>
           <w:rPr>
-            <w:rFonts w:ascii="Calibri" w:hAnsi="Calibri" w:cs="Calibri"/>
+            <w:rFonts w:ascii="Arial" w:hAnsi="Arial" w:cs="Arial"/>
             <w:color w:val="0563C1"/>
             <w:sz w:val="22"/>
             <w:szCs w:val="22"/>
@@ -1869,7 +1885,7 @@
       </w:hyperlink>
       <w:r>
         <w:rPr>
-          <w:rFonts w:ascii="Calibri" w:hAnsi="Calibri" w:cs="Calibri"/>
+          <w:rFonts w:ascii="Arial" w:hAnsi="Arial" w:cs="Arial"/>
           <w:sz w:val="22"/>
           <w:szCs w:val="22"/>
         </w:rPr>
@@ -1881,14 +1897,14 @@
         <w:spacing w:after="50" w:line="240" w:lineRule="auto"/>
         <w:ind w:left="180" w:hanging="180"/>
         <w:rPr>
-          <w:rFonts w:ascii="Calibri" w:hAnsi="Calibri" w:cs="Calibri"/>
-          <w:sz w:val="22"/>
-          <w:szCs w:val="22"/>
-        </w:rPr>
-      </w:pPr>
-      <w:r>
-        <w:rPr>
-          <w:rFonts w:ascii="Calibri" w:hAnsi="Calibri" w:cs="Calibri"/>
+          <w:rFonts w:ascii="Arial" w:hAnsi="Arial" w:cs="Arial"/>
+          <w:sz w:val="22"/>
+          <w:szCs w:val="22"/>
+        </w:rPr>
+      </w:pPr>
+      <w:r>
+        <w:rPr>
+          <w:rFonts w:ascii="Arial" w:hAnsi="Arial" w:cs="Arial"/>
           <w:sz w:val="22"/>
           <w:szCs w:val="22"/>
         </w:rPr>
@@ -1897,7 +1913,7 @@
       <w:hyperlink r:id="rId22" w:history="1">
         <w:r>
           <w:rPr>
-            <w:rFonts w:ascii="Calibri" w:hAnsi="Calibri" w:cs="Calibri"/>
+            <w:rFonts w:ascii="Arial" w:hAnsi="Arial" w:cs="Arial"/>
             <w:color w:val="0563C1"/>
             <w:sz w:val="22"/>
             <w:szCs w:val="22"/>
@@ -1908,7 +1924,7 @@
       </w:hyperlink>
       <w:r>
         <w:rPr>
-          <w:rFonts w:ascii="Calibri" w:hAnsi="Calibri" w:cs="Calibri"/>
+          <w:rFonts w:ascii="Arial" w:hAnsi="Arial" w:cs="Arial"/>
           <w:sz w:val="22"/>
           <w:szCs w:val="22"/>
         </w:rPr>
@@ -1920,14 +1936,14 @@
         <w:spacing w:after="50" w:line="240" w:lineRule="auto"/>
         <w:ind w:left="180" w:hanging="180"/>
         <w:rPr>
-          <w:rFonts w:ascii="Calibri" w:hAnsi="Calibri" w:cs="Calibri"/>
-          <w:sz w:val="22"/>
-          <w:szCs w:val="22"/>
-        </w:rPr>
-      </w:pPr>
-      <w:r>
-        <w:rPr>
-          <w:rFonts w:ascii="Calibri" w:hAnsi="Calibri" w:cs="Calibri"/>
+          <w:rFonts w:ascii="Arial" w:hAnsi="Arial" w:cs="Arial"/>
+          <w:sz w:val="22"/>
+          <w:szCs w:val="22"/>
+        </w:rPr>
+      </w:pPr>
+      <w:r>
+        <w:rPr>
+          <w:rFonts w:ascii="Arial" w:hAnsi="Arial" w:cs="Arial"/>
           <w:sz w:val="22"/>
           <w:szCs w:val="22"/>
         </w:rPr>
@@ -1936,7 +1952,7 @@
       <w:hyperlink r:id="rId23" w:history="1">
         <w:r>
           <w:rPr>
-            <w:rFonts w:ascii="Calibri" w:hAnsi="Calibri" w:cs="Calibri"/>
+            <w:rFonts w:ascii="Arial" w:hAnsi="Arial" w:cs="Arial"/>
             <w:color w:val="0563C1"/>
             <w:sz w:val="22"/>
             <w:szCs w:val="22"/>
@@ -1947,7 +1963,7 @@
         <w:proofErr w:type="spellStart"/>
         <w:r>
           <w:rPr>
-            <w:rFonts w:ascii="Calibri" w:hAnsi="Calibri" w:cs="Calibri"/>
+            <w:rFonts w:ascii="Arial" w:hAnsi="Arial" w:cs="Arial"/>
             <w:color w:val="0563C1"/>
             <w:sz w:val="22"/>
             <w:szCs w:val="22"/>
@@ -1958,7 +1974,7 @@
         <w:proofErr w:type="spellEnd"/>
         <w:r>
           <w:rPr>
-            <w:rFonts w:ascii="Calibri" w:hAnsi="Calibri" w:cs="Calibri"/>
+            <w:rFonts w:ascii="Arial" w:hAnsi="Arial" w:cs="Arial"/>
             <w:color w:val="0563C1"/>
             <w:sz w:val="22"/>
             <w:szCs w:val="22"/>
@@ -1969,7 +1985,7 @@
       </w:hyperlink>
       <w:r>
         <w:rPr>
-          <w:rFonts w:ascii="Calibri" w:hAnsi="Calibri" w:cs="Calibri"/>
+          <w:rFonts w:ascii="Arial" w:hAnsi="Arial" w:cs="Arial"/>
           <w:sz w:val="22"/>
           <w:szCs w:val="22"/>
         </w:rPr>
@@ -1981,14 +1997,14 @@
         <w:spacing w:after="50" w:line="240" w:lineRule="auto"/>
         <w:ind w:left="180" w:hanging="180"/>
         <w:rPr>
-          <w:rFonts w:ascii="Calibri" w:hAnsi="Calibri" w:cs="Calibri"/>
-          <w:sz w:val="22"/>
-          <w:szCs w:val="22"/>
-        </w:rPr>
-      </w:pPr>
-      <w:r>
-        <w:rPr>
-          <w:rFonts w:ascii="Calibri" w:hAnsi="Calibri" w:cs="Calibri"/>
+          <w:rFonts w:ascii="Arial" w:hAnsi="Arial" w:cs="Arial"/>
+          <w:sz w:val="22"/>
+          <w:szCs w:val="22"/>
+        </w:rPr>
+      </w:pPr>
+      <w:r>
+        <w:rPr>
+          <w:rFonts w:ascii="Arial" w:hAnsi="Arial" w:cs="Arial"/>
           <w:sz w:val="22"/>
           <w:szCs w:val="22"/>
         </w:rPr>
@@ -1997,7 +2013,7 @@
       <w:hyperlink r:id="rId24" w:history="1">
         <w:r>
           <w:rPr>
-            <w:rFonts w:ascii="Calibri" w:hAnsi="Calibri" w:cs="Calibri"/>
+            <w:rFonts w:ascii="Arial" w:hAnsi="Arial" w:cs="Arial"/>
             <w:color w:val="0563C1"/>
             <w:sz w:val="22"/>
             <w:szCs w:val="22"/>
@@ -2008,7 +2024,7 @@
         <w:proofErr w:type="spellStart"/>
         <w:r>
           <w:rPr>
-            <w:rFonts w:ascii="Calibri" w:hAnsi="Calibri" w:cs="Calibri"/>
+            <w:rFonts w:ascii="Arial" w:hAnsi="Arial" w:cs="Arial"/>
             <w:color w:val="0563C1"/>
             <w:sz w:val="22"/>
             <w:szCs w:val="22"/>
@@ -2019,7 +2035,7 @@
         <w:proofErr w:type="spellEnd"/>
         <w:r>
           <w:rPr>
-            <w:rFonts w:ascii="Calibri" w:hAnsi="Calibri" w:cs="Calibri"/>
+            <w:rFonts w:ascii="Arial" w:hAnsi="Arial" w:cs="Arial"/>
             <w:color w:val="0563C1"/>
             <w:sz w:val="22"/>
             <w:szCs w:val="22"/>
@@ -2030,7 +2046,7 @@
         <w:proofErr w:type="spellStart"/>
         <w:r>
           <w:rPr>
-            <w:rFonts w:ascii="Calibri" w:hAnsi="Calibri" w:cs="Calibri"/>
+            <w:rFonts w:ascii="Arial" w:hAnsi="Arial" w:cs="Arial"/>
             <w:color w:val="0563C1"/>
             <w:sz w:val="22"/>
             <w:szCs w:val="22"/>
@@ -2041,7 +2057,7 @@
         <w:proofErr w:type="spellEnd"/>
         <w:r>
           <w:rPr>
-            <w:rFonts w:ascii="Calibri" w:hAnsi="Calibri" w:cs="Calibri"/>
+            <w:rFonts w:ascii="Arial" w:hAnsi="Arial" w:cs="Arial"/>
             <w:color w:val="0563C1"/>
             <w:sz w:val="22"/>
             <w:szCs w:val="22"/>
@@ -2052,7 +2068,7 @@
       </w:hyperlink>
       <w:r>
         <w:rPr>
-          <w:rFonts w:ascii="Calibri" w:hAnsi="Calibri" w:cs="Calibri"/>
+          <w:rFonts w:ascii="Arial" w:hAnsi="Arial" w:cs="Arial"/>
           <w:sz w:val="22"/>
           <w:szCs w:val="22"/>
         </w:rPr>
@@ -2064,24 +2080,25 @@
         <w:spacing w:after="50" w:line="240" w:lineRule="auto"/>
         <w:ind w:left="180" w:hanging="180"/>
         <w:rPr>
-          <w:rFonts w:ascii="Calibri" w:hAnsi="Calibri" w:cs="Calibri"/>
-          <w:sz w:val="22"/>
-          <w:szCs w:val="22"/>
-        </w:rPr>
-      </w:pPr>
-      <w:r>
-        <w:rPr>
-          <w:rFonts w:ascii="Calibri" w:hAnsi="Calibri" w:cs="Calibri"/>
-          <w:sz w:val="22"/>
-          <w:szCs w:val="22"/>
-        </w:rPr>
+          <w:rFonts w:ascii="Arial" w:hAnsi="Arial" w:cs="Arial"/>
+          <w:sz w:val="22"/>
+          <w:szCs w:val="22"/>
+        </w:rPr>
+      </w:pPr>
+      <w:r>
+        <w:rPr>
+          <w:rFonts w:ascii="Arial" w:hAnsi="Arial" w:cs="Arial"/>
+          <w:sz w:val="22"/>
+          <w:szCs w:val="22"/>
+        </w:rPr>
+        <w:lastRenderedPageBreak/>
         <w:t xml:space="preserve">• </w:t>
       </w:r>
       <w:hyperlink r:id="rId25" w:history="1">
         <w:proofErr w:type="spellStart"/>
         <w:r>
           <w:rPr>
-            <w:rFonts w:ascii="Calibri" w:hAnsi="Calibri" w:cs="Calibri"/>
+            <w:rFonts w:ascii="Arial" w:hAnsi="Arial" w:cs="Arial"/>
             <w:color w:val="0563C1"/>
             <w:sz w:val="22"/>
             <w:szCs w:val="22"/>
@@ -2092,7 +2109,7 @@
         <w:proofErr w:type="spellEnd"/>
         <w:r>
           <w:rPr>
-            <w:rFonts w:ascii="Calibri" w:hAnsi="Calibri" w:cs="Calibri"/>
+            <w:rFonts w:ascii="Arial" w:hAnsi="Arial" w:cs="Arial"/>
             <w:color w:val="0563C1"/>
             <w:sz w:val="22"/>
             <w:szCs w:val="22"/>
@@ -2103,7 +2120,7 @@
       </w:hyperlink>
       <w:r>
         <w:rPr>
-          <w:rFonts w:ascii="Calibri" w:hAnsi="Calibri" w:cs="Calibri"/>
+          <w:rFonts w:ascii="Arial" w:hAnsi="Arial" w:cs="Arial"/>
           <w:sz w:val="22"/>
           <w:szCs w:val="22"/>
         </w:rPr>
@@ -2112,7 +2129,7 @@
       <w:proofErr w:type="spellStart"/>
       <w:r>
         <w:rPr>
-          <w:rFonts w:ascii="Calibri" w:hAnsi="Calibri" w:cs="Calibri"/>
+          <w:rFonts w:ascii="Arial" w:hAnsi="Arial" w:cs="Arial"/>
           <w:sz w:val="22"/>
           <w:szCs w:val="22"/>
         </w:rPr>
@@ -2121,7 +2138,7 @@
       <w:proofErr w:type="spellEnd"/>
       <w:r>
         <w:rPr>
-          <w:rFonts w:ascii="Calibri" w:hAnsi="Calibri" w:cs="Calibri"/>
+          <w:rFonts w:ascii="Arial" w:hAnsi="Arial" w:cs="Arial"/>
           <w:sz w:val="22"/>
           <w:szCs w:val="22"/>
         </w:rPr>
@@ -2133,14 +2150,14 @@
         <w:spacing w:after="50" w:line="240" w:lineRule="auto"/>
         <w:ind w:left="180" w:hanging="180"/>
         <w:rPr>
-          <w:rFonts w:ascii="Calibri" w:hAnsi="Calibri" w:cs="Calibri"/>
-          <w:sz w:val="22"/>
-          <w:szCs w:val="22"/>
-        </w:rPr>
-      </w:pPr>
-      <w:r>
-        <w:rPr>
-          <w:rFonts w:ascii="Calibri" w:hAnsi="Calibri" w:cs="Calibri"/>
+          <w:rFonts w:ascii="Arial" w:hAnsi="Arial" w:cs="Arial"/>
+          <w:sz w:val="22"/>
+          <w:szCs w:val="22"/>
+        </w:rPr>
+      </w:pPr>
+      <w:r>
+        <w:rPr>
+          <w:rFonts w:ascii="Arial" w:hAnsi="Arial" w:cs="Arial"/>
           <w:sz w:val="22"/>
           <w:szCs w:val="22"/>
         </w:rPr>
@@ -2150,7 +2167,7 @@
         <w:proofErr w:type="spellStart"/>
         <w:r>
           <w:rPr>
-            <w:rFonts w:ascii="Calibri" w:hAnsi="Calibri" w:cs="Calibri"/>
+            <w:rFonts w:ascii="Arial" w:hAnsi="Arial" w:cs="Arial"/>
             <w:color w:val="0563C1"/>
             <w:sz w:val="22"/>
             <w:szCs w:val="22"/>
@@ -2161,7 +2178,7 @@
         <w:proofErr w:type="spellEnd"/>
         <w:r>
           <w:rPr>
-            <w:rFonts w:ascii="Calibri" w:hAnsi="Calibri" w:cs="Calibri"/>
+            <w:rFonts w:ascii="Arial" w:hAnsi="Arial" w:cs="Arial"/>
             <w:color w:val="0563C1"/>
             <w:sz w:val="22"/>
             <w:szCs w:val="22"/>
@@ -2172,7 +2189,7 @@
       </w:hyperlink>
       <w:r>
         <w:rPr>
-          <w:rFonts w:ascii="Calibri" w:hAnsi="Calibri" w:cs="Calibri"/>
+          <w:rFonts w:ascii="Arial" w:hAnsi="Arial" w:cs="Arial"/>
           <w:sz w:val="22"/>
           <w:szCs w:val="22"/>
         </w:rPr>
@@ -2184,14 +2201,14 @@
         <w:spacing w:after="50" w:line="240" w:lineRule="auto"/>
         <w:ind w:left="180" w:hanging="180"/>
         <w:rPr>
-          <w:rFonts w:ascii="Calibri" w:hAnsi="Calibri" w:cs="Calibri"/>
-          <w:sz w:val="22"/>
-          <w:szCs w:val="22"/>
-        </w:rPr>
-      </w:pPr>
-      <w:r>
-        <w:rPr>
-          <w:rFonts w:ascii="Calibri" w:hAnsi="Calibri" w:cs="Calibri"/>
+          <w:rFonts w:ascii="Arial" w:hAnsi="Arial" w:cs="Arial"/>
+          <w:sz w:val="22"/>
+          <w:szCs w:val="22"/>
+        </w:rPr>
+      </w:pPr>
+      <w:r>
+        <w:rPr>
+          <w:rFonts w:ascii="Arial" w:hAnsi="Arial" w:cs="Arial"/>
           <w:sz w:val="22"/>
           <w:szCs w:val="22"/>
         </w:rPr>
@@ -2200,7 +2217,7 @@
       <w:hyperlink r:id="rId27" w:history="1">
         <w:r>
           <w:rPr>
-            <w:rFonts w:ascii="Calibri" w:hAnsi="Calibri" w:cs="Calibri"/>
+            <w:rFonts w:ascii="Arial" w:hAnsi="Arial" w:cs="Arial"/>
             <w:color w:val="0563C1"/>
             <w:sz w:val="22"/>
             <w:szCs w:val="22"/>
@@ -2211,7 +2228,7 @@
         <w:proofErr w:type="spellStart"/>
         <w:r>
           <w:rPr>
-            <w:rFonts w:ascii="Calibri" w:hAnsi="Calibri" w:cs="Calibri"/>
+            <w:rFonts w:ascii="Arial" w:hAnsi="Arial" w:cs="Arial"/>
             <w:color w:val="0563C1"/>
             <w:sz w:val="22"/>
             <w:szCs w:val="22"/>
@@ -2222,7 +2239,7 @@
         <w:proofErr w:type="spellEnd"/>
         <w:r>
           <w:rPr>
-            <w:rFonts w:ascii="Calibri" w:hAnsi="Calibri" w:cs="Calibri"/>
+            <w:rFonts w:ascii="Arial" w:hAnsi="Arial" w:cs="Arial"/>
             <w:color w:val="0563C1"/>
             <w:sz w:val="22"/>
             <w:szCs w:val="22"/>
@@ -2233,27 +2250,25 @@
       </w:hyperlink>
       <w:r>
         <w:rPr>
-          <w:rFonts w:ascii="Calibri" w:hAnsi="Calibri" w:cs="Calibri"/>
+          <w:rFonts w:ascii="Arial" w:hAnsi="Arial" w:cs="Arial"/>
           <w:sz w:val="22"/>
           <w:szCs w:val="22"/>
         </w:rPr>
         <w:t xml:space="preserve"> (Rust) - clarified PYI002 message to name stub-file context for </w:t>
       </w:r>
       <w:proofErr w:type="spellStart"/>
-      <w:proofErr w:type="gramStart"/>
-      <w:r>
-        <w:rPr>
-          <w:rFonts w:ascii="Calibri" w:hAnsi="Calibri" w:cs="Calibri"/>
+      <w:r>
+        <w:rPr>
+          <w:rFonts w:ascii="Arial" w:hAnsi="Arial" w:cs="Arial"/>
           <w:sz w:val="22"/>
           <w:szCs w:val="22"/>
         </w:rPr>
         <w:t>sys.platform</w:t>
       </w:r>
       <w:proofErr w:type="spellEnd"/>
-      <w:proofErr w:type="gramEnd"/>
-      <w:r>
-        <w:rPr>
-          <w:rFonts w:ascii="Calibri" w:hAnsi="Calibri" w:cs="Calibri"/>
+      <w:r>
+        <w:rPr>
+          <w:rFonts w:ascii="Arial" w:hAnsi="Arial" w:cs="Arial"/>
           <w:sz w:val="22"/>
           <w:szCs w:val="22"/>
         </w:rPr>
@@ -2262,7 +2277,7 @@
       <w:proofErr w:type="spellStart"/>
       <w:r>
         <w:rPr>
-          <w:rFonts w:ascii="Calibri" w:hAnsi="Calibri" w:cs="Calibri"/>
+          <w:rFonts w:ascii="Arial" w:hAnsi="Arial" w:cs="Arial"/>
           <w:sz w:val="22"/>
           <w:szCs w:val="22"/>
         </w:rPr>
@@ -2271,7 +2286,7 @@
       <w:proofErr w:type="spellEnd"/>
       <w:r>
         <w:rPr>
-          <w:rFonts w:ascii="Calibri" w:hAnsi="Calibri" w:cs="Calibri"/>
+          <w:rFonts w:ascii="Arial" w:hAnsi="Arial" w:cs="Arial"/>
           <w:sz w:val="22"/>
           <w:szCs w:val="22"/>
         </w:rPr>
@@ -2283,14 +2298,14 @@
         <w:spacing w:after="50" w:line="240" w:lineRule="auto"/>
         <w:ind w:left="180" w:hanging="180"/>
         <w:rPr>
-          <w:rFonts w:ascii="Calibri" w:hAnsi="Calibri" w:cs="Calibri"/>
-          <w:sz w:val="22"/>
-          <w:szCs w:val="22"/>
-        </w:rPr>
-      </w:pPr>
-      <w:r>
-        <w:rPr>
-          <w:rFonts w:ascii="Calibri" w:hAnsi="Calibri" w:cs="Calibri"/>
+          <w:rFonts w:ascii="Arial" w:hAnsi="Arial" w:cs="Arial"/>
+          <w:sz w:val="22"/>
+          <w:szCs w:val="22"/>
+        </w:rPr>
+      </w:pPr>
+      <w:r>
+        <w:rPr>
+          <w:rFonts w:ascii="Arial" w:hAnsi="Arial" w:cs="Arial"/>
           <w:sz w:val="22"/>
           <w:szCs w:val="22"/>
         </w:rPr>
@@ -2300,7 +2315,7 @@
         <w:proofErr w:type="spellStart"/>
         <w:r>
           <w:rPr>
-            <w:rFonts w:ascii="Calibri" w:hAnsi="Calibri" w:cs="Calibri"/>
+            <w:rFonts w:ascii="Arial" w:hAnsi="Arial" w:cs="Arial"/>
             <w:color w:val="0563C1"/>
             <w:sz w:val="22"/>
             <w:szCs w:val="22"/>
@@ -2311,7 +2326,7 @@
         <w:proofErr w:type="spellEnd"/>
         <w:r>
           <w:rPr>
-            <w:rFonts w:ascii="Calibri" w:hAnsi="Calibri" w:cs="Calibri"/>
+            <w:rFonts w:ascii="Arial" w:hAnsi="Arial" w:cs="Arial"/>
             <w:color w:val="0563C1"/>
             <w:sz w:val="22"/>
             <w:szCs w:val="22"/>
@@ -2322,7 +2337,7 @@
         <w:proofErr w:type="spellStart"/>
         <w:r>
           <w:rPr>
-            <w:rFonts w:ascii="Calibri" w:hAnsi="Calibri" w:cs="Calibri"/>
+            <w:rFonts w:ascii="Arial" w:hAnsi="Arial" w:cs="Arial"/>
             <w:color w:val="0563C1"/>
             <w:sz w:val="22"/>
             <w:szCs w:val="22"/>
@@ -2333,7 +2348,7 @@
         <w:proofErr w:type="spellEnd"/>
         <w:r>
           <w:rPr>
-            <w:rFonts w:ascii="Calibri" w:hAnsi="Calibri" w:cs="Calibri"/>
+            <w:rFonts w:ascii="Arial" w:hAnsi="Arial" w:cs="Arial"/>
             <w:color w:val="0563C1"/>
             <w:sz w:val="22"/>
             <w:szCs w:val="22"/>
@@ -2344,7 +2359,7 @@
       </w:hyperlink>
       <w:r>
         <w:rPr>
-          <w:rFonts w:ascii="Calibri" w:hAnsi="Calibri" w:cs="Calibri"/>
+          <w:rFonts w:ascii="Arial" w:hAnsi="Arial" w:cs="Arial"/>
           <w:sz w:val="22"/>
           <w:szCs w:val="22"/>
         </w:rPr>
@@ -2356,14 +2371,14 @@
         <w:spacing w:after="50" w:line="240" w:lineRule="auto"/>
         <w:ind w:left="180" w:hanging="180"/>
         <w:rPr>
-          <w:rFonts w:ascii="Calibri" w:hAnsi="Calibri" w:cs="Calibri"/>
-          <w:sz w:val="22"/>
-          <w:szCs w:val="22"/>
-        </w:rPr>
-      </w:pPr>
-      <w:r>
-        <w:rPr>
-          <w:rFonts w:ascii="Calibri" w:hAnsi="Calibri" w:cs="Calibri"/>
+          <w:rFonts w:ascii="Arial" w:hAnsi="Arial" w:cs="Arial"/>
+          <w:sz w:val="22"/>
+          <w:szCs w:val="22"/>
+        </w:rPr>
+      </w:pPr>
+      <w:r>
+        <w:rPr>
+          <w:rFonts w:ascii="Arial" w:hAnsi="Arial" w:cs="Arial"/>
           <w:sz w:val="22"/>
           <w:szCs w:val="22"/>
         </w:rPr>
@@ -2372,7 +2387,7 @@
       <w:hyperlink r:id="rId29" w:history="1">
         <w:r>
           <w:rPr>
-            <w:rFonts w:ascii="Calibri" w:hAnsi="Calibri" w:cs="Calibri"/>
+            <w:rFonts w:ascii="Arial" w:hAnsi="Arial" w:cs="Arial"/>
             <w:color w:val="0563C1"/>
             <w:sz w:val="22"/>
             <w:szCs w:val="22"/>
@@ -2383,7 +2398,7 @@
       </w:hyperlink>
       <w:r>
         <w:rPr>
-          <w:rFonts w:ascii="Calibri" w:hAnsi="Calibri" w:cs="Calibri"/>
+          <w:rFonts w:ascii="Arial" w:hAnsi="Arial" w:cs="Arial"/>
           <w:sz w:val="22"/>
           <w:szCs w:val="22"/>
         </w:rPr>
@@ -2395,14 +2410,14 @@
         <w:spacing w:after="50" w:line="240" w:lineRule="auto"/>
         <w:ind w:left="180" w:hanging="180"/>
         <w:rPr>
-          <w:rFonts w:ascii="Calibri" w:hAnsi="Calibri" w:cs="Calibri"/>
-          <w:sz w:val="22"/>
-          <w:szCs w:val="22"/>
-        </w:rPr>
-      </w:pPr>
-      <w:r>
-        <w:rPr>
-          <w:rFonts w:ascii="Calibri" w:hAnsi="Calibri" w:cs="Calibri"/>
+          <w:rFonts w:ascii="Arial" w:hAnsi="Arial" w:cs="Arial"/>
+          <w:sz w:val="22"/>
+          <w:szCs w:val="22"/>
+        </w:rPr>
+      </w:pPr>
+      <w:r>
+        <w:rPr>
+          <w:rFonts w:ascii="Arial" w:hAnsi="Arial" w:cs="Arial"/>
           <w:sz w:val="22"/>
           <w:szCs w:val="22"/>
         </w:rPr>
@@ -2411,7 +2426,7 @@
       <w:hyperlink r:id="rId30" w:history="1">
         <w:r>
           <w:rPr>
-            <w:rFonts w:ascii="Calibri" w:hAnsi="Calibri" w:cs="Calibri"/>
+            <w:rFonts w:ascii="Arial" w:hAnsi="Arial" w:cs="Arial"/>
             <w:color w:val="0563C1"/>
             <w:sz w:val="22"/>
             <w:szCs w:val="22"/>
@@ -2422,7 +2437,7 @@
         <w:proofErr w:type="spellStart"/>
         <w:r>
           <w:rPr>
-            <w:rFonts w:ascii="Calibri" w:hAnsi="Calibri" w:cs="Calibri"/>
+            <w:rFonts w:ascii="Arial" w:hAnsi="Arial" w:cs="Arial"/>
             <w:color w:val="0563C1"/>
             <w:sz w:val="22"/>
             <w:szCs w:val="22"/>
@@ -2433,7 +2448,7 @@
         <w:proofErr w:type="spellEnd"/>
         <w:r>
           <w:rPr>
-            <w:rFonts w:ascii="Calibri" w:hAnsi="Calibri" w:cs="Calibri"/>
+            <w:rFonts w:ascii="Arial" w:hAnsi="Arial" w:cs="Arial"/>
             <w:color w:val="0563C1"/>
             <w:sz w:val="22"/>
             <w:szCs w:val="22"/>
@@ -2444,27 +2459,25 @@
       </w:hyperlink>
       <w:r>
         <w:rPr>
-          <w:rFonts w:ascii="Calibri" w:hAnsi="Calibri" w:cs="Calibri"/>
+          <w:rFonts w:ascii="Arial" w:hAnsi="Arial" w:cs="Arial"/>
           <w:sz w:val="22"/>
           <w:szCs w:val="22"/>
         </w:rPr>
         <w:t xml:space="preserve"> (Python) - escaped report table cells with </w:t>
       </w:r>
       <w:proofErr w:type="spellStart"/>
-      <w:proofErr w:type="gramStart"/>
-      <w:r>
-        <w:rPr>
-          <w:rFonts w:ascii="Calibri" w:hAnsi="Calibri" w:cs="Calibri"/>
+      <w:r>
+        <w:rPr>
+          <w:rFonts w:ascii="Arial" w:hAnsi="Arial" w:cs="Arial"/>
           <w:sz w:val="22"/>
           <w:szCs w:val="22"/>
         </w:rPr>
         <w:t>html.escape</w:t>
       </w:r>
       <w:proofErr w:type="spellEnd"/>
-      <w:proofErr w:type="gramEnd"/>
-      <w:r>
-        <w:rPr>
-          <w:rFonts w:ascii="Calibri" w:hAnsi="Calibri" w:cs="Calibri"/>
+      <w:r>
+        <w:rPr>
+          <w:rFonts w:ascii="Arial" w:hAnsi="Arial" w:cs="Arial"/>
           <w:sz w:val="22"/>
           <w:szCs w:val="22"/>
         </w:rPr>
@@ -2476,24 +2489,23 @@
         <w:spacing w:after="50" w:line="240" w:lineRule="auto"/>
         <w:ind w:left="180" w:hanging="180"/>
         <w:rPr>
-          <w:rFonts w:ascii="Calibri" w:hAnsi="Calibri" w:cs="Calibri"/>
-          <w:sz w:val="22"/>
-          <w:szCs w:val="22"/>
-        </w:rPr>
-      </w:pPr>
-      <w:r>
-        <w:rPr>
-          <w:rFonts w:ascii="Calibri" w:hAnsi="Calibri" w:cs="Calibri"/>
-          <w:sz w:val="22"/>
-          <w:szCs w:val="22"/>
-        </w:rPr>
-        <w:lastRenderedPageBreak/>
+          <w:rFonts w:ascii="Arial" w:hAnsi="Arial" w:cs="Arial"/>
+          <w:sz w:val="22"/>
+          <w:szCs w:val="22"/>
+        </w:rPr>
+      </w:pPr>
+      <w:r>
+        <w:rPr>
+          <w:rFonts w:ascii="Arial" w:hAnsi="Arial" w:cs="Arial"/>
+          <w:sz w:val="22"/>
+          <w:szCs w:val="22"/>
+        </w:rPr>
         <w:t xml:space="preserve">• </w:t>
       </w:r>
       <w:hyperlink r:id="rId31" w:history="1">
         <w:r>
           <w:rPr>
-            <w:rFonts w:ascii="Calibri" w:hAnsi="Calibri" w:cs="Calibri"/>
+            <w:rFonts w:ascii="Arial" w:hAnsi="Arial" w:cs="Arial"/>
             <w:color w:val="0563C1"/>
             <w:sz w:val="22"/>
             <w:szCs w:val="22"/>
@@ -2504,7 +2516,7 @@
       </w:hyperlink>
       <w:r>
         <w:rPr>
-          <w:rFonts w:ascii="Calibri" w:hAnsi="Calibri" w:cs="Calibri"/>
+          <w:rFonts w:ascii="Arial" w:hAnsi="Arial" w:cs="Arial"/>
           <w:sz w:val="22"/>
           <w:szCs w:val="22"/>
         </w:rPr>
@@ -2513,7 +2525,7 @@
       <w:proofErr w:type="spellStart"/>
       <w:r>
         <w:rPr>
-          <w:rFonts w:ascii="Calibri" w:hAnsi="Calibri" w:cs="Calibri"/>
+          <w:rFonts w:ascii="Arial" w:hAnsi="Arial" w:cs="Arial"/>
           <w:sz w:val="22"/>
           <w:szCs w:val="22"/>
         </w:rPr>
@@ -2522,7 +2534,7 @@
       <w:proofErr w:type="spellEnd"/>
       <w:r>
         <w:rPr>
-          <w:rFonts w:ascii="Calibri" w:hAnsi="Calibri" w:cs="Calibri"/>
+          <w:rFonts w:ascii="Arial" w:hAnsi="Arial" w:cs="Arial"/>
           <w:sz w:val="22"/>
           <w:szCs w:val="22"/>
         </w:rPr>
@@ -2534,14 +2546,14 @@
         <w:spacing w:after="50" w:line="240" w:lineRule="auto"/>
         <w:ind w:left="180" w:hanging="180"/>
         <w:rPr>
-          <w:rFonts w:ascii="Calibri" w:hAnsi="Calibri" w:cs="Calibri"/>
-          <w:sz w:val="22"/>
-          <w:szCs w:val="22"/>
-        </w:rPr>
-      </w:pPr>
-      <w:r>
-        <w:rPr>
-          <w:rFonts w:ascii="Calibri" w:hAnsi="Calibri" w:cs="Calibri"/>
+          <w:rFonts w:ascii="Arial" w:hAnsi="Arial" w:cs="Arial"/>
+          <w:sz w:val="22"/>
+          <w:szCs w:val="22"/>
+        </w:rPr>
+      </w:pPr>
+      <w:r>
+        <w:rPr>
+          <w:rFonts w:ascii="Arial" w:hAnsi="Arial" w:cs="Arial"/>
           <w:sz w:val="22"/>
           <w:szCs w:val="22"/>
         </w:rPr>
@@ -2550,7 +2562,7 @@
       <w:hyperlink r:id="rId32" w:history="1">
         <w:r>
           <w:rPr>
-            <w:rFonts w:ascii="Calibri" w:hAnsi="Calibri" w:cs="Calibri"/>
+            <w:rFonts w:ascii="Arial" w:hAnsi="Arial" w:cs="Arial"/>
             <w:color w:val="0563C1"/>
             <w:sz w:val="22"/>
             <w:szCs w:val="22"/>
@@ -2561,36 +2573,18 @@
       </w:hyperlink>
       <w:r>
         <w:rPr>
-          <w:rFonts w:ascii="Calibri" w:hAnsi="Calibri" w:cs="Calibri"/>
-          <w:sz w:val="22"/>
-          <w:szCs w:val="22"/>
-        </w:rPr>
-        <w:t xml:space="preserve"> (MDX) - noted localhost is already </w:t>
-      </w:r>
-      <w:proofErr w:type="gramStart"/>
-      <w:r>
-        <w:rPr>
-          <w:rFonts w:ascii="Calibri" w:hAnsi="Calibri" w:cs="Calibri"/>
-          <w:sz w:val="22"/>
-          <w:szCs w:val="22"/>
-        </w:rPr>
-        <w:t>trustworthy,</w:t>
-      </w:r>
-      <w:proofErr w:type="gramEnd"/>
-      <w:r>
-        <w:rPr>
-          <w:rFonts w:ascii="Calibri" w:hAnsi="Calibri" w:cs="Calibri"/>
-          <w:sz w:val="22"/>
-          <w:szCs w:val="22"/>
-        </w:rPr>
-        <w:t xml:space="preserve"> no TLS needed for Freighter.</w:t>
+          <w:rFonts w:ascii="Arial" w:hAnsi="Arial" w:cs="Arial"/>
+          <w:sz w:val="22"/>
+          <w:szCs w:val="22"/>
+        </w:rPr>
+        <w:t xml:space="preserve"> (MDX) - noted localhost is already trustworthy, no TLS needed for Freighter.</w:t>
       </w:r>
     </w:p>
     <w:p>
       <w:pPr>
         <w:spacing w:after="60" w:line="240" w:lineRule="auto"/>
         <w:rPr>
-          <w:rFonts w:ascii="Calibri" w:hAnsi="Calibri" w:cs="Calibri"/>
+          <w:rFonts w:ascii="Arial" w:hAnsi="Arial" w:cs="Arial"/>
           <w:b/>
           <w:sz w:val="22"/>
           <w:szCs w:val="22"/>
@@ -2601,17 +2595,13 @@
       <w:pPr>
         <w:spacing w:after="60" w:line="240" w:lineRule="auto"/>
         <w:rPr>
-          <w:rFonts w:ascii="Calibri" w:hAnsi="Calibri" w:cs="Calibri"/>
-          <w:sz w:val="22"/>
-          <w:szCs w:val="22"/>
-        </w:rPr>
-      </w:pPr>
-      <w:r>
-        <w:rPr>
-          <w:rFonts w:ascii="Calibri" w:hAnsi="Calibri" w:cs="Calibri"/>
+          <w:rFonts w:ascii="Arial" w:hAnsi="Arial" w:cs="Arial"/>
+        </w:rPr>
+      </w:pPr>
+      <w:r>
+        <w:rPr>
+          <w:rFonts w:ascii="Arial" w:hAnsi="Arial" w:cs="Arial"/>
           <w:b/>
-          <w:sz w:val="22"/>
-          <w:szCs w:val="22"/>
         </w:rPr>
         <w:t>Full Stack AI Native / Forward Deployed AI Engineer | June 2026 - Present | Remote</w:t>
       </w:r>
@@ -2621,14 +2611,14 @@
         <w:spacing w:after="50" w:line="240" w:lineRule="auto"/>
         <w:ind w:left="180" w:hanging="180"/>
         <w:rPr>
-          <w:rFonts w:ascii="Calibri" w:hAnsi="Calibri" w:cs="Calibri"/>
-          <w:sz w:val="22"/>
-          <w:szCs w:val="22"/>
-        </w:rPr>
-      </w:pPr>
-      <w:r>
-        <w:rPr>
-          <w:rFonts w:ascii="Calibri" w:hAnsi="Calibri" w:cs="Calibri"/>
+          <w:rFonts w:ascii="Arial" w:hAnsi="Arial" w:cs="Arial"/>
+          <w:sz w:val="22"/>
+          <w:szCs w:val="22"/>
+        </w:rPr>
+      </w:pPr>
+      <w:r>
+        <w:rPr>
+          <w:rFonts w:ascii="Arial" w:hAnsi="Arial" w:cs="Arial"/>
           <w:sz w:val="22"/>
           <w:szCs w:val="22"/>
         </w:rPr>
@@ -2637,7 +2627,7 @@
       <w:proofErr w:type="spellStart"/>
       <w:r>
         <w:rPr>
-          <w:rFonts w:ascii="Calibri" w:hAnsi="Calibri" w:cs="Calibri"/>
+          <w:rFonts w:ascii="Arial" w:hAnsi="Arial" w:cs="Arial"/>
           <w:sz w:val="22"/>
           <w:szCs w:val="22"/>
         </w:rPr>
@@ -2646,7 +2636,7 @@
       <w:proofErr w:type="spellEnd"/>
       <w:r>
         <w:rPr>
-          <w:rFonts w:ascii="Calibri" w:hAnsi="Calibri" w:cs="Calibri"/>
+          <w:rFonts w:ascii="Arial" w:hAnsi="Arial" w:cs="Arial"/>
           <w:sz w:val="22"/>
           <w:szCs w:val="22"/>
         </w:rPr>
@@ -2658,14 +2648,14 @@
         <w:spacing w:after="50" w:line="240" w:lineRule="auto"/>
         <w:ind w:left="180" w:hanging="180"/>
         <w:rPr>
-          <w:rFonts w:ascii="Calibri" w:hAnsi="Calibri" w:cs="Calibri"/>
-          <w:sz w:val="22"/>
-          <w:szCs w:val="22"/>
-        </w:rPr>
-      </w:pPr>
-      <w:r>
-        <w:rPr>
-          <w:rFonts w:ascii="Calibri" w:hAnsi="Calibri" w:cs="Calibri"/>
+          <w:rFonts w:ascii="Arial" w:hAnsi="Arial" w:cs="Arial"/>
+          <w:sz w:val="22"/>
+          <w:szCs w:val="22"/>
+        </w:rPr>
+      </w:pPr>
+      <w:r>
+        <w:rPr>
+          <w:rFonts w:ascii="Arial" w:hAnsi="Arial" w:cs="Arial"/>
           <w:sz w:val="22"/>
           <w:szCs w:val="22"/>
         </w:rPr>
@@ -2674,7 +2664,7 @@
       <w:proofErr w:type="spellStart"/>
       <w:r>
         <w:rPr>
-          <w:rFonts w:ascii="Calibri" w:hAnsi="Calibri" w:cs="Calibri"/>
+          <w:rFonts w:ascii="Arial" w:hAnsi="Arial" w:cs="Arial"/>
           <w:sz w:val="22"/>
           <w:szCs w:val="22"/>
         </w:rPr>
@@ -2683,7 +2673,7 @@
       <w:proofErr w:type="spellEnd"/>
       <w:r>
         <w:rPr>
-          <w:rFonts w:ascii="Calibri" w:hAnsi="Calibri" w:cs="Calibri"/>
+          <w:rFonts w:ascii="Arial" w:hAnsi="Arial" w:cs="Arial"/>
           <w:sz w:val="22"/>
           <w:szCs w:val="22"/>
         </w:rPr>
@@ -2695,14 +2685,14 @@
         <w:spacing w:after="50" w:line="240" w:lineRule="auto"/>
         <w:ind w:left="180" w:hanging="180"/>
         <w:rPr>
-          <w:rFonts w:ascii="Calibri" w:hAnsi="Calibri" w:cs="Calibri"/>
-          <w:sz w:val="22"/>
-          <w:szCs w:val="22"/>
-        </w:rPr>
-      </w:pPr>
-      <w:r>
-        <w:rPr>
-          <w:rFonts w:ascii="Calibri" w:hAnsi="Calibri" w:cs="Calibri"/>
+          <w:rFonts w:ascii="Arial" w:hAnsi="Arial" w:cs="Arial"/>
+          <w:sz w:val="22"/>
+          <w:szCs w:val="22"/>
+        </w:rPr>
+      </w:pPr>
+      <w:r>
+        <w:rPr>
+          <w:rFonts w:ascii="Arial" w:hAnsi="Arial" w:cs="Arial"/>
           <w:sz w:val="22"/>
           <w:szCs w:val="22"/>
         </w:rPr>
@@ -2711,7 +2701,7 @@
       <w:proofErr w:type="spellStart"/>
       <w:r>
         <w:rPr>
-          <w:rFonts w:ascii="Calibri" w:hAnsi="Calibri" w:cs="Calibri"/>
+          <w:rFonts w:ascii="Arial" w:hAnsi="Arial" w:cs="Arial"/>
           <w:sz w:val="22"/>
           <w:szCs w:val="22"/>
         </w:rPr>
@@ -2720,7 +2710,7 @@
       <w:proofErr w:type="spellEnd"/>
       <w:r>
         <w:rPr>
-          <w:rFonts w:ascii="Calibri" w:hAnsi="Calibri" w:cs="Calibri"/>
+          <w:rFonts w:ascii="Arial" w:hAnsi="Arial" w:cs="Arial"/>
           <w:sz w:val="22"/>
           <w:szCs w:val="22"/>
         </w:rPr>
@@ -2732,14 +2722,14 @@
         <w:spacing w:after="50" w:line="240" w:lineRule="auto"/>
         <w:ind w:left="180" w:hanging="180"/>
         <w:rPr>
-          <w:rFonts w:ascii="Calibri" w:hAnsi="Calibri" w:cs="Calibri"/>
-          <w:sz w:val="22"/>
-          <w:szCs w:val="22"/>
-        </w:rPr>
-      </w:pPr>
-      <w:r>
-        <w:rPr>
-          <w:rFonts w:ascii="Calibri" w:hAnsi="Calibri" w:cs="Calibri"/>
+          <w:rFonts w:ascii="Arial" w:hAnsi="Arial" w:cs="Arial"/>
+          <w:sz w:val="22"/>
+          <w:szCs w:val="22"/>
+        </w:rPr>
+      </w:pPr>
+      <w:r>
+        <w:rPr>
+          <w:rFonts w:ascii="Arial" w:hAnsi="Arial" w:cs="Arial"/>
           <w:sz w:val="22"/>
           <w:szCs w:val="22"/>
         </w:rPr>
@@ -2748,7 +2738,7 @@
       <w:proofErr w:type="spellStart"/>
       <w:r>
         <w:rPr>
-          <w:rFonts w:ascii="Calibri" w:hAnsi="Calibri" w:cs="Calibri"/>
+          <w:rFonts w:ascii="Arial" w:hAnsi="Arial" w:cs="Arial"/>
           <w:sz w:val="22"/>
           <w:szCs w:val="22"/>
         </w:rPr>
@@ -2757,7 +2747,7 @@
       <w:proofErr w:type="spellEnd"/>
       <w:r>
         <w:rPr>
-          <w:rFonts w:ascii="Calibri" w:hAnsi="Calibri" w:cs="Calibri"/>
+          <w:rFonts w:ascii="Arial" w:hAnsi="Arial" w:cs="Arial"/>
           <w:sz w:val="22"/>
           <w:szCs w:val="22"/>
         </w:rPr>
@@ -2769,14 +2759,14 @@
         <w:spacing w:after="50" w:line="240" w:lineRule="auto"/>
         <w:ind w:left="180" w:hanging="180"/>
         <w:rPr>
-          <w:rFonts w:ascii="Calibri" w:hAnsi="Calibri" w:cs="Calibri"/>
-          <w:sz w:val="22"/>
-          <w:szCs w:val="22"/>
-        </w:rPr>
-      </w:pPr>
-      <w:r>
-        <w:rPr>
-          <w:rFonts w:ascii="Calibri" w:hAnsi="Calibri" w:cs="Calibri"/>
+          <w:rFonts w:ascii="Arial" w:hAnsi="Arial" w:cs="Arial"/>
+          <w:sz w:val="22"/>
+          <w:szCs w:val="22"/>
+        </w:rPr>
+      </w:pPr>
+      <w:r>
+        <w:rPr>
+          <w:rFonts w:ascii="Arial" w:hAnsi="Arial" w:cs="Arial"/>
           <w:sz w:val="22"/>
           <w:szCs w:val="22"/>
         </w:rPr>
@@ -2785,7 +2775,7 @@
       <w:proofErr w:type="spellStart"/>
       <w:r>
         <w:rPr>
-          <w:rFonts w:ascii="Calibri" w:hAnsi="Calibri" w:cs="Calibri"/>
+          <w:rFonts w:ascii="Arial" w:hAnsi="Arial" w:cs="Arial"/>
           <w:sz w:val="22"/>
           <w:szCs w:val="22"/>
         </w:rPr>
@@ -2794,7 +2784,7 @@
       <w:proofErr w:type="spellEnd"/>
       <w:r>
         <w:rPr>
-          <w:rFonts w:ascii="Calibri" w:hAnsi="Calibri" w:cs="Calibri"/>
+          <w:rFonts w:ascii="Arial" w:hAnsi="Arial" w:cs="Arial"/>
           <w:sz w:val="22"/>
           <w:szCs w:val="22"/>
         </w:rPr>
@@ -2803,7 +2793,7 @@
       <w:proofErr w:type="spellStart"/>
       <w:r>
         <w:rPr>
-          <w:rFonts w:ascii="Calibri" w:hAnsi="Calibri" w:cs="Calibri"/>
+          <w:rFonts w:ascii="Arial" w:hAnsi="Arial" w:cs="Arial"/>
           <w:sz w:val="22"/>
           <w:szCs w:val="22"/>
         </w:rPr>
@@ -2812,7 +2802,7 @@
       <w:proofErr w:type="spellEnd"/>
       <w:r>
         <w:rPr>
-          <w:rFonts w:ascii="Calibri" w:hAnsi="Calibri" w:cs="Calibri"/>
+          <w:rFonts w:ascii="Arial" w:hAnsi="Arial" w:cs="Arial"/>
           <w:sz w:val="22"/>
           <w:szCs w:val="22"/>
         </w:rPr>
@@ -2821,7 +2811,7 @@
       <w:proofErr w:type="spellStart"/>
       <w:r>
         <w:rPr>
-          <w:rFonts w:ascii="Calibri" w:hAnsi="Calibri" w:cs="Calibri"/>
+          <w:rFonts w:ascii="Arial" w:hAnsi="Arial" w:cs="Arial"/>
           <w:sz w:val="22"/>
           <w:szCs w:val="22"/>
         </w:rPr>
@@ -2830,7 +2820,7 @@
       <w:proofErr w:type="spellEnd"/>
       <w:r>
         <w:rPr>
-          <w:rFonts w:ascii="Calibri" w:hAnsi="Calibri" w:cs="Calibri"/>
+          <w:rFonts w:ascii="Arial" w:hAnsi="Arial" w:cs="Arial"/>
           <w:sz w:val="22"/>
           <w:szCs w:val="22"/>
         </w:rPr>
@@ -2839,7 +2829,7 @@
       <w:proofErr w:type="spellStart"/>
       <w:r>
         <w:rPr>
-          <w:rFonts w:ascii="Calibri" w:hAnsi="Calibri" w:cs="Calibri"/>
+          <w:rFonts w:ascii="Arial" w:hAnsi="Arial" w:cs="Arial"/>
           <w:sz w:val="22"/>
           <w:szCs w:val="22"/>
         </w:rPr>
@@ -2848,7 +2838,7 @@
       <w:proofErr w:type="spellEnd"/>
       <w:r>
         <w:rPr>
-          <w:rFonts w:ascii="Calibri" w:hAnsi="Calibri" w:cs="Calibri"/>
+          <w:rFonts w:ascii="Arial" w:hAnsi="Arial" w:cs="Arial"/>
           <w:sz w:val="22"/>
           <w:szCs w:val="22"/>
         </w:rPr>
@@ -2860,14 +2850,14 @@
         <w:spacing w:after="50" w:line="240" w:lineRule="auto"/>
         <w:ind w:left="180" w:hanging="180"/>
         <w:rPr>
-          <w:rFonts w:ascii="Calibri" w:hAnsi="Calibri" w:cs="Calibri"/>
-          <w:sz w:val="22"/>
-          <w:szCs w:val="22"/>
-        </w:rPr>
-      </w:pPr>
-      <w:r>
-        <w:rPr>
-          <w:rFonts w:ascii="Calibri" w:hAnsi="Calibri" w:cs="Calibri"/>
+          <w:rFonts w:ascii="Arial" w:hAnsi="Arial" w:cs="Arial"/>
+          <w:sz w:val="22"/>
+          <w:szCs w:val="22"/>
+        </w:rPr>
+      </w:pPr>
+      <w:r>
+        <w:rPr>
+          <w:rFonts w:ascii="Arial" w:hAnsi="Arial" w:cs="Arial"/>
           <w:sz w:val="22"/>
           <w:szCs w:val="22"/>
         </w:rPr>
@@ -2876,7 +2866,7 @@
       <w:proofErr w:type="spellStart"/>
       <w:r>
         <w:rPr>
-          <w:rFonts w:ascii="Calibri" w:hAnsi="Calibri" w:cs="Calibri"/>
+          <w:rFonts w:ascii="Arial" w:hAnsi="Arial" w:cs="Arial"/>
           <w:sz w:val="22"/>
           <w:szCs w:val="22"/>
         </w:rPr>
@@ -2885,194 +2875,168 @@
       <w:proofErr w:type="spellEnd"/>
       <w:r>
         <w:rPr>
-          <w:rFonts w:ascii="Calibri" w:hAnsi="Calibri" w:cs="Calibri"/>
-          <w:sz w:val="22"/>
-          <w:szCs w:val="22"/>
-        </w:rPr>
-        <w:t xml:space="preserve">: 5,000+ open roles across Greenhouse/Ashby/Lever; </w:t>
+          <w:rFonts w:ascii="Arial" w:hAnsi="Arial" w:cs="Arial"/>
+          <w:sz w:val="22"/>
+          <w:szCs w:val="22"/>
+        </w:rPr>
+        <w:t>: 5,000+ open roles across Greenhouse/Ashby/Lever; TanStack Start, React 19, Neon Postgres, Expo, 4x-daily crawls. Live: jobrow.vercel.app</w:t>
+      </w:r>
+    </w:p>
+    <w:p>
+      <w:pPr>
+        <w:spacing w:after="50" w:line="240" w:lineRule="auto"/>
+        <w:ind w:left="180" w:hanging="180"/>
+        <w:rPr>
+          <w:rFonts w:ascii="Arial" w:hAnsi="Arial" w:cs="Arial"/>
+          <w:sz w:val="22"/>
+          <w:szCs w:val="22"/>
+        </w:rPr>
+      </w:pPr>
+      <w:r>
+        <w:rPr>
+          <w:rFonts w:ascii="Arial" w:hAnsi="Arial" w:cs="Arial"/>
+          <w:sz w:val="22"/>
+          <w:szCs w:val="22"/>
+        </w:rPr>
+        <w:t>• Veritas (research agent), Cadence (healthcare, 5-layer memory), chaos platform (self-healing, WebSocket telemetry).</w:t>
+      </w:r>
+    </w:p>
+    <w:p>
+      <w:pPr>
+        <w:spacing w:after="50" w:line="240" w:lineRule="auto"/>
+        <w:ind w:left="180" w:hanging="180"/>
+        <w:rPr>
+          <w:rFonts w:ascii="Arial" w:hAnsi="Arial" w:cs="Arial"/>
+          <w:sz w:val="22"/>
+          <w:szCs w:val="22"/>
+        </w:rPr>
+      </w:pPr>
+      <w:r>
+        <w:rPr>
+          <w:rFonts w:ascii="Arial" w:hAnsi="Arial" w:cs="Arial"/>
+          <w:sz w:val="22"/>
+          <w:szCs w:val="22"/>
+        </w:rPr>
+        <w:t>• AI-native full stack with frontier models: fast iteration, test-driven validation, repo norms, reproducible upstream delivery.</w:t>
+      </w:r>
+    </w:p>
+    <w:p>
+      <w:pPr>
+        <w:spacing w:after="50" w:line="240" w:lineRule="auto"/>
+        <w:ind w:left="180" w:hanging="180"/>
+        <w:rPr>
+          <w:rFonts w:ascii="Arial" w:hAnsi="Arial" w:cs="Arial"/>
+          <w:sz w:val="22"/>
+          <w:szCs w:val="22"/>
+        </w:rPr>
+      </w:pPr>
+    </w:p>
+    <w:p>
+      <w:pPr>
+        <w:spacing w:after="60" w:line="240" w:lineRule="auto"/>
+        <w:rPr>
+          <w:rFonts w:ascii="Arial" w:hAnsi="Arial" w:cs="Arial"/>
+          <w:b/>
+          <w:bCs/>
+        </w:rPr>
+      </w:pPr>
+      <w:r>
+        <w:rPr>
+          <w:rFonts w:ascii="Arial" w:hAnsi="Arial" w:cs="Arial"/>
+          <w:b/>
+          <w:bCs/>
+        </w:rPr>
+        <w:t>Quantitative Crypto Trader &amp; Derivatives Strategist | September 2016 - Present | Remote</w:t>
+      </w:r>
+    </w:p>
+    <w:p>
+      <w:pPr>
+        <w:spacing w:after="50" w:line="240" w:lineRule="auto"/>
+        <w:ind w:left="180" w:hanging="180"/>
+        <w:rPr>
+          <w:rFonts w:ascii="Arial" w:hAnsi="Arial" w:cs="Arial"/>
+          <w:sz w:val="22"/>
+          <w:szCs w:val="22"/>
+        </w:rPr>
+      </w:pPr>
+      <w:r>
+        <w:rPr>
+          <w:rFonts w:ascii="Arial" w:hAnsi="Arial" w:cs="Arial"/>
+          <w:sz w:val="22"/>
+          <w:szCs w:val="22"/>
+        </w:rPr>
+        <w:t>• Manage diversified proprietary capital across tier-1 exchanges including Binance, Coinbase, Bitget.</w:t>
+      </w:r>
+    </w:p>
+    <w:p>
+      <w:pPr>
+        <w:spacing w:after="50" w:line="240" w:lineRule="auto"/>
+        <w:ind w:left="180" w:hanging="180"/>
+        <w:rPr>
+          <w:rFonts w:ascii="Arial" w:hAnsi="Arial" w:cs="Arial"/>
+          <w:sz w:val="22"/>
+          <w:szCs w:val="22"/>
+        </w:rPr>
+      </w:pPr>
+      <w:r>
+        <w:rPr>
+          <w:rFonts w:ascii="Arial" w:hAnsi="Arial" w:cs="Arial"/>
+          <w:sz w:val="22"/>
+          <w:szCs w:val="22"/>
+        </w:rPr>
+        <w:t>• Built and ran automated grid, DCA, and Martingale bots on Pionex and Binance to capture spread and volatility in ranging markets.</w:t>
+      </w:r>
+    </w:p>
+    <w:p>
+      <w:pPr>
+        <w:spacing w:after="50" w:line="240" w:lineRule="auto"/>
+        <w:ind w:left="180" w:hanging="180"/>
+        <w:rPr>
+          <w:rFonts w:ascii="Arial" w:hAnsi="Arial" w:cs="Arial"/>
+          <w:sz w:val="22"/>
+          <w:szCs w:val="22"/>
+        </w:rPr>
+      </w:pPr>
+      <w:r>
+        <w:rPr>
+          <w:rFonts w:ascii="Arial" w:hAnsi="Arial" w:cs="Arial"/>
+          <w:sz w:val="22"/>
+          <w:szCs w:val="22"/>
+        </w:rPr>
+        <w:t>• Executed delta-neutral basis and funding-rate arbitrage between spot and perpetuals, plus concentrated-liquidity and lending-loop strategies on-chain.</w:t>
+      </w:r>
+    </w:p>
+    <w:p>
+      <w:pPr>
+        <w:spacing w:after="50" w:line="240" w:lineRule="auto"/>
+        <w:ind w:left="180" w:hanging="180"/>
+        <w:rPr>
+          <w:rFonts w:ascii="Arial" w:hAnsi="Arial" w:cs="Arial"/>
+          <w:sz w:val="22"/>
+          <w:szCs w:val="22"/>
+        </w:rPr>
+      </w:pPr>
+      <w:r>
+        <w:rPr>
+          <w:rFonts w:ascii="Arial" w:hAnsi="Arial" w:cs="Arial"/>
+          <w:sz w:val="22"/>
+          <w:szCs w:val="22"/>
+        </w:rPr>
+        <w:t xml:space="preserve">• Applied TWAP/VWAP execution on illiquid pairs, with </w:t>
       </w:r>
       <w:proofErr w:type="spellStart"/>
       <w:r>
         <w:rPr>
-          <w:rFonts w:ascii="Calibri" w:hAnsi="Calibri" w:cs="Calibri"/>
-          <w:sz w:val="22"/>
-          <w:szCs w:val="22"/>
-        </w:rPr>
-        <w:t>TanStack</w:t>
+          <w:rFonts w:ascii="Arial" w:hAnsi="Arial" w:cs="Arial"/>
+          <w:sz w:val="22"/>
+          <w:szCs w:val="22"/>
+        </w:rPr>
+        <w:t>VaR</w:t>
       </w:r>
       <w:proofErr w:type="spellEnd"/>
       <w:r>
         <w:rPr>
-          <w:rFonts w:ascii="Calibri" w:hAnsi="Calibri" w:cs="Calibri"/>
-          <w:sz w:val="22"/>
-          <w:szCs w:val="22"/>
-        </w:rPr>
-        <w:t xml:space="preserve"> Start, React 19, Neon Postgres, Expo, 4x-daily crawls. Live: jobrow.vercel.app</w:t>
-      </w:r>
-    </w:p>
-    <w:p>
-      <w:pPr>
-        <w:spacing w:after="50" w:line="240" w:lineRule="auto"/>
-        <w:ind w:left="180" w:hanging="180"/>
-        <w:rPr>
-          <w:rFonts w:ascii="Calibri" w:hAnsi="Calibri" w:cs="Calibri"/>
-          <w:sz w:val="22"/>
-          <w:szCs w:val="22"/>
-        </w:rPr>
-      </w:pPr>
-      <w:r>
-        <w:rPr>
-          <w:rFonts w:ascii="Calibri" w:hAnsi="Calibri" w:cs="Calibri"/>
-          <w:sz w:val="22"/>
-          <w:szCs w:val="22"/>
-        </w:rPr>
-        <w:t>• Also: Veritas (research agent), Cadence (healthcare, 5-layer memory), chaos platform (self-healing, WebSocket telemetry).</w:t>
-      </w:r>
-    </w:p>
-    <w:p>
-      <w:pPr>
-        <w:spacing w:after="50" w:line="240" w:lineRule="auto"/>
-        <w:ind w:left="180" w:hanging="180"/>
-        <w:rPr>
-          <w:rFonts w:ascii="Calibri" w:hAnsi="Calibri" w:cs="Calibri"/>
-          <w:sz w:val="22"/>
-          <w:szCs w:val="22"/>
-        </w:rPr>
-      </w:pPr>
-      <w:r>
-        <w:rPr>
-          <w:rFonts w:ascii="Calibri" w:hAnsi="Calibri" w:cs="Calibri"/>
-          <w:sz w:val="22"/>
-          <w:szCs w:val="22"/>
-        </w:rPr>
-        <w:t>• AI-native full stack with frontier models: fast iteration, test-driven validation, repo norms, reproducible upstream delivery.</w:t>
-      </w:r>
-    </w:p>
-    <w:p>
-      <w:pPr>
-        <w:spacing w:before="120" w:after="10" w:line="240" w:lineRule="auto"/>
-        <w:rPr>
-          <w:rFonts w:ascii="Calibri" w:hAnsi="Calibri" w:cs="Calibri"/>
-          <w:sz w:val="22"/>
-          <w:szCs w:val="22"/>
-        </w:rPr>
-      </w:pPr>
-      <w:r>
-        <w:rPr>
-          <w:rFonts w:ascii="Calibri" w:hAnsi="Calibri" w:cs="Calibri"/>
-          <w:b/>
-          <w:sz w:val="22"/>
-          <w:szCs w:val="22"/>
-        </w:rPr>
-        <w:t>SPECTRAL QUANTITATIVE TRADING</w:t>
-      </w:r>
-    </w:p>
-    <w:p>
-      <w:pPr>
-        <w:spacing w:after="60" w:line="240" w:lineRule="auto"/>
-        <w:rPr>
-          <w:rFonts w:ascii="Calibri" w:hAnsi="Calibri" w:cs="Calibri"/>
-          <w:sz w:val="22"/>
-          <w:szCs w:val="22"/>
-        </w:rPr>
-      </w:pPr>
-      <w:r>
-        <w:rPr>
-          <w:rFonts w:ascii="Calibri" w:hAnsi="Calibri" w:cs="Calibri"/>
-          <w:sz w:val="22"/>
-          <w:szCs w:val="22"/>
-        </w:rPr>
-        <w:t>Quantitative Crypto Trader &amp; Derivatives Strategist | September 2016 - Present | Remote</w:t>
-      </w:r>
-    </w:p>
-    <w:p>
-      <w:pPr>
-        <w:spacing w:after="50" w:line="240" w:lineRule="auto"/>
-        <w:ind w:left="180" w:hanging="180"/>
-        <w:rPr>
-          <w:rFonts w:ascii="Calibri" w:hAnsi="Calibri" w:cs="Calibri"/>
-          <w:sz w:val="22"/>
-          <w:szCs w:val="22"/>
-        </w:rPr>
-      </w:pPr>
-      <w:r>
-        <w:rPr>
-          <w:rFonts w:ascii="Calibri" w:hAnsi="Calibri" w:cs="Calibri"/>
-          <w:sz w:val="22"/>
-          <w:szCs w:val="22"/>
-        </w:rPr>
-        <w:t>• Manage diversified proprietary capital across tier-1 exchanges including Binance, Coinbase, Bitget.</w:t>
-      </w:r>
-    </w:p>
-    <w:p>
-      <w:pPr>
-        <w:spacing w:after="50" w:line="240" w:lineRule="auto"/>
-        <w:ind w:left="180" w:hanging="180"/>
-        <w:rPr>
-          <w:rFonts w:ascii="Calibri" w:hAnsi="Calibri" w:cs="Calibri"/>
-          <w:sz w:val="22"/>
-          <w:szCs w:val="22"/>
-        </w:rPr>
-      </w:pPr>
-      <w:r>
-        <w:rPr>
-          <w:rFonts w:ascii="Calibri" w:hAnsi="Calibri" w:cs="Calibri"/>
-          <w:sz w:val="22"/>
-          <w:szCs w:val="22"/>
-        </w:rPr>
-        <w:t>• Built and ran automated grid, DCA, and Martingale bots on Pionex and Binance to capture spread and volatility in ranging markets.</w:t>
-      </w:r>
-    </w:p>
-    <w:p>
-      <w:pPr>
-        <w:spacing w:after="50" w:line="240" w:lineRule="auto"/>
-        <w:ind w:left="180" w:hanging="180"/>
-        <w:rPr>
-          <w:rFonts w:ascii="Calibri" w:hAnsi="Calibri" w:cs="Calibri"/>
-          <w:sz w:val="22"/>
-          <w:szCs w:val="22"/>
-        </w:rPr>
-      </w:pPr>
-      <w:r>
-        <w:rPr>
-          <w:rFonts w:ascii="Calibri" w:hAnsi="Calibri" w:cs="Calibri"/>
-          <w:sz w:val="22"/>
-          <w:szCs w:val="22"/>
-        </w:rPr>
-        <w:t>• Executed delta-neutral basis and funding-rate arbitrage between spot and perpetuals, plus concentrated-liquidity and lending-loop strategies on-chain.</w:t>
-      </w:r>
-    </w:p>
-    <w:p>
-      <w:pPr>
-        <w:spacing w:after="50" w:line="240" w:lineRule="auto"/>
-        <w:ind w:left="180" w:hanging="180"/>
-        <w:rPr>
-          <w:rFonts w:ascii="Calibri" w:hAnsi="Calibri" w:cs="Calibri"/>
-          <w:sz w:val="22"/>
-          <w:szCs w:val="22"/>
-        </w:rPr>
-      </w:pPr>
-      <w:r>
-        <w:rPr>
-          <w:rFonts w:ascii="Calibri" w:hAnsi="Calibri" w:cs="Calibri"/>
-          <w:sz w:val="22"/>
-          <w:szCs w:val="22"/>
-        </w:rPr>
-        <w:t xml:space="preserve">• Applied TWAP/VWAP execution on illiquid pairs, with </w:t>
-      </w:r>
-      <w:proofErr w:type="spellStart"/>
-      <w:r>
-        <w:rPr>
-          <w:rFonts w:ascii="Calibri" w:hAnsi="Calibri" w:cs="Calibri"/>
-          <w:sz w:val="22"/>
-          <w:szCs w:val="22"/>
-        </w:rPr>
-        <w:t>VaR</w:t>
-      </w:r>
-      <w:proofErr w:type="spellEnd"/>
-      <w:r>
-        <w:rPr>
-          <w:rFonts w:ascii="Calibri" w:hAnsi="Calibri" w:cs="Calibri"/>
+          <w:rFonts w:ascii="Arial" w:hAnsi="Arial" w:cs="Arial"/>
           <w:sz w:val="22"/>
           <w:szCs w:val="22"/>
         </w:rPr>
@@ -3086,129 +3050,263 @@
         </w:pBdr>
         <w:spacing w:before="200" w:after="70" w:line="240" w:lineRule="auto"/>
         <w:rPr>
-          <w:rFonts w:ascii="Calibri" w:hAnsi="Calibri" w:cs="Calibri"/>
-          <w:sz w:val="22"/>
-          <w:szCs w:val="22"/>
-        </w:rPr>
-      </w:pPr>
-      <w:r>
-        <w:rPr>
-          <w:rFonts w:ascii="Calibri" w:hAnsi="Calibri" w:cs="Calibri"/>
+          <w:rFonts w:ascii="Arial" w:hAnsi="Arial" w:cs="Arial"/>
+        </w:rPr>
+      </w:pPr>
+      <w:r>
+        <w:rPr>
+          <w:rFonts w:ascii="Arial" w:hAnsi="Arial" w:cs="Arial"/>
           <w:b/>
-          <w:sz w:val="22"/>
-          <w:szCs w:val="22"/>
-        </w:rPr>
-        <w:t>CERTIFICATIONS</w:t>
-      </w:r>
-    </w:p>
-    <w:p>
-      <w:pPr>
-        <w:spacing w:after="50" w:line="240" w:lineRule="auto"/>
-        <w:ind w:left="180" w:hanging="180"/>
-        <w:rPr>
-          <w:rFonts w:ascii="Calibri" w:hAnsi="Calibri" w:cs="Calibri"/>
-          <w:sz w:val="22"/>
-          <w:szCs w:val="22"/>
-        </w:rPr>
-      </w:pPr>
-      <w:r>
-        <w:rPr>
-          <w:rFonts w:ascii="Calibri" w:hAnsi="Calibri" w:cs="Calibri"/>
-          <w:sz w:val="22"/>
-          <w:szCs w:val="22"/>
-        </w:rPr>
-        <w:t>• Model Context Protocol: Advanced Topics - Anthropic, 2026</w:t>
-      </w:r>
-    </w:p>
-    <w:p>
-      <w:pPr>
-        <w:spacing w:after="50" w:line="240" w:lineRule="auto"/>
-        <w:ind w:left="180" w:hanging="180"/>
-        <w:rPr>
-          <w:rFonts w:ascii="Calibri" w:hAnsi="Calibri" w:cs="Calibri"/>
-          <w:sz w:val="22"/>
-          <w:szCs w:val="22"/>
-        </w:rPr>
-      </w:pPr>
-      <w:r>
-        <w:rPr>
-          <w:rFonts w:ascii="Calibri" w:hAnsi="Calibri" w:cs="Calibri"/>
-          <w:sz w:val="22"/>
-          <w:szCs w:val="22"/>
-        </w:rPr>
-        <w:t>• AI Fluency for Builders - Anthropic (with CodePath), 2026</w:t>
-      </w:r>
-    </w:p>
-    <w:p>
-      <w:pPr>
-        <w:spacing w:after="50" w:line="240" w:lineRule="auto"/>
-        <w:ind w:left="180" w:hanging="180"/>
-        <w:rPr>
-          <w:rFonts w:ascii="Calibri" w:hAnsi="Calibri" w:cs="Calibri"/>
-          <w:sz w:val="22"/>
-          <w:szCs w:val="22"/>
-        </w:rPr>
-      </w:pPr>
-      <w:r>
-        <w:rPr>
-          <w:rFonts w:ascii="Calibri" w:hAnsi="Calibri" w:cs="Calibri"/>
-          <w:sz w:val="22"/>
-          <w:szCs w:val="22"/>
-        </w:rPr>
-        <w:t>• Agents and Workflows - OpenAI Academy, 2026</w:t>
-      </w:r>
-    </w:p>
-    <w:p>
-      <w:pPr>
-        <w:spacing w:after="50" w:line="240" w:lineRule="auto"/>
-        <w:ind w:left="180" w:hanging="180"/>
-        <w:rPr>
-          <w:rFonts w:ascii="Calibri" w:hAnsi="Calibri" w:cs="Calibri"/>
-          <w:sz w:val="22"/>
-          <w:szCs w:val="22"/>
-        </w:rPr>
-      </w:pPr>
-      <w:r>
-        <w:rPr>
-          <w:rFonts w:ascii="Calibri" w:hAnsi="Calibri" w:cs="Calibri"/>
-          <w:sz w:val="22"/>
-          <w:szCs w:val="22"/>
-        </w:rPr>
-        <w:t>• Deep Agents with LangGraph - LangChain Academy, 2026</w:t>
-      </w:r>
-    </w:p>
-    <w:p>
-      <w:pPr>
-        <w:spacing w:after="50" w:line="240" w:lineRule="auto"/>
-        <w:ind w:left="180" w:hanging="180"/>
-        <w:rPr>
-          <w:rFonts w:ascii="Calibri" w:hAnsi="Calibri" w:cs="Calibri"/>
-          <w:sz w:val="22"/>
-          <w:szCs w:val="22"/>
-        </w:rPr>
-      </w:pPr>
-      <w:r>
-        <w:rPr>
-          <w:rFonts w:ascii="Calibri" w:hAnsi="Calibri" w:cs="Calibri"/>
-          <w:sz w:val="22"/>
-          <w:szCs w:val="22"/>
-        </w:rPr>
-        <w:t>• Ambient Agents with LangGraph - LangChain Academy, 2026</w:t>
-      </w:r>
-    </w:p>
-    <w:p>
-      <w:pPr>
-        <w:spacing w:after="50" w:line="240" w:lineRule="auto"/>
-        <w:ind w:left="180" w:hanging="180"/>
-        <w:rPr>
-          <w:rFonts w:ascii="Calibri" w:hAnsi="Calibri" w:cs="Calibri"/>
-          <w:sz w:val="22"/>
-          <w:szCs w:val="22"/>
-        </w:rPr>
-      </w:pPr>
-      <w:r>
-        <w:rPr>
-          <w:rFonts w:ascii="Calibri" w:hAnsi="Calibri" w:cs="Calibri"/>
+        </w:rPr>
+        <w:t>C</w:t>
+      </w:r>
+      <w:r>
+        <w:rPr>
+          <w:rFonts w:ascii="Arial" w:hAnsi="Arial" w:cs="Arial"/>
+          <w:b/>
+        </w:rPr>
+        <w:t>ertifications</w:t>
+      </w:r>
+    </w:p>
+    <w:p>
+      <w:pPr>
+        <w:spacing w:after="50" w:line="240" w:lineRule="auto"/>
+        <w:ind w:left="180" w:hanging="180"/>
+        <w:rPr>
+          <w:rFonts w:ascii="Arial" w:hAnsi="Arial" w:cs="Arial"/>
+          <w:sz w:val="22"/>
+          <w:szCs w:val="22"/>
+        </w:rPr>
+      </w:pPr>
+      <w:r>
+        <w:rPr>
+          <w:rFonts w:ascii="Arial" w:hAnsi="Arial" w:cs="Arial"/>
+          <w:sz w:val="22"/>
+          <w:szCs w:val="22"/>
+        </w:rPr>
+        <w:t xml:space="preserve">• </w:t>
+      </w:r>
+      <w:hyperlink r:id="rId33" w:history="1">
+        <w:r>
+          <w:rPr>
+            <w:rStyle w:val="Hyperlink"/>
+            <w:rFonts w:ascii="Arial" w:hAnsi="Arial" w:cs="Arial"/>
+            <w:sz w:val="22"/>
+            <w:szCs w:val="22"/>
+          </w:rPr>
+          <w:t>Model Context P</w:t>
+        </w:r>
+        <w:r>
+          <w:rPr>
+            <w:rStyle w:val="Hyperlink"/>
+            <w:rFonts w:ascii="Arial" w:hAnsi="Arial" w:cs="Arial"/>
+            <w:sz w:val="22"/>
+            <w:szCs w:val="22"/>
+          </w:rPr>
+          <w:t>r</w:t>
+        </w:r>
+        <w:r>
+          <w:rPr>
+            <w:rStyle w:val="Hyperlink"/>
+            <w:rFonts w:ascii="Arial" w:hAnsi="Arial" w:cs="Arial"/>
+            <w:sz w:val="22"/>
+            <w:szCs w:val="22"/>
+          </w:rPr>
+          <w:t>otocol</w:t>
+        </w:r>
+      </w:hyperlink>
+      <w:r>
+        <w:rPr>
+          <w:rFonts w:ascii="Arial" w:hAnsi="Arial" w:cs="Arial"/>
+          <w:sz w:val="22"/>
+          <w:szCs w:val="22"/>
+        </w:rPr>
+        <w:t>: Advanced Topics - Anthropic, 2026</w:t>
+      </w:r>
+    </w:p>
+    <w:p>
+      <w:pPr>
+        <w:spacing w:after="50" w:line="240" w:lineRule="auto"/>
+        <w:ind w:left="180" w:hanging="180"/>
+        <w:rPr>
+          <w:rFonts w:ascii="Arial" w:hAnsi="Arial" w:cs="Arial"/>
+          <w:sz w:val="22"/>
+          <w:szCs w:val="22"/>
+        </w:rPr>
+      </w:pPr>
+      <w:r>
+        <w:rPr>
+          <w:rFonts w:ascii="Arial" w:hAnsi="Arial" w:cs="Arial"/>
+          <w:sz w:val="22"/>
+          <w:szCs w:val="22"/>
+        </w:rPr>
+        <w:t xml:space="preserve">• </w:t>
+      </w:r>
+      <w:hyperlink r:id="rId34" w:history="1">
+        <w:r>
+          <w:rPr>
+            <w:rStyle w:val="Hyperlink"/>
+            <w:rFonts w:ascii="Arial" w:hAnsi="Arial" w:cs="Arial"/>
+            <w:sz w:val="22"/>
+            <w:szCs w:val="22"/>
+          </w:rPr>
+          <w:t>AI Fluency for B</w:t>
+        </w:r>
+        <w:r>
+          <w:rPr>
+            <w:rStyle w:val="Hyperlink"/>
+            <w:rFonts w:ascii="Arial" w:hAnsi="Arial" w:cs="Arial"/>
+            <w:sz w:val="22"/>
+            <w:szCs w:val="22"/>
+          </w:rPr>
+          <w:t>u</w:t>
+        </w:r>
+        <w:r>
+          <w:rPr>
+            <w:rStyle w:val="Hyperlink"/>
+            <w:rFonts w:ascii="Arial" w:hAnsi="Arial" w:cs="Arial"/>
+            <w:sz w:val="22"/>
+            <w:szCs w:val="22"/>
+          </w:rPr>
+          <w:t>ilders</w:t>
+        </w:r>
+      </w:hyperlink>
+      <w:r>
+        <w:rPr>
+          <w:rFonts w:ascii="Arial" w:hAnsi="Arial" w:cs="Arial"/>
+          <w:sz w:val="22"/>
+          <w:szCs w:val="22"/>
+        </w:rPr>
+        <w:t xml:space="preserve"> - Anthropic (with CodePath), 2026</w:t>
+      </w:r>
+    </w:p>
+    <w:p>
+      <w:pPr>
+        <w:spacing w:after="50" w:line="240" w:lineRule="auto"/>
+        <w:ind w:left="180" w:hanging="180"/>
+        <w:rPr>
+          <w:rFonts w:ascii="Arial" w:hAnsi="Arial" w:cs="Arial"/>
+          <w:sz w:val="22"/>
+          <w:szCs w:val="22"/>
+        </w:rPr>
+      </w:pPr>
+      <w:r>
+        <w:rPr>
+          <w:rFonts w:ascii="Arial" w:hAnsi="Arial" w:cs="Arial"/>
+          <w:sz w:val="22"/>
+          <w:szCs w:val="22"/>
+        </w:rPr>
+        <w:t xml:space="preserve">• </w:t>
+      </w:r>
+      <w:hyperlink r:id="rId35" w:history="1">
+        <w:r>
+          <w:rPr>
+            <w:rStyle w:val="Hyperlink"/>
+            <w:rFonts w:ascii="Arial" w:hAnsi="Arial" w:cs="Arial"/>
+            <w:sz w:val="22"/>
+            <w:szCs w:val="22"/>
+          </w:rPr>
+          <w:t>Agents and Workflows</w:t>
+        </w:r>
+      </w:hyperlink>
+      <w:r>
+        <w:rPr>
+          <w:rFonts w:ascii="Arial" w:hAnsi="Arial" w:cs="Arial"/>
+          <w:sz w:val="22"/>
+          <w:szCs w:val="22"/>
+        </w:rPr>
+        <w:t xml:space="preserve"> - OpenAI Academy, 2026</w:t>
+      </w:r>
+    </w:p>
+    <w:p>
+      <w:pPr>
+        <w:spacing w:after="50" w:line="240" w:lineRule="auto"/>
+        <w:ind w:left="180" w:hanging="180"/>
+        <w:rPr>
+          <w:rFonts w:ascii="Arial" w:hAnsi="Arial" w:cs="Arial"/>
+          <w:sz w:val="22"/>
+          <w:szCs w:val="22"/>
+        </w:rPr>
+      </w:pPr>
+      <w:r>
+        <w:rPr>
+          <w:rFonts w:ascii="Arial" w:hAnsi="Arial" w:cs="Arial"/>
+          <w:sz w:val="22"/>
+          <w:szCs w:val="22"/>
+        </w:rPr>
+        <w:t xml:space="preserve">• </w:t>
+      </w:r>
+      <w:hyperlink r:id="rId36" w:history="1">
+        <w:r>
+          <w:rPr>
+            <w:rStyle w:val="Hyperlink"/>
+            <w:rFonts w:ascii="Arial" w:hAnsi="Arial" w:cs="Arial"/>
+            <w:sz w:val="22"/>
+            <w:szCs w:val="22"/>
+          </w:rPr>
+          <w:t>Deep Agents with LangGraph</w:t>
+        </w:r>
+      </w:hyperlink>
+      <w:r>
+        <w:rPr>
+          <w:rFonts w:ascii="Arial" w:hAnsi="Arial" w:cs="Arial"/>
+          <w:sz w:val="22"/>
+          <w:szCs w:val="22"/>
+        </w:rPr>
+        <w:t xml:space="preserve"> - LangChain Academy, 2026</w:t>
+      </w:r>
+    </w:p>
+    <w:p>
+      <w:pPr>
+        <w:spacing w:after="50" w:line="240" w:lineRule="auto"/>
+        <w:ind w:left="180" w:hanging="180"/>
+        <w:rPr>
+          <w:rFonts w:ascii="Arial" w:hAnsi="Arial" w:cs="Arial"/>
+          <w:sz w:val="22"/>
+          <w:szCs w:val="22"/>
+        </w:rPr>
+      </w:pPr>
+      <w:r>
+        <w:rPr>
+          <w:rFonts w:ascii="Arial" w:hAnsi="Arial" w:cs="Arial"/>
+          <w:sz w:val="22"/>
+          <w:szCs w:val="22"/>
+        </w:rPr>
+        <w:t xml:space="preserve">• </w:t>
+      </w:r>
+      <w:hyperlink r:id="rId37" w:history="1">
+        <w:r>
+          <w:rPr>
+            <w:rStyle w:val="Hyperlink"/>
+            <w:rFonts w:ascii="Arial" w:hAnsi="Arial" w:cs="Arial"/>
+            <w:sz w:val="22"/>
+            <w:szCs w:val="22"/>
+          </w:rPr>
+          <w:t>Ambient Agents with LangGraph</w:t>
+        </w:r>
+      </w:hyperlink>
+      <w:r>
+        <w:rPr>
+          <w:rFonts w:ascii="Arial" w:hAnsi="Arial" w:cs="Arial"/>
+          <w:sz w:val="22"/>
+          <w:szCs w:val="22"/>
+        </w:rPr>
+        <w:t xml:space="preserve"> - LangChain Academy, 2026</w:t>
+      </w:r>
+    </w:p>
+    <w:p>
+      <w:pPr>
+        <w:spacing w:after="50" w:line="240" w:lineRule="auto"/>
+        <w:ind w:left="180" w:hanging="180"/>
+        <w:rPr>
+          <w:rFonts w:ascii="Arial" w:hAnsi="Arial" w:cs="Arial"/>
+          <w:sz w:val="22"/>
+          <w:szCs w:val="22"/>
+        </w:rPr>
+      </w:pPr>
+      <w:r>
+        <w:rPr>
+          <w:rFonts w:ascii="Arial" w:hAnsi="Arial" w:cs="Arial"/>
           <w:sz w:val="22"/>
           <w:szCs w:val="22"/>
         </w:rPr>
@@ -3220,14 +3318,14 @@
         <w:spacing w:after="50" w:line="240" w:lineRule="auto"/>
         <w:ind w:left="180" w:hanging="180"/>
         <w:rPr>
-          <w:rFonts w:ascii="Calibri" w:hAnsi="Calibri" w:cs="Calibri"/>
-          <w:sz w:val="22"/>
-          <w:szCs w:val="22"/>
-        </w:rPr>
-      </w:pPr>
-      <w:r>
-        <w:rPr>
-          <w:rFonts w:ascii="Calibri" w:hAnsi="Calibri" w:cs="Calibri"/>
+          <w:rFonts w:ascii="Arial" w:hAnsi="Arial" w:cs="Arial"/>
+          <w:sz w:val="22"/>
+          <w:szCs w:val="22"/>
+        </w:rPr>
+      </w:pPr>
+      <w:r>
+        <w:rPr>
+          <w:rFonts w:ascii="Arial" w:hAnsi="Arial" w:cs="Arial"/>
           <w:sz w:val="22"/>
           <w:szCs w:val="22"/>
         </w:rPr>
@@ -3239,14 +3337,14 @@
         <w:spacing w:after="50" w:line="240" w:lineRule="auto"/>
         <w:ind w:left="180" w:hanging="180"/>
         <w:rPr>
-          <w:rFonts w:ascii="Calibri" w:hAnsi="Calibri" w:cs="Calibri"/>
-          <w:sz w:val="22"/>
-          <w:szCs w:val="22"/>
-        </w:rPr>
-      </w:pPr>
-      <w:r>
-        <w:rPr>
-          <w:rFonts w:ascii="Calibri" w:hAnsi="Calibri" w:cs="Calibri"/>
+          <w:rFonts w:ascii="Arial" w:hAnsi="Arial" w:cs="Arial"/>
+          <w:sz w:val="22"/>
+          <w:szCs w:val="22"/>
+        </w:rPr>
+      </w:pPr>
+      <w:r>
+        <w:rPr>
+          <w:rFonts w:ascii="Arial" w:hAnsi="Arial" w:cs="Arial"/>
           <w:sz w:val="22"/>
           <w:szCs w:val="22"/>
         </w:rPr>
@@ -3258,14 +3356,14 @@
         <w:spacing w:after="50" w:line="240" w:lineRule="auto"/>
         <w:ind w:left="180" w:hanging="180"/>
         <w:rPr>
-          <w:rFonts w:ascii="Calibri" w:hAnsi="Calibri" w:cs="Calibri"/>
-          <w:sz w:val="22"/>
-          <w:szCs w:val="22"/>
-        </w:rPr>
-      </w:pPr>
-      <w:r>
-        <w:rPr>
-          <w:rFonts w:ascii="Calibri" w:hAnsi="Calibri" w:cs="Calibri"/>
+          <w:rFonts w:ascii="Arial" w:hAnsi="Arial" w:cs="Arial"/>
+          <w:sz w:val="22"/>
+          <w:szCs w:val="22"/>
+        </w:rPr>
+      </w:pPr>
+      <w:r>
+        <w:rPr>
+          <w:rFonts w:ascii="Arial" w:hAnsi="Arial" w:cs="Arial"/>
           <w:sz w:val="22"/>
           <w:szCs w:val="22"/>
         </w:rPr>
@@ -3277,14 +3375,14 @@
         <w:spacing w:after="50" w:line="240" w:lineRule="auto"/>
         <w:ind w:left="180" w:hanging="180"/>
         <w:rPr>
-          <w:rFonts w:ascii="Calibri" w:hAnsi="Calibri" w:cs="Calibri"/>
-          <w:sz w:val="22"/>
-          <w:szCs w:val="22"/>
-        </w:rPr>
-      </w:pPr>
-      <w:r>
-        <w:rPr>
-          <w:rFonts w:ascii="Calibri" w:hAnsi="Calibri" w:cs="Calibri"/>
+          <w:rFonts w:ascii="Arial" w:hAnsi="Arial" w:cs="Arial"/>
+          <w:sz w:val="22"/>
+          <w:szCs w:val="22"/>
+        </w:rPr>
+      </w:pPr>
+      <w:r>
+        <w:rPr>
+          <w:rFonts w:ascii="Arial" w:hAnsi="Arial" w:cs="Arial"/>
           <w:sz w:val="22"/>
           <w:szCs w:val="22"/>
         </w:rPr>
@@ -3296,17 +3394,18 @@
         <w:spacing w:after="50" w:line="240" w:lineRule="auto"/>
         <w:ind w:left="180" w:hanging="180"/>
         <w:rPr>
-          <w:rFonts w:ascii="Calibri" w:hAnsi="Calibri" w:cs="Calibri"/>
-          <w:sz w:val="22"/>
-          <w:szCs w:val="22"/>
-        </w:rPr>
-      </w:pPr>
-      <w:r>
-        <w:rPr>
-          <w:rFonts w:ascii="Calibri" w:hAnsi="Calibri" w:cs="Calibri"/>
-          <w:sz w:val="22"/>
-          <w:szCs w:val="22"/>
-        </w:rPr>
+          <w:rFonts w:ascii="Arial" w:hAnsi="Arial" w:cs="Arial"/>
+          <w:sz w:val="22"/>
+          <w:szCs w:val="22"/>
+        </w:rPr>
+      </w:pPr>
+      <w:r>
+        <w:rPr>
+          <w:rFonts w:ascii="Arial" w:hAnsi="Arial" w:cs="Arial"/>
+          <w:sz w:val="22"/>
+          <w:szCs w:val="22"/>
+        </w:rPr>
+        <w:lastRenderedPageBreak/>
         <w:t>• Deep Learning Specialization - DeepLearning.AI, 2020</w:t>
       </w:r>
     </w:p>
@@ -3315,14 +3414,14 @@
         <w:spacing w:after="50" w:line="240" w:lineRule="auto"/>
         <w:ind w:left="180" w:hanging="180"/>
         <w:rPr>
-          <w:rFonts w:ascii="Calibri" w:hAnsi="Calibri" w:cs="Calibri"/>
-          <w:sz w:val="22"/>
-          <w:szCs w:val="22"/>
-        </w:rPr>
-      </w:pPr>
-      <w:r>
-        <w:rPr>
-          <w:rFonts w:ascii="Calibri" w:hAnsi="Calibri" w:cs="Calibri"/>
+          <w:rFonts w:ascii="Arial" w:hAnsi="Arial" w:cs="Arial"/>
+          <w:sz w:val="22"/>
+          <w:szCs w:val="22"/>
+        </w:rPr>
+      </w:pPr>
+      <w:r>
+        <w:rPr>
+          <w:rFonts w:ascii="Arial" w:hAnsi="Arial" w:cs="Arial"/>
           <w:sz w:val="22"/>
           <w:szCs w:val="22"/>
         </w:rPr>
@@ -3334,14 +3433,14 @@
         <w:spacing w:after="50" w:line="240" w:lineRule="auto"/>
         <w:ind w:left="180" w:hanging="180"/>
         <w:rPr>
-          <w:rFonts w:ascii="Calibri" w:hAnsi="Calibri" w:cs="Calibri"/>
-          <w:sz w:val="22"/>
-          <w:szCs w:val="22"/>
-        </w:rPr>
-      </w:pPr>
-      <w:r>
-        <w:rPr>
-          <w:rFonts w:ascii="Calibri" w:hAnsi="Calibri" w:cs="Calibri"/>
+          <w:rFonts w:ascii="Arial" w:hAnsi="Arial" w:cs="Arial"/>
+          <w:sz w:val="22"/>
+          <w:szCs w:val="22"/>
+        </w:rPr>
+      </w:pPr>
+      <w:r>
+        <w:rPr>
+          <w:rFonts w:ascii="Arial" w:hAnsi="Arial" w:cs="Arial"/>
           <w:sz w:val="22"/>
           <w:szCs w:val="22"/>
         </w:rPr>
@@ -3353,14 +3452,14 @@
         <w:spacing w:after="50" w:line="240" w:lineRule="auto"/>
         <w:ind w:left="180" w:hanging="180"/>
         <w:rPr>
-          <w:rFonts w:ascii="Calibri" w:hAnsi="Calibri" w:cs="Calibri"/>
-          <w:sz w:val="22"/>
-          <w:szCs w:val="22"/>
-        </w:rPr>
-      </w:pPr>
-      <w:r>
-        <w:rPr>
-          <w:rFonts w:ascii="Calibri" w:hAnsi="Calibri" w:cs="Calibri"/>
+          <w:rFonts w:ascii="Arial" w:hAnsi="Arial" w:cs="Arial"/>
+          <w:sz w:val="22"/>
+          <w:szCs w:val="22"/>
+        </w:rPr>
+      </w:pPr>
+      <w:r>
+        <w:rPr>
+          <w:rFonts w:ascii="Arial" w:hAnsi="Arial" w:cs="Arial"/>
           <w:sz w:val="22"/>
           <w:szCs w:val="22"/>
         </w:rPr>
@@ -3372,14 +3471,14 @@
         <w:spacing w:after="50" w:line="240" w:lineRule="auto"/>
         <w:ind w:left="180" w:hanging="180"/>
         <w:rPr>
-          <w:rFonts w:ascii="Calibri" w:hAnsi="Calibri" w:cs="Calibri"/>
-          <w:sz w:val="22"/>
-          <w:szCs w:val="22"/>
-        </w:rPr>
-      </w:pPr>
-      <w:r>
-        <w:rPr>
-          <w:rFonts w:ascii="Calibri" w:hAnsi="Calibri" w:cs="Calibri"/>
+          <w:rFonts w:ascii="Arial" w:hAnsi="Arial" w:cs="Arial"/>
+          <w:sz w:val="22"/>
+          <w:szCs w:val="22"/>
+        </w:rPr>
+      </w:pPr>
+      <w:r>
+        <w:rPr>
+          <w:rFonts w:ascii="Arial" w:hAnsi="Arial" w:cs="Arial"/>
           <w:sz w:val="22"/>
           <w:szCs w:val="22"/>
         </w:rPr>
@@ -3393,52 +3492,100 @@
         </w:pBdr>
         <w:spacing w:before="200" w:after="70" w:line="240" w:lineRule="auto"/>
         <w:rPr>
-          <w:rFonts w:ascii="Calibri" w:hAnsi="Calibri" w:cs="Calibri"/>
-          <w:sz w:val="22"/>
-          <w:szCs w:val="22"/>
-        </w:rPr>
-      </w:pPr>
-      <w:r>
-        <w:rPr>
-          <w:rFonts w:ascii="Calibri" w:hAnsi="Calibri" w:cs="Calibri"/>
+          <w:rFonts w:ascii="Arial" w:hAnsi="Arial" w:cs="Arial"/>
+        </w:rPr>
+      </w:pPr>
+      <w:r>
+        <w:rPr>
+          <w:rFonts w:ascii="Arial" w:hAnsi="Arial" w:cs="Arial"/>
           <w:b/>
-          <w:sz w:val="22"/>
-          <w:szCs w:val="22"/>
-        </w:rPr>
-        <w:t>EDUCATION</w:t>
+        </w:rPr>
+        <w:t>E</w:t>
+      </w:r>
+      <w:r>
+        <w:rPr>
+          <w:rFonts w:ascii="Arial" w:hAnsi="Arial" w:cs="Arial"/>
+          <w:b/>
+        </w:rPr>
+        <w:t>ducation</w:t>
       </w:r>
     </w:p>
     <w:p>
       <w:pPr>
         <w:spacing w:before="120" w:after="10" w:line="240" w:lineRule="auto"/>
         <w:rPr>
-          <w:rFonts w:ascii="Calibri" w:hAnsi="Calibri" w:cs="Calibri"/>
-          <w:sz w:val="22"/>
-          <w:szCs w:val="22"/>
-        </w:rPr>
-      </w:pPr>
-      <w:r>
-        <w:rPr>
-          <w:rFonts w:ascii="Calibri" w:hAnsi="Calibri" w:cs="Calibri"/>
+          <w:rFonts w:ascii="Arial" w:hAnsi="Arial" w:cs="Arial"/>
+          <w:sz w:val="22"/>
+          <w:szCs w:val="22"/>
+        </w:rPr>
+      </w:pPr>
+      <w:r>
+        <w:rPr>
+          <w:rFonts w:ascii="Arial" w:hAnsi="Arial" w:cs="Arial"/>
           <w:b/>
           <w:sz w:val="22"/>
           <w:szCs w:val="22"/>
         </w:rPr>
-        <w:t>UNIVERSITY OF MUMBAI</w:t>
+        <w:t>U</w:t>
+      </w:r>
+      <w:r>
+        <w:rPr>
+          <w:rFonts w:ascii="Arial" w:hAnsi="Arial" w:cs="Arial"/>
+          <w:b/>
+          <w:sz w:val="22"/>
+          <w:szCs w:val="22"/>
+        </w:rPr>
+        <w:t>niversity</w:t>
+      </w:r>
+      <w:r>
+        <w:rPr>
+          <w:rFonts w:ascii="Arial" w:hAnsi="Arial" w:cs="Arial"/>
+          <w:b/>
+          <w:sz w:val="22"/>
+          <w:szCs w:val="22"/>
+        </w:rPr>
+        <w:t xml:space="preserve"> </w:t>
+      </w:r>
+      <w:r>
+        <w:rPr>
+          <w:rFonts w:ascii="Arial" w:hAnsi="Arial" w:cs="Arial"/>
+          <w:b/>
+          <w:sz w:val="22"/>
+          <w:szCs w:val="22"/>
+        </w:rPr>
+        <w:t>of</w:t>
+      </w:r>
+      <w:r>
+        <w:rPr>
+          <w:rFonts w:ascii="Arial" w:hAnsi="Arial" w:cs="Arial"/>
+          <w:b/>
+          <w:sz w:val="22"/>
+          <w:szCs w:val="22"/>
+        </w:rPr>
+        <w:t xml:space="preserve"> M</w:t>
+      </w:r>
+      <w:r>
+        <w:rPr>
+          <w:rFonts w:ascii="Arial" w:hAnsi="Arial" w:cs="Arial"/>
+          <w:b/>
+          <w:sz w:val="22"/>
+          <w:szCs w:val="22"/>
+        </w:rPr>
+        <w:t>umbai</w:t>
       </w:r>
     </w:p>
     <w:p>
       <w:pPr>
         <w:spacing w:after="60" w:line="240" w:lineRule="auto"/>
         <w:rPr>
-          <w:rFonts w:ascii="Calibri" w:hAnsi="Calibri" w:cs="Calibri"/>
-          <w:sz w:val="22"/>
-          <w:szCs w:val="22"/>
-        </w:rPr>
-      </w:pPr>
-      <w:r>
-        <w:rPr>
-          <w:rFonts w:ascii="Calibri" w:hAnsi="Calibri" w:cs="Calibri"/>
+          <w:rFonts w:ascii="Arial" w:hAnsi="Arial" w:cs="Arial"/>
+          <w:sz w:val="22"/>
+          <w:szCs w:val="22"/>
+        </w:rPr>
+      </w:pPr>
+      <w:r>
+        <w:rPr>
+          <w:rFonts w:ascii="Arial" w:hAnsi="Arial" w:cs="Arial"/>
           <w:sz w:val="22"/>
           <w:szCs w:val="22"/>
         </w:rPr>
@@ -3449,14 +3596,14 @@
       <w:pPr>
         <w:spacing w:after="60" w:line="240" w:lineRule="auto"/>
         <w:rPr>
-          <w:rFonts w:ascii="Calibri" w:hAnsi="Calibri" w:cs="Calibri"/>
-          <w:sz w:val="22"/>
-          <w:szCs w:val="22"/>
-        </w:rPr>
-      </w:pPr>
-      <w:r>
-        <w:rPr>
-          <w:rFonts w:ascii="Calibri" w:hAnsi="Calibri" w:cs="Calibri"/>
+          <w:rFonts w:ascii="Arial" w:hAnsi="Arial" w:cs="Arial"/>
+          <w:sz w:val="22"/>
+          <w:szCs w:val="22"/>
+        </w:rPr>
+      </w:pPr>
+      <w:r>
+        <w:rPr>
+          <w:rFonts w:ascii="Arial" w:hAnsi="Arial" w:cs="Arial"/>
           <w:sz w:val="22"/>
           <w:szCs w:val="22"/>
         </w:rPr>
@@ -3464,7 +3611,7 @@
       </w:r>
       <w:r>
         <w:rPr>
-          <w:rFonts w:ascii="Calibri" w:hAnsi="Calibri" w:cs="Calibri"/>
+          <w:rFonts w:ascii="Arial" w:hAnsi="Arial" w:cs="Arial"/>
           <w:sz w:val="22"/>
           <w:szCs w:val="22"/>
         </w:rPr>
@@ -3472,7 +3619,7 @@
       </w:r>
       <w:r>
         <w:rPr>
-          <w:rFonts w:ascii="Calibri" w:hAnsi="Calibri" w:cs="Calibri"/>
+          <w:rFonts w:ascii="Arial" w:hAnsi="Arial" w:cs="Arial"/>
           <w:sz w:val="22"/>
           <w:szCs w:val="22"/>
         </w:rPr>
@@ -3481,7 +3628,7 @@
     </w:p>
     <w:sectPr>
       <w:pgSz w:w="12240" w:h="15840"/>
-      <w:pgMar w:top="576" w:right="576" w:bottom="576" w:left="576" w:header="432" w:footer="432" w:gutter="0"/>
+      <w:pgMar w:top="720" w:right="720" w:bottom="720" w:left="720" w:header="431" w:footer="431" w:gutter="0"/>
       <w:cols w:space="720"/>
       <w:docGrid w:linePitch="360"/>
     </w:sectPr>
@@ -3940,6 +4087,18 @@
       <w:shd w:val="clear" w:color="auto" w:fill="E1DFDD"/>
     </w:rPr>
   </w:style>
+  <w:style w:type="character" w:styleId="FollowedHyperlink">
+    <w:name w:val="FollowedHyperlink"/>
+    <w:basedOn w:val="DefaultParagraphFont"/>
+    <w:uiPriority w:val="99"/>
+    <w:semiHidden/>
+    <w:unhideWhenUsed/>
+    <w:rsid w:val="007563B4"/>
+    <w:rPr>
+      <w:color w:val="96607D" w:themeColor="followedHyperlink"/>
+      <w:u w:val="single"/>
+    </w:rPr>
+  </w:style>
 </w:styles>
 </file>
 

--- a/docs/Devayan_Mandal.docx
+++ b/docs/Devayan_Mandal.docx
@@ -1242,6 +1242,7 @@
         <w:t xml:space="preserve"> (Rust/TypeScript) - respected </w:t>
       </w:r>
       <w:proofErr w:type="spellStart"/>
+      <w:proofErr w:type="gramStart"/>
       <w:r>
         <w:rPr>
           <w:rFonts w:ascii="Arial" w:hAnsi="Arial" w:cs="Arial"/>
@@ -1251,6 +1252,7 @@
         <w:t>lockfile:false</w:t>
       </w:r>
       <w:proofErr w:type="spellEnd"/>
+      <w:proofErr w:type="gramEnd"/>
       <w:r>
         <w:rPr>
           <w:rFonts w:ascii="Arial" w:hAnsi="Arial" w:cs="Arial"/>
@@ -1738,6 +1740,7 @@
         <w:t xml:space="preserve"> (Python) - documented </w:t>
       </w:r>
       <w:proofErr w:type="spellStart"/>
+      <w:proofErr w:type="gramStart"/>
       <w:r>
         <w:rPr>
           <w:rFonts w:ascii="Arial" w:hAnsi="Arial" w:cs="Arial"/>
@@ -1747,6 +1750,7 @@
         <w:t>pytest.toml</w:t>
       </w:r>
       <w:proofErr w:type="spellEnd"/>
+      <w:proofErr w:type="gramEnd"/>
       <w:r>
         <w:rPr>
           <w:rFonts w:ascii="Arial" w:hAnsi="Arial" w:cs="Arial"/>
@@ -2257,6 +2261,7 @@
         <w:t xml:space="preserve"> (Rust) - clarified PYI002 message to name stub-file context for </w:t>
       </w:r>
       <w:proofErr w:type="spellStart"/>
+      <w:proofErr w:type="gramStart"/>
       <w:r>
         <w:rPr>
           <w:rFonts w:ascii="Arial" w:hAnsi="Arial" w:cs="Arial"/>
@@ -2266,6 +2271,7 @@
         <w:t>sys.platform</w:t>
       </w:r>
       <w:proofErr w:type="spellEnd"/>
+      <w:proofErr w:type="gramEnd"/>
       <w:r>
         <w:rPr>
           <w:rFonts w:ascii="Arial" w:hAnsi="Arial" w:cs="Arial"/>
@@ -2466,6 +2472,7 @@
         <w:t xml:space="preserve"> (Python) - escaped report table cells with </w:t>
       </w:r>
       <w:proofErr w:type="spellStart"/>
+      <w:proofErr w:type="gramStart"/>
       <w:r>
         <w:rPr>
           <w:rFonts w:ascii="Arial" w:hAnsi="Arial" w:cs="Arial"/>
@@ -2475,6 +2482,7 @@
         <w:t>html.escape</w:t>
       </w:r>
       <w:proofErr w:type="spellEnd"/>
+      <w:proofErr w:type="gramEnd"/>
       <w:r>
         <w:rPr>
           <w:rFonts w:ascii="Arial" w:hAnsi="Arial" w:cs="Arial"/>
@@ -2577,7 +2585,25 @@
           <w:sz w:val="22"/>
           <w:szCs w:val="22"/>
         </w:rPr>
-        <w:t xml:space="preserve"> (MDX) - noted localhost is already trustworthy, no TLS needed for Freighter.</w:t>
+        <w:t xml:space="preserve"> (MDX) - noted localhost is already </w:t>
+      </w:r>
+      <w:proofErr w:type="gramStart"/>
+      <w:r>
+        <w:rPr>
+          <w:rFonts w:ascii="Arial" w:hAnsi="Arial" w:cs="Arial"/>
+          <w:sz w:val="22"/>
+          <w:szCs w:val="22"/>
+        </w:rPr>
+        <w:t>trustworthy,</w:t>
+      </w:r>
+      <w:proofErr w:type="gramEnd"/>
+      <w:r>
+        <w:rPr>
+          <w:rFonts w:ascii="Arial" w:hAnsi="Arial" w:cs="Arial"/>
+          <w:sz w:val="22"/>
+          <w:szCs w:val="22"/>
+        </w:rPr>
+        <w:t xml:space="preserve"> no TLS needed for Freighter.</w:t>
       </w:r>
     </w:p>
     <w:p>
@@ -3094,8 +3120,37 @@
             <w:sz w:val="22"/>
             <w:szCs w:val="22"/>
           </w:rPr>
-          <w:t>Model Context P</w:t>
-        </w:r>
+          <w:t>Model Context Protocol</w:t>
+        </w:r>
+      </w:hyperlink>
+      <w:r>
+        <w:rPr>
+          <w:rFonts w:ascii="Arial" w:hAnsi="Arial" w:cs="Arial"/>
+          <w:sz w:val="22"/>
+          <w:szCs w:val="22"/>
+        </w:rPr>
+        <w:t>: Advanced Topics - Anthropic, 2026</w:t>
+      </w:r>
+    </w:p>
+    <w:p>
+      <w:pPr>
+        <w:spacing w:after="50" w:line="240" w:lineRule="auto"/>
+        <w:ind w:left="180" w:hanging="180"/>
+        <w:rPr>
+          <w:rFonts w:ascii="Arial" w:hAnsi="Arial" w:cs="Arial"/>
+          <w:sz w:val="22"/>
+          <w:szCs w:val="22"/>
+        </w:rPr>
+      </w:pPr>
+      <w:r>
+        <w:rPr>
+          <w:rFonts w:ascii="Arial" w:hAnsi="Arial" w:cs="Arial"/>
+          <w:sz w:val="22"/>
+          <w:szCs w:val="22"/>
+        </w:rPr>
+        <w:t xml:space="preserve">• </w:t>
+      </w:r>
+      <w:hyperlink r:id="rId34" w:history="1">
         <w:r>
           <w:rPr>
             <w:rStyle w:val="Hyperlink"/>
@@ -3103,8 +3158,37 @@
             <w:sz w:val="22"/>
             <w:szCs w:val="22"/>
           </w:rPr>
-          <w:t>r</w:t>
-        </w:r>
+          <w:t>AI Fluency for Builders</w:t>
+        </w:r>
+      </w:hyperlink>
+      <w:r>
+        <w:rPr>
+          <w:rFonts w:ascii="Arial" w:hAnsi="Arial" w:cs="Arial"/>
+          <w:sz w:val="22"/>
+          <w:szCs w:val="22"/>
+        </w:rPr>
+        <w:t xml:space="preserve"> - Anthropic (with CodePath), 2026</w:t>
+      </w:r>
+    </w:p>
+    <w:p>
+      <w:pPr>
+        <w:spacing w:after="50" w:line="240" w:lineRule="auto"/>
+        <w:ind w:left="180" w:hanging="180"/>
+        <w:rPr>
+          <w:rFonts w:ascii="Arial" w:hAnsi="Arial" w:cs="Arial"/>
+          <w:sz w:val="22"/>
+          <w:szCs w:val="22"/>
+        </w:rPr>
+      </w:pPr>
+      <w:r>
+        <w:rPr>
+          <w:rFonts w:ascii="Arial" w:hAnsi="Arial" w:cs="Arial"/>
+          <w:sz w:val="22"/>
+          <w:szCs w:val="22"/>
+        </w:rPr>
+        <w:t xml:space="preserve">• </w:t>
+      </w:r>
+      <w:hyperlink r:id="rId35" w:history="1">
         <w:r>
           <w:rPr>
             <w:rStyle w:val="Hyperlink"/>
@@ -3112,7 +3196,7 @@
             <w:sz w:val="22"/>
             <w:szCs w:val="22"/>
           </w:rPr>
-          <w:t>otocol</w:t>
+          <w:t>Agents and Workflows</w:t>
         </w:r>
       </w:hyperlink>
       <w:r>
@@ -3121,7 +3205,7 @@
           <w:sz w:val="22"/>
           <w:szCs w:val="22"/>
         </w:rPr>
-        <w:t>: Advanced Topics - Anthropic, 2026</w:t>
+        <w:t xml:space="preserve"> - OpenAI Academy, 2026</w:t>
       </w:r>
     </w:p>
     <w:p>
@@ -3142,7 +3226,7 @@
         </w:rPr>
         <w:t xml:space="preserve">• </w:t>
       </w:r>
-      <w:hyperlink r:id="rId34" w:history="1">
+      <w:hyperlink r:id="rId36" w:history="1">
         <w:r>
           <w:rPr>
             <w:rStyle w:val="Hyperlink"/>
@@ -3150,8 +3234,37 @@
             <w:sz w:val="22"/>
             <w:szCs w:val="22"/>
           </w:rPr>
-          <w:t>AI Fluency for B</w:t>
-        </w:r>
+          <w:t>Deep Agents with LangGraph</w:t>
+        </w:r>
+      </w:hyperlink>
+      <w:r>
+        <w:rPr>
+          <w:rFonts w:ascii="Arial" w:hAnsi="Arial" w:cs="Arial"/>
+          <w:sz w:val="22"/>
+          <w:szCs w:val="22"/>
+        </w:rPr>
+        <w:t xml:space="preserve"> - LangChain Academy, 2026</w:t>
+      </w:r>
+    </w:p>
+    <w:p>
+      <w:pPr>
+        <w:spacing w:after="50" w:line="240" w:lineRule="auto"/>
+        <w:ind w:left="180" w:hanging="180"/>
+        <w:rPr>
+          <w:rFonts w:ascii="Arial" w:hAnsi="Arial" w:cs="Arial"/>
+          <w:sz w:val="22"/>
+          <w:szCs w:val="22"/>
+        </w:rPr>
+      </w:pPr>
+      <w:r>
+        <w:rPr>
+          <w:rFonts w:ascii="Arial" w:hAnsi="Arial" w:cs="Arial"/>
+          <w:sz w:val="22"/>
+          <w:szCs w:val="22"/>
+        </w:rPr>
+        <w:t xml:space="preserve">• </w:t>
+      </w:r>
+      <w:hyperlink r:id="rId37" w:history="1">
         <w:r>
           <w:rPr>
             <w:rStyle w:val="Hyperlink"/>
@@ -3159,8 +3272,37 @@
             <w:sz w:val="22"/>
             <w:szCs w:val="22"/>
           </w:rPr>
-          <w:t>u</w:t>
-        </w:r>
+          <w:t>Ambient Agents with LangGraph</w:t>
+        </w:r>
+      </w:hyperlink>
+      <w:r>
+        <w:rPr>
+          <w:rFonts w:ascii="Arial" w:hAnsi="Arial" w:cs="Arial"/>
+          <w:sz w:val="22"/>
+          <w:szCs w:val="22"/>
+        </w:rPr>
+        <w:t xml:space="preserve"> - LangChain Academy, 2026</w:t>
+      </w:r>
+    </w:p>
+    <w:p>
+      <w:pPr>
+        <w:spacing w:after="50" w:line="240" w:lineRule="auto"/>
+        <w:ind w:left="180" w:hanging="180"/>
+        <w:rPr>
+          <w:rFonts w:ascii="Arial" w:hAnsi="Arial" w:cs="Arial"/>
+          <w:sz w:val="22"/>
+          <w:szCs w:val="22"/>
+        </w:rPr>
+      </w:pPr>
+      <w:r>
+        <w:rPr>
+          <w:rFonts w:ascii="Arial" w:hAnsi="Arial" w:cs="Arial"/>
+          <w:sz w:val="22"/>
+          <w:szCs w:val="22"/>
+        </w:rPr>
+        <w:t xml:space="preserve">• </w:t>
+      </w:r>
+      <w:hyperlink r:id="rId38" w:history="1">
         <w:r>
           <w:rPr>
             <w:rStyle w:val="Hyperlink"/>
@@ -3168,7 +3310,7 @@
             <w:sz w:val="22"/>
             <w:szCs w:val="22"/>
           </w:rPr>
-          <w:t>ilders</w:t>
+          <w:t>Microsoft Certified</w:t>
         </w:r>
       </w:hyperlink>
       <w:r>
@@ -3177,7 +3319,7 @@
           <w:sz w:val="22"/>
           <w:szCs w:val="22"/>
         </w:rPr>
-        <w:t xml:space="preserve"> - Anthropic (with CodePath), 2026</w:t>
+        <w:t>: Azure Fundamentals (AZ-900) - Microsoft, 2020</w:t>
       </w:r>
     </w:p>
     <w:p>
@@ -3198,7 +3340,7 @@
         </w:rPr>
         <w:t xml:space="preserve">• </w:t>
       </w:r>
-      <w:hyperlink r:id="rId35" w:history="1">
+      <w:hyperlink r:id="rId39" w:history="1">
         <w:r>
           <w:rPr>
             <w:rStyle w:val="Hyperlink"/>
@@ -3206,7 +3348,7 @@
             <w:sz w:val="22"/>
             <w:szCs w:val="22"/>
           </w:rPr>
-          <w:t>Agents and Workflows</w:t>
+          <w:t>AWS Fundamentals</w:t>
         </w:r>
       </w:hyperlink>
       <w:r>
@@ -3215,7 +3357,7 @@
           <w:sz w:val="22"/>
           <w:szCs w:val="22"/>
         </w:rPr>
-        <w:t xml:space="preserve"> - OpenAI Academy, 2026</w:t>
+        <w:t xml:space="preserve"> Specialization - Amazon Web Services (Coursera), 2020</w:t>
       </w:r>
     </w:p>
     <w:p>
@@ -3236,7 +3378,7 @@
         </w:rPr>
         <w:t xml:space="preserve">• </w:t>
       </w:r>
-      <w:hyperlink r:id="rId36" w:history="1">
+      <w:hyperlink r:id="rId40" w:history="1">
         <w:r>
           <w:rPr>
             <w:rStyle w:val="Hyperlink"/>
@@ -3244,7 +3386,7 @@
             <w:sz w:val="22"/>
             <w:szCs w:val="22"/>
           </w:rPr>
-          <w:t>Deep Agents with LangGraph</w:t>
+          <w:t>Data Science Specialization</w:t>
         </w:r>
       </w:hyperlink>
       <w:r>
@@ -3253,7 +3395,7 @@
           <w:sz w:val="22"/>
           <w:szCs w:val="22"/>
         </w:rPr>
-        <w:t xml:space="preserve"> - LangChain Academy, 2026</w:t>
+        <w:t xml:space="preserve"> - Johns Hopkins University (Coursera), 2020</w:t>
       </w:r>
     </w:p>
     <w:p>
@@ -3274,7 +3416,7 @@
         </w:rPr>
         <w:t xml:space="preserve">• </w:t>
       </w:r>
-      <w:hyperlink r:id="rId37" w:history="1">
+      <w:hyperlink r:id="rId41" w:history="1">
         <w:r>
           <w:rPr>
             <w:rStyle w:val="Hyperlink"/>
@@ -3282,7 +3424,7 @@
             <w:sz w:val="22"/>
             <w:szCs w:val="22"/>
           </w:rPr>
-          <w:t>Ambient Agents with LangGraph</w:t>
+          <w:t>Six Sigma Green Belt</w:t>
         </w:r>
       </w:hyperlink>
       <w:r>
@@ -3291,102 +3433,45 @@
           <w:sz w:val="22"/>
           <w:szCs w:val="22"/>
         </w:rPr>
-        <w:t xml:space="preserve"> - LangChain Academy, 2026</w:t>
-      </w:r>
-    </w:p>
-    <w:p>
-      <w:pPr>
-        <w:spacing w:after="50" w:line="240" w:lineRule="auto"/>
-        <w:ind w:left="180" w:hanging="180"/>
-        <w:rPr>
-          <w:rFonts w:ascii="Arial" w:hAnsi="Arial" w:cs="Arial"/>
-          <w:sz w:val="22"/>
-          <w:szCs w:val="22"/>
-        </w:rPr>
-      </w:pPr>
-      <w:r>
-        <w:rPr>
-          <w:rFonts w:ascii="Arial" w:hAnsi="Arial" w:cs="Arial"/>
-          <w:sz w:val="22"/>
-          <w:szCs w:val="22"/>
-        </w:rPr>
-        <w:t>• Microsoft Certified: Azure Fundamentals (AZ-900) - Microsoft, 2020</w:t>
-      </w:r>
-    </w:p>
-    <w:p>
-      <w:pPr>
-        <w:spacing w:after="50" w:line="240" w:lineRule="auto"/>
-        <w:ind w:left="180" w:hanging="180"/>
-        <w:rPr>
-          <w:rFonts w:ascii="Arial" w:hAnsi="Arial" w:cs="Arial"/>
-          <w:sz w:val="22"/>
-          <w:szCs w:val="22"/>
-        </w:rPr>
-      </w:pPr>
-      <w:r>
-        <w:rPr>
-          <w:rFonts w:ascii="Arial" w:hAnsi="Arial" w:cs="Arial"/>
-          <w:sz w:val="22"/>
-          <w:szCs w:val="22"/>
-        </w:rPr>
-        <w:t>• AWS Fundamentals Specialization - Amazon Web Services (Coursera), 2020</w:t>
-      </w:r>
-    </w:p>
-    <w:p>
-      <w:pPr>
-        <w:spacing w:after="50" w:line="240" w:lineRule="auto"/>
-        <w:ind w:left="180" w:hanging="180"/>
-        <w:rPr>
-          <w:rFonts w:ascii="Arial" w:hAnsi="Arial" w:cs="Arial"/>
-          <w:sz w:val="22"/>
-          <w:szCs w:val="22"/>
-        </w:rPr>
-      </w:pPr>
-      <w:r>
-        <w:rPr>
-          <w:rFonts w:ascii="Arial" w:hAnsi="Arial" w:cs="Arial"/>
-          <w:sz w:val="22"/>
-          <w:szCs w:val="22"/>
-        </w:rPr>
-        <w:t>• Data Science Specialization - Johns Hopkins University (Coursera), 2020</w:t>
-      </w:r>
-    </w:p>
-    <w:p>
-      <w:pPr>
-        <w:spacing w:after="50" w:line="240" w:lineRule="auto"/>
-        <w:ind w:left="180" w:hanging="180"/>
-        <w:rPr>
-          <w:rFonts w:ascii="Arial" w:hAnsi="Arial" w:cs="Arial"/>
-          <w:sz w:val="22"/>
-          <w:szCs w:val="22"/>
-        </w:rPr>
-      </w:pPr>
-      <w:r>
-        <w:rPr>
-          <w:rFonts w:ascii="Arial" w:hAnsi="Arial" w:cs="Arial"/>
-          <w:sz w:val="22"/>
-          <w:szCs w:val="22"/>
-        </w:rPr>
-        <w:t>• Six Sigma Green Belt - Kennesaw State University (Coursera), 2020</w:t>
-      </w:r>
-    </w:p>
-    <w:p>
-      <w:pPr>
-        <w:spacing w:after="50" w:line="240" w:lineRule="auto"/>
-        <w:ind w:left="180" w:hanging="180"/>
-        <w:rPr>
-          <w:rFonts w:ascii="Arial" w:hAnsi="Arial" w:cs="Arial"/>
-          <w:sz w:val="22"/>
-          <w:szCs w:val="22"/>
-        </w:rPr>
-      </w:pPr>
-      <w:r>
-        <w:rPr>
-          <w:rFonts w:ascii="Arial" w:hAnsi="Arial" w:cs="Arial"/>
-          <w:sz w:val="22"/>
-          <w:szCs w:val="22"/>
-        </w:rPr>
-        <w:t>• DeepLearning.AI TensorFlow Developer Professional Certificate - DeepLearning.AI, 2020</w:t>
+        <w:t xml:space="preserve"> - Kennesaw State University (Coursera), 2020</w:t>
+      </w:r>
+    </w:p>
+    <w:p>
+      <w:pPr>
+        <w:spacing w:after="50" w:line="240" w:lineRule="auto"/>
+        <w:ind w:left="180" w:hanging="180"/>
+        <w:rPr>
+          <w:rFonts w:ascii="Arial" w:hAnsi="Arial" w:cs="Arial"/>
+          <w:sz w:val="22"/>
+          <w:szCs w:val="22"/>
+        </w:rPr>
+      </w:pPr>
+      <w:r>
+        <w:rPr>
+          <w:rFonts w:ascii="Arial" w:hAnsi="Arial" w:cs="Arial"/>
+          <w:sz w:val="22"/>
+          <w:szCs w:val="22"/>
+        </w:rPr>
+        <w:t xml:space="preserve">• </w:t>
+      </w:r>
+      <w:hyperlink r:id="rId42" w:history="1">
+        <w:r>
+          <w:rPr>
+            <w:rStyle w:val="Hyperlink"/>
+            <w:rFonts w:ascii="Arial" w:hAnsi="Arial" w:cs="Arial"/>
+            <w:sz w:val="22"/>
+            <w:szCs w:val="22"/>
+          </w:rPr>
+          <w:t>DeepLearning.AI TensorFlow Developer</w:t>
+        </w:r>
+      </w:hyperlink>
+      <w:r>
+        <w:rPr>
+          <w:rFonts w:ascii="Arial" w:hAnsi="Arial" w:cs="Arial"/>
+          <w:sz w:val="22"/>
+          <w:szCs w:val="22"/>
+        </w:rPr>
+        <w:t xml:space="preserve"> Professional Certificate - DeepLearning.AI, 2020</w:t>
       </w:r>
     </w:p>
     <w:p>
@@ -3406,83 +3491,196 @@
           <w:szCs w:val="22"/>
         </w:rPr>
         <w:lastRenderedPageBreak/>
-        <w:t>• Deep Learning Specialization - DeepLearning.AI, 2020</w:t>
-      </w:r>
-    </w:p>
-    <w:p>
-      <w:pPr>
-        <w:spacing w:after="50" w:line="240" w:lineRule="auto"/>
-        <w:ind w:left="180" w:hanging="180"/>
-        <w:rPr>
-          <w:rFonts w:ascii="Arial" w:hAnsi="Arial" w:cs="Arial"/>
-          <w:sz w:val="22"/>
-          <w:szCs w:val="22"/>
-        </w:rPr>
-      </w:pPr>
-      <w:r>
-        <w:rPr>
-          <w:rFonts w:ascii="Arial" w:hAnsi="Arial" w:cs="Arial"/>
-          <w:sz w:val="22"/>
-          <w:szCs w:val="22"/>
-        </w:rPr>
-        <w:t>• IBM Data Science Professional Certificate - IBM, 2020</w:t>
-      </w:r>
-    </w:p>
-    <w:p>
-      <w:pPr>
-        <w:spacing w:after="50" w:line="240" w:lineRule="auto"/>
-        <w:ind w:left="180" w:hanging="180"/>
-        <w:rPr>
-          <w:rFonts w:ascii="Arial" w:hAnsi="Arial" w:cs="Arial"/>
-          <w:sz w:val="22"/>
-          <w:szCs w:val="22"/>
-        </w:rPr>
-      </w:pPr>
-      <w:r>
-        <w:rPr>
-          <w:rFonts w:ascii="Arial" w:hAnsi="Arial" w:cs="Arial"/>
-          <w:sz w:val="22"/>
-          <w:szCs w:val="22"/>
-        </w:rPr>
-        <w:t>• Google IT Automation with Python Professional Certificate - Google, 2020</w:t>
-      </w:r>
-    </w:p>
-    <w:p>
-      <w:pPr>
-        <w:spacing w:after="50" w:line="240" w:lineRule="auto"/>
-        <w:ind w:left="180" w:hanging="180"/>
-        <w:rPr>
-          <w:rFonts w:ascii="Arial" w:hAnsi="Arial" w:cs="Arial"/>
-          <w:sz w:val="22"/>
-          <w:szCs w:val="22"/>
-        </w:rPr>
-      </w:pPr>
-      <w:r>
-        <w:rPr>
-          <w:rFonts w:ascii="Arial" w:hAnsi="Arial" w:cs="Arial"/>
-          <w:sz w:val="22"/>
-          <w:szCs w:val="22"/>
-        </w:rPr>
-        <w:t>• Blockchain Specialization - University of California, Irvine (Coursera), 2020</w:t>
-      </w:r>
-    </w:p>
-    <w:p>
-      <w:pPr>
-        <w:spacing w:after="50" w:line="240" w:lineRule="auto"/>
-        <w:ind w:left="180" w:hanging="180"/>
-        <w:rPr>
-          <w:rFonts w:ascii="Arial" w:hAnsi="Arial" w:cs="Arial"/>
-          <w:sz w:val="22"/>
-          <w:szCs w:val="22"/>
-        </w:rPr>
-      </w:pPr>
-      <w:r>
-        <w:rPr>
-          <w:rFonts w:ascii="Arial" w:hAnsi="Arial" w:cs="Arial"/>
-          <w:sz w:val="22"/>
-          <w:szCs w:val="22"/>
-        </w:rPr>
-        <w:t>• Google IT Support Professional Certificate - Google, 2020</w:t>
+        <w:t xml:space="preserve">• </w:t>
+      </w:r>
+      <w:hyperlink r:id="rId43" w:history="1">
+        <w:r>
+          <w:rPr>
+            <w:rStyle w:val="Hyperlink"/>
+            <w:rFonts w:ascii="Arial" w:hAnsi="Arial" w:cs="Arial"/>
+            <w:sz w:val="22"/>
+            <w:szCs w:val="22"/>
+          </w:rPr>
+          <w:t>Deep Learning Specialization</w:t>
+        </w:r>
+      </w:hyperlink>
+      <w:r>
+        <w:rPr>
+          <w:rFonts w:ascii="Arial" w:hAnsi="Arial" w:cs="Arial"/>
+          <w:sz w:val="22"/>
+          <w:szCs w:val="22"/>
+        </w:rPr>
+        <w:t xml:space="preserve"> - DeepLearning.AI, 2020</w:t>
+      </w:r>
+    </w:p>
+    <w:p>
+      <w:pPr>
+        <w:spacing w:after="50" w:line="240" w:lineRule="auto"/>
+        <w:ind w:left="180" w:hanging="180"/>
+        <w:rPr>
+          <w:rFonts w:ascii="Arial" w:hAnsi="Arial" w:cs="Arial"/>
+          <w:sz w:val="22"/>
+          <w:szCs w:val="22"/>
+        </w:rPr>
+      </w:pPr>
+      <w:r>
+        <w:rPr>
+          <w:rFonts w:ascii="Arial" w:hAnsi="Arial" w:cs="Arial"/>
+          <w:sz w:val="22"/>
+          <w:szCs w:val="22"/>
+        </w:rPr>
+        <w:t xml:space="preserve">• </w:t>
+      </w:r>
+      <w:hyperlink r:id="rId44" w:history="1">
+        <w:r>
+          <w:rPr>
+            <w:rStyle w:val="Hyperlink"/>
+            <w:rFonts w:ascii="Arial" w:hAnsi="Arial" w:cs="Arial"/>
+            <w:sz w:val="22"/>
+            <w:szCs w:val="22"/>
+          </w:rPr>
+          <w:t>IBM Data Science</w:t>
+        </w:r>
+      </w:hyperlink>
+      <w:r>
+        <w:rPr>
+          <w:rFonts w:ascii="Arial" w:hAnsi="Arial" w:cs="Arial"/>
+          <w:sz w:val="22"/>
+          <w:szCs w:val="22"/>
+        </w:rPr>
+        <w:t xml:space="preserve"> Professional Certificate - IBM, 2020</w:t>
+      </w:r>
+    </w:p>
+    <w:p>
+      <w:pPr>
+        <w:spacing w:after="50" w:line="240" w:lineRule="auto"/>
+        <w:ind w:left="180" w:hanging="180"/>
+        <w:rPr>
+          <w:rFonts w:ascii="Arial" w:hAnsi="Arial" w:cs="Arial"/>
+          <w:sz w:val="22"/>
+          <w:szCs w:val="22"/>
+        </w:rPr>
+      </w:pPr>
+      <w:r>
+        <w:rPr>
+          <w:rFonts w:ascii="Arial" w:hAnsi="Arial" w:cs="Arial"/>
+          <w:sz w:val="22"/>
+          <w:szCs w:val="22"/>
+        </w:rPr>
+        <w:t xml:space="preserve">• </w:t>
+      </w:r>
+      <w:hyperlink r:id="rId45" w:history="1">
+        <w:r>
+          <w:rPr>
+            <w:rStyle w:val="Hyperlink"/>
+            <w:rFonts w:ascii="Arial" w:hAnsi="Arial" w:cs="Arial"/>
+            <w:sz w:val="22"/>
+            <w:szCs w:val="22"/>
+          </w:rPr>
+          <w:t>Google IT Auto</w:t>
+        </w:r>
+        <w:r>
+          <w:rPr>
+            <w:rStyle w:val="Hyperlink"/>
+            <w:rFonts w:ascii="Arial" w:hAnsi="Arial" w:cs="Arial"/>
+            <w:sz w:val="22"/>
+            <w:szCs w:val="22"/>
+          </w:rPr>
+          <w:t>m</w:t>
+        </w:r>
+        <w:r>
+          <w:rPr>
+            <w:rStyle w:val="Hyperlink"/>
+            <w:rFonts w:ascii="Arial" w:hAnsi="Arial" w:cs="Arial"/>
+            <w:sz w:val="22"/>
+            <w:szCs w:val="22"/>
+          </w:rPr>
+          <w:t>ation</w:t>
+        </w:r>
+      </w:hyperlink>
+      <w:r>
+        <w:rPr>
+          <w:rFonts w:ascii="Arial" w:hAnsi="Arial" w:cs="Arial"/>
+          <w:sz w:val="22"/>
+          <w:szCs w:val="22"/>
+        </w:rPr>
+        <w:t xml:space="preserve"> with Python Professional Certificate - Google, 2020</w:t>
+      </w:r>
+    </w:p>
+    <w:p>
+      <w:pPr>
+        <w:spacing w:after="50" w:line="240" w:lineRule="auto"/>
+        <w:ind w:left="180" w:hanging="180"/>
+        <w:rPr>
+          <w:rFonts w:ascii="Arial" w:hAnsi="Arial" w:cs="Arial"/>
+          <w:sz w:val="22"/>
+          <w:szCs w:val="22"/>
+        </w:rPr>
+      </w:pPr>
+      <w:r>
+        <w:rPr>
+          <w:rFonts w:ascii="Arial" w:hAnsi="Arial" w:cs="Arial"/>
+          <w:sz w:val="22"/>
+          <w:szCs w:val="22"/>
+        </w:rPr>
+        <w:t xml:space="preserve">• </w:t>
+      </w:r>
+      <w:hyperlink r:id="rId46" w:history="1">
+        <w:r>
+          <w:rPr>
+            <w:rStyle w:val="Hyperlink"/>
+            <w:rFonts w:ascii="Arial" w:hAnsi="Arial" w:cs="Arial"/>
+            <w:sz w:val="22"/>
+            <w:szCs w:val="22"/>
+          </w:rPr>
+          <w:t>Google IT Support</w:t>
+        </w:r>
+      </w:hyperlink>
+      <w:r>
+        <w:rPr>
+          <w:rFonts w:ascii="Arial" w:hAnsi="Arial" w:cs="Arial"/>
+          <w:sz w:val="22"/>
+          <w:szCs w:val="22"/>
+        </w:rPr>
+        <w:t xml:space="preserve"> Professional Certificate - Google, 2020</w:t>
+      </w:r>
+    </w:p>
+    <w:p>
+      <w:pPr>
+        <w:spacing w:after="50" w:line="240" w:lineRule="auto"/>
+        <w:ind w:left="180" w:hanging="180"/>
+        <w:rPr>
+          <w:rFonts w:ascii="Arial" w:hAnsi="Arial" w:cs="Arial"/>
+          <w:sz w:val="22"/>
+          <w:szCs w:val="22"/>
+        </w:rPr>
+      </w:pPr>
+      <w:r>
+        <w:rPr>
+          <w:rFonts w:ascii="Arial" w:hAnsi="Arial" w:cs="Arial"/>
+          <w:sz w:val="22"/>
+          <w:szCs w:val="22"/>
+        </w:rPr>
+        <w:t xml:space="preserve">• </w:t>
+      </w:r>
+      <w:hyperlink r:id="rId47" w:history="1">
+        <w:r>
+          <w:rPr>
+            <w:rStyle w:val="Hyperlink"/>
+            <w:rFonts w:ascii="Arial" w:hAnsi="Arial" w:cs="Arial"/>
+            <w:sz w:val="22"/>
+            <w:szCs w:val="22"/>
+          </w:rPr>
+          <w:t>Blockchain Specialization</w:t>
+        </w:r>
+      </w:hyperlink>
+      <w:r>
+        <w:rPr>
+          <w:rFonts w:ascii="Arial" w:hAnsi="Arial" w:cs="Arial"/>
+          <w:sz w:val="22"/>
+          <w:szCs w:val="22"/>
+        </w:rPr>
+        <w:t xml:space="preserve"> - University of California, Irvine (Coursera), 2020</w:t>
       </w:r>
     </w:p>
     <w:p>

--- a/docs/Devayan_Mandal.docx
+++ b/docs/Devayan_Mandal.docx
@@ -1,8 +1,8 @@
 
 <file path=word/document.xml><?xml version="1.0" encoding="utf-8"?>
-<w:document xmlns:wpc="http://schemas.microsoft.com/office/word/2010/wordprocessingCanvas" xmlns:cx="http://schemas.microsoft.com/office/drawing/2014/chartex" xmlns:cx1="http://schemas.microsoft.com/office/drawing/2015/9/8/chartex" xmlns:cx2="http://schemas.microsoft.com/office/drawing/2015/10/21/chartex" xmlns:cx3="http://schemas.microsoft.com/office/drawing/2016/5/9/chartex" xmlns:cx4="http://schemas.microsoft.com/office/drawing/2016/5/10/chartex" xmlns:cx5="http://schemas.microsoft.com/office/drawing/2016/5/11/chartex" xmlns:cx6="http://schemas.microsoft.com/office/drawing/2016/5/12/chartex" xmlns:cx7="http://schemas.microsoft.com/office/drawing/2016/5/13/chartex" xmlns:cx8="http://schemas.microsoft.com/office/drawing/2016/5/14/chartex" xmlns:mc="http://schemas.openxmlformats.org/markup-compatibility/2006" xmlns:aink="http://schemas.microsoft.com/office/drawing/2016/ink" xmlns:am3d="http://schemas.microsoft.com/office/drawing/2017/model3d" xmlns:o="urn:schemas-microsoft-com:office:office" xmlns:oel="http://schemas.microsoft.com/office/2019/extlst" xmlns:r="http://schemas.openxmlformats.org/officeDocument/2006/relationships" xmlns:m="http://schemas.openxmlformats.org/officeDocument/2006/math" xmlns:v="urn:schemas-microsoft-com:vml" xmlns:wp14="http://schemas.microsoft.com/office/word/2010/wordprocessingDrawing" xmlns:wp="http://schemas.openxmlformats.org/drawingml/2006/wordprocessingDrawing" xmlns:w10="urn:schemas-microsoft-com:office:word" xmlns:w="http://schemas.openxmlformats.org/wordprocessingml/2006/main" xmlns:w14="http://schemas.microsoft.com/office/word/2010/wordml" xmlns:w15="http://schemas.microsoft.com/office/word/2012/wordml" xmlns:w16cex="http://schemas.microsoft.com/office/word/2018/wordml/cex" xmlns:w16cid="http://schemas.microsoft.com/office/word/2016/wordml/cid" xmlns:w16="http://schemas.microsoft.com/office/word/2018/wordml" xmlns:w16du="http://schemas.microsoft.com/office/word/2023/wordml/word16du" xmlns:w16sdtdh="http://schemas.microsoft.com/office/word/2020/wordml/sdtdatahash" xmlns:w16sdtfl="http://schemas.microsoft.com/office/word/2024/wordml/sdtformatlock" xmlns:w16se="http://schemas.microsoft.com/office/word/2015/wordml/symex" xmlns:wpg="http://schemas.microsoft.com/office/word/2010/wordprocessingGroup" xmlns:wpi="http://schemas.microsoft.com/office/word/2010/wordprocessingInk" xmlns:wne="http://schemas.microsoft.com/office/word/2006/wordml" xmlns:wps="http://schemas.microsoft.com/office/word/2010/wordprocessingShape" mc:Ignorable="w14 w15 w16se w16cid w16 w16cex w16sdtdh w16sdtfl w16du wp14">
+<w:document xmlns:mc="http://schemas.openxmlformats.org/markup-compatibility/2006" xmlns:ns2="http://schemas.microsoft.com/office/word/2010/wordml" xmlns:r="http://schemas.openxmlformats.org/officeDocument/2006/relationships" xmlns:w="http://schemas.openxmlformats.org/wordprocessingml/2006/main" mc:Ignorable="w14 w15 w16se w16cid w16 w16cex w16sdtdh w16sdtfl w16du wp14">
   <w:body>
-    <w:p>
+    <w:p ns2:paraId="2EA2A59B" ns2:textId="13E5B618">
       <w:pPr>
         <w:spacing w:after="40" w:line="240" w:lineRule="auto"/>
         <w:jc w:val="center"/>
@@ -49,7 +49,7 @@
         <w:t>andal</w:t>
       </w:r>
     </w:p>
-    <w:p>
+    <w:p ns2:paraId="30B7F3EA" ns2:textId="77777777">
       <w:pPr>
         <w:spacing w:after="40" w:line="240" w:lineRule="auto"/>
         <w:jc w:val="center"/>
@@ -64,7 +64,7 @@
         <w:t>Full Stack AI Native / Forward Deployed AI Engineer &amp; Open-Source Contributor - Open to Remote Work</w:t>
       </w:r>
     </w:p>
-    <w:p>
+    <w:p ns2:paraId="1C153239" ns2:textId="77777777">
       <w:pPr>
         <w:spacing w:after="200" w:line="240" w:lineRule="auto"/>
         <w:jc w:val="center"/>
@@ -125,7 +125,7 @@
         <w:proofErr w:type="spellEnd"/>
       </w:hyperlink>
     </w:p>
-    <w:p>
+    <w:p ns2:paraId="743482DB" ns2:textId="343F6123">
       <w:pPr>
         <w:pBdr>
           <w:bottom w:val="single" w:sz="6" w:space="1" w:color="666666"/>
@@ -164,7 +164,7 @@
         <w:t>ummary</w:t>
       </w:r>
     </w:p>
-    <w:p>
+    <w:p ns2:paraId="1D8CF6B5" ns2:textId="77777777">
       <w:pPr>
         <w:spacing w:after="60" w:line="240" w:lineRule="auto"/>
         <w:rPr>
@@ -200,7 +200,7 @@
         <w:t xml:space="preserve"> infra.</w:t>
       </w:r>
     </w:p>
-    <w:p>
+    <w:p ns2:paraId="43E14E01" ns2:textId="591BC61E">
       <w:pPr>
         <w:spacing w:after="60" w:line="240" w:lineRule="auto"/>
         <w:rPr>
@@ -254,7 +254,7 @@
         <w:t xml:space="preserve"> and others; owned root cause to release.</w:t>
       </w:r>
     </w:p>
-    <w:p>
+    <w:p ns2:paraId="357A4472" ns2:textId="34676910">
       <w:pPr>
         <w:pBdr>
           <w:bottom w:val="single" w:sz="6" w:space="1" w:color="666666"/>
@@ -293,7 +293,7 @@
         <w:t>kills</w:t>
       </w:r>
     </w:p>
-    <w:p>
+    <w:p ns2:paraId="2EA09937" ns2:textId="77777777">
       <w:pPr>
         <w:spacing w:after="50" w:line="240" w:lineRule="auto"/>
         <w:ind w:left="180" w:hanging="180"/>
@@ -312,7 +312,7 @@
         <w:t>• Languages: Python, TypeScript, JavaScript, Rust, SQL, Bash</w:t>
       </w:r>
     </w:p>
-    <w:p>
+    <w:p ns2:paraId="6222979D" ns2:textId="77777777">
       <w:pPr>
         <w:spacing w:after="50" w:line="240" w:lineRule="auto"/>
         <w:ind w:left="180" w:hanging="180"/>
@@ -349,7 +349,7 @@
         <w:t>, Gemini, OpenAI</w:t>
       </w:r>
     </w:p>
-    <w:p>
+    <w:p ns2:paraId="641F4A8F" ns2:textId="77777777">
       <w:pPr>
         <w:spacing w:after="50" w:line="240" w:lineRule="auto"/>
         <w:ind w:left="180" w:hanging="180"/>
@@ -368,7 +368,7 @@
         <w:t>• Frontend: React 19, Next.js 16, TanStack, Tailwind v4, Vite, Expo, Three.js</w:t>
       </w:r>
     </w:p>
-    <w:p>
+    <w:p ns2:paraId="1F7C38B4" ns2:textId="77777777">
       <w:pPr>
         <w:spacing w:after="50" w:line="240" w:lineRule="auto"/>
         <w:ind w:left="180" w:hanging="180"/>
@@ -415,7 +415,7 @@
       </w:r>
       <w:proofErr w:type="spellEnd"/>
     </w:p>
-    <w:p>
+    <w:p ns2:paraId="7B980251" ns2:textId="77777777">
       <w:pPr>
         <w:spacing w:after="50" w:line="240" w:lineRule="auto"/>
         <w:ind w:left="180" w:hanging="180"/>
@@ -480,7 +480,7 @@
       </w:r>
       <w:proofErr w:type="spellEnd"/>
     </w:p>
-    <w:p>
+    <w:p ns2:paraId="119DCEB8" ns2:textId="77777777">
       <w:pPr>
         <w:spacing w:after="50" w:line="240" w:lineRule="auto"/>
         <w:ind w:left="180" w:hanging="180"/>
@@ -535,7 +535,7 @@
         <w:t>, Playwright</w:t>
       </w:r>
     </w:p>
-    <w:p>
+    <w:p ns2:paraId="6E1034E5" ns2:textId="77777777">
       <w:pPr>
         <w:spacing w:after="50" w:line="240" w:lineRule="auto"/>
         <w:ind w:left="180" w:hanging="180"/>
@@ -590,7 +590,7 @@
         <w:t>, Safe, Base L2</w:t>
       </w:r>
     </w:p>
-    <w:p>
+    <w:p ns2:paraId="7ECA1D0A" ns2:textId="77777777">
       <w:pPr>
         <w:spacing w:after="50" w:line="240" w:lineRule="auto"/>
         <w:ind w:left="180" w:hanging="180"/>
@@ -609,7 +609,7 @@
         <w:t>• Practices: Six Sigma, bounded autonomy, cost-aware routing, Git, Changesets</w:t>
       </w:r>
     </w:p>
-    <w:p>
+    <w:p ns2:paraId="2AC8FF8C" ns2:textId="681C41FB">
       <w:pPr>
         <w:pBdr>
           <w:bottom w:val="single" w:sz="6" w:space="1" w:color="666666"/>
@@ -648,7 +648,7 @@
         <w:t>xperience</w:t>
       </w:r>
     </w:p>
-    <w:p>
+    <w:p ns2:paraId="7C005B86" ns2:textId="4A396FA2">
       <w:pPr>
         <w:spacing w:before="120" w:after="10" w:line="240" w:lineRule="auto"/>
         <w:rPr>
@@ -700,7 +700,7 @@
         <w:t>Merged Open-Source Contributions</w:t>
       </w:r>
     </w:p>
-    <w:p>
+    <w:p ns2:paraId="34C41054" ns2:textId="2490F7D2">
       <w:pPr>
         <w:spacing w:after="50" w:line="240" w:lineRule="auto"/>
         <w:ind w:left="180" w:hanging="180"/>
@@ -778,7 +778,7 @@
         <w:t>-traversing rule to nursery; 1,972 lines, 13 packages.</w:t>
       </w:r>
     </w:p>
-    <w:p>
+    <w:p ns2:paraId="60B328AD" ns2:textId="77777777">
       <w:pPr>
         <w:spacing w:after="50" w:line="240" w:lineRule="auto"/>
         <w:ind w:left="180" w:hanging="180"/>
@@ -851,7 +851,7 @@
         <w:t xml:space="preserve"> (Rust/TypeScript) - fixed FreeBSD/Unix startup crash via Unix fallback store path.</w:t>
       </w:r>
     </w:p>
-    <w:p>
+    <w:p ns2:paraId="542C5D99" ns2:textId="77777777">
       <w:pPr>
         <w:spacing w:after="50" w:line="240" w:lineRule="auto"/>
         <w:ind w:left="180" w:hanging="180"/>
@@ -942,7 +942,7 @@
         <w:t>() setting _ending flag and hiding socket errors.</w:t>
       </w:r>
     </w:p>
-    <w:p>
+    <w:p ns2:paraId="450F8DE0" ns2:textId="77777777">
       <w:pPr>
         <w:spacing w:after="50" w:line="240" w:lineRule="auto"/>
         <w:ind w:left="180" w:hanging="180"/>
@@ -999,7 +999,7 @@
         <w:t xml:space="preserve"> from portal SVG groups to stop false focus rings; added test.</w:t>
       </w:r>
     </w:p>
-    <w:p>
+    <w:p ns2:paraId="00C2954F" ns2:textId="77777777">
       <w:pPr>
         <w:spacing w:after="50" w:line="240" w:lineRule="auto"/>
         <w:ind w:left="180" w:hanging="180"/>
@@ -1060,7 +1060,7 @@
         <w:t xml:space="preserve"> (Rust) - fixed Windows interpreter crash on non-UTF-8 output via from_utf8_lossy; added decode test.</w:t>
       </w:r>
     </w:p>
-    <w:p>
+    <w:p ns2:paraId="43E69D63" ns2:textId="77777777">
       <w:pPr>
         <w:spacing w:after="50" w:line="240" w:lineRule="auto"/>
         <w:ind w:left="180" w:hanging="180"/>
@@ -1169,7 +1169,7 @@
         <w:t xml:space="preserve"> race.</w:t>
       </w:r>
     </w:p>
-    <w:p>
+    <w:p ns2:paraId="0130C6D2" ns2:textId="77777777">
       <w:pPr>
         <w:spacing w:after="50" w:line="240" w:lineRule="auto"/>
         <w:ind w:left="180" w:hanging="180"/>
@@ -1262,7 +1262,7 @@
         <w:t xml:space="preserve"> during auto package-manager switch.</w:t>
       </w:r>
     </w:p>
-    <w:p>
+    <w:p ns2:paraId="47481BCA" ns2:textId="77777777">
       <w:pPr>
         <w:spacing w:after="50" w:line="240" w:lineRule="auto"/>
         <w:ind w:left="180" w:hanging="180"/>
@@ -1319,7 +1319,7 @@
         <w:t xml:space="preserve"> regression test for phone verify body; tests only.</w:t>
       </w:r>
     </w:p>
-    <w:p>
+    <w:p ns2:paraId="345EE263" ns2:textId="77777777">
       <w:pPr>
         <w:spacing w:after="50" w:line="240" w:lineRule="auto"/>
         <w:ind w:left="180" w:hanging="180"/>
@@ -1410,7 +1410,7 @@
         <w:t xml:space="preserve"> to rethrow 401/429/timeout instead of false unsupported.</w:t>
       </w:r>
     </w:p>
-    <w:p>
+    <w:p ns2:paraId="371FB247" ns2:textId="77777777">
       <w:pPr>
         <w:spacing w:after="50" w:line="240" w:lineRule="auto"/>
         <w:ind w:left="180" w:hanging="180"/>
@@ -1479,7 +1479,7 @@
         <w:t xml:space="preserve"> guide.</w:t>
       </w:r>
     </w:p>
-    <w:p>
+    <w:p ns2:paraId="56071E1D" ns2:textId="77777777">
       <w:pPr>
         <w:spacing w:after="50" w:line="240" w:lineRule="auto"/>
         <w:ind w:left="180" w:hanging="180"/>
@@ -1558,7 +1558,7 @@
         <w:t xml:space="preserve"> indexing before init.</w:t>
       </w:r>
     </w:p>
-    <w:p>
+    <w:p ns2:paraId="6A1B33F2" ns2:textId="77777777">
       <w:pPr>
         <w:spacing w:after="50" w:line="240" w:lineRule="auto"/>
         <w:ind w:left="180" w:hanging="180"/>
@@ -1667,7 +1667,7 @@
         <w:t>: prefixes during update.</w:t>
       </w:r>
     </w:p>
-    <w:p>
+    <w:p ns2:paraId="30A4BCF5" ns2:textId="77777777">
       <w:pPr>
         <w:spacing w:after="50" w:line="240" w:lineRule="auto"/>
         <w:ind w:left="180" w:hanging="180"/>
@@ -1778,7 +1778,7 @@
         <w:t>] env table.</w:t>
       </w:r>
     </w:p>
-    <w:p>
+    <w:p ns2:paraId="3AF1C803" ns2:textId="77777777">
       <w:pPr>
         <w:spacing w:after="50" w:line="240" w:lineRule="auto"/>
         <w:ind w:left="180" w:hanging="180"/>
@@ -1835,7 +1835,7 @@
         <w:t xml:space="preserve"> endpoint.</w:t>
       </w:r>
     </w:p>
-    <w:p>
+    <w:p ns2:paraId="68930017" ns2:textId="77777777">
       <w:pPr>
         <w:spacing w:after="50" w:line="240" w:lineRule="auto"/>
         <w:ind w:left="180" w:hanging="180"/>
@@ -1896,7 +1896,7 @@
         <w:t xml:space="preserve"> (Python) - added configurable comment-verbosity check on added lines only.</w:t>
       </w:r>
     </w:p>
-    <w:p>
+    <w:p ns2:paraId="6A776CDC" ns2:textId="77777777">
       <w:pPr>
         <w:spacing w:after="50" w:line="240" w:lineRule="auto"/>
         <w:ind w:left="180" w:hanging="180"/>
@@ -1935,7 +1935,7 @@
         <w:t xml:space="preserve"> (MDX) - fixed address example to propagate Result instead of unwrapping bad XDR.</w:t>
       </w:r>
     </w:p>
-    <w:p>
+    <w:p ns2:paraId="02983374" ns2:textId="77777777">
       <w:pPr>
         <w:spacing w:after="50" w:line="240" w:lineRule="auto"/>
         <w:ind w:left="180" w:hanging="180"/>
@@ -1996,7 +1996,7 @@
         <w:t xml:space="preserve"> (Python) - aligned DESIGN.md 10.14 Hunk entry.</w:t>
       </w:r>
     </w:p>
-    <w:p>
+    <w:p ns2:paraId="23FAA276" ns2:textId="77777777">
       <w:pPr>
         <w:spacing w:after="50" w:line="240" w:lineRule="auto"/>
         <w:ind w:left="180" w:hanging="180"/>
@@ -2079,7 +2079,7 @@
         <w:t xml:space="preserve"> (TypeScript) - extended docs pipeline to migration pages: Starlight sidebar.</w:t>
       </w:r>
     </w:p>
-    <w:p>
+    <w:p ns2:paraId="613760FC" ns2:textId="62F471E9">
       <w:pPr>
         <w:spacing w:after="50" w:line="240" w:lineRule="auto"/>
         <w:ind w:left="180" w:hanging="180"/>
@@ -2149,7 +2149,7 @@
         <w:t xml:space="preserve"> at EOF so output stays valid TOML.</w:t>
       </w:r>
     </w:p>
-    <w:p>
+    <w:p ns2:paraId="24908568" ns2:textId="77777777">
       <w:pPr>
         <w:spacing w:after="50" w:line="240" w:lineRule="auto"/>
         <w:ind w:left="180" w:hanging="180"/>
@@ -2200,7 +2200,7 @@
         <w:t xml:space="preserve"> (Rust) - fixed insert offset to full-manifest coordinates.</w:t>
       </w:r>
     </w:p>
-    <w:p>
+    <w:p ns2:paraId="575AA2CC" ns2:textId="77777777">
       <w:pPr>
         <w:spacing w:after="50" w:line="240" w:lineRule="auto"/>
         <w:ind w:left="180" w:hanging="180"/>
@@ -2299,7 +2299,7 @@
         <w:t xml:space="preserve"> checks.</w:t>
       </w:r>
     </w:p>
-    <w:p>
+    <w:p ns2:paraId="4B2458E8" ns2:textId="77777777">
       <w:pPr>
         <w:spacing w:after="50" w:line="240" w:lineRule="auto"/>
         <w:ind w:left="180" w:hanging="180"/>
@@ -2372,7 +2372,7 @@
         <w:t xml:space="preserve"> (Rust) - fixed --no-bail pattern runs to continue and aggregate failures.</w:t>
       </w:r>
     </w:p>
-    <w:p>
+    <w:p ns2:paraId="4C738C3B" ns2:textId="77777777">
       <w:pPr>
         <w:spacing w:after="50" w:line="240" w:lineRule="auto"/>
         <w:ind w:left="180" w:hanging="180"/>
@@ -2411,7 +2411,7 @@
         <w:t xml:space="preserve"> (MDX) - added missing --enable-core-manual-close flag to Network Modes Local section.</w:t>
       </w:r>
     </w:p>
-    <w:p>
+    <w:p ns2:paraId="07D78602" ns2:textId="77777777">
       <w:pPr>
         <w:spacing w:after="50" w:line="240" w:lineRule="auto"/>
         <w:ind w:left="180" w:hanging="180"/>
@@ -2492,7 +2492,7 @@
         <w:t xml:space="preserve"> so pipes/HTML cannot break summary tables.</w:t>
       </w:r>
     </w:p>
-    <w:p>
+    <w:p ns2:paraId="723CB4A5" ns2:textId="77777777">
       <w:pPr>
         <w:spacing w:after="50" w:line="240" w:lineRule="auto"/>
         <w:ind w:left="180" w:hanging="180"/>
@@ -2549,7 +2549,7 @@
         <w:t xml:space="preserve"> preferred.</w:t>
       </w:r>
     </w:p>
-    <w:p>
+    <w:p ns2:paraId="1DEB0771" ns2:textId="77777777">
       <w:pPr>
         <w:spacing w:after="50" w:line="240" w:lineRule="auto"/>
         <w:ind w:left="180" w:hanging="180"/>
@@ -2606,7 +2606,7 @@
         <w:t xml:space="preserve"> no TLS needed for Freighter.</w:t>
       </w:r>
     </w:p>
-    <w:p>
+    <w:p ns2:paraId="7C5773DA" ns2:textId="77777777">
       <w:pPr>
         <w:spacing w:after="60" w:line="240" w:lineRule="auto"/>
         <w:rPr>
@@ -2617,7 +2617,7 @@
         </w:rPr>
       </w:pPr>
     </w:p>
-    <w:p>
+    <w:p ns2:paraId="19F4340E" ns2:textId="4617063F">
       <w:pPr>
         <w:spacing w:after="60" w:line="240" w:lineRule="auto"/>
         <w:rPr>
@@ -2632,7 +2632,7 @@
         <w:t>Full Stack AI Native / Forward Deployed AI Engineer | June 2026 - Present | Remote</w:t>
       </w:r>
     </w:p>
-    <w:p>
+    <w:p ns2:paraId="487DCCE2" ns2:textId="77777777">
       <w:pPr>
         <w:spacing w:after="50" w:line="240" w:lineRule="auto"/>
         <w:ind w:left="180" w:hanging="180"/>
@@ -2669,7 +2669,7 @@
         <w:t xml:space="preserve"> observability, and web apps.</w:t>
       </w:r>
     </w:p>
-    <w:p>
+    <w:p ns2:paraId="1D29E51A" ns2:textId="77777777">
       <w:pPr>
         <w:spacing w:after="50" w:line="240" w:lineRule="auto"/>
         <w:ind w:left="180" w:hanging="180"/>
@@ -2706,7 +2706,7 @@
         <w:t xml:space="preserve"> evals, SSE dashboard.</w:t>
       </w:r>
     </w:p>
-    <w:p>
+    <w:p ns2:paraId="6B46D89B" ns2:textId="77777777">
       <w:pPr>
         <w:spacing w:after="50" w:line="240" w:lineRule="auto"/>
         <w:ind w:left="180" w:hanging="180"/>
@@ -2743,7 +2743,7 @@
         <w:t xml:space="preserve"> traces).</w:t>
       </w:r>
     </w:p>
-    <w:p>
+    <w:p ns2:paraId="17F09B10" ns2:textId="77777777">
       <w:pPr>
         <w:spacing w:after="50" w:line="240" w:lineRule="auto"/>
         <w:ind w:left="180" w:hanging="180"/>
@@ -2780,7 +2780,7 @@
         <w:t xml:space="preserve"> (calendar-math, meeting-slot, unit-fix): sweep-line solvers, sandboxed graders, no LLM judge.</w:t>
       </w:r>
     </w:p>
-    <w:p>
+    <w:p ns2:paraId="047965E5" ns2:textId="77777777">
       <w:pPr>
         <w:spacing w:after="50" w:line="240" w:lineRule="auto"/>
         <w:ind w:left="180" w:hanging="180"/>
@@ -2871,7 +2871,7 @@
         <w:t xml:space="preserve"> Challenge 2026).</w:t>
       </w:r>
     </w:p>
-    <w:p>
+    <w:p ns2:paraId="4046B4B2" ns2:textId="77777777">
       <w:pPr>
         <w:spacing w:after="50" w:line="240" w:lineRule="auto"/>
         <w:ind w:left="180" w:hanging="180"/>
@@ -2908,7 +2908,7 @@
         <w:t>: 5,000+ open roles across Greenhouse/Ashby/Lever; TanStack Start, React 19, Neon Postgres, Expo, 4x-daily crawls. Live: jobrow.vercel.app</w:t>
       </w:r>
     </w:p>
-    <w:p>
+    <w:p ns2:paraId="738ED479" ns2:textId="16258D27">
       <w:pPr>
         <w:spacing w:after="50" w:line="240" w:lineRule="auto"/>
         <w:ind w:left="180" w:hanging="180"/>
@@ -2927,7 +2927,7 @@
         <w:t>• Veritas (research agent), Cadence (healthcare, 5-layer memory), chaos platform (self-healing, WebSocket telemetry).</w:t>
       </w:r>
     </w:p>
-    <w:p>
+    <w:p ns2:paraId="6A8D4D4D" ns2:textId="21718839">
       <w:pPr>
         <w:spacing w:after="50" w:line="240" w:lineRule="auto"/>
         <w:ind w:left="180" w:hanging="180"/>
@@ -2946,18 +2946,18 @@
         <w:t>• AI-native full stack with frontier models: fast iteration, test-driven validation, repo norms, reproducible upstream delivery.</w:t>
       </w:r>
     </w:p>
-    <w:p>
-      <w:pPr>
-        <w:spacing w:after="50" w:line="240" w:lineRule="auto"/>
-        <w:ind w:left="180" w:hanging="180"/>
-        <w:rPr>
-          <w:rFonts w:ascii="Arial" w:hAnsi="Arial" w:cs="Arial"/>
-          <w:sz w:val="22"/>
-          <w:szCs w:val="22"/>
-        </w:rPr>
-      </w:pPr>
-    </w:p>
-    <w:p>
+    <w:p ns2:paraId="29A43009" ns2:textId="77777777">
+      <w:pPr>
+        <w:spacing w:after="50" w:line="240" w:lineRule="auto"/>
+        <w:ind w:left="180" w:hanging="180"/>
+        <w:rPr>
+          <w:rFonts w:ascii="Arial" w:hAnsi="Arial" w:cs="Arial"/>
+          <w:sz w:val="22"/>
+          <w:szCs w:val="22"/>
+        </w:rPr>
+      </w:pPr>
+    </w:p>
+    <w:p ns2:paraId="49DB7C82" ns2:textId="77777777">
       <w:pPr>
         <w:spacing w:after="60" w:line="240" w:lineRule="auto"/>
         <w:rPr>
@@ -2975,7 +2975,7 @@
         <w:t>Quantitative Crypto Trader &amp; Derivatives Strategist | September 2016 - Present | Remote</w:t>
       </w:r>
     </w:p>
-    <w:p>
+    <w:p ns2:paraId="04445289" ns2:textId="77777777">
       <w:pPr>
         <w:spacing w:after="50" w:line="240" w:lineRule="auto"/>
         <w:ind w:left="180" w:hanging="180"/>
@@ -2994,7 +2994,7 @@
         <w:t>• Manage diversified proprietary capital across tier-1 exchanges including Binance, Coinbase, Bitget.</w:t>
       </w:r>
     </w:p>
-    <w:p>
+    <w:p ns2:paraId="4C1EF3F0" ns2:textId="77777777">
       <w:pPr>
         <w:spacing w:after="50" w:line="240" w:lineRule="auto"/>
         <w:ind w:left="180" w:hanging="180"/>
@@ -3013,7 +3013,7 @@
         <w:t>• Built and ran automated grid, DCA, and Martingale bots on Pionex and Binance to capture spread and volatility in ranging markets.</w:t>
       </w:r>
     </w:p>
-    <w:p>
+    <w:p ns2:paraId="5A81116E" ns2:textId="77777777">
       <w:pPr>
         <w:spacing w:after="50" w:line="240" w:lineRule="auto"/>
         <w:ind w:left="180" w:hanging="180"/>
@@ -3032,7 +3032,7 @@
         <w:t>• Executed delta-neutral basis and funding-rate arbitrage between spot and perpetuals, plus concentrated-liquidity and lending-loop strategies on-chain.</w:t>
       </w:r>
     </w:p>
-    <w:p>
+    <w:p ns2:paraId="2486A199" ns2:textId="77777777">
       <w:pPr>
         <w:spacing w:after="50" w:line="240" w:lineRule="auto"/>
         <w:ind w:left="180" w:hanging="180"/>
@@ -3069,7 +3069,7 @@
         <w:t xml:space="preserve"> limits, drawdown caps, and Sharpe-ratio optimization governing position sizing and portfolio.</w:t>
       </w:r>
     </w:p>
-    <w:p>
+    <w:p ns2:paraId="5BF22EFD" ns2:textId="7AA5F2DA">
       <w:pPr>
         <w:pBdr>
           <w:bottom w:val="single" w:sz="6" w:space="1" w:color="666666"/>
@@ -3094,7 +3094,7 @@
         <w:t>ertifications</w:t>
       </w:r>
     </w:p>
-    <w:p>
+    <w:p ns2:paraId="750199E4" ns2:textId="3E75D6B1">
       <w:pPr>
         <w:spacing w:after="50" w:line="240" w:lineRule="auto"/>
         <w:ind w:left="180" w:hanging="180"/>
@@ -3132,7 +3132,7 @@
         <w:t>: Advanced Topics - Anthropic, 2026</w:t>
       </w:r>
     </w:p>
-    <w:p>
+    <w:p ns2:paraId="5979B4F1" ns2:textId="3E88C790">
       <w:pPr>
         <w:spacing w:after="50" w:line="240" w:lineRule="auto"/>
         <w:ind w:left="180" w:hanging="180"/>
@@ -3170,7 +3170,7 @@
         <w:t xml:space="preserve"> - Anthropic (with CodePath), 2026</w:t>
       </w:r>
     </w:p>
-    <w:p>
+    <w:p ns2:paraId="2D1F57CB" ns2:textId="6377C20D">
       <w:pPr>
         <w:spacing w:after="50" w:line="240" w:lineRule="auto"/>
         <w:ind w:left="180" w:hanging="180"/>
@@ -3208,7 +3208,7 @@
         <w:t xml:space="preserve"> - OpenAI Academy, 2026</w:t>
       </w:r>
     </w:p>
-    <w:p>
+    <w:p ns2:paraId="2677E336" ns2:textId="0913D9DA">
       <w:pPr>
         <w:spacing w:after="50" w:line="240" w:lineRule="auto"/>
         <w:ind w:left="180" w:hanging="180"/>
@@ -3246,7 +3246,7 @@
         <w:t xml:space="preserve"> - LangChain Academy, 2026</w:t>
       </w:r>
     </w:p>
-    <w:p>
+    <w:p ns2:paraId="605447A3" ns2:textId="0A65C822">
       <w:pPr>
         <w:spacing w:after="50" w:line="240" w:lineRule="auto"/>
         <w:ind w:left="180" w:hanging="180"/>
@@ -3284,7 +3284,7 @@
         <w:t xml:space="preserve"> - LangChain Academy, 2026</w:t>
       </w:r>
     </w:p>
-    <w:p>
+    <w:p ns2:paraId="07FF0290" ns2:textId="211EA98B">
       <w:pPr>
         <w:spacing w:after="50" w:line="240" w:lineRule="auto"/>
         <w:ind w:left="180" w:hanging="180"/>
@@ -3302,6 +3302,62 @@
         </w:rPr>
         <w:t xml:space="preserve">• </w:t>
       </w:r>
+      <w:hyperlink r:id="rId45" w:history="1">
+        <w:r>
+          <w:rPr>
+            <w:rStyle w:val="Hyperlink"/>
+            <w:rFonts w:ascii="Arial" w:hAnsi="Arial" w:cs="Arial"/>
+            <w:sz w:val="22"/>
+            <w:szCs w:val="22"/>
+          </w:rPr>
+          <w:t>Google IT Auto</w:t>
+        </w:r>
+        <w:r>
+          <w:rPr>
+            <w:rStyle w:val="Hyperlink"/>
+            <w:rFonts w:ascii="Arial" w:hAnsi="Arial" w:cs="Arial"/>
+            <w:sz w:val="22"/>
+            <w:szCs w:val="22"/>
+          </w:rPr>
+          <w:t>m</w:t>
+        </w:r>
+        <w:r>
+          <w:rPr>
+            <w:rStyle w:val="Hyperlink"/>
+            <w:rFonts w:ascii="Arial" w:hAnsi="Arial" w:cs="Arial"/>
+            <w:sz w:val="22"/>
+            <w:szCs w:val="22"/>
+          </w:rPr>
+          <w:t>ation</w:t>
+        </w:r>
+      </w:hyperlink>
+      <w:r>
+        <w:rPr>
+          <w:rFonts w:ascii="Arial" w:hAnsi="Arial" w:cs="Arial"/>
+          <w:sz w:val="22"/>
+          <w:szCs w:val="22"/>
+        </w:rPr>
+        <w:t xml:space="preserve"> with Python Professional Certificate - Google, 2020</w:t>
+      </w:r>
+    </w:p>
+    <w:p ns2:paraId="1C4D1AD3" ns2:textId="5D28B3F3">
+      <w:pPr>
+        <w:spacing w:after="50" w:line="240" w:lineRule="auto"/>
+        <w:ind w:left="180" w:hanging="180"/>
+        <w:rPr>
+          <w:rFonts w:ascii="Arial" w:hAnsi="Arial" w:cs="Arial"/>
+          <w:sz w:val="22"/>
+          <w:szCs w:val="22"/>
+        </w:rPr>
+      </w:pPr>
+      <w:r>
+        <w:rPr>
+          <w:rFonts w:ascii="Arial" w:hAnsi="Arial" w:cs="Arial"/>
+          <w:sz w:val="22"/>
+          <w:szCs w:val="22"/>
+        </w:rPr>
+        <w:t xml:space="preserve">• </w:t>
+      </w:r>
       <w:hyperlink r:id="rId38" w:history="1">
         <w:r>
           <w:rPr>
@@ -3322,7 +3378,7 @@
         <w:t>: Azure Fundamentals (AZ-900) - Microsoft, 2020</w:t>
       </w:r>
     </w:p>
-    <w:p>
+    <w:p ns2:paraId="194C7514" ns2:textId="1C36E1FC">
       <w:pPr>
         <w:spacing w:after="50" w:line="240" w:lineRule="auto"/>
         <w:ind w:left="180" w:hanging="180"/>
@@ -3340,6 +3396,120 @@
         </w:rPr>
         <w:t xml:space="preserve">• </w:t>
       </w:r>
+      <w:hyperlink r:id="rId40" w:history="1">
+        <w:r>
+          <w:rPr>
+            <w:rStyle w:val="Hyperlink"/>
+            <w:rFonts w:ascii="Arial" w:hAnsi="Arial" w:cs="Arial"/>
+            <w:sz w:val="22"/>
+            <w:szCs w:val="22"/>
+          </w:rPr>
+          <w:t>Data Science Specialization</w:t>
+        </w:r>
+      </w:hyperlink>
+      <w:r>
+        <w:rPr>
+          <w:rFonts w:ascii="Arial" w:hAnsi="Arial" w:cs="Arial"/>
+          <w:sz w:val="22"/>
+          <w:szCs w:val="22"/>
+        </w:rPr>
+        <w:t xml:space="preserve"> - Johns Hopkins University (Coursera), 2020</w:t>
+      </w:r>
+    </w:p>
+    <w:p ns2:paraId="5DC61C4C" ns2:textId="564BA67C">
+      <w:pPr>
+        <w:spacing w:after="50" w:line="240" w:lineRule="auto"/>
+        <w:ind w:left="180" w:hanging="180"/>
+        <w:rPr>
+          <w:rFonts w:ascii="Arial" w:hAnsi="Arial" w:cs="Arial"/>
+          <w:sz w:val="22"/>
+          <w:szCs w:val="22"/>
+        </w:rPr>
+      </w:pPr>
+      <w:r>
+        <w:rPr>
+          <w:rFonts w:ascii="Arial" w:hAnsi="Arial" w:cs="Arial"/>
+          <w:sz w:val="22"/>
+          <w:szCs w:val="22"/>
+        </w:rPr>
+        <w:t xml:space="preserve">• </w:t>
+      </w:r>
+      <w:hyperlink r:id="rId42" w:history="1">
+        <w:r>
+          <w:rPr>
+            <w:rStyle w:val="Hyperlink"/>
+            <w:rFonts w:ascii="Arial" w:hAnsi="Arial" w:cs="Arial"/>
+            <w:sz w:val="22"/>
+            <w:szCs w:val="22"/>
+          </w:rPr>
+          <w:t>DeepLearning.AI TensorFlow Developer</w:t>
+        </w:r>
+      </w:hyperlink>
+      <w:r>
+        <w:rPr>
+          <w:rFonts w:ascii="Arial" w:hAnsi="Arial" w:cs="Arial"/>
+          <w:sz w:val="22"/>
+          <w:szCs w:val="22"/>
+        </w:rPr>
+        <w:t xml:space="preserve"> Professional Certificate - DeepLearning.AI, 2020</w:t>
+      </w:r>
+    </w:p>
+    <w:p ns2:paraId="1506E923" ns2:textId="7C0BBEAF">
+      <w:pPr>
+        <w:spacing w:after="50" w:line="240" w:lineRule="auto"/>
+        <w:ind w:left="180" w:hanging="180"/>
+        <w:rPr>
+          <w:rFonts w:ascii="Arial" w:hAnsi="Arial" w:cs="Arial"/>
+          <w:sz w:val="22"/>
+          <w:szCs w:val="22"/>
+        </w:rPr>
+      </w:pPr>
+      <w:r>
+        <w:rPr>
+          <w:rFonts w:ascii="Arial" w:hAnsi="Arial" w:cs="Arial"/>
+          <w:sz w:val="22"/>
+          <w:szCs w:val="22"/>
+        </w:rPr>
+        <w:t xml:space="preserve">• </w:t>
+      </w:r>
+      <w:hyperlink r:id="rId46" w:history="1">
+        <w:r>
+          <w:rPr>
+            <w:rStyle w:val="Hyperlink"/>
+            <w:rFonts w:ascii="Arial" w:hAnsi="Arial" w:cs="Arial"/>
+            <w:sz w:val="22"/>
+            <w:szCs w:val="22"/>
+          </w:rPr>
+          <w:t>Google IT Support</w:t>
+        </w:r>
+      </w:hyperlink>
+      <w:r>
+        <w:rPr>
+          <w:rFonts w:ascii="Arial" w:hAnsi="Arial" w:cs="Arial"/>
+          <w:sz w:val="22"/>
+          <w:szCs w:val="22"/>
+        </w:rPr>
+        <w:t xml:space="preserve"> Professional Certificate - Google, 2020</w:t>
+      </w:r>
+    </w:p>
+    <w:p ns2:paraId="550AC5A0" ns2:textId="62B883C0">
+      <w:pPr>
+        <w:spacing w:after="50" w:line="240" w:lineRule="auto"/>
+        <w:ind w:left="180" w:hanging="180"/>
+        <w:rPr>
+          <w:rFonts w:ascii="Arial" w:hAnsi="Arial" w:cs="Arial"/>
+          <w:sz w:val="22"/>
+          <w:szCs w:val="22"/>
+        </w:rPr>
+      </w:pPr>
+      <w:r>
+        <w:rPr>
+          <w:rFonts w:ascii="Arial" w:hAnsi="Arial" w:cs="Arial"/>
+          <w:sz w:val="22"/>
+          <w:szCs w:val="22"/>
+        </w:rPr>
+        <w:t xml:space="preserve">• </w:t>
+      </w:r>
       <w:hyperlink r:id="rId39" w:history="1">
         <w:r>
           <w:rPr>
@@ -3360,7 +3530,7 @@
         <w:t xml:space="preserve"> Specialization - Amazon Web Services (Coursera), 2020</w:t>
       </w:r>
     </w:p>
-    <w:p>
+    <w:p ns2:paraId="25342D99" ns2:textId="199B4F74">
       <w:pPr>
         <w:spacing w:after="50" w:line="240" w:lineRule="auto"/>
         <w:ind w:left="180" w:hanging="180"/>
@@ -3378,7 +3548,7 @@
         </w:rPr>
         <w:t xml:space="preserve">• </w:t>
       </w:r>
-      <w:hyperlink r:id="rId40" w:history="1">
+      <w:hyperlink r:id="rId41" w:history="1">
         <w:r>
           <w:rPr>
             <w:rStyle w:val="Hyperlink"/>
@@ -3386,7 +3556,7 @@
             <w:sz w:val="22"/>
             <w:szCs w:val="22"/>
           </w:rPr>
-          <w:t>Data Science Specialization</w:t>
+          <w:t>Six Sigma Green Belt</w:t>
         </w:r>
       </w:hyperlink>
       <w:r>
@@ -3395,86 +3565,10 @@
           <w:sz w:val="22"/>
           <w:szCs w:val="22"/>
         </w:rPr>
-        <w:t xml:space="preserve"> - Johns Hopkins University (Coursera), 2020</w:t>
-      </w:r>
-    </w:p>
-    <w:p>
-      <w:pPr>
-        <w:spacing w:after="50" w:line="240" w:lineRule="auto"/>
-        <w:ind w:left="180" w:hanging="180"/>
-        <w:rPr>
-          <w:rFonts w:ascii="Arial" w:hAnsi="Arial" w:cs="Arial"/>
-          <w:sz w:val="22"/>
-          <w:szCs w:val="22"/>
-        </w:rPr>
-      </w:pPr>
-      <w:r>
-        <w:rPr>
-          <w:rFonts w:ascii="Arial" w:hAnsi="Arial" w:cs="Arial"/>
-          <w:sz w:val="22"/>
-          <w:szCs w:val="22"/>
-        </w:rPr>
-        <w:t xml:space="preserve">• </w:t>
-      </w:r>
-      <w:hyperlink r:id="rId41" w:history="1">
-        <w:r>
-          <w:rPr>
-            <w:rStyle w:val="Hyperlink"/>
-            <w:rFonts w:ascii="Arial" w:hAnsi="Arial" w:cs="Arial"/>
-            <w:sz w:val="22"/>
-            <w:szCs w:val="22"/>
-          </w:rPr>
-          <w:t>Six Sigma Green Belt</w:t>
-        </w:r>
-      </w:hyperlink>
-      <w:r>
-        <w:rPr>
-          <w:rFonts w:ascii="Arial" w:hAnsi="Arial" w:cs="Arial"/>
-          <w:sz w:val="22"/>
-          <w:szCs w:val="22"/>
-        </w:rPr>
         <w:t xml:space="preserve"> - Kennesaw State University (Coursera), 2020</w:t>
       </w:r>
     </w:p>
-    <w:p>
-      <w:pPr>
-        <w:spacing w:after="50" w:line="240" w:lineRule="auto"/>
-        <w:ind w:left="180" w:hanging="180"/>
-        <w:rPr>
-          <w:rFonts w:ascii="Arial" w:hAnsi="Arial" w:cs="Arial"/>
-          <w:sz w:val="22"/>
-          <w:szCs w:val="22"/>
-        </w:rPr>
-      </w:pPr>
-      <w:r>
-        <w:rPr>
-          <w:rFonts w:ascii="Arial" w:hAnsi="Arial" w:cs="Arial"/>
-          <w:sz w:val="22"/>
-          <w:szCs w:val="22"/>
-        </w:rPr>
-        <w:t xml:space="preserve">• </w:t>
-      </w:r>
-      <w:hyperlink r:id="rId42" w:history="1">
-        <w:r>
-          <w:rPr>
-            <w:rStyle w:val="Hyperlink"/>
-            <w:rFonts w:ascii="Arial" w:hAnsi="Arial" w:cs="Arial"/>
-            <w:sz w:val="22"/>
-            <w:szCs w:val="22"/>
-          </w:rPr>
-          <w:t>DeepLearning.AI TensorFlow Developer</w:t>
-        </w:r>
-      </w:hyperlink>
-      <w:r>
-        <w:rPr>
-          <w:rFonts w:ascii="Arial" w:hAnsi="Arial" w:cs="Arial"/>
-          <w:sz w:val="22"/>
-          <w:szCs w:val="22"/>
-        </w:rPr>
-        <w:t xml:space="preserve"> Professional Certificate - DeepLearning.AI, 2020</w:t>
-      </w:r>
-    </w:p>
-    <w:p>
+    <w:p ns2:paraId="14388806" ns2:textId="479C8845">
       <w:pPr>
         <w:spacing w:after="50" w:line="240" w:lineRule="auto"/>
         <w:ind w:left="180" w:hanging="180"/>
@@ -3513,7 +3607,7 @@
         <w:t xml:space="preserve"> - DeepLearning.AI, 2020</w:t>
       </w:r>
     </w:p>
-    <w:p>
+    <w:p ns2:paraId="57C6FDAF" ns2:textId="6C75C962">
       <w:pPr>
         <w:spacing w:after="50" w:line="240" w:lineRule="auto"/>
         <w:ind w:left="180" w:hanging="180"/>
@@ -3551,7 +3645,7 @@
         <w:t xml:space="preserve"> Professional Certificate - IBM, 2020</w:t>
       </w:r>
     </w:p>
-    <w:p>
+    <w:p ns2:paraId="214B3C29" ns2:textId="4ECE0F0C">
       <w:pPr>
         <w:spacing w:after="50" w:line="240" w:lineRule="auto"/>
         <w:ind w:left="180" w:hanging="180"/>
@@ -3569,7 +3663,7 @@
         </w:rPr>
         <w:t xml:space="preserve">• </w:t>
       </w:r>
-      <w:hyperlink r:id="rId45" w:history="1">
+      <w:hyperlink r:id="rId47" w:history="1">
         <w:r>
           <w:rPr>
             <w:rStyle w:val="Hyperlink"/>
@@ -3577,25 +3671,7 @@
             <w:sz w:val="22"/>
             <w:szCs w:val="22"/>
           </w:rPr>
-          <w:t>Google IT Auto</w:t>
-        </w:r>
-        <w:r>
-          <w:rPr>
-            <w:rStyle w:val="Hyperlink"/>
-            <w:rFonts w:ascii="Arial" w:hAnsi="Arial" w:cs="Arial"/>
-            <w:sz w:val="22"/>
-            <w:szCs w:val="22"/>
-          </w:rPr>
-          <w:t>m</w:t>
-        </w:r>
-        <w:r>
-          <w:rPr>
-            <w:rStyle w:val="Hyperlink"/>
-            <w:rFonts w:ascii="Arial" w:hAnsi="Arial" w:cs="Arial"/>
-            <w:sz w:val="22"/>
-            <w:szCs w:val="22"/>
-          </w:rPr>
-          <w:t>ation</w:t>
+          <w:t>Blockchain Specialization</w:t>
         </w:r>
       </w:hyperlink>
       <w:r>
@@ -3604,86 +3680,10 @@
           <w:sz w:val="22"/>
           <w:szCs w:val="22"/>
         </w:rPr>
-        <w:t xml:space="preserve"> with Python Professional Certificate - Google, 2020</w:t>
-      </w:r>
-    </w:p>
-    <w:p>
-      <w:pPr>
-        <w:spacing w:after="50" w:line="240" w:lineRule="auto"/>
-        <w:ind w:left="180" w:hanging="180"/>
-        <w:rPr>
-          <w:rFonts w:ascii="Arial" w:hAnsi="Arial" w:cs="Arial"/>
-          <w:sz w:val="22"/>
-          <w:szCs w:val="22"/>
-        </w:rPr>
-      </w:pPr>
-      <w:r>
-        <w:rPr>
-          <w:rFonts w:ascii="Arial" w:hAnsi="Arial" w:cs="Arial"/>
-          <w:sz w:val="22"/>
-          <w:szCs w:val="22"/>
-        </w:rPr>
-        <w:t xml:space="preserve">• </w:t>
-      </w:r>
-      <w:hyperlink r:id="rId46" w:history="1">
-        <w:r>
-          <w:rPr>
-            <w:rStyle w:val="Hyperlink"/>
-            <w:rFonts w:ascii="Arial" w:hAnsi="Arial" w:cs="Arial"/>
-            <w:sz w:val="22"/>
-            <w:szCs w:val="22"/>
-          </w:rPr>
-          <w:t>Google IT Support</w:t>
-        </w:r>
-      </w:hyperlink>
-      <w:r>
-        <w:rPr>
-          <w:rFonts w:ascii="Arial" w:hAnsi="Arial" w:cs="Arial"/>
-          <w:sz w:val="22"/>
-          <w:szCs w:val="22"/>
-        </w:rPr>
-        <w:t xml:space="preserve"> Professional Certificate - Google, 2020</w:t>
-      </w:r>
-    </w:p>
-    <w:p>
-      <w:pPr>
-        <w:spacing w:after="50" w:line="240" w:lineRule="auto"/>
-        <w:ind w:left="180" w:hanging="180"/>
-        <w:rPr>
-          <w:rFonts w:ascii="Arial" w:hAnsi="Arial" w:cs="Arial"/>
-          <w:sz w:val="22"/>
-          <w:szCs w:val="22"/>
-        </w:rPr>
-      </w:pPr>
-      <w:r>
-        <w:rPr>
-          <w:rFonts w:ascii="Arial" w:hAnsi="Arial" w:cs="Arial"/>
-          <w:sz w:val="22"/>
-          <w:szCs w:val="22"/>
-        </w:rPr>
-        <w:t xml:space="preserve">• </w:t>
-      </w:r>
-      <w:hyperlink r:id="rId47" w:history="1">
-        <w:r>
-          <w:rPr>
-            <w:rStyle w:val="Hyperlink"/>
-            <w:rFonts w:ascii="Arial" w:hAnsi="Arial" w:cs="Arial"/>
-            <w:sz w:val="22"/>
-            <w:szCs w:val="22"/>
-          </w:rPr>
-          <w:t>Blockchain Specialization</w:t>
-        </w:r>
-      </w:hyperlink>
-      <w:r>
-        <w:rPr>
-          <w:rFonts w:ascii="Arial" w:hAnsi="Arial" w:cs="Arial"/>
-          <w:sz w:val="22"/>
-          <w:szCs w:val="22"/>
-        </w:rPr>
         <w:t xml:space="preserve"> - University of California, Irvine (Coursera), 2020</w:t>
       </w:r>
     </w:p>
-    <w:p>
+    <w:p ns2:paraId="452AAA4C" ns2:textId="5E29ABD1">
       <w:pPr>
         <w:pBdr>
           <w:bottom w:val="single" w:sz="6" w:space="1" w:color="666666"/>
@@ -3708,7 +3708,7 @@
         <w:t>ducation</w:t>
       </w:r>
     </w:p>
-    <w:p>
+    <w:p ns2:paraId="10D4037F" ns2:textId="5E414CFF">
       <w:pPr>
         <w:spacing w:before="120" w:after="10" w:line="240" w:lineRule="auto"/>
         <w:rPr>
@@ -3772,7 +3772,7 @@
         <w:t>umbai</w:t>
       </w:r>
     </w:p>
-    <w:p>
+    <w:p ns2:paraId="3096E978" ns2:textId="77777777">
       <w:pPr>
         <w:spacing w:after="60" w:line="240" w:lineRule="auto"/>
         <w:rPr>
@@ -3790,7 +3790,7 @@
         <w:t>Bachelor of Engineering (B.E.), Chemical Engineering (First Class)</w:t>
       </w:r>
     </w:p>
-    <w:p>
+    <w:p ns2:paraId="28875B44" ns2:textId="0B64B7B7">
       <w:pPr>
         <w:spacing w:after="60" w:line="240" w:lineRule="auto"/>
         <w:rPr>

--- a/docs/Devayan_Mandal.docx
+++ b/docs/Devayan_Mandal.docx
@@ -1,8 +1,8 @@
 
 <file path=word/document.xml><?xml version="1.0" encoding="utf-8"?>
-<w:document xmlns:mc="http://schemas.openxmlformats.org/markup-compatibility/2006" xmlns:ns2="http://schemas.microsoft.com/office/word/2010/wordml" xmlns:r="http://schemas.openxmlformats.org/officeDocument/2006/relationships" xmlns:w="http://schemas.openxmlformats.org/wordprocessingml/2006/main" mc:Ignorable="w14 w15 w16se w16cid w16 w16cex w16sdtdh w16sdtfl w16du wp14">
+<w:document xmlns:wpc="http://schemas.microsoft.com/office/word/2010/wordprocessingCanvas" xmlns:cx="http://schemas.microsoft.com/office/drawing/2014/chartex" xmlns:cx1="http://schemas.microsoft.com/office/drawing/2015/9/8/chartex" xmlns:cx2="http://schemas.microsoft.com/office/drawing/2015/10/21/chartex" xmlns:cx3="http://schemas.microsoft.com/office/drawing/2016/5/9/chartex" xmlns:cx4="http://schemas.microsoft.com/office/drawing/2016/5/10/chartex" xmlns:cx5="http://schemas.microsoft.com/office/drawing/2016/5/11/chartex" xmlns:cx6="http://schemas.microsoft.com/office/drawing/2016/5/12/chartex" xmlns:cx7="http://schemas.microsoft.com/office/drawing/2016/5/13/chartex" xmlns:cx8="http://schemas.microsoft.com/office/drawing/2016/5/14/chartex" xmlns:mc="http://schemas.openxmlformats.org/markup-compatibility/2006" xmlns:aink="http://schemas.microsoft.com/office/drawing/2016/ink" xmlns:am3d="http://schemas.microsoft.com/office/drawing/2017/model3d" xmlns:o="urn:schemas-microsoft-com:office:office" xmlns:oel="http://schemas.microsoft.com/office/2019/extlst" xmlns:r="http://schemas.openxmlformats.org/officeDocument/2006/relationships" xmlns:m="http://schemas.openxmlformats.org/officeDocument/2006/math" xmlns:v="urn:schemas-microsoft-com:vml" xmlns:wp14="http://schemas.microsoft.com/office/word/2010/wordprocessingDrawing" xmlns:wp="http://schemas.openxmlformats.org/drawingml/2006/wordprocessingDrawing" xmlns:w10="urn:schemas-microsoft-com:office:word" xmlns:w="http://schemas.openxmlformats.org/wordprocessingml/2006/main" xmlns:w14="http://schemas.microsoft.com/office/word/2010/wordml" xmlns:w15="http://schemas.microsoft.com/office/word/2012/wordml" xmlns:w16cex="http://schemas.microsoft.com/office/word/2018/wordml/cex" xmlns:w16cid="http://schemas.microsoft.com/office/word/2016/wordml/cid" xmlns:w16="http://schemas.microsoft.com/office/word/2018/wordml" xmlns:w16du="http://schemas.microsoft.com/office/word/2023/wordml/word16du" xmlns:w16sdtdh="http://schemas.microsoft.com/office/word/2020/wordml/sdtdatahash" xmlns:w16sdtfl="http://schemas.microsoft.com/office/word/2024/wordml/sdtformatlock" xmlns:w16se="http://schemas.microsoft.com/office/word/2015/wordml/symex" xmlns:wpg="http://schemas.microsoft.com/office/word/2010/wordprocessingGroup" xmlns:wpi="http://schemas.microsoft.com/office/word/2010/wordprocessingInk" xmlns:wne="http://schemas.microsoft.com/office/word/2006/wordml" xmlns:wps="http://schemas.microsoft.com/office/word/2010/wordprocessingShape" mc:Ignorable="w14 w15 w16se w16cid w16 w16cex w16sdtdh w16sdtfl w16du wp14">
   <w:body>
-    <w:p ns2:paraId="2EA2A59B" ns2:textId="13E5B618">
+    <w:p>
       <w:pPr>
         <w:spacing w:after="40" w:line="240" w:lineRule="auto"/>
         <w:jc w:val="center"/>
@@ -49,7 +49,7 @@
         <w:t>andal</w:t>
       </w:r>
     </w:p>
-    <w:p ns2:paraId="30B7F3EA" ns2:textId="77777777">
+    <w:p>
       <w:pPr>
         <w:spacing w:after="40" w:line="240" w:lineRule="auto"/>
         <w:jc w:val="center"/>
@@ -64,7 +64,7 @@
         <w:t>Full Stack AI Native / Forward Deployed AI Engineer &amp; Open-Source Contributor - Open to Remote Work</w:t>
       </w:r>
     </w:p>
-    <w:p ns2:paraId="1C153239" ns2:textId="77777777">
+    <w:p>
       <w:pPr>
         <w:spacing w:after="200" w:line="240" w:lineRule="auto"/>
         <w:jc w:val="center"/>
@@ -125,7 +125,7 @@
         <w:proofErr w:type="spellEnd"/>
       </w:hyperlink>
     </w:p>
-    <w:p ns2:paraId="743482DB" ns2:textId="343F6123">
+    <w:p>
       <w:pPr>
         <w:pBdr>
           <w:bottom w:val="single" w:sz="6" w:space="1" w:color="666666"/>
@@ -164,7 +164,7 @@
         <w:t>ummary</w:t>
       </w:r>
     </w:p>
-    <w:p ns2:paraId="1D8CF6B5" ns2:textId="77777777">
+    <w:p>
       <w:pPr>
         <w:spacing w:after="60" w:line="240" w:lineRule="auto"/>
         <w:rPr>
@@ -200,7 +200,7 @@
         <w:t xml:space="preserve"> infra.</w:t>
       </w:r>
     </w:p>
-    <w:p ns2:paraId="43E14E01" ns2:textId="591BC61E">
+    <w:p>
       <w:pPr>
         <w:spacing w:after="60" w:line="240" w:lineRule="auto"/>
         <w:rPr>
@@ -254,7 +254,7 @@
         <w:t xml:space="preserve"> and others; owned root cause to release.</w:t>
       </w:r>
     </w:p>
-    <w:p ns2:paraId="357A4472" ns2:textId="34676910">
+    <w:p>
       <w:pPr>
         <w:pBdr>
           <w:bottom w:val="single" w:sz="6" w:space="1" w:color="666666"/>
@@ -293,7 +293,7 @@
         <w:t>kills</w:t>
       </w:r>
     </w:p>
-    <w:p ns2:paraId="2EA09937" ns2:textId="77777777">
+    <w:p>
       <w:pPr>
         <w:spacing w:after="50" w:line="240" w:lineRule="auto"/>
         <w:ind w:left="180" w:hanging="180"/>
@@ -312,7 +312,7 @@
         <w:t>• Languages: Python, TypeScript, JavaScript, Rust, SQL, Bash</w:t>
       </w:r>
     </w:p>
-    <w:p ns2:paraId="6222979D" ns2:textId="77777777">
+    <w:p>
       <w:pPr>
         <w:spacing w:after="50" w:line="240" w:lineRule="auto"/>
         <w:ind w:left="180" w:hanging="180"/>
@@ -349,7 +349,7 @@
         <w:t>, Gemini, OpenAI</w:t>
       </w:r>
     </w:p>
-    <w:p ns2:paraId="641F4A8F" ns2:textId="77777777">
+    <w:p>
       <w:pPr>
         <w:spacing w:after="50" w:line="240" w:lineRule="auto"/>
         <w:ind w:left="180" w:hanging="180"/>
@@ -368,7 +368,7 @@
         <w:t>• Frontend: React 19, Next.js 16, TanStack, Tailwind v4, Vite, Expo, Three.js</w:t>
       </w:r>
     </w:p>
-    <w:p ns2:paraId="1F7C38B4" ns2:textId="77777777">
+    <w:p>
       <w:pPr>
         <w:spacing w:after="50" w:line="240" w:lineRule="auto"/>
         <w:ind w:left="180" w:hanging="180"/>
@@ -415,7 +415,7 @@
       </w:r>
       <w:proofErr w:type="spellEnd"/>
     </w:p>
-    <w:p ns2:paraId="7B980251" ns2:textId="77777777">
+    <w:p>
       <w:pPr>
         <w:spacing w:after="50" w:line="240" w:lineRule="auto"/>
         <w:ind w:left="180" w:hanging="180"/>
@@ -480,7 +480,7 @@
       </w:r>
       <w:proofErr w:type="spellEnd"/>
     </w:p>
-    <w:p ns2:paraId="119DCEB8" ns2:textId="77777777">
+    <w:p>
       <w:pPr>
         <w:spacing w:after="50" w:line="240" w:lineRule="auto"/>
         <w:ind w:left="180" w:hanging="180"/>
@@ -535,7 +535,7 @@
         <w:t>, Playwright</w:t>
       </w:r>
     </w:p>
-    <w:p ns2:paraId="6E1034E5" ns2:textId="77777777">
+    <w:p>
       <w:pPr>
         <w:spacing w:after="50" w:line="240" w:lineRule="auto"/>
         <w:ind w:left="180" w:hanging="180"/>
@@ -590,7 +590,7 @@
         <w:t>, Safe, Base L2</w:t>
       </w:r>
     </w:p>
-    <w:p ns2:paraId="7ECA1D0A" ns2:textId="77777777">
+    <w:p>
       <w:pPr>
         <w:spacing w:after="50" w:line="240" w:lineRule="auto"/>
         <w:ind w:left="180" w:hanging="180"/>
@@ -609,7 +609,7 @@
         <w:t>• Practices: Six Sigma, bounded autonomy, cost-aware routing, Git, Changesets</w:t>
       </w:r>
     </w:p>
-    <w:p ns2:paraId="2AC8FF8C" ns2:textId="681C41FB">
+    <w:p>
       <w:pPr>
         <w:pBdr>
           <w:bottom w:val="single" w:sz="6" w:space="1" w:color="666666"/>
@@ -648,7 +648,7 @@
         <w:t>xperience</w:t>
       </w:r>
     </w:p>
-    <w:p ns2:paraId="7C005B86" ns2:textId="4A396FA2">
+    <w:p>
       <w:pPr>
         <w:spacing w:before="120" w:after="10" w:line="240" w:lineRule="auto"/>
         <w:rPr>
@@ -700,7 +700,7 @@
         <w:t>Merged Open-Source Contributions</w:t>
       </w:r>
     </w:p>
-    <w:p ns2:paraId="34C41054" ns2:textId="2490F7D2">
+    <w:p>
       <w:pPr>
         <w:spacing w:after="50" w:line="240" w:lineRule="auto"/>
         <w:ind w:left="180" w:hanging="180"/>
@@ -778,7 +778,7 @@
         <w:t>-traversing rule to nursery; 1,972 lines, 13 packages.</w:t>
       </w:r>
     </w:p>
-    <w:p ns2:paraId="60B328AD" ns2:textId="77777777">
+    <w:p>
       <w:pPr>
         <w:spacing w:after="50" w:line="240" w:lineRule="auto"/>
         <w:ind w:left="180" w:hanging="180"/>
@@ -851,7 +851,7 @@
         <w:t xml:space="preserve"> (Rust/TypeScript) - fixed FreeBSD/Unix startup crash via Unix fallback store path.</w:t>
       </w:r>
     </w:p>
-    <w:p ns2:paraId="542C5D99" ns2:textId="77777777">
+    <w:p>
       <w:pPr>
         <w:spacing w:after="50" w:line="240" w:lineRule="auto"/>
         <w:ind w:left="180" w:hanging="180"/>
@@ -942,7 +942,7 @@
         <w:t>() setting _ending flag and hiding socket errors.</w:t>
       </w:r>
     </w:p>
-    <w:p ns2:paraId="450F8DE0" ns2:textId="77777777">
+    <w:p>
       <w:pPr>
         <w:spacing w:after="50" w:line="240" w:lineRule="auto"/>
         <w:ind w:left="180" w:hanging="180"/>
@@ -999,7 +999,7 @@
         <w:t xml:space="preserve"> from portal SVG groups to stop false focus rings; added test.</w:t>
       </w:r>
     </w:p>
-    <w:p ns2:paraId="00C2954F" ns2:textId="77777777">
+    <w:p>
       <w:pPr>
         <w:spacing w:after="50" w:line="240" w:lineRule="auto"/>
         <w:ind w:left="180" w:hanging="180"/>
@@ -1060,7 +1060,7 @@
         <w:t xml:space="preserve"> (Rust) - fixed Windows interpreter crash on non-UTF-8 output via from_utf8_lossy; added decode test.</w:t>
       </w:r>
     </w:p>
-    <w:p ns2:paraId="43E69D63" ns2:textId="77777777">
+    <w:p>
       <w:pPr>
         <w:spacing w:after="50" w:line="240" w:lineRule="auto"/>
         <w:ind w:left="180" w:hanging="180"/>
@@ -1169,7 +1169,7 @@
         <w:t xml:space="preserve"> race.</w:t>
       </w:r>
     </w:p>
-    <w:p ns2:paraId="0130C6D2" ns2:textId="77777777">
+    <w:p>
       <w:pPr>
         <w:spacing w:after="50" w:line="240" w:lineRule="auto"/>
         <w:ind w:left="180" w:hanging="180"/>
@@ -1262,7 +1262,7 @@
         <w:t xml:space="preserve"> during auto package-manager switch.</w:t>
       </w:r>
     </w:p>
-    <w:p ns2:paraId="47481BCA" ns2:textId="77777777">
+    <w:p>
       <w:pPr>
         <w:spacing w:after="50" w:line="240" w:lineRule="auto"/>
         <w:ind w:left="180" w:hanging="180"/>
@@ -1319,7 +1319,7 @@
         <w:t xml:space="preserve"> regression test for phone verify body; tests only.</w:t>
       </w:r>
     </w:p>
-    <w:p ns2:paraId="345EE263" ns2:textId="77777777">
+    <w:p>
       <w:pPr>
         <w:spacing w:after="50" w:line="240" w:lineRule="auto"/>
         <w:ind w:left="180" w:hanging="180"/>
@@ -1410,7 +1410,7 @@
         <w:t xml:space="preserve"> to rethrow 401/429/timeout instead of false unsupported.</w:t>
       </w:r>
     </w:p>
-    <w:p ns2:paraId="371FB247" ns2:textId="77777777">
+    <w:p>
       <w:pPr>
         <w:spacing w:after="50" w:line="240" w:lineRule="auto"/>
         <w:ind w:left="180" w:hanging="180"/>
@@ -1479,7 +1479,7 @@
         <w:t xml:space="preserve"> guide.</w:t>
       </w:r>
     </w:p>
-    <w:p ns2:paraId="56071E1D" ns2:textId="77777777">
+    <w:p>
       <w:pPr>
         <w:spacing w:after="50" w:line="240" w:lineRule="auto"/>
         <w:ind w:left="180" w:hanging="180"/>
@@ -1558,7 +1558,7 @@
         <w:t xml:space="preserve"> indexing before init.</w:t>
       </w:r>
     </w:p>
-    <w:p ns2:paraId="6A1B33F2" ns2:textId="77777777">
+    <w:p>
       <w:pPr>
         <w:spacing w:after="50" w:line="240" w:lineRule="auto"/>
         <w:ind w:left="180" w:hanging="180"/>
@@ -1667,7 +1667,7 @@
         <w:t>: prefixes during update.</w:t>
       </w:r>
     </w:p>
-    <w:p ns2:paraId="30A4BCF5" ns2:textId="77777777">
+    <w:p>
       <w:pPr>
         <w:spacing w:after="50" w:line="240" w:lineRule="auto"/>
         <w:ind w:left="180" w:hanging="180"/>
@@ -1778,7 +1778,7 @@
         <w:t>] env table.</w:t>
       </w:r>
     </w:p>
-    <w:p ns2:paraId="3AF1C803" ns2:textId="77777777">
+    <w:p>
       <w:pPr>
         <w:spacing w:after="50" w:line="240" w:lineRule="auto"/>
         <w:ind w:left="180" w:hanging="180"/>
@@ -1835,7 +1835,7 @@
         <w:t xml:space="preserve"> endpoint.</w:t>
       </w:r>
     </w:p>
-    <w:p ns2:paraId="68930017" ns2:textId="77777777">
+    <w:p>
       <w:pPr>
         <w:spacing w:after="50" w:line="240" w:lineRule="auto"/>
         <w:ind w:left="180" w:hanging="180"/>
@@ -1896,7 +1896,7 @@
         <w:t xml:space="preserve"> (Python) - added configurable comment-verbosity check on added lines only.</w:t>
       </w:r>
     </w:p>
-    <w:p ns2:paraId="6A776CDC" ns2:textId="77777777">
+    <w:p>
       <w:pPr>
         <w:spacing w:after="50" w:line="240" w:lineRule="auto"/>
         <w:ind w:left="180" w:hanging="180"/>
@@ -1935,7 +1935,7 @@
         <w:t xml:space="preserve"> (MDX) - fixed address example to propagate Result instead of unwrapping bad XDR.</w:t>
       </w:r>
     </w:p>
-    <w:p ns2:paraId="02983374" ns2:textId="77777777">
+    <w:p>
       <w:pPr>
         <w:spacing w:after="50" w:line="240" w:lineRule="auto"/>
         <w:ind w:left="180" w:hanging="180"/>
@@ -1996,7 +1996,7 @@
         <w:t xml:space="preserve"> (Python) - aligned DESIGN.md 10.14 Hunk entry.</w:t>
       </w:r>
     </w:p>
-    <w:p ns2:paraId="23FAA276" ns2:textId="77777777">
+    <w:p>
       <w:pPr>
         <w:spacing w:after="50" w:line="240" w:lineRule="auto"/>
         <w:ind w:left="180" w:hanging="180"/>
@@ -2079,7 +2079,7 @@
         <w:t xml:space="preserve"> (TypeScript) - extended docs pipeline to migration pages: Starlight sidebar.</w:t>
       </w:r>
     </w:p>
-    <w:p ns2:paraId="613760FC" ns2:textId="62F471E9">
+    <w:p>
       <w:pPr>
         <w:spacing w:after="50" w:line="240" w:lineRule="auto"/>
         <w:ind w:left="180" w:hanging="180"/>
@@ -2149,7 +2149,7 @@
         <w:t xml:space="preserve"> at EOF so output stays valid TOML.</w:t>
       </w:r>
     </w:p>
-    <w:p ns2:paraId="24908568" ns2:textId="77777777">
+    <w:p>
       <w:pPr>
         <w:spacing w:after="50" w:line="240" w:lineRule="auto"/>
         <w:ind w:left="180" w:hanging="180"/>
@@ -2200,7 +2200,7 @@
         <w:t xml:space="preserve"> (Rust) - fixed insert offset to full-manifest coordinates.</w:t>
       </w:r>
     </w:p>
-    <w:p ns2:paraId="575AA2CC" ns2:textId="77777777">
+    <w:p>
       <w:pPr>
         <w:spacing w:after="50" w:line="240" w:lineRule="auto"/>
         <w:ind w:left="180" w:hanging="180"/>
@@ -2299,7 +2299,7 @@
         <w:t xml:space="preserve"> checks.</w:t>
       </w:r>
     </w:p>
-    <w:p ns2:paraId="4B2458E8" ns2:textId="77777777">
+    <w:p>
       <w:pPr>
         <w:spacing w:after="50" w:line="240" w:lineRule="auto"/>
         <w:ind w:left="180" w:hanging="180"/>
@@ -2372,7 +2372,7 @@
         <w:t xml:space="preserve"> (Rust) - fixed --no-bail pattern runs to continue and aggregate failures.</w:t>
       </w:r>
     </w:p>
-    <w:p ns2:paraId="4C738C3B" ns2:textId="77777777">
+    <w:p>
       <w:pPr>
         <w:spacing w:after="50" w:line="240" w:lineRule="auto"/>
         <w:ind w:left="180" w:hanging="180"/>
@@ -2411,7 +2411,7 @@
         <w:t xml:space="preserve"> (MDX) - added missing --enable-core-manual-close flag to Network Modes Local section.</w:t>
       </w:r>
     </w:p>
-    <w:p ns2:paraId="07D78602" ns2:textId="77777777">
+    <w:p>
       <w:pPr>
         <w:spacing w:after="50" w:line="240" w:lineRule="auto"/>
         <w:ind w:left="180" w:hanging="180"/>
@@ -2492,7 +2492,7 @@
         <w:t xml:space="preserve"> so pipes/HTML cannot break summary tables.</w:t>
       </w:r>
     </w:p>
-    <w:p ns2:paraId="723CB4A5" ns2:textId="77777777">
+    <w:p>
       <w:pPr>
         <w:spacing w:after="50" w:line="240" w:lineRule="auto"/>
         <w:ind w:left="180" w:hanging="180"/>
@@ -2549,7 +2549,7 @@
         <w:t xml:space="preserve"> preferred.</w:t>
       </w:r>
     </w:p>
-    <w:p ns2:paraId="1DEB0771" ns2:textId="77777777">
+    <w:p>
       <w:pPr>
         <w:spacing w:after="50" w:line="240" w:lineRule="auto"/>
         <w:ind w:left="180" w:hanging="180"/>
@@ -2606,7 +2606,7 @@
         <w:t xml:space="preserve"> no TLS needed for Freighter.</w:t>
       </w:r>
     </w:p>
-    <w:p ns2:paraId="7C5773DA" ns2:textId="77777777">
+    <w:p>
       <w:pPr>
         <w:spacing w:after="60" w:line="240" w:lineRule="auto"/>
         <w:rPr>
@@ -2617,7 +2617,7 @@
         </w:rPr>
       </w:pPr>
     </w:p>
-    <w:p ns2:paraId="19F4340E" ns2:textId="4617063F">
+    <w:p>
       <w:pPr>
         <w:spacing w:after="60" w:line="240" w:lineRule="auto"/>
         <w:rPr>
@@ -2632,7 +2632,7 @@
         <w:t>Full Stack AI Native / Forward Deployed AI Engineer | June 2026 - Present | Remote</w:t>
       </w:r>
     </w:p>
-    <w:p ns2:paraId="487DCCE2" ns2:textId="77777777">
+    <w:p>
       <w:pPr>
         <w:spacing w:after="50" w:line="240" w:lineRule="auto"/>
         <w:ind w:left="180" w:hanging="180"/>
@@ -2669,7 +2669,7 @@
         <w:t xml:space="preserve"> observability, and web apps.</w:t>
       </w:r>
     </w:p>
-    <w:p ns2:paraId="1D29E51A" ns2:textId="77777777">
+    <w:p>
       <w:pPr>
         <w:spacing w:after="50" w:line="240" w:lineRule="auto"/>
         <w:ind w:left="180" w:hanging="180"/>
@@ -2706,7 +2706,7 @@
         <w:t xml:space="preserve"> evals, SSE dashboard.</w:t>
       </w:r>
     </w:p>
-    <w:p ns2:paraId="6B46D89B" ns2:textId="77777777">
+    <w:p>
       <w:pPr>
         <w:spacing w:after="50" w:line="240" w:lineRule="auto"/>
         <w:ind w:left="180" w:hanging="180"/>
@@ -2743,7 +2743,7 @@
         <w:t xml:space="preserve"> traces).</w:t>
       </w:r>
     </w:p>
-    <w:p ns2:paraId="17F09B10" ns2:textId="77777777">
+    <w:p>
       <w:pPr>
         <w:spacing w:after="50" w:line="240" w:lineRule="auto"/>
         <w:ind w:left="180" w:hanging="180"/>
@@ -2780,7 +2780,7 @@
         <w:t xml:space="preserve"> (calendar-math, meeting-slot, unit-fix): sweep-line solvers, sandboxed graders, no LLM judge.</w:t>
       </w:r>
     </w:p>
-    <w:p ns2:paraId="047965E5" ns2:textId="77777777">
+    <w:p>
       <w:pPr>
         <w:spacing w:after="50" w:line="240" w:lineRule="auto"/>
         <w:ind w:left="180" w:hanging="180"/>
@@ -2871,7 +2871,7 @@
         <w:t xml:space="preserve"> Challenge 2026).</w:t>
       </w:r>
     </w:p>
-    <w:p ns2:paraId="4046B4B2" ns2:textId="77777777">
+    <w:p>
       <w:pPr>
         <w:spacing w:after="50" w:line="240" w:lineRule="auto"/>
         <w:ind w:left="180" w:hanging="180"/>
@@ -2908,7 +2908,7 @@
         <w:t>: 5,000+ open roles across Greenhouse/Ashby/Lever; TanStack Start, React 19, Neon Postgres, Expo, 4x-daily crawls. Live: jobrow.vercel.app</w:t>
       </w:r>
     </w:p>
-    <w:p ns2:paraId="738ED479" ns2:textId="16258D27">
+    <w:p>
       <w:pPr>
         <w:spacing w:after="50" w:line="240" w:lineRule="auto"/>
         <w:ind w:left="180" w:hanging="180"/>
@@ -2927,7 +2927,7 @@
         <w:t>• Veritas (research agent), Cadence (healthcare, 5-layer memory), chaos platform (self-healing, WebSocket telemetry).</w:t>
       </w:r>
     </w:p>
-    <w:p ns2:paraId="6A8D4D4D" ns2:textId="21718839">
+    <w:p>
       <w:pPr>
         <w:spacing w:after="50" w:line="240" w:lineRule="auto"/>
         <w:ind w:left="180" w:hanging="180"/>
@@ -2946,18 +2946,18 @@
         <w:t>• AI-native full stack with frontier models: fast iteration, test-driven validation, repo norms, reproducible upstream delivery.</w:t>
       </w:r>
     </w:p>
-    <w:p ns2:paraId="29A43009" ns2:textId="77777777">
-      <w:pPr>
-        <w:spacing w:after="50" w:line="240" w:lineRule="auto"/>
-        <w:ind w:left="180" w:hanging="180"/>
-        <w:rPr>
-          <w:rFonts w:ascii="Arial" w:hAnsi="Arial" w:cs="Arial"/>
-          <w:sz w:val="22"/>
-          <w:szCs w:val="22"/>
-        </w:rPr>
-      </w:pPr>
-    </w:p>
-    <w:p ns2:paraId="49DB7C82" ns2:textId="77777777">
+    <w:p>
+      <w:pPr>
+        <w:spacing w:after="50" w:line="240" w:lineRule="auto"/>
+        <w:ind w:left="180" w:hanging="180"/>
+        <w:rPr>
+          <w:rFonts w:ascii="Arial" w:hAnsi="Arial" w:cs="Arial"/>
+          <w:sz w:val="22"/>
+          <w:szCs w:val="22"/>
+        </w:rPr>
+      </w:pPr>
+    </w:p>
+    <w:p>
       <w:pPr>
         <w:spacing w:after="60" w:line="240" w:lineRule="auto"/>
         <w:rPr>
@@ -2975,7 +2975,7 @@
         <w:t>Quantitative Crypto Trader &amp; Derivatives Strategist | September 2016 - Present | Remote</w:t>
       </w:r>
     </w:p>
-    <w:p ns2:paraId="04445289" ns2:textId="77777777">
+    <w:p>
       <w:pPr>
         <w:spacing w:after="50" w:line="240" w:lineRule="auto"/>
         <w:ind w:left="180" w:hanging="180"/>
@@ -2994,7 +2994,7 @@
         <w:t>• Manage diversified proprietary capital across tier-1 exchanges including Binance, Coinbase, Bitget.</w:t>
       </w:r>
     </w:p>
-    <w:p ns2:paraId="4C1EF3F0" ns2:textId="77777777">
+    <w:p>
       <w:pPr>
         <w:spacing w:after="50" w:line="240" w:lineRule="auto"/>
         <w:ind w:left="180" w:hanging="180"/>
@@ -3013,7 +3013,7 @@
         <w:t>• Built and ran automated grid, DCA, and Martingale bots on Pionex and Binance to capture spread and volatility in ranging markets.</w:t>
       </w:r>
     </w:p>
-    <w:p ns2:paraId="5A81116E" ns2:textId="77777777">
+    <w:p>
       <w:pPr>
         <w:spacing w:after="50" w:line="240" w:lineRule="auto"/>
         <w:ind w:left="180" w:hanging="180"/>
@@ -3032,7 +3032,7 @@
         <w:t>• Executed delta-neutral basis and funding-rate arbitrage between spot and perpetuals, plus concentrated-liquidity and lending-loop strategies on-chain.</w:t>
       </w:r>
     </w:p>
-    <w:p ns2:paraId="2486A199" ns2:textId="77777777">
+    <w:p>
       <w:pPr>
         <w:spacing w:after="50" w:line="240" w:lineRule="auto"/>
         <w:ind w:left="180" w:hanging="180"/>
@@ -3069,7 +3069,7 @@
         <w:t xml:space="preserve"> limits, drawdown caps, and Sharpe-ratio optimization governing position sizing and portfolio.</w:t>
       </w:r>
     </w:p>
-    <w:p ns2:paraId="5BF22EFD" ns2:textId="7AA5F2DA">
+    <w:p>
       <w:pPr>
         <w:pBdr>
           <w:bottom w:val="single" w:sz="6" w:space="1" w:color="666666"/>
@@ -3094,7 +3094,7 @@
         <w:t>ertifications</w:t>
       </w:r>
     </w:p>
-    <w:p ns2:paraId="750199E4" ns2:textId="3E75D6B1">
+    <w:p>
       <w:pPr>
         <w:spacing w:after="50" w:line="240" w:lineRule="auto"/>
         <w:ind w:left="180" w:hanging="180"/>
@@ -3132,7 +3132,7 @@
         <w:t>: Advanced Topics - Anthropic, 2026</w:t>
       </w:r>
     </w:p>
-    <w:p ns2:paraId="5979B4F1" ns2:textId="3E88C790">
+    <w:p>
       <w:pPr>
         <w:spacing w:after="50" w:line="240" w:lineRule="auto"/>
         <w:ind w:left="180" w:hanging="180"/>
@@ -3170,7 +3170,7 @@
         <w:t xml:space="preserve"> - Anthropic (with CodePath), 2026</w:t>
       </w:r>
     </w:p>
-    <w:p ns2:paraId="2D1F57CB" ns2:textId="6377C20D">
+    <w:p>
       <w:pPr>
         <w:spacing w:after="50" w:line="240" w:lineRule="auto"/>
         <w:ind w:left="180" w:hanging="180"/>
@@ -3208,7 +3208,7 @@
         <w:t xml:space="preserve"> - OpenAI Academy, 2026</w:t>
       </w:r>
     </w:p>
-    <w:p ns2:paraId="2677E336" ns2:textId="0913D9DA">
+    <w:p>
       <w:pPr>
         <w:spacing w:after="50" w:line="240" w:lineRule="auto"/>
         <w:ind w:left="180" w:hanging="180"/>
@@ -3246,7 +3246,7 @@
         <w:t xml:space="preserve"> - LangChain Academy, 2026</w:t>
       </w:r>
     </w:p>
-    <w:p ns2:paraId="605447A3" ns2:textId="0A65C822">
+    <w:p>
       <w:pPr>
         <w:spacing w:after="50" w:line="240" w:lineRule="auto"/>
         <w:ind w:left="180" w:hanging="180"/>
@@ -3284,7 +3284,7 @@
         <w:t xml:space="preserve"> - LangChain Academy, 2026</w:t>
       </w:r>
     </w:p>
-    <w:p ns2:paraId="07FF0290" ns2:textId="211EA98B">
+    <w:p>
       <w:pPr>
         <w:spacing w:after="50" w:line="240" w:lineRule="auto"/>
         <w:ind w:left="180" w:hanging="180"/>
@@ -3340,7 +3340,7 @@
         <w:t xml:space="preserve"> with Python Professional Certificate - Google, 2020</w:t>
       </w:r>
     </w:p>
-    <w:p ns2:paraId="1C4D1AD3" ns2:textId="5D28B3F3">
+    <w:p>
       <w:pPr>
         <w:spacing w:after="50" w:line="240" w:lineRule="auto"/>
         <w:ind w:left="180" w:hanging="180"/>
@@ -3378,7 +3378,7 @@
         <w:t>: Azure Fundamentals (AZ-900) - Microsoft, 2020</w:t>
       </w:r>
     </w:p>
-    <w:p ns2:paraId="194C7514" ns2:textId="1C36E1FC">
+    <w:p>
       <w:pPr>
         <w:spacing w:after="50" w:line="240" w:lineRule="auto"/>
         <w:ind w:left="180" w:hanging="180"/>
@@ -3416,7 +3416,7 @@
         <w:t xml:space="preserve"> - Johns Hopkins University (Coursera), 2020</w:t>
       </w:r>
     </w:p>
-    <w:p ns2:paraId="5DC61C4C" ns2:textId="564BA67C">
+    <w:p>
       <w:pPr>
         <w:spacing w:after="50" w:line="240" w:lineRule="auto"/>
         <w:ind w:left="180" w:hanging="180"/>
@@ -3454,7 +3454,7 @@
         <w:t xml:space="preserve"> Professional Certificate - DeepLearning.AI, 2020</w:t>
       </w:r>
     </w:p>
-    <w:p ns2:paraId="1506E923" ns2:textId="7C0BBEAF">
+    <w:p>
       <w:pPr>
         <w:spacing w:after="50" w:line="240" w:lineRule="auto"/>
         <w:ind w:left="180" w:hanging="180"/>
@@ -3492,7 +3492,7 @@
         <w:t xml:space="preserve"> Professional Certificate - Google, 2020</w:t>
       </w:r>
     </w:p>
-    <w:p ns2:paraId="550AC5A0" ns2:textId="62B883C0">
+    <w:p>
       <w:pPr>
         <w:spacing w:after="50" w:line="240" w:lineRule="auto"/>
         <w:ind w:left="180" w:hanging="180"/>
@@ -3530,7 +3530,7 @@
         <w:t xml:space="preserve"> Specialization - Amazon Web Services (Coursera), 2020</w:t>
       </w:r>
     </w:p>
-    <w:p ns2:paraId="25342D99" ns2:textId="199B4F74">
+    <w:p>
       <w:pPr>
         <w:spacing w:after="50" w:line="240" w:lineRule="auto"/>
         <w:ind w:left="180" w:hanging="180"/>
@@ -3568,7 +3568,7 @@
         <w:t xml:space="preserve"> - Kennesaw State University (Coursera), 2020</w:t>
       </w:r>
     </w:p>
-    <w:p ns2:paraId="14388806" ns2:textId="479C8845">
+    <w:p>
       <w:pPr>
         <w:spacing w:after="50" w:line="240" w:lineRule="auto"/>
         <w:ind w:left="180" w:hanging="180"/>
@@ -3607,7 +3607,7 @@
         <w:t xml:space="preserve"> - DeepLearning.AI, 2020</w:t>
       </w:r>
     </w:p>
-    <w:p ns2:paraId="57C6FDAF" ns2:textId="6C75C962">
+    <w:p>
       <w:pPr>
         <w:spacing w:after="50" w:line="240" w:lineRule="auto"/>
         <w:ind w:left="180" w:hanging="180"/>
@@ -3645,7 +3645,7 @@
         <w:t xml:space="preserve"> Professional Certificate - IBM, 2020</w:t>
       </w:r>
     </w:p>
-    <w:p ns2:paraId="214B3C29" ns2:textId="4ECE0F0C">
+    <w:p>
       <w:pPr>
         <w:spacing w:after="50" w:line="240" w:lineRule="auto"/>
         <w:ind w:left="180" w:hanging="180"/>
@@ -3683,7 +3683,7 @@
         <w:t xml:space="preserve"> - University of California, Irvine (Coursera), 2020</w:t>
       </w:r>
     </w:p>
-    <w:p ns2:paraId="452AAA4C" ns2:textId="5E29ABD1">
+    <w:p>
       <w:pPr>
         <w:pBdr>
           <w:bottom w:val="single" w:sz="6" w:space="1" w:color="666666"/>
@@ -3708,7 +3708,7 @@
         <w:t>ducation</w:t>
       </w:r>
     </w:p>
-    <w:p ns2:paraId="10D4037F" ns2:textId="5E414CFF">
+    <w:p>
       <w:pPr>
         <w:spacing w:before="120" w:after="10" w:line="240" w:lineRule="auto"/>
         <w:rPr>
@@ -3772,7 +3772,7 @@
         <w:t>umbai</w:t>
       </w:r>
     </w:p>
-    <w:p ns2:paraId="3096E978" ns2:textId="77777777">
+    <w:p>
       <w:pPr>
         <w:spacing w:after="60" w:line="240" w:lineRule="auto"/>
         <w:rPr>
@@ -3790,7 +3790,7 @@
         <w:t>Bachelor of Engineering (B.E.), Chemical Engineering (First Class)</w:t>
       </w:r>
     </w:p>
-    <w:p ns2:paraId="28875B44" ns2:textId="0B64B7B7">
+    <w:p>
       <w:pPr>
         <w:spacing w:after="60" w:line="240" w:lineRule="auto"/>
         <w:rPr>

--- a/docs/Devayan_Mandal.docx
+++ b/docs/Devayan_Mandal.docx
@@ -1242,7 +1242,6 @@
         <w:t xml:space="preserve"> (Rust/TypeScript) - respected </w:t>
       </w:r>
       <w:proofErr w:type="spellStart"/>
-      <w:proofErr w:type="gramStart"/>
       <w:r>
         <w:rPr>
           <w:rFonts w:ascii="Arial" w:hAnsi="Arial" w:cs="Arial"/>
@@ -1252,7 +1251,6 @@
         <w:t>lockfile:false</w:t>
       </w:r>
       <w:proofErr w:type="spellEnd"/>
-      <w:proofErr w:type="gramEnd"/>
       <w:r>
         <w:rPr>
           <w:rFonts w:ascii="Arial" w:hAnsi="Arial" w:cs="Arial"/>
@@ -1740,7 +1738,6 @@
         <w:t xml:space="preserve"> (Python) - documented </w:t>
       </w:r>
       <w:proofErr w:type="spellStart"/>
-      <w:proofErr w:type="gramStart"/>
       <w:r>
         <w:rPr>
           <w:rFonts w:ascii="Arial" w:hAnsi="Arial" w:cs="Arial"/>
@@ -1750,7 +1747,6 @@
         <w:t>pytest.toml</w:t>
       </w:r>
       <w:proofErr w:type="spellEnd"/>
-      <w:proofErr w:type="gramEnd"/>
       <w:r>
         <w:rPr>
           <w:rFonts w:ascii="Arial" w:hAnsi="Arial" w:cs="Arial"/>
@@ -2261,7 +2257,6 @@
         <w:t xml:space="preserve"> (Rust) - clarified PYI002 message to name stub-file context for </w:t>
       </w:r>
       <w:proofErr w:type="spellStart"/>
-      <w:proofErr w:type="gramStart"/>
       <w:r>
         <w:rPr>
           <w:rFonts w:ascii="Arial" w:hAnsi="Arial" w:cs="Arial"/>
@@ -2271,7 +2266,6 @@
         <w:t>sys.platform</w:t>
       </w:r>
       <w:proofErr w:type="spellEnd"/>
-      <w:proofErr w:type="gramEnd"/>
       <w:r>
         <w:rPr>
           <w:rFonts w:ascii="Arial" w:hAnsi="Arial" w:cs="Arial"/>
@@ -2472,7 +2466,6 @@
         <w:t xml:space="preserve"> (Python) - escaped report table cells with </w:t>
       </w:r>
       <w:proofErr w:type="spellStart"/>
-      <w:proofErr w:type="gramStart"/>
       <w:r>
         <w:rPr>
           <w:rFonts w:ascii="Arial" w:hAnsi="Arial" w:cs="Arial"/>
@@ -2482,7 +2475,6 @@
         <w:t>html.escape</w:t>
       </w:r>
       <w:proofErr w:type="spellEnd"/>
-      <w:proofErr w:type="gramEnd"/>
       <w:r>
         <w:rPr>
           <w:rFonts w:ascii="Arial" w:hAnsi="Arial" w:cs="Arial"/>
@@ -2585,25 +2577,7 @@
           <w:sz w:val="22"/>
           <w:szCs w:val="22"/>
         </w:rPr>
-        <w:t xml:space="preserve"> (MDX) - noted localhost is already </w:t>
-      </w:r>
-      <w:proofErr w:type="gramStart"/>
-      <w:r>
-        <w:rPr>
-          <w:rFonts w:ascii="Arial" w:hAnsi="Arial" w:cs="Arial"/>
-          <w:sz w:val="22"/>
-          <w:szCs w:val="22"/>
-        </w:rPr>
-        <w:t>trustworthy,</w:t>
-      </w:r>
-      <w:proofErr w:type="gramEnd"/>
-      <w:r>
-        <w:rPr>
-          <w:rFonts w:ascii="Arial" w:hAnsi="Arial" w:cs="Arial"/>
-          <w:sz w:val="22"/>
-          <w:szCs w:val="22"/>
-        </w:rPr>
-        <w:t xml:space="preserve"> no TLS needed for Freighter.</w:t>
+        <w:t xml:space="preserve"> (MDX) - noted localhost is already trustworthy, no TLS needed for Freighter.</w:t>
       </w:r>
     </w:p>
     <w:p>
@@ -3302,7 +3276,7 @@
         </w:rPr>
         <w:t xml:space="preserve">• </w:t>
       </w:r>
-      <w:hyperlink r:id="rId45" w:history="1">
+      <w:hyperlink r:id="rId38" w:history="1">
         <w:r>
           <w:rPr>
             <w:rStyle w:val="Hyperlink"/>
@@ -3310,8 +3284,37 @@
             <w:sz w:val="22"/>
             <w:szCs w:val="22"/>
           </w:rPr>
-          <w:t>Google IT Auto</w:t>
-        </w:r>
+          <w:t>Google IT Automation</w:t>
+        </w:r>
+      </w:hyperlink>
+      <w:r>
+        <w:rPr>
+          <w:rFonts w:ascii="Arial" w:hAnsi="Arial" w:cs="Arial"/>
+          <w:sz w:val="22"/>
+          <w:szCs w:val="22"/>
+        </w:rPr>
+        <w:t xml:space="preserve"> with Python Professional Certificate - Google, 2020</w:t>
+      </w:r>
+    </w:p>
+    <w:p>
+      <w:pPr>
+        <w:spacing w:after="50" w:line="240" w:lineRule="auto"/>
+        <w:ind w:left="180" w:hanging="180"/>
+        <w:rPr>
+          <w:rFonts w:ascii="Arial" w:hAnsi="Arial" w:cs="Arial"/>
+          <w:sz w:val="22"/>
+          <w:szCs w:val="22"/>
+        </w:rPr>
+      </w:pPr>
+      <w:r>
+        <w:rPr>
+          <w:rFonts w:ascii="Arial" w:hAnsi="Arial" w:cs="Arial"/>
+          <w:sz w:val="22"/>
+          <w:szCs w:val="22"/>
+        </w:rPr>
+        <w:t xml:space="preserve">• </w:t>
+      </w:r>
+      <w:hyperlink r:id="rId39" w:history="1">
         <w:r>
           <w:rPr>
             <w:rStyle w:val="Hyperlink"/>
@@ -3319,8 +3322,37 @@
             <w:sz w:val="22"/>
             <w:szCs w:val="22"/>
           </w:rPr>
-          <w:t>m</w:t>
-        </w:r>
+          <w:t>Microsoft Certified</w:t>
+        </w:r>
+      </w:hyperlink>
+      <w:r>
+        <w:rPr>
+          <w:rFonts w:ascii="Arial" w:hAnsi="Arial" w:cs="Arial"/>
+          <w:sz w:val="22"/>
+          <w:szCs w:val="22"/>
+        </w:rPr>
+        <w:t>: Azure Fundamentals (AZ-900) - Microsoft, 2020</w:t>
+      </w:r>
+    </w:p>
+    <w:p>
+      <w:pPr>
+        <w:spacing w:after="50" w:line="240" w:lineRule="auto"/>
+        <w:ind w:left="180" w:hanging="180"/>
+        <w:rPr>
+          <w:rFonts w:ascii="Arial" w:hAnsi="Arial" w:cs="Arial"/>
+          <w:sz w:val="22"/>
+          <w:szCs w:val="22"/>
+        </w:rPr>
+      </w:pPr>
+      <w:r>
+        <w:rPr>
+          <w:rFonts w:ascii="Arial" w:hAnsi="Arial" w:cs="Arial"/>
+          <w:sz w:val="22"/>
+          <w:szCs w:val="22"/>
+        </w:rPr>
+        <w:t xml:space="preserve">• </w:t>
+      </w:r>
+      <w:hyperlink r:id="rId40" w:history="1">
         <w:r>
           <w:rPr>
             <w:rStyle w:val="Hyperlink"/>
@@ -3328,7 +3360,7 @@
             <w:sz w:val="22"/>
             <w:szCs w:val="22"/>
           </w:rPr>
-          <w:t>ation</w:t>
+          <w:t>Data Science Specialization</w:t>
         </w:r>
       </w:hyperlink>
       <w:r>
@@ -3337,7 +3369,7 @@
           <w:sz w:val="22"/>
           <w:szCs w:val="22"/>
         </w:rPr>
-        <w:t xml:space="preserve"> with Python Professional Certificate - Google, 2020</w:t>
+        <w:t xml:space="preserve"> - Johns Hopkins University (Coursera), 2020</w:t>
       </w:r>
     </w:p>
     <w:p>
@@ -3358,7 +3390,7 @@
         </w:rPr>
         <w:t xml:space="preserve">• </w:t>
       </w:r>
-      <w:hyperlink r:id="rId38" w:history="1">
+      <w:hyperlink r:id="rId41" w:history="1">
         <w:r>
           <w:rPr>
             <w:rStyle w:val="Hyperlink"/>
@@ -3366,7 +3398,7 @@
             <w:sz w:val="22"/>
             <w:szCs w:val="22"/>
           </w:rPr>
-          <w:t>Microsoft Certified</w:t>
+          <w:t>DeepLearning.AI TensorFlow Developer</w:t>
         </w:r>
       </w:hyperlink>
       <w:r>
@@ -3375,7 +3407,7 @@
           <w:sz w:val="22"/>
           <w:szCs w:val="22"/>
         </w:rPr>
-        <w:t>: Azure Fundamentals (AZ-900) - Microsoft, 2020</w:t>
+        <w:t xml:space="preserve"> Professional Certificate - DeepLearning.AI, 2020</w:t>
       </w:r>
     </w:p>
     <w:p>
@@ -3396,7 +3428,7 @@
         </w:rPr>
         <w:t xml:space="preserve">• </w:t>
       </w:r>
-      <w:hyperlink r:id="rId40" w:history="1">
+      <w:hyperlink r:id="rId42" w:history="1">
         <w:r>
           <w:rPr>
             <w:rStyle w:val="Hyperlink"/>
@@ -3404,7 +3436,7 @@
             <w:sz w:val="22"/>
             <w:szCs w:val="22"/>
           </w:rPr>
-          <w:t>Data Science Specialization</w:t>
+          <w:t>Google IT Support</w:t>
         </w:r>
       </w:hyperlink>
       <w:r>
@@ -3413,159 +3445,7 @@
           <w:sz w:val="22"/>
           <w:szCs w:val="22"/>
         </w:rPr>
-        <w:t xml:space="preserve"> - Johns Hopkins University (Coursera), 2020</w:t>
-      </w:r>
-    </w:p>
-    <w:p>
-      <w:pPr>
-        <w:spacing w:after="50" w:line="240" w:lineRule="auto"/>
-        <w:ind w:left="180" w:hanging="180"/>
-        <w:rPr>
-          <w:rFonts w:ascii="Arial" w:hAnsi="Arial" w:cs="Arial"/>
-          <w:sz w:val="22"/>
-          <w:szCs w:val="22"/>
-        </w:rPr>
-      </w:pPr>
-      <w:r>
-        <w:rPr>
-          <w:rFonts w:ascii="Arial" w:hAnsi="Arial" w:cs="Arial"/>
-          <w:sz w:val="22"/>
-          <w:szCs w:val="22"/>
-        </w:rPr>
-        <w:t xml:space="preserve">• </w:t>
-      </w:r>
-      <w:hyperlink r:id="rId42" w:history="1">
-        <w:r>
-          <w:rPr>
-            <w:rStyle w:val="Hyperlink"/>
-            <w:rFonts w:ascii="Arial" w:hAnsi="Arial" w:cs="Arial"/>
-            <w:sz w:val="22"/>
-            <w:szCs w:val="22"/>
-          </w:rPr>
-          <w:t>DeepLearning.AI TensorFlow Developer</w:t>
-        </w:r>
-      </w:hyperlink>
-      <w:r>
-        <w:rPr>
-          <w:rFonts w:ascii="Arial" w:hAnsi="Arial" w:cs="Arial"/>
-          <w:sz w:val="22"/>
-          <w:szCs w:val="22"/>
-        </w:rPr>
-        <w:t xml:space="preserve"> Professional Certificate - DeepLearning.AI, 2020</w:t>
-      </w:r>
-    </w:p>
-    <w:p>
-      <w:pPr>
-        <w:spacing w:after="50" w:line="240" w:lineRule="auto"/>
-        <w:ind w:left="180" w:hanging="180"/>
-        <w:rPr>
-          <w:rFonts w:ascii="Arial" w:hAnsi="Arial" w:cs="Arial"/>
-          <w:sz w:val="22"/>
-          <w:szCs w:val="22"/>
-        </w:rPr>
-      </w:pPr>
-      <w:r>
-        <w:rPr>
-          <w:rFonts w:ascii="Arial" w:hAnsi="Arial" w:cs="Arial"/>
-          <w:sz w:val="22"/>
-          <w:szCs w:val="22"/>
-        </w:rPr>
-        <w:t xml:space="preserve">• </w:t>
-      </w:r>
-      <w:hyperlink r:id="rId46" w:history="1">
-        <w:r>
-          <w:rPr>
-            <w:rStyle w:val="Hyperlink"/>
-            <w:rFonts w:ascii="Arial" w:hAnsi="Arial" w:cs="Arial"/>
-            <w:sz w:val="22"/>
-            <w:szCs w:val="22"/>
-          </w:rPr>
-          <w:t>Google IT Support</w:t>
-        </w:r>
-      </w:hyperlink>
-      <w:r>
-        <w:rPr>
-          <w:rFonts w:ascii="Arial" w:hAnsi="Arial" w:cs="Arial"/>
-          <w:sz w:val="22"/>
-          <w:szCs w:val="22"/>
-        </w:rPr>
         <w:t xml:space="preserve"> Professional Certificate - Google, 2020</w:t>
-      </w:r>
-    </w:p>
-    <w:p>
-      <w:pPr>
-        <w:spacing w:after="50" w:line="240" w:lineRule="auto"/>
-        <w:ind w:left="180" w:hanging="180"/>
-        <w:rPr>
-          <w:rFonts w:ascii="Arial" w:hAnsi="Arial" w:cs="Arial"/>
-          <w:sz w:val="22"/>
-          <w:szCs w:val="22"/>
-        </w:rPr>
-      </w:pPr>
-      <w:r>
-        <w:rPr>
-          <w:rFonts w:ascii="Arial" w:hAnsi="Arial" w:cs="Arial"/>
-          <w:sz w:val="22"/>
-          <w:szCs w:val="22"/>
-        </w:rPr>
-        <w:t xml:space="preserve">• </w:t>
-      </w:r>
-      <w:hyperlink r:id="rId39" w:history="1">
-        <w:r>
-          <w:rPr>
-            <w:rStyle w:val="Hyperlink"/>
-            <w:rFonts w:ascii="Arial" w:hAnsi="Arial" w:cs="Arial"/>
-            <w:sz w:val="22"/>
-            <w:szCs w:val="22"/>
-          </w:rPr>
-          <w:t>AWS Fundamentals</w:t>
-        </w:r>
-      </w:hyperlink>
-      <w:r>
-        <w:rPr>
-          <w:rFonts w:ascii="Arial" w:hAnsi="Arial" w:cs="Arial"/>
-          <w:sz w:val="22"/>
-          <w:szCs w:val="22"/>
-        </w:rPr>
-        <w:t xml:space="preserve"> Specialization - Amazon Web Services (Coursera), 2020</w:t>
-      </w:r>
-    </w:p>
-    <w:p>
-      <w:pPr>
-        <w:spacing w:after="50" w:line="240" w:lineRule="auto"/>
-        <w:ind w:left="180" w:hanging="180"/>
-        <w:rPr>
-          <w:rFonts w:ascii="Arial" w:hAnsi="Arial" w:cs="Arial"/>
-          <w:sz w:val="22"/>
-          <w:szCs w:val="22"/>
-        </w:rPr>
-      </w:pPr>
-      <w:r>
-        <w:rPr>
-          <w:rFonts w:ascii="Arial" w:hAnsi="Arial" w:cs="Arial"/>
-          <w:sz w:val="22"/>
-          <w:szCs w:val="22"/>
-        </w:rPr>
-        <w:t xml:space="preserve">• </w:t>
-      </w:r>
-      <w:hyperlink r:id="rId41" w:history="1">
-        <w:r>
-          <w:rPr>
-            <w:rStyle w:val="Hyperlink"/>
-            <w:rFonts w:ascii="Arial" w:hAnsi="Arial" w:cs="Arial"/>
-            <w:sz w:val="22"/>
-            <w:szCs w:val="22"/>
-          </w:rPr>
-          <w:t>Six Sigma Green Belt</w:t>
-        </w:r>
-      </w:hyperlink>
-      <w:r>
-        <w:rPr>
-          <w:rFonts w:ascii="Arial" w:hAnsi="Arial" w:cs="Arial"/>
-          <w:sz w:val="22"/>
-          <w:szCs w:val="22"/>
-        </w:rPr>
-        <w:t xml:space="preserve"> - Kennesaw State University (Coursera), 2020</w:t>
       </w:r>
     </w:p>
     <w:p>
@@ -3595,6 +3475,82 @@
             <w:sz w:val="22"/>
             <w:szCs w:val="22"/>
           </w:rPr>
+          <w:t>AWS Fundamentals</w:t>
+        </w:r>
+      </w:hyperlink>
+      <w:r>
+        <w:rPr>
+          <w:rFonts w:ascii="Arial" w:hAnsi="Arial" w:cs="Arial"/>
+          <w:sz w:val="22"/>
+          <w:szCs w:val="22"/>
+        </w:rPr>
+        <w:t xml:space="preserve"> Specialization - Amazon Web Services (Coursera), 2020</w:t>
+      </w:r>
+    </w:p>
+    <w:p>
+      <w:pPr>
+        <w:spacing w:after="50" w:line="240" w:lineRule="auto"/>
+        <w:ind w:left="180" w:hanging="180"/>
+        <w:rPr>
+          <w:rFonts w:ascii="Arial" w:hAnsi="Arial" w:cs="Arial"/>
+          <w:sz w:val="22"/>
+          <w:szCs w:val="22"/>
+        </w:rPr>
+      </w:pPr>
+      <w:r>
+        <w:rPr>
+          <w:rFonts w:ascii="Arial" w:hAnsi="Arial" w:cs="Arial"/>
+          <w:sz w:val="22"/>
+          <w:szCs w:val="22"/>
+        </w:rPr>
+        <w:t xml:space="preserve">• </w:t>
+      </w:r>
+      <w:hyperlink r:id="rId44" w:history="1">
+        <w:r>
+          <w:rPr>
+            <w:rStyle w:val="Hyperlink"/>
+            <w:rFonts w:ascii="Arial" w:hAnsi="Arial" w:cs="Arial"/>
+            <w:sz w:val="22"/>
+            <w:szCs w:val="22"/>
+          </w:rPr>
+          <w:t>Six Sigma Green Belt</w:t>
+        </w:r>
+      </w:hyperlink>
+      <w:r>
+        <w:rPr>
+          <w:rFonts w:ascii="Arial" w:hAnsi="Arial" w:cs="Arial"/>
+          <w:sz w:val="22"/>
+          <w:szCs w:val="22"/>
+        </w:rPr>
+        <w:t xml:space="preserve"> - Kennesaw State University (Coursera), 2020</w:t>
+      </w:r>
+    </w:p>
+    <w:p>
+      <w:pPr>
+        <w:spacing w:after="50" w:line="240" w:lineRule="auto"/>
+        <w:ind w:left="180" w:hanging="180"/>
+        <w:rPr>
+          <w:rFonts w:ascii="Arial" w:hAnsi="Arial" w:cs="Arial"/>
+          <w:sz w:val="22"/>
+          <w:szCs w:val="22"/>
+        </w:rPr>
+      </w:pPr>
+      <w:r>
+        <w:rPr>
+          <w:rFonts w:ascii="Arial" w:hAnsi="Arial" w:cs="Arial"/>
+          <w:sz w:val="22"/>
+          <w:szCs w:val="22"/>
+        </w:rPr>
+        <w:t xml:space="preserve">• </w:t>
+      </w:r>
+      <w:hyperlink r:id="rId45" w:history="1">
+        <w:r>
+          <w:rPr>
+            <w:rStyle w:val="Hyperlink"/>
+            <w:rFonts w:ascii="Arial" w:hAnsi="Arial" w:cs="Arial"/>
+            <w:sz w:val="22"/>
+            <w:szCs w:val="22"/>
+          </w:rPr>
           <w:t>Deep Learning Specialization</w:t>
         </w:r>
       </w:hyperlink>
@@ -3625,7 +3581,7 @@
         </w:rPr>
         <w:t xml:space="preserve">• </w:t>
       </w:r>
-      <w:hyperlink r:id="rId44" w:history="1">
+      <w:hyperlink r:id="rId46" w:history="1">
         <w:r>
           <w:rPr>
             <w:rStyle w:val="Hyperlink"/>

--- a/docs/Devayan_Mandal.docx
+++ b/docs/Devayan_Mandal.docx
@@ -611,6 +611,66 @@
     </w:p>
     <w:p>
       <w:pPr>
+        <w:spacing w:after="60" w:line="240" w:lineRule="auto"/>
+        <w:rPr>
+          <w:rFonts w:ascii="Arial" w:hAnsi="Arial" w:cs="Arial"/>
+          <w:b/>
+        </w:rPr>
+      </w:pPr>
+    </w:p>
+    <w:p>
+      <w:pPr>
+        <w:spacing w:after="60" w:line="240" w:lineRule="auto"/>
+        <w:rPr>
+          <w:rFonts w:ascii="Arial" w:hAnsi="Arial" w:cs="Arial"/>
+          <w:b/>
+        </w:rPr>
+      </w:pPr>
+      <w:r>
+        <w:rPr>
+          <w:rFonts w:ascii="Arial" w:hAnsi="Arial" w:cs="Arial"/>
+          <w:b/>
+        </w:rPr>
+        <w:t>E</w:t>
+      </w:r>
+      <w:r>
+        <w:rPr>
+          <w:rFonts w:ascii="Arial" w:hAnsi="Arial" w:cs="Arial"/>
+          <w:b/>
+        </w:rPr>
+        <w:t>xperience</w:t>
+      </w:r>
+      <w:r>
+        <w:rPr>
+          <w:rFonts w:ascii="Arial" w:hAnsi="Arial" w:cs="Arial"/>
+          <w:b/>
+        </w:rPr>
+        <w:t xml:space="preserve">: </w:t>
+      </w:r>
+      <w:r>
+        <w:rPr>
+          <w:rFonts w:ascii="Arial" w:hAnsi="Arial" w:cs="Arial"/>
+          <w:b/>
+        </w:rPr>
+        <w:t xml:space="preserve">Full Stack AI Native </w:t>
+      </w:r>
+      <w:r>
+        <w:rPr>
+          <w:rFonts w:ascii="Arial" w:hAnsi="Arial" w:cs="Arial"/>
+          <w:b/>
+        </w:rPr>
+        <w:t>Engineer</w:t>
+      </w:r>
+      <w:r>
+        <w:rPr>
+          <w:rFonts w:ascii="Arial" w:hAnsi="Arial" w:cs="Arial"/>
+          <w:b/>
+        </w:rPr>
+        <w:t xml:space="preserve"> | June 2026 - Present | Remote</w:t>
+      </w:r>
+    </w:p>
+    <w:p>
+      <w:pPr>
         <w:pBdr>
           <w:bottom w:val="single" w:sz="6" w:space="1" w:color="666666"/>
         </w:pBdr>
@@ -619,34 +679,6 @@
           <w:rFonts w:ascii="Arial" w:hAnsi="Arial" w:cs="Arial"/>
         </w:rPr>
       </w:pPr>
-      <w:r>
-        <w:rPr>
-          <w:rFonts w:ascii="Arial" w:hAnsi="Arial" w:cs="Arial"/>
-          <w:b/>
-        </w:rPr>
-        <w:t>P</w:t>
-      </w:r>
-      <w:r>
-        <w:rPr>
-          <w:rFonts w:ascii="Arial" w:hAnsi="Arial" w:cs="Arial"/>
-          <w:b/>
-        </w:rPr>
-        <w:t>rofessional</w:t>
-      </w:r>
-      <w:r>
-        <w:rPr>
-          <w:rFonts w:ascii="Arial" w:hAnsi="Arial" w:cs="Arial"/>
-          <w:b/>
-        </w:rPr>
-        <w:t xml:space="preserve"> E</w:t>
-      </w:r>
-      <w:r>
-        <w:rPr>
-          <w:rFonts w:ascii="Arial" w:hAnsi="Arial" w:cs="Arial"/>
-          <w:b/>
-        </w:rPr>
-        <w:t>xperience</w:t>
-      </w:r>
     </w:p>
     <w:p>
       <w:pPr>
@@ -1242,6 +1274,7 @@
         <w:t xml:space="preserve"> (Rust/TypeScript) - respected </w:t>
       </w:r>
       <w:proofErr w:type="spellStart"/>
+      <w:proofErr w:type="gramStart"/>
       <w:r>
         <w:rPr>
           <w:rFonts w:ascii="Arial" w:hAnsi="Arial" w:cs="Arial"/>
@@ -1251,6 +1284,7 @@
         <w:t>lockfile:false</w:t>
       </w:r>
       <w:proofErr w:type="spellEnd"/>
+      <w:proofErr w:type="gramEnd"/>
       <w:r>
         <w:rPr>
           <w:rFonts w:ascii="Arial" w:hAnsi="Arial" w:cs="Arial"/>
@@ -1738,6 +1772,7 @@
         <w:t xml:space="preserve"> (Python) - documented </w:t>
       </w:r>
       <w:proofErr w:type="spellStart"/>
+      <w:proofErr w:type="gramStart"/>
       <w:r>
         <w:rPr>
           <w:rFonts w:ascii="Arial" w:hAnsi="Arial" w:cs="Arial"/>
@@ -1747,6 +1782,7 @@
         <w:t>pytest.toml</w:t>
       </w:r>
       <w:proofErr w:type="spellEnd"/>
+      <w:proofErr w:type="gramEnd"/>
       <w:r>
         <w:rPr>
           <w:rFonts w:ascii="Arial" w:hAnsi="Arial" w:cs="Arial"/>
@@ -1990,89 +2026,6 @@
           <w:szCs w:val="22"/>
         </w:rPr>
         <w:t xml:space="preserve"> (Python) - aligned DESIGN.md 10.14 Hunk entry.</w:t>
-      </w:r>
-    </w:p>
-    <w:p>
-      <w:pPr>
-        <w:spacing w:after="50" w:line="240" w:lineRule="auto"/>
-        <w:ind w:left="180" w:hanging="180"/>
-        <w:rPr>
-          <w:rFonts w:ascii="Arial" w:hAnsi="Arial" w:cs="Arial"/>
-          <w:sz w:val="22"/>
-          <w:szCs w:val="22"/>
-        </w:rPr>
-      </w:pPr>
-      <w:r>
-        <w:rPr>
-          <w:rFonts w:ascii="Arial" w:hAnsi="Arial" w:cs="Arial"/>
-          <w:sz w:val="22"/>
-          <w:szCs w:val="22"/>
-        </w:rPr>
-        <w:t xml:space="preserve">• </w:t>
-      </w:r>
-      <w:hyperlink r:id="rId24" w:history="1">
-        <w:r>
-          <w:rPr>
-            <w:rFonts w:ascii="Arial" w:hAnsi="Arial" w:cs="Arial"/>
-            <w:color w:val="0563C1"/>
-            <w:sz w:val="22"/>
-            <w:szCs w:val="22"/>
-            <w:u w:val="single"/>
-          </w:rPr>
-          <w:t>stellar/</w:t>
-        </w:r>
-        <w:proofErr w:type="spellStart"/>
-        <w:r>
-          <w:rPr>
-            <w:rFonts w:ascii="Arial" w:hAnsi="Arial" w:cs="Arial"/>
-            <w:color w:val="0563C1"/>
-            <w:sz w:val="22"/>
-            <w:szCs w:val="22"/>
-            <w:u w:val="single"/>
-          </w:rPr>
-          <w:t>js</w:t>
-        </w:r>
-        <w:proofErr w:type="spellEnd"/>
-        <w:r>
-          <w:rPr>
-            <w:rFonts w:ascii="Arial" w:hAnsi="Arial" w:cs="Arial"/>
-            <w:color w:val="0563C1"/>
-            <w:sz w:val="22"/>
-            <w:szCs w:val="22"/>
-            <w:u w:val="single"/>
-          </w:rPr>
-          <w:t>-stellar-</w:t>
-        </w:r>
-        <w:proofErr w:type="spellStart"/>
-        <w:r>
-          <w:rPr>
-            <w:rFonts w:ascii="Arial" w:hAnsi="Arial" w:cs="Arial"/>
-            <w:color w:val="0563C1"/>
-            <w:sz w:val="22"/>
-            <w:szCs w:val="22"/>
-            <w:u w:val="single"/>
-          </w:rPr>
-          <w:t>sdk</w:t>
-        </w:r>
-        <w:proofErr w:type="spellEnd"/>
-        <w:r>
-          <w:rPr>
-            <w:rFonts w:ascii="Arial" w:hAnsi="Arial" w:cs="Arial"/>
-            <w:color w:val="0563C1"/>
-            <w:sz w:val="22"/>
-            <w:szCs w:val="22"/>
-            <w:u w:val="single"/>
-          </w:rPr>
-          <w:t xml:space="preserve"> #1725</w:t>
-        </w:r>
-      </w:hyperlink>
-      <w:r>
-        <w:rPr>
-          <w:rFonts w:ascii="Arial" w:hAnsi="Arial" w:cs="Arial"/>
-          <w:sz w:val="22"/>
-          <w:szCs w:val="22"/>
-        </w:rPr>
-        <w:t xml:space="preserve"> (TypeScript) - extended docs pipeline to migration pages: Starlight sidebar.</w:t>
       </w:r>
     </w:p>
     <w:p>
@@ -2094,6 +2047,89 @@
         <w:lastRenderedPageBreak/>
         <w:t xml:space="preserve">• </w:t>
       </w:r>
+      <w:hyperlink r:id="rId24" w:history="1">
+        <w:r>
+          <w:rPr>
+            <w:rFonts w:ascii="Arial" w:hAnsi="Arial" w:cs="Arial"/>
+            <w:color w:val="0563C1"/>
+            <w:sz w:val="22"/>
+            <w:szCs w:val="22"/>
+            <w:u w:val="single"/>
+          </w:rPr>
+          <w:t>stellar/</w:t>
+        </w:r>
+        <w:proofErr w:type="spellStart"/>
+        <w:r>
+          <w:rPr>
+            <w:rFonts w:ascii="Arial" w:hAnsi="Arial" w:cs="Arial"/>
+            <w:color w:val="0563C1"/>
+            <w:sz w:val="22"/>
+            <w:szCs w:val="22"/>
+            <w:u w:val="single"/>
+          </w:rPr>
+          <w:t>js</w:t>
+        </w:r>
+        <w:proofErr w:type="spellEnd"/>
+        <w:r>
+          <w:rPr>
+            <w:rFonts w:ascii="Arial" w:hAnsi="Arial" w:cs="Arial"/>
+            <w:color w:val="0563C1"/>
+            <w:sz w:val="22"/>
+            <w:szCs w:val="22"/>
+            <w:u w:val="single"/>
+          </w:rPr>
+          <w:t>-stellar-</w:t>
+        </w:r>
+        <w:proofErr w:type="spellStart"/>
+        <w:r>
+          <w:rPr>
+            <w:rFonts w:ascii="Arial" w:hAnsi="Arial" w:cs="Arial"/>
+            <w:color w:val="0563C1"/>
+            <w:sz w:val="22"/>
+            <w:szCs w:val="22"/>
+            <w:u w:val="single"/>
+          </w:rPr>
+          <w:t>sdk</w:t>
+        </w:r>
+        <w:proofErr w:type="spellEnd"/>
+        <w:r>
+          <w:rPr>
+            <w:rFonts w:ascii="Arial" w:hAnsi="Arial" w:cs="Arial"/>
+            <w:color w:val="0563C1"/>
+            <w:sz w:val="22"/>
+            <w:szCs w:val="22"/>
+            <w:u w:val="single"/>
+          </w:rPr>
+          <w:t xml:space="preserve"> #1725</w:t>
+        </w:r>
+      </w:hyperlink>
+      <w:r>
+        <w:rPr>
+          <w:rFonts w:ascii="Arial" w:hAnsi="Arial" w:cs="Arial"/>
+          <w:sz w:val="22"/>
+          <w:szCs w:val="22"/>
+        </w:rPr>
+        <w:t xml:space="preserve"> (TypeScript) - extended docs pipeline to migration pages: Starlight sidebar.</w:t>
+      </w:r>
+    </w:p>
+    <w:p>
+      <w:pPr>
+        <w:spacing w:after="50" w:line="240" w:lineRule="auto"/>
+        <w:ind w:left="180" w:hanging="180"/>
+        <w:rPr>
+          <w:rFonts w:ascii="Arial" w:hAnsi="Arial" w:cs="Arial"/>
+          <w:sz w:val="22"/>
+          <w:szCs w:val="22"/>
+        </w:rPr>
+      </w:pPr>
+      <w:r>
+        <w:rPr>
+          <w:rFonts w:ascii="Arial" w:hAnsi="Arial" w:cs="Arial"/>
+          <w:sz w:val="22"/>
+          <w:szCs w:val="22"/>
+        </w:rPr>
+        <w:t xml:space="preserve">• </w:t>
+      </w:r>
       <w:hyperlink r:id="rId25" w:history="1">
         <w:proofErr w:type="spellStart"/>
         <w:r>
@@ -2257,6 +2293,7 @@
         <w:t xml:space="preserve"> (Rust) - clarified PYI002 message to name stub-file context for </w:t>
       </w:r>
       <w:proofErr w:type="spellStart"/>
+      <w:proofErr w:type="gramStart"/>
       <w:r>
         <w:rPr>
           <w:rFonts w:ascii="Arial" w:hAnsi="Arial" w:cs="Arial"/>
@@ -2266,6 +2303,7 @@
         <w:t>sys.platform</w:t>
       </w:r>
       <w:proofErr w:type="spellEnd"/>
+      <w:proofErr w:type="gramEnd"/>
       <w:r>
         <w:rPr>
           <w:rFonts w:ascii="Arial" w:hAnsi="Arial" w:cs="Arial"/>
@@ -2466,6 +2504,7 @@
         <w:t xml:space="preserve"> (Python) - escaped report table cells with </w:t>
       </w:r>
       <w:proofErr w:type="spellStart"/>
+      <w:proofErr w:type="gramStart"/>
       <w:r>
         <w:rPr>
           <w:rFonts w:ascii="Arial" w:hAnsi="Arial" w:cs="Arial"/>
@@ -2475,6 +2514,7 @@
         <w:t>html.escape</w:t>
       </w:r>
       <w:proofErr w:type="spellEnd"/>
+      <w:proofErr w:type="gramEnd"/>
       <w:r>
         <w:rPr>
           <w:rFonts w:ascii="Arial" w:hAnsi="Arial" w:cs="Arial"/>
@@ -2577,7 +2617,25 @@
           <w:sz w:val="22"/>
           <w:szCs w:val="22"/>
         </w:rPr>
-        <w:t xml:space="preserve"> (MDX) - noted localhost is already trustworthy, no TLS needed for Freighter.</w:t>
+        <w:t xml:space="preserve"> (MDX) - noted localhost is already </w:t>
+      </w:r>
+      <w:proofErr w:type="gramStart"/>
+      <w:r>
+        <w:rPr>
+          <w:rFonts w:ascii="Arial" w:hAnsi="Arial" w:cs="Arial"/>
+          <w:sz w:val="22"/>
+          <w:szCs w:val="22"/>
+        </w:rPr>
+        <w:t>trustworthy,</w:t>
+      </w:r>
+      <w:proofErr w:type="gramEnd"/>
+      <w:r>
+        <w:rPr>
+          <w:rFonts w:ascii="Arial" w:hAnsi="Arial" w:cs="Arial"/>
+          <w:sz w:val="22"/>
+          <w:szCs w:val="22"/>
+        </w:rPr>
+        <w:t xml:space="preserve"> no TLS needed for Freighter.</w:t>
       </w:r>
     </w:p>
     <w:p>
@@ -2596,33 +2654,71 @@
         <w:spacing w:after="60" w:line="240" w:lineRule="auto"/>
         <w:rPr>
           <w:rFonts w:ascii="Arial" w:hAnsi="Arial" w:cs="Arial"/>
-        </w:rPr>
-      </w:pPr>
-      <w:r>
-        <w:rPr>
-          <w:rFonts w:ascii="Arial" w:hAnsi="Arial" w:cs="Arial"/>
           <w:b/>
         </w:rPr>
-        <w:t>Full Stack AI Native / Forward Deployed AI Engineer | June 2026 - Present | Remote</w:t>
-      </w:r>
-    </w:p>
-    <w:p>
-      <w:pPr>
-        <w:spacing w:after="50" w:line="240" w:lineRule="auto"/>
-        <w:ind w:left="180" w:hanging="180"/>
-        <w:rPr>
-          <w:rFonts w:ascii="Arial" w:hAnsi="Arial" w:cs="Arial"/>
-          <w:sz w:val="22"/>
-          <w:szCs w:val="22"/>
-        </w:rPr>
-      </w:pPr>
-      <w:r>
-        <w:rPr>
-          <w:rFonts w:ascii="Arial" w:hAnsi="Arial" w:cs="Arial"/>
-          <w:sz w:val="22"/>
-          <w:szCs w:val="22"/>
-        </w:rPr>
-        <w:t xml:space="preserve">• Shipped 30+ production systems across agents, RL eval, </w:t>
+      </w:pPr>
+      <w:hyperlink r:id="rId33" w:history="1">
+        <w:r>
+          <w:rPr>
+            <w:rStyle w:val="Hyperlink"/>
+            <w:rFonts w:ascii="Arial" w:hAnsi="Arial" w:cs="Arial"/>
+            <w:b/>
+          </w:rPr>
+          <w:t>Projects</w:t>
+        </w:r>
+      </w:hyperlink>
+      <w:r>
+        <w:rPr>
+          <w:rFonts w:ascii="Arial" w:hAnsi="Arial" w:cs="Arial"/>
+          <w:b/>
+        </w:rPr>
+        <w:t>:</w:t>
+      </w:r>
+    </w:p>
+    <w:p>
+      <w:pPr>
+        <w:spacing w:after="50" w:line="240" w:lineRule="auto"/>
+        <w:ind w:left="180" w:hanging="180"/>
+        <w:rPr>
+          <w:rFonts w:ascii="Arial" w:hAnsi="Arial" w:cs="Arial"/>
+          <w:sz w:val="22"/>
+          <w:szCs w:val="22"/>
+        </w:rPr>
+      </w:pPr>
+      <w:r>
+        <w:rPr>
+          <w:rFonts w:ascii="Arial" w:hAnsi="Arial" w:cs="Arial"/>
+          <w:sz w:val="22"/>
+          <w:szCs w:val="22"/>
+        </w:rPr>
+        <w:t xml:space="preserve">• </w:t>
+      </w:r>
+      <w:r>
+        <w:rPr>
+          <w:rFonts w:ascii="Arial" w:hAnsi="Arial" w:cs="Arial"/>
+          <w:sz w:val="22"/>
+          <w:szCs w:val="22"/>
+        </w:rPr>
+        <w:t>Lattice:</w:t>
+      </w:r>
+    </w:p>
+    <w:p>
+      <w:pPr>
+        <w:spacing w:after="50" w:line="240" w:lineRule="auto"/>
+        <w:ind w:left="180" w:hanging="180"/>
+        <w:rPr>
+          <w:rFonts w:ascii="Arial" w:hAnsi="Arial" w:cs="Arial"/>
+          <w:sz w:val="22"/>
+          <w:szCs w:val="22"/>
+        </w:rPr>
+      </w:pPr>
+      <w:r>
+        <w:rPr>
+          <w:rFonts w:ascii="Arial" w:hAnsi="Arial" w:cs="Arial"/>
+          <w:sz w:val="22"/>
+          <w:szCs w:val="22"/>
+        </w:rPr>
+        <w:t xml:space="preserve">• </w:t>
       </w:r>
       <w:proofErr w:type="spellStart"/>
       <w:r>
@@ -2631,7 +2727,7 @@
           <w:sz w:val="22"/>
           <w:szCs w:val="22"/>
         </w:rPr>
-        <w:t>realtime</w:t>
+        <w:t>Jobrow</w:t>
       </w:r>
       <w:proofErr w:type="spellEnd"/>
       <w:r>
@@ -2640,284 +2736,227 @@
           <w:sz w:val="22"/>
           <w:szCs w:val="22"/>
         </w:rPr>
+        <w:t>:</w:t>
+      </w:r>
+    </w:p>
+    <w:p>
+      <w:pPr>
+        <w:spacing w:after="50" w:line="240" w:lineRule="auto"/>
+        <w:ind w:left="180" w:hanging="180"/>
+        <w:rPr>
+          <w:rFonts w:ascii="Arial" w:hAnsi="Arial" w:cs="Arial"/>
+          <w:sz w:val="22"/>
+          <w:szCs w:val="22"/>
+        </w:rPr>
+      </w:pPr>
+      <w:r>
+        <w:rPr>
+          <w:rFonts w:ascii="Arial" w:hAnsi="Arial" w:cs="Arial"/>
+          <w:sz w:val="22"/>
+          <w:szCs w:val="22"/>
+        </w:rPr>
+        <w:t xml:space="preserve">• </w:t>
+      </w:r>
+      <w:r>
+        <w:rPr>
+          <w:rFonts w:ascii="Arial" w:hAnsi="Arial" w:cs="Arial"/>
+          <w:sz w:val="22"/>
+          <w:szCs w:val="22"/>
+        </w:rPr>
+        <w:t>Luxe Tracker:</w:t>
+      </w:r>
+    </w:p>
+    <w:p>
+      <w:pPr>
+        <w:spacing w:after="50" w:line="240" w:lineRule="auto"/>
+        <w:ind w:left="180" w:hanging="180"/>
+        <w:rPr>
+          <w:rFonts w:ascii="Arial" w:hAnsi="Arial" w:cs="Arial"/>
+          <w:sz w:val="22"/>
+          <w:szCs w:val="22"/>
+        </w:rPr>
+      </w:pPr>
+      <w:r>
+        <w:rPr>
+          <w:rFonts w:ascii="Arial" w:hAnsi="Arial" w:cs="Arial"/>
+          <w:sz w:val="22"/>
+          <w:szCs w:val="22"/>
+        </w:rPr>
+        <w:t xml:space="preserve">• </w:t>
+      </w:r>
+      <w:r>
+        <w:rPr>
+          <w:rFonts w:ascii="Arial" w:hAnsi="Arial" w:cs="Arial"/>
+          <w:sz w:val="22"/>
+          <w:szCs w:val="22"/>
+        </w:rPr>
+        <w:t>Aegis:</w:t>
+      </w:r>
+    </w:p>
+    <w:p>
+      <w:pPr>
+        <w:spacing w:after="50" w:line="240" w:lineRule="auto"/>
+        <w:ind w:left="180" w:hanging="180"/>
+        <w:rPr>
+          <w:rFonts w:ascii="Arial" w:hAnsi="Arial" w:cs="Arial"/>
+          <w:sz w:val="22"/>
+          <w:szCs w:val="22"/>
+        </w:rPr>
+      </w:pPr>
+      <w:r>
+        <w:rPr>
+          <w:rFonts w:ascii="Arial" w:hAnsi="Arial" w:cs="Arial"/>
+          <w:sz w:val="22"/>
+          <w:szCs w:val="22"/>
+        </w:rPr>
+        <w:t xml:space="preserve">• </w:t>
+      </w:r>
+      <w:proofErr w:type="spellStart"/>
+      <w:r>
+        <w:rPr>
+          <w:rFonts w:ascii="Arial" w:hAnsi="Arial" w:cs="Arial"/>
+          <w:sz w:val="22"/>
+          <w:szCs w:val="22"/>
+        </w:rPr>
+        <w:t>AetherFlow</w:t>
+      </w:r>
+      <w:proofErr w:type="spellEnd"/>
+      <w:r>
+        <w:rPr>
+          <w:rFonts w:ascii="Arial" w:hAnsi="Arial" w:cs="Arial"/>
+          <w:sz w:val="22"/>
+          <w:szCs w:val="22"/>
+        </w:rPr>
+        <w:t>:</w:t>
+      </w:r>
+    </w:p>
+    <w:p>
+      <w:pPr>
+        <w:spacing w:after="50" w:line="240" w:lineRule="auto"/>
+        <w:ind w:left="180" w:hanging="180"/>
+        <w:rPr>
+          <w:rFonts w:ascii="Arial" w:hAnsi="Arial" w:cs="Arial"/>
+          <w:sz w:val="22"/>
+          <w:szCs w:val="22"/>
+        </w:rPr>
+      </w:pPr>
+      <w:r>
+        <w:rPr>
+          <w:rFonts w:ascii="Arial" w:hAnsi="Arial" w:cs="Arial"/>
+          <w:sz w:val="22"/>
+          <w:szCs w:val="22"/>
+        </w:rPr>
+        <w:t xml:space="preserve">• </w:t>
+      </w:r>
+      <w:hyperlink r:id="rId34" w:history="1">
+        <w:r>
+          <w:rPr>
+            <w:rStyle w:val="Hyperlink"/>
+            <w:rFonts w:ascii="Arial" w:hAnsi="Arial" w:cs="Arial"/>
+            <w:sz w:val="22"/>
+            <w:szCs w:val="22"/>
+          </w:rPr>
+          <w:t>Synthesis</w:t>
+        </w:r>
+      </w:hyperlink>
+      <w:r>
+        <w:rPr>
+          <w:rFonts w:ascii="Arial" w:hAnsi="Arial" w:cs="Arial"/>
+          <w:sz w:val="22"/>
+          <w:szCs w:val="22"/>
+        </w:rPr>
+        <w:t>:</w:t>
+      </w:r>
+    </w:p>
+    <w:p>
+      <w:pPr>
+        <w:spacing w:after="50" w:line="240" w:lineRule="auto"/>
+        <w:ind w:left="180" w:hanging="180"/>
+        <w:rPr>
+          <w:rFonts w:ascii="Arial" w:hAnsi="Arial" w:cs="Arial"/>
+          <w:sz w:val="22"/>
+          <w:szCs w:val="22"/>
+        </w:rPr>
+      </w:pPr>
+      <w:r>
+        <w:rPr>
+          <w:rFonts w:ascii="Arial" w:hAnsi="Arial" w:cs="Arial"/>
+          <w:sz w:val="22"/>
+          <w:szCs w:val="22"/>
+        </w:rPr>
+        <w:t>Shipped</w:t>
+      </w:r>
+      <w:r>
+        <w:rPr>
+          <w:rFonts w:ascii="Arial" w:hAnsi="Arial" w:cs="Arial"/>
+          <w:sz w:val="22"/>
+          <w:szCs w:val="22"/>
+        </w:rPr>
+        <w:t xml:space="preserve"> </w:t>
+      </w:r>
+      <w:r>
+        <w:rPr>
+          <w:rFonts w:ascii="Arial" w:hAnsi="Arial" w:cs="Arial"/>
+          <w:sz w:val="22"/>
+          <w:szCs w:val="22"/>
+        </w:rPr>
+        <w:t>3</w:t>
+      </w:r>
+      <w:r>
+        <w:rPr>
+          <w:rFonts w:ascii="Arial" w:hAnsi="Arial" w:cs="Arial"/>
+          <w:sz w:val="22"/>
+          <w:szCs w:val="22"/>
+        </w:rPr>
+        <w:t>5</w:t>
+      </w:r>
+      <w:r>
+        <w:rPr>
+          <w:rFonts w:ascii="Arial" w:hAnsi="Arial" w:cs="Arial"/>
+          <w:sz w:val="22"/>
+          <w:szCs w:val="22"/>
+        </w:rPr>
+        <w:t xml:space="preserve">+ production systems </w:t>
+      </w:r>
+      <w:r>
+        <w:rPr>
+          <w:rFonts w:ascii="Arial" w:hAnsi="Arial" w:cs="Arial"/>
+          <w:sz w:val="22"/>
+          <w:szCs w:val="22"/>
+        </w:rPr>
+        <w:t xml:space="preserve">shipped </w:t>
+      </w:r>
+      <w:r>
+        <w:rPr>
+          <w:rFonts w:ascii="Arial" w:hAnsi="Arial" w:cs="Arial"/>
+          <w:sz w:val="22"/>
+          <w:szCs w:val="22"/>
+        </w:rPr>
+        <w:t xml:space="preserve">across agents, RL eval, </w:t>
+      </w:r>
+      <w:r>
+        <w:rPr>
+          <w:rFonts w:ascii="Arial" w:hAnsi="Arial" w:cs="Arial"/>
+          <w:sz w:val="22"/>
+          <w:szCs w:val="22"/>
+        </w:rPr>
+        <w:t>real-time</w:t>
+      </w:r>
+      <w:r>
+        <w:rPr>
+          <w:rFonts w:ascii="Arial" w:hAnsi="Arial" w:cs="Arial"/>
+          <w:sz w:val="22"/>
+          <w:szCs w:val="22"/>
+        </w:rPr>
         <w:t xml:space="preserve"> observability, and web apps.</w:t>
       </w:r>
-    </w:p>
-    <w:p>
-      <w:pPr>
-        <w:spacing w:after="50" w:line="240" w:lineRule="auto"/>
-        <w:ind w:left="180" w:hanging="180"/>
-        <w:rPr>
-          <w:rFonts w:ascii="Arial" w:hAnsi="Arial" w:cs="Arial"/>
-          <w:sz w:val="22"/>
-          <w:szCs w:val="22"/>
-        </w:rPr>
-      </w:pPr>
-      <w:r>
-        <w:rPr>
-          <w:rFonts w:ascii="Arial" w:hAnsi="Arial" w:cs="Arial"/>
-          <w:sz w:val="22"/>
-          <w:szCs w:val="22"/>
-        </w:rPr>
-        <w:t xml:space="preserve">• Built AEGIS, an AI ops cortex: LangGraph supervisor, 6 agents, 7 loops, RAG, HITL gates, </w:t>
-      </w:r>
-      <w:proofErr w:type="spellStart"/>
-      <w:r>
-        <w:rPr>
-          <w:rFonts w:ascii="Arial" w:hAnsi="Arial" w:cs="Arial"/>
-          <w:sz w:val="22"/>
-          <w:szCs w:val="22"/>
-        </w:rPr>
-        <w:t>LangSmith</w:t>
-      </w:r>
-      <w:proofErr w:type="spellEnd"/>
-      <w:r>
-        <w:rPr>
-          <w:rFonts w:ascii="Arial" w:hAnsi="Arial" w:cs="Arial"/>
-          <w:sz w:val="22"/>
-          <w:szCs w:val="22"/>
-        </w:rPr>
-        <w:t xml:space="preserve"> evals, SSE dashboard.</w:t>
-      </w:r>
-    </w:p>
-    <w:p>
-      <w:pPr>
-        <w:spacing w:after="50" w:line="240" w:lineRule="auto"/>
-        <w:ind w:left="180" w:hanging="180"/>
-        <w:rPr>
-          <w:rFonts w:ascii="Arial" w:hAnsi="Arial" w:cs="Arial"/>
-          <w:sz w:val="22"/>
-          <w:szCs w:val="22"/>
-        </w:rPr>
-      </w:pPr>
-      <w:r>
-        <w:rPr>
-          <w:rFonts w:ascii="Arial" w:hAnsi="Arial" w:cs="Arial"/>
-          <w:sz w:val="22"/>
-          <w:szCs w:val="22"/>
-        </w:rPr>
-        <w:t xml:space="preserve">• Built Synthesis (Reflexion research, HITL gates) and AAROP (6-phase reasoning, cost-aware routing, </w:t>
-      </w:r>
-      <w:proofErr w:type="spellStart"/>
-      <w:r>
-        <w:rPr>
-          <w:rFonts w:ascii="Arial" w:hAnsi="Arial" w:cs="Arial"/>
-          <w:sz w:val="22"/>
-          <w:szCs w:val="22"/>
-        </w:rPr>
-        <w:t>replayable</w:t>
-      </w:r>
-      <w:proofErr w:type="spellEnd"/>
-      <w:r>
-        <w:rPr>
-          <w:rFonts w:ascii="Arial" w:hAnsi="Arial" w:cs="Arial"/>
-          <w:sz w:val="22"/>
-          <w:szCs w:val="22"/>
-        </w:rPr>
-        <w:t xml:space="preserve"> traces).</w:t>
-      </w:r>
-    </w:p>
-    <w:p>
-      <w:pPr>
-        <w:spacing w:after="50" w:line="240" w:lineRule="auto"/>
-        <w:ind w:left="180" w:hanging="180"/>
-        <w:rPr>
-          <w:rFonts w:ascii="Arial" w:hAnsi="Arial" w:cs="Arial"/>
-          <w:sz w:val="22"/>
-          <w:szCs w:val="22"/>
-        </w:rPr>
-      </w:pPr>
-      <w:r>
-        <w:rPr>
-          <w:rFonts w:ascii="Arial" w:hAnsi="Arial" w:cs="Arial"/>
-          <w:sz w:val="22"/>
-          <w:szCs w:val="22"/>
-        </w:rPr>
-        <w:t xml:space="preserve">• 3 Prime Intellect RLVR </w:t>
-      </w:r>
-      <w:proofErr w:type="spellStart"/>
-      <w:r>
-        <w:rPr>
-          <w:rFonts w:ascii="Arial" w:hAnsi="Arial" w:cs="Arial"/>
-          <w:sz w:val="22"/>
-          <w:szCs w:val="22"/>
-        </w:rPr>
-        <w:t>envs</w:t>
-      </w:r>
-      <w:proofErr w:type="spellEnd"/>
-      <w:r>
-        <w:rPr>
-          <w:rFonts w:ascii="Arial" w:hAnsi="Arial" w:cs="Arial"/>
-          <w:sz w:val="22"/>
-          <w:szCs w:val="22"/>
-        </w:rPr>
-        <w:t xml:space="preserve"> (calendar-math, meeting-slot, unit-fix): sweep-line solvers, sandboxed graders, no LLM judge.</w:t>
-      </w:r>
-    </w:p>
-    <w:p>
-      <w:pPr>
-        <w:spacing w:after="50" w:line="240" w:lineRule="auto"/>
-        <w:ind w:left="180" w:hanging="180"/>
-        <w:rPr>
-          <w:rFonts w:ascii="Arial" w:hAnsi="Arial" w:cs="Arial"/>
-          <w:sz w:val="22"/>
-          <w:szCs w:val="22"/>
-        </w:rPr>
-      </w:pPr>
-      <w:r>
-        <w:rPr>
-          <w:rFonts w:ascii="Arial" w:hAnsi="Arial" w:cs="Arial"/>
-          <w:sz w:val="22"/>
-          <w:szCs w:val="22"/>
-        </w:rPr>
-        <w:t xml:space="preserve">• MCP servers/clients over </w:t>
-      </w:r>
-      <w:proofErr w:type="spellStart"/>
-      <w:r>
-        <w:rPr>
-          <w:rFonts w:ascii="Arial" w:hAnsi="Arial" w:cs="Arial"/>
-          <w:sz w:val="22"/>
-          <w:szCs w:val="22"/>
-        </w:rPr>
-        <w:t>Stdio</w:t>
-      </w:r>
-      <w:proofErr w:type="spellEnd"/>
-      <w:r>
-        <w:rPr>
-          <w:rFonts w:ascii="Arial" w:hAnsi="Arial" w:cs="Arial"/>
-          <w:sz w:val="22"/>
-          <w:szCs w:val="22"/>
-        </w:rPr>
-        <w:t xml:space="preserve"> and </w:t>
-      </w:r>
-      <w:proofErr w:type="spellStart"/>
-      <w:r>
-        <w:rPr>
-          <w:rFonts w:ascii="Arial" w:hAnsi="Arial" w:cs="Arial"/>
-          <w:sz w:val="22"/>
-          <w:szCs w:val="22"/>
-        </w:rPr>
-        <w:t>StreamableHTTP</w:t>
-      </w:r>
-      <w:proofErr w:type="spellEnd"/>
-      <w:r>
-        <w:rPr>
-          <w:rFonts w:ascii="Arial" w:hAnsi="Arial" w:cs="Arial"/>
-          <w:sz w:val="22"/>
-          <w:szCs w:val="22"/>
-        </w:rPr>
-        <w:t xml:space="preserve">/SSE with sampling, roots security; shipped </w:t>
-      </w:r>
-      <w:proofErr w:type="spellStart"/>
-      <w:r>
-        <w:rPr>
-          <w:rFonts w:ascii="Arial" w:hAnsi="Arial" w:cs="Arial"/>
-          <w:sz w:val="22"/>
-          <w:szCs w:val="22"/>
-        </w:rPr>
-        <w:t>HoldSlot</w:t>
-      </w:r>
-      <w:proofErr w:type="spellEnd"/>
-      <w:r>
-        <w:rPr>
-          <w:rFonts w:ascii="Arial" w:hAnsi="Arial" w:cs="Arial"/>
-          <w:sz w:val="22"/>
-          <w:szCs w:val="22"/>
-        </w:rPr>
-        <w:t xml:space="preserve"> (OpenAI </w:t>
-      </w:r>
-      <w:proofErr w:type="spellStart"/>
-      <w:r>
-        <w:rPr>
-          <w:rFonts w:ascii="Arial" w:hAnsi="Arial" w:cs="Arial"/>
-          <w:sz w:val="22"/>
-          <w:szCs w:val="22"/>
-        </w:rPr>
-        <w:t>WebMCP</w:t>
-      </w:r>
-      <w:proofErr w:type="spellEnd"/>
-      <w:r>
-        <w:rPr>
-          <w:rFonts w:ascii="Arial" w:hAnsi="Arial" w:cs="Arial"/>
-          <w:sz w:val="22"/>
-          <w:szCs w:val="22"/>
-        </w:rPr>
-        <w:t xml:space="preserve"> Challenge 2026).</w:t>
-      </w:r>
-    </w:p>
-    <w:p>
-      <w:pPr>
-        <w:spacing w:after="50" w:line="240" w:lineRule="auto"/>
-        <w:ind w:left="180" w:hanging="180"/>
-        <w:rPr>
-          <w:rFonts w:ascii="Arial" w:hAnsi="Arial" w:cs="Arial"/>
-          <w:sz w:val="22"/>
-          <w:szCs w:val="22"/>
-        </w:rPr>
-      </w:pPr>
-      <w:r>
-        <w:rPr>
-          <w:rFonts w:ascii="Arial" w:hAnsi="Arial" w:cs="Arial"/>
-          <w:sz w:val="22"/>
-          <w:szCs w:val="22"/>
-        </w:rPr>
-        <w:t xml:space="preserve">• </w:t>
-      </w:r>
-      <w:proofErr w:type="spellStart"/>
-      <w:r>
-        <w:rPr>
-          <w:rFonts w:ascii="Arial" w:hAnsi="Arial" w:cs="Arial"/>
-          <w:sz w:val="22"/>
-          <w:szCs w:val="22"/>
-        </w:rPr>
-        <w:t>Jobrow</w:t>
-      </w:r>
-      <w:proofErr w:type="spellEnd"/>
-      <w:r>
-        <w:rPr>
-          <w:rFonts w:ascii="Arial" w:hAnsi="Arial" w:cs="Arial"/>
-          <w:sz w:val="22"/>
-          <w:szCs w:val="22"/>
-        </w:rPr>
-        <w:t>: 5,000+ open roles across Greenhouse/Ashby/Lever; TanStack Start, React 19, Neon Postgres, Expo, 4x-daily crawls. Live: jobrow.vercel.app</w:t>
-      </w:r>
-    </w:p>
-    <w:p>
-      <w:pPr>
-        <w:spacing w:after="50" w:line="240" w:lineRule="auto"/>
-        <w:ind w:left="180" w:hanging="180"/>
-        <w:rPr>
-          <w:rFonts w:ascii="Arial" w:hAnsi="Arial" w:cs="Arial"/>
-          <w:sz w:val="22"/>
-          <w:szCs w:val="22"/>
-        </w:rPr>
-      </w:pPr>
-      <w:r>
-        <w:rPr>
-          <w:rFonts w:ascii="Arial" w:hAnsi="Arial" w:cs="Arial"/>
-          <w:sz w:val="22"/>
-          <w:szCs w:val="22"/>
-        </w:rPr>
-        <w:t>• Veritas (research agent), Cadence (healthcare, 5-layer memory), chaos platform (self-healing, WebSocket telemetry).</w:t>
-      </w:r>
-    </w:p>
-    <w:p>
-      <w:pPr>
-        <w:spacing w:after="50" w:line="240" w:lineRule="auto"/>
-        <w:ind w:left="180" w:hanging="180"/>
-        <w:rPr>
-          <w:rFonts w:ascii="Arial" w:hAnsi="Arial" w:cs="Arial"/>
-          <w:sz w:val="22"/>
-          <w:szCs w:val="22"/>
-        </w:rPr>
-      </w:pPr>
-      <w:r>
-        <w:rPr>
-          <w:rFonts w:ascii="Arial" w:hAnsi="Arial" w:cs="Arial"/>
-          <w:sz w:val="22"/>
-          <w:szCs w:val="22"/>
-        </w:rPr>
-        <w:t>• AI-native full stack with frontier models: fast iteration, test-driven validation, repo norms, reproducible upstream delivery.</w:t>
+      <w:r>
+        <w:rPr>
+          <w:rFonts w:ascii="Arial" w:hAnsi="Arial" w:cs="Arial"/>
+          <w:sz w:val="22"/>
+          <w:szCs w:val="22"/>
+        </w:rPr>
+        <w:t xml:space="preserve"> </w:t>
       </w:r>
     </w:p>
     <w:p>
@@ -3086,7 +3125,7 @@
         </w:rPr>
         <w:t xml:space="preserve">• </w:t>
       </w:r>
-      <w:hyperlink r:id="rId33" w:history="1">
+      <w:hyperlink r:id="rId35" w:history="1">
         <w:r>
           <w:rPr>
             <w:rStyle w:val="Hyperlink"/>
@@ -3124,7 +3163,7 @@
         </w:rPr>
         <w:t xml:space="preserve">• </w:t>
       </w:r>
-      <w:hyperlink r:id="rId34" w:history="1">
+      <w:hyperlink r:id="rId36" w:history="1">
         <w:r>
           <w:rPr>
             <w:rStyle w:val="Hyperlink"/>
@@ -3162,7 +3201,7 @@
         </w:rPr>
         <w:t xml:space="preserve">• </w:t>
       </w:r>
-      <w:hyperlink r:id="rId35" w:history="1">
+      <w:hyperlink r:id="rId37" w:history="1">
         <w:r>
           <w:rPr>
             <w:rStyle w:val="Hyperlink"/>
@@ -3200,7 +3239,7 @@
         </w:rPr>
         <w:t xml:space="preserve">• </w:t>
       </w:r>
-      <w:hyperlink r:id="rId36" w:history="1">
+      <w:hyperlink r:id="rId38" w:history="1">
         <w:r>
           <w:rPr>
             <w:rStyle w:val="Hyperlink"/>
@@ -3238,7 +3277,7 @@
         </w:rPr>
         <w:t xml:space="preserve">• </w:t>
       </w:r>
-      <w:hyperlink r:id="rId37" w:history="1">
+      <w:hyperlink r:id="rId39" w:history="1">
         <w:r>
           <w:rPr>
             <w:rStyle w:val="Hyperlink"/>
@@ -3276,7 +3315,7 @@
         </w:rPr>
         <w:t xml:space="preserve">• </w:t>
       </w:r>
-      <w:hyperlink r:id="rId38" w:history="1">
+      <w:hyperlink r:id="rId40" w:history="1">
         <w:r>
           <w:rPr>
             <w:rStyle w:val="Hyperlink"/>
@@ -3314,7 +3353,7 @@
         </w:rPr>
         <w:t xml:space="preserve">• </w:t>
       </w:r>
-      <w:hyperlink r:id="rId39" w:history="1">
+      <w:hyperlink r:id="rId41" w:history="1">
         <w:r>
           <w:rPr>
             <w:rStyle w:val="Hyperlink"/>
@@ -3352,7 +3391,7 @@
         </w:rPr>
         <w:t xml:space="preserve">• </w:t>
       </w:r>
-      <w:hyperlink r:id="rId40" w:history="1">
+      <w:hyperlink r:id="rId42" w:history="1">
         <w:r>
           <w:rPr>
             <w:rStyle w:val="Hyperlink"/>
@@ -3390,7 +3429,7 @@
         </w:rPr>
         <w:t xml:space="preserve">• </w:t>
       </w:r>
-      <w:hyperlink r:id="rId41" w:history="1">
+      <w:hyperlink r:id="rId43" w:history="1">
         <w:r>
           <w:rPr>
             <w:rStyle w:val="Hyperlink"/>
@@ -3428,7 +3467,7 @@
         </w:rPr>
         <w:t xml:space="preserve">• </w:t>
       </w:r>
-      <w:hyperlink r:id="rId42" w:history="1">
+      <w:hyperlink r:id="rId44" w:history="1">
         <w:r>
           <w:rPr>
             <w:rStyle w:val="Hyperlink"/>
@@ -3464,10 +3503,9 @@
           <w:sz w:val="22"/>
           <w:szCs w:val="22"/>
         </w:rPr>
-        <w:lastRenderedPageBreak/>
         <w:t xml:space="preserve">• </w:t>
       </w:r>
-      <w:hyperlink r:id="rId43" w:history="1">
+      <w:hyperlink r:id="rId45" w:history="1">
         <w:r>
           <w:rPr>
             <w:rStyle w:val="Hyperlink"/>
@@ -3505,7 +3543,7 @@
         </w:rPr>
         <w:t xml:space="preserve">• </w:t>
       </w:r>
-      <w:hyperlink r:id="rId44" w:history="1">
+      <w:hyperlink r:id="rId46" w:history="1">
         <w:r>
           <w:rPr>
             <w:rStyle w:val="Hyperlink"/>
@@ -3543,7 +3581,7 @@
         </w:rPr>
         <w:t xml:space="preserve">• </w:t>
       </w:r>
-      <w:hyperlink r:id="rId45" w:history="1">
+      <w:hyperlink r:id="rId47" w:history="1">
         <w:r>
           <w:rPr>
             <w:rStyle w:val="Hyperlink"/>
@@ -3581,7 +3619,7 @@
         </w:rPr>
         <w:t xml:space="preserve">• </w:t>
       </w:r>
-      <w:hyperlink r:id="rId46" w:history="1">
+      <w:hyperlink r:id="rId48" w:history="1">
         <w:r>
           <w:rPr>
             <w:rStyle w:val="Hyperlink"/>
@@ -3619,7 +3657,7 @@
         </w:rPr>
         <w:t xml:space="preserve">• </w:t>
       </w:r>
-      <w:hyperlink r:id="rId47" w:history="1">
+      <w:hyperlink r:id="rId49" w:history="1">
         <w:r>
           <w:rPr>
             <w:rStyle w:val="Hyperlink"/>
@@ -3654,6 +3692,7 @@
           <w:rFonts w:ascii="Arial" w:hAnsi="Arial" w:cs="Arial"/>
           <w:b/>
         </w:rPr>
+        <w:lastRenderedPageBreak/>
         <w:t>E</w:t>
       </w:r>
       <w:r>

--- a/docs/Devayan_Mandal.docx
+++ b/docs/Devayan_Mandal.docx
@@ -295,8 +295,11 @@
     </w:p>
     <w:p>
       <w:pPr>
-        <w:spacing w:after="50" w:line="240" w:lineRule="auto"/>
-        <w:ind w:left="180" w:hanging="180"/>
+        <w:tabs>
+          <w:tab w:val="left" w:pos="8901"/>
+        </w:tabs>
+        <w:spacing w:after="50" w:line="240" w:lineRule="auto"/>
+        <w:ind w:left="181" w:hanging="181"/>
         <w:rPr>
           <w:rFonts w:ascii="Arial" w:hAnsi="Arial" w:cs="Arial"/>
           <w:sz w:val="22"/>
@@ -311,6 +314,14 @@
         </w:rPr>
         <w:t>• Languages: Python, TypeScript, JavaScript, Rust, SQL, Bash</w:t>
       </w:r>
+      <w:r>
+        <w:rPr>
+          <w:rFonts w:ascii="Arial" w:hAnsi="Arial" w:cs="Arial"/>
+          <w:sz w:val="22"/>
+          <w:szCs w:val="22"/>
+        </w:rPr>
+        <w:tab/>
+      </w:r>
     </w:p>
     <w:p>
       <w:pPr>
@@ -620,6 +631,9 @@
     </w:p>
     <w:p>
       <w:pPr>
+        <w:pBdr>
+          <w:bottom w:val="single" w:sz="6" w:space="1" w:color="auto"/>
+        </w:pBdr>
         <w:spacing w:after="0" w:line="240" w:lineRule="auto"/>
         <w:rPr>
           <w:rFonts w:ascii="Arial" w:hAnsi="Arial" w:cs="Arial"/>
@@ -668,17 +682,6 @@
         </w:rPr>
         <w:t xml:space="preserve"> | June 2026 - Present | Remote</w:t>
       </w:r>
-    </w:p>
-    <w:p>
-      <w:pPr>
-        <w:pBdr>
-          <w:bottom w:val="single" w:sz="6" w:space="1" w:color="666666"/>
-        </w:pBdr>
-        <w:spacing w:before="40" w:after="40" w:line="240" w:lineRule="auto"/>
-        <w:rPr>
-          <w:rFonts w:ascii="Arial" w:hAnsi="Arial" w:cs="Arial"/>
-        </w:rPr>
-      </w:pPr>
     </w:p>
     <w:p>
       <w:pPr>
@@ -2044,92 +2047,92 @@
           <w:sz w:val="22"/>
           <w:szCs w:val="22"/>
         </w:rPr>
+        <w:t xml:space="preserve">• </w:t>
+      </w:r>
+      <w:hyperlink r:id="rId24" w:history="1">
+        <w:r>
+          <w:rPr>
+            <w:rFonts w:ascii="Arial" w:hAnsi="Arial" w:cs="Arial"/>
+            <w:color w:val="0563C1"/>
+            <w:sz w:val="22"/>
+            <w:szCs w:val="22"/>
+            <w:u w:val="single"/>
+          </w:rPr>
+          <w:t>stellar/</w:t>
+        </w:r>
+        <w:proofErr w:type="spellStart"/>
+        <w:r>
+          <w:rPr>
+            <w:rFonts w:ascii="Arial" w:hAnsi="Arial" w:cs="Arial"/>
+            <w:color w:val="0563C1"/>
+            <w:sz w:val="22"/>
+            <w:szCs w:val="22"/>
+            <w:u w:val="single"/>
+          </w:rPr>
+          <w:t>js</w:t>
+        </w:r>
+        <w:proofErr w:type="spellEnd"/>
+        <w:r>
+          <w:rPr>
+            <w:rFonts w:ascii="Arial" w:hAnsi="Arial" w:cs="Arial"/>
+            <w:color w:val="0563C1"/>
+            <w:sz w:val="22"/>
+            <w:szCs w:val="22"/>
+            <w:u w:val="single"/>
+          </w:rPr>
+          <w:t>-stellar-</w:t>
+        </w:r>
+        <w:proofErr w:type="spellStart"/>
+        <w:r>
+          <w:rPr>
+            <w:rFonts w:ascii="Arial" w:hAnsi="Arial" w:cs="Arial"/>
+            <w:color w:val="0563C1"/>
+            <w:sz w:val="22"/>
+            <w:szCs w:val="22"/>
+            <w:u w:val="single"/>
+          </w:rPr>
+          <w:t>sdk</w:t>
+        </w:r>
+        <w:proofErr w:type="spellEnd"/>
+        <w:r>
+          <w:rPr>
+            <w:rFonts w:ascii="Arial" w:hAnsi="Arial" w:cs="Arial"/>
+            <w:color w:val="0563C1"/>
+            <w:sz w:val="22"/>
+            <w:szCs w:val="22"/>
+            <w:u w:val="single"/>
+          </w:rPr>
+          <w:t xml:space="preserve"> #1725</w:t>
+        </w:r>
+      </w:hyperlink>
+      <w:r>
+        <w:rPr>
+          <w:rFonts w:ascii="Arial" w:hAnsi="Arial" w:cs="Arial"/>
+          <w:sz w:val="22"/>
+          <w:szCs w:val="22"/>
+        </w:rPr>
+        <w:t xml:space="preserve"> (TypeScript) - extended docs pipeline to migration pages: Starlight sidebar.</w:t>
+      </w:r>
+    </w:p>
+    <w:p>
+      <w:pPr>
+        <w:spacing w:after="50" w:line="240" w:lineRule="auto"/>
+        <w:ind w:left="180" w:hanging="180"/>
+        <w:rPr>
+          <w:rFonts w:ascii="Arial" w:hAnsi="Arial" w:cs="Arial"/>
+          <w:sz w:val="22"/>
+          <w:szCs w:val="22"/>
+        </w:rPr>
+      </w:pPr>
+      <w:r>
+        <w:rPr>
+          <w:rFonts w:ascii="Arial" w:hAnsi="Arial" w:cs="Arial"/>
+          <w:sz w:val="22"/>
+          <w:szCs w:val="22"/>
+        </w:rPr>
         <w:lastRenderedPageBreak/>
         <w:t xml:space="preserve">• </w:t>
       </w:r>
-      <w:hyperlink r:id="rId24" w:history="1">
-        <w:r>
-          <w:rPr>
-            <w:rFonts w:ascii="Arial" w:hAnsi="Arial" w:cs="Arial"/>
-            <w:color w:val="0563C1"/>
-            <w:sz w:val="22"/>
-            <w:szCs w:val="22"/>
-            <w:u w:val="single"/>
-          </w:rPr>
-          <w:t>stellar/</w:t>
-        </w:r>
-        <w:proofErr w:type="spellStart"/>
-        <w:r>
-          <w:rPr>
-            <w:rFonts w:ascii="Arial" w:hAnsi="Arial" w:cs="Arial"/>
-            <w:color w:val="0563C1"/>
-            <w:sz w:val="22"/>
-            <w:szCs w:val="22"/>
-            <w:u w:val="single"/>
-          </w:rPr>
-          <w:t>js</w:t>
-        </w:r>
-        <w:proofErr w:type="spellEnd"/>
-        <w:r>
-          <w:rPr>
-            <w:rFonts w:ascii="Arial" w:hAnsi="Arial" w:cs="Arial"/>
-            <w:color w:val="0563C1"/>
-            <w:sz w:val="22"/>
-            <w:szCs w:val="22"/>
-            <w:u w:val="single"/>
-          </w:rPr>
-          <w:t>-stellar-</w:t>
-        </w:r>
-        <w:proofErr w:type="spellStart"/>
-        <w:r>
-          <w:rPr>
-            <w:rFonts w:ascii="Arial" w:hAnsi="Arial" w:cs="Arial"/>
-            <w:color w:val="0563C1"/>
-            <w:sz w:val="22"/>
-            <w:szCs w:val="22"/>
-            <w:u w:val="single"/>
-          </w:rPr>
-          <w:t>sdk</w:t>
-        </w:r>
-        <w:proofErr w:type="spellEnd"/>
-        <w:r>
-          <w:rPr>
-            <w:rFonts w:ascii="Arial" w:hAnsi="Arial" w:cs="Arial"/>
-            <w:color w:val="0563C1"/>
-            <w:sz w:val="22"/>
-            <w:szCs w:val="22"/>
-            <w:u w:val="single"/>
-          </w:rPr>
-          <w:t xml:space="preserve"> #1725</w:t>
-        </w:r>
-      </w:hyperlink>
-      <w:r>
-        <w:rPr>
-          <w:rFonts w:ascii="Arial" w:hAnsi="Arial" w:cs="Arial"/>
-          <w:sz w:val="22"/>
-          <w:szCs w:val="22"/>
-        </w:rPr>
-        <w:t xml:space="preserve"> (TypeScript) - extended docs pipeline to migration pages: Starlight sidebar.</w:t>
-      </w:r>
-    </w:p>
-    <w:p>
-      <w:pPr>
-        <w:spacing w:after="50" w:line="240" w:lineRule="auto"/>
-        <w:ind w:left="180" w:hanging="180"/>
-        <w:rPr>
-          <w:rFonts w:ascii="Arial" w:hAnsi="Arial" w:cs="Arial"/>
-          <w:sz w:val="22"/>
-          <w:szCs w:val="22"/>
-        </w:rPr>
-      </w:pPr>
-      <w:r>
-        <w:rPr>
-          <w:rFonts w:ascii="Arial" w:hAnsi="Arial" w:cs="Arial"/>
-          <w:sz w:val="22"/>
-          <w:szCs w:val="22"/>
-        </w:rPr>
-        <w:t xml:space="preserve">• </w:t>
-      </w:r>
       <w:hyperlink r:id="rId25" w:history="1">
         <w:proofErr w:type="spellStart"/>
         <w:r>
@@ -2664,7 +2667,6 @@
             <w:rFonts w:ascii="Arial" w:hAnsi="Arial" w:cs="Arial"/>
             <w:b/>
             <w:color w:val="0563C1"/>
-            <w:u w:val="single"/>
           </w:rPr>
           <w:t>Projects</w:t>
         </w:r>
@@ -2695,25 +2697,25 @@
         </w:rPr>
         <w:t xml:space="preserve">• </w:t>
       </w:r>
-      <w:hyperlink r:id="rId52" w:history="1">
-        <w:r>
-          <w:rPr>
-            <w:rFonts w:ascii="Arial" w:hAnsi="Arial" w:cs="Arial"/>
-            <w:color w:val="0563C1"/>
-            <w:sz w:val="22"/>
-            <w:szCs w:val="22"/>
-            <w:u w:val="single"/>
-          </w:rPr>
-          <w:t xml:space="preserve">Lattice</w:t>
-        </w:r>
-      </w:hyperlink>
-      <w:r>
-        <w:rPr>
-          <w:rFonts w:ascii="Arial" w:hAnsi="Arial" w:cs="Arial"/>
-          <w:sz w:val="22"/>
-          <w:szCs w:val="22"/>
-        </w:rPr>
-        <w:t xml:space="preserve">: Web3 roles board aggregating 20 crypto teams plus salary observatory.</w:t>
+      <w:hyperlink r:id="rId34" w:history="1">
+        <w:r>
+          <w:rPr>
+            <w:rFonts w:ascii="Arial" w:hAnsi="Arial" w:cs="Arial"/>
+            <w:color w:val="0563C1"/>
+            <w:sz w:val="22"/>
+            <w:szCs w:val="22"/>
+            <w:u w:val="single"/>
+          </w:rPr>
+          <w:t>Lattice</w:t>
+        </w:r>
+      </w:hyperlink>
+      <w:r>
+        <w:rPr>
+          <w:rFonts w:ascii="Arial" w:hAnsi="Arial" w:cs="Arial"/>
+          <w:sz w:val="22"/>
+          <w:szCs w:val="22"/>
+        </w:rPr>
+        <w:t>: Web3 roles board aggregating 20 crypto teams plus salary observatory.</w:t>
       </w:r>
     </w:p>
     <w:p>
@@ -2734,25 +2736,25 @@
         </w:rPr>
         <w:t xml:space="preserve">• </w:t>
       </w:r>
-      <w:hyperlink r:id="rId53" w:history="1">
-        <w:r>
-          <w:rPr>
-            <w:rFonts w:ascii="Arial" w:hAnsi="Arial" w:cs="Arial"/>
-            <w:color w:val="0563C1"/>
-            <w:sz w:val="22"/>
-            <w:szCs w:val="22"/>
-            <w:u w:val="single"/>
-          </w:rPr>
-          <w:t xml:space="preserve">Jobrow</w:t>
-        </w:r>
-      </w:hyperlink>
-      <w:r>
-        <w:rPr>
-          <w:rFonts w:ascii="Arial" w:hAnsi="Arial" w:cs="Arial"/>
-          <w:sz w:val="22"/>
-          <w:szCs w:val="22"/>
-        </w:rPr>
-        <w:t xml:space="preserve">: Table-first index of 5,000+ open US tech roles from public APIs.</w:t>
+      <w:hyperlink r:id="rId35" w:history="1">
+        <w:r>
+          <w:rPr>
+            <w:rFonts w:ascii="Arial" w:hAnsi="Arial" w:cs="Arial"/>
+            <w:color w:val="0563C1"/>
+            <w:sz w:val="22"/>
+            <w:szCs w:val="22"/>
+            <w:u w:val="single"/>
+          </w:rPr>
+          <w:t>Jobrow</w:t>
+        </w:r>
+      </w:hyperlink>
+      <w:r>
+        <w:rPr>
+          <w:rFonts w:ascii="Arial" w:hAnsi="Arial" w:cs="Arial"/>
+          <w:sz w:val="22"/>
+          <w:szCs w:val="22"/>
+        </w:rPr>
+        <w:t>: Table-first index of 5,000+ open US tech roles from public APIs.</w:t>
       </w:r>
     </w:p>
     <w:p>
@@ -2773,25 +2775,25 @@
         </w:rPr>
         <w:t xml:space="preserve">• </w:t>
       </w:r>
-      <w:hyperlink r:id="rId54" w:history="1">
-        <w:r>
-          <w:rPr>
-            <w:rFonts w:ascii="Arial" w:hAnsi="Arial" w:cs="Arial"/>
-            <w:color w:val="0563C1"/>
-            <w:sz w:val="22"/>
-            <w:szCs w:val="22"/>
-            <w:u w:val="single"/>
-          </w:rPr>
-          <w:t xml:space="preserve">Luxe Tracker</w:t>
-        </w:r>
-      </w:hyperlink>
-      <w:r>
-        <w:rPr>
-          <w:rFonts w:ascii="Arial" w:hAnsi="Arial" w:cs="Arial"/>
-          <w:sz w:val="22"/>
-          <w:szCs w:val="22"/>
-        </w:rPr>
-        <w:t xml:space="preserve">: Luxury price-gap dashboard across 5 maisons, 5 regions, 11k rows.</w:t>
+      <w:hyperlink r:id="rId36" w:history="1">
+        <w:r>
+          <w:rPr>
+            <w:rFonts w:ascii="Arial" w:hAnsi="Arial" w:cs="Arial"/>
+            <w:color w:val="0563C1"/>
+            <w:sz w:val="22"/>
+            <w:szCs w:val="22"/>
+            <w:u w:val="single"/>
+          </w:rPr>
+          <w:t>Luxe Tracker</w:t>
+        </w:r>
+      </w:hyperlink>
+      <w:r>
+        <w:rPr>
+          <w:rFonts w:ascii="Arial" w:hAnsi="Arial" w:cs="Arial"/>
+          <w:sz w:val="22"/>
+          <w:szCs w:val="22"/>
+        </w:rPr>
+        <w:t>: Luxury price-gap dashboard across 5 maisons, 5 regions, 11k rows.</w:t>
       </w:r>
     </w:p>
     <w:p>
@@ -2812,25 +2814,25 @@
         </w:rPr>
         <w:t xml:space="preserve">• </w:t>
       </w:r>
-      <w:hyperlink r:id="rId55" w:history="1">
-        <w:r>
-          <w:rPr>
-            <w:rFonts w:ascii="Arial" w:hAnsi="Arial" w:cs="Arial"/>
-            <w:color w:val="0563C1"/>
-            <w:sz w:val="22"/>
-            <w:szCs w:val="22"/>
-            <w:u w:val="single"/>
-          </w:rPr>
-          <w:t xml:space="preserve">Aegis</w:t>
-        </w:r>
-      </w:hyperlink>
-      <w:r>
-        <w:rPr>
-          <w:rFonts w:ascii="Arial" w:hAnsi="Arial" w:cs="Arial"/>
-          <w:sz w:val="22"/>
-          <w:szCs w:val="22"/>
-        </w:rPr>
-        <w:t xml:space="preserve">: Multi-agent ops cortex with supervisor, HITL gates, live graph view.</w:t>
+      <w:hyperlink r:id="rId37" w:history="1">
+        <w:r>
+          <w:rPr>
+            <w:rFonts w:ascii="Arial" w:hAnsi="Arial" w:cs="Arial"/>
+            <w:color w:val="0563C1"/>
+            <w:sz w:val="22"/>
+            <w:szCs w:val="22"/>
+            <w:u w:val="single"/>
+          </w:rPr>
+          <w:t>Aegis</w:t>
+        </w:r>
+      </w:hyperlink>
+      <w:r>
+        <w:rPr>
+          <w:rFonts w:ascii="Arial" w:hAnsi="Arial" w:cs="Arial"/>
+          <w:sz w:val="22"/>
+          <w:szCs w:val="22"/>
+        </w:rPr>
+        <w:t>: Multi-agent ops cortex with supervisor, HITL gates, live graph view.</w:t>
       </w:r>
     </w:p>
     <w:p>
@@ -2851,25 +2853,25 @@
         </w:rPr>
         <w:t xml:space="preserve">• </w:t>
       </w:r>
-      <w:hyperlink r:id="rId56" w:history="1">
-        <w:r>
-          <w:rPr>
-            <w:rFonts w:ascii="Arial" w:hAnsi="Arial" w:cs="Arial"/>
-            <w:color w:val="0563C1"/>
-            <w:sz w:val="22"/>
-            <w:szCs w:val="22"/>
-            <w:u w:val="single"/>
-          </w:rPr>
-          <w:t xml:space="preserve">AetherFlow</w:t>
-        </w:r>
-      </w:hyperlink>
-      <w:r>
-        <w:rPr>
-          <w:rFonts w:ascii="Arial" w:hAnsi="Arial" w:cs="Arial"/>
-          <w:sz w:val="22"/>
-          <w:szCs w:val="22"/>
-        </w:rPr>
-        <w:t xml:space="preserve">: Local-first flowchart IDE with compile, step simulator, time-travel.</w:t>
+      <w:hyperlink r:id="rId38" w:history="1">
+        <w:r>
+          <w:rPr>
+            <w:rFonts w:ascii="Arial" w:hAnsi="Arial" w:cs="Arial"/>
+            <w:color w:val="0563C1"/>
+            <w:sz w:val="22"/>
+            <w:szCs w:val="22"/>
+            <w:u w:val="single"/>
+          </w:rPr>
+          <w:t>AetherFlow</w:t>
+        </w:r>
+      </w:hyperlink>
+      <w:r>
+        <w:rPr>
+          <w:rFonts w:ascii="Arial" w:hAnsi="Arial" w:cs="Arial"/>
+          <w:sz w:val="22"/>
+          <w:szCs w:val="22"/>
+        </w:rPr>
+        <w:t>: Local-first flowchart IDE with compile, step simulator, time-travel.</w:t>
       </w:r>
     </w:p>
     <w:p>
@@ -2890,25 +2892,25 @@
         </w:rPr>
         <w:t xml:space="preserve">• </w:t>
       </w:r>
-      <w:hyperlink r:id="rId34" w:history="1">
-        <w:r>
-          <w:rPr>
-            <w:rFonts w:ascii="Arial" w:hAnsi="Arial" w:cs="Arial"/>
-            <w:color w:val="0563C1"/>
-            <w:sz w:val="22"/>
-            <w:szCs w:val="22"/>
-            <w:u w:val="single"/>
-          </w:rPr>
-          <w:t xml:space="preserve">Synthesis</w:t>
-        </w:r>
-      </w:hyperlink>
-      <w:r>
-        <w:rPr>
-          <w:rFonts w:ascii="Arial" w:hAnsi="Arial" w:cs="Arial"/>
-          <w:sz w:val="22"/>
-          <w:szCs w:val="22"/>
-        </w:rPr>
-        <w:t xml:space="preserve">: Autonomous research pipeline with HITL, RAG, streaming eval gate.</w:t>
+      <w:hyperlink r:id="rId39" w:history="1">
+        <w:r>
+          <w:rPr>
+            <w:rFonts w:ascii="Arial" w:hAnsi="Arial" w:cs="Arial"/>
+            <w:color w:val="0563C1"/>
+            <w:sz w:val="22"/>
+            <w:szCs w:val="22"/>
+            <w:u w:val="single"/>
+          </w:rPr>
+          <w:t>Synthesis</w:t>
+        </w:r>
+      </w:hyperlink>
+      <w:r>
+        <w:rPr>
+          <w:rFonts w:ascii="Arial" w:hAnsi="Arial" w:cs="Arial"/>
+          <w:sz w:val="22"/>
+          <w:szCs w:val="22"/>
+        </w:rPr>
+        <w:t>: Autonomous research pipeline with HITL, RAG, streaming eval gate.</w:t>
       </w:r>
     </w:p>
     <w:p>
@@ -2975,23 +2977,7 @@
           <w:sz w:val="22"/>
           <w:szCs w:val="22"/>
         </w:rPr>
-        <w:t xml:space="preserve">across agents, RL eval, </w:t>
-      </w:r>
-      <w:r>
-        <w:rPr>
-          <w:rFonts w:ascii="Arial" w:hAnsi="Arial" w:cs="Arial"/>
-          <w:sz w:val="22"/>
-          <w:szCs w:val="22"/>
-        </w:rPr>
-        <w:t>real-time</w:t>
-      </w:r>
-      <w:r>
-        <w:rPr>
-          <w:rFonts w:ascii="Arial" w:hAnsi="Arial" w:cs="Arial"/>
-          <w:sz w:val="22"/>
-          <w:szCs w:val="22"/>
-        </w:rPr>
-        <w:t xml:space="preserve"> observability, and web apps.</w:t>
+        <w:t>across agents, RL eval, real-time observability, and web apps.</w:t>
       </w:r>
       <w:r>
         <w:rPr>
@@ -3168,15 +3154,14 @@
         </w:rPr>
         <w:t xml:space="preserve">• </w:t>
       </w:r>
-      <w:hyperlink r:id="rId35" w:history="1">
+      <w:hyperlink r:id="rId40" w:history="1">
         <w:r>
           <w:rPr>
             <w:rStyle w:val="Hyperlink"/>
             <w:rFonts w:ascii="Arial" w:hAnsi="Arial" w:cs="Arial"/>
-            <w:sz w:val="22"/>
-            <w:szCs w:val="22"/>
-            <w:color w:val="0563C1"/>
-            <w:u w:val="single"/>
+            <w:color w:val="0563C1"/>
+            <w:sz w:val="22"/>
+            <w:szCs w:val="22"/>
           </w:rPr>
           <w:t>Model Context Protocol</w:t>
         </w:r>
@@ -3208,15 +3193,14 @@
         </w:rPr>
         <w:t xml:space="preserve">• </w:t>
       </w:r>
-      <w:hyperlink r:id="rId36" w:history="1">
+      <w:hyperlink r:id="rId41" w:history="1">
         <w:r>
           <w:rPr>
             <w:rStyle w:val="Hyperlink"/>
             <w:rFonts w:ascii="Arial" w:hAnsi="Arial" w:cs="Arial"/>
-            <w:sz w:val="22"/>
-            <w:szCs w:val="22"/>
-            <w:color w:val="0563C1"/>
-            <w:u w:val="single"/>
+            <w:color w:val="0563C1"/>
+            <w:sz w:val="22"/>
+            <w:szCs w:val="22"/>
           </w:rPr>
           <w:t>AI Fluency for Builders</w:t>
         </w:r>
@@ -3248,15 +3232,14 @@
         </w:rPr>
         <w:t xml:space="preserve">• </w:t>
       </w:r>
-      <w:hyperlink r:id="rId37" w:history="1">
+      <w:hyperlink r:id="rId42" w:history="1">
         <w:r>
           <w:rPr>
             <w:rStyle w:val="Hyperlink"/>
             <w:rFonts w:ascii="Arial" w:hAnsi="Arial" w:cs="Arial"/>
-            <w:sz w:val="22"/>
-            <w:szCs w:val="22"/>
-            <w:color w:val="0563C1"/>
-            <w:u w:val="single"/>
+            <w:color w:val="0563C1"/>
+            <w:sz w:val="22"/>
+            <w:szCs w:val="22"/>
           </w:rPr>
           <w:t>Agents and Workflows</w:t>
         </w:r>
@@ -3288,15 +3271,14 @@
         </w:rPr>
         <w:t xml:space="preserve">• </w:t>
       </w:r>
-      <w:hyperlink r:id="rId38" w:history="1">
+      <w:hyperlink r:id="rId43" w:history="1">
         <w:r>
           <w:rPr>
             <w:rStyle w:val="Hyperlink"/>
             <w:rFonts w:ascii="Arial" w:hAnsi="Arial" w:cs="Arial"/>
-            <w:sz w:val="22"/>
-            <w:szCs w:val="22"/>
-            <w:color w:val="0563C1"/>
-            <w:u w:val="single"/>
+            <w:color w:val="0563C1"/>
+            <w:sz w:val="22"/>
+            <w:szCs w:val="22"/>
           </w:rPr>
           <w:t>Deep Agents with LangGraph</w:t>
         </w:r>
@@ -3328,15 +3310,14 @@
         </w:rPr>
         <w:t xml:space="preserve">• </w:t>
       </w:r>
-      <w:hyperlink r:id="rId39" w:history="1">
+      <w:hyperlink r:id="rId44" w:history="1">
         <w:r>
           <w:rPr>
             <w:rStyle w:val="Hyperlink"/>
             <w:rFonts w:ascii="Arial" w:hAnsi="Arial" w:cs="Arial"/>
-            <w:sz w:val="22"/>
-            <w:szCs w:val="22"/>
-            <w:color w:val="0563C1"/>
-            <w:u w:val="single"/>
+            <w:color w:val="0563C1"/>
+            <w:sz w:val="22"/>
+            <w:szCs w:val="22"/>
           </w:rPr>
           <w:t>Ambient Agents with LangGraph</w:t>
         </w:r>
@@ -3368,15 +3349,14 @@
         </w:rPr>
         <w:t xml:space="preserve">• </w:t>
       </w:r>
-      <w:hyperlink r:id="rId40" w:history="1">
+      <w:hyperlink r:id="rId45" w:history="1">
         <w:r>
           <w:rPr>
             <w:rStyle w:val="Hyperlink"/>
             <w:rFonts w:ascii="Arial" w:hAnsi="Arial" w:cs="Arial"/>
-            <w:sz w:val="22"/>
-            <w:szCs w:val="22"/>
-            <w:color w:val="0563C1"/>
-            <w:u w:val="single"/>
+            <w:color w:val="0563C1"/>
+            <w:sz w:val="22"/>
+            <w:szCs w:val="22"/>
           </w:rPr>
           <w:t>Google IT Automation</w:t>
         </w:r>
@@ -3408,15 +3388,14 @@
         </w:rPr>
         <w:t xml:space="preserve">• </w:t>
       </w:r>
-      <w:hyperlink r:id="rId41" w:history="1">
+      <w:hyperlink r:id="rId46" w:history="1">
         <w:r>
           <w:rPr>
             <w:rStyle w:val="Hyperlink"/>
             <w:rFonts w:ascii="Arial" w:hAnsi="Arial" w:cs="Arial"/>
-            <w:sz w:val="22"/>
-            <w:szCs w:val="22"/>
-            <w:color w:val="0563C1"/>
-            <w:u w:val="single"/>
+            <w:color w:val="0563C1"/>
+            <w:sz w:val="22"/>
+            <w:szCs w:val="22"/>
           </w:rPr>
           <w:t>Microsoft Certified</w:t>
         </w:r>
@@ -3448,15 +3427,14 @@
         </w:rPr>
         <w:t xml:space="preserve">• </w:t>
       </w:r>
-      <w:hyperlink r:id="rId42" w:history="1">
+      <w:hyperlink r:id="rId47" w:history="1">
         <w:r>
           <w:rPr>
             <w:rStyle w:val="Hyperlink"/>
             <w:rFonts w:ascii="Arial" w:hAnsi="Arial" w:cs="Arial"/>
-            <w:sz w:val="22"/>
-            <w:szCs w:val="22"/>
-            <w:color w:val="0563C1"/>
-            <w:u w:val="single"/>
+            <w:color w:val="0563C1"/>
+            <w:sz w:val="22"/>
+            <w:szCs w:val="22"/>
           </w:rPr>
           <w:t>Data Science Specialization</w:t>
         </w:r>
@@ -3488,15 +3466,14 @@
         </w:rPr>
         <w:t xml:space="preserve">• </w:t>
       </w:r>
-      <w:hyperlink r:id="rId43" w:history="1">
+      <w:hyperlink r:id="rId48" w:history="1">
         <w:r>
           <w:rPr>
             <w:rStyle w:val="Hyperlink"/>
             <w:rFonts w:ascii="Arial" w:hAnsi="Arial" w:cs="Arial"/>
-            <w:sz w:val="22"/>
-            <w:szCs w:val="22"/>
-            <w:color w:val="0563C1"/>
-            <w:u w:val="single"/>
+            <w:color w:val="0563C1"/>
+            <w:sz w:val="22"/>
+            <w:szCs w:val="22"/>
           </w:rPr>
           <w:t>DeepLearning.AI TensorFlow Developer</w:t>
         </w:r>
@@ -3528,15 +3505,14 @@
         </w:rPr>
         <w:t xml:space="preserve">• </w:t>
       </w:r>
-      <w:hyperlink r:id="rId44" w:history="1">
+      <w:hyperlink r:id="rId49" w:history="1">
         <w:r>
           <w:rPr>
             <w:rStyle w:val="Hyperlink"/>
             <w:rFonts w:ascii="Arial" w:hAnsi="Arial" w:cs="Arial"/>
-            <w:sz w:val="22"/>
-            <w:szCs w:val="22"/>
-            <w:color w:val="0563C1"/>
-            <w:u w:val="single"/>
+            <w:color w:val="0563C1"/>
+            <w:sz w:val="22"/>
+            <w:szCs w:val="22"/>
           </w:rPr>
           <w:t>Google IT Support</w:t>
         </w:r>
@@ -3568,15 +3544,14 @@
         </w:rPr>
         <w:t xml:space="preserve">• </w:t>
       </w:r>
-      <w:hyperlink r:id="rId45" w:history="1">
+      <w:hyperlink r:id="rId50" w:history="1">
         <w:r>
           <w:rPr>
             <w:rStyle w:val="Hyperlink"/>
             <w:rFonts w:ascii="Arial" w:hAnsi="Arial" w:cs="Arial"/>
-            <w:sz w:val="22"/>
-            <w:szCs w:val="22"/>
-            <w:color w:val="0563C1"/>
-            <w:u w:val="single"/>
+            <w:color w:val="0563C1"/>
+            <w:sz w:val="22"/>
+            <w:szCs w:val="22"/>
           </w:rPr>
           <w:t>AWS Fundamentals</w:t>
         </w:r>
@@ -3608,15 +3583,14 @@
         </w:rPr>
         <w:t xml:space="preserve">• </w:t>
       </w:r>
-      <w:hyperlink r:id="rId46" w:history="1">
+      <w:hyperlink r:id="rId51" w:history="1">
         <w:r>
           <w:rPr>
             <w:rStyle w:val="Hyperlink"/>
             <w:rFonts w:ascii="Arial" w:hAnsi="Arial" w:cs="Arial"/>
-            <w:sz w:val="22"/>
-            <w:szCs w:val="22"/>
-            <w:color w:val="0563C1"/>
-            <w:u w:val="single"/>
+            <w:color w:val="0563C1"/>
+            <w:sz w:val="22"/>
+            <w:szCs w:val="22"/>
           </w:rPr>
           <w:t>Six Sigma Green Belt</w:t>
         </w:r>
@@ -3648,15 +3622,14 @@
         </w:rPr>
         <w:t xml:space="preserve">• </w:t>
       </w:r>
-      <w:hyperlink r:id="rId47" w:history="1">
+      <w:hyperlink r:id="rId52" w:history="1">
         <w:r>
           <w:rPr>
             <w:rStyle w:val="Hyperlink"/>
             <w:rFonts w:ascii="Arial" w:hAnsi="Arial" w:cs="Arial"/>
-            <w:sz w:val="22"/>
-            <w:szCs w:val="22"/>
-            <w:color w:val="0563C1"/>
-            <w:u w:val="single"/>
+            <w:color w:val="0563C1"/>
+            <w:sz w:val="22"/>
+            <w:szCs w:val="22"/>
           </w:rPr>
           <w:t>Deep Learning Specialization</w:t>
         </w:r>
@@ -3688,15 +3661,14 @@
         </w:rPr>
         <w:t xml:space="preserve">• </w:t>
       </w:r>
-      <w:hyperlink r:id="rId48" w:history="1">
+      <w:hyperlink r:id="rId53" w:history="1">
         <w:r>
           <w:rPr>
             <w:rStyle w:val="Hyperlink"/>
             <w:rFonts w:ascii="Arial" w:hAnsi="Arial" w:cs="Arial"/>
-            <w:sz w:val="22"/>
-            <w:szCs w:val="22"/>
-            <w:color w:val="0563C1"/>
-            <w:u w:val="single"/>
+            <w:color w:val="0563C1"/>
+            <w:sz w:val="22"/>
+            <w:szCs w:val="22"/>
           </w:rPr>
           <w:t>IBM Data Science</w:t>
         </w:r>
@@ -3728,15 +3700,14 @@
         </w:rPr>
         <w:t xml:space="preserve">• </w:t>
       </w:r>
-      <w:hyperlink r:id="rId49" w:history="1">
+      <w:hyperlink r:id="rId54" w:history="1">
         <w:r>
           <w:rPr>
             <w:rStyle w:val="Hyperlink"/>
             <w:rFonts w:ascii="Arial" w:hAnsi="Arial" w:cs="Arial"/>
-            <w:sz w:val="22"/>
-            <w:szCs w:val="22"/>
-            <w:color w:val="0563C1"/>
-            <w:u w:val="single"/>
+            <w:color w:val="0563C1"/>
+            <w:sz w:val="22"/>
+            <w:szCs w:val="22"/>
           </w:rPr>
           <w:t>Blockchain Specialization</w:t>
         </w:r>
@@ -3765,33 +3736,33 @@
           <w:rFonts w:ascii="Arial" w:hAnsi="Arial" w:cs="Arial"/>
           <w:b/>
         </w:rPr>
+        <w:t>E</w:t>
+      </w:r>
+      <w:r>
+        <w:rPr>
+          <w:rFonts w:ascii="Arial" w:hAnsi="Arial" w:cs="Arial"/>
+          <w:b/>
+        </w:rPr>
+        <w:t>ducation</w:t>
+      </w:r>
+    </w:p>
+    <w:p>
+      <w:pPr>
+        <w:spacing w:before="120" w:after="10" w:line="240" w:lineRule="auto"/>
+        <w:rPr>
+          <w:rFonts w:ascii="Arial" w:hAnsi="Arial" w:cs="Arial"/>
+          <w:sz w:val="22"/>
+          <w:szCs w:val="22"/>
+        </w:rPr>
+      </w:pPr>
+      <w:r>
+        <w:rPr>
+          <w:rFonts w:ascii="Arial" w:hAnsi="Arial" w:cs="Arial"/>
+          <w:b/>
+          <w:sz w:val="22"/>
+          <w:szCs w:val="22"/>
+        </w:rPr>
         <w:lastRenderedPageBreak/>
-        <w:t>E</w:t>
-      </w:r>
-      <w:r>
-        <w:rPr>
-          <w:rFonts w:ascii="Arial" w:hAnsi="Arial" w:cs="Arial"/>
-          <w:b/>
-        </w:rPr>
-        <w:t>ducation</w:t>
-      </w:r>
-    </w:p>
-    <w:p>
-      <w:pPr>
-        <w:spacing w:before="120" w:after="10" w:line="240" w:lineRule="auto"/>
-        <w:rPr>
-          <w:rFonts w:ascii="Arial" w:hAnsi="Arial" w:cs="Arial"/>
-          <w:sz w:val="22"/>
-          <w:szCs w:val="22"/>
-        </w:rPr>
-      </w:pPr>
-      <w:r>
-        <w:rPr>
-          <w:rFonts w:ascii="Arial" w:hAnsi="Arial" w:cs="Arial"/>
-          <w:b/>
-          <w:sz w:val="22"/>
-          <w:szCs w:val="22"/>
-        </w:rPr>
         <w:t>U</w:t>
       </w:r>
       <w:r>

--- a/docs/Devayan_Mandal.docx
+++ b/docs/Devayan_Mandal.docx
@@ -77,7 +77,6 @@
           <w:rPr>
             <w:rFonts w:ascii="Arial" w:hAnsi="Arial" w:cs="Arial"/>
             <w:color w:val="0563C1"/>
-            <w:u w:val="single"/>
           </w:rPr>
           <w:t>devayanmandal@gmail.com</w:t>
         </w:r>
@@ -93,7 +92,6 @@
           <w:rPr>
             <w:rFonts w:ascii="Arial" w:hAnsi="Arial" w:cs="Arial"/>
             <w:color w:val="0563C1"/>
-            <w:u w:val="single"/>
           </w:rPr>
           <w:t>linkedin.com/in/dev-ma</w:t>
         </w:r>
@@ -109,7 +107,6 @@
           <w:rPr>
             <w:rFonts w:ascii="Arial" w:hAnsi="Arial" w:cs="Arial"/>
             <w:color w:val="0563C1"/>
-            <w:u w:val="single"/>
           </w:rPr>
           <w:t>github.com/</w:t>
         </w:r>
@@ -118,7 +115,6 @@
           <w:rPr>
             <w:rFonts w:ascii="Arial" w:hAnsi="Arial" w:cs="Arial"/>
             <w:color w:val="0563C1"/>
-            <w:u w:val="single"/>
           </w:rPr>
           <w:t>devtechedge</w:t>
         </w:r>
@@ -632,7 +628,7 @@
     <w:p>
       <w:pPr>
         <w:pBdr>
-          <w:bottom w:val="single" w:sz="6" w:space="1" w:color="auto"/>
+          <w:bottom w:val="single" w:sz="6" w:space="1" w:color="666666"/>
         </w:pBdr>
         <w:spacing w:after="0" w:line="240" w:lineRule="auto"/>
         <w:rPr>
@@ -731,6 +727,7 @@
           <w:rStyle w:val="Hyperlink"/>
           <w:rFonts w:ascii="Arial" w:hAnsi="Arial" w:cs="Arial"/>
           <w:b/>
+          <w:color w:val="0563C1"/>
         </w:rPr>
         <w:t>Merged Open-Source Contributions</w:t>
       </w:r>
@@ -770,7 +767,6 @@
             <w:color w:val="0563C1"/>
             <w:sz w:val="22"/>
             <w:szCs w:val="22"/>
-            <w:u w:val="single"/>
           </w:rPr>
           <w:t>biomejs</w:t>
         </w:r>
@@ -781,7 +777,6 @@
             <w:color w:val="0563C1"/>
             <w:sz w:val="22"/>
             <w:szCs w:val="22"/>
-            <w:u w:val="single"/>
           </w:rPr>
           <w:t>/biome #11667</w:t>
         </w:r>
@@ -839,7 +834,6 @@
             <w:color w:val="0563C1"/>
             <w:sz w:val="22"/>
             <w:szCs w:val="22"/>
-            <w:u w:val="single"/>
           </w:rPr>
           <w:t>pnpm</w:t>
         </w:r>
@@ -850,7 +844,6 @@
             <w:color w:val="0563C1"/>
             <w:sz w:val="22"/>
             <w:szCs w:val="22"/>
-            <w:u w:val="single"/>
           </w:rPr>
           <w:t>/</w:t>
         </w:r>
@@ -861,7 +854,6 @@
             <w:color w:val="0563C1"/>
             <w:sz w:val="22"/>
             <w:szCs w:val="22"/>
-            <w:u w:val="single"/>
           </w:rPr>
           <w:t>pnpm</w:t>
         </w:r>
@@ -872,7 +864,6 @@
             <w:color w:val="0563C1"/>
             <w:sz w:val="22"/>
             <w:szCs w:val="22"/>
-            <w:u w:val="single"/>
           </w:rPr>
           <w:t xml:space="preserve"> #14863</w:t>
         </w:r>
@@ -912,7 +903,6 @@
             <w:color w:val="0563C1"/>
             <w:sz w:val="22"/>
             <w:szCs w:val="22"/>
-            <w:u w:val="single"/>
           </w:rPr>
           <w:t>brianc</w:t>
         </w:r>
@@ -923,7 +913,6 @@
             <w:color w:val="0563C1"/>
             <w:sz w:val="22"/>
             <w:szCs w:val="22"/>
-            <w:u w:val="single"/>
           </w:rPr>
           <w:t>/node-</w:t>
         </w:r>
@@ -934,7 +923,6 @@
             <w:color w:val="0563C1"/>
             <w:sz w:val="22"/>
             <w:szCs w:val="22"/>
-            <w:u w:val="single"/>
           </w:rPr>
           <w:t>postgres</w:t>
         </w:r>
@@ -945,7 +933,6 @@
             <w:color w:val="0563C1"/>
             <w:sz w:val="22"/>
             <w:szCs w:val="22"/>
-            <w:u w:val="single"/>
           </w:rPr>
           <w:t xml:space="preserve"> #3772</w:t>
         </w:r>
@@ -1002,7 +989,6 @@
             <w:color w:val="0563C1"/>
             <w:sz w:val="22"/>
             <w:szCs w:val="22"/>
-            <w:u w:val="single"/>
           </w:rPr>
           <w:t>recharts/recharts #7805</w:t>
         </w:r>
@@ -1059,7 +1045,6 @@
             <w:color w:val="0563C1"/>
             <w:sz w:val="22"/>
             <w:szCs w:val="22"/>
-            <w:u w:val="single"/>
           </w:rPr>
           <w:t>PyO3/</w:t>
         </w:r>
@@ -1070,7 +1055,6 @@
             <w:color w:val="0563C1"/>
             <w:sz w:val="22"/>
             <w:szCs w:val="22"/>
-            <w:u w:val="single"/>
           </w:rPr>
           <w:t>maturin</w:t>
         </w:r>
@@ -1081,7 +1065,6 @@
             <w:color w:val="0563C1"/>
             <w:sz w:val="22"/>
             <w:szCs w:val="22"/>
-            <w:u w:val="single"/>
           </w:rPr>
           <w:t xml:space="preserve"> #3302</w:t>
         </w:r>
@@ -1121,7 +1104,6 @@
             <w:color w:val="0563C1"/>
             <w:sz w:val="22"/>
             <w:szCs w:val="22"/>
-            <w:u w:val="single"/>
           </w:rPr>
           <w:t>SQLMesh</w:t>
         </w:r>
@@ -1132,7 +1114,6 @@
             <w:color w:val="0563C1"/>
             <w:sz w:val="22"/>
             <w:szCs w:val="22"/>
-            <w:u w:val="single"/>
           </w:rPr>
           <w:t>/</w:t>
         </w:r>
@@ -1143,7 +1124,6 @@
             <w:color w:val="0563C1"/>
             <w:sz w:val="22"/>
             <w:szCs w:val="22"/>
-            <w:u w:val="single"/>
           </w:rPr>
           <w:t>sqlmesh</w:t>
         </w:r>
@@ -1154,7 +1134,6 @@
             <w:color w:val="0563C1"/>
             <w:sz w:val="22"/>
             <w:szCs w:val="22"/>
-            <w:u w:val="single"/>
           </w:rPr>
           <w:t xml:space="preserve"> #6040</w:t>
         </w:r>
@@ -1230,7 +1209,6 @@
             <w:color w:val="0563C1"/>
             <w:sz w:val="22"/>
             <w:szCs w:val="22"/>
-            <w:u w:val="single"/>
           </w:rPr>
           <w:t>pnpm</w:t>
         </w:r>
@@ -1241,7 +1219,6 @@
             <w:color w:val="0563C1"/>
             <w:sz w:val="22"/>
             <w:szCs w:val="22"/>
-            <w:u w:val="single"/>
           </w:rPr>
           <w:t>/</w:t>
         </w:r>
@@ -1252,7 +1229,6 @@
             <w:color w:val="0563C1"/>
             <w:sz w:val="22"/>
             <w:szCs w:val="22"/>
-            <w:u w:val="single"/>
           </w:rPr>
           <w:t>pnpm</w:t>
         </w:r>
@@ -1263,7 +1239,6 @@
             <w:color w:val="0563C1"/>
             <w:sz w:val="22"/>
             <w:szCs w:val="22"/>
-            <w:u w:val="single"/>
           </w:rPr>
           <w:t xml:space="preserve"> #14753</w:t>
         </w:r>
@@ -1315,63 +1290,6 @@
         </w:rPr>
         <w:t xml:space="preserve">• </w:t>
       </w:r>
-      <w:hyperlink r:id="rId14" w:history="1">
-        <w:r>
-          <w:rPr>
-            <w:rFonts w:ascii="Arial" w:hAnsi="Arial" w:cs="Arial"/>
-            <w:color w:val="0563C1"/>
-            <w:sz w:val="22"/>
-            <w:szCs w:val="22"/>
-            <w:u w:val="single"/>
-          </w:rPr>
-          <w:t>better-auth/better-auth #11208</w:t>
-        </w:r>
-      </w:hyperlink>
-      <w:r>
-        <w:rPr>
-          <w:rFonts w:ascii="Arial" w:hAnsi="Arial" w:cs="Arial"/>
-          <w:sz w:val="22"/>
-          <w:szCs w:val="22"/>
-        </w:rPr>
-        <w:t xml:space="preserve"> (TypeScript) - added </w:t>
-      </w:r>
-      <w:proofErr w:type="spellStart"/>
-      <w:r>
-        <w:rPr>
-          <w:rFonts w:ascii="Arial" w:hAnsi="Arial" w:cs="Arial"/>
-          <w:sz w:val="22"/>
-          <w:szCs w:val="22"/>
-        </w:rPr>
-        <w:t>OpenAPI</w:t>
-      </w:r>
-      <w:proofErr w:type="spellEnd"/>
-      <w:r>
-        <w:rPr>
-          <w:rFonts w:ascii="Arial" w:hAnsi="Arial" w:cs="Arial"/>
-          <w:sz w:val="22"/>
-          <w:szCs w:val="22"/>
-        </w:rPr>
-        <w:t xml:space="preserve"> regression test for phone verify body; tests only.</w:t>
-      </w:r>
-    </w:p>
-    <w:p>
-      <w:pPr>
-        <w:spacing w:after="50" w:line="240" w:lineRule="auto"/>
-        <w:ind w:left="180" w:hanging="180"/>
-        <w:rPr>
-          <w:rFonts w:ascii="Arial" w:hAnsi="Arial" w:cs="Arial"/>
-          <w:sz w:val="22"/>
-          <w:szCs w:val="22"/>
-        </w:rPr>
-      </w:pPr>
-      <w:r>
-        <w:rPr>
-          <w:rFonts w:ascii="Arial" w:hAnsi="Arial" w:cs="Arial"/>
-          <w:sz w:val="22"/>
-          <w:szCs w:val="22"/>
-        </w:rPr>
-        <w:t xml:space="preserve">• </w:t>
-      </w:r>
       <w:hyperlink r:id="rId15" w:history="1">
         <w:proofErr w:type="spellStart"/>
         <w:r>
@@ -1380,7 +1298,6 @@
             <w:color w:val="0563C1"/>
             <w:sz w:val="22"/>
             <w:szCs w:val="22"/>
-            <w:u w:val="single"/>
           </w:rPr>
           <w:t>thirdweb</w:t>
         </w:r>
@@ -1391,7 +1308,6 @@
             <w:color w:val="0563C1"/>
             <w:sz w:val="22"/>
             <w:szCs w:val="22"/>
-            <w:u w:val="single"/>
           </w:rPr>
           <w:t>-dev/</w:t>
         </w:r>
@@ -1402,7 +1318,6 @@
             <w:color w:val="0563C1"/>
             <w:sz w:val="22"/>
             <w:szCs w:val="22"/>
-            <w:u w:val="single"/>
           </w:rPr>
           <w:t>js</w:t>
         </w:r>
@@ -1413,7 +1328,6 @@
             <w:color w:val="0563C1"/>
             <w:sz w:val="22"/>
             <w:szCs w:val="22"/>
-            <w:u w:val="single"/>
           </w:rPr>
           <w:t xml:space="preserve"> #8938</w:t>
         </w:r>
@@ -1471,7 +1385,6 @@
             <w:color w:val="0563C1"/>
             <w:sz w:val="22"/>
             <w:szCs w:val="22"/>
-            <w:u w:val="single"/>
           </w:rPr>
           <w:t>anza-xyz</w:t>
         </w:r>
@@ -1482,7 +1395,6 @@
             <w:color w:val="0563C1"/>
             <w:sz w:val="22"/>
             <w:szCs w:val="22"/>
-            <w:u w:val="single"/>
           </w:rPr>
           <w:t>/kit #2032</w:t>
         </w:r>
@@ -1539,7 +1451,6 @@
             <w:color w:val="0563C1"/>
             <w:sz w:val="22"/>
             <w:szCs w:val="22"/>
-            <w:u w:val="single"/>
           </w:rPr>
           <w:t>web-infra-dev/</w:t>
         </w:r>
@@ -1550,7 +1461,6 @@
             <w:color w:val="0563C1"/>
             <w:sz w:val="22"/>
             <w:szCs w:val="22"/>
-            <w:u w:val="single"/>
           </w:rPr>
           <w:t>rspress</w:t>
         </w:r>
@@ -1561,7 +1471,6 @@
             <w:color w:val="0563C1"/>
             <w:sz w:val="22"/>
             <w:szCs w:val="22"/>
-            <w:u w:val="single"/>
           </w:rPr>
           <w:t xml:space="preserve"> #3678</w:t>
         </w:r>
@@ -1619,7 +1528,6 @@
             <w:color w:val="0563C1"/>
             <w:sz w:val="22"/>
             <w:szCs w:val="22"/>
-            <w:u w:val="single"/>
           </w:rPr>
           <w:t>pnpm</w:t>
         </w:r>
@@ -1630,7 +1538,6 @@
             <w:color w:val="0563C1"/>
             <w:sz w:val="22"/>
             <w:szCs w:val="22"/>
-            <w:u w:val="single"/>
           </w:rPr>
           <w:t>/</w:t>
         </w:r>
@@ -1641,7 +1548,6 @@
             <w:color w:val="0563C1"/>
             <w:sz w:val="22"/>
             <w:szCs w:val="22"/>
-            <w:u w:val="single"/>
           </w:rPr>
           <w:t>pnpm</w:t>
         </w:r>
@@ -1652,7 +1558,6 @@
             <w:color w:val="0563C1"/>
             <w:sz w:val="22"/>
             <w:szCs w:val="22"/>
-            <w:u w:val="single"/>
           </w:rPr>
           <w:t xml:space="preserve"> #14756</w:t>
         </w:r>
@@ -1720,7 +1625,72 @@
         </w:rPr>
         <w:t xml:space="preserve">• </w:t>
       </w:r>
-      <w:hyperlink r:id="rId19" w:history="1">
+      <w:hyperlink r:id="rId20" w:history="1">
+        <w:r>
+          <w:rPr>
+            <w:rFonts w:ascii="Arial" w:hAnsi="Arial" w:cs="Arial"/>
+            <w:color w:val="0563C1"/>
+            <w:sz w:val="22"/>
+            <w:szCs w:val="22"/>
+          </w:rPr>
+          <w:t>stellar/stellar-docs #2850</w:t>
+        </w:r>
+      </w:hyperlink>
+      <w:r>
+        <w:rPr>
+          <w:rFonts w:ascii="Arial" w:hAnsi="Arial" w:cs="Arial"/>
+          <w:sz w:val="22"/>
+          <w:szCs w:val="22"/>
+        </w:rPr>
+        <w:t xml:space="preserve"> (MDX) - documented --enable-core-manual-close flag: MANUAL_CLOSE config, </w:t>
+      </w:r>
+      <w:proofErr w:type="spellStart"/>
+      <w:r>
+        <w:rPr>
+          <w:rFonts w:ascii="Arial" w:hAnsi="Arial" w:cs="Arial"/>
+          <w:sz w:val="22"/>
+          <w:szCs w:val="22"/>
+        </w:rPr>
+        <w:t>manualclose</w:t>
+      </w:r>
+      <w:proofErr w:type="spellEnd"/>
+      <w:r>
+        <w:rPr>
+          <w:rFonts w:ascii="Arial" w:hAnsi="Arial" w:cs="Arial"/>
+          <w:sz w:val="22"/>
+          <w:szCs w:val="22"/>
+        </w:rPr>
+        <w:t xml:space="preserve"> endpoint.</w:t>
+      </w:r>
+    </w:p>
+    <w:p>
+      <w:pPr>
+        <w:spacing w:after="50" w:line="240" w:lineRule="auto"/>
+        <w:ind w:left="180" w:hanging="180"/>
+        <w:rPr>
+          <w:rFonts w:ascii="Arial" w:hAnsi="Arial" w:cs="Arial"/>
+          <w:sz w:val="22"/>
+          <w:szCs w:val="22"/>
+        </w:rPr>
+      </w:pPr>
+      <w:r>
+        <w:rPr>
+          <w:rFonts w:ascii="Arial" w:hAnsi="Arial" w:cs="Arial"/>
+          <w:sz w:val="22"/>
+          <w:szCs w:val="22"/>
+        </w:rPr>
+        <w:t xml:space="preserve">• </w:t>
+      </w:r>
+      <w:hyperlink r:id="rId21" w:history="1">
+        <w:r>
+          <w:rPr>
+            <w:rFonts w:ascii="Arial" w:hAnsi="Arial" w:cs="Arial"/>
+            <w:color w:val="0563C1"/>
+            <w:sz w:val="22"/>
+            <w:szCs w:val="22"/>
+          </w:rPr>
+          <w:t>leo-aa88/</w:t>
+        </w:r>
         <w:proofErr w:type="spellStart"/>
         <w:r>
           <w:rPr>
@@ -1728,9 +1698,8 @@
             <w:color w:val="0563C1"/>
             <w:sz w:val="22"/>
             <w:szCs w:val="22"/>
-            <w:u w:val="single"/>
-          </w:rPr>
-          <w:t>pytest</w:t>
+          </w:rPr>
+          <w:t>reviewgate</w:t>
         </w:r>
         <w:proofErr w:type="spellEnd"/>
         <w:r>
@@ -1739,9 +1708,84 @@
             <w:color w:val="0563C1"/>
             <w:sz w:val="22"/>
             <w:szCs w:val="22"/>
-            <w:u w:val="single"/>
-          </w:rPr>
-          <w:t>-dev/</w:t>
+          </w:rPr>
+          <w:t xml:space="preserve"> #144</w:t>
+        </w:r>
+      </w:hyperlink>
+      <w:r>
+        <w:rPr>
+          <w:rFonts w:ascii="Arial" w:hAnsi="Arial" w:cs="Arial"/>
+          <w:sz w:val="22"/>
+          <w:szCs w:val="22"/>
+        </w:rPr>
+        <w:t xml:space="preserve"> (Python) - added configurable comment-verbosity check on added lines only.</w:t>
+      </w:r>
+    </w:p>
+    <w:p>
+      <w:pPr>
+        <w:spacing w:after="50" w:line="240" w:lineRule="auto"/>
+        <w:ind w:left="180" w:hanging="180"/>
+        <w:rPr>
+          <w:rFonts w:ascii="Arial" w:hAnsi="Arial" w:cs="Arial"/>
+          <w:sz w:val="22"/>
+          <w:szCs w:val="22"/>
+        </w:rPr>
+      </w:pPr>
+      <w:r>
+        <w:rPr>
+          <w:rFonts w:ascii="Arial" w:hAnsi="Arial" w:cs="Arial"/>
+          <w:sz w:val="22"/>
+          <w:szCs w:val="22"/>
+        </w:rPr>
+        <w:t xml:space="preserve">• </w:t>
+      </w:r>
+      <w:hyperlink r:id="rId22" w:history="1">
+        <w:r>
+          <w:rPr>
+            <w:rFonts w:ascii="Arial" w:hAnsi="Arial" w:cs="Arial"/>
+            <w:color w:val="0563C1"/>
+            <w:sz w:val="22"/>
+            <w:szCs w:val="22"/>
+          </w:rPr>
+          <w:t>stellar/stellar-docs #2849</w:t>
+        </w:r>
+      </w:hyperlink>
+      <w:r>
+        <w:rPr>
+          <w:rFonts w:ascii="Arial" w:hAnsi="Arial" w:cs="Arial"/>
+          <w:sz w:val="22"/>
+          <w:szCs w:val="22"/>
+        </w:rPr>
+        <w:t xml:space="preserve"> (MDX) - fixed address example to propagate Result instead of unwrapping bad XDR.</w:t>
+      </w:r>
+    </w:p>
+    <w:p>
+      <w:pPr>
+        <w:spacing w:after="50" w:line="240" w:lineRule="auto"/>
+        <w:ind w:left="180" w:hanging="180"/>
+        <w:rPr>
+          <w:rFonts w:ascii="Arial" w:hAnsi="Arial" w:cs="Arial"/>
+          <w:sz w:val="22"/>
+          <w:szCs w:val="22"/>
+        </w:rPr>
+      </w:pPr>
+      <w:r>
+        <w:rPr>
+          <w:rFonts w:ascii="Arial" w:hAnsi="Arial" w:cs="Arial"/>
+          <w:sz w:val="22"/>
+          <w:szCs w:val="22"/>
+        </w:rPr>
+        <w:t xml:space="preserve">• </w:t>
+      </w:r>
+      <w:hyperlink r:id="rId24" w:history="1">
+        <w:r>
+          <w:rPr>
+            <w:rFonts w:ascii="Arial" w:hAnsi="Arial" w:cs="Arial"/>
+            <w:color w:val="0563C1"/>
+            <w:sz w:val="22"/>
+            <w:szCs w:val="22"/>
+          </w:rPr>
+          <w:t>stellar/</w:t>
         </w:r>
         <w:proofErr w:type="spellStart"/>
         <w:r>
@@ -1750,9 +1794,8 @@
             <w:color w:val="0563C1"/>
             <w:sz w:val="22"/>
             <w:szCs w:val="22"/>
-            <w:u w:val="single"/>
-          </w:rPr>
-          <w:t>pytest</w:t>
+          </w:rPr>
+          <w:t>js</w:t>
         </w:r>
         <w:proofErr w:type="spellEnd"/>
         <w:r>
@@ -1761,18 +1804,212 @@
             <w:color w:val="0563C1"/>
             <w:sz w:val="22"/>
             <w:szCs w:val="22"/>
-            <w:u w:val="single"/>
-          </w:rPr>
-          <w:t>-env #262</w:t>
-        </w:r>
-      </w:hyperlink>
-      <w:r>
-        <w:rPr>
-          <w:rFonts w:ascii="Arial" w:hAnsi="Arial" w:cs="Arial"/>
-          <w:sz w:val="22"/>
-          <w:szCs w:val="22"/>
-        </w:rPr>
-        <w:t xml:space="preserve"> (Python) - documented </w:t>
+          </w:rPr>
+          <w:t>-stellar-</w:t>
+        </w:r>
+        <w:proofErr w:type="spellStart"/>
+        <w:r>
+          <w:rPr>
+            <w:rFonts w:ascii="Arial" w:hAnsi="Arial" w:cs="Arial"/>
+            <w:color w:val="0563C1"/>
+            <w:sz w:val="22"/>
+            <w:szCs w:val="22"/>
+          </w:rPr>
+          <w:t>sdk</w:t>
+        </w:r>
+        <w:proofErr w:type="spellEnd"/>
+        <w:r>
+          <w:rPr>
+            <w:rFonts w:ascii="Arial" w:hAnsi="Arial" w:cs="Arial"/>
+            <w:color w:val="0563C1"/>
+            <w:sz w:val="22"/>
+            <w:szCs w:val="22"/>
+          </w:rPr>
+          <w:t xml:space="preserve"> #1725</w:t>
+        </w:r>
+      </w:hyperlink>
+      <w:r>
+        <w:rPr>
+          <w:rFonts w:ascii="Arial" w:hAnsi="Arial" w:cs="Arial"/>
+          <w:sz w:val="22"/>
+          <w:szCs w:val="22"/>
+        </w:rPr>
+        <w:t xml:space="preserve"> (TypeScript) - extended docs pipeline to migration pages: Starlight sidebar.</w:t>
+      </w:r>
+    </w:p>
+    <w:p>
+      <w:pPr>
+        <w:spacing w:after="50" w:line="240" w:lineRule="auto"/>
+        <w:ind w:left="180" w:hanging="180"/>
+        <w:rPr>
+          <w:rFonts w:ascii="Arial" w:hAnsi="Arial" w:cs="Arial"/>
+          <w:sz w:val="22"/>
+          <w:szCs w:val="22"/>
+        </w:rPr>
+      </w:pPr>
+      <w:r>
+        <w:rPr>
+          <w:rFonts w:ascii="Arial" w:hAnsi="Arial" w:cs="Arial"/>
+          <w:sz w:val="22"/>
+          <w:szCs w:val="22"/>
+        </w:rPr>
+        <w:lastRenderedPageBreak/>
+        <w:t xml:space="preserve">• </w:t>
+      </w:r>
+      <w:hyperlink r:id="rId25" w:history="1">
+        <w:proofErr w:type="spellStart"/>
+        <w:r>
+          <w:rPr>
+            <w:rFonts w:ascii="Arial" w:hAnsi="Arial" w:cs="Arial"/>
+            <w:color w:val="0563C1"/>
+            <w:sz w:val="22"/>
+            <w:szCs w:val="22"/>
+          </w:rPr>
+          <w:t>EmbarkStudios</w:t>
+        </w:r>
+        <w:proofErr w:type="spellEnd"/>
+        <w:r>
+          <w:rPr>
+            <w:rFonts w:ascii="Arial" w:hAnsi="Arial" w:cs="Arial"/>
+            <w:color w:val="0563C1"/>
+            <w:sz w:val="22"/>
+            <w:szCs w:val="22"/>
+          </w:rPr>
+          <w:t>/cargo-about #319</w:t>
+        </w:r>
+      </w:hyperlink>
+      <w:r>
+        <w:rPr>
+          <w:rFonts w:ascii="Arial" w:hAnsi="Arial" w:cs="Arial"/>
+          <w:sz w:val="22"/>
+          <w:szCs w:val="22"/>
+        </w:rPr>
+        <w:t xml:space="preserve"> (Rust) - closed license quote in </w:t>
+      </w:r>
+      <w:proofErr w:type="spellStart"/>
+      <w:r>
+        <w:rPr>
+          <w:rFonts w:ascii="Arial" w:hAnsi="Arial" w:cs="Arial"/>
+          <w:sz w:val="22"/>
+          <w:szCs w:val="22"/>
+        </w:rPr>
+        <w:t>synthesize_manifest</w:t>
+      </w:r>
+      <w:proofErr w:type="spellEnd"/>
+      <w:r>
+        <w:rPr>
+          <w:rFonts w:ascii="Arial" w:hAnsi="Arial" w:cs="Arial"/>
+          <w:sz w:val="22"/>
+          <w:szCs w:val="22"/>
+        </w:rPr>
+        <w:t xml:space="preserve"> at EOF so output stays valid TOML.</w:t>
+      </w:r>
+    </w:p>
+    <w:p>
+      <w:pPr>
+        <w:spacing w:after="50" w:line="240" w:lineRule="auto"/>
+        <w:ind w:left="180" w:hanging="180"/>
+        <w:rPr>
+          <w:rFonts w:ascii="Arial" w:hAnsi="Arial" w:cs="Arial"/>
+          <w:sz w:val="22"/>
+          <w:szCs w:val="22"/>
+        </w:rPr>
+      </w:pPr>
+      <w:r>
+        <w:rPr>
+          <w:rFonts w:ascii="Arial" w:hAnsi="Arial" w:cs="Arial"/>
+          <w:sz w:val="22"/>
+          <w:szCs w:val="22"/>
+        </w:rPr>
+        <w:t xml:space="preserve">• </w:t>
+      </w:r>
+      <w:hyperlink r:id="rId26" w:history="1">
+        <w:proofErr w:type="spellStart"/>
+        <w:r>
+          <w:rPr>
+            <w:rFonts w:ascii="Arial" w:hAnsi="Arial" w:cs="Arial"/>
+            <w:color w:val="0563C1"/>
+            <w:sz w:val="22"/>
+            <w:szCs w:val="22"/>
+          </w:rPr>
+          <w:t>EmbarkStudios</w:t>
+        </w:r>
+        <w:proofErr w:type="spellEnd"/>
+        <w:r>
+          <w:rPr>
+            <w:rFonts w:ascii="Arial" w:hAnsi="Arial" w:cs="Arial"/>
+            <w:color w:val="0563C1"/>
+            <w:sz w:val="22"/>
+            <w:szCs w:val="22"/>
+          </w:rPr>
+          <w:t>/cargo-about #320</w:t>
+        </w:r>
+      </w:hyperlink>
+      <w:r>
+        <w:rPr>
+          <w:rFonts w:ascii="Arial" w:hAnsi="Arial" w:cs="Arial"/>
+          <w:sz w:val="22"/>
+          <w:szCs w:val="22"/>
+        </w:rPr>
+        <w:t xml:space="preserve"> (Rust) - fixed insert offset to full-manifest coordinates.</w:t>
+      </w:r>
+    </w:p>
+    <w:p>
+      <w:pPr>
+        <w:spacing w:after="50" w:line="240" w:lineRule="auto"/>
+        <w:ind w:left="180" w:hanging="180"/>
+        <w:rPr>
+          <w:rFonts w:ascii="Arial" w:hAnsi="Arial" w:cs="Arial"/>
+          <w:sz w:val="22"/>
+          <w:szCs w:val="22"/>
+        </w:rPr>
+      </w:pPr>
+      <w:r>
+        <w:rPr>
+          <w:rFonts w:ascii="Arial" w:hAnsi="Arial" w:cs="Arial"/>
+          <w:sz w:val="22"/>
+          <w:szCs w:val="22"/>
+        </w:rPr>
+        <w:t xml:space="preserve">• </w:t>
+      </w:r>
+      <w:hyperlink r:id="rId27" w:history="1">
+        <w:r>
+          <w:rPr>
+            <w:rFonts w:ascii="Arial" w:hAnsi="Arial" w:cs="Arial"/>
+            <w:color w:val="0563C1"/>
+            <w:sz w:val="22"/>
+            <w:szCs w:val="22"/>
+          </w:rPr>
+          <w:t>astral-</w:t>
+        </w:r>
+        <w:proofErr w:type="spellStart"/>
+        <w:r>
+          <w:rPr>
+            <w:rFonts w:ascii="Arial" w:hAnsi="Arial" w:cs="Arial"/>
+            <w:color w:val="0563C1"/>
+            <w:sz w:val="22"/>
+            <w:szCs w:val="22"/>
+          </w:rPr>
+          <w:t>sh</w:t>
+        </w:r>
+        <w:proofErr w:type="spellEnd"/>
+        <w:r>
+          <w:rPr>
+            <w:rFonts w:ascii="Arial" w:hAnsi="Arial" w:cs="Arial"/>
+            <w:color w:val="0563C1"/>
+            <w:sz w:val="22"/>
+            <w:szCs w:val="22"/>
+          </w:rPr>
+          <w:t>/ruff #28542</w:t>
+        </w:r>
+      </w:hyperlink>
+      <w:r>
+        <w:rPr>
+          <w:rFonts w:ascii="Arial" w:hAnsi="Arial" w:cs="Arial"/>
+          <w:sz w:val="22"/>
+          <w:szCs w:val="22"/>
+        </w:rPr>
+        <w:t xml:space="preserve"> (Rust) - clarified PYI002 message to name stub-file context for </w:t>
       </w:r>
       <w:proofErr w:type="spellStart"/>
       <w:proofErr w:type="gramStart"/>
@@ -1782,7 +2019,7 @@
           <w:sz w:val="22"/>
           <w:szCs w:val="22"/>
         </w:rPr>
-        <w:t>pytest.toml</w:t>
+        <w:t>sys.platform</w:t>
       </w:r>
       <w:proofErr w:type="spellEnd"/>
       <w:proofErr w:type="gramEnd"/>
@@ -1792,7 +2029,7 @@
           <w:sz w:val="22"/>
           <w:szCs w:val="22"/>
         </w:rPr>
-        <w:t xml:space="preserve"> accepts native [</w:t>
+        <w:t>/</w:t>
       </w:r>
       <w:proofErr w:type="spellStart"/>
       <w:r>
@@ -1801,7 +2038,7 @@
           <w:sz w:val="22"/>
           <w:szCs w:val="22"/>
         </w:rPr>
-        <w:t>pytest</w:t>
+        <w:t>version_info</w:t>
       </w:r>
       <w:proofErr w:type="spellEnd"/>
       <w:r>
@@ -1810,7 +2047,7 @@
           <w:sz w:val="22"/>
           <w:szCs w:val="22"/>
         </w:rPr>
-        <w:t>] env table.</w:t>
+        <w:t xml:space="preserve"> checks.</w:t>
       </w:r>
     </w:p>
     <w:p>
@@ -1831,43 +2068,55 @@
         </w:rPr>
         <w:t xml:space="preserve">• </w:t>
       </w:r>
-      <w:hyperlink r:id="rId20" w:history="1">
-        <w:r>
-          <w:rPr>
-            <w:rFonts w:ascii="Arial" w:hAnsi="Arial" w:cs="Arial"/>
-            <w:color w:val="0563C1"/>
-            <w:sz w:val="22"/>
-            <w:szCs w:val="22"/>
-            <w:u w:val="single"/>
-          </w:rPr>
-          <w:t>stellar/stellar-docs #2850</w:t>
-        </w:r>
-      </w:hyperlink>
-      <w:r>
-        <w:rPr>
-          <w:rFonts w:ascii="Arial" w:hAnsi="Arial" w:cs="Arial"/>
-          <w:sz w:val="22"/>
-          <w:szCs w:val="22"/>
-        </w:rPr>
-        <w:t xml:space="preserve"> (MDX) - documented --enable-core-manual-close flag: MANUAL_CLOSE config, </w:t>
-      </w:r>
-      <w:proofErr w:type="spellStart"/>
-      <w:r>
-        <w:rPr>
-          <w:rFonts w:ascii="Arial" w:hAnsi="Arial" w:cs="Arial"/>
-          <w:sz w:val="22"/>
-          <w:szCs w:val="22"/>
-        </w:rPr>
-        <w:t>manualclose</w:t>
-      </w:r>
-      <w:proofErr w:type="spellEnd"/>
-      <w:r>
-        <w:rPr>
-          <w:rFonts w:ascii="Arial" w:hAnsi="Arial" w:cs="Arial"/>
-          <w:sz w:val="22"/>
-          <w:szCs w:val="22"/>
-        </w:rPr>
-        <w:t xml:space="preserve"> endpoint.</w:t>
+      <w:hyperlink r:id="rId28" w:history="1">
+        <w:proofErr w:type="spellStart"/>
+        <w:r>
+          <w:rPr>
+            <w:rFonts w:ascii="Arial" w:hAnsi="Arial" w:cs="Arial"/>
+            <w:color w:val="0563C1"/>
+            <w:sz w:val="22"/>
+            <w:szCs w:val="22"/>
+          </w:rPr>
+          <w:t>pnpm</w:t>
+        </w:r>
+        <w:proofErr w:type="spellEnd"/>
+        <w:r>
+          <w:rPr>
+            <w:rFonts w:ascii="Arial" w:hAnsi="Arial" w:cs="Arial"/>
+            <w:color w:val="0563C1"/>
+            <w:sz w:val="22"/>
+            <w:szCs w:val="22"/>
+          </w:rPr>
+          <w:t>/</w:t>
+        </w:r>
+        <w:proofErr w:type="spellStart"/>
+        <w:r>
+          <w:rPr>
+            <w:rFonts w:ascii="Arial" w:hAnsi="Arial" w:cs="Arial"/>
+            <w:color w:val="0563C1"/>
+            <w:sz w:val="22"/>
+            <w:szCs w:val="22"/>
+          </w:rPr>
+          <w:t>pnpm</w:t>
+        </w:r>
+        <w:proofErr w:type="spellEnd"/>
+        <w:r>
+          <w:rPr>
+            <w:rFonts w:ascii="Arial" w:hAnsi="Arial" w:cs="Arial"/>
+            <w:color w:val="0563C1"/>
+            <w:sz w:val="22"/>
+            <w:szCs w:val="22"/>
+          </w:rPr>
+          <w:t xml:space="preserve"> #14754</w:t>
+        </w:r>
+      </w:hyperlink>
+      <w:r>
+        <w:rPr>
+          <w:rFonts w:ascii="Arial" w:hAnsi="Arial" w:cs="Arial"/>
+          <w:sz w:val="22"/>
+          <w:szCs w:val="22"/>
+        </w:rPr>
+        <w:t xml:space="preserve"> (Rust) - fixed --no-bail pattern runs to continue and aggregate failures.</w:t>
       </w:r>
     </w:p>
     <w:p>
@@ -1888,16 +2137,15 @@
         </w:rPr>
         <w:t xml:space="preserve">• </w:t>
       </w:r>
-      <w:hyperlink r:id="rId21" w:history="1">
-        <w:r>
-          <w:rPr>
-            <w:rFonts w:ascii="Arial" w:hAnsi="Arial" w:cs="Arial"/>
-            <w:color w:val="0563C1"/>
-            <w:sz w:val="22"/>
-            <w:szCs w:val="22"/>
-            <w:u w:val="single"/>
-          </w:rPr>
-          <w:t>leo-aa88/</w:t>
+      <w:hyperlink r:id="rId30" w:history="1">
+        <w:r>
+          <w:rPr>
+            <w:rFonts w:ascii="Arial" w:hAnsi="Arial" w:cs="Arial"/>
+            <w:color w:val="0563C1"/>
+            <w:sz w:val="22"/>
+            <w:szCs w:val="22"/>
+          </w:rPr>
+          <w:t>ssf0409/</w:t>
         </w:r>
         <w:proofErr w:type="spellStart"/>
         <w:r>
@@ -1906,9 +2154,8 @@
             <w:color w:val="0563C1"/>
             <w:sz w:val="22"/>
             <w:szCs w:val="22"/>
-            <w:u w:val="single"/>
-          </w:rPr>
-          <w:t>reviewgate</w:t>
+          </w:rPr>
+          <w:t>tracelens</w:t>
         </w:r>
         <w:proofErr w:type="spellEnd"/>
         <w:r>
@@ -1917,383 +2164,17 @@
             <w:color w:val="0563C1"/>
             <w:sz w:val="22"/>
             <w:szCs w:val="22"/>
-            <w:u w:val="single"/>
-          </w:rPr>
-          <w:t xml:space="preserve"> #144</w:t>
-        </w:r>
-      </w:hyperlink>
-      <w:r>
-        <w:rPr>
-          <w:rFonts w:ascii="Arial" w:hAnsi="Arial" w:cs="Arial"/>
-          <w:sz w:val="22"/>
-          <w:szCs w:val="22"/>
-        </w:rPr>
-        <w:t xml:space="preserve"> (Python) - added configurable comment-verbosity check on added lines only.</w:t>
-      </w:r>
-    </w:p>
-    <w:p>
-      <w:pPr>
-        <w:spacing w:after="50" w:line="240" w:lineRule="auto"/>
-        <w:ind w:left="180" w:hanging="180"/>
-        <w:rPr>
-          <w:rFonts w:ascii="Arial" w:hAnsi="Arial" w:cs="Arial"/>
-          <w:sz w:val="22"/>
-          <w:szCs w:val="22"/>
-        </w:rPr>
-      </w:pPr>
-      <w:r>
-        <w:rPr>
-          <w:rFonts w:ascii="Arial" w:hAnsi="Arial" w:cs="Arial"/>
-          <w:sz w:val="22"/>
-          <w:szCs w:val="22"/>
-        </w:rPr>
-        <w:t xml:space="preserve">• </w:t>
-      </w:r>
-      <w:hyperlink r:id="rId22" w:history="1">
-        <w:r>
-          <w:rPr>
-            <w:rFonts w:ascii="Arial" w:hAnsi="Arial" w:cs="Arial"/>
-            <w:color w:val="0563C1"/>
-            <w:sz w:val="22"/>
-            <w:szCs w:val="22"/>
-            <w:u w:val="single"/>
-          </w:rPr>
-          <w:t>stellar/stellar-docs #2849</w:t>
-        </w:r>
-      </w:hyperlink>
-      <w:r>
-        <w:rPr>
-          <w:rFonts w:ascii="Arial" w:hAnsi="Arial" w:cs="Arial"/>
-          <w:sz w:val="22"/>
-          <w:szCs w:val="22"/>
-        </w:rPr>
-        <w:t xml:space="preserve"> (MDX) - fixed address example to propagate Result instead of unwrapping bad XDR.</w:t>
-      </w:r>
-    </w:p>
-    <w:p>
-      <w:pPr>
-        <w:spacing w:after="50" w:line="240" w:lineRule="auto"/>
-        <w:ind w:left="180" w:hanging="180"/>
-        <w:rPr>
-          <w:rFonts w:ascii="Arial" w:hAnsi="Arial" w:cs="Arial"/>
-          <w:sz w:val="22"/>
-          <w:szCs w:val="22"/>
-        </w:rPr>
-      </w:pPr>
-      <w:r>
-        <w:rPr>
-          <w:rFonts w:ascii="Arial" w:hAnsi="Arial" w:cs="Arial"/>
-          <w:sz w:val="22"/>
-          <w:szCs w:val="22"/>
-        </w:rPr>
-        <w:t xml:space="preserve">• </w:t>
-      </w:r>
-      <w:hyperlink r:id="rId23" w:history="1">
-        <w:r>
-          <w:rPr>
-            <w:rFonts w:ascii="Arial" w:hAnsi="Arial" w:cs="Arial"/>
-            <w:color w:val="0563C1"/>
-            <w:sz w:val="22"/>
-            <w:szCs w:val="22"/>
-            <w:u w:val="single"/>
-          </w:rPr>
-          <w:t>leo-aa88/</w:t>
-        </w:r>
-        <w:proofErr w:type="spellStart"/>
-        <w:r>
-          <w:rPr>
-            <w:rFonts w:ascii="Arial" w:hAnsi="Arial" w:cs="Arial"/>
-            <w:color w:val="0563C1"/>
-            <w:sz w:val="22"/>
-            <w:szCs w:val="22"/>
-            <w:u w:val="single"/>
-          </w:rPr>
-          <w:t>reviewgate</w:t>
-        </w:r>
-        <w:proofErr w:type="spellEnd"/>
-        <w:r>
-          <w:rPr>
-            <w:rFonts w:ascii="Arial" w:hAnsi="Arial" w:cs="Arial"/>
-            <w:color w:val="0563C1"/>
-            <w:sz w:val="22"/>
-            <w:szCs w:val="22"/>
-            <w:u w:val="single"/>
-          </w:rPr>
-          <w:t xml:space="preserve"> #172</w:t>
-        </w:r>
-      </w:hyperlink>
-      <w:r>
-        <w:rPr>
-          <w:rFonts w:ascii="Arial" w:hAnsi="Arial" w:cs="Arial"/>
-          <w:sz w:val="22"/>
-          <w:szCs w:val="22"/>
-        </w:rPr>
-        <w:t xml:space="preserve"> (Python) - aligned DESIGN.md 10.14 Hunk entry.</w:t>
-      </w:r>
-    </w:p>
-    <w:p>
-      <w:pPr>
-        <w:spacing w:after="50" w:line="240" w:lineRule="auto"/>
-        <w:ind w:left="180" w:hanging="180"/>
-        <w:rPr>
-          <w:rFonts w:ascii="Arial" w:hAnsi="Arial" w:cs="Arial"/>
-          <w:sz w:val="22"/>
-          <w:szCs w:val="22"/>
-        </w:rPr>
-      </w:pPr>
-      <w:r>
-        <w:rPr>
-          <w:rFonts w:ascii="Arial" w:hAnsi="Arial" w:cs="Arial"/>
-          <w:sz w:val="22"/>
-          <w:szCs w:val="22"/>
-        </w:rPr>
-        <w:t xml:space="preserve">• </w:t>
-      </w:r>
-      <w:hyperlink r:id="rId24" w:history="1">
-        <w:r>
-          <w:rPr>
-            <w:rFonts w:ascii="Arial" w:hAnsi="Arial" w:cs="Arial"/>
-            <w:color w:val="0563C1"/>
-            <w:sz w:val="22"/>
-            <w:szCs w:val="22"/>
-            <w:u w:val="single"/>
-          </w:rPr>
-          <w:t>stellar/</w:t>
-        </w:r>
-        <w:proofErr w:type="spellStart"/>
-        <w:r>
-          <w:rPr>
-            <w:rFonts w:ascii="Arial" w:hAnsi="Arial" w:cs="Arial"/>
-            <w:color w:val="0563C1"/>
-            <w:sz w:val="22"/>
-            <w:szCs w:val="22"/>
-            <w:u w:val="single"/>
-          </w:rPr>
-          <w:t>js</w:t>
-        </w:r>
-        <w:proofErr w:type="spellEnd"/>
-        <w:r>
-          <w:rPr>
-            <w:rFonts w:ascii="Arial" w:hAnsi="Arial" w:cs="Arial"/>
-            <w:color w:val="0563C1"/>
-            <w:sz w:val="22"/>
-            <w:szCs w:val="22"/>
-            <w:u w:val="single"/>
-          </w:rPr>
-          <w:t>-stellar-</w:t>
-        </w:r>
-        <w:proofErr w:type="spellStart"/>
-        <w:r>
-          <w:rPr>
-            <w:rFonts w:ascii="Arial" w:hAnsi="Arial" w:cs="Arial"/>
-            <w:color w:val="0563C1"/>
-            <w:sz w:val="22"/>
-            <w:szCs w:val="22"/>
-            <w:u w:val="single"/>
-          </w:rPr>
-          <w:t>sdk</w:t>
-        </w:r>
-        <w:proofErr w:type="spellEnd"/>
-        <w:r>
-          <w:rPr>
-            <w:rFonts w:ascii="Arial" w:hAnsi="Arial" w:cs="Arial"/>
-            <w:color w:val="0563C1"/>
-            <w:sz w:val="22"/>
-            <w:szCs w:val="22"/>
-            <w:u w:val="single"/>
-          </w:rPr>
-          <w:t xml:space="preserve"> #1725</w:t>
-        </w:r>
-      </w:hyperlink>
-      <w:r>
-        <w:rPr>
-          <w:rFonts w:ascii="Arial" w:hAnsi="Arial" w:cs="Arial"/>
-          <w:sz w:val="22"/>
-          <w:szCs w:val="22"/>
-        </w:rPr>
-        <w:t xml:space="preserve"> (TypeScript) - extended docs pipeline to migration pages: Starlight sidebar.</w:t>
-      </w:r>
-    </w:p>
-    <w:p>
-      <w:pPr>
-        <w:spacing w:after="50" w:line="240" w:lineRule="auto"/>
-        <w:ind w:left="180" w:hanging="180"/>
-        <w:rPr>
-          <w:rFonts w:ascii="Arial" w:hAnsi="Arial" w:cs="Arial"/>
-          <w:sz w:val="22"/>
-          <w:szCs w:val="22"/>
-        </w:rPr>
-      </w:pPr>
-      <w:r>
-        <w:rPr>
-          <w:rFonts w:ascii="Arial" w:hAnsi="Arial" w:cs="Arial"/>
-          <w:sz w:val="22"/>
-          <w:szCs w:val="22"/>
-        </w:rPr>
-        <w:lastRenderedPageBreak/>
-        <w:t xml:space="preserve">• </w:t>
-      </w:r>
-      <w:hyperlink r:id="rId25" w:history="1">
-        <w:proofErr w:type="spellStart"/>
-        <w:r>
-          <w:rPr>
-            <w:rFonts w:ascii="Arial" w:hAnsi="Arial" w:cs="Arial"/>
-            <w:color w:val="0563C1"/>
-            <w:sz w:val="22"/>
-            <w:szCs w:val="22"/>
-            <w:u w:val="single"/>
-          </w:rPr>
-          <w:t>EmbarkStudios</w:t>
-        </w:r>
-        <w:proofErr w:type="spellEnd"/>
-        <w:r>
-          <w:rPr>
-            <w:rFonts w:ascii="Arial" w:hAnsi="Arial" w:cs="Arial"/>
-            <w:color w:val="0563C1"/>
-            <w:sz w:val="22"/>
-            <w:szCs w:val="22"/>
-            <w:u w:val="single"/>
-          </w:rPr>
-          <w:t>/cargo-about #319</w:t>
-        </w:r>
-      </w:hyperlink>
-      <w:r>
-        <w:rPr>
-          <w:rFonts w:ascii="Arial" w:hAnsi="Arial" w:cs="Arial"/>
-          <w:sz w:val="22"/>
-          <w:szCs w:val="22"/>
-        </w:rPr>
-        <w:t xml:space="preserve"> (Rust) - closed license quote in </w:t>
-      </w:r>
-      <w:proofErr w:type="spellStart"/>
-      <w:r>
-        <w:rPr>
-          <w:rFonts w:ascii="Arial" w:hAnsi="Arial" w:cs="Arial"/>
-          <w:sz w:val="22"/>
-          <w:szCs w:val="22"/>
-        </w:rPr>
-        <w:t>synthesize_manifest</w:t>
-      </w:r>
-      <w:proofErr w:type="spellEnd"/>
-      <w:r>
-        <w:rPr>
-          <w:rFonts w:ascii="Arial" w:hAnsi="Arial" w:cs="Arial"/>
-          <w:sz w:val="22"/>
-          <w:szCs w:val="22"/>
-        </w:rPr>
-        <w:t xml:space="preserve"> at EOF so output stays valid TOML.</w:t>
-      </w:r>
-    </w:p>
-    <w:p>
-      <w:pPr>
-        <w:spacing w:after="50" w:line="240" w:lineRule="auto"/>
-        <w:ind w:left="180" w:hanging="180"/>
-        <w:rPr>
-          <w:rFonts w:ascii="Arial" w:hAnsi="Arial" w:cs="Arial"/>
-          <w:sz w:val="22"/>
-          <w:szCs w:val="22"/>
-        </w:rPr>
-      </w:pPr>
-      <w:r>
-        <w:rPr>
-          <w:rFonts w:ascii="Arial" w:hAnsi="Arial" w:cs="Arial"/>
-          <w:sz w:val="22"/>
-          <w:szCs w:val="22"/>
-        </w:rPr>
-        <w:t xml:space="preserve">• </w:t>
-      </w:r>
-      <w:hyperlink r:id="rId26" w:history="1">
-        <w:proofErr w:type="spellStart"/>
-        <w:r>
-          <w:rPr>
-            <w:rFonts w:ascii="Arial" w:hAnsi="Arial" w:cs="Arial"/>
-            <w:color w:val="0563C1"/>
-            <w:sz w:val="22"/>
-            <w:szCs w:val="22"/>
-            <w:u w:val="single"/>
-          </w:rPr>
-          <w:t>EmbarkStudios</w:t>
-        </w:r>
-        <w:proofErr w:type="spellEnd"/>
-        <w:r>
-          <w:rPr>
-            <w:rFonts w:ascii="Arial" w:hAnsi="Arial" w:cs="Arial"/>
-            <w:color w:val="0563C1"/>
-            <w:sz w:val="22"/>
-            <w:szCs w:val="22"/>
-            <w:u w:val="single"/>
-          </w:rPr>
-          <w:t>/cargo-about #320</w:t>
-        </w:r>
-      </w:hyperlink>
-      <w:r>
-        <w:rPr>
-          <w:rFonts w:ascii="Arial" w:hAnsi="Arial" w:cs="Arial"/>
-          <w:sz w:val="22"/>
-          <w:szCs w:val="22"/>
-        </w:rPr>
-        <w:t xml:space="preserve"> (Rust) - fixed insert offset to full-manifest coordinates.</w:t>
-      </w:r>
-    </w:p>
-    <w:p>
-      <w:pPr>
-        <w:spacing w:after="50" w:line="240" w:lineRule="auto"/>
-        <w:ind w:left="180" w:hanging="180"/>
-        <w:rPr>
-          <w:rFonts w:ascii="Arial" w:hAnsi="Arial" w:cs="Arial"/>
-          <w:sz w:val="22"/>
-          <w:szCs w:val="22"/>
-        </w:rPr>
-      </w:pPr>
-      <w:r>
-        <w:rPr>
-          <w:rFonts w:ascii="Arial" w:hAnsi="Arial" w:cs="Arial"/>
-          <w:sz w:val="22"/>
-          <w:szCs w:val="22"/>
-        </w:rPr>
-        <w:t xml:space="preserve">• </w:t>
-      </w:r>
-      <w:hyperlink r:id="rId27" w:history="1">
-        <w:r>
-          <w:rPr>
-            <w:rFonts w:ascii="Arial" w:hAnsi="Arial" w:cs="Arial"/>
-            <w:color w:val="0563C1"/>
-            <w:sz w:val="22"/>
-            <w:szCs w:val="22"/>
-            <w:u w:val="single"/>
-          </w:rPr>
-          <w:t>astral-</w:t>
-        </w:r>
-        <w:proofErr w:type="spellStart"/>
-        <w:r>
-          <w:rPr>
-            <w:rFonts w:ascii="Arial" w:hAnsi="Arial" w:cs="Arial"/>
-            <w:color w:val="0563C1"/>
-            <w:sz w:val="22"/>
-            <w:szCs w:val="22"/>
-            <w:u w:val="single"/>
-          </w:rPr>
-          <w:t>sh</w:t>
-        </w:r>
-        <w:proofErr w:type="spellEnd"/>
-        <w:r>
-          <w:rPr>
-            <w:rFonts w:ascii="Arial" w:hAnsi="Arial" w:cs="Arial"/>
-            <w:color w:val="0563C1"/>
-            <w:sz w:val="22"/>
-            <w:szCs w:val="22"/>
-            <w:u w:val="single"/>
-          </w:rPr>
-          <w:t>/ruff #28542</w:t>
-        </w:r>
-      </w:hyperlink>
-      <w:r>
-        <w:rPr>
-          <w:rFonts w:ascii="Arial" w:hAnsi="Arial" w:cs="Arial"/>
-          <w:sz w:val="22"/>
-          <w:szCs w:val="22"/>
-        </w:rPr>
-        <w:t xml:space="preserve"> (Rust) - clarified PYI002 message to name stub-file context for </w:t>
+          </w:rPr>
+          <w:t xml:space="preserve"> #140</w:t>
+        </w:r>
+      </w:hyperlink>
+      <w:r>
+        <w:rPr>
+          <w:rFonts w:ascii="Arial" w:hAnsi="Arial" w:cs="Arial"/>
+          <w:sz w:val="22"/>
+          <w:szCs w:val="22"/>
+        </w:rPr>
+        <w:t xml:space="preserve"> (Python) - escaped report table cells with </w:t>
       </w:r>
       <w:proofErr w:type="spellStart"/>
       <w:proofErr w:type="gramStart"/>
@@ -2303,7 +2184,7 @@
           <w:sz w:val="22"/>
           <w:szCs w:val="22"/>
         </w:rPr>
-        <w:t>sys.platform</w:t>
+        <w:t>html.escape</w:t>
       </w:r>
       <w:proofErr w:type="spellEnd"/>
       <w:proofErr w:type="gramEnd"/>
@@ -2313,25 +2194,64 @@
           <w:sz w:val="22"/>
           <w:szCs w:val="22"/>
         </w:rPr>
-        <w:t>/</w:t>
-      </w:r>
-      <w:proofErr w:type="spellStart"/>
-      <w:r>
-        <w:rPr>
-          <w:rFonts w:ascii="Arial" w:hAnsi="Arial" w:cs="Arial"/>
-          <w:sz w:val="22"/>
-          <w:szCs w:val="22"/>
-        </w:rPr>
-        <w:t>version_info</w:t>
-      </w:r>
-      <w:proofErr w:type="spellEnd"/>
-      <w:r>
-        <w:rPr>
-          <w:rFonts w:ascii="Arial" w:hAnsi="Arial" w:cs="Arial"/>
-          <w:sz w:val="22"/>
-          <w:szCs w:val="22"/>
-        </w:rPr>
-        <w:t xml:space="preserve"> checks.</w:t>
+        <w:t xml:space="preserve"> so pipes/HTML cannot break summary tables.</w:t>
+      </w:r>
+    </w:p>
+    <w:p>
+      <w:pPr>
+        <w:spacing w:after="50" w:line="240" w:lineRule="auto"/>
+        <w:ind w:left="180" w:hanging="180"/>
+        <w:rPr>
+          <w:rFonts w:ascii="Arial" w:hAnsi="Arial" w:cs="Arial"/>
+          <w:sz w:val="22"/>
+          <w:szCs w:val="22"/>
+        </w:rPr>
+      </w:pPr>
+      <w:r>
+        <w:rPr>
+          <w:rFonts w:ascii="Arial" w:hAnsi="Arial" w:cs="Arial"/>
+          <w:sz w:val="22"/>
+          <w:szCs w:val="22"/>
+        </w:rPr>
+        <w:t xml:space="preserve">20 shown here; 6 more merged upstream across Rust, TypeScript, Python and MDX.</w:t>
+      </w:r>
+    </w:p>
+    <w:p>
+      <w:pPr>
+        <w:spacing w:after="60" w:line="240" w:lineRule="auto"/>
+        <w:rPr>
+          <w:rFonts w:ascii="Arial" w:hAnsi="Arial" w:cs="Arial"/>
+          <w:b/>
+          <w:sz w:val="22"/>
+          <w:szCs w:val="22"/>
+        </w:rPr>
+      </w:pPr>
+    </w:p>
+    <w:p>
+      <w:pPr>
+        <w:spacing w:after="60" w:line="240" w:lineRule="auto"/>
+        <w:rPr>
+          <w:rFonts w:ascii="Arial" w:hAnsi="Arial" w:cs="Arial"/>
+          <w:b/>
+        </w:rPr>
+      </w:pPr>
+      <w:hyperlink r:id="rId33" w:history="1">
+        <w:r>
+          <w:rPr>
+            <w:rStyle w:val="Hyperlink"/>
+            <w:rFonts w:ascii="Arial" w:hAnsi="Arial" w:cs="Arial"/>
+            <w:b/>
+            <w:color w:val="0563C1"/>
+          </w:rPr>
+          <w:t>Projects</w:t>
+        </w:r>
+      </w:hyperlink>
+      <w:r>
+        <w:rPr>
+          <w:rFonts w:ascii="Arial" w:hAnsi="Arial" w:cs="Arial"/>
+          <w:b/>
+        </w:rPr>
+        <w:t>:</w:t>
       </w:r>
     </w:p>
     <w:p>
@@ -2352,59 +2272,24 @@
         </w:rPr>
         <w:t xml:space="preserve">• </w:t>
       </w:r>
-      <w:hyperlink r:id="rId28" w:history="1">
-        <w:proofErr w:type="spellStart"/>
-        <w:r>
-          <w:rPr>
-            <w:rFonts w:ascii="Arial" w:hAnsi="Arial" w:cs="Arial"/>
-            <w:color w:val="0563C1"/>
-            <w:sz w:val="22"/>
-            <w:szCs w:val="22"/>
-            <w:u w:val="single"/>
-          </w:rPr>
-          <w:t>pnpm</w:t>
-        </w:r>
-        <w:proofErr w:type="spellEnd"/>
-        <w:r>
-          <w:rPr>
-            <w:rFonts w:ascii="Arial" w:hAnsi="Arial" w:cs="Arial"/>
-            <w:color w:val="0563C1"/>
-            <w:sz w:val="22"/>
-            <w:szCs w:val="22"/>
-            <w:u w:val="single"/>
-          </w:rPr>
-          <w:t>/</w:t>
-        </w:r>
-        <w:proofErr w:type="spellStart"/>
-        <w:r>
-          <w:rPr>
-            <w:rFonts w:ascii="Arial" w:hAnsi="Arial" w:cs="Arial"/>
-            <w:color w:val="0563C1"/>
-            <w:sz w:val="22"/>
-            <w:szCs w:val="22"/>
-            <w:u w:val="single"/>
-          </w:rPr>
-          <w:t>pnpm</w:t>
-        </w:r>
-        <w:proofErr w:type="spellEnd"/>
-        <w:r>
-          <w:rPr>
-            <w:rFonts w:ascii="Arial" w:hAnsi="Arial" w:cs="Arial"/>
-            <w:color w:val="0563C1"/>
-            <w:sz w:val="22"/>
-            <w:szCs w:val="22"/>
-            <w:u w:val="single"/>
-          </w:rPr>
-          <w:t xml:space="preserve"> #14754</w:t>
-        </w:r>
-      </w:hyperlink>
-      <w:r>
-        <w:rPr>
-          <w:rFonts w:ascii="Arial" w:hAnsi="Arial" w:cs="Arial"/>
-          <w:sz w:val="22"/>
-          <w:szCs w:val="22"/>
-        </w:rPr>
-        <w:t xml:space="preserve"> (Rust) - fixed --no-bail pattern runs to continue and aggregate failures.</w:t>
+      <w:hyperlink r:id="rId34" w:history="1">
+        <w:r>
+          <w:rPr>
+            <w:rFonts w:ascii="Arial" w:hAnsi="Arial" w:cs="Arial"/>
+            <w:color w:val="0563C1"/>
+            <w:sz w:val="22"/>
+            <w:szCs w:val="22"/>
+          </w:rPr>
+          <w:t>Lattice</w:t>
+        </w:r>
+      </w:hyperlink>
+      <w:r>
+        <w:rPr>
+          <w:rFonts w:ascii="Arial" w:hAnsi="Arial" w:cs="Arial"/>
+          <w:sz w:val="22"/>
+          <w:szCs w:val="22"/>
+        </w:rPr>
+        <w:t>: Web3 roles board aggregating 20 crypto teams plus salary observatory.</w:t>
       </w:r>
     </w:p>
     <w:p>
@@ -2425,25 +2310,24 @@
         </w:rPr>
         <w:t xml:space="preserve">• </w:t>
       </w:r>
-      <w:hyperlink r:id="rId29" w:history="1">
-        <w:r>
-          <w:rPr>
-            <w:rFonts w:ascii="Arial" w:hAnsi="Arial" w:cs="Arial"/>
-            <w:color w:val="0563C1"/>
-            <w:sz w:val="22"/>
-            <w:szCs w:val="22"/>
-            <w:u w:val="single"/>
-          </w:rPr>
-          <w:t>stellar/stellar-docs #2859</w:t>
-        </w:r>
-      </w:hyperlink>
-      <w:r>
-        <w:rPr>
-          <w:rFonts w:ascii="Arial" w:hAnsi="Arial" w:cs="Arial"/>
-          <w:sz w:val="22"/>
-          <w:szCs w:val="22"/>
-        </w:rPr>
-        <w:t xml:space="preserve"> (MDX) - added missing --enable-core-manual-close flag to Network Modes Local section.</w:t>
+      <w:hyperlink r:id="rId35" w:history="1">
+        <w:r>
+          <w:rPr>
+            <w:rFonts w:ascii="Arial" w:hAnsi="Arial" w:cs="Arial"/>
+            <w:color w:val="0563C1"/>
+            <w:sz w:val="22"/>
+            <w:szCs w:val="22"/>
+          </w:rPr>
+          <w:t>Jobrow</w:t>
+        </w:r>
+      </w:hyperlink>
+      <w:r>
+        <w:rPr>
+          <w:rFonts w:ascii="Arial" w:hAnsi="Arial" w:cs="Arial"/>
+          <w:sz w:val="22"/>
+          <w:szCs w:val="22"/>
+        </w:rPr>
+        <w:t>: Table-first index of 5,000+ open US tech roles from public APIs.</w:t>
       </w:r>
     </w:p>
     <w:p>
@@ -2464,67 +2348,24 @@
         </w:rPr>
         <w:t xml:space="preserve">• </w:t>
       </w:r>
-      <w:hyperlink r:id="rId30" w:history="1">
-        <w:r>
-          <w:rPr>
-            <w:rFonts w:ascii="Arial" w:hAnsi="Arial" w:cs="Arial"/>
-            <w:color w:val="0563C1"/>
-            <w:sz w:val="22"/>
-            <w:szCs w:val="22"/>
-            <w:u w:val="single"/>
-          </w:rPr>
-          <w:t>ssf0409/</w:t>
-        </w:r>
-        <w:proofErr w:type="spellStart"/>
-        <w:r>
-          <w:rPr>
-            <w:rFonts w:ascii="Arial" w:hAnsi="Arial" w:cs="Arial"/>
-            <w:color w:val="0563C1"/>
-            <w:sz w:val="22"/>
-            <w:szCs w:val="22"/>
-            <w:u w:val="single"/>
-          </w:rPr>
-          <w:t>tracelens</w:t>
-        </w:r>
-        <w:proofErr w:type="spellEnd"/>
-        <w:r>
-          <w:rPr>
-            <w:rFonts w:ascii="Arial" w:hAnsi="Arial" w:cs="Arial"/>
-            <w:color w:val="0563C1"/>
-            <w:sz w:val="22"/>
-            <w:szCs w:val="22"/>
-            <w:u w:val="single"/>
-          </w:rPr>
-          <w:t xml:space="preserve"> #140</w:t>
-        </w:r>
-      </w:hyperlink>
-      <w:r>
-        <w:rPr>
-          <w:rFonts w:ascii="Arial" w:hAnsi="Arial" w:cs="Arial"/>
-          <w:sz w:val="22"/>
-          <w:szCs w:val="22"/>
-        </w:rPr>
-        <w:t xml:space="preserve"> (Python) - escaped report table cells with </w:t>
-      </w:r>
-      <w:proofErr w:type="spellStart"/>
-      <w:proofErr w:type="gramStart"/>
-      <w:r>
-        <w:rPr>
-          <w:rFonts w:ascii="Arial" w:hAnsi="Arial" w:cs="Arial"/>
-          <w:sz w:val="22"/>
-          <w:szCs w:val="22"/>
-        </w:rPr>
-        <w:t>html.escape</w:t>
-      </w:r>
-      <w:proofErr w:type="spellEnd"/>
-      <w:proofErr w:type="gramEnd"/>
-      <w:r>
-        <w:rPr>
-          <w:rFonts w:ascii="Arial" w:hAnsi="Arial" w:cs="Arial"/>
-          <w:sz w:val="22"/>
-          <w:szCs w:val="22"/>
-        </w:rPr>
-        <w:t xml:space="preserve"> so pipes/HTML cannot break summary tables.</w:t>
+      <w:hyperlink r:id="rId36" w:history="1">
+        <w:r>
+          <w:rPr>
+            <w:rFonts w:ascii="Arial" w:hAnsi="Arial" w:cs="Arial"/>
+            <w:color w:val="0563C1"/>
+            <w:sz w:val="22"/>
+            <w:szCs w:val="22"/>
+          </w:rPr>
+          <w:t>Luxe Tracker</w:t>
+        </w:r>
+      </w:hyperlink>
+      <w:r>
+        <w:rPr>
+          <w:rFonts w:ascii="Arial" w:hAnsi="Arial" w:cs="Arial"/>
+          <w:sz w:val="22"/>
+          <w:szCs w:val="22"/>
+        </w:rPr>
+        <w:t>: Luxury price-gap dashboard across 5 maisons, 5 regions, 11k rows.</w:t>
       </w:r>
     </w:p>
     <w:p>
@@ -2545,43 +2386,24 @@
         </w:rPr>
         <w:t xml:space="preserve">• </w:t>
       </w:r>
-      <w:hyperlink r:id="rId31" w:history="1">
-        <w:r>
-          <w:rPr>
-            <w:rFonts w:ascii="Arial" w:hAnsi="Arial" w:cs="Arial"/>
-            <w:color w:val="0563C1"/>
-            <w:sz w:val="22"/>
-            <w:szCs w:val="22"/>
-            <w:u w:val="single"/>
-          </w:rPr>
-          <w:t>stellar/stellar-docs #2853</w:t>
-        </w:r>
-      </w:hyperlink>
-      <w:r>
-        <w:rPr>
-          <w:rFonts w:ascii="Arial" w:hAnsi="Arial" w:cs="Arial"/>
-          <w:sz w:val="22"/>
-          <w:szCs w:val="22"/>
-        </w:rPr>
-        <w:t xml:space="preserve"> (MDX) - clarified pooled accounts guide: memos legacy in use, </w:t>
-      </w:r>
-      <w:proofErr w:type="spellStart"/>
-      <w:r>
-        <w:rPr>
-          <w:rFonts w:ascii="Arial" w:hAnsi="Arial" w:cs="Arial"/>
-          <w:sz w:val="22"/>
-          <w:szCs w:val="22"/>
-        </w:rPr>
-        <w:t>muxed</w:t>
-      </w:r>
-      <w:proofErr w:type="spellEnd"/>
-      <w:r>
-        <w:rPr>
-          <w:rFonts w:ascii="Arial" w:hAnsi="Arial" w:cs="Arial"/>
-          <w:sz w:val="22"/>
-          <w:szCs w:val="22"/>
-        </w:rPr>
-        <w:t xml:space="preserve"> preferred.</w:t>
+      <w:hyperlink r:id="rId37" w:history="1">
+        <w:r>
+          <w:rPr>
+            <w:rFonts w:ascii="Arial" w:hAnsi="Arial" w:cs="Arial"/>
+            <w:color w:val="0563C1"/>
+            <w:sz w:val="22"/>
+            <w:szCs w:val="22"/>
+          </w:rPr>
+          <w:t>Aegis</w:t>
+        </w:r>
+      </w:hyperlink>
+      <w:r>
+        <w:rPr>
+          <w:rFonts w:ascii="Arial" w:hAnsi="Arial" w:cs="Arial"/>
+          <w:sz w:val="22"/>
+          <w:szCs w:val="22"/>
+        </w:rPr>
+        <w:t>: Multi-agent ops cortex with supervisor, HITL gates, live graph view.</w:t>
       </w:r>
     </w:p>
     <w:p>
@@ -2602,81 +2424,24 @@
         </w:rPr>
         <w:t xml:space="preserve">• </w:t>
       </w:r>
-      <w:hyperlink r:id="rId32" w:history="1">
-        <w:r>
-          <w:rPr>
-            <w:rFonts w:ascii="Arial" w:hAnsi="Arial" w:cs="Arial"/>
-            <w:color w:val="0563C1"/>
-            <w:sz w:val="22"/>
-            <w:szCs w:val="22"/>
-            <w:u w:val="single"/>
-          </w:rPr>
-          <w:t>stellar/stellar-docs #2851</w:t>
-        </w:r>
-      </w:hyperlink>
-      <w:r>
-        <w:rPr>
-          <w:rFonts w:ascii="Arial" w:hAnsi="Arial" w:cs="Arial"/>
-          <w:sz w:val="22"/>
-          <w:szCs w:val="22"/>
-        </w:rPr>
-        <w:t xml:space="preserve"> (MDX) - noted localhost is already </w:t>
-      </w:r>
-      <w:proofErr w:type="gramStart"/>
-      <w:r>
-        <w:rPr>
-          <w:rFonts w:ascii="Arial" w:hAnsi="Arial" w:cs="Arial"/>
-          <w:sz w:val="22"/>
-          <w:szCs w:val="22"/>
-        </w:rPr>
-        <w:t>trustworthy,</w:t>
-      </w:r>
-      <w:proofErr w:type="gramEnd"/>
-      <w:r>
-        <w:rPr>
-          <w:rFonts w:ascii="Arial" w:hAnsi="Arial" w:cs="Arial"/>
-          <w:sz w:val="22"/>
-          <w:szCs w:val="22"/>
-        </w:rPr>
-        <w:t xml:space="preserve"> no TLS needed for Freighter.</w:t>
-      </w:r>
-    </w:p>
-    <w:p>
-      <w:pPr>
-        <w:spacing w:after="60" w:line="240" w:lineRule="auto"/>
-        <w:rPr>
-          <w:rFonts w:ascii="Arial" w:hAnsi="Arial" w:cs="Arial"/>
-          <w:b/>
-          <w:sz w:val="22"/>
-          <w:szCs w:val="22"/>
-        </w:rPr>
-      </w:pPr>
-    </w:p>
-    <w:p>
-      <w:pPr>
-        <w:spacing w:after="60" w:line="240" w:lineRule="auto"/>
-        <w:rPr>
-          <w:rFonts w:ascii="Arial" w:hAnsi="Arial" w:cs="Arial"/>
-          <w:b/>
-        </w:rPr>
-      </w:pPr>
-      <w:hyperlink r:id="rId33" w:history="1">
-        <w:r>
-          <w:rPr>
-            <w:rStyle w:val="Hyperlink"/>
-            <w:rFonts w:ascii="Arial" w:hAnsi="Arial" w:cs="Arial"/>
-            <w:b/>
-            <w:color w:val="0563C1"/>
-          </w:rPr>
-          <w:t>Projects</w:t>
-        </w:r>
-      </w:hyperlink>
-      <w:r>
-        <w:rPr>
-          <w:rFonts w:ascii="Arial" w:hAnsi="Arial" w:cs="Arial"/>
-          <w:b/>
-        </w:rPr>
-        <w:t>:</w:t>
+      <w:hyperlink r:id="rId38" w:history="1">
+        <w:r>
+          <w:rPr>
+            <w:rFonts w:ascii="Arial" w:hAnsi="Arial" w:cs="Arial"/>
+            <w:color w:val="0563C1"/>
+            <w:sz w:val="22"/>
+            <w:szCs w:val="22"/>
+          </w:rPr>
+          <w:t>AetherFlow</w:t>
+        </w:r>
+      </w:hyperlink>
+      <w:r>
+        <w:rPr>
+          <w:rFonts w:ascii="Arial" w:hAnsi="Arial" w:cs="Arial"/>
+          <w:sz w:val="22"/>
+          <w:szCs w:val="22"/>
+        </w:rPr>
+        <w:t>: Local-first flowchart IDE with compile, step simulator, time-travel.</w:t>
       </w:r>
     </w:p>
     <w:p>
@@ -2697,201 +2462,6 @@
         </w:rPr>
         <w:t xml:space="preserve">• </w:t>
       </w:r>
-      <w:hyperlink r:id="rId34" w:history="1">
-        <w:r>
-          <w:rPr>
-            <w:rFonts w:ascii="Arial" w:hAnsi="Arial" w:cs="Arial"/>
-            <w:color w:val="0563C1"/>
-            <w:sz w:val="22"/>
-            <w:szCs w:val="22"/>
-            <w:u w:val="single"/>
-          </w:rPr>
-          <w:t>Lattice</w:t>
-        </w:r>
-      </w:hyperlink>
-      <w:r>
-        <w:rPr>
-          <w:rFonts w:ascii="Arial" w:hAnsi="Arial" w:cs="Arial"/>
-          <w:sz w:val="22"/>
-          <w:szCs w:val="22"/>
-        </w:rPr>
-        <w:t>: Web3 roles board aggregating 20 crypto teams plus salary observatory.</w:t>
-      </w:r>
-    </w:p>
-    <w:p>
-      <w:pPr>
-        <w:spacing w:after="50" w:line="240" w:lineRule="auto"/>
-        <w:ind w:left="180" w:hanging="180"/>
-        <w:rPr>
-          <w:rFonts w:ascii="Arial" w:hAnsi="Arial" w:cs="Arial"/>
-          <w:sz w:val="22"/>
-          <w:szCs w:val="22"/>
-        </w:rPr>
-      </w:pPr>
-      <w:r>
-        <w:rPr>
-          <w:rFonts w:ascii="Arial" w:hAnsi="Arial" w:cs="Arial"/>
-          <w:sz w:val="22"/>
-          <w:szCs w:val="22"/>
-        </w:rPr>
-        <w:t xml:space="preserve">• </w:t>
-      </w:r>
-      <w:hyperlink r:id="rId35" w:history="1">
-        <w:r>
-          <w:rPr>
-            <w:rFonts w:ascii="Arial" w:hAnsi="Arial" w:cs="Arial"/>
-            <w:color w:val="0563C1"/>
-            <w:sz w:val="22"/>
-            <w:szCs w:val="22"/>
-            <w:u w:val="single"/>
-          </w:rPr>
-          <w:t>Jobrow</w:t>
-        </w:r>
-      </w:hyperlink>
-      <w:r>
-        <w:rPr>
-          <w:rFonts w:ascii="Arial" w:hAnsi="Arial" w:cs="Arial"/>
-          <w:sz w:val="22"/>
-          <w:szCs w:val="22"/>
-        </w:rPr>
-        <w:t>: Table-first index of 5,000+ open US tech roles from public APIs.</w:t>
-      </w:r>
-    </w:p>
-    <w:p>
-      <w:pPr>
-        <w:spacing w:after="50" w:line="240" w:lineRule="auto"/>
-        <w:ind w:left="180" w:hanging="180"/>
-        <w:rPr>
-          <w:rFonts w:ascii="Arial" w:hAnsi="Arial" w:cs="Arial"/>
-          <w:sz w:val="22"/>
-          <w:szCs w:val="22"/>
-        </w:rPr>
-      </w:pPr>
-      <w:r>
-        <w:rPr>
-          <w:rFonts w:ascii="Arial" w:hAnsi="Arial" w:cs="Arial"/>
-          <w:sz w:val="22"/>
-          <w:szCs w:val="22"/>
-        </w:rPr>
-        <w:t xml:space="preserve">• </w:t>
-      </w:r>
-      <w:hyperlink r:id="rId36" w:history="1">
-        <w:r>
-          <w:rPr>
-            <w:rFonts w:ascii="Arial" w:hAnsi="Arial" w:cs="Arial"/>
-            <w:color w:val="0563C1"/>
-            <w:sz w:val="22"/>
-            <w:szCs w:val="22"/>
-            <w:u w:val="single"/>
-          </w:rPr>
-          <w:t>Luxe Tracker</w:t>
-        </w:r>
-      </w:hyperlink>
-      <w:r>
-        <w:rPr>
-          <w:rFonts w:ascii="Arial" w:hAnsi="Arial" w:cs="Arial"/>
-          <w:sz w:val="22"/>
-          <w:szCs w:val="22"/>
-        </w:rPr>
-        <w:t>: Luxury price-gap dashboard across 5 maisons, 5 regions, 11k rows.</w:t>
-      </w:r>
-    </w:p>
-    <w:p>
-      <w:pPr>
-        <w:spacing w:after="50" w:line="240" w:lineRule="auto"/>
-        <w:ind w:left="180" w:hanging="180"/>
-        <w:rPr>
-          <w:rFonts w:ascii="Arial" w:hAnsi="Arial" w:cs="Arial"/>
-          <w:sz w:val="22"/>
-          <w:szCs w:val="22"/>
-        </w:rPr>
-      </w:pPr>
-      <w:r>
-        <w:rPr>
-          <w:rFonts w:ascii="Arial" w:hAnsi="Arial" w:cs="Arial"/>
-          <w:sz w:val="22"/>
-          <w:szCs w:val="22"/>
-        </w:rPr>
-        <w:t xml:space="preserve">• </w:t>
-      </w:r>
-      <w:hyperlink r:id="rId37" w:history="1">
-        <w:r>
-          <w:rPr>
-            <w:rFonts w:ascii="Arial" w:hAnsi="Arial" w:cs="Arial"/>
-            <w:color w:val="0563C1"/>
-            <w:sz w:val="22"/>
-            <w:szCs w:val="22"/>
-            <w:u w:val="single"/>
-          </w:rPr>
-          <w:t>Aegis</w:t>
-        </w:r>
-      </w:hyperlink>
-      <w:r>
-        <w:rPr>
-          <w:rFonts w:ascii="Arial" w:hAnsi="Arial" w:cs="Arial"/>
-          <w:sz w:val="22"/>
-          <w:szCs w:val="22"/>
-        </w:rPr>
-        <w:t>: Multi-agent ops cortex with supervisor, HITL gates, live graph view.</w:t>
-      </w:r>
-    </w:p>
-    <w:p>
-      <w:pPr>
-        <w:spacing w:after="50" w:line="240" w:lineRule="auto"/>
-        <w:ind w:left="180" w:hanging="180"/>
-        <w:rPr>
-          <w:rFonts w:ascii="Arial" w:hAnsi="Arial" w:cs="Arial"/>
-          <w:sz w:val="22"/>
-          <w:szCs w:val="22"/>
-        </w:rPr>
-      </w:pPr>
-      <w:r>
-        <w:rPr>
-          <w:rFonts w:ascii="Arial" w:hAnsi="Arial" w:cs="Arial"/>
-          <w:sz w:val="22"/>
-          <w:szCs w:val="22"/>
-        </w:rPr>
-        <w:t xml:space="preserve">• </w:t>
-      </w:r>
-      <w:hyperlink r:id="rId38" w:history="1">
-        <w:r>
-          <w:rPr>
-            <w:rFonts w:ascii="Arial" w:hAnsi="Arial" w:cs="Arial"/>
-            <w:color w:val="0563C1"/>
-            <w:sz w:val="22"/>
-            <w:szCs w:val="22"/>
-            <w:u w:val="single"/>
-          </w:rPr>
-          <w:t>AetherFlow</w:t>
-        </w:r>
-      </w:hyperlink>
-      <w:r>
-        <w:rPr>
-          <w:rFonts w:ascii="Arial" w:hAnsi="Arial" w:cs="Arial"/>
-          <w:sz w:val="22"/>
-          <w:szCs w:val="22"/>
-        </w:rPr>
-        <w:t>: Local-first flowchart IDE with compile, step simulator, time-travel.</w:t>
-      </w:r>
-    </w:p>
-    <w:p>
-      <w:pPr>
-        <w:spacing w:after="50" w:line="240" w:lineRule="auto"/>
-        <w:ind w:left="180" w:hanging="180"/>
-        <w:rPr>
-          <w:rFonts w:ascii="Arial" w:hAnsi="Arial" w:cs="Arial"/>
-          <w:sz w:val="22"/>
-          <w:szCs w:val="22"/>
-        </w:rPr>
-      </w:pPr>
-      <w:r>
-        <w:rPr>
-          <w:rFonts w:ascii="Arial" w:hAnsi="Arial" w:cs="Arial"/>
-          <w:sz w:val="22"/>
-          <w:szCs w:val="22"/>
-        </w:rPr>
-        <w:t xml:space="preserve">• </w:t>
-      </w:r>
       <w:hyperlink r:id="rId39" w:history="1">
         <w:r>
           <w:rPr>
@@ -2899,7 +2469,6 @@
             <w:color w:val="0563C1"/>
             <w:sz w:val="22"/>
             <w:szCs w:val="22"/>
-            <w:u w:val="single"/>
           </w:rPr>
           <w:t>Synthesis</w:t>
         </w:r>

--- a/docs/Devayan_Mandal.docx
+++ b/docs/Devayan_Mandal.docx
@@ -175,7 +175,79 @@
           <w:sz w:val="22"/>
           <w:szCs w:val="22"/>
         </w:rPr>
-        <w:t xml:space="preserve">AI-native Full Stack Engineer (Jun 2026-now), shipped 30+ systems: agents, MCP, RL eval, </w:t>
+        <w:t>AI-native Full Stack Engineer</w:t>
+      </w:r>
+      <w:r>
+        <w:rPr>
+          <w:rFonts w:ascii="Arial" w:hAnsi="Arial" w:cs="Arial"/>
+          <w:sz w:val="22"/>
+          <w:szCs w:val="22"/>
+        </w:rPr>
+        <w:t>;</w:t>
+      </w:r>
+      <w:r>
+        <w:rPr>
+          <w:rFonts w:ascii="Arial" w:hAnsi="Arial" w:cs="Arial"/>
+          <w:sz w:val="22"/>
+          <w:szCs w:val="22"/>
+        </w:rPr>
+        <w:t xml:space="preserve"> shipped 3</w:t>
+      </w:r>
+      <w:r>
+        <w:rPr>
+          <w:rFonts w:ascii="Arial" w:hAnsi="Arial" w:cs="Arial"/>
+          <w:sz w:val="22"/>
+          <w:szCs w:val="22"/>
+        </w:rPr>
+        <w:t>5</w:t>
+      </w:r>
+      <w:r>
+        <w:rPr>
+          <w:rFonts w:ascii="Arial" w:hAnsi="Arial" w:cs="Arial"/>
+          <w:sz w:val="22"/>
+          <w:szCs w:val="22"/>
+        </w:rPr>
+        <w:t xml:space="preserve">+ systems: agents, </w:t>
+      </w:r>
+      <w:r>
+        <w:rPr>
+          <w:rFonts w:ascii="Arial" w:hAnsi="Arial" w:cs="Arial"/>
+          <w:sz w:val="22"/>
+          <w:szCs w:val="22"/>
+        </w:rPr>
+        <w:t xml:space="preserve">Model Context Protocol </w:t>
+      </w:r>
+      <w:r>
+        <w:rPr>
+          <w:rFonts w:ascii="Arial" w:hAnsi="Arial" w:cs="Arial"/>
+          <w:sz w:val="22"/>
+          <w:szCs w:val="22"/>
+        </w:rPr>
+        <w:t>(</w:t>
+      </w:r>
+      <w:r>
+        <w:rPr>
+          <w:rFonts w:ascii="Arial" w:hAnsi="Arial" w:cs="Arial"/>
+          <w:sz w:val="22"/>
+          <w:szCs w:val="22"/>
+        </w:rPr>
+        <w:t>MCP</w:t>
+      </w:r>
+      <w:r>
+        <w:rPr>
+          <w:rFonts w:ascii="Arial" w:hAnsi="Arial" w:cs="Arial"/>
+          <w:sz w:val="22"/>
+          <w:szCs w:val="22"/>
+        </w:rPr>
+        <w:t>)</w:t>
+      </w:r>
+      <w:r>
+        <w:rPr>
+          <w:rFonts w:ascii="Arial" w:hAnsi="Arial" w:cs="Arial"/>
+          <w:sz w:val="22"/>
+          <w:szCs w:val="22"/>
+        </w:rPr>
+        <w:t xml:space="preserve">, RL eval, </w:t>
       </w:r>
       <w:proofErr w:type="spellStart"/>
       <w:r>
@@ -308,7 +380,15 @@
           <w:sz w:val="22"/>
           <w:szCs w:val="22"/>
         </w:rPr>
-        <w:t>• Languages: Python, TypeScript, JavaScript, Rust, SQL, Bash</w:t>
+        <w:t>• Languages: Python, TypeScript, JavaScript, Rust, SQL, Bas</w:t>
+      </w:r>
+      <w:r>
+        <w:rPr>
+          <w:rFonts w:ascii="Arial" w:hAnsi="Arial" w:cs="Arial"/>
+          <w:sz w:val="22"/>
+          <w:szCs w:val="22"/>
+        </w:rPr>
+        <w:t>h</w:t>
       </w:r>
       <w:r>
         <w:rPr>
@@ -335,7 +415,63 @@
           <w:sz w:val="22"/>
           <w:szCs w:val="22"/>
         </w:rPr>
-        <w:t xml:space="preserve">• AI &amp; Agents: LangGraph, LangChain, MCP, multi-agent orchestration, RAG, RLVR, evals, </w:t>
+        <w:t xml:space="preserve">• AI &amp; Agents: LangGraph, LangChain, </w:t>
+      </w:r>
+      <w:r>
+        <w:rPr>
+          <w:rFonts w:ascii="Arial" w:hAnsi="Arial" w:cs="Arial"/>
+          <w:sz w:val="22"/>
+          <w:szCs w:val="22"/>
+        </w:rPr>
+        <w:t xml:space="preserve">Model Context Protocol </w:t>
+      </w:r>
+      <w:r>
+        <w:rPr>
+          <w:rFonts w:ascii="Arial" w:hAnsi="Arial" w:cs="Arial"/>
+          <w:sz w:val="22"/>
+          <w:szCs w:val="22"/>
+        </w:rPr>
+        <w:t>(</w:t>
+      </w:r>
+      <w:r>
+        <w:rPr>
+          <w:rFonts w:ascii="Arial" w:hAnsi="Arial" w:cs="Arial"/>
+          <w:sz w:val="22"/>
+          <w:szCs w:val="22"/>
+        </w:rPr>
+        <w:t>MCP</w:t>
+      </w:r>
+      <w:r>
+        <w:rPr>
+          <w:rFonts w:ascii="Arial" w:hAnsi="Arial" w:cs="Arial"/>
+          <w:sz w:val="22"/>
+          <w:szCs w:val="22"/>
+        </w:rPr>
+        <w:t>)</w:t>
+      </w:r>
+      <w:r>
+        <w:rPr>
+          <w:rFonts w:ascii="Arial" w:hAnsi="Arial" w:cs="Arial"/>
+          <w:sz w:val="22"/>
+          <w:szCs w:val="22"/>
+        </w:rPr>
+        <w:t xml:space="preserve">, multi-agent orchestration, RAG, RLVR, </w:t>
+      </w:r>
+      <w:r>
+        <w:rPr>
+          <w:rFonts w:ascii="Arial" w:hAnsi="Arial" w:cs="Arial"/>
+          <w:sz w:val="22"/>
+          <w:szCs w:val="22"/>
+        </w:rPr>
+        <w:t>LLM evaluations</w:t>
+      </w:r>
+      <w:r>
+        <w:rPr>
+          <w:rFonts w:ascii="Arial" w:hAnsi="Arial" w:cs="Arial"/>
+          <w:sz w:val="22"/>
+          <w:szCs w:val="22"/>
+        </w:rPr>
+        <w:t xml:space="preserve">, </w:t>
       </w:r>
       <w:proofErr w:type="spellStart"/>
       <w:r>
@@ -353,45 +489,109 @@
           <w:sz w:val="22"/>
           <w:szCs w:val="22"/>
         </w:rPr>
-        <w:t>, Gemini, OpenAI</w:t>
-      </w:r>
-    </w:p>
-    <w:p>
-      <w:pPr>
-        <w:spacing w:after="50" w:line="240" w:lineRule="auto"/>
-        <w:ind w:left="180" w:hanging="180"/>
-        <w:rPr>
-          <w:rFonts w:ascii="Arial" w:hAnsi="Arial" w:cs="Arial"/>
-          <w:sz w:val="22"/>
-          <w:szCs w:val="22"/>
-        </w:rPr>
-      </w:pPr>
-      <w:r>
-        <w:rPr>
-          <w:rFonts w:ascii="Arial" w:hAnsi="Arial" w:cs="Arial"/>
-          <w:sz w:val="22"/>
-          <w:szCs w:val="22"/>
-        </w:rPr>
-        <w:t>• Frontend: React 19, Next.js 16, TanStack, Tailwind v4, Vite, Expo, Three.js</w:t>
-      </w:r>
-    </w:p>
-    <w:p>
-      <w:pPr>
-        <w:spacing w:after="50" w:line="240" w:lineRule="auto"/>
-        <w:ind w:left="180" w:hanging="180"/>
-        <w:rPr>
-          <w:rFonts w:ascii="Arial" w:hAnsi="Arial" w:cs="Arial"/>
-          <w:sz w:val="22"/>
-          <w:szCs w:val="22"/>
-        </w:rPr>
-      </w:pPr>
-      <w:r>
-        <w:rPr>
-          <w:rFonts w:ascii="Arial" w:hAnsi="Arial" w:cs="Arial"/>
-          <w:sz w:val="22"/>
-          <w:szCs w:val="22"/>
-        </w:rPr>
-        <w:t>• Backend &amp; Data: FastAPI, Node.js, Postgres (</w:t>
+        <w:t xml:space="preserve">, </w:t>
+      </w:r>
+      <w:r>
+        <w:rPr>
+          <w:rFonts w:ascii="Arial" w:hAnsi="Arial" w:cs="Arial"/>
+          <w:sz w:val="22"/>
+          <w:szCs w:val="22"/>
+        </w:rPr>
+        <w:t xml:space="preserve">Google </w:t>
+      </w:r>
+      <w:r>
+        <w:rPr>
+          <w:rFonts w:ascii="Arial" w:hAnsi="Arial" w:cs="Arial"/>
+          <w:sz w:val="22"/>
+          <w:szCs w:val="22"/>
+        </w:rPr>
+        <w:t>Gemini, OpenAI</w:t>
+      </w:r>
+      <w:r>
+        <w:rPr>
+          <w:rFonts w:ascii="Arial" w:hAnsi="Arial" w:cs="Arial"/>
+          <w:sz w:val="22"/>
+          <w:szCs w:val="22"/>
+        </w:rPr>
+        <w:t xml:space="preserve">, </w:t>
+      </w:r>
+      <w:r>
+        <w:rPr>
+          <w:rFonts w:ascii="Arial" w:hAnsi="Arial" w:cs="Arial"/>
+          <w:sz w:val="22"/>
+          <w:szCs w:val="22"/>
+        </w:rPr>
+        <w:t>cost-aware routing</w:t>
+      </w:r>
+    </w:p>
+    <w:p>
+      <w:pPr>
+        <w:spacing w:after="50" w:line="240" w:lineRule="auto"/>
+        <w:ind w:left="180" w:hanging="180"/>
+        <w:rPr>
+          <w:rFonts w:ascii="Arial" w:hAnsi="Arial" w:cs="Arial"/>
+          <w:sz w:val="22"/>
+          <w:szCs w:val="22"/>
+        </w:rPr>
+      </w:pPr>
+      <w:r>
+        <w:rPr>
+          <w:rFonts w:ascii="Arial" w:hAnsi="Arial" w:cs="Arial"/>
+          <w:sz w:val="22"/>
+          <w:szCs w:val="22"/>
+        </w:rPr>
+        <w:t xml:space="preserve">• Frontend: React 19, Next.js 16, TanStack, Tailwind </w:t>
+      </w:r>
+      <w:r>
+        <w:rPr>
+          <w:rFonts w:ascii="Arial" w:hAnsi="Arial" w:cs="Arial"/>
+          <w:sz w:val="22"/>
+          <w:szCs w:val="22"/>
+        </w:rPr>
+        <w:t xml:space="preserve">CSS </w:t>
+      </w:r>
+      <w:r>
+        <w:rPr>
+          <w:rFonts w:ascii="Arial" w:hAnsi="Arial" w:cs="Arial"/>
+          <w:sz w:val="22"/>
+          <w:szCs w:val="22"/>
+        </w:rPr>
+        <w:t>v4, Vite, Expo, Three.js</w:t>
+      </w:r>
+    </w:p>
+    <w:p>
+      <w:pPr>
+        <w:spacing w:after="50" w:line="240" w:lineRule="auto"/>
+        <w:ind w:left="180" w:hanging="180"/>
+        <w:rPr>
+          <w:rFonts w:ascii="Arial" w:hAnsi="Arial" w:cs="Arial"/>
+          <w:sz w:val="22"/>
+          <w:szCs w:val="22"/>
+        </w:rPr>
+      </w:pPr>
+      <w:r>
+        <w:rPr>
+          <w:rFonts w:ascii="Arial" w:hAnsi="Arial" w:cs="Arial"/>
+          <w:sz w:val="22"/>
+          <w:szCs w:val="22"/>
+        </w:rPr>
+        <w:t>• Backend &amp; Data: FastAPI, Node.js, Postgre</w:t>
+      </w:r>
+      <w:r>
+        <w:rPr>
+          <w:rFonts w:ascii="Arial" w:hAnsi="Arial" w:cs="Arial"/>
+          <w:sz w:val="22"/>
+          <w:szCs w:val="22"/>
+        </w:rPr>
+        <w:t>SQL</w:t>
+      </w:r>
+      <w:r>
+        <w:rPr>
+          <w:rFonts w:ascii="Arial" w:hAnsi="Arial" w:cs="Arial"/>
+          <w:sz w:val="22"/>
+          <w:szCs w:val="22"/>
+        </w:rPr>
+        <w:t xml:space="preserve"> (</w:t>
       </w:r>
       <w:proofErr w:type="spellStart"/>
       <w:r>
@@ -521,7 +721,7 @@
           <w:sz w:val="22"/>
           <w:szCs w:val="22"/>
         </w:rPr>
-        <w:t xml:space="preserve">, AWS, Azure, Actions, serverless, </w:t>
+        <w:t xml:space="preserve">, AWS, Azure, </w:t>
       </w:r>
       <w:proofErr w:type="spellStart"/>
       <w:r>
@@ -530,6 +730,32 @@
           <w:sz w:val="22"/>
           <w:szCs w:val="22"/>
         </w:rPr>
+        <w:t>Github</w:t>
+      </w:r>
+      <w:proofErr w:type="spellEnd"/>
+      <w:r>
+        <w:rPr>
+          <w:rFonts w:ascii="Arial" w:hAnsi="Arial" w:cs="Arial"/>
+          <w:sz w:val="22"/>
+          <w:szCs w:val="22"/>
+        </w:rPr>
+        <w:t xml:space="preserve"> </w:t>
+      </w:r>
+      <w:r>
+        <w:rPr>
+          <w:rFonts w:ascii="Arial" w:hAnsi="Arial" w:cs="Arial"/>
+          <w:sz w:val="22"/>
+          <w:szCs w:val="22"/>
+        </w:rPr>
+        <w:t xml:space="preserve">Actions, serverless, </w:t>
+      </w:r>
+      <w:proofErr w:type="spellStart"/>
+      <w:r>
+        <w:rPr>
+          <w:rFonts w:ascii="Arial" w:hAnsi="Arial" w:cs="Arial"/>
+          <w:sz w:val="22"/>
+          <w:szCs w:val="22"/>
+        </w:rPr>
         <w:t>pytest</w:t>
       </w:r>
       <w:proofErr w:type="spellEnd"/>
@@ -613,7 +839,39 @@
           <w:sz w:val="22"/>
           <w:szCs w:val="22"/>
         </w:rPr>
-        <w:t>• Practices: Six Sigma, bounded autonomy, cost-aware routing, Git, Changesets</w:t>
+        <w:t xml:space="preserve">• </w:t>
+      </w:r>
+      <w:r>
+        <w:rPr>
+          <w:rFonts w:ascii="Arial" w:hAnsi="Arial" w:cs="Arial"/>
+          <w:sz w:val="22"/>
+          <w:szCs w:val="22"/>
+        </w:rPr>
+        <w:t xml:space="preserve">Engineering </w:t>
+      </w:r>
+      <w:r>
+        <w:rPr>
+          <w:rFonts w:ascii="Arial" w:hAnsi="Arial" w:cs="Arial"/>
+          <w:sz w:val="22"/>
+          <w:szCs w:val="22"/>
+        </w:rPr>
+        <w:t>Practices: Six Sigma, Git, Changesets</w:t>
+      </w:r>
+      <w:r>
+        <w:rPr>
+          <w:rFonts w:ascii="Arial" w:hAnsi="Arial" w:cs="Arial"/>
+          <w:sz w:val="22"/>
+          <w:szCs w:val="22"/>
+        </w:rPr>
+        <w:t xml:space="preserve">, </w:t>
+      </w:r>
+      <w:r>
+        <w:rPr>
+          <w:rFonts w:ascii="Arial" w:hAnsi="Arial" w:cs="Arial"/>
+          <w:sz w:val="22"/>
+          <w:szCs w:val="22"/>
+        </w:rPr>
+        <w:t>Conventional Commits, Semantic Versioning</w:t>
       </w:r>
     </w:p>
     <w:p>
@@ -662,13 +920,20 @@
           <w:rFonts w:ascii="Arial" w:hAnsi="Arial" w:cs="Arial"/>
           <w:b/>
         </w:rPr>
-        <w:t xml:space="preserve">Full Stack AI Native </w:t>
+        <w:t xml:space="preserve">AI Native </w:t>
       </w:r>
       <w:r>
         <w:rPr>
           <w:rFonts w:ascii="Arial" w:hAnsi="Arial" w:cs="Arial"/>
           <w:b/>
         </w:rPr>
+        <w:t xml:space="preserve">Full Stack </w:t>
+      </w:r>
+      <w:r>
+        <w:rPr>
+          <w:rFonts w:ascii="Arial" w:hAnsi="Arial" w:cs="Arial"/>
+          <w:b/>
+        </w:rPr>
         <w:t>Engineer</w:t>
       </w:r>
       <w:r>
@@ -685,6 +950,7 @@
         <w:rPr>
           <w:rStyle w:val="Hyperlink"/>
           <w:rFonts w:ascii="Arial" w:hAnsi="Arial" w:cs="Arial"/>
+          <w:u w:val="none"/>
         </w:rPr>
       </w:pPr>
       <w:r>
@@ -728,6 +994,7 @@
           <w:rFonts w:ascii="Arial" w:hAnsi="Arial" w:cs="Arial"/>
           <w:b/>
           <w:color w:val="0563C1"/>
+          <w:u w:val="none"/>
         </w:rPr>
         <w:t>Merged Open-Source Contributions</w:t>
       </w:r>
@@ -1290,6 +1557,93 @@
         </w:rPr>
         <w:t xml:space="preserve">• </w:t>
       </w:r>
+      <w:hyperlink r:id="rId14" w:history="1">
+        <w:proofErr w:type="spellStart"/>
+        <w:r>
+          <w:rPr>
+            <w:rFonts w:ascii="Arial" w:hAnsi="Arial" w:cs="Arial"/>
+            <w:color w:val="0563C1"/>
+            <w:sz w:val="22"/>
+            <w:szCs w:val="22"/>
+          </w:rPr>
+          <w:t>thirdweb</w:t>
+        </w:r>
+        <w:proofErr w:type="spellEnd"/>
+        <w:r>
+          <w:rPr>
+            <w:rFonts w:ascii="Arial" w:hAnsi="Arial" w:cs="Arial"/>
+            <w:color w:val="0563C1"/>
+            <w:sz w:val="22"/>
+            <w:szCs w:val="22"/>
+          </w:rPr>
+          <w:t>-dev/</w:t>
+        </w:r>
+        <w:proofErr w:type="spellStart"/>
+        <w:r>
+          <w:rPr>
+            <w:rFonts w:ascii="Arial" w:hAnsi="Arial" w:cs="Arial"/>
+            <w:color w:val="0563C1"/>
+            <w:sz w:val="22"/>
+            <w:szCs w:val="22"/>
+          </w:rPr>
+          <w:t>js</w:t>
+        </w:r>
+        <w:proofErr w:type="spellEnd"/>
+        <w:r>
+          <w:rPr>
+            <w:rFonts w:ascii="Arial" w:hAnsi="Arial" w:cs="Arial"/>
+            <w:color w:val="0563C1"/>
+            <w:sz w:val="22"/>
+            <w:szCs w:val="22"/>
+          </w:rPr>
+          <w:t xml:space="preserve"> #8938</w:t>
+        </w:r>
+      </w:hyperlink>
+      <w:r>
+        <w:rPr>
+          <w:rFonts w:ascii="Arial" w:hAnsi="Arial" w:cs="Arial"/>
+          <w:sz w:val="22"/>
+          <w:szCs w:val="22"/>
+        </w:rPr>
+        <w:t xml:space="preserve"> (TypeScript) - fixed </w:t>
+      </w:r>
+      <w:proofErr w:type="spellStart"/>
+      <w:r>
+        <w:rPr>
+          <w:rFonts w:ascii="Arial" w:hAnsi="Arial" w:cs="Arial"/>
+          <w:sz w:val="22"/>
+          <w:szCs w:val="22"/>
+        </w:rPr>
+        <w:t>useTokenQuery</w:t>
+      </w:r>
+      <w:proofErr w:type="spellEnd"/>
+      <w:r>
+        <w:rPr>
+          <w:rFonts w:ascii="Arial" w:hAnsi="Arial" w:cs="Arial"/>
+          <w:sz w:val="22"/>
+          <w:szCs w:val="22"/>
+        </w:rPr>
+        <w:t xml:space="preserve"> to rethrow 401/429/timeout instead of false unsupported.</w:t>
+      </w:r>
+    </w:p>
+    <w:p>
+      <w:pPr>
+        <w:spacing w:after="50" w:line="240" w:lineRule="auto"/>
+        <w:ind w:left="180" w:hanging="180"/>
+        <w:rPr>
+          <w:rFonts w:ascii="Arial" w:hAnsi="Arial" w:cs="Arial"/>
+          <w:sz w:val="22"/>
+          <w:szCs w:val="22"/>
+        </w:rPr>
+      </w:pPr>
+      <w:r>
+        <w:rPr>
+          <w:rFonts w:ascii="Arial" w:hAnsi="Arial" w:cs="Arial"/>
+          <w:sz w:val="22"/>
+          <w:szCs w:val="22"/>
+        </w:rPr>
+        <w:t xml:space="preserve">• </w:t>
+      </w:r>
       <w:hyperlink r:id="rId15" w:history="1">
         <w:proofErr w:type="spellStart"/>
         <w:r>
@@ -1299,7 +1653,7 @@
             <w:sz w:val="22"/>
             <w:szCs w:val="22"/>
           </w:rPr>
-          <w:t>thirdweb</w:t>
+          <w:t>anza-xyz</w:t>
         </w:r>
         <w:proofErr w:type="spellEnd"/>
         <w:r>
@@ -1309,7 +1663,63 @@
             <w:sz w:val="22"/>
             <w:szCs w:val="22"/>
           </w:rPr>
-          <w:t>-dev/</w:t>
+          <w:t>/kit #2032</w:t>
+        </w:r>
+      </w:hyperlink>
+      <w:r>
+        <w:rPr>
+          <w:rFonts w:ascii="Arial" w:hAnsi="Arial" w:cs="Arial"/>
+          <w:sz w:val="22"/>
+          <w:szCs w:val="22"/>
+        </w:rPr>
+        <w:t xml:space="preserve"> (TypeScript) - restored number predicates in </w:t>
+      </w:r>
+      <w:proofErr w:type="spellStart"/>
+      <w:r>
+        <w:rPr>
+          <w:rFonts w:ascii="Arial" w:hAnsi="Arial" w:cs="Arial"/>
+          <w:sz w:val="22"/>
+          <w:szCs w:val="22"/>
+        </w:rPr>
+        <w:t>getPatternMatchCodec</w:t>
+      </w:r>
+      <w:proofErr w:type="spellEnd"/>
+      <w:r>
+        <w:rPr>
+          <w:rFonts w:ascii="Arial" w:hAnsi="Arial" w:cs="Arial"/>
+          <w:sz w:val="22"/>
+          <w:szCs w:val="22"/>
+        </w:rPr>
+        <w:t xml:space="preserve"> guide.</w:t>
+      </w:r>
+    </w:p>
+    <w:p>
+      <w:pPr>
+        <w:spacing w:after="50" w:line="240" w:lineRule="auto"/>
+        <w:ind w:left="180" w:hanging="180"/>
+        <w:rPr>
+          <w:rFonts w:ascii="Arial" w:hAnsi="Arial" w:cs="Arial"/>
+          <w:sz w:val="22"/>
+          <w:szCs w:val="22"/>
+        </w:rPr>
+      </w:pPr>
+      <w:r>
+        <w:rPr>
+          <w:rFonts w:ascii="Arial" w:hAnsi="Arial" w:cs="Arial"/>
+          <w:sz w:val="22"/>
+          <w:szCs w:val="22"/>
+        </w:rPr>
+        <w:t xml:space="preserve">• </w:t>
+      </w:r>
+      <w:hyperlink r:id="rId16" w:history="1">
+        <w:r>
+          <w:rPr>
+            <w:rFonts w:ascii="Arial" w:hAnsi="Arial" w:cs="Arial"/>
+            <w:color w:val="0563C1"/>
+            <w:sz w:val="22"/>
+            <w:szCs w:val="22"/>
+          </w:rPr>
+          <w:t>web-infra-dev/</w:t>
         </w:r>
         <w:proofErr w:type="spellStart"/>
         <w:r>
@@ -1319,6 +1729,339 @@
             <w:sz w:val="22"/>
             <w:szCs w:val="22"/>
           </w:rPr>
+          <w:t>rspress</w:t>
+        </w:r>
+        <w:proofErr w:type="spellEnd"/>
+        <w:r>
+          <w:rPr>
+            <w:rFonts w:ascii="Arial" w:hAnsi="Arial" w:cs="Arial"/>
+            <w:color w:val="0563C1"/>
+            <w:sz w:val="22"/>
+            <w:szCs w:val="22"/>
+          </w:rPr>
+          <w:t xml:space="preserve"> #3678</w:t>
+        </w:r>
+      </w:hyperlink>
+      <w:r>
+        <w:rPr>
+          <w:rFonts w:ascii="Arial" w:hAnsi="Arial" w:cs="Arial"/>
+          <w:sz w:val="22"/>
+          <w:szCs w:val="22"/>
+        </w:rPr>
+        <w:t xml:space="preserve"> (TypeScript) - fixed Search race by awaiting </w:t>
+      </w:r>
+      <w:proofErr w:type="spellStart"/>
+      <w:r>
+        <w:rPr>
+          <w:rFonts w:ascii="Arial" w:hAnsi="Arial" w:cs="Arial"/>
+          <w:sz w:val="22"/>
+          <w:szCs w:val="22"/>
+        </w:rPr>
+        <w:t>FlexSearch</w:t>
+      </w:r>
+      <w:proofErr w:type="spellEnd"/>
+      <w:r>
+        <w:rPr>
+          <w:rFonts w:ascii="Arial" w:hAnsi="Arial" w:cs="Arial"/>
+          <w:sz w:val="22"/>
+          <w:szCs w:val="22"/>
+        </w:rPr>
+        <w:t xml:space="preserve"> indexing before init.</w:t>
+      </w:r>
+    </w:p>
+    <w:p>
+      <w:pPr>
+        <w:spacing w:after="50" w:line="240" w:lineRule="auto"/>
+        <w:ind w:left="180" w:hanging="180"/>
+        <w:rPr>
+          <w:rFonts w:ascii="Arial" w:hAnsi="Arial" w:cs="Arial"/>
+          <w:sz w:val="22"/>
+          <w:szCs w:val="22"/>
+        </w:rPr>
+      </w:pPr>
+      <w:r>
+        <w:rPr>
+          <w:rFonts w:ascii="Arial" w:hAnsi="Arial" w:cs="Arial"/>
+          <w:sz w:val="22"/>
+          <w:szCs w:val="22"/>
+        </w:rPr>
+        <w:t xml:space="preserve">• </w:t>
+      </w:r>
+      <w:hyperlink r:id="rId17" w:history="1">
+        <w:proofErr w:type="spellStart"/>
+        <w:r>
+          <w:rPr>
+            <w:rFonts w:ascii="Arial" w:hAnsi="Arial" w:cs="Arial"/>
+            <w:color w:val="0563C1"/>
+            <w:sz w:val="22"/>
+            <w:szCs w:val="22"/>
+          </w:rPr>
+          <w:t>pnpm</w:t>
+        </w:r>
+        <w:proofErr w:type="spellEnd"/>
+        <w:r>
+          <w:rPr>
+            <w:rFonts w:ascii="Arial" w:hAnsi="Arial" w:cs="Arial"/>
+            <w:color w:val="0563C1"/>
+            <w:sz w:val="22"/>
+            <w:szCs w:val="22"/>
+          </w:rPr>
+          <w:t>/</w:t>
+        </w:r>
+        <w:proofErr w:type="spellStart"/>
+        <w:r>
+          <w:rPr>
+            <w:rFonts w:ascii="Arial" w:hAnsi="Arial" w:cs="Arial"/>
+            <w:color w:val="0563C1"/>
+            <w:sz w:val="22"/>
+            <w:szCs w:val="22"/>
+          </w:rPr>
+          <w:t>pnpm</w:t>
+        </w:r>
+        <w:proofErr w:type="spellEnd"/>
+        <w:r>
+          <w:rPr>
+            <w:rFonts w:ascii="Arial" w:hAnsi="Arial" w:cs="Arial"/>
+            <w:color w:val="0563C1"/>
+            <w:sz w:val="22"/>
+            <w:szCs w:val="22"/>
+          </w:rPr>
+          <w:t xml:space="preserve"> #14756</w:t>
+        </w:r>
+      </w:hyperlink>
+      <w:r>
+        <w:rPr>
+          <w:rFonts w:ascii="Arial" w:hAnsi="Arial" w:cs="Arial"/>
+          <w:sz w:val="22"/>
+          <w:szCs w:val="22"/>
+        </w:rPr>
+        <w:t xml:space="preserve"> (Rust/TypeScript) - kept range operators and </w:t>
+      </w:r>
+      <w:proofErr w:type="spellStart"/>
+      <w:r>
+        <w:rPr>
+          <w:rFonts w:ascii="Arial" w:hAnsi="Arial" w:cs="Arial"/>
+          <w:sz w:val="22"/>
+          <w:szCs w:val="22"/>
+        </w:rPr>
+        <w:t>npm</w:t>
+      </w:r>
+      <w:proofErr w:type="spellEnd"/>
+      <w:r>
+        <w:rPr>
+          <w:rFonts w:ascii="Arial" w:hAnsi="Arial" w:cs="Arial"/>
+          <w:sz w:val="22"/>
+          <w:szCs w:val="22"/>
+        </w:rPr>
+        <w:t>:/</w:t>
+      </w:r>
+      <w:proofErr w:type="spellStart"/>
+      <w:r>
+        <w:rPr>
+          <w:rFonts w:ascii="Arial" w:hAnsi="Arial" w:cs="Arial"/>
+          <w:sz w:val="22"/>
+          <w:szCs w:val="22"/>
+        </w:rPr>
+        <w:t>jsr</w:t>
+      </w:r>
+      <w:proofErr w:type="spellEnd"/>
+      <w:r>
+        <w:rPr>
+          <w:rFonts w:ascii="Arial" w:hAnsi="Arial" w:cs="Arial"/>
+          <w:sz w:val="22"/>
+          <w:szCs w:val="22"/>
+        </w:rPr>
+        <w:t>: prefixes during update.</w:t>
+      </w:r>
+    </w:p>
+    <w:p>
+      <w:pPr>
+        <w:spacing w:after="50" w:line="240" w:lineRule="auto"/>
+        <w:ind w:left="180" w:hanging="180"/>
+        <w:rPr>
+          <w:rFonts w:ascii="Arial" w:hAnsi="Arial" w:cs="Arial"/>
+          <w:sz w:val="22"/>
+          <w:szCs w:val="22"/>
+        </w:rPr>
+      </w:pPr>
+      <w:r>
+        <w:rPr>
+          <w:rFonts w:ascii="Arial" w:hAnsi="Arial" w:cs="Arial"/>
+          <w:sz w:val="22"/>
+          <w:szCs w:val="22"/>
+        </w:rPr>
+        <w:t xml:space="preserve">• </w:t>
+      </w:r>
+      <w:hyperlink r:id="rId18" w:history="1">
+        <w:r>
+          <w:rPr>
+            <w:rFonts w:ascii="Arial" w:hAnsi="Arial" w:cs="Arial"/>
+            <w:color w:val="0563C1"/>
+            <w:sz w:val="22"/>
+            <w:szCs w:val="22"/>
+          </w:rPr>
+          <w:t>stellar/stellar-docs #2850</w:t>
+        </w:r>
+      </w:hyperlink>
+      <w:r>
+        <w:rPr>
+          <w:rFonts w:ascii="Arial" w:hAnsi="Arial" w:cs="Arial"/>
+          <w:sz w:val="22"/>
+          <w:szCs w:val="22"/>
+        </w:rPr>
+        <w:t xml:space="preserve"> (MDX) - documented --enable-core-manual-close flag: MANUAL_CLOSE config, </w:t>
+      </w:r>
+      <w:proofErr w:type="spellStart"/>
+      <w:r>
+        <w:rPr>
+          <w:rFonts w:ascii="Arial" w:hAnsi="Arial" w:cs="Arial"/>
+          <w:sz w:val="22"/>
+          <w:szCs w:val="22"/>
+        </w:rPr>
+        <w:t>manualclose</w:t>
+      </w:r>
+      <w:proofErr w:type="spellEnd"/>
+      <w:r>
+        <w:rPr>
+          <w:rFonts w:ascii="Arial" w:hAnsi="Arial" w:cs="Arial"/>
+          <w:sz w:val="22"/>
+          <w:szCs w:val="22"/>
+        </w:rPr>
+        <w:t xml:space="preserve"> endpoint.</w:t>
+      </w:r>
+    </w:p>
+    <w:p>
+      <w:pPr>
+        <w:spacing w:after="50" w:line="240" w:lineRule="auto"/>
+        <w:ind w:left="180" w:hanging="180"/>
+        <w:rPr>
+          <w:rFonts w:ascii="Arial" w:hAnsi="Arial" w:cs="Arial"/>
+          <w:sz w:val="22"/>
+          <w:szCs w:val="22"/>
+        </w:rPr>
+      </w:pPr>
+      <w:r>
+        <w:rPr>
+          <w:rFonts w:ascii="Arial" w:hAnsi="Arial" w:cs="Arial"/>
+          <w:sz w:val="22"/>
+          <w:szCs w:val="22"/>
+        </w:rPr>
+        <w:t xml:space="preserve">• </w:t>
+      </w:r>
+      <w:hyperlink r:id="rId19" w:history="1">
+        <w:r>
+          <w:rPr>
+            <w:rFonts w:ascii="Arial" w:hAnsi="Arial" w:cs="Arial"/>
+            <w:color w:val="0563C1"/>
+            <w:sz w:val="22"/>
+            <w:szCs w:val="22"/>
+          </w:rPr>
+          <w:t>leo-aa88/</w:t>
+        </w:r>
+        <w:proofErr w:type="spellStart"/>
+        <w:r>
+          <w:rPr>
+            <w:rFonts w:ascii="Arial" w:hAnsi="Arial" w:cs="Arial"/>
+            <w:color w:val="0563C1"/>
+            <w:sz w:val="22"/>
+            <w:szCs w:val="22"/>
+          </w:rPr>
+          <w:t>reviewgate</w:t>
+        </w:r>
+        <w:proofErr w:type="spellEnd"/>
+        <w:r>
+          <w:rPr>
+            <w:rFonts w:ascii="Arial" w:hAnsi="Arial" w:cs="Arial"/>
+            <w:color w:val="0563C1"/>
+            <w:sz w:val="22"/>
+            <w:szCs w:val="22"/>
+          </w:rPr>
+          <w:t xml:space="preserve"> #144</w:t>
+        </w:r>
+      </w:hyperlink>
+      <w:r>
+        <w:rPr>
+          <w:rFonts w:ascii="Arial" w:hAnsi="Arial" w:cs="Arial"/>
+          <w:sz w:val="22"/>
+          <w:szCs w:val="22"/>
+        </w:rPr>
+        <w:t xml:space="preserve"> (Python) - added configurable comment-verbosity check on added lines only.</w:t>
+      </w:r>
+    </w:p>
+    <w:p>
+      <w:pPr>
+        <w:spacing w:after="50" w:line="240" w:lineRule="auto"/>
+        <w:ind w:left="180" w:hanging="180"/>
+        <w:rPr>
+          <w:rFonts w:ascii="Arial" w:hAnsi="Arial" w:cs="Arial"/>
+          <w:sz w:val="22"/>
+          <w:szCs w:val="22"/>
+        </w:rPr>
+      </w:pPr>
+      <w:r>
+        <w:rPr>
+          <w:rFonts w:ascii="Arial" w:hAnsi="Arial" w:cs="Arial"/>
+          <w:sz w:val="22"/>
+          <w:szCs w:val="22"/>
+        </w:rPr>
+        <w:t xml:space="preserve">• </w:t>
+      </w:r>
+      <w:hyperlink r:id="rId20" w:history="1">
+        <w:r>
+          <w:rPr>
+            <w:rFonts w:ascii="Arial" w:hAnsi="Arial" w:cs="Arial"/>
+            <w:color w:val="0563C1"/>
+            <w:sz w:val="22"/>
+            <w:szCs w:val="22"/>
+          </w:rPr>
+          <w:t>stellar/stellar-docs #2849</w:t>
+        </w:r>
+      </w:hyperlink>
+      <w:r>
+        <w:rPr>
+          <w:rFonts w:ascii="Arial" w:hAnsi="Arial" w:cs="Arial"/>
+          <w:sz w:val="22"/>
+          <w:szCs w:val="22"/>
+        </w:rPr>
+        <w:t xml:space="preserve"> (MDX) - fixed address example to propagate Result instead of unwrapping bad XDR.</w:t>
+      </w:r>
+    </w:p>
+    <w:p>
+      <w:pPr>
+        <w:spacing w:after="50" w:line="240" w:lineRule="auto"/>
+        <w:ind w:left="180" w:hanging="180"/>
+        <w:rPr>
+          <w:rFonts w:ascii="Arial" w:hAnsi="Arial" w:cs="Arial"/>
+          <w:sz w:val="22"/>
+          <w:szCs w:val="22"/>
+        </w:rPr>
+      </w:pPr>
+      <w:r>
+        <w:rPr>
+          <w:rFonts w:ascii="Arial" w:hAnsi="Arial" w:cs="Arial"/>
+          <w:sz w:val="22"/>
+          <w:szCs w:val="22"/>
+        </w:rPr>
+        <w:t xml:space="preserve">• </w:t>
+      </w:r>
+      <w:hyperlink r:id="rId21" w:history="1">
+        <w:r>
+          <w:rPr>
+            <w:rFonts w:ascii="Arial" w:hAnsi="Arial" w:cs="Arial"/>
+            <w:color w:val="0563C1"/>
+            <w:sz w:val="22"/>
+            <w:szCs w:val="22"/>
+          </w:rPr>
+          <w:t>stellar/</w:t>
+        </w:r>
+        <w:proofErr w:type="spellStart"/>
+        <w:r>
+          <w:rPr>
+            <w:rFonts w:ascii="Arial" w:hAnsi="Arial" w:cs="Arial"/>
+            <w:color w:val="0563C1"/>
+            <w:sz w:val="22"/>
+            <w:szCs w:val="22"/>
+          </w:rPr>
           <w:t>js</w:t>
         </w:r>
         <w:proofErr w:type="spellEnd"/>
@@ -1329,7 +2072,27 @@
             <w:sz w:val="22"/>
             <w:szCs w:val="22"/>
           </w:rPr>
-          <w:t xml:space="preserve"> #8938</w:t>
+          <w:t>-stellar-</w:t>
+        </w:r>
+        <w:proofErr w:type="spellStart"/>
+        <w:r>
+          <w:rPr>
+            <w:rFonts w:ascii="Arial" w:hAnsi="Arial" w:cs="Arial"/>
+            <w:color w:val="0563C1"/>
+            <w:sz w:val="22"/>
+            <w:szCs w:val="22"/>
+          </w:rPr>
+          <w:t>sdk</w:t>
+        </w:r>
+        <w:proofErr w:type="spellEnd"/>
+        <w:r>
+          <w:rPr>
+            <w:rFonts w:ascii="Arial" w:hAnsi="Arial" w:cs="Arial"/>
+            <w:color w:val="0563C1"/>
+            <w:sz w:val="22"/>
+            <w:szCs w:val="22"/>
+          </w:rPr>
+          <w:t xml:space="preserve"> #1725</w:t>
         </w:r>
       </w:hyperlink>
       <w:r>
@@ -1338,7 +2101,56 @@
           <w:sz w:val="22"/>
           <w:szCs w:val="22"/>
         </w:rPr>
-        <w:t xml:space="preserve"> (TypeScript) - fixed </w:t>
+        <w:t xml:space="preserve"> (TypeScript) - extended docs pipeline to migration pages: Starlight sidebar.</w:t>
+      </w:r>
+    </w:p>
+    <w:p>
+      <w:pPr>
+        <w:spacing w:after="50" w:line="240" w:lineRule="auto"/>
+        <w:ind w:left="180" w:hanging="180"/>
+        <w:rPr>
+          <w:rFonts w:ascii="Arial" w:hAnsi="Arial" w:cs="Arial"/>
+          <w:sz w:val="22"/>
+          <w:szCs w:val="22"/>
+        </w:rPr>
+      </w:pPr>
+      <w:r>
+        <w:rPr>
+          <w:rFonts w:ascii="Arial" w:hAnsi="Arial" w:cs="Arial"/>
+          <w:sz w:val="22"/>
+          <w:szCs w:val="22"/>
+        </w:rPr>
+        <w:t xml:space="preserve">• </w:t>
+      </w:r>
+      <w:hyperlink r:id="rId22" w:history="1">
+        <w:proofErr w:type="spellStart"/>
+        <w:r>
+          <w:rPr>
+            <w:rFonts w:ascii="Arial" w:hAnsi="Arial" w:cs="Arial"/>
+            <w:color w:val="0563C1"/>
+            <w:sz w:val="22"/>
+            <w:szCs w:val="22"/>
+          </w:rPr>
+          <w:t>EmbarkStudios</w:t>
+        </w:r>
+        <w:proofErr w:type="spellEnd"/>
+        <w:r>
+          <w:rPr>
+            <w:rFonts w:ascii="Arial" w:hAnsi="Arial" w:cs="Arial"/>
+            <w:color w:val="0563C1"/>
+            <w:sz w:val="22"/>
+            <w:szCs w:val="22"/>
+          </w:rPr>
+          <w:t>/cargo-about #319</w:t>
+        </w:r>
+      </w:hyperlink>
+      <w:r>
+        <w:rPr>
+          <w:rFonts w:ascii="Arial" w:hAnsi="Arial" w:cs="Arial"/>
+          <w:sz w:val="22"/>
+          <w:szCs w:val="22"/>
+        </w:rPr>
+        <w:t xml:space="preserve"> (Rust) - closed license quote in </w:t>
       </w:r>
       <w:proofErr w:type="spellStart"/>
       <w:r>
@@ -1347,7 +2159,7 @@
           <w:sz w:val="22"/>
           <w:szCs w:val="22"/>
         </w:rPr>
-        <w:t>useTokenQuery</w:t>
+        <w:t>synthesize_manifest</w:t>
       </w:r>
       <w:proofErr w:type="spellEnd"/>
       <w:r>
@@ -1356,7 +2168,7 @@
           <w:sz w:val="22"/>
           <w:szCs w:val="22"/>
         </w:rPr>
-        <w:t xml:space="preserve"> to rethrow 401/429/timeout instead of false unsupported.</w:t>
+        <w:t xml:space="preserve"> at EOF so output stays valid TOML.</w:t>
       </w:r>
     </w:p>
     <w:p>
@@ -1377,7 +2189,7 @@
         </w:rPr>
         <w:t xml:space="preserve">• </w:t>
       </w:r>
-      <w:hyperlink r:id="rId16" w:history="1">
+      <w:hyperlink r:id="rId23" w:history="1">
         <w:proofErr w:type="spellStart"/>
         <w:r>
           <w:rPr>
@@ -1386,7 +2198,7 @@
             <w:sz w:val="22"/>
             <w:szCs w:val="22"/>
           </w:rPr>
-          <w:t>anza-xyz</w:t>
+          <w:t>EmbarkStudios</w:t>
         </w:r>
         <w:proofErr w:type="spellEnd"/>
         <w:r>
@@ -1396,7 +2208,7 @@
             <w:sz w:val="22"/>
             <w:szCs w:val="22"/>
           </w:rPr>
-          <w:t>/kit #2032</w:t>
+          <w:t>/cargo-about #320</w:t>
         </w:r>
       </w:hyperlink>
       <w:r>
@@ -1405,436 +2217,7 @@
           <w:sz w:val="22"/>
           <w:szCs w:val="22"/>
         </w:rPr>
-        <w:t xml:space="preserve"> (TypeScript) - restored number predicates in </w:t>
-      </w:r>
-      <w:proofErr w:type="spellStart"/>
-      <w:r>
-        <w:rPr>
-          <w:rFonts w:ascii="Arial" w:hAnsi="Arial" w:cs="Arial"/>
-          <w:sz w:val="22"/>
-          <w:szCs w:val="22"/>
-        </w:rPr>
-        <w:t>getPatternMatchCodec</w:t>
-      </w:r>
-      <w:proofErr w:type="spellEnd"/>
-      <w:r>
-        <w:rPr>
-          <w:rFonts w:ascii="Arial" w:hAnsi="Arial" w:cs="Arial"/>
-          <w:sz w:val="22"/>
-          <w:szCs w:val="22"/>
-        </w:rPr>
-        <w:t xml:space="preserve"> guide.</w:t>
-      </w:r>
-    </w:p>
-    <w:p>
-      <w:pPr>
-        <w:spacing w:after="50" w:line="240" w:lineRule="auto"/>
-        <w:ind w:left="180" w:hanging="180"/>
-        <w:rPr>
-          <w:rFonts w:ascii="Arial" w:hAnsi="Arial" w:cs="Arial"/>
-          <w:sz w:val="22"/>
-          <w:szCs w:val="22"/>
-        </w:rPr>
-      </w:pPr>
-      <w:r>
-        <w:rPr>
-          <w:rFonts w:ascii="Arial" w:hAnsi="Arial" w:cs="Arial"/>
-          <w:sz w:val="22"/>
-          <w:szCs w:val="22"/>
-        </w:rPr>
-        <w:t xml:space="preserve">• </w:t>
-      </w:r>
-      <w:hyperlink r:id="rId17" w:history="1">
-        <w:r>
-          <w:rPr>
-            <w:rFonts w:ascii="Arial" w:hAnsi="Arial" w:cs="Arial"/>
-            <w:color w:val="0563C1"/>
-            <w:sz w:val="22"/>
-            <w:szCs w:val="22"/>
-          </w:rPr>
-          <w:t>web-infra-dev/</w:t>
-        </w:r>
-        <w:proofErr w:type="spellStart"/>
-        <w:r>
-          <w:rPr>
-            <w:rFonts w:ascii="Arial" w:hAnsi="Arial" w:cs="Arial"/>
-            <w:color w:val="0563C1"/>
-            <w:sz w:val="22"/>
-            <w:szCs w:val="22"/>
-          </w:rPr>
-          <w:t>rspress</w:t>
-        </w:r>
-        <w:proofErr w:type="spellEnd"/>
-        <w:r>
-          <w:rPr>
-            <w:rFonts w:ascii="Arial" w:hAnsi="Arial" w:cs="Arial"/>
-            <w:color w:val="0563C1"/>
-            <w:sz w:val="22"/>
-            <w:szCs w:val="22"/>
-          </w:rPr>
-          <w:t xml:space="preserve"> #3678</w:t>
-        </w:r>
-      </w:hyperlink>
-      <w:r>
-        <w:rPr>
-          <w:rFonts w:ascii="Arial" w:hAnsi="Arial" w:cs="Arial"/>
-          <w:sz w:val="22"/>
-          <w:szCs w:val="22"/>
-        </w:rPr>
-        <w:t xml:space="preserve"> (TypeScript) - fixed Search race by awaiting </w:t>
-      </w:r>
-      <w:proofErr w:type="spellStart"/>
-      <w:r>
-        <w:rPr>
-          <w:rFonts w:ascii="Arial" w:hAnsi="Arial" w:cs="Arial"/>
-          <w:sz w:val="22"/>
-          <w:szCs w:val="22"/>
-        </w:rPr>
-        <w:t>FlexSearch</w:t>
-      </w:r>
-      <w:proofErr w:type="spellEnd"/>
-      <w:r>
-        <w:rPr>
-          <w:rFonts w:ascii="Arial" w:hAnsi="Arial" w:cs="Arial"/>
-          <w:sz w:val="22"/>
-          <w:szCs w:val="22"/>
-        </w:rPr>
-        <w:t xml:space="preserve"> indexing before init.</w:t>
-      </w:r>
-    </w:p>
-    <w:p>
-      <w:pPr>
-        <w:spacing w:after="50" w:line="240" w:lineRule="auto"/>
-        <w:ind w:left="180" w:hanging="180"/>
-        <w:rPr>
-          <w:rFonts w:ascii="Arial" w:hAnsi="Arial" w:cs="Arial"/>
-          <w:sz w:val="22"/>
-          <w:szCs w:val="22"/>
-        </w:rPr>
-      </w:pPr>
-      <w:r>
-        <w:rPr>
-          <w:rFonts w:ascii="Arial" w:hAnsi="Arial" w:cs="Arial"/>
-          <w:sz w:val="22"/>
-          <w:szCs w:val="22"/>
-        </w:rPr>
-        <w:t xml:space="preserve">• </w:t>
-      </w:r>
-      <w:hyperlink r:id="rId18" w:history="1">
-        <w:proofErr w:type="spellStart"/>
-        <w:r>
-          <w:rPr>
-            <w:rFonts w:ascii="Arial" w:hAnsi="Arial" w:cs="Arial"/>
-            <w:color w:val="0563C1"/>
-            <w:sz w:val="22"/>
-            <w:szCs w:val="22"/>
-          </w:rPr>
-          <w:t>pnpm</w:t>
-        </w:r>
-        <w:proofErr w:type="spellEnd"/>
-        <w:r>
-          <w:rPr>
-            <w:rFonts w:ascii="Arial" w:hAnsi="Arial" w:cs="Arial"/>
-            <w:color w:val="0563C1"/>
-            <w:sz w:val="22"/>
-            <w:szCs w:val="22"/>
-          </w:rPr>
-          <w:t>/</w:t>
-        </w:r>
-        <w:proofErr w:type="spellStart"/>
-        <w:r>
-          <w:rPr>
-            <w:rFonts w:ascii="Arial" w:hAnsi="Arial" w:cs="Arial"/>
-            <w:color w:val="0563C1"/>
-            <w:sz w:val="22"/>
-            <w:szCs w:val="22"/>
-          </w:rPr>
-          <w:t>pnpm</w:t>
-        </w:r>
-        <w:proofErr w:type="spellEnd"/>
-        <w:r>
-          <w:rPr>
-            <w:rFonts w:ascii="Arial" w:hAnsi="Arial" w:cs="Arial"/>
-            <w:color w:val="0563C1"/>
-            <w:sz w:val="22"/>
-            <w:szCs w:val="22"/>
-          </w:rPr>
-          <w:t xml:space="preserve"> #14756</w:t>
-        </w:r>
-      </w:hyperlink>
-      <w:r>
-        <w:rPr>
-          <w:rFonts w:ascii="Arial" w:hAnsi="Arial" w:cs="Arial"/>
-          <w:sz w:val="22"/>
-          <w:szCs w:val="22"/>
-        </w:rPr>
-        <w:t xml:space="preserve"> (Rust/TypeScript) - kept range operators and </w:t>
-      </w:r>
-      <w:proofErr w:type="spellStart"/>
-      <w:r>
-        <w:rPr>
-          <w:rFonts w:ascii="Arial" w:hAnsi="Arial" w:cs="Arial"/>
-          <w:sz w:val="22"/>
-          <w:szCs w:val="22"/>
-        </w:rPr>
-        <w:t>npm</w:t>
-      </w:r>
-      <w:proofErr w:type="spellEnd"/>
-      <w:r>
-        <w:rPr>
-          <w:rFonts w:ascii="Arial" w:hAnsi="Arial" w:cs="Arial"/>
-          <w:sz w:val="22"/>
-          <w:szCs w:val="22"/>
-        </w:rPr>
-        <w:t>:/</w:t>
-      </w:r>
-      <w:proofErr w:type="spellStart"/>
-      <w:r>
-        <w:rPr>
-          <w:rFonts w:ascii="Arial" w:hAnsi="Arial" w:cs="Arial"/>
-          <w:sz w:val="22"/>
-          <w:szCs w:val="22"/>
-        </w:rPr>
-        <w:t>jsr</w:t>
-      </w:r>
-      <w:proofErr w:type="spellEnd"/>
-      <w:r>
-        <w:rPr>
-          <w:rFonts w:ascii="Arial" w:hAnsi="Arial" w:cs="Arial"/>
-          <w:sz w:val="22"/>
-          <w:szCs w:val="22"/>
-        </w:rPr>
-        <w:t>: prefixes during update.</w:t>
-      </w:r>
-    </w:p>
-    <w:p>
-      <w:pPr>
-        <w:spacing w:after="50" w:line="240" w:lineRule="auto"/>
-        <w:ind w:left="180" w:hanging="180"/>
-        <w:rPr>
-          <w:rFonts w:ascii="Arial" w:hAnsi="Arial" w:cs="Arial"/>
-          <w:sz w:val="22"/>
-          <w:szCs w:val="22"/>
-        </w:rPr>
-      </w:pPr>
-      <w:r>
-        <w:rPr>
-          <w:rFonts w:ascii="Arial" w:hAnsi="Arial" w:cs="Arial"/>
-          <w:sz w:val="22"/>
-          <w:szCs w:val="22"/>
-        </w:rPr>
-        <w:t xml:space="preserve">• </w:t>
-      </w:r>
-      <w:hyperlink r:id="rId20" w:history="1">
-        <w:r>
-          <w:rPr>
-            <w:rFonts w:ascii="Arial" w:hAnsi="Arial" w:cs="Arial"/>
-            <w:color w:val="0563C1"/>
-            <w:sz w:val="22"/>
-            <w:szCs w:val="22"/>
-          </w:rPr>
-          <w:t>stellar/stellar-docs #2850</w:t>
-        </w:r>
-      </w:hyperlink>
-      <w:r>
-        <w:rPr>
-          <w:rFonts w:ascii="Arial" w:hAnsi="Arial" w:cs="Arial"/>
-          <w:sz w:val="22"/>
-          <w:szCs w:val="22"/>
-        </w:rPr>
-        <w:t xml:space="preserve"> (MDX) - documented --enable-core-manual-close flag: MANUAL_CLOSE config, </w:t>
-      </w:r>
-      <w:proofErr w:type="spellStart"/>
-      <w:r>
-        <w:rPr>
-          <w:rFonts w:ascii="Arial" w:hAnsi="Arial" w:cs="Arial"/>
-          <w:sz w:val="22"/>
-          <w:szCs w:val="22"/>
-        </w:rPr>
-        <w:t>manualclose</w:t>
-      </w:r>
-      <w:proofErr w:type="spellEnd"/>
-      <w:r>
-        <w:rPr>
-          <w:rFonts w:ascii="Arial" w:hAnsi="Arial" w:cs="Arial"/>
-          <w:sz w:val="22"/>
-          <w:szCs w:val="22"/>
-        </w:rPr>
-        <w:t xml:space="preserve"> endpoint.</w:t>
-      </w:r>
-    </w:p>
-    <w:p>
-      <w:pPr>
-        <w:spacing w:after="50" w:line="240" w:lineRule="auto"/>
-        <w:ind w:left="180" w:hanging="180"/>
-        <w:rPr>
-          <w:rFonts w:ascii="Arial" w:hAnsi="Arial" w:cs="Arial"/>
-          <w:sz w:val="22"/>
-          <w:szCs w:val="22"/>
-        </w:rPr>
-      </w:pPr>
-      <w:r>
-        <w:rPr>
-          <w:rFonts w:ascii="Arial" w:hAnsi="Arial" w:cs="Arial"/>
-          <w:sz w:val="22"/>
-          <w:szCs w:val="22"/>
-        </w:rPr>
-        <w:t xml:space="preserve">• </w:t>
-      </w:r>
-      <w:hyperlink r:id="rId21" w:history="1">
-        <w:r>
-          <w:rPr>
-            <w:rFonts w:ascii="Arial" w:hAnsi="Arial" w:cs="Arial"/>
-            <w:color w:val="0563C1"/>
-            <w:sz w:val="22"/>
-            <w:szCs w:val="22"/>
-          </w:rPr>
-          <w:t>leo-aa88/</w:t>
-        </w:r>
-        <w:proofErr w:type="spellStart"/>
-        <w:r>
-          <w:rPr>
-            <w:rFonts w:ascii="Arial" w:hAnsi="Arial" w:cs="Arial"/>
-            <w:color w:val="0563C1"/>
-            <w:sz w:val="22"/>
-            <w:szCs w:val="22"/>
-          </w:rPr>
-          <w:t>reviewgate</w:t>
-        </w:r>
-        <w:proofErr w:type="spellEnd"/>
-        <w:r>
-          <w:rPr>
-            <w:rFonts w:ascii="Arial" w:hAnsi="Arial" w:cs="Arial"/>
-            <w:color w:val="0563C1"/>
-            <w:sz w:val="22"/>
-            <w:szCs w:val="22"/>
-          </w:rPr>
-          <w:t xml:space="preserve"> #144</w:t>
-        </w:r>
-      </w:hyperlink>
-      <w:r>
-        <w:rPr>
-          <w:rFonts w:ascii="Arial" w:hAnsi="Arial" w:cs="Arial"/>
-          <w:sz w:val="22"/>
-          <w:szCs w:val="22"/>
-        </w:rPr>
-        <w:t xml:space="preserve"> (Python) - added configurable comment-verbosity check on added lines only.</w:t>
-      </w:r>
-    </w:p>
-    <w:p>
-      <w:pPr>
-        <w:spacing w:after="50" w:line="240" w:lineRule="auto"/>
-        <w:ind w:left="180" w:hanging="180"/>
-        <w:rPr>
-          <w:rFonts w:ascii="Arial" w:hAnsi="Arial" w:cs="Arial"/>
-          <w:sz w:val="22"/>
-          <w:szCs w:val="22"/>
-        </w:rPr>
-      </w:pPr>
-      <w:r>
-        <w:rPr>
-          <w:rFonts w:ascii="Arial" w:hAnsi="Arial" w:cs="Arial"/>
-          <w:sz w:val="22"/>
-          <w:szCs w:val="22"/>
-        </w:rPr>
-        <w:t xml:space="preserve">• </w:t>
-      </w:r>
-      <w:hyperlink r:id="rId22" w:history="1">
-        <w:r>
-          <w:rPr>
-            <w:rFonts w:ascii="Arial" w:hAnsi="Arial" w:cs="Arial"/>
-            <w:color w:val="0563C1"/>
-            <w:sz w:val="22"/>
-            <w:szCs w:val="22"/>
-          </w:rPr>
-          <w:t>stellar/stellar-docs #2849</w:t>
-        </w:r>
-      </w:hyperlink>
-      <w:r>
-        <w:rPr>
-          <w:rFonts w:ascii="Arial" w:hAnsi="Arial" w:cs="Arial"/>
-          <w:sz w:val="22"/>
-          <w:szCs w:val="22"/>
-        </w:rPr>
-        <w:t xml:space="preserve"> (MDX) - fixed address example to propagate Result instead of unwrapping bad XDR.</w:t>
-      </w:r>
-    </w:p>
-    <w:p>
-      <w:pPr>
-        <w:spacing w:after="50" w:line="240" w:lineRule="auto"/>
-        <w:ind w:left="180" w:hanging="180"/>
-        <w:rPr>
-          <w:rFonts w:ascii="Arial" w:hAnsi="Arial" w:cs="Arial"/>
-          <w:sz w:val="22"/>
-          <w:szCs w:val="22"/>
-        </w:rPr>
-      </w:pPr>
-      <w:r>
-        <w:rPr>
-          <w:rFonts w:ascii="Arial" w:hAnsi="Arial" w:cs="Arial"/>
-          <w:sz w:val="22"/>
-          <w:szCs w:val="22"/>
-        </w:rPr>
-        <w:t xml:space="preserve">• </w:t>
-      </w:r>
-      <w:hyperlink r:id="rId24" w:history="1">
-        <w:r>
-          <w:rPr>
-            <w:rFonts w:ascii="Arial" w:hAnsi="Arial" w:cs="Arial"/>
-            <w:color w:val="0563C1"/>
-            <w:sz w:val="22"/>
-            <w:szCs w:val="22"/>
-          </w:rPr>
-          <w:t>stellar/</w:t>
-        </w:r>
-        <w:proofErr w:type="spellStart"/>
-        <w:r>
-          <w:rPr>
-            <w:rFonts w:ascii="Arial" w:hAnsi="Arial" w:cs="Arial"/>
-            <w:color w:val="0563C1"/>
-            <w:sz w:val="22"/>
-            <w:szCs w:val="22"/>
-          </w:rPr>
-          <w:t>js</w:t>
-        </w:r>
-        <w:proofErr w:type="spellEnd"/>
-        <w:r>
-          <w:rPr>
-            <w:rFonts w:ascii="Arial" w:hAnsi="Arial" w:cs="Arial"/>
-            <w:color w:val="0563C1"/>
-            <w:sz w:val="22"/>
-            <w:szCs w:val="22"/>
-          </w:rPr>
-          <w:t>-stellar-</w:t>
-        </w:r>
-        <w:proofErr w:type="spellStart"/>
-        <w:r>
-          <w:rPr>
-            <w:rFonts w:ascii="Arial" w:hAnsi="Arial" w:cs="Arial"/>
-            <w:color w:val="0563C1"/>
-            <w:sz w:val="22"/>
-            <w:szCs w:val="22"/>
-          </w:rPr>
-          <w:t>sdk</w:t>
-        </w:r>
-        <w:proofErr w:type="spellEnd"/>
-        <w:r>
-          <w:rPr>
-            <w:rFonts w:ascii="Arial" w:hAnsi="Arial" w:cs="Arial"/>
-            <w:color w:val="0563C1"/>
-            <w:sz w:val="22"/>
-            <w:szCs w:val="22"/>
-          </w:rPr>
-          <w:t xml:space="preserve"> #1725</w:t>
-        </w:r>
-      </w:hyperlink>
-      <w:r>
-        <w:rPr>
-          <w:rFonts w:ascii="Arial" w:hAnsi="Arial" w:cs="Arial"/>
-          <w:sz w:val="22"/>
-          <w:szCs w:val="22"/>
-        </w:rPr>
-        <w:t xml:space="preserve"> (TypeScript) - extended docs pipeline to migration pages: Starlight sidebar.</w:t>
+        <w:t xml:space="preserve"> (Rust) - fixed insert offset to full-manifest coordinates.</w:t>
       </w:r>
     </w:p>
     <w:p>
@@ -1856,6 +2239,102 @@
         <w:lastRenderedPageBreak/>
         <w:t xml:space="preserve">• </w:t>
       </w:r>
+      <w:hyperlink r:id="rId24" w:history="1">
+        <w:r>
+          <w:rPr>
+            <w:rFonts w:ascii="Arial" w:hAnsi="Arial" w:cs="Arial"/>
+            <w:color w:val="0563C1"/>
+            <w:sz w:val="22"/>
+            <w:szCs w:val="22"/>
+          </w:rPr>
+          <w:t>astral-</w:t>
+        </w:r>
+        <w:proofErr w:type="spellStart"/>
+        <w:r>
+          <w:rPr>
+            <w:rFonts w:ascii="Arial" w:hAnsi="Arial" w:cs="Arial"/>
+            <w:color w:val="0563C1"/>
+            <w:sz w:val="22"/>
+            <w:szCs w:val="22"/>
+          </w:rPr>
+          <w:t>sh</w:t>
+        </w:r>
+        <w:proofErr w:type="spellEnd"/>
+        <w:r>
+          <w:rPr>
+            <w:rFonts w:ascii="Arial" w:hAnsi="Arial" w:cs="Arial"/>
+            <w:color w:val="0563C1"/>
+            <w:sz w:val="22"/>
+            <w:szCs w:val="22"/>
+          </w:rPr>
+          <w:t>/ruff #28542</w:t>
+        </w:r>
+      </w:hyperlink>
+      <w:r>
+        <w:rPr>
+          <w:rFonts w:ascii="Arial" w:hAnsi="Arial" w:cs="Arial"/>
+          <w:sz w:val="22"/>
+          <w:szCs w:val="22"/>
+        </w:rPr>
+        <w:t xml:space="preserve"> (Rust) - clarified PYI002 message to name stub-file context for </w:t>
+      </w:r>
+      <w:proofErr w:type="spellStart"/>
+      <w:proofErr w:type="gramStart"/>
+      <w:r>
+        <w:rPr>
+          <w:rFonts w:ascii="Arial" w:hAnsi="Arial" w:cs="Arial"/>
+          <w:sz w:val="22"/>
+          <w:szCs w:val="22"/>
+        </w:rPr>
+        <w:t>sys.platform</w:t>
+      </w:r>
+      <w:proofErr w:type="spellEnd"/>
+      <w:proofErr w:type="gramEnd"/>
+      <w:r>
+        <w:rPr>
+          <w:rFonts w:ascii="Arial" w:hAnsi="Arial" w:cs="Arial"/>
+          <w:sz w:val="22"/>
+          <w:szCs w:val="22"/>
+        </w:rPr>
+        <w:t>/</w:t>
+      </w:r>
+      <w:proofErr w:type="spellStart"/>
+      <w:r>
+        <w:rPr>
+          <w:rFonts w:ascii="Arial" w:hAnsi="Arial" w:cs="Arial"/>
+          <w:sz w:val="22"/>
+          <w:szCs w:val="22"/>
+        </w:rPr>
+        <w:t>version_info</w:t>
+      </w:r>
+      <w:proofErr w:type="spellEnd"/>
+      <w:r>
+        <w:rPr>
+          <w:rFonts w:ascii="Arial" w:hAnsi="Arial" w:cs="Arial"/>
+          <w:sz w:val="22"/>
+          <w:szCs w:val="22"/>
+        </w:rPr>
+        <w:t xml:space="preserve"> checks.</w:t>
+      </w:r>
+    </w:p>
+    <w:p>
+      <w:pPr>
+        <w:spacing w:after="50" w:line="240" w:lineRule="auto"/>
+        <w:ind w:left="180" w:hanging="180"/>
+        <w:rPr>
+          <w:rFonts w:ascii="Arial" w:hAnsi="Arial" w:cs="Arial"/>
+          <w:sz w:val="22"/>
+          <w:szCs w:val="22"/>
+        </w:rPr>
+      </w:pPr>
+      <w:r>
+        <w:rPr>
+          <w:rFonts w:ascii="Arial" w:hAnsi="Arial" w:cs="Arial"/>
+          <w:sz w:val="22"/>
+          <w:szCs w:val="22"/>
+        </w:rPr>
+        <w:t xml:space="preserve">• </w:t>
+      </w:r>
       <w:hyperlink r:id="rId25" w:history="1">
         <w:proofErr w:type="spellStart"/>
         <w:r>
@@ -1865,7 +2344,7 @@
             <w:sz w:val="22"/>
             <w:szCs w:val="22"/>
           </w:rPr>
-          <w:t>EmbarkStudios</w:t>
+          <w:t>pnpm</w:t>
         </w:r>
         <w:proofErr w:type="spellEnd"/>
         <w:r>
@@ -1875,7 +2354,27 @@
             <w:sz w:val="22"/>
             <w:szCs w:val="22"/>
           </w:rPr>
-          <w:t>/cargo-about #319</w:t>
+          <w:t>/</w:t>
+        </w:r>
+        <w:proofErr w:type="spellStart"/>
+        <w:r>
+          <w:rPr>
+            <w:rFonts w:ascii="Arial" w:hAnsi="Arial" w:cs="Arial"/>
+            <w:color w:val="0563C1"/>
+            <w:sz w:val="22"/>
+            <w:szCs w:val="22"/>
+          </w:rPr>
+          <w:t>pnpm</w:t>
+        </w:r>
+        <w:proofErr w:type="spellEnd"/>
+        <w:r>
+          <w:rPr>
+            <w:rFonts w:ascii="Arial" w:hAnsi="Arial" w:cs="Arial"/>
+            <w:color w:val="0563C1"/>
+            <w:sz w:val="22"/>
+            <w:szCs w:val="22"/>
+          </w:rPr>
+          <w:t xml:space="preserve"> #14754</w:t>
         </w:r>
       </w:hyperlink>
       <w:r>
@@ -1884,25 +2383,7 @@
           <w:sz w:val="22"/>
           <w:szCs w:val="22"/>
         </w:rPr>
-        <w:t xml:space="preserve"> (Rust) - closed license quote in </w:t>
-      </w:r>
-      <w:proofErr w:type="spellStart"/>
-      <w:r>
-        <w:rPr>
-          <w:rFonts w:ascii="Arial" w:hAnsi="Arial" w:cs="Arial"/>
-          <w:sz w:val="22"/>
-          <w:szCs w:val="22"/>
-        </w:rPr>
-        <w:t>synthesize_manifest</w:t>
-      </w:r>
-      <w:proofErr w:type="spellEnd"/>
-      <w:r>
-        <w:rPr>
-          <w:rFonts w:ascii="Arial" w:hAnsi="Arial" w:cs="Arial"/>
-          <w:sz w:val="22"/>
-          <w:szCs w:val="22"/>
-        </w:rPr>
-        <w:t xml:space="preserve"> at EOF so output stays valid TOML.</w:t>
+        <w:t xml:space="preserve"> (Rust) - fixed --no-bail pattern runs to continue and aggregate failures.</w:t>
       </w:r>
     </w:p>
     <w:p>
@@ -1924,6 +2405,15 @@
         <w:t xml:space="preserve">• </w:t>
       </w:r>
       <w:hyperlink r:id="rId26" w:history="1">
+        <w:r>
+          <w:rPr>
+            <w:rFonts w:ascii="Arial" w:hAnsi="Arial" w:cs="Arial"/>
+            <w:color w:val="0563C1"/>
+            <w:sz w:val="22"/>
+            <w:szCs w:val="22"/>
+          </w:rPr>
+          <w:t>ssf0409/</w:t>
+        </w:r>
         <w:proofErr w:type="spellStart"/>
         <w:r>
           <w:rPr>
@@ -1932,7 +2422,7 @@
             <w:sz w:val="22"/>
             <w:szCs w:val="22"/>
           </w:rPr>
-          <w:t>EmbarkStudios</w:t>
+          <w:t>tracelens</w:t>
         </w:r>
         <w:proofErr w:type="spellEnd"/>
         <w:r>
@@ -1942,7 +2432,7 @@
             <w:sz w:val="22"/>
             <w:szCs w:val="22"/>
           </w:rPr>
-          <w:t>/cargo-about #320</w:t>
+          <w:t xml:space="preserve"> #140</w:t>
         </w:r>
       </w:hyperlink>
       <w:r>
@@ -1951,65 +2441,7 @@
           <w:sz w:val="22"/>
           <w:szCs w:val="22"/>
         </w:rPr>
-        <w:t xml:space="preserve"> (Rust) - fixed insert offset to full-manifest coordinates.</w:t>
-      </w:r>
-    </w:p>
-    <w:p>
-      <w:pPr>
-        <w:spacing w:after="50" w:line="240" w:lineRule="auto"/>
-        <w:ind w:left="180" w:hanging="180"/>
-        <w:rPr>
-          <w:rFonts w:ascii="Arial" w:hAnsi="Arial" w:cs="Arial"/>
-          <w:sz w:val="22"/>
-          <w:szCs w:val="22"/>
-        </w:rPr>
-      </w:pPr>
-      <w:r>
-        <w:rPr>
-          <w:rFonts w:ascii="Arial" w:hAnsi="Arial" w:cs="Arial"/>
-          <w:sz w:val="22"/>
-          <w:szCs w:val="22"/>
-        </w:rPr>
-        <w:t xml:space="preserve">• </w:t>
-      </w:r>
-      <w:hyperlink r:id="rId27" w:history="1">
-        <w:r>
-          <w:rPr>
-            <w:rFonts w:ascii="Arial" w:hAnsi="Arial" w:cs="Arial"/>
-            <w:color w:val="0563C1"/>
-            <w:sz w:val="22"/>
-            <w:szCs w:val="22"/>
-          </w:rPr>
-          <w:t>astral-</w:t>
-        </w:r>
-        <w:proofErr w:type="spellStart"/>
-        <w:r>
-          <w:rPr>
-            <w:rFonts w:ascii="Arial" w:hAnsi="Arial" w:cs="Arial"/>
-            <w:color w:val="0563C1"/>
-            <w:sz w:val="22"/>
-            <w:szCs w:val="22"/>
-          </w:rPr>
-          <w:t>sh</w:t>
-        </w:r>
-        <w:proofErr w:type="spellEnd"/>
-        <w:r>
-          <w:rPr>
-            <w:rFonts w:ascii="Arial" w:hAnsi="Arial" w:cs="Arial"/>
-            <w:color w:val="0563C1"/>
-            <w:sz w:val="22"/>
-            <w:szCs w:val="22"/>
-          </w:rPr>
-          <w:t>/ruff #28542</w:t>
-        </w:r>
-      </w:hyperlink>
-      <w:r>
-        <w:rPr>
-          <w:rFonts w:ascii="Arial" w:hAnsi="Arial" w:cs="Arial"/>
-          <w:sz w:val="22"/>
-          <w:szCs w:val="22"/>
-        </w:rPr>
-        <w:t xml:space="preserve"> (Rust) - clarified PYI002 message to name stub-file context for </w:t>
+        <w:t xml:space="preserve"> (Python) - escaped report table cells with </w:t>
       </w:r>
       <w:proofErr w:type="spellStart"/>
       <w:proofErr w:type="gramStart"/>
@@ -2019,7 +2451,7 @@
           <w:sz w:val="22"/>
           <w:szCs w:val="22"/>
         </w:rPr>
-        <w:t>sys.platform</w:t>
+        <w:t>html.escape</w:t>
       </w:r>
       <w:proofErr w:type="spellEnd"/>
       <w:proofErr w:type="gramEnd"/>
@@ -2029,25 +2461,65 @@
           <w:sz w:val="22"/>
           <w:szCs w:val="22"/>
         </w:rPr>
-        <w:t>/</w:t>
-      </w:r>
-      <w:proofErr w:type="spellStart"/>
-      <w:r>
-        <w:rPr>
-          <w:rFonts w:ascii="Arial" w:hAnsi="Arial" w:cs="Arial"/>
-          <w:sz w:val="22"/>
-          <w:szCs w:val="22"/>
-        </w:rPr>
-        <w:t>version_info</w:t>
-      </w:r>
-      <w:proofErr w:type="spellEnd"/>
-      <w:r>
-        <w:rPr>
-          <w:rFonts w:ascii="Arial" w:hAnsi="Arial" w:cs="Arial"/>
-          <w:sz w:val="22"/>
-          <w:szCs w:val="22"/>
-        </w:rPr>
-        <w:t xml:space="preserve"> checks.</w:t>
+        <w:t xml:space="preserve"> so pipes/HTML cannot break summary tables.</w:t>
+      </w:r>
+    </w:p>
+    <w:p>
+      <w:pPr>
+        <w:spacing w:after="50" w:line="240" w:lineRule="auto"/>
+        <w:ind w:left="180" w:hanging="180"/>
+        <w:rPr>
+          <w:rFonts w:ascii="Arial" w:hAnsi="Arial" w:cs="Arial"/>
+          <w:sz w:val="22"/>
+          <w:szCs w:val="22"/>
+        </w:rPr>
+      </w:pPr>
+      <w:r>
+        <w:rPr>
+          <w:rFonts w:ascii="Arial" w:hAnsi="Arial" w:cs="Arial"/>
+          <w:sz w:val="22"/>
+          <w:szCs w:val="22"/>
+        </w:rPr>
+        <w:t>20 shown here; 6 more merged upstream across Rust, TypeScript, Python and MDX.</w:t>
+      </w:r>
+    </w:p>
+    <w:p>
+      <w:pPr>
+        <w:spacing w:after="60" w:line="240" w:lineRule="auto"/>
+        <w:rPr>
+          <w:rFonts w:ascii="Arial" w:hAnsi="Arial" w:cs="Arial"/>
+          <w:b/>
+          <w:sz w:val="22"/>
+          <w:szCs w:val="22"/>
+        </w:rPr>
+      </w:pPr>
+    </w:p>
+    <w:p>
+      <w:pPr>
+        <w:spacing w:after="60" w:line="240" w:lineRule="auto"/>
+        <w:rPr>
+          <w:rFonts w:ascii="Arial" w:hAnsi="Arial" w:cs="Arial"/>
+          <w:b/>
+        </w:rPr>
+      </w:pPr>
+      <w:hyperlink r:id="rId27" w:history="1">
+        <w:r>
+          <w:rPr>
+            <w:rStyle w:val="Hyperlink"/>
+            <w:rFonts w:ascii="Arial" w:hAnsi="Arial" w:cs="Arial"/>
+            <w:b/>
+            <w:color w:val="0563C1"/>
+            <w:u w:val="none"/>
+          </w:rPr>
+          <w:t>Projects</w:t>
+        </w:r>
+      </w:hyperlink>
+      <w:r>
+        <w:rPr>
+          <w:rFonts w:ascii="Arial" w:hAnsi="Arial" w:cs="Arial"/>
+          <w:b/>
+        </w:rPr>
+        <w:t>:</w:t>
       </w:r>
     </w:p>
     <w:p>
@@ -2069,6 +2541,44 @@
         <w:t xml:space="preserve">• </w:t>
       </w:r>
       <w:hyperlink r:id="rId28" w:history="1">
+        <w:r>
+          <w:rPr>
+            <w:rFonts w:ascii="Arial" w:hAnsi="Arial" w:cs="Arial"/>
+            <w:color w:val="0563C1"/>
+            <w:sz w:val="22"/>
+            <w:szCs w:val="22"/>
+          </w:rPr>
+          <w:t>Lattice</w:t>
+        </w:r>
+      </w:hyperlink>
+      <w:r>
+        <w:rPr>
+          <w:rFonts w:ascii="Arial" w:hAnsi="Arial" w:cs="Arial"/>
+          <w:sz w:val="22"/>
+          <w:szCs w:val="22"/>
+        </w:rPr>
+        <w:t>: Web3 roles board aggregating 20 crypto teams plus salary observatory.</w:t>
+      </w:r>
+    </w:p>
+    <w:p>
+      <w:pPr>
+        <w:spacing w:after="50" w:line="240" w:lineRule="auto"/>
+        <w:ind w:left="180" w:hanging="180"/>
+        <w:rPr>
+          <w:rFonts w:ascii="Arial" w:hAnsi="Arial" w:cs="Arial"/>
+          <w:sz w:val="22"/>
+          <w:szCs w:val="22"/>
+        </w:rPr>
+      </w:pPr>
+      <w:r>
+        <w:rPr>
+          <w:rFonts w:ascii="Arial" w:hAnsi="Arial" w:cs="Arial"/>
+          <w:sz w:val="22"/>
+          <w:szCs w:val="22"/>
+        </w:rPr>
+        <w:t xml:space="preserve">• </w:t>
+      </w:r>
+      <w:hyperlink r:id="rId29" w:history="1">
         <w:proofErr w:type="spellStart"/>
         <w:r>
           <w:rPr>
@@ -2077,18 +2587,114 @@
             <w:sz w:val="22"/>
             <w:szCs w:val="22"/>
           </w:rPr>
-          <w:t>pnpm</w:t>
+          <w:t>Jobrow</w:t>
         </w:r>
         <w:proofErr w:type="spellEnd"/>
-        <w:r>
-          <w:rPr>
-            <w:rFonts w:ascii="Arial" w:hAnsi="Arial" w:cs="Arial"/>
-            <w:color w:val="0563C1"/>
-            <w:sz w:val="22"/>
-            <w:szCs w:val="22"/>
-          </w:rPr>
-          <w:t>/</w:t>
-        </w:r>
+      </w:hyperlink>
+      <w:r>
+        <w:rPr>
+          <w:rFonts w:ascii="Arial" w:hAnsi="Arial" w:cs="Arial"/>
+          <w:sz w:val="22"/>
+          <w:szCs w:val="22"/>
+        </w:rPr>
+        <w:t>: Table-first index of 5,000+ open US tech roles from public APIs.</w:t>
+      </w:r>
+    </w:p>
+    <w:p>
+      <w:pPr>
+        <w:spacing w:after="50" w:line="240" w:lineRule="auto"/>
+        <w:ind w:left="180" w:hanging="180"/>
+        <w:rPr>
+          <w:rFonts w:ascii="Arial" w:hAnsi="Arial" w:cs="Arial"/>
+          <w:sz w:val="22"/>
+          <w:szCs w:val="22"/>
+        </w:rPr>
+      </w:pPr>
+      <w:r>
+        <w:rPr>
+          <w:rFonts w:ascii="Arial" w:hAnsi="Arial" w:cs="Arial"/>
+          <w:sz w:val="22"/>
+          <w:szCs w:val="22"/>
+        </w:rPr>
+        <w:t xml:space="preserve">• </w:t>
+      </w:r>
+      <w:hyperlink r:id="rId30" w:history="1">
+        <w:r>
+          <w:rPr>
+            <w:rFonts w:ascii="Arial" w:hAnsi="Arial" w:cs="Arial"/>
+            <w:color w:val="0563C1"/>
+            <w:sz w:val="22"/>
+            <w:szCs w:val="22"/>
+          </w:rPr>
+          <w:t>Luxe Tracker</w:t>
+        </w:r>
+      </w:hyperlink>
+      <w:r>
+        <w:rPr>
+          <w:rFonts w:ascii="Arial" w:hAnsi="Arial" w:cs="Arial"/>
+          <w:sz w:val="22"/>
+          <w:szCs w:val="22"/>
+        </w:rPr>
+        <w:t>: Luxury price-gap dashboard across 5 maisons, 5 regions, 11k rows.</w:t>
+      </w:r>
+    </w:p>
+    <w:p>
+      <w:pPr>
+        <w:spacing w:after="50" w:line="240" w:lineRule="auto"/>
+        <w:ind w:left="180" w:hanging="180"/>
+        <w:rPr>
+          <w:rFonts w:ascii="Arial" w:hAnsi="Arial" w:cs="Arial"/>
+          <w:sz w:val="22"/>
+          <w:szCs w:val="22"/>
+        </w:rPr>
+      </w:pPr>
+      <w:r>
+        <w:rPr>
+          <w:rFonts w:ascii="Arial" w:hAnsi="Arial" w:cs="Arial"/>
+          <w:sz w:val="22"/>
+          <w:szCs w:val="22"/>
+        </w:rPr>
+        <w:t xml:space="preserve">• </w:t>
+      </w:r>
+      <w:hyperlink r:id="rId31" w:history="1">
+        <w:r>
+          <w:rPr>
+            <w:rFonts w:ascii="Arial" w:hAnsi="Arial" w:cs="Arial"/>
+            <w:color w:val="0563C1"/>
+            <w:sz w:val="22"/>
+            <w:szCs w:val="22"/>
+          </w:rPr>
+          <w:t>Aegis</w:t>
+        </w:r>
+      </w:hyperlink>
+      <w:r>
+        <w:rPr>
+          <w:rFonts w:ascii="Arial" w:hAnsi="Arial" w:cs="Arial"/>
+          <w:sz w:val="22"/>
+          <w:szCs w:val="22"/>
+        </w:rPr>
+        <w:t>: Multi-agent ops cortex with supervisor, HITL gates, live graph view.</w:t>
+      </w:r>
+    </w:p>
+    <w:p>
+      <w:pPr>
+        <w:spacing w:after="50" w:line="240" w:lineRule="auto"/>
+        <w:ind w:left="180" w:hanging="180"/>
+        <w:rPr>
+          <w:rFonts w:ascii="Arial" w:hAnsi="Arial" w:cs="Arial"/>
+          <w:sz w:val="22"/>
+          <w:szCs w:val="22"/>
+        </w:rPr>
+      </w:pPr>
+      <w:r>
+        <w:rPr>
+          <w:rFonts w:ascii="Arial" w:hAnsi="Arial" w:cs="Arial"/>
+          <w:sz w:val="22"/>
+          <w:szCs w:val="22"/>
+        </w:rPr>
+        <w:t xml:space="preserve">• </w:t>
+      </w:r>
+      <w:hyperlink r:id="rId32" w:history="1">
         <w:proofErr w:type="spellStart"/>
         <w:r>
           <w:rPr>
@@ -2097,18 +2703,9 @@
             <w:sz w:val="22"/>
             <w:szCs w:val="22"/>
           </w:rPr>
-          <w:t>pnpm</w:t>
+          <w:t>AetherFlow</w:t>
         </w:r>
         <w:proofErr w:type="spellEnd"/>
-        <w:r>
-          <w:rPr>
-            <w:rFonts w:ascii="Arial" w:hAnsi="Arial" w:cs="Arial"/>
-            <w:color w:val="0563C1"/>
-            <w:sz w:val="22"/>
-            <w:szCs w:val="22"/>
-          </w:rPr>
-          <w:t xml:space="preserve"> #14754</w:t>
-        </w:r>
       </w:hyperlink>
       <w:r>
         <w:rPr>
@@ -2116,7 +2713,7 @@
           <w:sz w:val="22"/>
           <w:szCs w:val="22"/>
         </w:rPr>
-        <w:t xml:space="preserve"> (Rust) - fixed --no-bail pattern runs to continue and aggregate failures.</w:t>
+        <w:t>: Local-first flowchart IDE with compile, step simulator, time-travel.</w:t>
       </w:r>
     </w:p>
     <w:p>
@@ -2137,35 +2734,15 @@
         </w:rPr>
         <w:t xml:space="preserve">• </w:t>
       </w:r>
-      <w:hyperlink r:id="rId30" w:history="1">
-        <w:r>
-          <w:rPr>
-            <w:rFonts w:ascii="Arial" w:hAnsi="Arial" w:cs="Arial"/>
-            <w:color w:val="0563C1"/>
-            <w:sz w:val="22"/>
-            <w:szCs w:val="22"/>
-          </w:rPr>
-          <w:t>ssf0409/</w:t>
-        </w:r>
-        <w:proofErr w:type="spellStart"/>
-        <w:r>
-          <w:rPr>
-            <w:rFonts w:ascii="Arial" w:hAnsi="Arial" w:cs="Arial"/>
-            <w:color w:val="0563C1"/>
-            <w:sz w:val="22"/>
-            <w:szCs w:val="22"/>
-          </w:rPr>
-          <w:t>tracelens</w:t>
-        </w:r>
-        <w:proofErr w:type="spellEnd"/>
-        <w:r>
-          <w:rPr>
-            <w:rFonts w:ascii="Arial" w:hAnsi="Arial" w:cs="Arial"/>
-            <w:color w:val="0563C1"/>
-            <w:sz w:val="22"/>
-            <w:szCs w:val="22"/>
-          </w:rPr>
-          <w:t xml:space="preserve"> #140</w:t>
+      <w:hyperlink r:id="rId33" w:history="1">
+        <w:r>
+          <w:rPr>
+            <w:rFonts w:ascii="Arial" w:hAnsi="Arial" w:cs="Arial"/>
+            <w:color w:val="0563C1"/>
+            <w:sz w:val="22"/>
+            <w:szCs w:val="22"/>
+          </w:rPr>
+          <w:t>Synthesis</w:t>
         </w:r>
       </w:hyperlink>
       <w:r>
@@ -2174,311 +2751,6 @@
           <w:sz w:val="22"/>
           <w:szCs w:val="22"/>
         </w:rPr>
-        <w:t xml:space="preserve"> (Python) - escaped report table cells with </w:t>
-      </w:r>
-      <w:proofErr w:type="spellStart"/>
-      <w:proofErr w:type="gramStart"/>
-      <w:r>
-        <w:rPr>
-          <w:rFonts w:ascii="Arial" w:hAnsi="Arial" w:cs="Arial"/>
-          <w:sz w:val="22"/>
-          <w:szCs w:val="22"/>
-        </w:rPr>
-        <w:t>html.escape</w:t>
-      </w:r>
-      <w:proofErr w:type="spellEnd"/>
-      <w:proofErr w:type="gramEnd"/>
-      <w:r>
-        <w:rPr>
-          <w:rFonts w:ascii="Arial" w:hAnsi="Arial" w:cs="Arial"/>
-          <w:sz w:val="22"/>
-          <w:szCs w:val="22"/>
-        </w:rPr>
-        <w:t xml:space="preserve"> so pipes/HTML cannot break summary tables.</w:t>
-      </w:r>
-    </w:p>
-    <w:p>
-      <w:pPr>
-        <w:spacing w:after="50" w:line="240" w:lineRule="auto"/>
-        <w:ind w:left="180" w:hanging="180"/>
-        <w:rPr>
-          <w:rFonts w:ascii="Arial" w:hAnsi="Arial" w:cs="Arial"/>
-          <w:sz w:val="22"/>
-          <w:szCs w:val="22"/>
-        </w:rPr>
-      </w:pPr>
-      <w:r>
-        <w:rPr>
-          <w:rFonts w:ascii="Arial" w:hAnsi="Arial" w:cs="Arial"/>
-          <w:sz w:val="22"/>
-          <w:szCs w:val="22"/>
-        </w:rPr>
-        <w:t xml:space="preserve">20 shown here; 6 more merged upstream across Rust, TypeScript, Python and MDX.</w:t>
-      </w:r>
-    </w:p>
-    <w:p>
-      <w:pPr>
-        <w:spacing w:after="60" w:line="240" w:lineRule="auto"/>
-        <w:rPr>
-          <w:rFonts w:ascii="Arial" w:hAnsi="Arial" w:cs="Arial"/>
-          <w:b/>
-          <w:sz w:val="22"/>
-          <w:szCs w:val="22"/>
-        </w:rPr>
-      </w:pPr>
-    </w:p>
-    <w:p>
-      <w:pPr>
-        <w:spacing w:after="60" w:line="240" w:lineRule="auto"/>
-        <w:rPr>
-          <w:rFonts w:ascii="Arial" w:hAnsi="Arial" w:cs="Arial"/>
-          <w:b/>
-        </w:rPr>
-      </w:pPr>
-      <w:hyperlink r:id="rId33" w:history="1">
-        <w:r>
-          <w:rPr>
-            <w:rStyle w:val="Hyperlink"/>
-            <w:rFonts w:ascii="Arial" w:hAnsi="Arial" w:cs="Arial"/>
-            <w:b/>
-            <w:color w:val="0563C1"/>
-          </w:rPr>
-          <w:t>Projects</w:t>
-        </w:r>
-      </w:hyperlink>
-      <w:r>
-        <w:rPr>
-          <w:rFonts w:ascii="Arial" w:hAnsi="Arial" w:cs="Arial"/>
-          <w:b/>
-        </w:rPr>
-        <w:t>:</w:t>
-      </w:r>
-    </w:p>
-    <w:p>
-      <w:pPr>
-        <w:spacing w:after="50" w:line="240" w:lineRule="auto"/>
-        <w:ind w:left="180" w:hanging="180"/>
-        <w:rPr>
-          <w:rFonts w:ascii="Arial" w:hAnsi="Arial" w:cs="Arial"/>
-          <w:sz w:val="22"/>
-          <w:szCs w:val="22"/>
-        </w:rPr>
-      </w:pPr>
-      <w:r>
-        <w:rPr>
-          <w:rFonts w:ascii="Arial" w:hAnsi="Arial" w:cs="Arial"/>
-          <w:sz w:val="22"/>
-          <w:szCs w:val="22"/>
-        </w:rPr>
-        <w:t xml:space="preserve">• </w:t>
-      </w:r>
-      <w:hyperlink r:id="rId34" w:history="1">
-        <w:r>
-          <w:rPr>
-            <w:rFonts w:ascii="Arial" w:hAnsi="Arial" w:cs="Arial"/>
-            <w:color w:val="0563C1"/>
-            <w:sz w:val="22"/>
-            <w:szCs w:val="22"/>
-          </w:rPr>
-          <w:t>Lattice</w:t>
-        </w:r>
-      </w:hyperlink>
-      <w:r>
-        <w:rPr>
-          <w:rFonts w:ascii="Arial" w:hAnsi="Arial" w:cs="Arial"/>
-          <w:sz w:val="22"/>
-          <w:szCs w:val="22"/>
-        </w:rPr>
-        <w:t>: Web3 roles board aggregating 20 crypto teams plus salary observatory.</w:t>
-      </w:r>
-    </w:p>
-    <w:p>
-      <w:pPr>
-        <w:spacing w:after="50" w:line="240" w:lineRule="auto"/>
-        <w:ind w:left="180" w:hanging="180"/>
-        <w:rPr>
-          <w:rFonts w:ascii="Arial" w:hAnsi="Arial" w:cs="Arial"/>
-          <w:sz w:val="22"/>
-          <w:szCs w:val="22"/>
-        </w:rPr>
-      </w:pPr>
-      <w:r>
-        <w:rPr>
-          <w:rFonts w:ascii="Arial" w:hAnsi="Arial" w:cs="Arial"/>
-          <w:sz w:val="22"/>
-          <w:szCs w:val="22"/>
-        </w:rPr>
-        <w:t xml:space="preserve">• </w:t>
-      </w:r>
-      <w:hyperlink r:id="rId35" w:history="1">
-        <w:r>
-          <w:rPr>
-            <w:rFonts w:ascii="Arial" w:hAnsi="Arial" w:cs="Arial"/>
-            <w:color w:val="0563C1"/>
-            <w:sz w:val="22"/>
-            <w:szCs w:val="22"/>
-          </w:rPr>
-          <w:t>Jobrow</w:t>
-        </w:r>
-      </w:hyperlink>
-      <w:r>
-        <w:rPr>
-          <w:rFonts w:ascii="Arial" w:hAnsi="Arial" w:cs="Arial"/>
-          <w:sz w:val="22"/>
-          <w:szCs w:val="22"/>
-        </w:rPr>
-        <w:t>: Table-first index of 5,000+ open US tech roles from public APIs.</w:t>
-      </w:r>
-    </w:p>
-    <w:p>
-      <w:pPr>
-        <w:spacing w:after="50" w:line="240" w:lineRule="auto"/>
-        <w:ind w:left="180" w:hanging="180"/>
-        <w:rPr>
-          <w:rFonts w:ascii="Arial" w:hAnsi="Arial" w:cs="Arial"/>
-          <w:sz w:val="22"/>
-          <w:szCs w:val="22"/>
-        </w:rPr>
-      </w:pPr>
-      <w:r>
-        <w:rPr>
-          <w:rFonts w:ascii="Arial" w:hAnsi="Arial" w:cs="Arial"/>
-          <w:sz w:val="22"/>
-          <w:szCs w:val="22"/>
-        </w:rPr>
-        <w:t xml:space="preserve">• </w:t>
-      </w:r>
-      <w:hyperlink r:id="rId36" w:history="1">
-        <w:r>
-          <w:rPr>
-            <w:rFonts w:ascii="Arial" w:hAnsi="Arial" w:cs="Arial"/>
-            <w:color w:val="0563C1"/>
-            <w:sz w:val="22"/>
-            <w:szCs w:val="22"/>
-          </w:rPr>
-          <w:t>Luxe Tracker</w:t>
-        </w:r>
-      </w:hyperlink>
-      <w:r>
-        <w:rPr>
-          <w:rFonts w:ascii="Arial" w:hAnsi="Arial" w:cs="Arial"/>
-          <w:sz w:val="22"/>
-          <w:szCs w:val="22"/>
-        </w:rPr>
-        <w:t>: Luxury price-gap dashboard across 5 maisons, 5 regions, 11k rows.</w:t>
-      </w:r>
-    </w:p>
-    <w:p>
-      <w:pPr>
-        <w:spacing w:after="50" w:line="240" w:lineRule="auto"/>
-        <w:ind w:left="180" w:hanging="180"/>
-        <w:rPr>
-          <w:rFonts w:ascii="Arial" w:hAnsi="Arial" w:cs="Arial"/>
-          <w:sz w:val="22"/>
-          <w:szCs w:val="22"/>
-        </w:rPr>
-      </w:pPr>
-      <w:r>
-        <w:rPr>
-          <w:rFonts w:ascii="Arial" w:hAnsi="Arial" w:cs="Arial"/>
-          <w:sz w:val="22"/>
-          <w:szCs w:val="22"/>
-        </w:rPr>
-        <w:t xml:space="preserve">• </w:t>
-      </w:r>
-      <w:hyperlink r:id="rId37" w:history="1">
-        <w:r>
-          <w:rPr>
-            <w:rFonts w:ascii="Arial" w:hAnsi="Arial" w:cs="Arial"/>
-            <w:color w:val="0563C1"/>
-            <w:sz w:val="22"/>
-            <w:szCs w:val="22"/>
-          </w:rPr>
-          <w:t>Aegis</w:t>
-        </w:r>
-      </w:hyperlink>
-      <w:r>
-        <w:rPr>
-          <w:rFonts w:ascii="Arial" w:hAnsi="Arial" w:cs="Arial"/>
-          <w:sz w:val="22"/>
-          <w:szCs w:val="22"/>
-        </w:rPr>
-        <w:t>: Multi-agent ops cortex with supervisor, HITL gates, live graph view.</w:t>
-      </w:r>
-    </w:p>
-    <w:p>
-      <w:pPr>
-        <w:spacing w:after="50" w:line="240" w:lineRule="auto"/>
-        <w:ind w:left="180" w:hanging="180"/>
-        <w:rPr>
-          <w:rFonts w:ascii="Arial" w:hAnsi="Arial" w:cs="Arial"/>
-          <w:sz w:val="22"/>
-          <w:szCs w:val="22"/>
-        </w:rPr>
-      </w:pPr>
-      <w:r>
-        <w:rPr>
-          <w:rFonts w:ascii="Arial" w:hAnsi="Arial" w:cs="Arial"/>
-          <w:sz w:val="22"/>
-          <w:szCs w:val="22"/>
-        </w:rPr>
-        <w:t xml:space="preserve">• </w:t>
-      </w:r>
-      <w:hyperlink r:id="rId38" w:history="1">
-        <w:r>
-          <w:rPr>
-            <w:rFonts w:ascii="Arial" w:hAnsi="Arial" w:cs="Arial"/>
-            <w:color w:val="0563C1"/>
-            <w:sz w:val="22"/>
-            <w:szCs w:val="22"/>
-          </w:rPr>
-          <w:t>AetherFlow</w:t>
-        </w:r>
-      </w:hyperlink>
-      <w:r>
-        <w:rPr>
-          <w:rFonts w:ascii="Arial" w:hAnsi="Arial" w:cs="Arial"/>
-          <w:sz w:val="22"/>
-          <w:szCs w:val="22"/>
-        </w:rPr>
-        <w:t>: Local-first flowchart IDE with compile, step simulator, time-travel.</w:t>
-      </w:r>
-    </w:p>
-    <w:p>
-      <w:pPr>
-        <w:spacing w:after="50" w:line="240" w:lineRule="auto"/>
-        <w:ind w:left="180" w:hanging="180"/>
-        <w:rPr>
-          <w:rFonts w:ascii="Arial" w:hAnsi="Arial" w:cs="Arial"/>
-          <w:sz w:val="22"/>
-          <w:szCs w:val="22"/>
-        </w:rPr>
-      </w:pPr>
-      <w:r>
-        <w:rPr>
-          <w:rFonts w:ascii="Arial" w:hAnsi="Arial" w:cs="Arial"/>
-          <w:sz w:val="22"/>
-          <w:szCs w:val="22"/>
-        </w:rPr>
-        <w:t xml:space="preserve">• </w:t>
-      </w:r>
-      <w:hyperlink r:id="rId39" w:history="1">
-        <w:r>
-          <w:rPr>
-            <w:rFonts w:ascii="Arial" w:hAnsi="Arial" w:cs="Arial"/>
-            <w:color w:val="0563C1"/>
-            <w:sz w:val="22"/>
-            <w:szCs w:val="22"/>
-          </w:rPr>
-          <w:t>Synthesis</w:t>
-        </w:r>
-      </w:hyperlink>
-      <w:r>
-        <w:rPr>
-          <w:rFonts w:ascii="Arial" w:hAnsi="Arial" w:cs="Arial"/>
-          <w:sz w:val="22"/>
-          <w:szCs w:val="22"/>
-        </w:rPr>
         <w:t>: Autonomous research pipeline with HITL, RAG, streaming eval gate.</w:t>
       </w:r>
     </w:p>
@@ -2530,23 +2802,7 @@
           <w:sz w:val="22"/>
           <w:szCs w:val="22"/>
         </w:rPr>
-        <w:t xml:space="preserve">+ production systems </w:t>
-      </w:r>
-      <w:r>
-        <w:rPr>
-          <w:rFonts w:ascii="Arial" w:hAnsi="Arial" w:cs="Arial"/>
-          <w:sz w:val="22"/>
-          <w:szCs w:val="22"/>
-        </w:rPr>
-        <w:t xml:space="preserve">shipped </w:t>
-      </w:r>
-      <w:r>
-        <w:rPr>
-          <w:rFonts w:ascii="Arial" w:hAnsi="Arial" w:cs="Arial"/>
-          <w:sz w:val="22"/>
-          <w:szCs w:val="22"/>
-        </w:rPr>
-        <w:t>across agents, RL eval, real-time observability, and web apps.</w:t>
+        <w:t>+ production systems across agents, RL eval, real-time observability, and web apps.</w:t>
       </w:r>
       <w:r>
         <w:rPr>
@@ -2723,6 +2979,240 @@
         </w:rPr>
         <w:t xml:space="preserve">• </w:t>
       </w:r>
+      <w:hyperlink r:id="rId34" w:history="1">
+        <w:r>
+          <w:rPr>
+            <w:rStyle w:val="Hyperlink"/>
+            <w:rFonts w:ascii="Arial" w:hAnsi="Arial" w:cs="Arial"/>
+            <w:color w:val="0563C1"/>
+            <w:sz w:val="22"/>
+            <w:szCs w:val="22"/>
+          </w:rPr>
+          <w:t>Model Context Protocol</w:t>
+        </w:r>
+      </w:hyperlink>
+      <w:r>
+        <w:rPr>
+          <w:rFonts w:ascii="Arial" w:hAnsi="Arial" w:cs="Arial"/>
+          <w:sz w:val="22"/>
+          <w:szCs w:val="22"/>
+        </w:rPr>
+        <w:t>: Advanced Topics - Anthropic, 2026</w:t>
+      </w:r>
+    </w:p>
+    <w:p>
+      <w:pPr>
+        <w:spacing w:after="50" w:line="240" w:lineRule="auto"/>
+        <w:ind w:left="180" w:hanging="180"/>
+        <w:rPr>
+          <w:rFonts w:ascii="Arial" w:hAnsi="Arial" w:cs="Arial"/>
+          <w:sz w:val="22"/>
+          <w:szCs w:val="22"/>
+        </w:rPr>
+      </w:pPr>
+      <w:r>
+        <w:rPr>
+          <w:rFonts w:ascii="Arial" w:hAnsi="Arial" w:cs="Arial"/>
+          <w:sz w:val="22"/>
+          <w:szCs w:val="22"/>
+        </w:rPr>
+        <w:t xml:space="preserve">• </w:t>
+      </w:r>
+      <w:hyperlink r:id="rId35" w:history="1">
+        <w:r>
+          <w:rPr>
+            <w:rStyle w:val="Hyperlink"/>
+            <w:rFonts w:ascii="Arial" w:hAnsi="Arial" w:cs="Arial"/>
+            <w:color w:val="0563C1"/>
+            <w:sz w:val="22"/>
+            <w:szCs w:val="22"/>
+          </w:rPr>
+          <w:t>AI Fluency for Builders</w:t>
+        </w:r>
+      </w:hyperlink>
+      <w:r>
+        <w:rPr>
+          <w:rFonts w:ascii="Arial" w:hAnsi="Arial" w:cs="Arial"/>
+          <w:sz w:val="22"/>
+          <w:szCs w:val="22"/>
+        </w:rPr>
+        <w:t xml:space="preserve"> - Anthropic (with CodePath), 2026</w:t>
+      </w:r>
+    </w:p>
+    <w:p>
+      <w:pPr>
+        <w:spacing w:after="50" w:line="240" w:lineRule="auto"/>
+        <w:ind w:left="180" w:hanging="180"/>
+        <w:rPr>
+          <w:rFonts w:ascii="Arial" w:hAnsi="Arial" w:cs="Arial"/>
+          <w:sz w:val="22"/>
+          <w:szCs w:val="22"/>
+        </w:rPr>
+      </w:pPr>
+      <w:r>
+        <w:rPr>
+          <w:rFonts w:ascii="Arial" w:hAnsi="Arial" w:cs="Arial"/>
+          <w:sz w:val="22"/>
+          <w:szCs w:val="22"/>
+        </w:rPr>
+        <w:t xml:space="preserve">• </w:t>
+      </w:r>
+      <w:hyperlink r:id="rId36" w:history="1">
+        <w:r>
+          <w:rPr>
+            <w:rStyle w:val="Hyperlink"/>
+            <w:rFonts w:ascii="Arial" w:hAnsi="Arial" w:cs="Arial"/>
+            <w:color w:val="0563C1"/>
+            <w:sz w:val="22"/>
+            <w:szCs w:val="22"/>
+          </w:rPr>
+          <w:t>Agents and Workflows</w:t>
+        </w:r>
+      </w:hyperlink>
+      <w:r>
+        <w:rPr>
+          <w:rFonts w:ascii="Arial" w:hAnsi="Arial" w:cs="Arial"/>
+          <w:sz w:val="22"/>
+          <w:szCs w:val="22"/>
+        </w:rPr>
+        <w:t xml:space="preserve"> - OpenAI Academy, 2026</w:t>
+      </w:r>
+    </w:p>
+    <w:p>
+      <w:pPr>
+        <w:spacing w:after="50" w:line="240" w:lineRule="auto"/>
+        <w:ind w:left="180" w:hanging="180"/>
+        <w:rPr>
+          <w:rFonts w:ascii="Arial" w:hAnsi="Arial" w:cs="Arial"/>
+          <w:sz w:val="22"/>
+          <w:szCs w:val="22"/>
+        </w:rPr>
+      </w:pPr>
+      <w:r>
+        <w:rPr>
+          <w:rFonts w:ascii="Arial" w:hAnsi="Arial" w:cs="Arial"/>
+          <w:sz w:val="22"/>
+          <w:szCs w:val="22"/>
+        </w:rPr>
+        <w:t xml:space="preserve">• </w:t>
+      </w:r>
+      <w:hyperlink r:id="rId37" w:history="1">
+        <w:r>
+          <w:rPr>
+            <w:rStyle w:val="Hyperlink"/>
+            <w:rFonts w:ascii="Arial" w:hAnsi="Arial" w:cs="Arial"/>
+            <w:color w:val="0563C1"/>
+            <w:sz w:val="22"/>
+            <w:szCs w:val="22"/>
+          </w:rPr>
+          <w:t>Deep Agents with LangGraph</w:t>
+        </w:r>
+      </w:hyperlink>
+      <w:r>
+        <w:rPr>
+          <w:rFonts w:ascii="Arial" w:hAnsi="Arial" w:cs="Arial"/>
+          <w:sz w:val="22"/>
+          <w:szCs w:val="22"/>
+        </w:rPr>
+        <w:t xml:space="preserve"> - LangChain Academy, 2026</w:t>
+      </w:r>
+    </w:p>
+    <w:p>
+      <w:pPr>
+        <w:spacing w:after="50" w:line="240" w:lineRule="auto"/>
+        <w:ind w:left="180" w:hanging="180"/>
+        <w:rPr>
+          <w:rFonts w:ascii="Arial" w:hAnsi="Arial" w:cs="Arial"/>
+          <w:sz w:val="22"/>
+          <w:szCs w:val="22"/>
+        </w:rPr>
+      </w:pPr>
+      <w:r>
+        <w:rPr>
+          <w:rFonts w:ascii="Arial" w:hAnsi="Arial" w:cs="Arial"/>
+          <w:sz w:val="22"/>
+          <w:szCs w:val="22"/>
+        </w:rPr>
+        <w:t xml:space="preserve">• </w:t>
+      </w:r>
+      <w:hyperlink r:id="rId38" w:history="1">
+        <w:r>
+          <w:rPr>
+            <w:rStyle w:val="Hyperlink"/>
+            <w:rFonts w:ascii="Arial" w:hAnsi="Arial" w:cs="Arial"/>
+            <w:color w:val="0563C1"/>
+            <w:sz w:val="22"/>
+            <w:szCs w:val="22"/>
+          </w:rPr>
+          <w:t>Ambient Agents with LangGraph</w:t>
+        </w:r>
+      </w:hyperlink>
+      <w:r>
+        <w:rPr>
+          <w:rFonts w:ascii="Arial" w:hAnsi="Arial" w:cs="Arial"/>
+          <w:sz w:val="22"/>
+          <w:szCs w:val="22"/>
+        </w:rPr>
+        <w:t xml:space="preserve"> - LangChain Academy, 2026</w:t>
+      </w:r>
+    </w:p>
+    <w:p>
+      <w:pPr>
+        <w:spacing w:after="50" w:line="240" w:lineRule="auto"/>
+        <w:ind w:left="180" w:hanging="180"/>
+        <w:rPr>
+          <w:rFonts w:ascii="Arial" w:hAnsi="Arial" w:cs="Arial"/>
+          <w:sz w:val="22"/>
+          <w:szCs w:val="22"/>
+        </w:rPr>
+      </w:pPr>
+      <w:r>
+        <w:rPr>
+          <w:rFonts w:ascii="Arial" w:hAnsi="Arial" w:cs="Arial"/>
+          <w:sz w:val="22"/>
+          <w:szCs w:val="22"/>
+        </w:rPr>
+        <w:t xml:space="preserve">• </w:t>
+      </w:r>
+      <w:hyperlink r:id="rId39" w:history="1">
+        <w:r>
+          <w:rPr>
+            <w:rStyle w:val="Hyperlink"/>
+            <w:rFonts w:ascii="Arial" w:hAnsi="Arial" w:cs="Arial"/>
+            <w:color w:val="0563C1"/>
+            <w:sz w:val="22"/>
+            <w:szCs w:val="22"/>
+          </w:rPr>
+          <w:t>Google IT Automation</w:t>
+        </w:r>
+      </w:hyperlink>
+      <w:r>
+        <w:rPr>
+          <w:rFonts w:ascii="Arial" w:hAnsi="Arial" w:cs="Arial"/>
+          <w:sz w:val="22"/>
+          <w:szCs w:val="22"/>
+        </w:rPr>
+        <w:t xml:space="preserve"> with Python Professional Certificate - Google, 2020</w:t>
+      </w:r>
+    </w:p>
+    <w:p>
+      <w:pPr>
+        <w:spacing w:after="50" w:line="240" w:lineRule="auto"/>
+        <w:ind w:left="180" w:hanging="180"/>
+        <w:rPr>
+          <w:rFonts w:ascii="Arial" w:hAnsi="Arial" w:cs="Arial"/>
+          <w:sz w:val="22"/>
+          <w:szCs w:val="22"/>
+        </w:rPr>
+      </w:pPr>
+      <w:r>
+        <w:rPr>
+          <w:rFonts w:ascii="Arial" w:hAnsi="Arial" w:cs="Arial"/>
+          <w:sz w:val="22"/>
+          <w:szCs w:val="22"/>
+        </w:rPr>
+        <w:t xml:space="preserve">• </w:t>
+      </w:r>
       <w:hyperlink r:id="rId40" w:history="1">
         <w:r>
           <w:rPr>
@@ -2732,7 +3222,7 @@
             <w:sz w:val="22"/>
             <w:szCs w:val="22"/>
           </w:rPr>
-          <w:t>Model Context Protocol</w:t>
+          <w:t>Microsoft Certified</w:t>
         </w:r>
       </w:hyperlink>
       <w:r>
@@ -2741,7 +3231,7 @@
           <w:sz w:val="22"/>
           <w:szCs w:val="22"/>
         </w:rPr>
-        <w:t>: Advanced Topics - Anthropic, 2026</w:t>
+        <w:t>: Azure Fundamentals (AZ-900) - Microsoft, 2020</w:t>
       </w:r>
     </w:p>
     <w:p>
@@ -2771,7 +3261,7 @@
             <w:sz w:val="22"/>
             <w:szCs w:val="22"/>
           </w:rPr>
-          <w:t>AI Fluency for Builders</w:t>
+          <w:t>Data Science Specialization</w:t>
         </w:r>
       </w:hyperlink>
       <w:r>
@@ -2780,7 +3270,7 @@
           <w:sz w:val="22"/>
           <w:szCs w:val="22"/>
         </w:rPr>
-        <w:t xml:space="preserve"> - Anthropic (with CodePath), 2026</w:t>
+        <w:t xml:space="preserve"> - Johns Hopkins University (Coursera), 2020</w:t>
       </w:r>
     </w:p>
     <w:p>
@@ -2810,7 +3300,7 @@
             <w:sz w:val="22"/>
             <w:szCs w:val="22"/>
           </w:rPr>
-          <w:t>Agents and Workflows</w:t>
+          <w:t>DeepLearning.AI TensorFlow Developer</w:t>
         </w:r>
       </w:hyperlink>
       <w:r>
@@ -2819,7 +3309,7 @@
           <w:sz w:val="22"/>
           <w:szCs w:val="22"/>
         </w:rPr>
-        <w:t xml:space="preserve"> - OpenAI Academy, 2026</w:t>
+        <w:t xml:space="preserve"> Professional Certificate - DeepLearning.AI, 2020</w:t>
       </w:r>
     </w:p>
     <w:p>
@@ -2849,7 +3339,7 @@
             <w:sz w:val="22"/>
             <w:szCs w:val="22"/>
           </w:rPr>
-          <w:t>Deep Agents with LangGraph</w:t>
+          <w:t>Google IT Support</w:t>
         </w:r>
       </w:hyperlink>
       <w:r>
@@ -2858,7 +3348,7 @@
           <w:sz w:val="22"/>
           <w:szCs w:val="22"/>
         </w:rPr>
-        <w:t xml:space="preserve"> - LangChain Academy, 2026</w:t>
+        <w:t xml:space="preserve"> Professional Certificate - Google, 2020</w:t>
       </w:r>
     </w:p>
     <w:p>
@@ -2888,7 +3378,7 @@
             <w:sz w:val="22"/>
             <w:szCs w:val="22"/>
           </w:rPr>
-          <w:t>Ambient Agents with LangGraph</w:t>
+          <w:t>AWS Fundamentals</w:t>
         </w:r>
       </w:hyperlink>
       <w:r>
@@ -2897,7 +3387,7 @@
           <w:sz w:val="22"/>
           <w:szCs w:val="22"/>
         </w:rPr>
-        <w:t xml:space="preserve"> - LangChain Academy, 2026</w:t>
+        <w:t xml:space="preserve"> Specialization - Amazon Web Services (Coursera), 2020</w:t>
       </w:r>
     </w:p>
     <w:p>
@@ -2927,7 +3417,7 @@
             <w:sz w:val="22"/>
             <w:szCs w:val="22"/>
           </w:rPr>
-          <w:t>Google IT Automation</w:t>
+          <w:t>Six Sigma Green Belt</w:t>
         </w:r>
       </w:hyperlink>
       <w:r>
@@ -2936,7 +3426,7 @@
           <w:sz w:val="22"/>
           <w:szCs w:val="22"/>
         </w:rPr>
-        <w:t xml:space="preserve"> with Python Professional Certificate - Google, 2020</w:t>
+        <w:t xml:space="preserve"> - Kennesaw State University (Coursera), 2020</w:t>
       </w:r>
     </w:p>
     <w:p>
@@ -2966,7 +3456,7 @@
             <w:sz w:val="22"/>
             <w:szCs w:val="22"/>
           </w:rPr>
-          <w:t>Microsoft Certified</w:t>
+          <w:t>Deep Learning Specialization</w:t>
         </w:r>
       </w:hyperlink>
       <w:r>
@@ -2975,7 +3465,7 @@
           <w:sz w:val="22"/>
           <w:szCs w:val="22"/>
         </w:rPr>
-        <w:t>: Azure Fundamentals (AZ-900) - Microsoft, 2020</w:t>
+        <w:t xml:space="preserve"> - DeepLearning.AI, 2020</w:t>
       </w:r>
     </w:p>
     <w:p>
@@ -3005,7 +3495,7 @@
             <w:sz w:val="22"/>
             <w:szCs w:val="22"/>
           </w:rPr>
-          <w:t>Data Science Specialization</w:t>
+          <w:t>IBM Data Science</w:t>
         </w:r>
       </w:hyperlink>
       <w:r>
@@ -3014,7 +3504,7 @@
           <w:sz w:val="22"/>
           <w:szCs w:val="22"/>
         </w:rPr>
-        <w:t xml:space="preserve"> - Johns Hopkins University (Coursera), 2020</w:t>
+        <w:t xml:space="preserve"> Professional Certificate - IBM, 2020</w:t>
       </w:r>
     </w:p>
     <w:p>
@@ -3036,240 +3526,6 @@
         <w:t xml:space="preserve">• </w:t>
       </w:r>
       <w:hyperlink r:id="rId48" w:history="1">
-        <w:r>
-          <w:rPr>
-            <w:rStyle w:val="Hyperlink"/>
-            <w:rFonts w:ascii="Arial" w:hAnsi="Arial" w:cs="Arial"/>
-            <w:color w:val="0563C1"/>
-            <w:sz w:val="22"/>
-            <w:szCs w:val="22"/>
-          </w:rPr>
-          <w:t>DeepLearning.AI TensorFlow Developer</w:t>
-        </w:r>
-      </w:hyperlink>
-      <w:r>
-        <w:rPr>
-          <w:rFonts w:ascii="Arial" w:hAnsi="Arial" w:cs="Arial"/>
-          <w:sz w:val="22"/>
-          <w:szCs w:val="22"/>
-        </w:rPr>
-        <w:t xml:space="preserve"> Professional Certificate - DeepLearning.AI, 2020</w:t>
-      </w:r>
-    </w:p>
-    <w:p>
-      <w:pPr>
-        <w:spacing w:after="50" w:line="240" w:lineRule="auto"/>
-        <w:ind w:left="180" w:hanging="180"/>
-        <w:rPr>
-          <w:rFonts w:ascii="Arial" w:hAnsi="Arial" w:cs="Arial"/>
-          <w:sz w:val="22"/>
-          <w:szCs w:val="22"/>
-        </w:rPr>
-      </w:pPr>
-      <w:r>
-        <w:rPr>
-          <w:rFonts w:ascii="Arial" w:hAnsi="Arial" w:cs="Arial"/>
-          <w:sz w:val="22"/>
-          <w:szCs w:val="22"/>
-        </w:rPr>
-        <w:t xml:space="preserve">• </w:t>
-      </w:r>
-      <w:hyperlink r:id="rId49" w:history="1">
-        <w:r>
-          <w:rPr>
-            <w:rStyle w:val="Hyperlink"/>
-            <w:rFonts w:ascii="Arial" w:hAnsi="Arial" w:cs="Arial"/>
-            <w:color w:val="0563C1"/>
-            <w:sz w:val="22"/>
-            <w:szCs w:val="22"/>
-          </w:rPr>
-          <w:t>Google IT Support</w:t>
-        </w:r>
-      </w:hyperlink>
-      <w:r>
-        <w:rPr>
-          <w:rFonts w:ascii="Arial" w:hAnsi="Arial" w:cs="Arial"/>
-          <w:sz w:val="22"/>
-          <w:szCs w:val="22"/>
-        </w:rPr>
-        <w:t xml:space="preserve"> Professional Certificate - Google, 2020</w:t>
-      </w:r>
-    </w:p>
-    <w:p>
-      <w:pPr>
-        <w:spacing w:after="50" w:line="240" w:lineRule="auto"/>
-        <w:ind w:left="180" w:hanging="180"/>
-        <w:rPr>
-          <w:rFonts w:ascii="Arial" w:hAnsi="Arial" w:cs="Arial"/>
-          <w:sz w:val="22"/>
-          <w:szCs w:val="22"/>
-        </w:rPr>
-      </w:pPr>
-      <w:r>
-        <w:rPr>
-          <w:rFonts w:ascii="Arial" w:hAnsi="Arial" w:cs="Arial"/>
-          <w:sz w:val="22"/>
-          <w:szCs w:val="22"/>
-        </w:rPr>
-        <w:t xml:space="preserve">• </w:t>
-      </w:r>
-      <w:hyperlink r:id="rId50" w:history="1">
-        <w:r>
-          <w:rPr>
-            <w:rStyle w:val="Hyperlink"/>
-            <w:rFonts w:ascii="Arial" w:hAnsi="Arial" w:cs="Arial"/>
-            <w:color w:val="0563C1"/>
-            <w:sz w:val="22"/>
-            <w:szCs w:val="22"/>
-          </w:rPr>
-          <w:t>AWS Fundamentals</w:t>
-        </w:r>
-      </w:hyperlink>
-      <w:r>
-        <w:rPr>
-          <w:rFonts w:ascii="Arial" w:hAnsi="Arial" w:cs="Arial"/>
-          <w:sz w:val="22"/>
-          <w:szCs w:val="22"/>
-        </w:rPr>
-        <w:t xml:space="preserve"> Specialization - Amazon Web Services (Coursera), 2020</w:t>
-      </w:r>
-    </w:p>
-    <w:p>
-      <w:pPr>
-        <w:spacing w:after="50" w:line="240" w:lineRule="auto"/>
-        <w:ind w:left="180" w:hanging="180"/>
-        <w:rPr>
-          <w:rFonts w:ascii="Arial" w:hAnsi="Arial" w:cs="Arial"/>
-          <w:sz w:val="22"/>
-          <w:szCs w:val="22"/>
-        </w:rPr>
-      </w:pPr>
-      <w:r>
-        <w:rPr>
-          <w:rFonts w:ascii="Arial" w:hAnsi="Arial" w:cs="Arial"/>
-          <w:sz w:val="22"/>
-          <w:szCs w:val="22"/>
-        </w:rPr>
-        <w:t xml:space="preserve">• </w:t>
-      </w:r>
-      <w:hyperlink r:id="rId51" w:history="1">
-        <w:r>
-          <w:rPr>
-            <w:rStyle w:val="Hyperlink"/>
-            <w:rFonts w:ascii="Arial" w:hAnsi="Arial" w:cs="Arial"/>
-            <w:color w:val="0563C1"/>
-            <w:sz w:val="22"/>
-            <w:szCs w:val="22"/>
-          </w:rPr>
-          <w:t>Six Sigma Green Belt</w:t>
-        </w:r>
-      </w:hyperlink>
-      <w:r>
-        <w:rPr>
-          <w:rFonts w:ascii="Arial" w:hAnsi="Arial" w:cs="Arial"/>
-          <w:sz w:val="22"/>
-          <w:szCs w:val="22"/>
-        </w:rPr>
-        <w:t xml:space="preserve"> - Kennesaw State University (Coursera), 2020</w:t>
-      </w:r>
-    </w:p>
-    <w:p>
-      <w:pPr>
-        <w:spacing w:after="50" w:line="240" w:lineRule="auto"/>
-        <w:ind w:left="180" w:hanging="180"/>
-        <w:rPr>
-          <w:rFonts w:ascii="Arial" w:hAnsi="Arial" w:cs="Arial"/>
-          <w:sz w:val="22"/>
-          <w:szCs w:val="22"/>
-        </w:rPr>
-      </w:pPr>
-      <w:r>
-        <w:rPr>
-          <w:rFonts w:ascii="Arial" w:hAnsi="Arial" w:cs="Arial"/>
-          <w:sz w:val="22"/>
-          <w:szCs w:val="22"/>
-        </w:rPr>
-        <w:t xml:space="preserve">• </w:t>
-      </w:r>
-      <w:hyperlink r:id="rId52" w:history="1">
-        <w:r>
-          <w:rPr>
-            <w:rStyle w:val="Hyperlink"/>
-            <w:rFonts w:ascii="Arial" w:hAnsi="Arial" w:cs="Arial"/>
-            <w:color w:val="0563C1"/>
-            <w:sz w:val="22"/>
-            <w:szCs w:val="22"/>
-          </w:rPr>
-          <w:t>Deep Learning Specialization</w:t>
-        </w:r>
-      </w:hyperlink>
-      <w:r>
-        <w:rPr>
-          <w:rFonts w:ascii="Arial" w:hAnsi="Arial" w:cs="Arial"/>
-          <w:sz w:val="22"/>
-          <w:szCs w:val="22"/>
-        </w:rPr>
-        <w:t xml:space="preserve"> - DeepLearning.AI, 2020</w:t>
-      </w:r>
-    </w:p>
-    <w:p>
-      <w:pPr>
-        <w:spacing w:after="50" w:line="240" w:lineRule="auto"/>
-        <w:ind w:left="180" w:hanging="180"/>
-        <w:rPr>
-          <w:rFonts w:ascii="Arial" w:hAnsi="Arial" w:cs="Arial"/>
-          <w:sz w:val="22"/>
-          <w:szCs w:val="22"/>
-        </w:rPr>
-      </w:pPr>
-      <w:r>
-        <w:rPr>
-          <w:rFonts w:ascii="Arial" w:hAnsi="Arial" w:cs="Arial"/>
-          <w:sz w:val="22"/>
-          <w:szCs w:val="22"/>
-        </w:rPr>
-        <w:t xml:space="preserve">• </w:t>
-      </w:r>
-      <w:hyperlink r:id="rId53" w:history="1">
-        <w:r>
-          <w:rPr>
-            <w:rStyle w:val="Hyperlink"/>
-            <w:rFonts w:ascii="Arial" w:hAnsi="Arial" w:cs="Arial"/>
-            <w:color w:val="0563C1"/>
-            <w:sz w:val="22"/>
-            <w:szCs w:val="22"/>
-          </w:rPr>
-          <w:t>IBM Data Science</w:t>
-        </w:r>
-      </w:hyperlink>
-      <w:r>
-        <w:rPr>
-          <w:rFonts w:ascii="Arial" w:hAnsi="Arial" w:cs="Arial"/>
-          <w:sz w:val="22"/>
-          <w:szCs w:val="22"/>
-        </w:rPr>
-        <w:t xml:space="preserve"> Professional Certificate - IBM, 2020</w:t>
-      </w:r>
-    </w:p>
-    <w:p>
-      <w:pPr>
-        <w:spacing w:after="50" w:line="240" w:lineRule="auto"/>
-        <w:ind w:left="180" w:hanging="180"/>
-        <w:rPr>
-          <w:rFonts w:ascii="Arial" w:hAnsi="Arial" w:cs="Arial"/>
-          <w:sz w:val="22"/>
-          <w:szCs w:val="22"/>
-        </w:rPr>
-      </w:pPr>
-      <w:r>
-        <w:rPr>
-          <w:rFonts w:ascii="Arial" w:hAnsi="Arial" w:cs="Arial"/>
-          <w:sz w:val="22"/>
-          <w:szCs w:val="22"/>
-        </w:rPr>
-        <w:t xml:space="preserve">• </w:t>
-      </w:r>
-      <w:hyperlink r:id="rId54" w:history="1">
         <w:r>
           <w:rPr>
             <w:rStyle w:val="Hyperlink"/>
@@ -3331,7 +3587,6 @@
           <w:sz w:val="22"/>
           <w:szCs w:val="22"/>
         </w:rPr>
-        <w:lastRenderedPageBreak/>
         <w:t>U</w:t>
       </w:r>
       <w:r>
@@ -3846,7 +4101,6 @@
   <w:style w:type="character" w:default="1" w:styleId="DefaultParagraphFont">
     <w:name w:val="Default Paragraph Font"/>
     <w:uiPriority w:val="1"/>
-    <w:semiHidden/>
     <w:unhideWhenUsed/>
   </w:style>
   <w:style w:type="table" w:default="1" w:styleId="TableNormal">

--- a/docs/Devayan_Mandal.docx
+++ b/docs/Devayan_Mandal.docx
@@ -61,7 +61,31 @@
         <w:rPr>
           <w:rFonts w:ascii="Arial" w:hAnsi="Arial" w:cs="Arial"/>
         </w:rPr>
-        <w:t>Full Stack AI Native / Forward Deployed AI Engineer &amp; Open-Source Contributor - Open to Remote Work</w:t>
+        <w:t>AI Native</w:t>
+      </w:r>
+      <w:r>
+        <w:rPr>
+          <w:rFonts w:ascii="Arial" w:hAnsi="Arial" w:cs="Arial"/>
+        </w:rPr>
+        <w:t xml:space="preserve"> </w:t>
+      </w:r>
+      <w:r>
+        <w:rPr>
+          <w:rFonts w:ascii="Arial" w:hAnsi="Arial" w:cs="Arial"/>
+        </w:rPr>
+        <w:t>Full Stack</w:t>
+      </w:r>
+      <w:r>
+        <w:rPr>
+          <w:rFonts w:ascii="Arial" w:hAnsi="Arial" w:cs="Arial"/>
+        </w:rPr>
+        <w:t xml:space="preserve"> Engineer </w:t>
+      </w:r>
+      <w:r>
+        <w:rPr>
+          <w:rFonts w:ascii="Arial" w:hAnsi="Arial" w:cs="Arial"/>
+        </w:rPr>
+        <w:t>&amp; Open-Source Contributor - Open to Remote Work</w:t>
       </w:r>
     </w:p>
     <w:p>
@@ -2236,7 +2260,6 @@
           <w:sz w:val="22"/>
           <w:szCs w:val="22"/>
         </w:rPr>
-        <w:lastRenderedPageBreak/>
         <w:t xml:space="preserve">• </w:t>
       </w:r>
       <w:hyperlink r:id="rId24" w:history="1">
@@ -2333,6 +2356,7 @@
           <w:sz w:val="22"/>
           <w:szCs w:val="22"/>
         </w:rPr>
+        <w:lastRenderedPageBreak/>
         <w:t xml:space="preserve">• </w:t>
       </w:r>
       <w:hyperlink r:id="rId25" w:history="1">
@@ -4101,6 +4125,7 @@
   <w:style w:type="character" w:default="1" w:styleId="DefaultParagraphFont">
     <w:name w:val="Default Paragraph Font"/>
     <w:uiPriority w:val="1"/>
+    <w:semiHidden/>
     <w:unhideWhenUsed/>
   </w:style>
   <w:style w:type="table" w:default="1" w:styleId="TableNormal">
